--- a/Peregrine 2020.docx
+++ b/Peregrine 2020.docx
@@ -1193,7 +1193,19 @@
         <w:t>They c</w:t>
       </w:r>
       <w:r>
-        <w:t>laimed they needed to be extra thorough given the recent incident</w:t>
+        <w:t>laimed they needed to be extra thorough</w:t>
+      </w:r>
+      <w:r>
+        <w:t>,</w:t>
+      </w:r>
+      <w:r>
+        <w:t xml:space="preserve"> </w:t>
+      </w:r>
+      <w:r>
+        <w:t>in light of</w:t>
+      </w:r>
+      <w:r>
+        <w:t xml:space="preserve"> the recent incident</w:t>
       </w:r>
       <w:r>
         <w:t xml:space="preserve">. </w:t>
@@ -2382,10 +2394,18 @@
     </w:p>
     <w:p>
       <w:r>
-        <w:t>“Corpo</w:t>
-      </w:r>
-      <w:r>
-        <w:t xml:space="preserve">s </w:t>
+        <w:t>“</w:t>
+      </w:r>
+      <w:proofErr w:type="spellStart"/>
+      <w:r>
+        <w:t>Corpo</w:t>
+      </w:r>
+      <w:r>
+        <w:t>s</w:t>
+      </w:r>
+      <w:proofErr w:type="spellEnd"/>
+      <w:r>
+        <w:t xml:space="preserve"> </w:t>
       </w:r>
       <w:r>
         <w:t xml:space="preserve">are assholes, what else is new? </w:t>
@@ -2691,19 +2711,31 @@
         <w:t xml:space="preserve">, </w:t>
       </w:r>
       <w:r>
-        <w:t>only for one of my team members to be shot dead during our stay</w:t>
-      </w:r>
-      <w:r>
-        <w:t>. S</w:t>
+        <w:t xml:space="preserve">only for one of my team members to be </w:t>
+      </w:r>
+      <w:r>
+        <w:t>murdered</w:t>
+      </w:r>
+      <w:r>
+        <w:t xml:space="preserve"> during our stay</w:t>
+      </w:r>
+      <w:r>
+        <w:t>,</w:t>
+      </w:r>
+      <w:r>
+        <w:t xml:space="preserve"> </w:t>
+      </w:r>
+      <w:r>
+        <w:t>s</w:t>
       </w:r>
       <w:r>
         <w:t>o</w:t>
       </w:r>
       <w:r>
-        <w:t>,</w:t>
-      </w:r>
-      <w:r>
-        <w:t xml:space="preserve"> here I am, on my way</w:t>
+        <w:t xml:space="preserve"> </w:t>
+      </w:r>
+      <w:r>
+        <w:t>here I am, on my way</w:t>
       </w:r>
       <w:r>
         <w:t xml:space="preserve"> back</w:t>
@@ -2819,7 +2851,13 @@
         <w:t>the</w:t>
       </w:r>
       <w:r>
-        <w:t xml:space="preserve"> machine itself is well-hidden, and the</w:t>
+        <w:t xml:space="preserve"> machine itself is well-hidden, and</w:t>
+      </w:r>
+      <w:r>
+        <w:t>, as we’ve seen,</w:t>
+      </w:r>
+      <w:r>
+        <w:t xml:space="preserve"> the</w:t>
       </w:r>
       <w:r>
         <w:t xml:space="preserve"> Vancouver branch isn’t friendly to headquarters.</w:t>
@@ -2831,9 +2869,6 @@
         <w:t>.</w:t>
       </w:r>
       <w:r>
-        <w:t xml:space="preserve"> You already saw what happened the first time I tried.</w:t>
-      </w:r>
-      <w:r>
         <w:t>”</w:t>
       </w:r>
     </w:p>
@@ -2854,7 +2889,7 @@
         <w:t xml:space="preserve"> </w:t>
       </w:r>
       <w:r>
-        <w:t>this memory</w:t>
+        <w:t>it</w:t>
       </w:r>
       <w:r>
         <w:t xml:space="preserve"> for you,” Akiko said</w:t>
@@ -2967,7 +3002,13 @@
         <w:t xml:space="preserve">One question, though. </w:t>
       </w:r>
       <w:r>
-        <w:t>Is it really just Director Hao you’re after</w:t>
+        <w:t>How do you know Director Hao is</w:t>
+      </w:r>
+      <w:r>
+        <w:t xml:space="preserve"> actually, you know,</w:t>
+      </w:r>
+      <w:r>
+        <w:t xml:space="preserve"> guilty</w:t>
       </w:r>
       <w:r>
         <w:t>?”</w:t>
@@ -2978,13 +3019,13 @@
         <w:t>“</w:t>
       </w:r>
       <w:r>
-        <w:t>If you’re worried about your friend, don’t be. We’ll be ‘cleaning house,’ as they say, but I don’t have any reason to suspect her of any crimes</w:t>
-      </w:r>
-      <w:r>
-        <w:t xml:space="preserve">. </w:t>
-      </w:r>
-      <w:r>
-        <w:t>If helping me gets you what you want, d</w:t>
+        <w:t>That, I’m not at liberty to disclose</w:t>
+      </w:r>
+      <w:r>
+        <w:t>.</w:t>
+      </w:r>
+      <w:r>
+        <w:t xml:space="preserve"> D</w:t>
       </w:r>
       <w:r>
         <w:t>o you really care</w:t>
@@ -3047,7 +3088,16 @@
         <w:t xml:space="preserve"> All I ask is that if you do learn something, you send it my way. </w:t>
       </w:r>
       <w:r>
-        <w:t xml:space="preserve">Do we have a deal?” </w:t>
+        <w:t>Capi</w:t>
+      </w:r>
+      <w:r>
+        <w:t>s</w:t>
+      </w:r>
+      <w:r>
+        <w:t>ce?”</w:t>
+      </w:r>
+      <w:r>
+        <w:t xml:space="preserve"> </w:t>
       </w:r>
     </w:p>
     <w:p>
@@ -3063,39 +3113,45 @@
     </w:p>
     <w:p>
       <w:r>
+        <w:t>“</w:t>
+      </w:r>
+      <w:r>
+        <w:t>Splendid</w:t>
+      </w:r>
+      <w:r>
+        <w:t>!</w:t>
+      </w:r>
+      <w:r>
+        <w:t xml:space="preserve"> And it goes without saying that </w:t>
+      </w:r>
+      <w:r>
+        <w:t>this stays between you and me</w:t>
+      </w:r>
+      <w:r>
+        <w:t xml:space="preserve"> – I’m sure </w:t>
+      </w:r>
+      <w:r>
+        <w:t xml:space="preserve">your </w:t>
+      </w:r>
+      <w:r>
+        <w:t xml:space="preserve">work </w:t>
+      </w:r>
+      <w:r>
+        <w:t>friends are</w:t>
+      </w:r>
+      <w:r>
+        <w:t xml:space="preserve"> good people, but </w:t>
+      </w:r>
+      <w:r>
+        <w:t xml:space="preserve">they’re understandably suspicious of </w:t>
+      </w:r>
+      <w:r>
+        <w:t>me and mine.”</w:t>
+      </w:r>
+    </w:p>
+    <w:p>
+      <w:r>
         <w:lastRenderedPageBreak/>
-        <w:t>“</w:t>
-      </w:r>
-      <w:r>
-        <w:t>Splendid</w:t>
-      </w:r>
-      <w:r>
-        <w:t>!</w:t>
-      </w:r>
-      <w:r>
-        <w:t xml:space="preserve"> And it goes without saying that </w:t>
-      </w:r>
-      <w:r>
-        <w:t>this stays between you and me</w:t>
-      </w:r>
-      <w:r>
-        <w:t xml:space="preserve"> – I’m sure </w:t>
-      </w:r>
-      <w:r>
-        <w:t>your friends are</w:t>
-      </w:r>
-      <w:r>
-        <w:t xml:space="preserve"> good people, but </w:t>
-      </w:r>
-      <w:r>
-        <w:t xml:space="preserve">they’re understandably suspicious of </w:t>
-      </w:r>
-      <w:r>
-        <w:t>me and mine.”</w:t>
-      </w:r>
-    </w:p>
-    <w:p>
-      <w:r>
         <w:t xml:space="preserve">As </w:t>
       </w:r>
       <w:r>
@@ -3217,7 +3273,10 @@
         <w:t xml:space="preserve">“Well, that’s good to hear, at least,” Cassandra said </w:t>
       </w:r>
       <w:r>
-        <w:t xml:space="preserve">while </w:t>
+        <w:t>as</w:t>
+      </w:r>
+      <w:r>
+        <w:t xml:space="preserve"> </w:t>
       </w:r>
       <w:r>
         <w:t xml:space="preserve">Akiko </w:t>
@@ -3298,6 +3357,9 @@
     </w:p>
     <w:p/>
     <w:p/>
+    <w:p/>
+    <w:p/>
+    <w:p/>
     <w:p>
       <w:pPr>
         <w:pStyle w:val="Heading2"/>
@@ -3821,7 +3883,19 @@
           <w:lang w:eastAsia="ja-JP"/>
         </w:rPr>
         <w:lastRenderedPageBreak/>
-        <w:t>“True enough! Maybe I can come visit you and mother, then. It’s been a while since I’ve been home</w:t>
+        <w:t>“</w:t>
+      </w:r>
+      <w:r>
+        <w:rPr>
+          <w:lang w:eastAsia="ja-JP"/>
+        </w:rPr>
+        <w:t>Very true</w:t>
+      </w:r>
+      <w:r>
+        <w:rPr>
+          <w:lang w:eastAsia="ja-JP"/>
+        </w:rPr>
+        <w:t>! Maybe I can come visit you and mother, then. It’s been a while since I’ve been home</w:t>
       </w:r>
       <w:r>
         <w:rPr>
@@ -3852,7 +3926,19 @@
         <w:rPr>
           <w:lang w:eastAsia="ja-JP"/>
         </w:rPr>
-        <w:t>start a restaurant, the Golden Meadow,</w:t>
+        <w:t xml:space="preserve">start </w:t>
+      </w:r>
+      <w:r>
+        <w:rPr>
+          <w:lang w:eastAsia="ja-JP"/>
+        </w:rPr>
+        <w:t>his</w:t>
+      </w:r>
+      <w:r>
+        <w:rPr>
+          <w:lang w:eastAsia="ja-JP"/>
+        </w:rPr>
+        <w:t xml:space="preserve"> restaurant, the Golden Meadow,</w:t>
       </w:r>
       <w:r>
         <w:rPr>
@@ -4187,10 +4273,10 @@
         <w:t>“</w:t>
       </w:r>
       <w:r>
-        <w:t>Yeah, f</w:t>
-      </w:r>
-      <w:r>
-        <w:t>air enough</w:t>
+        <w:t xml:space="preserve">Yeah, </w:t>
+      </w:r>
+      <w:r>
+        <w:t>fair enough</w:t>
       </w:r>
       <w:r>
         <w:t>.”</w:t>
@@ -9030,7 +9116,21 @@
         <w:rPr>
           <w:rFonts w:eastAsia="Times New Roman"/>
         </w:rPr>
-        <w:t>“I don’t know. I’ll think about it. Anyway, I can’t stick around much longer, ‘cause the meeting will be starting shortly, but feel free to make yourself at home. Help yourself to the pantry or fridge if you’re hungry, and call me if you need anything, okay?”</w:t>
+        <w:t xml:space="preserve">“I don’t know. I’ll think about it. Anyway, I can’t stick around much longer, </w:t>
+      </w:r>
+      <w:proofErr w:type="spellStart"/>
+      <w:r>
+        <w:rPr>
+          <w:rFonts w:eastAsia="Times New Roman"/>
+        </w:rPr>
+        <w:t>‘cause</w:t>
+      </w:r>
+      <w:proofErr w:type="spellEnd"/>
+      <w:r>
+        <w:rPr>
+          <w:rFonts w:eastAsia="Times New Roman"/>
+        </w:rPr>
+        <w:t xml:space="preserve"> the meeting will be starting shortly, but feel free to make yourself at home. Help yourself to the pantry or fridge if you’re hungry, and call me if you need anything, okay?”</w:t>
       </w:r>
     </w:p>
     <w:p>
@@ -11150,7 +11250,21 @@
         <w:rPr>
           <w:rFonts w:eastAsia="Times New Roman"/>
         </w:rPr>
-        <w:t>who’s gotta head out</w:t>
+        <w:t xml:space="preserve">who’s </w:t>
+      </w:r>
+      <w:proofErr w:type="spellStart"/>
+      <w:r>
+        <w:rPr>
+          <w:rFonts w:eastAsia="Times New Roman"/>
+        </w:rPr>
+        <w:t>gotta</w:t>
+      </w:r>
+      <w:proofErr w:type="spellEnd"/>
+      <w:r>
+        <w:rPr>
+          <w:rFonts w:eastAsia="Times New Roman"/>
+        </w:rPr>
+        <w:t xml:space="preserve"> head out</w:t>
       </w:r>
       <w:r>
         <w:rPr>
@@ -16139,6 +16253,7 @@
   <w:style w:type="character" w:default="1" w:styleId="DefaultParagraphFont">
     <w:name w:val="Default Paragraph Font"/>
     <w:uiPriority w:val="1"/>
+    <w:semiHidden/>
     <w:unhideWhenUsed/>
   </w:style>
   <w:style w:type="table" w:default="1" w:styleId="TableNormal">

--- a/Peregrine 2020.docx
+++ b/Peregrine 2020.docx
@@ -1419,7 +1419,13 @@
         <w:t>Shufen Hao</w:t>
       </w:r>
       <w:r>
-        <w:t xml:space="preserve">, Director of </w:t>
+        <w:t xml:space="preserve">, </w:t>
+      </w:r>
+      <w:r>
+        <w:t>overseer</w:t>
+      </w:r>
+      <w:r>
+        <w:t xml:space="preserve"> of </w:t>
       </w:r>
       <w:r>
         <w:t>the</w:t>
@@ -1464,7 +1470,13 @@
         <w:t>our</w:t>
       </w:r>
       <w:r>
-        <w:t xml:space="preserve"> chief of security</w:t>
+        <w:t xml:space="preserve"> </w:t>
+      </w:r>
+      <w:r>
+        <w:t>head</w:t>
+      </w:r>
+      <w:r>
+        <w:t xml:space="preserve"> of security</w:t>
       </w:r>
       <w:r>
         <w:t>.</w:t>
@@ -1975,7 +1987,13 @@
         <w:t xml:space="preserve"> without turning away from the window. </w:t>
       </w:r>
       <w:r>
-        <w:t xml:space="preserve">“Chief of security seems like a </w:t>
+        <w:t>“</w:t>
+      </w:r>
+      <w:r>
+        <w:t>Head</w:t>
+      </w:r>
+      <w:r>
+        <w:t xml:space="preserve"> of security seems like a </w:t>
       </w:r>
       <w:r>
         <w:t>fancy</w:t>
@@ -2394,24 +2412,16 @@
     </w:p>
     <w:p>
       <w:r>
-        <w:t>“</w:t>
-      </w:r>
-      <w:proofErr w:type="spellStart"/>
-      <w:r>
-        <w:t>Corpo</w:t>
-      </w:r>
-      <w:r>
-        <w:t>s</w:t>
-      </w:r>
-      <w:proofErr w:type="spellEnd"/>
-      <w:r>
-        <w:t xml:space="preserve"> </w:t>
+        <w:t>“Corpo</w:t>
+      </w:r>
+      <w:r>
+        <w:t xml:space="preserve">s </w:t>
       </w:r>
       <w:r>
         <w:t xml:space="preserve">are assholes, what else is new? </w:t>
       </w:r>
       <w:r>
-        <w:t>Uh, p</w:t>
+        <w:t>P</w:t>
       </w:r>
       <w:r>
         <w:t>re</w:t>
@@ -2608,6 +2618,9 @@
         <w:t xml:space="preserve"> he had been her mentor in university</w:t>
       </w:r>
       <w:r>
+        <w:t xml:space="preserve"> while she interned at the company</w:t>
+      </w:r>
+      <w:r>
         <w:t>. Given what Cassandra had told her about the rivalry between Seattle and Vancouver, she was sure this counted as a conflict of interest.</w:t>
       </w:r>
     </w:p>
@@ -3002,7 +3015,13 @@
         <w:t xml:space="preserve">One question, though. </w:t>
       </w:r>
       <w:r>
-        <w:t>How do you know Director Hao is</w:t>
+        <w:t xml:space="preserve">How do you know </w:t>
+      </w:r>
+      <w:r>
+        <w:t>Overseer</w:t>
+      </w:r>
+      <w:r>
+        <w:t xml:space="preserve"> Hao is</w:t>
       </w:r>
       <w:r>
         <w:t xml:space="preserve"> actually, you know,</w:t>
@@ -3025,7 +3044,10 @@
         <w:t>.</w:t>
       </w:r>
       <w:r>
-        <w:t xml:space="preserve"> D</w:t>
+        <w:t xml:space="preserve"> </w:t>
+      </w:r>
+      <w:r>
+        <w:t>But d</w:t>
       </w:r>
       <w:r>
         <w:t>o you really care</w:t>
@@ -3196,7 +3218,7 @@
         <w:t>he</w:t>
       </w:r>
       <w:r>
-        <w:t xml:space="preserve"> said with an inappropriately cheerful smile. “No need to answer – one look is all I need to tell you’re your mother’s daughter. I was just talking with your friend here about that dreadful incident back </w:t>
+        <w:t xml:space="preserve"> said with an inappropriately cheerful smile. “No need to answer – one look is all I need to tell you’re your mother’s daughter. I was talking with your friend here about that dreadful incident back </w:t>
       </w:r>
       <w:r>
         <w:t>on campus</w:t>
@@ -3241,19 +3263,10 @@
     </w:p>
     <w:p>
       <w:r>
-        <w:t>“Yeah. It’s…it’s like he said</w:t>
-      </w:r>
-      <w:r>
-        <w:t>,</w:t>
-      </w:r>
-      <w:r>
-        <w:t xml:space="preserve"> </w:t>
-      </w:r>
-      <w:r>
-        <w:t>w</w:t>
-      </w:r>
-      <w:r>
-        <w:t>e were just talking about the murder</w:t>
+        <w:t xml:space="preserve">“Yeah. </w:t>
+      </w:r>
+      <w:r>
+        <w:t>I interned for him way back in uni, so we were just catching up</w:t>
       </w:r>
       <w:r>
         <w:t xml:space="preserve">. May I?” Akiko pointed to the bag of candy, which </w:t>
@@ -4919,7 +4932,13 @@
         <w:rPr>
           <w:lang w:eastAsia="ja-JP"/>
         </w:rPr>
-        <w:t>HQ has</w:t>
+        <w:t>the board</w:t>
+      </w:r>
+      <w:r>
+        <w:rPr>
+          <w:lang w:eastAsia="ja-JP"/>
+        </w:rPr>
+        <w:t xml:space="preserve"> has</w:t>
       </w:r>
       <w:r>
         <w:rPr>
@@ -5136,19 +5155,43 @@
         <w:rPr>
           <w:lang w:eastAsia="ja-JP"/>
         </w:rPr>
-        <w:t>In a couple of weeks,</w:t>
-      </w:r>
-      <w:r>
-        <w:rPr>
-          <w:lang w:eastAsia="ja-JP"/>
-        </w:rPr>
-        <w:t xml:space="preserve"> the board will review something called the VSI, the Vancouver Security Initiative</w:t>
-      </w:r>
-      <w:r>
-        <w:rPr>
-          <w:lang w:eastAsia="ja-JP"/>
-        </w:rPr>
-        <w:t xml:space="preserve">. </w:t>
+        <w:t>The board is preparing to review</w:t>
+      </w:r>
+      <w:r>
+        <w:rPr>
+          <w:lang w:eastAsia="ja-JP"/>
+        </w:rPr>
+        <w:t xml:space="preserve"> something called the VSI, the </w:t>
+      </w:r>
+      <w:r>
+        <w:rPr>
+          <w:lang w:eastAsia="ja-JP"/>
+        </w:rPr>
+        <w:t>‘</w:t>
+      </w:r>
+      <w:r>
+        <w:rPr>
+          <w:lang w:eastAsia="ja-JP"/>
+        </w:rPr>
+        <w:t>Vancouver Security Initiative</w:t>
+      </w:r>
+      <w:r>
+        <w:rPr>
+          <w:lang w:eastAsia="ja-JP"/>
+        </w:rPr>
+        <w:t>.</w:t>
+      </w:r>
+      <w:r>
+        <w:rPr>
+          <w:lang w:eastAsia="ja-JP"/>
+        </w:rPr>
+        <w:t>’</w:t>
+      </w:r>
+      <w:r>
+        <w:rPr>
+          <w:lang w:eastAsia="ja-JP"/>
+        </w:rPr>
+        <w:t xml:space="preserve"> </w:t>
       </w:r>
       <w:r>
         <w:rPr>
@@ -5202,7 +5245,19 @@
         <w:rPr>
           <w:lang w:eastAsia="ja-JP"/>
         </w:rPr>
-        <w:t>bureaucratic assholes are taking their sweet time building a case against us, but once they do, they’ll drop the hammer</w:t>
+        <w:t xml:space="preserve">bureaucratic assholes </w:t>
+      </w:r>
+      <w:r>
+        <w:rPr>
+          <w:lang w:eastAsia="ja-JP"/>
+        </w:rPr>
+        <w:t>need time to gather evidence</w:t>
+      </w:r>
+      <w:r>
+        <w:rPr>
+          <w:lang w:eastAsia="ja-JP"/>
+        </w:rPr>
+        <w:t>, but once they do, they’ll drop the hammer</w:t>
       </w:r>
       <w:r>
         <w:rPr>
@@ -5314,103 +5369,86 @@
         <w:rPr>
           <w:lang w:eastAsia="ja-JP"/>
         </w:rPr>
-        <w:t xml:space="preserve">“There is one piece of good news,” Jackson </w:t>
-      </w:r>
-      <w:r>
-        <w:rPr>
-          <w:lang w:eastAsia="ja-JP"/>
-        </w:rPr>
-        <w:t>continued</w:t>
-      </w:r>
-      <w:r>
-        <w:rPr>
-          <w:lang w:eastAsia="ja-JP"/>
-        </w:rPr>
-        <w:t xml:space="preserve">. “They caught the killer. </w:t>
-      </w:r>
-      <w:r>
-        <w:rPr>
-          <w:lang w:eastAsia="ja-JP"/>
-        </w:rPr>
-        <w:t xml:space="preserve">He’s a recent </w:t>
-      </w:r>
-      <w:r>
-        <w:rPr>
-          <w:lang w:eastAsia="ja-JP"/>
-        </w:rPr>
-        <w:t>transfer</w:t>
-      </w:r>
-      <w:r>
-        <w:rPr>
-          <w:lang w:eastAsia="ja-JP"/>
-        </w:rPr>
-        <w:t xml:space="preserve"> who previously worked </w:t>
-      </w:r>
-      <w:r>
-        <w:rPr>
-          <w:lang w:eastAsia="ja-JP"/>
-        </w:rPr>
-        <w:t>at headquarters</w:t>
-      </w:r>
-      <w:r>
-        <w:rPr>
-          <w:lang w:eastAsia="ja-JP"/>
-        </w:rPr>
-        <w:t xml:space="preserve">, and only </w:t>
-      </w:r>
-      <w:r>
-        <w:rPr>
-          <w:lang w:eastAsia="ja-JP"/>
-        </w:rPr>
-        <w:t xml:space="preserve">recently moved to </w:t>
-      </w:r>
-      <w:r>
-        <w:rPr>
-          <w:lang w:eastAsia="ja-JP"/>
-        </w:rPr>
-        <w:t xml:space="preserve">our </w:t>
-      </w:r>
-      <w:r>
-        <w:rPr>
-          <w:lang w:eastAsia="ja-JP"/>
-        </w:rPr>
-        <w:t>campus</w:t>
-      </w:r>
-      <w:r>
-        <w:rPr>
-          <w:lang w:eastAsia="ja-JP"/>
-        </w:rPr>
-        <w:t>, just like all the other spies we know about</w:t>
-      </w:r>
-      <w:r>
-        <w:rPr>
-          <w:lang w:eastAsia="ja-JP"/>
-        </w:rPr>
-        <w:t>.</w:t>
-      </w:r>
-      <w:r>
-        <w:rPr>
-          <w:lang w:eastAsia="ja-JP"/>
-        </w:rPr>
-        <w:t xml:space="preserve"> No known motive</w:t>
-      </w:r>
-      <w:r>
-        <w:rPr>
-          <w:lang w:eastAsia="ja-JP"/>
-        </w:rPr>
-        <w:t>, but a history of financial troubles</w:t>
-      </w:r>
-      <w:r>
-        <w:rPr>
-          <w:lang w:eastAsia="ja-JP"/>
-        </w:rPr>
-        <w:t>.</w:t>
-      </w:r>
-      <w:r>
-        <w:rPr>
-          <w:lang w:eastAsia="ja-JP"/>
-        </w:rPr>
-        <w:t>”</w:t>
+        <w:t>“I saw Director Lancaster on the train, talking to Akiko</w:t>
+      </w:r>
+      <w:r>
+        <w:rPr>
+          <w:lang w:eastAsia="ja-JP"/>
+        </w:rPr>
+        <w:t>,” Cassandra said.</w:t>
+      </w:r>
+      <w:r>
+        <w:rPr>
+          <w:lang w:eastAsia="ja-JP"/>
+        </w:rPr>
+        <w:t xml:space="preserve"> </w:t>
+      </w:r>
+      <w:r>
+        <w:rPr>
+          <w:lang w:eastAsia="ja-JP"/>
+        </w:rPr>
+        <w:t xml:space="preserve">“She says he was his mentor and they were just reminiscing about the good old days, or some such banality, but </w:t>
+      </w:r>
+      <w:r>
+        <w:rPr>
+          <w:lang w:eastAsia="ja-JP"/>
+        </w:rPr>
+        <w:t>it’s possible</w:t>
+      </w:r>
+      <w:r>
+        <w:rPr>
+          <w:lang w:eastAsia="ja-JP"/>
+        </w:rPr>
+        <w:t xml:space="preserve"> he was </w:t>
+      </w:r>
+      <w:r>
+        <w:rPr>
+          <w:lang w:eastAsia="ja-JP"/>
+        </w:rPr>
+        <w:t>gunning for</w:t>
+      </w:r>
+      <w:r>
+        <w:rPr>
+          <w:lang w:eastAsia="ja-JP"/>
+        </w:rPr>
+        <w:t xml:space="preserve"> information. Whether she gave it willingly or not remains to be seen.”</w:t>
+      </w:r>
+    </w:p>
+    <w:p>
+      <w:pPr>
+        <w:rPr>
+          <w:lang w:eastAsia="ja-JP"/>
+        </w:rPr>
+      </w:pPr>
+      <w:r>
+        <w:rPr>
+          <w:lang w:eastAsia="ja-JP"/>
+        </w:rPr>
+        <w:t>“If he was on the train, that means he’s here tonight, too</w:t>
+      </w:r>
+      <w:r>
+        <w:rPr>
+          <w:lang w:eastAsia="ja-JP"/>
+        </w:rPr>
+        <w:t>. No doubt spinning whatever Ms. Miura told him into ammo for the VSI,</w:t>
+      </w:r>
+      <w:r>
+        <w:rPr>
+          <w:lang w:eastAsia="ja-JP"/>
+        </w:rPr>
+        <w:t xml:space="preserve">” </w:t>
+      </w:r>
+      <w:r>
+        <w:rPr>
+          <w:lang w:eastAsia="ja-JP"/>
+        </w:rPr>
+        <w:t>Shufen</w:t>
+      </w:r>
+      <w:r>
+        <w:rPr>
+          <w:lang w:eastAsia="ja-JP"/>
+        </w:rPr>
+        <w:t xml:space="preserve"> said.</w:t>
       </w:r>
     </w:p>
     <w:p>
@@ -5429,68 +5467,32 @@
         <w:rPr>
           <w:lang w:eastAsia="ja-JP"/>
         </w:rPr>
-        <w:t>You</w:t>
-      </w:r>
-      <w:r>
-        <w:rPr>
-          <w:lang w:eastAsia="ja-JP"/>
-        </w:rPr>
-        <w:t xml:space="preserve"> mean to say you</w:t>
-      </w:r>
-      <w:r>
-        <w:rPr>
-          <w:lang w:eastAsia="ja-JP"/>
-        </w:rPr>
-        <w:t xml:space="preserve"> think the whole thing’s a false flag</w:t>
-      </w:r>
-      <w:r>
-        <w:rPr>
-          <w:lang w:eastAsia="ja-JP"/>
-        </w:rPr>
-        <w:t>?</w:t>
-      </w:r>
-      <w:r>
-        <w:rPr>
-          <w:lang w:eastAsia="ja-JP"/>
-        </w:rPr>
-        <w:t xml:space="preserve"> They coerced some poor fool </w:t>
-      </w:r>
-      <w:r>
-        <w:rPr>
-          <w:lang w:eastAsia="ja-JP"/>
-        </w:rPr>
-        <w:t>into stirring</w:t>
-      </w:r>
-      <w:r>
-        <w:rPr>
-          <w:lang w:eastAsia="ja-JP"/>
-        </w:rPr>
-        <w:t xml:space="preserve"> up trouble?</w:t>
-      </w:r>
-      <w:r>
-        <w:rPr>
-          <w:lang w:eastAsia="ja-JP"/>
-        </w:rPr>
-        <w:t>”</w:t>
-      </w:r>
-    </w:p>
-    <w:p>
-      <w:pPr>
-        <w:rPr>
-          <w:lang w:eastAsia="ja-JP"/>
-        </w:rPr>
-      </w:pPr>
-      <w:r>
-        <w:rPr>
-          <w:lang w:eastAsia="ja-JP"/>
-        </w:rPr>
-        <w:t xml:space="preserve">“Thinking is your old lady’s job. </w:t>
-      </w:r>
-      <w:r>
-        <w:rPr>
-          <w:lang w:eastAsia="ja-JP"/>
-        </w:rPr>
-        <w:t xml:space="preserve">But if you </w:t>
+        <w:t>We don’t know that yet.”</w:t>
+      </w:r>
+    </w:p>
+    <w:p>
+      <w:pPr>
+        <w:rPr>
+          <w:lang w:eastAsia="ja-JP"/>
+        </w:rPr>
+      </w:pPr>
+      <w:r>
+        <w:rPr>
+          <w:lang w:eastAsia="ja-JP"/>
+        </w:rPr>
+        <w:t xml:space="preserve">Shufen sighed. </w:t>
+      </w:r>
+      <w:r>
+        <w:rPr>
+          <w:lang w:eastAsia="ja-JP"/>
+        </w:rPr>
+        <w:t>“</w:t>
+      </w:r>
+      <w:r>
+        <w:rPr>
+          <w:lang w:eastAsia="ja-JP"/>
+        </w:rPr>
+        <w:t xml:space="preserve">You’re not wrong. He could be doing any number of things, and that’s what worries me. We’ll just have to deal with him later, and focus on the things we </w:t>
       </w:r>
       <w:r>
         <w:rPr>
@@ -5498,37 +5500,70 @@
           <w:iCs/>
           <w:lang w:eastAsia="ja-JP"/>
         </w:rPr>
-        <w:t>did</w:t>
-      </w:r>
-      <w:r>
-        <w:rPr>
-          <w:lang w:eastAsia="ja-JP"/>
-        </w:rPr>
-        <w:t xml:space="preserve"> want my opinion, I’d say it’s worth looking into. If you can prove the</w:t>
-      </w:r>
-      <w:r>
-        <w:rPr>
-          <w:lang w:eastAsia="ja-JP"/>
-        </w:rPr>
-        <w:t xml:space="preserve">y’re </w:t>
-      </w:r>
-      <w:r>
-        <w:rPr>
-          <w:lang w:eastAsia="ja-JP"/>
-        </w:rPr>
-        <w:t>setting us up</w:t>
-      </w:r>
-      <w:r>
-        <w:rPr>
-          <w:lang w:eastAsia="ja-JP"/>
-        </w:rPr>
-        <w:t>, their case evaporates.</w:t>
-      </w:r>
-      <w:r>
-        <w:rPr>
-          <w:lang w:eastAsia="ja-JP"/>
-        </w:rPr>
-        <w:t xml:space="preserve"> Poof! Gone.</w:t>
+        <w:t xml:space="preserve">can </w:t>
+      </w:r>
+      <w:r>
+        <w:rPr>
+          <w:lang w:eastAsia="ja-JP"/>
+        </w:rPr>
+        <w:t>control for now. Bolstering security on campus, for instance.”</w:t>
+      </w:r>
+    </w:p>
+    <w:p>
+      <w:pPr>
+        <w:rPr>
+          <w:lang w:eastAsia="ja-JP"/>
+        </w:rPr>
+      </w:pPr>
+      <w:r>
+        <w:rPr>
+          <w:lang w:eastAsia="ja-JP"/>
+        </w:rPr>
+        <w:t>“</w:t>
+      </w:r>
+      <w:r>
+        <w:rPr>
+          <w:lang w:eastAsia="ja-JP"/>
+        </w:rPr>
+        <w:t xml:space="preserve">That’s definitely something I can do. </w:t>
+      </w:r>
+      <w:r>
+        <w:rPr>
+          <w:lang w:eastAsia="ja-JP"/>
+        </w:rPr>
+        <w:t xml:space="preserve">Is there anywhere you </w:t>
+      </w:r>
+      <w:r>
+        <w:rPr>
+          <w:lang w:eastAsia="ja-JP"/>
+        </w:rPr>
+        <w:t>want prioritized</w:t>
+      </w:r>
+      <w:r>
+        <w:rPr>
+          <w:lang w:eastAsia="ja-JP"/>
+        </w:rPr>
+        <w:t>?” Cassandra asked.</w:t>
+      </w:r>
+    </w:p>
+    <w:p>
+      <w:pPr>
+        <w:rPr>
+          <w:lang w:eastAsia="ja-JP"/>
+        </w:rPr>
+      </w:pPr>
+      <w:r>
+        <w:rPr>
+          <w:lang w:eastAsia="ja-JP"/>
+        </w:rPr>
+        <w:lastRenderedPageBreak/>
+        <w:t>“No, I trust your judgement.</w:t>
+      </w:r>
+      <w:r>
+        <w:rPr>
+          <w:lang w:eastAsia="ja-JP"/>
+        </w:rPr>
+        <w:t xml:space="preserve"> What matters most is that we look like we’re taking care of things.</w:t>
       </w:r>
       <w:r>
         <w:rPr>
@@ -5547,19 +5582,37 @@
         <w:rPr>
           <w:lang w:eastAsia="ja-JP"/>
         </w:rPr>
-        <w:t xml:space="preserve">Shufen sighed. </w:t>
-      </w:r>
-      <w:r>
-        <w:rPr>
-          <w:lang w:eastAsia="ja-JP"/>
-        </w:rPr>
-        <w:t>“</w:t>
-      </w:r>
-      <w:r>
-        <w:rPr>
-          <w:lang w:eastAsia="ja-JP"/>
-        </w:rPr>
-        <w:t>Rather than chase conspiracies, I’d rather find</w:t>
+        <w:t xml:space="preserve">Though Cassandra wanted to feel proud of her mother’s confidence in her, the </w:t>
+      </w:r>
+      <w:r>
+        <w:rPr>
+          <w:lang w:eastAsia="ja-JP"/>
+        </w:rPr>
+        <w:t>weary</w:t>
+      </w:r>
+      <w:r>
+        <w:rPr>
+          <w:lang w:eastAsia="ja-JP"/>
+        </w:rPr>
+        <w:t xml:space="preserve"> tone of the old woman’s voice made it clear that this “trust” was </w:t>
+      </w:r>
+      <w:r>
+        <w:rPr>
+          <w:lang w:eastAsia="ja-JP"/>
+        </w:rPr>
+        <w:t>disguised</w:t>
+      </w:r>
+      <w:r>
+        <w:rPr>
+          <w:lang w:eastAsia="ja-JP"/>
+        </w:rPr>
+        <w:t xml:space="preserve"> resignation</w:t>
+      </w:r>
+      <w:r>
+        <w:rPr>
+          <w:lang w:eastAsia="ja-JP"/>
+        </w:rPr>
+        <w:t>.</w:t>
       </w:r>
       <w:r>
         <w:rPr>
@@ -5571,7 +5624,51 @@
         <w:rPr>
           <w:lang w:eastAsia="ja-JP"/>
         </w:rPr>
-        <w:t>a few</w:t>
+        <w:t>Whatever they did, it wouldn’t matter.</w:t>
+      </w:r>
+    </w:p>
+    <w:p>
+      <w:pPr>
+        <w:rPr>
+          <w:lang w:eastAsia="ja-JP"/>
+        </w:rPr>
+      </w:pPr>
+      <w:r>
+        <w:rPr>
+          <w:lang w:eastAsia="ja-JP"/>
+        </w:rPr>
+        <w:t xml:space="preserve">“I understand,” she </w:t>
+      </w:r>
+      <w:r>
+        <w:rPr>
+          <w:lang w:eastAsia="ja-JP"/>
+        </w:rPr>
+        <w:t>said</w:t>
+      </w:r>
+      <w:r>
+        <w:rPr>
+          <w:lang w:eastAsia="ja-JP"/>
+        </w:rPr>
+        <w:t xml:space="preserve">, lacking the energy to challenge Shufen’s cynicism. </w:t>
+      </w:r>
+      <w:r>
+        <w:rPr>
+          <w:lang w:eastAsia="ja-JP"/>
+        </w:rPr>
+        <w:t>“I…I think I need a drink, though. If you don’t mind, I’m gonna step away for a bit.”</w:t>
+      </w:r>
+    </w:p>
+    <w:p>
+      <w:pPr>
+        <w:rPr>
+          <w:lang w:eastAsia="ja-JP"/>
+        </w:rPr>
+      </w:pPr>
+      <w:r>
+        <w:rPr>
+          <w:lang w:eastAsia="ja-JP"/>
+        </w:rPr>
+        <w:t>“By all means.</w:t>
       </w:r>
       <w:r>
         <w:rPr>
@@ -5583,44 +5680,178 @@
         <w:rPr>
           <w:lang w:eastAsia="ja-JP"/>
         </w:rPr>
-        <w:t>board members</w:t>
-      </w:r>
-      <w:r>
-        <w:rPr>
-          <w:lang w:eastAsia="ja-JP"/>
-        </w:rPr>
-        <w:t xml:space="preserve"> we can convince to oppose this initiative,” Shufen finally said. </w:t>
-      </w:r>
-    </w:p>
-    <w:p>
-      <w:pPr>
-        <w:rPr>
-          <w:lang w:eastAsia="ja-JP"/>
-        </w:rPr>
-      </w:pPr>
-      <w:r>
-        <w:rPr>
-          <w:lang w:eastAsia="ja-JP"/>
-        </w:rPr>
-        <w:t xml:space="preserve">“You’ll need more than a few. </w:t>
-      </w:r>
-      <w:r>
-        <w:rPr>
-          <w:lang w:eastAsia="ja-JP"/>
-        </w:rPr>
-        <w:t xml:space="preserve">The mood </w:t>
-      </w:r>
-      <w:r>
-        <w:rPr>
-          <w:lang w:eastAsia="ja-JP"/>
-        </w:rPr>
-        <w:t>over</w:t>
-      </w:r>
-      <w:r>
-        <w:rPr>
-          <w:lang w:eastAsia="ja-JP"/>
-        </w:rPr>
-        <w:t xml:space="preserve"> there</w:t>
+        <w:t>Just make sure to keep yourself sober</w:t>
+      </w:r>
+      <w:r>
+        <w:rPr>
+          <w:lang w:eastAsia="ja-JP"/>
+        </w:rPr>
+        <w:t>.”</w:t>
+      </w:r>
+    </w:p>
+    <w:p>
+      <w:pPr>
+        <w:rPr>
+          <w:lang w:eastAsia="ja-JP"/>
+        </w:rPr>
+      </w:pPr>
+      <w:r>
+        <w:rPr>
+          <w:lang w:eastAsia="ja-JP"/>
+        </w:rPr>
+        <w:t xml:space="preserve">“If you want to be boring,” Jackson </w:t>
+      </w:r>
+      <w:r>
+        <w:rPr>
+          <w:lang w:eastAsia="ja-JP"/>
+        </w:rPr>
+        <w:t>said</w:t>
+      </w:r>
+      <w:r>
+        <w:rPr>
+          <w:lang w:eastAsia="ja-JP"/>
+        </w:rPr>
+        <w:t>.</w:t>
+      </w:r>
+    </w:p>
+    <w:p>
+      <w:pPr>
+        <w:rPr>
+          <w:lang w:eastAsia="ja-JP"/>
+        </w:rPr>
+      </w:pPr>
+      <w:r>
+        <w:rPr>
+          <w:lang w:eastAsia="ja-JP"/>
+        </w:rPr>
+        <w:t xml:space="preserve">“I think boring is exactly what I need right now, thank you </w:t>
+      </w:r>
+      <w:r>
+        <w:rPr>
+          <w:lang w:eastAsia="ja-JP"/>
+        </w:rPr>
+        <w:t>kindly</w:t>
+      </w:r>
+      <w:r>
+        <w:rPr>
+          <w:lang w:eastAsia="ja-JP"/>
+        </w:rPr>
+        <w:t>.”</w:t>
+      </w:r>
+    </w:p>
+    <w:p>
+      <w:pPr>
+        <w:ind w:firstLine="0"/>
+        <w:jc w:val="center"/>
+      </w:pPr>
+      <w:r>
+        <w:t>*</w:t>
+      </w:r>
+      <w:r>
+        <w:tab/>
+        <w:t xml:space="preserve">* </w:t>
+      </w:r>
+      <w:r>
+        <w:tab/>
+        <w:t>*</w:t>
+      </w:r>
+    </w:p>
+    <w:p>
+      <w:pPr>
+        <w:rPr>
+          <w:lang w:eastAsia="ja-JP"/>
+        </w:rPr>
+      </w:pPr>
+      <w:r>
+        <w:rPr>
+          <w:lang w:eastAsia="ja-JP"/>
+        </w:rPr>
+        <w:t>After arming herself</w:t>
+      </w:r>
+      <w:r>
+        <w:rPr>
+          <w:lang w:eastAsia="ja-JP"/>
+        </w:rPr>
+        <w:t xml:space="preserve"> with a </w:t>
+      </w:r>
+      <w:r>
+        <w:rPr>
+          <w:lang w:eastAsia="ja-JP"/>
+        </w:rPr>
+        <w:t>fresh glass of water</w:t>
+      </w:r>
+      <w:r>
+        <w:rPr>
+          <w:lang w:eastAsia="ja-JP"/>
+        </w:rPr>
+        <w:t xml:space="preserve">, </w:t>
+      </w:r>
+      <w:r>
+        <w:rPr>
+          <w:lang w:eastAsia="ja-JP"/>
+        </w:rPr>
+        <w:t>Cassandra</w:t>
+      </w:r>
+      <w:r>
+        <w:rPr>
+          <w:lang w:eastAsia="ja-JP"/>
+        </w:rPr>
+        <w:t xml:space="preserve"> made her way to the balcony for some fresh air. The concrete was still damp and the air was still humid from the </w:t>
+      </w:r>
+      <w:r>
+        <w:rPr>
+          <w:lang w:eastAsia="ja-JP"/>
+        </w:rPr>
+        <w:t xml:space="preserve">recent storm, but the clouds had cleared. </w:t>
+      </w:r>
+      <w:r>
+        <w:rPr>
+          <w:lang w:eastAsia="ja-JP"/>
+        </w:rPr>
+        <w:t>Were it not for the light pollution, she could have seen the stars.</w:t>
+      </w:r>
+    </w:p>
+    <w:p>
+      <w:pPr>
+        <w:rPr>
+          <w:lang w:eastAsia="ja-JP"/>
+        </w:rPr>
+      </w:pPr>
+      <w:r>
+        <w:rPr>
+          <w:lang w:eastAsia="ja-JP"/>
+        </w:rPr>
+        <w:t xml:space="preserve">Though Elias was nowhere to be seen, </w:t>
+      </w:r>
+      <w:r>
+        <w:rPr>
+          <w:lang w:eastAsia="ja-JP"/>
+        </w:rPr>
+        <w:t xml:space="preserve">Akiko was already </w:t>
+      </w:r>
+      <w:r>
+        <w:rPr>
+          <w:lang w:eastAsia="ja-JP"/>
+        </w:rPr>
+        <w:t>there</w:t>
+      </w:r>
+      <w:r>
+        <w:rPr>
+          <w:lang w:eastAsia="ja-JP"/>
+        </w:rPr>
+        <w:t>, engrossed in conversation with another group of guests. Her cheeks red with the glow of a woman who’d had her fair share of drinks</w:t>
+      </w:r>
+      <w:r>
+        <w:rPr>
+          <w:lang w:eastAsia="ja-JP"/>
+        </w:rPr>
+        <w:t xml:space="preserve">, </w:t>
+      </w:r>
+      <w:r>
+        <w:rPr>
+          <w:lang w:eastAsia="ja-JP"/>
+        </w:rPr>
+        <w:t>Akiko idly played with the lanyard around her neck, at the end of which was a navy-blue ID badge</w:t>
       </w:r>
       <w:r>
         <w:rPr>
@@ -5632,49 +5863,251 @@
         <w:rPr>
           <w:lang w:eastAsia="ja-JP"/>
         </w:rPr>
-        <w:t>is</w:t>
-      </w:r>
-      <w:r>
-        <w:rPr>
-          <w:lang w:eastAsia="ja-JP"/>
-        </w:rPr>
-        <w:t xml:space="preserve"> that </w:t>
-      </w:r>
-      <w:r>
-        <w:rPr>
-          <w:lang w:eastAsia="ja-JP"/>
-        </w:rPr>
-        <w:t>Vancouver</w:t>
-      </w:r>
-      <w:r>
-        <w:rPr>
-          <w:lang w:eastAsia="ja-JP"/>
-        </w:rPr>
-        <w:t xml:space="preserve"> should be punished like a naughty child</w:t>
-      </w:r>
-      <w:r>
-        <w:rPr>
-          <w:lang w:eastAsia="ja-JP"/>
-        </w:rPr>
-        <w:t xml:space="preserve">, so I expect a lot of support for the </w:t>
-      </w:r>
-      <w:r>
-        <w:rPr>
-          <w:lang w:eastAsia="ja-JP"/>
-        </w:rPr>
-        <w:t>V</w:t>
-      </w:r>
-      <w:r>
-        <w:rPr>
-          <w:lang w:eastAsia="ja-JP"/>
-        </w:rPr>
-        <w:t>SI.</w:t>
-      </w:r>
-      <w:r>
-        <w:rPr>
-          <w:lang w:eastAsia="ja-JP"/>
-        </w:rPr>
-        <w:t xml:space="preserve">” </w:t>
+        <w:t>that bore her name and title</w:t>
+      </w:r>
+      <w:r>
+        <w:rPr>
+          <w:lang w:eastAsia="ja-JP"/>
+        </w:rPr>
+        <w:t xml:space="preserve">. </w:t>
+      </w:r>
+    </w:p>
+    <w:p>
+      <w:pPr>
+        <w:rPr>
+          <w:lang w:eastAsia="ja-JP"/>
+        </w:rPr>
+      </w:pPr>
+      <w:r>
+        <w:rPr>
+          <w:lang w:eastAsia="ja-JP"/>
+        </w:rPr>
+        <w:t>“She</w:t>
+      </w:r>
+      <w:r>
+        <w:rPr>
+          <w:lang w:eastAsia="ja-JP"/>
+        </w:rPr>
+        <w:t xml:space="preserve"> </w:t>
+      </w:r>
+      <w:r>
+        <w:rPr>
+          <w:lang w:eastAsia="ja-JP"/>
+        </w:rPr>
+        <w:t>really</w:t>
+      </w:r>
+      <w:r>
+        <w:rPr>
+          <w:lang w:eastAsia="ja-JP"/>
+        </w:rPr>
+        <w:t xml:space="preserve"> caught your eye, huh?” came a familiar voice from behind. “Don’t think I don’t see you staring.” </w:t>
+      </w:r>
+    </w:p>
+    <w:p>
+      <w:pPr>
+        <w:rPr>
+          <w:lang w:eastAsia="ja-JP"/>
+        </w:rPr>
+      </w:pPr>
+      <w:r>
+        <w:rPr>
+          <w:lang w:eastAsia="ja-JP"/>
+        </w:rPr>
+        <w:t>Cassandra did not deign to look back towards Jackson. “</w:t>
+      </w:r>
+      <w:r>
+        <w:rPr>
+          <w:lang w:eastAsia="ja-JP"/>
+        </w:rPr>
+        <w:t>I’d wager</w:t>
+      </w:r>
+      <w:r>
+        <w:rPr>
+          <w:lang w:eastAsia="ja-JP"/>
+        </w:rPr>
+        <w:t xml:space="preserve"> my mother ask</w:t>
+      </w:r>
+      <w:r>
+        <w:rPr>
+          <w:lang w:eastAsia="ja-JP"/>
+        </w:rPr>
+        <w:t>ed</w:t>
+      </w:r>
+      <w:r>
+        <w:rPr>
+          <w:lang w:eastAsia="ja-JP"/>
+        </w:rPr>
+        <w:t xml:space="preserve"> you to follow me?</w:t>
+      </w:r>
+      <w:r>
+        <w:rPr>
+          <w:lang w:eastAsia="ja-JP"/>
+        </w:rPr>
+        <w:t xml:space="preserve"> </w:t>
+      </w:r>
+      <w:r>
+        <w:rPr>
+          <w:lang w:eastAsia="ja-JP"/>
+        </w:rPr>
+        <w:t>She</w:t>
+      </w:r>
+      <w:r>
+        <w:rPr>
+          <w:lang w:eastAsia="ja-JP"/>
+        </w:rPr>
+        <w:t xml:space="preserve"> already accused me of being a pervert</w:t>
+      </w:r>
+      <w:r>
+        <w:rPr>
+          <w:lang w:eastAsia="ja-JP"/>
+        </w:rPr>
+        <w:t xml:space="preserve"> once</w:t>
+      </w:r>
+      <w:r>
+        <w:rPr>
+          <w:lang w:eastAsia="ja-JP"/>
+        </w:rPr>
+        <w:t xml:space="preserve"> tonight</w:t>
+      </w:r>
+      <w:r>
+        <w:rPr>
+          <w:lang w:eastAsia="ja-JP"/>
+        </w:rPr>
+        <w:t>, so if you’d kindly spare me…”</w:t>
+      </w:r>
+    </w:p>
+    <w:p>
+      <w:pPr>
+        <w:rPr>
+          <w:lang w:eastAsia="ja-JP"/>
+        </w:rPr>
+      </w:pPr>
+      <w:r>
+        <w:rPr>
+          <w:lang w:eastAsia="ja-JP"/>
+        </w:rPr>
+        <w:t xml:space="preserve">“Come on, can’t you give me a little credit? I know you better than that. </w:t>
+      </w:r>
+      <w:r>
+        <w:rPr>
+          <w:lang w:eastAsia="ja-JP"/>
+        </w:rPr>
+        <w:t>That chick’s</w:t>
+      </w:r>
+      <w:r>
+        <w:rPr>
+          <w:lang w:eastAsia="ja-JP"/>
+        </w:rPr>
+        <w:t xml:space="preserve"> </w:t>
+      </w:r>
+      <w:r>
+        <w:rPr>
+          <w:lang w:eastAsia="ja-JP"/>
+        </w:rPr>
+        <w:t>one</w:t>
+      </w:r>
+      <w:r>
+        <w:rPr>
+          <w:lang w:eastAsia="ja-JP"/>
+        </w:rPr>
+        <w:t xml:space="preserve"> </w:t>
+      </w:r>
+      <w:r>
+        <w:rPr>
+          <w:lang w:eastAsia="ja-JP"/>
+        </w:rPr>
+        <w:t>fine</w:t>
+      </w:r>
+      <w:r>
+        <w:rPr>
+          <w:lang w:eastAsia="ja-JP"/>
+        </w:rPr>
+        <w:t xml:space="preserve"> slice of T </w:t>
+      </w:r>
+      <w:r>
+        <w:rPr>
+          <w:lang w:eastAsia="ja-JP"/>
+        </w:rPr>
+        <w:t>an’</w:t>
+      </w:r>
+      <w:r>
+        <w:rPr>
+          <w:lang w:eastAsia="ja-JP"/>
+        </w:rPr>
+        <w:t xml:space="preserve"> A, but you’re not </w:t>
+      </w:r>
+      <w:r>
+        <w:rPr>
+          <w:lang w:eastAsia="ja-JP"/>
+        </w:rPr>
+        <w:t>ogling</w:t>
+      </w:r>
+      <w:r>
+        <w:rPr>
+          <w:lang w:eastAsia="ja-JP"/>
+        </w:rPr>
+        <w:t xml:space="preserve"> because you want to fuck her. You </w:t>
+      </w:r>
+      <w:r>
+        <w:rPr>
+          <w:lang w:eastAsia="ja-JP"/>
+        </w:rPr>
+        <w:t>think you can</w:t>
+      </w:r>
+      <w:r>
+        <w:rPr>
+          <w:lang w:eastAsia="ja-JP"/>
+        </w:rPr>
+        <w:t xml:space="preserve"> use her</w:t>
+      </w:r>
+      <w:r>
+        <w:rPr>
+          <w:lang w:eastAsia="ja-JP"/>
+        </w:rPr>
+        <w:t xml:space="preserve"> to solve our little problem</w:t>
+      </w:r>
+      <w:r>
+        <w:rPr>
+          <w:lang w:eastAsia="ja-JP"/>
+        </w:rPr>
+        <w:t>.</w:t>
+      </w:r>
+      <w:r>
+        <w:rPr>
+          <w:lang w:eastAsia="ja-JP"/>
+        </w:rPr>
+        <w:t>”</w:t>
+      </w:r>
+      <w:r>
+        <w:rPr>
+          <w:lang w:eastAsia="ja-JP"/>
+        </w:rPr>
+        <w:t xml:space="preserve"> </w:t>
+      </w:r>
+    </w:p>
+    <w:p>
+      <w:pPr>
+        <w:rPr>
+          <w:lang w:eastAsia="ja-JP"/>
+        </w:rPr>
+      </w:pPr>
+      <w:r>
+        <w:rPr>
+          <w:lang w:eastAsia="ja-JP"/>
+        </w:rPr>
+        <w:t xml:space="preserve">Cassandra laughed. </w:t>
+      </w:r>
+      <w:r>
+        <w:rPr>
+          <w:lang w:eastAsia="ja-JP"/>
+        </w:rPr>
+        <w:t>“Is it that obvious?”</w:t>
+      </w:r>
+      <w:r>
+        <w:rPr>
+          <w:lang w:eastAsia="ja-JP"/>
+        </w:rPr>
+        <w:t xml:space="preserve"> </w:t>
       </w:r>
     </w:p>
     <w:p>
@@ -5694,106 +6127,277 @@
         <w:rPr>
           <w:lang w:eastAsia="ja-JP"/>
         </w:rPr>
-        <w:t>That’s fine. I’ll get the people we need.</w:t>
-      </w:r>
-      <w:r>
-        <w:rPr>
-          <w:lang w:eastAsia="ja-JP"/>
+        <w:t>I</w:t>
+      </w:r>
+      <w:r>
+        <w:rPr>
+          <w:lang w:eastAsia="ja-JP"/>
+        </w:rPr>
+        <w:t xml:space="preserve"> know what you look like when you want a girl in your bed</w:t>
+      </w:r>
+      <w:r>
+        <w:rPr>
+          <w:lang w:eastAsia="ja-JP"/>
+        </w:rPr>
+        <w:t>, and that ain’t it</w:t>
+      </w:r>
+      <w:r>
+        <w:rPr>
+          <w:lang w:eastAsia="ja-JP"/>
+        </w:rPr>
+        <w:t xml:space="preserve">.” Jackson tapped Cassandra’s temple, and she </w:t>
+      </w:r>
+      <w:r>
+        <w:rPr>
+          <w:lang w:eastAsia="ja-JP"/>
+        </w:rPr>
+        <w:t xml:space="preserve">instinctively </w:t>
+      </w:r>
+      <w:r>
+        <w:rPr>
+          <w:lang w:eastAsia="ja-JP"/>
+        </w:rPr>
+        <w:t>leaned away</w:t>
+      </w:r>
+      <w:r>
+        <w:rPr>
+          <w:lang w:eastAsia="ja-JP"/>
+        </w:rPr>
+        <w:t>.</w:t>
+      </w:r>
+      <w:r>
+        <w:rPr>
+          <w:lang w:eastAsia="ja-JP"/>
+        </w:rPr>
+        <w:t xml:space="preserve"> “Besides, I had the exact same idea.</w:t>
+      </w:r>
+      <w:r>
+        <w:rPr>
+          <w:lang w:eastAsia="ja-JP"/>
+        </w:rPr>
+        <w:t xml:space="preserve"> Get her on our side for a little bit of old-fashioned counter-espionage, eh?”</w:t>
+      </w:r>
+    </w:p>
+    <w:p>
+      <w:pPr>
+        <w:rPr>
+          <w:lang w:eastAsia="ja-JP"/>
+        </w:rPr>
+      </w:pPr>
+      <w:r>
+        <w:rPr>
+          <w:lang w:eastAsia="ja-JP"/>
+        </w:rPr>
+        <w:t>“That’s about the long and short of it, yes.”</w:t>
+      </w:r>
+    </w:p>
+    <w:p>
+      <w:pPr>
+        <w:rPr>
+          <w:lang w:val="en-CA" w:eastAsia="ja-JP"/>
+        </w:rPr>
+      </w:pPr>
+      <w:r>
+        <w:rPr>
+          <w:lang w:eastAsia="ja-JP"/>
+        </w:rPr>
+        <w:t>“</w:t>
+      </w:r>
+      <w:r>
+        <w:rPr>
+          <w:lang w:eastAsia="ja-JP"/>
+        </w:rPr>
+        <w:t>For someone who wants to be a spy, you’re damn easy to read, but never mind that.</w:t>
+      </w:r>
+      <w:r>
+        <w:rPr>
+          <w:lang w:val="en-CA" w:eastAsia="ja-JP"/>
         </w:rPr>
         <w:t xml:space="preserve"> </w:t>
       </w:r>
       <w:r>
         <w:rPr>
-          <w:lang w:eastAsia="ja-JP"/>
-        </w:rPr>
-        <w:t>Meanwhile, the security team needs to bolster patrols</w:t>
-      </w:r>
-      <w:r>
-        <w:rPr>
-          <w:lang w:eastAsia="ja-JP"/>
-        </w:rPr>
-        <w:t xml:space="preserve"> around campus</w:t>
-      </w:r>
-      <w:r>
-        <w:rPr>
-          <w:lang w:eastAsia="ja-JP"/>
-        </w:rPr>
-        <w:t>. We should at least look like we’re doing something.”</w:t>
-      </w:r>
-    </w:p>
-    <w:p>
-      <w:pPr>
-        <w:rPr>
-          <w:lang w:eastAsia="ja-JP"/>
-        </w:rPr>
-      </w:pPr>
-      <w:r>
-        <w:rPr>
-          <w:lang w:eastAsia="ja-JP"/>
-        </w:rPr>
-        <w:t xml:space="preserve">“Is there anywhere you </w:t>
-      </w:r>
-      <w:r>
-        <w:rPr>
-          <w:lang w:eastAsia="ja-JP"/>
-        </w:rPr>
-        <w:t>want prioritized</w:t>
-      </w:r>
-      <w:r>
-        <w:rPr>
-          <w:lang w:eastAsia="ja-JP"/>
-        </w:rPr>
-        <w:t>?” Cassandra asked.</w:t>
-      </w:r>
-    </w:p>
-    <w:p>
-      <w:pPr>
-        <w:rPr>
-          <w:lang w:eastAsia="ja-JP"/>
-        </w:rPr>
-      </w:pPr>
-      <w:r>
-        <w:rPr>
-          <w:lang w:eastAsia="ja-JP"/>
-        </w:rPr>
-        <w:t>“No, I trust your judgement.”</w:t>
-      </w:r>
-    </w:p>
-    <w:p>
-      <w:pPr>
-        <w:rPr>
-          <w:lang w:eastAsia="ja-JP"/>
-        </w:rPr>
-      </w:pPr>
-      <w:r>
-        <w:rPr>
-          <w:lang w:eastAsia="ja-JP"/>
-        </w:rPr>
-        <w:t xml:space="preserve">Though Cassandra wanted to feel proud of her mother’s confidence in her, the </w:t>
-      </w:r>
-      <w:r>
-        <w:rPr>
-          <w:lang w:eastAsia="ja-JP"/>
-        </w:rPr>
-        <w:t>weary</w:t>
-      </w:r>
-      <w:r>
-        <w:rPr>
-          <w:lang w:eastAsia="ja-JP"/>
-        </w:rPr>
-        <w:t xml:space="preserve"> tone of the old woman’s voice made it clear that this “trust” was </w:t>
-      </w:r>
-      <w:r>
-        <w:rPr>
-          <w:lang w:eastAsia="ja-JP"/>
-        </w:rPr>
-        <w:t>disguised</w:t>
-      </w:r>
-      <w:r>
-        <w:rPr>
-          <w:lang w:eastAsia="ja-JP"/>
-        </w:rPr>
-        <w:t xml:space="preserve"> resignation</w:t>
+          <w:lang w:val="en-CA" w:eastAsia="ja-JP"/>
+        </w:rPr>
+        <w:t>What do you say we go talk to your little lady friend</w:t>
+      </w:r>
+      <w:r>
+        <w:rPr>
+          <w:lang w:val="en-CA" w:eastAsia="ja-JP"/>
+        </w:rPr>
+        <w:t xml:space="preserve"> right now</w:t>
+      </w:r>
+      <w:r>
+        <w:rPr>
+          <w:lang w:val="en-CA" w:eastAsia="ja-JP"/>
+        </w:rPr>
+        <w:t>?”</w:t>
+      </w:r>
+    </w:p>
+    <w:p>
+      <w:pPr>
+        <w:rPr>
+          <w:lang w:val="en-CA" w:eastAsia="ja-JP"/>
+        </w:rPr>
+      </w:pPr>
+      <w:r>
+        <w:rPr>
+          <w:lang w:val="en-CA" w:eastAsia="ja-JP"/>
+        </w:rPr>
+        <w:t xml:space="preserve">Before Cassandra could refuse, Jackson put </w:t>
+      </w:r>
+      <w:r>
+        <w:rPr>
+          <w:lang w:val="en-CA" w:eastAsia="ja-JP"/>
+        </w:rPr>
+        <w:t xml:space="preserve">his arm around her and all but dragged her towards Akiko, who finally took notice of </w:t>
+      </w:r>
+      <w:r>
+        <w:rPr>
+          <w:lang w:val="en-CA" w:eastAsia="ja-JP"/>
+        </w:rPr>
+        <w:t>their</w:t>
+      </w:r>
+      <w:r>
+        <w:rPr>
+          <w:lang w:val="en-CA" w:eastAsia="ja-JP"/>
+        </w:rPr>
+        <w:t xml:space="preserve"> arrival.</w:t>
+      </w:r>
+      <w:r>
+        <w:rPr>
+          <w:lang w:val="en-CA" w:eastAsia="ja-JP"/>
+        </w:rPr>
+        <w:t xml:space="preserve"> </w:t>
+      </w:r>
+    </w:p>
+    <w:p>
+      <w:pPr>
+        <w:rPr>
+          <w:lang w:eastAsia="ja-JP"/>
+        </w:rPr>
+      </w:pPr>
+      <w:r>
+        <w:rPr>
+          <w:lang w:eastAsia="ja-JP"/>
+        </w:rPr>
+        <w:t>“</w:t>
+      </w:r>
+      <w:r>
+        <w:rPr>
+          <w:lang w:eastAsia="ja-JP"/>
+        </w:rPr>
+        <w:t>Oh</w:t>
+      </w:r>
+      <w:r>
+        <w:rPr>
+          <w:lang w:eastAsia="ja-JP"/>
+        </w:rPr>
+        <w:t xml:space="preserve"> hey, chief. Nice to see you again</w:t>
+      </w:r>
+      <w:r>
+        <w:rPr>
+          <w:lang w:eastAsia="ja-JP"/>
+        </w:rPr>
+        <w:t>. Question is, was this a chance encounter, or have you been stalking me all night?</w:t>
+      </w:r>
+      <w:r>
+        <w:rPr>
+          <w:lang w:eastAsia="ja-JP"/>
+        </w:rPr>
+        <w:t>”</w:t>
+      </w:r>
+      <w:r>
+        <w:rPr>
+          <w:lang w:eastAsia="ja-JP"/>
+        </w:rPr>
+        <w:t xml:space="preserve"> Akiko asked with a playful smirk.</w:t>
+      </w:r>
+    </w:p>
+    <w:p>
+      <w:pPr>
+        <w:rPr>
+          <w:lang w:eastAsia="ja-JP"/>
+        </w:rPr>
+      </w:pPr>
+      <w:r>
+        <w:rPr>
+          <w:lang w:eastAsia="ja-JP"/>
+        </w:rPr>
+        <w:t>“</w:t>
+      </w:r>
+      <w:r>
+        <w:rPr>
+          <w:lang w:eastAsia="ja-JP"/>
+        </w:rPr>
+        <w:t>Stalking? Oh, you wound me!</w:t>
+      </w:r>
+      <w:r>
+        <w:rPr>
+          <w:lang w:eastAsia="ja-JP"/>
+        </w:rPr>
+        <w:t>” Cassandra replied</w:t>
+      </w:r>
+      <w:r>
+        <w:rPr>
+          <w:lang w:eastAsia="ja-JP"/>
+        </w:rPr>
+        <w:t xml:space="preserve">, immediately throwing a warm smile over the night’s stress. </w:t>
+      </w:r>
+      <w:r>
+        <w:rPr>
+          <w:lang w:eastAsia="ja-JP"/>
+        </w:rPr>
+        <w:t>“It’s pure serendipity, I assure you.</w:t>
+      </w:r>
+      <w:r>
+        <w:rPr>
+          <w:lang w:eastAsia="ja-JP"/>
+        </w:rPr>
+        <w:t xml:space="preserve"> Anyway, I hope you’ve been well.</w:t>
+      </w:r>
+      <w:r>
+        <w:rPr>
+          <w:lang w:eastAsia="ja-JP"/>
+        </w:rPr>
+        <w:t>”</w:t>
+      </w:r>
+    </w:p>
+    <w:p>
+      <w:pPr>
+        <w:rPr>
+          <w:lang w:eastAsia="ja-JP"/>
+        </w:rPr>
+      </w:pPr>
+      <w:r>
+        <w:rPr>
+          <w:lang w:eastAsia="ja-JP"/>
+        </w:rPr>
+        <w:t>“</w:t>
+      </w:r>
+      <w:r>
+        <w:rPr>
+          <w:lang w:eastAsia="ja-JP"/>
+        </w:rPr>
+        <w:t>I’m</w:t>
+      </w:r>
+      <w:r>
+        <w:rPr>
+          <w:lang w:eastAsia="ja-JP"/>
+        </w:rPr>
+        <w:t xml:space="preserve"> pretty good</w:t>
+      </w:r>
+      <w:r>
+        <w:rPr>
+          <w:lang w:eastAsia="ja-JP"/>
+        </w:rPr>
+        <w:t>. The food’s kinda bland for an event this fancy</w:t>
+      </w:r>
+      <w:r>
+        <w:rPr>
+          <w:lang w:eastAsia="ja-JP"/>
+        </w:rPr>
+        <w:t>, but meh</w:t>
       </w:r>
       <w:r>
         <w:rPr>
@@ -5805,94 +6409,87 @@
         <w:rPr>
           <w:lang w:eastAsia="ja-JP"/>
         </w:rPr>
+        <w:t xml:space="preserve"> It is what it is.</w:t>
+      </w:r>
+      <w:r>
+        <w:rPr>
+          <w:lang w:eastAsia="ja-JP"/>
+        </w:rPr>
+        <w:t>”</w:t>
+      </w:r>
+    </w:p>
+    <w:p>
+      <w:pPr>
+        <w:rPr>
+          <w:lang w:eastAsia="ja-JP"/>
+        </w:rPr>
+      </w:pPr>
+      <w:r>
+        <w:rPr>
+          <w:lang w:eastAsia="ja-JP"/>
+        </w:rPr>
+        <w:t>“Looks like you made some friends</w:t>
+      </w:r>
+      <w:r>
+        <w:rPr>
+          <w:lang w:eastAsia="ja-JP"/>
+        </w:rPr>
+        <w:t>, at least</w:t>
+      </w:r>
+      <w:r>
+        <w:rPr>
+          <w:lang w:eastAsia="ja-JP"/>
+        </w:rPr>
+        <w:t>? Guess I was right about you being popular.”</w:t>
+      </w:r>
+    </w:p>
+    <w:p>
+      <w:pPr>
+        <w:rPr>
+          <w:lang w:eastAsia="ja-JP"/>
+        </w:rPr>
+      </w:pPr>
+      <w:r>
+        <w:rPr>
+          <w:lang w:eastAsia="ja-JP"/>
+        </w:rPr>
+        <w:t xml:space="preserve">“Oh, </w:t>
+      </w:r>
+      <w:r>
+        <w:rPr>
+          <w:lang w:eastAsia="ja-JP"/>
+        </w:rPr>
+        <w:t>I already knew these guys from work</w:t>
+      </w:r>
+      <w:r>
+        <w:rPr>
+          <w:lang w:eastAsia="ja-JP"/>
+        </w:rPr>
+        <w:t>,” Akiko said</w:t>
+      </w:r>
+      <w:r>
+        <w:rPr>
+          <w:lang w:eastAsia="ja-JP"/>
+        </w:rPr>
+        <w:t xml:space="preserve">. “Matthias and Dietrich. They work for Dr. Fairchild, but they came over a few times to help out in the </w:t>
+      </w:r>
+      <w:r>
+        <w:rPr>
+          <w:lang w:eastAsia="ja-JP"/>
+        </w:rPr>
+        <w:t>neuroscience</w:t>
+      </w:r>
+      <w:r>
+        <w:rPr>
+          <w:lang w:eastAsia="ja-JP"/>
+        </w:rPr>
         <w:t xml:space="preserve"> </w:t>
       </w:r>
       <w:r>
         <w:rPr>
           <w:lang w:eastAsia="ja-JP"/>
         </w:rPr>
-        <w:t>Whatever they did, it wouldn’t matter.</w:t>
-      </w:r>
-    </w:p>
-    <w:p>
-      <w:pPr>
-        <w:rPr>
-          <w:lang w:eastAsia="ja-JP"/>
-        </w:rPr>
-      </w:pPr>
-      <w:r>
-        <w:rPr>
-          <w:lang w:eastAsia="ja-JP"/>
-        </w:rPr>
-        <w:t xml:space="preserve">“I understand,” she </w:t>
-      </w:r>
-      <w:r>
-        <w:rPr>
-          <w:lang w:eastAsia="ja-JP"/>
-        </w:rPr>
-        <w:t>said</w:t>
-      </w:r>
-      <w:r>
-        <w:rPr>
-          <w:lang w:eastAsia="ja-JP"/>
-        </w:rPr>
-        <w:t xml:space="preserve">, lacking the energy to challenge Shufen’s cynicism. </w:t>
-      </w:r>
-      <w:r>
-        <w:rPr>
-          <w:lang w:eastAsia="ja-JP"/>
-        </w:rPr>
-        <w:t>“I…I think I need a drink, though. If you don’t mind, I’m gonna step away for a bit.”</w:t>
-      </w:r>
-    </w:p>
-    <w:p>
-      <w:pPr>
-        <w:rPr>
-          <w:lang w:eastAsia="ja-JP"/>
-        </w:rPr>
-      </w:pPr>
-      <w:r>
-        <w:rPr>
-          <w:lang w:eastAsia="ja-JP"/>
-        </w:rPr>
-        <w:t>“By all means.</w:t>
-      </w:r>
-      <w:r>
-        <w:rPr>
-          <w:lang w:eastAsia="ja-JP"/>
-        </w:rPr>
-        <w:t xml:space="preserve"> </w:t>
-      </w:r>
-      <w:r>
-        <w:rPr>
-          <w:lang w:eastAsia="ja-JP"/>
-        </w:rPr>
-        <w:t>Just make sure to keep yourself sober</w:t>
-      </w:r>
-      <w:r>
-        <w:rPr>
-          <w:lang w:eastAsia="ja-JP"/>
-        </w:rPr>
-        <w:t>.”</w:t>
-      </w:r>
-    </w:p>
-    <w:p>
-      <w:pPr>
-        <w:rPr>
-          <w:lang w:eastAsia="ja-JP"/>
-        </w:rPr>
-      </w:pPr>
-      <w:r>
-        <w:rPr>
-          <w:lang w:eastAsia="ja-JP"/>
-        </w:rPr>
-        <w:t xml:space="preserve">“If you want to be boring,” Jackson </w:t>
-      </w:r>
-      <w:r>
-        <w:rPr>
-          <w:lang w:eastAsia="ja-JP"/>
-        </w:rPr>
-        <w:t>said</w:t>
+        <w:t>building</w:t>
       </w:r>
       <w:r>
         <w:rPr>
@@ -5900,55 +6497,128 @@
         </w:rPr>
         <w:t>.</w:t>
       </w:r>
-    </w:p>
-    <w:p>
-      <w:pPr>
-        <w:rPr>
-          <w:lang w:eastAsia="ja-JP"/>
-        </w:rPr>
-      </w:pPr>
-      <w:r>
-        <w:rPr>
-          <w:lang w:eastAsia="ja-JP"/>
-        </w:rPr>
-        <w:t xml:space="preserve">“I think boring is exactly what I need right now, thank you </w:t>
-      </w:r>
-      <w:r>
-        <w:rPr>
-          <w:lang w:eastAsia="ja-JP"/>
-        </w:rPr>
-        <w:t>kindly</w:t>
-      </w:r>
-      <w:r>
-        <w:rPr>
-          <w:lang w:eastAsia="ja-JP"/>
-        </w:rPr>
-        <w:t>.”</w:t>
-      </w:r>
-    </w:p>
-    <w:p>
-      <w:pPr>
-        <w:rPr>
-          <w:lang w:eastAsia="ja-JP"/>
-        </w:rPr>
-      </w:pPr>
-      <w:r>
-        <w:rPr>
-          <w:lang w:eastAsia="ja-JP"/>
-        </w:rPr>
-        <w:t>After arming herself</w:t>
-      </w:r>
-      <w:r>
-        <w:rPr>
-          <w:lang w:eastAsia="ja-JP"/>
-        </w:rPr>
-        <w:t xml:space="preserve"> with a </w:t>
-      </w:r>
-      <w:r>
-        <w:rPr>
-          <w:lang w:eastAsia="ja-JP"/>
-        </w:rPr>
-        <w:t>fresh glass of water</w:t>
+      <w:r>
+        <w:rPr>
+          <w:lang w:eastAsia="ja-JP"/>
+        </w:rPr>
+        <w:t>”</w:t>
+      </w:r>
+    </w:p>
+    <w:p>
+      <w:pPr>
+        <w:rPr>
+          <w:lang w:eastAsia="ja-JP"/>
+        </w:rPr>
+      </w:pPr>
+      <w:r>
+        <w:rPr>
+          <w:lang w:eastAsia="ja-JP"/>
+        </w:rPr>
+        <w:t xml:space="preserve">The two men – a lanky redhead and a sturdier, bald fellow – nodded politely to Cassandra, who returned the gesture. She couldn’t remember seeing them before, </w:t>
+      </w:r>
+      <w:r>
+        <w:rPr>
+          <w:lang w:eastAsia="ja-JP"/>
+        </w:rPr>
+        <w:t xml:space="preserve">these men who looked like giants next to Akiko, </w:t>
+      </w:r>
+      <w:r>
+        <w:rPr>
+          <w:lang w:eastAsia="ja-JP"/>
+        </w:rPr>
+        <w:t xml:space="preserve">but there were so many employees on campus that even the chief of security could hardly recognize every face. </w:t>
+      </w:r>
+    </w:p>
+    <w:p>
+      <w:pPr>
+        <w:rPr>
+          <w:lang w:eastAsia="ja-JP"/>
+        </w:rPr>
+      </w:pPr>
+      <w:r>
+        <w:rPr>
+          <w:lang w:eastAsia="ja-JP"/>
+        </w:rPr>
+        <w:t xml:space="preserve">“So, you’re from </w:t>
+      </w:r>
+      <w:r>
+        <w:rPr>
+          <w:lang w:eastAsia="ja-JP"/>
+        </w:rPr>
+        <w:t>neuro</w:t>
+      </w:r>
+      <w:r>
+        <w:rPr>
+          <w:lang w:eastAsia="ja-JP"/>
+        </w:rPr>
+        <w:t>?</w:t>
+      </w:r>
+      <w:r>
+        <w:rPr>
+          <w:lang w:eastAsia="ja-JP"/>
+        </w:rPr>
+        <w:t xml:space="preserve"> How are things </w:t>
+      </w:r>
+      <w:r>
+        <w:rPr>
+          <w:lang w:eastAsia="ja-JP"/>
+        </w:rPr>
+        <w:t>over</w:t>
+      </w:r>
+      <w:r>
+        <w:rPr>
+          <w:lang w:eastAsia="ja-JP"/>
+        </w:rPr>
+        <w:t xml:space="preserve"> there?</w:t>
+      </w:r>
+      <w:r>
+        <w:rPr>
+          <w:lang w:eastAsia="ja-JP"/>
+        </w:rPr>
+        <w:t>” Cassandra asked, pretending not to have noticed the badge.</w:t>
+      </w:r>
+    </w:p>
+    <w:p>
+      <w:pPr>
+        <w:rPr>
+          <w:lang w:eastAsia="ja-JP"/>
+        </w:rPr>
+      </w:pPr>
+      <w:r>
+        <w:rPr>
+          <w:lang w:eastAsia="ja-JP"/>
+        </w:rPr>
+        <w:t>“Not gonna lie, it’</w:t>
+      </w:r>
+      <w:r>
+        <w:rPr>
+          <w:lang w:eastAsia="ja-JP"/>
+        </w:rPr>
+        <w:t>s, uh, not great</w:t>
+      </w:r>
+      <w:r>
+        <w:rPr>
+          <w:lang w:eastAsia="ja-JP"/>
+        </w:rPr>
+        <w:t xml:space="preserve">. </w:t>
+      </w:r>
+      <w:r>
+        <w:rPr>
+          <w:lang w:eastAsia="ja-JP"/>
+        </w:rPr>
+        <w:t xml:space="preserve">Long hours, </w:t>
+      </w:r>
+      <w:r>
+        <w:rPr>
+          <w:lang w:eastAsia="ja-JP"/>
+        </w:rPr>
+        <w:t>low</w:t>
+      </w:r>
+      <w:r>
+        <w:rPr>
+          <w:lang w:eastAsia="ja-JP"/>
+        </w:rPr>
+        <w:t xml:space="preserve"> funding</w:t>
       </w:r>
       <w:r>
         <w:rPr>
@@ -5960,172 +6630,37 @@
         <w:rPr>
           <w:lang w:eastAsia="ja-JP"/>
         </w:rPr>
-        <w:t>Cassandra</w:t>
-      </w:r>
-      <w:r>
-        <w:rPr>
-          <w:lang w:eastAsia="ja-JP"/>
-        </w:rPr>
-        <w:t xml:space="preserve"> made her way to the balcony for some fresh air. The concrete was still damp and the air was still humid from the </w:t>
-      </w:r>
-      <w:r>
-        <w:rPr>
-          <w:lang w:eastAsia="ja-JP"/>
-        </w:rPr>
-        <w:t xml:space="preserve">recent storm, but the clouds had cleared. </w:t>
-      </w:r>
-      <w:r>
-        <w:rPr>
-          <w:lang w:eastAsia="ja-JP"/>
-        </w:rPr>
-        <w:t>Were it not for the light pollution, she could have seen the stars.</w:t>
-      </w:r>
-    </w:p>
-    <w:p>
-      <w:pPr>
-        <w:rPr>
-          <w:lang w:eastAsia="ja-JP"/>
-        </w:rPr>
-      </w:pPr>
-      <w:r>
-        <w:rPr>
-          <w:lang w:eastAsia="ja-JP"/>
-        </w:rPr>
-        <w:t xml:space="preserve">Though Elias was nowhere to be seen, </w:t>
-      </w:r>
-      <w:r>
-        <w:rPr>
-          <w:lang w:eastAsia="ja-JP"/>
-        </w:rPr>
-        <w:t xml:space="preserve">Akiko was already </w:t>
-      </w:r>
-      <w:r>
-        <w:rPr>
-          <w:lang w:eastAsia="ja-JP"/>
-        </w:rPr>
-        <w:t>there</w:t>
-      </w:r>
-      <w:r>
-        <w:rPr>
-          <w:lang w:eastAsia="ja-JP"/>
-        </w:rPr>
-        <w:t>, engrossed in conversation with another group of guests. Her cheeks red with the glow of a woman who’d had her fair share of drinks</w:t>
-      </w:r>
-      <w:r>
-        <w:rPr>
-          <w:lang w:eastAsia="ja-JP"/>
-        </w:rPr>
-        <w:t xml:space="preserve">, </w:t>
-      </w:r>
-      <w:r>
-        <w:rPr>
-          <w:lang w:eastAsia="ja-JP"/>
-        </w:rPr>
-        <w:t>Akiko idly played with the lanyard around her neck, at the end of which was a navy-blue ID badge</w:t>
-      </w:r>
-      <w:r>
-        <w:rPr>
-          <w:lang w:eastAsia="ja-JP"/>
-        </w:rPr>
-        <w:t xml:space="preserve"> that identified her as a member of the neuroscience team. She had been coworkers with the killer, even if she didn’t know it.</w:t>
-      </w:r>
-    </w:p>
-    <w:p>
-      <w:pPr>
-        <w:rPr>
-          <w:lang w:eastAsia="ja-JP"/>
-        </w:rPr>
-      </w:pPr>
-      <w:r>
-        <w:rPr>
-          <w:lang w:eastAsia="ja-JP"/>
-        </w:rPr>
-        <w:t>“She</w:t>
-      </w:r>
-      <w:r>
-        <w:rPr>
-          <w:lang w:eastAsia="ja-JP"/>
-        </w:rPr>
-        <w:t xml:space="preserve"> also</w:t>
-      </w:r>
-      <w:r>
-        <w:rPr>
-          <w:lang w:eastAsia="ja-JP"/>
-        </w:rPr>
-        <w:t xml:space="preserve"> caught your eye, huh?” came a familiar voice from behind. “Don’t think I don’t see you staring.” </w:t>
-      </w:r>
-    </w:p>
-    <w:p>
-      <w:pPr>
-        <w:rPr>
-          <w:lang w:eastAsia="ja-JP"/>
-        </w:rPr>
-      </w:pPr>
-      <w:r>
-        <w:rPr>
-          <w:lang w:eastAsia="ja-JP"/>
-        </w:rPr>
-        <w:t>Cassandra did not deign to look back towards Jackson. “</w:t>
-      </w:r>
-      <w:r>
-        <w:rPr>
-          <w:lang w:eastAsia="ja-JP"/>
-        </w:rPr>
-        <w:t>I’d wager</w:t>
-      </w:r>
-      <w:r>
-        <w:rPr>
-          <w:lang w:eastAsia="ja-JP"/>
-        </w:rPr>
-        <w:t xml:space="preserve"> my mother ask</w:t>
-      </w:r>
-      <w:r>
-        <w:rPr>
-          <w:lang w:eastAsia="ja-JP"/>
-        </w:rPr>
-        <w:t>ed</w:t>
-      </w:r>
-      <w:r>
-        <w:rPr>
-          <w:lang w:eastAsia="ja-JP"/>
-        </w:rPr>
-        <w:t xml:space="preserve"> you to follow me?</w:t>
-      </w:r>
-      <w:r>
-        <w:rPr>
-          <w:lang w:eastAsia="ja-JP"/>
-        </w:rPr>
-        <w:t xml:space="preserve"> </w:t>
-      </w:r>
-      <w:r>
-        <w:rPr>
-          <w:lang w:eastAsia="ja-JP"/>
-        </w:rPr>
-        <w:t>She</w:t>
-      </w:r>
-      <w:r>
-        <w:rPr>
-          <w:lang w:eastAsia="ja-JP"/>
-        </w:rPr>
-        <w:t xml:space="preserve"> already accused me of being a pervert</w:t>
-      </w:r>
-      <w:r>
-        <w:rPr>
-          <w:lang w:eastAsia="ja-JP"/>
-        </w:rPr>
-        <w:t xml:space="preserve"> once</w:t>
-      </w:r>
-      <w:r>
-        <w:rPr>
-          <w:lang w:eastAsia="ja-JP"/>
-        </w:rPr>
-        <w:t xml:space="preserve"> tonight</w:t>
-      </w:r>
-      <w:r>
-        <w:rPr>
-          <w:lang w:eastAsia="ja-JP"/>
-        </w:rPr>
-        <w:t>, so if you’d kindly spare me…”</w:t>
+        <w:t>bureaucracy</w:t>
+      </w:r>
+      <w:r>
+        <w:rPr>
+          <w:lang w:eastAsia="ja-JP"/>
+        </w:rPr>
+        <w:t>, all the usual shit</w:t>
+      </w:r>
+      <w:r>
+        <w:rPr>
+          <w:lang w:eastAsia="ja-JP"/>
+        </w:rPr>
+        <w:t xml:space="preserve">. </w:t>
+      </w:r>
+      <w:r>
+        <w:rPr>
+          <w:lang w:eastAsia="ja-JP"/>
+        </w:rPr>
+        <w:t xml:space="preserve">I was thinking of putting in a request for transfer to </w:t>
+      </w:r>
+      <w:r>
+        <w:rPr>
+          <w:lang w:eastAsia="ja-JP"/>
+        </w:rPr>
+        <w:t>the Cloud Garden. Maybe we could see each other more often, hah.</w:t>
+      </w:r>
+      <w:r>
+        <w:rPr>
+          <w:lang w:eastAsia="ja-JP"/>
+        </w:rPr>
+        <w:t>”</w:t>
       </w:r>
     </w:p>
     <w:p>
@@ -6139,779 +6674,6 @@
           <w:lang w:eastAsia="ja-JP"/>
         </w:rPr>
         <w:lastRenderedPageBreak/>
-        <w:t xml:space="preserve">“Come on, can’t you give me a little credit? I know you better than that. </w:t>
-      </w:r>
-      <w:r>
-        <w:rPr>
-          <w:lang w:eastAsia="ja-JP"/>
-        </w:rPr>
-        <w:t>That chick’s</w:t>
-      </w:r>
-      <w:r>
-        <w:rPr>
-          <w:lang w:eastAsia="ja-JP"/>
-        </w:rPr>
-        <w:t xml:space="preserve"> </w:t>
-      </w:r>
-      <w:r>
-        <w:rPr>
-          <w:lang w:eastAsia="ja-JP"/>
-        </w:rPr>
-        <w:t>one</w:t>
-      </w:r>
-      <w:r>
-        <w:rPr>
-          <w:lang w:eastAsia="ja-JP"/>
-        </w:rPr>
-        <w:t xml:space="preserve"> </w:t>
-      </w:r>
-      <w:r>
-        <w:rPr>
-          <w:lang w:eastAsia="ja-JP"/>
-        </w:rPr>
-        <w:t>fine</w:t>
-      </w:r>
-      <w:r>
-        <w:rPr>
-          <w:lang w:eastAsia="ja-JP"/>
-        </w:rPr>
-        <w:t xml:space="preserve"> slice of T </w:t>
-      </w:r>
-      <w:r>
-        <w:rPr>
-          <w:lang w:eastAsia="ja-JP"/>
-        </w:rPr>
-        <w:t>an’</w:t>
-      </w:r>
-      <w:r>
-        <w:rPr>
-          <w:lang w:eastAsia="ja-JP"/>
-        </w:rPr>
-        <w:t xml:space="preserve"> A, but you’re not </w:t>
-      </w:r>
-      <w:r>
-        <w:rPr>
-          <w:lang w:eastAsia="ja-JP"/>
-        </w:rPr>
-        <w:t>ogling</w:t>
-      </w:r>
-      <w:r>
-        <w:rPr>
-          <w:lang w:eastAsia="ja-JP"/>
-        </w:rPr>
-        <w:t xml:space="preserve"> because you want to fuck her. You </w:t>
-      </w:r>
-      <w:r>
-        <w:rPr>
-          <w:lang w:eastAsia="ja-JP"/>
-        </w:rPr>
-        <w:t>think you can</w:t>
-      </w:r>
-      <w:r>
-        <w:rPr>
-          <w:lang w:eastAsia="ja-JP"/>
-        </w:rPr>
-        <w:t xml:space="preserve"> use her</w:t>
-      </w:r>
-      <w:r>
-        <w:rPr>
-          <w:lang w:eastAsia="ja-JP"/>
-        </w:rPr>
-        <w:t xml:space="preserve"> to solve our little problem</w:t>
-      </w:r>
-      <w:r>
-        <w:rPr>
-          <w:lang w:eastAsia="ja-JP"/>
-        </w:rPr>
-        <w:t>.</w:t>
-      </w:r>
-      <w:r>
-        <w:rPr>
-          <w:lang w:eastAsia="ja-JP"/>
-        </w:rPr>
-        <w:t>”</w:t>
-      </w:r>
-      <w:r>
-        <w:rPr>
-          <w:lang w:eastAsia="ja-JP"/>
-        </w:rPr>
-        <w:t xml:space="preserve"> </w:t>
-      </w:r>
-    </w:p>
-    <w:p>
-      <w:pPr>
-        <w:rPr>
-          <w:lang w:eastAsia="ja-JP"/>
-        </w:rPr>
-      </w:pPr>
-      <w:r>
-        <w:rPr>
-          <w:lang w:eastAsia="ja-JP"/>
-        </w:rPr>
-        <w:t xml:space="preserve">Cassandra laughed. </w:t>
-      </w:r>
-      <w:r>
-        <w:rPr>
-          <w:lang w:eastAsia="ja-JP"/>
-        </w:rPr>
-        <w:t>“Is it that obvious?”</w:t>
-      </w:r>
-      <w:r>
-        <w:rPr>
-          <w:lang w:eastAsia="ja-JP"/>
-        </w:rPr>
-        <w:t xml:space="preserve"> </w:t>
-      </w:r>
-    </w:p>
-    <w:p>
-      <w:pPr>
-        <w:rPr>
-          <w:lang w:eastAsia="ja-JP"/>
-        </w:rPr>
-      </w:pPr>
-      <w:r>
-        <w:rPr>
-          <w:lang w:eastAsia="ja-JP"/>
-        </w:rPr>
-        <w:t>“</w:t>
-      </w:r>
-      <w:r>
-        <w:rPr>
-          <w:lang w:eastAsia="ja-JP"/>
-        </w:rPr>
-        <w:t>I can’t make head nor tail of why you’d be so interested in some nobody, but</w:t>
-      </w:r>
-      <w:r>
-        <w:rPr>
-          <w:lang w:eastAsia="ja-JP"/>
-        </w:rPr>
-        <w:t xml:space="preserve"> I can see the gears turning inside your head.” Jackson tapped Cassandra’s temple, and she </w:t>
-      </w:r>
-      <w:r>
-        <w:rPr>
-          <w:lang w:eastAsia="ja-JP"/>
-        </w:rPr>
-        <w:t xml:space="preserve">instinctively </w:t>
-      </w:r>
-      <w:r>
-        <w:rPr>
-          <w:lang w:eastAsia="ja-JP"/>
-        </w:rPr>
-        <w:t>leaned away</w:t>
-      </w:r>
-      <w:r>
-        <w:rPr>
-          <w:lang w:eastAsia="ja-JP"/>
-        </w:rPr>
-        <w:t>.</w:t>
-      </w:r>
-    </w:p>
-    <w:p>
-      <w:pPr>
-        <w:rPr>
-          <w:lang w:eastAsia="ja-JP"/>
-        </w:rPr>
-      </w:pPr>
-      <w:r>
-        <w:rPr>
-          <w:lang w:eastAsia="ja-JP"/>
-        </w:rPr>
-        <w:t>“</w:t>
-      </w:r>
-      <w:r>
-        <w:rPr>
-          <w:lang w:eastAsia="ja-JP"/>
-        </w:rPr>
-        <w:t xml:space="preserve">She’s not </w:t>
-      </w:r>
-      <w:r>
-        <w:rPr>
-          <w:lang w:eastAsia="ja-JP"/>
-        </w:rPr>
-        <w:t>‘</w:t>
-      </w:r>
-      <w:r>
-        <w:rPr>
-          <w:lang w:eastAsia="ja-JP"/>
-        </w:rPr>
-        <w:t>nobody,</w:t>
-      </w:r>
-      <w:r>
-        <w:rPr>
-          <w:lang w:eastAsia="ja-JP"/>
-        </w:rPr>
-        <w:t>’</w:t>
-      </w:r>
-      <w:r>
-        <w:rPr>
-          <w:lang w:eastAsia="ja-JP"/>
-        </w:rPr>
-        <w:t xml:space="preserve"> she’s one of your father’s disciples</w:t>
-      </w:r>
-      <w:r>
-        <w:rPr>
-          <w:lang w:eastAsia="ja-JP"/>
-        </w:rPr>
-        <w:t>,” Cassandra said.</w:t>
-      </w:r>
-      <w:r>
-        <w:rPr>
-          <w:lang w:eastAsia="ja-JP"/>
-        </w:rPr>
-        <w:t xml:space="preserve"> </w:t>
-      </w:r>
-      <w:r>
-        <w:rPr>
-          <w:lang w:eastAsia="ja-JP"/>
-        </w:rPr>
-        <w:t>“</w:t>
-      </w:r>
-      <w:r>
-        <w:rPr>
-          <w:lang w:eastAsia="ja-JP"/>
-        </w:rPr>
-        <w:t>That’s a ticket to work anywhere she wants, even headquarters.</w:t>
-      </w:r>
-      <w:r>
-        <w:rPr>
-          <w:lang w:eastAsia="ja-JP"/>
-        </w:rPr>
-        <w:t xml:space="preserve"> </w:t>
-      </w:r>
-      <w:r>
-        <w:rPr>
-          <w:lang w:eastAsia="ja-JP"/>
-        </w:rPr>
-        <w:t>If I can convince her to help us, she’d be a perfect spy.</w:t>
-      </w:r>
-      <w:r>
-        <w:rPr>
-          <w:lang w:eastAsia="ja-JP"/>
-        </w:rPr>
-        <w:t xml:space="preserve"> Bridge the information gap.</w:t>
-      </w:r>
-      <w:r>
-        <w:rPr>
-          <w:lang w:eastAsia="ja-JP"/>
-        </w:rPr>
-        <w:t>”</w:t>
-      </w:r>
-    </w:p>
-    <w:p>
-      <w:pPr>
-        <w:rPr>
-          <w:lang w:eastAsia="ja-JP"/>
-        </w:rPr>
-      </w:pPr>
-      <w:r>
-        <w:rPr>
-          <w:lang w:eastAsia="ja-JP"/>
-        </w:rPr>
-        <w:t>“What, you don’t think I could do that?” Jackson asked playfully.</w:t>
-      </w:r>
-    </w:p>
-    <w:p>
-      <w:pPr>
-        <w:rPr>
-          <w:lang w:eastAsia="ja-JP"/>
-        </w:rPr>
-      </w:pPr>
-      <w:r>
-        <w:rPr>
-          <w:lang w:eastAsia="ja-JP"/>
-        </w:rPr>
-        <w:t>“</w:t>
-      </w:r>
-      <w:r>
-        <w:rPr>
-          <w:lang w:eastAsia="ja-JP"/>
-        </w:rPr>
-        <w:t xml:space="preserve">Certainly not. </w:t>
-      </w:r>
-      <w:r>
-        <w:rPr>
-          <w:lang w:eastAsia="ja-JP"/>
-        </w:rPr>
-        <w:t>You’re</w:t>
-      </w:r>
-      <w:r>
-        <w:rPr>
-          <w:lang w:eastAsia="ja-JP"/>
-        </w:rPr>
-        <w:t xml:space="preserve"> far</w:t>
-      </w:r>
-      <w:r>
-        <w:rPr>
-          <w:lang w:eastAsia="ja-JP"/>
-        </w:rPr>
-        <w:t xml:space="preserve"> too conspicuous.”</w:t>
-      </w:r>
-    </w:p>
-    <w:p>
-      <w:pPr>
-        <w:rPr>
-          <w:lang w:val="en-CA" w:eastAsia="ja-JP"/>
-        </w:rPr>
-      </w:pPr>
-      <w:r>
-        <w:rPr>
-          <w:lang w:eastAsia="ja-JP"/>
-        </w:rPr>
-        <w:t xml:space="preserve">“And </w:t>
-      </w:r>
-      <w:r>
-        <w:rPr>
-          <w:lang w:eastAsia="ja-JP"/>
-        </w:rPr>
-        <w:t xml:space="preserve">more importantly, an unmitigated </w:t>
-      </w:r>
-      <w:r>
-        <w:rPr>
-          <w:lang w:eastAsia="ja-JP"/>
-        </w:rPr>
-        <w:t>disaster of a human being</w:t>
-      </w:r>
-      <w:r>
-        <w:rPr>
-          <w:lang w:eastAsia="ja-JP"/>
-        </w:rPr>
-        <w:t xml:space="preserve">, at least in daddy’s eyes. No one would believe I had it in me to work </w:t>
-      </w:r>
-      <w:r>
-        <w:rPr>
-          <w:lang w:eastAsia="ja-JP"/>
-        </w:rPr>
-        <w:t>with the big shots</w:t>
-      </w:r>
-      <w:r>
-        <w:rPr>
-          <w:lang w:eastAsia="ja-JP"/>
-        </w:rPr>
-        <w:t>.</w:t>
-      </w:r>
-      <w:r>
-        <w:rPr>
-          <w:lang w:eastAsia="ja-JP"/>
-        </w:rPr>
-        <w:t xml:space="preserve"> But never mind that.</w:t>
-      </w:r>
-      <w:r>
-        <w:rPr>
-          <w:lang w:val="en-CA" w:eastAsia="ja-JP"/>
-        </w:rPr>
-        <w:t xml:space="preserve"> </w:t>
-      </w:r>
-      <w:r>
-        <w:rPr>
-          <w:lang w:val="en-CA" w:eastAsia="ja-JP"/>
-        </w:rPr>
-        <w:t>What do you say we go talk to your little lady friend instead?”</w:t>
-      </w:r>
-    </w:p>
-    <w:p>
-      <w:pPr>
-        <w:rPr>
-          <w:lang w:val="en-CA" w:eastAsia="ja-JP"/>
-        </w:rPr>
-      </w:pPr>
-      <w:r>
-        <w:rPr>
-          <w:lang w:val="en-CA" w:eastAsia="ja-JP"/>
-        </w:rPr>
-        <w:t xml:space="preserve">Before Cassandra could refuse, Jackson put </w:t>
-      </w:r>
-      <w:r>
-        <w:rPr>
-          <w:lang w:val="en-CA" w:eastAsia="ja-JP"/>
-        </w:rPr>
-        <w:t>his arm around her and all but dragged her towards Akiko, who finally took notice of her friend’s arrival.</w:t>
-      </w:r>
-      <w:r>
-        <w:rPr>
-          <w:lang w:val="en-CA" w:eastAsia="ja-JP"/>
-        </w:rPr>
-        <w:t xml:space="preserve"> </w:t>
-      </w:r>
-    </w:p>
-    <w:p>
-      <w:pPr>
-        <w:rPr>
-          <w:lang w:eastAsia="ja-JP"/>
-        </w:rPr>
-      </w:pPr>
-      <w:r>
-        <w:rPr>
-          <w:lang w:eastAsia="ja-JP"/>
-        </w:rPr>
-        <w:t>“</w:t>
-      </w:r>
-      <w:r>
-        <w:rPr>
-          <w:lang w:eastAsia="ja-JP"/>
-        </w:rPr>
-        <w:t>Hey, chief,” Akiko said, turning towards the newcomers. “</w:t>
-      </w:r>
-      <w:r>
-        <w:rPr>
-          <w:lang w:eastAsia="ja-JP"/>
-        </w:rPr>
-        <w:t>Nice to see you again. Question is, was this a chance encounter, or have you been stalking me all night?</w:t>
-      </w:r>
-      <w:r>
-        <w:rPr>
-          <w:lang w:eastAsia="ja-JP"/>
-        </w:rPr>
-        <w:t>”</w:t>
-      </w:r>
-    </w:p>
-    <w:p>
-      <w:pPr>
-        <w:rPr>
-          <w:lang w:eastAsia="ja-JP"/>
-        </w:rPr>
-      </w:pPr>
-      <w:r>
-        <w:rPr>
-          <w:lang w:eastAsia="ja-JP"/>
-        </w:rPr>
-        <w:t>“</w:t>
-      </w:r>
-      <w:r>
-        <w:rPr>
-          <w:lang w:eastAsia="ja-JP"/>
-        </w:rPr>
-        <w:t>Stalking? Oh, you wound me!</w:t>
-      </w:r>
-      <w:r>
-        <w:rPr>
-          <w:lang w:eastAsia="ja-JP"/>
-        </w:rPr>
-        <w:t>” Cassandra replied</w:t>
-      </w:r>
-      <w:r>
-        <w:rPr>
-          <w:lang w:eastAsia="ja-JP"/>
-        </w:rPr>
-        <w:t xml:space="preserve">, immediately throwing a warm smile over the night’s stress. </w:t>
-      </w:r>
-      <w:r>
-        <w:rPr>
-          <w:lang w:eastAsia="ja-JP"/>
-        </w:rPr>
-        <w:t>“It’s pure serendipity, I assure you.</w:t>
-      </w:r>
-      <w:r>
-        <w:rPr>
-          <w:lang w:eastAsia="ja-JP"/>
-        </w:rPr>
-        <w:t xml:space="preserve"> Anyway, I hope you’ve been well tonight.</w:t>
-      </w:r>
-      <w:r>
-        <w:rPr>
-          <w:lang w:eastAsia="ja-JP"/>
-        </w:rPr>
-        <w:t>”</w:t>
-      </w:r>
-    </w:p>
-    <w:p>
-      <w:pPr>
-        <w:rPr>
-          <w:lang w:eastAsia="ja-JP"/>
-        </w:rPr>
-      </w:pPr>
-      <w:r>
-        <w:rPr>
-          <w:lang w:eastAsia="ja-JP"/>
-        </w:rPr>
-        <w:t>“</w:t>
-      </w:r>
-      <w:r>
-        <w:rPr>
-          <w:lang w:eastAsia="ja-JP"/>
-        </w:rPr>
-        <w:t>I’m</w:t>
-      </w:r>
-      <w:r>
-        <w:rPr>
-          <w:lang w:eastAsia="ja-JP"/>
-        </w:rPr>
-        <w:t xml:space="preserve"> pretty good</w:t>
-      </w:r>
-      <w:r>
-        <w:rPr>
-          <w:lang w:eastAsia="ja-JP"/>
-        </w:rPr>
-        <w:t>. The food’s kinda bland for an event this fancy</w:t>
-      </w:r>
-      <w:r>
-        <w:rPr>
-          <w:lang w:eastAsia="ja-JP"/>
-        </w:rPr>
-        <w:t>, but meh</w:t>
-      </w:r>
-      <w:r>
-        <w:rPr>
-          <w:lang w:eastAsia="ja-JP"/>
-        </w:rPr>
-        <w:t>.”</w:t>
-      </w:r>
-    </w:p>
-    <w:p>
-      <w:pPr>
-        <w:rPr>
-          <w:lang w:eastAsia="ja-JP"/>
-        </w:rPr>
-      </w:pPr>
-      <w:r>
-        <w:rPr>
-          <w:lang w:eastAsia="ja-JP"/>
-        </w:rPr>
-        <w:t>“Looks like you made some friends</w:t>
-      </w:r>
-      <w:r>
-        <w:rPr>
-          <w:lang w:eastAsia="ja-JP"/>
-        </w:rPr>
-        <w:t>, at least</w:t>
-      </w:r>
-      <w:r>
-        <w:rPr>
-          <w:lang w:eastAsia="ja-JP"/>
-        </w:rPr>
-        <w:t>? Guess I was right about you being popular.”</w:t>
-      </w:r>
-    </w:p>
-    <w:p>
-      <w:pPr>
-        <w:rPr>
-          <w:lang w:eastAsia="ja-JP"/>
-        </w:rPr>
-      </w:pPr>
-      <w:r>
-        <w:rPr>
-          <w:lang w:eastAsia="ja-JP"/>
-        </w:rPr>
-        <w:t xml:space="preserve">“Oh, </w:t>
-      </w:r>
-      <w:r>
-        <w:rPr>
-          <w:lang w:eastAsia="ja-JP"/>
-        </w:rPr>
-        <w:t>I already knew these guys from work</w:t>
-      </w:r>
-      <w:r>
-        <w:rPr>
-          <w:lang w:eastAsia="ja-JP"/>
-        </w:rPr>
-        <w:t>,” Akiko said</w:t>
-      </w:r>
-      <w:r>
-        <w:rPr>
-          <w:lang w:eastAsia="ja-JP"/>
-        </w:rPr>
-        <w:t xml:space="preserve">. “Matthias and Dietrich. They work for Dr. Fairchild, but they came over a few times to help out in the </w:t>
-      </w:r>
-      <w:r>
-        <w:rPr>
-          <w:lang w:eastAsia="ja-JP"/>
-        </w:rPr>
-        <w:t>neuroscience</w:t>
-      </w:r>
-      <w:r>
-        <w:rPr>
-          <w:lang w:eastAsia="ja-JP"/>
-        </w:rPr>
-        <w:t xml:space="preserve"> </w:t>
-      </w:r>
-      <w:r>
-        <w:rPr>
-          <w:lang w:eastAsia="ja-JP"/>
-        </w:rPr>
-        <w:t>building</w:t>
-      </w:r>
-      <w:r>
-        <w:rPr>
-          <w:lang w:eastAsia="ja-JP"/>
-        </w:rPr>
-        <w:t>.</w:t>
-      </w:r>
-      <w:r>
-        <w:rPr>
-          <w:lang w:eastAsia="ja-JP"/>
-        </w:rPr>
-        <w:t>”</w:t>
-      </w:r>
-    </w:p>
-    <w:p>
-      <w:pPr>
-        <w:rPr>
-          <w:lang w:eastAsia="ja-JP"/>
-        </w:rPr>
-      </w:pPr>
-      <w:r>
-        <w:rPr>
-          <w:lang w:eastAsia="ja-JP"/>
-        </w:rPr>
-        <w:lastRenderedPageBreak/>
-        <w:t xml:space="preserve">The two men – a lanky redhead and a sturdier, bald fellow – nodded politely to Cassandra, who returned the gesture. She couldn’t remember seeing them before, </w:t>
-      </w:r>
-      <w:r>
-        <w:rPr>
-          <w:lang w:eastAsia="ja-JP"/>
-        </w:rPr>
-        <w:t xml:space="preserve">these men who looked like giants next to Akiko, </w:t>
-      </w:r>
-      <w:r>
-        <w:rPr>
-          <w:lang w:eastAsia="ja-JP"/>
-        </w:rPr>
-        <w:t xml:space="preserve">but there were so many employees on campus that even the chief of security could hardly recognize every face. </w:t>
-      </w:r>
-    </w:p>
-    <w:p>
-      <w:pPr>
-        <w:rPr>
-          <w:lang w:eastAsia="ja-JP"/>
-        </w:rPr>
-      </w:pPr>
-      <w:r>
-        <w:rPr>
-          <w:lang w:eastAsia="ja-JP"/>
-        </w:rPr>
-        <w:t xml:space="preserve">“So, you’re from </w:t>
-      </w:r>
-      <w:r>
-        <w:rPr>
-          <w:lang w:eastAsia="ja-JP"/>
-        </w:rPr>
-        <w:t>neuro</w:t>
-      </w:r>
-      <w:r>
-        <w:rPr>
-          <w:lang w:eastAsia="ja-JP"/>
-        </w:rPr>
-        <w:t>?</w:t>
-      </w:r>
-      <w:r>
-        <w:rPr>
-          <w:lang w:eastAsia="ja-JP"/>
-        </w:rPr>
-        <w:t xml:space="preserve"> How are things </w:t>
-      </w:r>
-      <w:r>
-        <w:rPr>
-          <w:lang w:eastAsia="ja-JP"/>
-        </w:rPr>
-        <w:t>over</w:t>
-      </w:r>
-      <w:r>
-        <w:rPr>
-          <w:lang w:eastAsia="ja-JP"/>
-        </w:rPr>
-        <w:t xml:space="preserve"> there?</w:t>
-      </w:r>
-      <w:r>
-        <w:rPr>
-          <w:lang w:eastAsia="ja-JP"/>
-        </w:rPr>
-        <w:t>” Cassandra asked, pretending not to have noticed the badge.</w:t>
-      </w:r>
-    </w:p>
-    <w:p>
-      <w:pPr>
-        <w:rPr>
-          <w:lang w:eastAsia="ja-JP"/>
-        </w:rPr>
-      </w:pPr>
-      <w:r>
-        <w:rPr>
-          <w:lang w:eastAsia="ja-JP"/>
-        </w:rPr>
-        <w:t>“Not gonna lie, it’</w:t>
-      </w:r>
-      <w:r>
-        <w:rPr>
-          <w:lang w:eastAsia="ja-JP"/>
-        </w:rPr>
-        <w:t>s, uh, not great</w:t>
-      </w:r>
-      <w:r>
-        <w:rPr>
-          <w:lang w:eastAsia="ja-JP"/>
-        </w:rPr>
-        <w:t xml:space="preserve">. </w:t>
-      </w:r>
-      <w:r>
-        <w:rPr>
-          <w:lang w:eastAsia="ja-JP"/>
-        </w:rPr>
-        <w:t xml:space="preserve">Long hours, </w:t>
-      </w:r>
-      <w:r>
-        <w:rPr>
-          <w:lang w:eastAsia="ja-JP"/>
-        </w:rPr>
-        <w:t>low</w:t>
-      </w:r>
-      <w:r>
-        <w:rPr>
-          <w:lang w:eastAsia="ja-JP"/>
-        </w:rPr>
-        <w:t xml:space="preserve"> funding</w:t>
-      </w:r>
-      <w:r>
-        <w:rPr>
-          <w:lang w:eastAsia="ja-JP"/>
-        </w:rPr>
-        <w:t xml:space="preserve">, </w:t>
-      </w:r>
-      <w:r>
-        <w:rPr>
-          <w:lang w:eastAsia="ja-JP"/>
-        </w:rPr>
-        <w:t>bureaucracy</w:t>
-      </w:r>
-      <w:r>
-        <w:rPr>
-          <w:lang w:eastAsia="ja-JP"/>
-        </w:rPr>
-        <w:t>, all the usual shit</w:t>
-      </w:r>
-      <w:r>
-        <w:rPr>
-          <w:lang w:eastAsia="ja-JP"/>
-        </w:rPr>
-        <w:t xml:space="preserve">. </w:t>
-      </w:r>
-      <w:r>
-        <w:rPr>
-          <w:lang w:eastAsia="ja-JP"/>
-        </w:rPr>
-        <w:t xml:space="preserve">I was thinking of putting in a request for transfer to </w:t>
-      </w:r>
-      <w:r>
-        <w:rPr>
-          <w:lang w:eastAsia="ja-JP"/>
-        </w:rPr>
-        <w:t>the Cloud Garden. Maybe we could see each other more often, hah.</w:t>
-      </w:r>
-      <w:r>
-        <w:rPr>
-          <w:lang w:eastAsia="ja-JP"/>
-        </w:rPr>
-        <w:t>”</w:t>
-      </w:r>
-    </w:p>
-    <w:p>
-      <w:pPr>
-        <w:rPr>
-          <w:lang w:eastAsia="ja-JP"/>
-        </w:rPr>
-      </w:pPr>
-      <w:r>
-        <w:rPr>
-          <w:lang w:eastAsia="ja-JP"/>
-        </w:rPr>
         <w:t>“I’m not sure that’s a good idea</w:t>
       </w:r>
       <w:r>
@@ -7246,7 +7008,6 @@
         <w:rPr>
           <w:lang w:eastAsia="ja-JP"/>
         </w:rPr>
-        <w:lastRenderedPageBreak/>
         <w:t>“This isn’t a debate. There’s no ground to give.” Cassandra turned back to Akiko. “I’m sorry for his behavior. If you want to transfer to the Cloud Garden, then you have my support.”</w:t>
       </w:r>
     </w:p>
@@ -7418,6 +7179,7 @@
         <w:rPr>
           <w:lang w:eastAsia="ja-JP"/>
         </w:rPr>
+        <w:lastRenderedPageBreak/>
         <w:t>“</w:t>
       </w:r>
       <w:r>
@@ -7651,6 +7413,27 @@
     </w:p>
     <w:p>
       <w:pPr>
+        <w:rPr>
+          <w:lang w:eastAsia="ja-JP"/>
+        </w:rPr>
+      </w:pPr>
+    </w:p>
+    <w:p>
+      <w:pPr>
+        <w:rPr>
+          <w:lang w:eastAsia="ja-JP"/>
+        </w:rPr>
+      </w:pPr>
+    </w:p>
+    <w:p>
+      <w:pPr>
+        <w:rPr>
+          <w:lang w:eastAsia="ja-JP"/>
+        </w:rPr>
+      </w:pPr>
+    </w:p>
+    <w:p>
+      <w:pPr>
         <w:ind w:firstLine="0"/>
         <w:rPr>
           <w:lang w:eastAsia="ja-JP"/>
@@ -7672,160 +7455,411 @@
       </w:pPr>
       <w:bookmarkStart w:id="8" w:name="_Toc233159045"/>
       <w:r>
+        <w:t>Chapter 3</w:t>
+      </w:r>
+      <w:r>
+        <w:t xml:space="preserve"> – The </w:t>
+      </w:r>
+      <w:bookmarkEnd w:id="8"/>
+      <w:r>
+        <w:t>Trinity</w:t>
+      </w:r>
+    </w:p>
+    <w:p>
+      <w:pPr>
+        <w:rPr>
+          <w:rFonts w:eastAsia="Calibri"/>
+        </w:rPr>
+      </w:pPr>
+    </w:p>
+    <w:p>
+      <w:pPr>
+        <w:rPr>
+          <w:rFonts w:eastAsia="Calibri"/>
+        </w:rPr>
+      </w:pPr>
+      <w:r>
+        <w:rPr>
+          <w:rFonts w:eastAsia="Calibri"/>
+        </w:rPr>
+        <w:t>The conference concluded without incident</w:t>
+      </w:r>
+      <w:r>
+        <w:rPr>
+          <w:rFonts w:eastAsia="Calibri"/>
+        </w:rPr>
+        <w:t xml:space="preserve">. </w:t>
+      </w:r>
+      <w:r>
+        <w:rPr>
+          <w:rFonts w:eastAsia="Calibri"/>
+        </w:rPr>
+        <w:t xml:space="preserve">Marcus presented his research to some </w:t>
+      </w:r>
+      <w:r>
+        <w:rPr>
+          <w:rFonts w:eastAsia="Calibri"/>
+        </w:rPr>
+        <w:t>acclaim</w:t>
+      </w:r>
+      <w:r>
+        <w:rPr>
+          <w:rFonts w:eastAsia="Calibri"/>
+        </w:rPr>
+        <w:t xml:space="preserve">, while </w:t>
+      </w:r>
+      <w:r>
+        <w:rPr>
+          <w:rFonts w:eastAsia="Calibri"/>
+        </w:rPr>
+        <w:t>Cassandra’s family and friends</w:t>
+      </w:r>
+      <w:r>
+        <w:rPr>
+          <w:rFonts w:eastAsia="Calibri"/>
+        </w:rPr>
+        <w:t xml:space="preserve"> </w:t>
+      </w:r>
+      <w:r>
+        <w:rPr>
+          <w:rFonts w:eastAsia="Calibri"/>
+        </w:rPr>
+        <w:t>perused the exhibits</w:t>
+      </w:r>
+      <w:r>
+        <w:rPr>
+          <w:rFonts w:eastAsia="Calibri"/>
+        </w:rPr>
+        <w:t xml:space="preserve">, and that should have been that. </w:t>
+      </w:r>
+      <w:r>
+        <w:rPr>
+          <w:rFonts w:eastAsia="Calibri"/>
+        </w:rPr>
+        <w:t xml:space="preserve">Once they disembarked </w:t>
+      </w:r>
+      <w:r>
+        <w:rPr>
+          <w:rFonts w:eastAsia="Calibri"/>
+        </w:rPr>
+        <w:t>onto the platform back in Vancouver</w:t>
+      </w:r>
+      <w:r>
+        <w:rPr>
+          <w:rFonts w:eastAsia="Calibri"/>
+        </w:rPr>
+        <w:t>, however, it became clear that all was not well.</w:t>
+      </w:r>
+    </w:p>
+    <w:p>
+      <w:pPr>
+        <w:rPr>
+          <w:rFonts w:eastAsia="Calibri"/>
+        </w:rPr>
+      </w:pPr>
+      <w:r>
+        <w:rPr>
+          <w:rFonts w:eastAsia="Calibri"/>
+        </w:rPr>
         <w:lastRenderedPageBreak/>
-        <w:t>Chapter 3</w:t>
-      </w:r>
-      <w:r>
-        <w:t xml:space="preserve"> – The </w:t>
-      </w:r>
-      <w:bookmarkEnd w:id="8"/>
-      <w:r>
-        <w:t>Trinity</w:t>
-      </w:r>
-    </w:p>
-    <w:p>
-      <w:pPr>
+        <w:t xml:space="preserve">The pallid fog that had settled over the city was the first omen of ill fortune. Silence was the second; other than the sound of passengers disembarking with suitcases in tow, rolling over weathered concrete, the atmosphere was eerily </w:t>
+      </w:r>
+      <w:r>
         <w:rPr>
           <w:rFonts w:eastAsia="Calibri"/>
         </w:rPr>
-      </w:pPr>
-    </w:p>
-    <w:p>
-      <w:pPr>
+        <w:t>still</w:t>
+      </w:r>
+      <w:r>
         <w:rPr>
           <w:rFonts w:eastAsia="Calibri"/>
         </w:rPr>
-      </w:pPr>
+        <w:t xml:space="preserve">. That unnatural </w:t>
+      </w:r>
       <w:r>
         <w:rPr>
           <w:rFonts w:eastAsia="Calibri"/>
         </w:rPr>
-        <w:t>The conference concluded without incident</w:t>
+        <w:t>quiet</w:t>
       </w:r>
       <w:r>
         <w:rPr>
           <w:rFonts w:eastAsia="Calibri"/>
         </w:rPr>
+        <w:t xml:space="preserve"> was only broken when Shufen received a </w:t>
+      </w:r>
+      <w:r>
+        <w:rPr>
+          <w:rFonts w:eastAsia="Calibri"/>
+        </w:rPr>
+        <w:t xml:space="preserve">phone </w:t>
+      </w:r>
+      <w:r>
+        <w:rPr>
+          <w:rFonts w:eastAsia="Calibri"/>
+        </w:rPr>
+        <w:t xml:space="preserve">call, which she </w:t>
+      </w:r>
+      <w:r>
+        <w:rPr>
+          <w:rFonts w:eastAsia="Calibri"/>
+        </w:rPr>
+        <w:t>did not hesitate to answer</w:t>
+      </w:r>
+      <w:r>
+        <w:rPr>
+          <w:rFonts w:eastAsia="Calibri"/>
+        </w:rPr>
+        <w:t>.</w:t>
+      </w:r>
+    </w:p>
+    <w:p>
+      <w:pPr>
+        <w:rPr>
+          <w:rFonts w:eastAsia="Times New Roman"/>
+        </w:rPr>
+      </w:pPr>
+      <w:r>
+        <w:rPr>
+          <w:rFonts w:eastAsia="Times New Roman"/>
+        </w:rPr>
+        <w:t xml:space="preserve">“Yes, I understand,” Shufen said, </w:t>
+      </w:r>
+      <w:r>
+        <w:rPr>
+          <w:rFonts w:eastAsia="Times New Roman"/>
+        </w:rPr>
+        <w:t>after a minute of conversation</w:t>
+      </w:r>
+      <w:r>
+        <w:rPr>
+          <w:rFonts w:eastAsia="Times New Roman"/>
+        </w:rPr>
+        <w:t>. “</w:t>
+      </w:r>
+      <w:r>
+        <w:rPr>
+          <w:rFonts w:eastAsia="Times New Roman"/>
+        </w:rPr>
+        <w:t>I’ll call a meeting shortly so we can prepare a response</w:t>
+      </w:r>
+      <w:r>
+        <w:rPr>
+          <w:rFonts w:eastAsia="Times New Roman"/>
+        </w:rPr>
         <w:t xml:space="preserve">. </w:t>
       </w:r>
       <w:r>
         <w:rPr>
-          <w:rFonts w:eastAsia="Calibri"/>
-        </w:rPr>
-        <w:t xml:space="preserve">Marcus presented his research to some </w:t>
-      </w:r>
-      <w:r>
-        <w:rPr>
-          <w:rFonts w:eastAsia="Calibri"/>
-        </w:rPr>
-        <w:t>acclaim</w:t>
-      </w:r>
-      <w:r>
-        <w:rPr>
-          <w:rFonts w:eastAsia="Calibri"/>
-        </w:rPr>
-        <w:t xml:space="preserve">, while </w:t>
-      </w:r>
-      <w:r>
-        <w:rPr>
-          <w:rFonts w:eastAsia="Calibri"/>
-        </w:rPr>
-        <w:t>Cassandra’s family and friends</w:t>
-      </w:r>
-      <w:r>
-        <w:rPr>
-          <w:rFonts w:eastAsia="Calibri"/>
+          <w:rFonts w:eastAsia="Times New Roman"/>
+        </w:rPr>
+        <w:t>Have your staff hold</w:t>
+      </w:r>
+      <w:r>
+        <w:rPr>
+          <w:rFonts w:eastAsia="Times New Roman"/>
+        </w:rPr>
+        <w:t xml:space="preserve"> position until then. See you soon.”</w:t>
+      </w:r>
+    </w:p>
+    <w:p>
+      <w:pPr>
+        <w:rPr>
+          <w:rFonts w:eastAsia="Times New Roman"/>
+        </w:rPr>
+      </w:pPr>
+      <w:r>
+        <w:rPr>
+          <w:rFonts w:eastAsia="Times New Roman"/>
+        </w:rPr>
+        <w:t xml:space="preserve">Although her mother had not yet </w:t>
+      </w:r>
+      <w:r>
+        <w:rPr>
+          <w:rFonts w:eastAsia="Times New Roman"/>
+        </w:rPr>
+        <w:t>spoken the caller’s name</w:t>
+      </w:r>
+      <w:r>
+        <w:rPr>
+          <w:rFonts w:eastAsia="Times New Roman"/>
+        </w:rPr>
+        <w:t>, that she had answered in Mandarin</w:t>
+      </w:r>
+      <w:r>
+        <w:rPr>
+          <w:rFonts w:eastAsia="Times New Roman"/>
         </w:rPr>
         <w:t xml:space="preserve"> </w:t>
       </w:r>
       <w:r>
         <w:rPr>
-          <w:rFonts w:eastAsia="Calibri"/>
-        </w:rPr>
-        <w:t>perused the exhibits</w:t>
-      </w:r>
-      <w:r>
-        <w:rPr>
-          <w:rFonts w:eastAsia="Calibri"/>
-        </w:rPr>
-        <w:t xml:space="preserve">, and that should have been that. </w:t>
-      </w:r>
-      <w:r>
-        <w:rPr>
-          <w:rFonts w:eastAsia="Calibri"/>
-        </w:rPr>
-        <w:t xml:space="preserve">Once they disembarked </w:t>
-      </w:r>
-      <w:r>
-        <w:rPr>
-          <w:rFonts w:eastAsia="Calibri"/>
-        </w:rPr>
-        <w:t>onto the platform back in Vancouver</w:t>
-      </w:r>
-      <w:r>
-        <w:rPr>
-          <w:rFonts w:eastAsia="Calibri"/>
-        </w:rPr>
-        <w:t>, however, it became clear that all was not well.</w:t>
-      </w:r>
-    </w:p>
-    <w:p>
-      <w:pPr>
-        <w:rPr>
-          <w:rFonts w:eastAsia="Calibri"/>
-        </w:rPr>
-      </w:pPr>
-      <w:r>
-        <w:rPr>
-          <w:rFonts w:eastAsia="Calibri"/>
-        </w:rPr>
-        <w:t xml:space="preserve">The pallid fog that had settled over the city was the first omen of ill fortune. Silence was the second; other than the sound of passengers disembarking with suitcases in tow, rolling over weathered concrete, the atmosphere was eerily </w:t>
-      </w:r>
-      <w:r>
-        <w:rPr>
-          <w:rFonts w:eastAsia="Calibri"/>
-        </w:rPr>
-        <w:t>still</w:t>
-      </w:r>
-      <w:r>
-        <w:rPr>
-          <w:rFonts w:eastAsia="Calibri"/>
-        </w:rPr>
-        <w:t xml:space="preserve">. That unnatural </w:t>
-      </w:r>
-      <w:r>
-        <w:rPr>
-          <w:rFonts w:eastAsia="Calibri"/>
-        </w:rPr>
-        <w:t>quiet</w:t>
-      </w:r>
-      <w:r>
-        <w:rPr>
-          <w:rFonts w:eastAsia="Calibri"/>
-        </w:rPr>
-        <w:t xml:space="preserve"> was only broken when Shufen received a </w:t>
-      </w:r>
-      <w:r>
-        <w:rPr>
-          <w:rFonts w:eastAsia="Calibri"/>
-        </w:rPr>
-        <w:t xml:space="preserve">phone </w:t>
-      </w:r>
-      <w:r>
-        <w:rPr>
-          <w:rFonts w:eastAsia="Calibri"/>
-        </w:rPr>
-        <w:t xml:space="preserve">call, which she </w:t>
-      </w:r>
-      <w:r>
-        <w:rPr>
-          <w:rFonts w:eastAsia="Calibri"/>
-        </w:rPr>
-        <w:t>did not hesitate to answer</w:t>
-      </w:r>
-      <w:r>
-        <w:rPr>
-          <w:rFonts w:eastAsia="Calibri"/>
+          <w:rFonts w:eastAsia="Times New Roman"/>
+        </w:rPr>
+        <w:t>was telling enough.</w:t>
+      </w:r>
+      <w:r>
+        <w:rPr>
+          <w:rFonts w:eastAsia="Times New Roman"/>
+        </w:rPr>
+        <w:t xml:space="preserve"> Zhiyi had a brother who also worked </w:t>
+      </w:r>
+      <w:r>
+        <w:rPr>
+          <w:rFonts w:eastAsia="Times New Roman"/>
+        </w:rPr>
+        <w:t xml:space="preserve">for </w:t>
+      </w:r>
+      <w:r>
+        <w:rPr>
+          <w:rFonts w:eastAsia="Times New Roman"/>
+        </w:rPr>
+        <w:t>Madelyn-Rash</w:t>
+      </w:r>
+      <w:r>
+        <w:rPr>
+          <w:rFonts w:eastAsia="Times New Roman"/>
+        </w:rPr>
+        <w:t xml:space="preserve">, but he and Cassandra had been on bad terms since his sister’s death. They </w:t>
+      </w:r>
+      <w:r>
+        <w:rPr>
+          <w:rFonts w:eastAsia="Times New Roman"/>
+        </w:rPr>
+        <w:t>had once been friends, but when Zhiyi died, they fell into an endless squabble about who was at fault, and any rapport was laid to rest alongside the deceased.</w:t>
+      </w:r>
+    </w:p>
+    <w:p>
+      <w:pPr>
+        <w:rPr>
+          <w:rFonts w:eastAsia="Times New Roman"/>
+        </w:rPr>
+      </w:pPr>
+      <w:r>
+        <w:rPr>
+          <w:rFonts w:eastAsia="Times New Roman"/>
+        </w:rPr>
+        <w:t xml:space="preserve">“Was that who I think it is?” </w:t>
+      </w:r>
+      <w:r>
+        <w:rPr>
+          <w:rFonts w:eastAsia="Times New Roman"/>
+        </w:rPr>
+        <w:t>she</w:t>
+      </w:r>
+      <w:r>
+        <w:rPr>
+          <w:rFonts w:eastAsia="Times New Roman"/>
+        </w:rPr>
+        <w:t xml:space="preserve"> asked.</w:t>
+      </w:r>
+    </w:p>
+    <w:p>
+      <w:pPr>
+        <w:rPr>
+          <w:rFonts w:eastAsia="Times New Roman"/>
+        </w:rPr>
+      </w:pPr>
+      <w:r>
+        <w:rPr>
+          <w:rFonts w:eastAsia="Times New Roman"/>
+        </w:rPr>
+        <w:t>“</w:t>
+      </w:r>
+      <w:r>
+        <w:rPr>
+          <w:rFonts w:eastAsia="Times New Roman"/>
+        </w:rPr>
+        <w:t>Y</w:t>
+      </w:r>
+      <w:r>
+        <w:rPr>
+          <w:rFonts w:eastAsia="Times New Roman"/>
+        </w:rPr>
+        <w:t>our good friend, Sun Xiang,” her mother answered</w:t>
+      </w:r>
+      <w:r>
+        <w:rPr>
+          <w:rFonts w:eastAsia="Times New Roman"/>
+        </w:rPr>
+        <w:t>, switching back to English. “</w:t>
+      </w:r>
+      <w:r>
+        <w:rPr>
+          <w:rFonts w:eastAsia="Times New Roman"/>
+        </w:rPr>
+        <w:t>Somehow,</w:t>
+      </w:r>
+      <w:r>
+        <w:rPr>
+          <w:rFonts w:eastAsia="Times New Roman"/>
+        </w:rPr>
+        <w:t xml:space="preserve"> he says,</w:t>
+      </w:r>
+      <w:r>
+        <w:rPr>
+          <w:rFonts w:eastAsia="Times New Roman"/>
+        </w:rPr>
+        <w:t xml:space="preserve"> news about the Vancouver Security Initiative </w:t>
+      </w:r>
+      <w:r>
+        <w:rPr>
+          <w:rFonts w:eastAsia="Times New Roman"/>
+        </w:rPr>
+        <w:t>arrived ahead of us</w:t>
+      </w:r>
+      <w:r>
+        <w:rPr>
+          <w:rFonts w:eastAsia="Times New Roman"/>
+        </w:rPr>
+        <w:t xml:space="preserve">, and </w:t>
+      </w:r>
+      <w:r>
+        <w:rPr>
+          <w:rFonts w:eastAsia="Times New Roman"/>
+        </w:rPr>
+        <w:t xml:space="preserve">the </w:t>
+      </w:r>
+      <w:r>
+        <w:rPr>
+          <w:rFonts w:eastAsia="Times New Roman"/>
+        </w:rPr>
+        <w:t xml:space="preserve">union is planning a strike if it isn’t withdrawn. Some workers have even begun </w:t>
+      </w:r>
+      <w:r>
+        <w:rPr>
+          <w:rFonts w:eastAsia="Times New Roman"/>
+        </w:rPr>
+        <w:t xml:space="preserve">a </w:t>
+      </w:r>
+      <w:r>
+        <w:rPr>
+          <w:rFonts w:eastAsia="Times New Roman"/>
+        </w:rPr>
+        <w:t>standoff with campus security</w:t>
+      </w:r>
+      <w:r>
+        <w:rPr>
+          <w:rFonts w:eastAsia="Times New Roman"/>
+        </w:rPr>
+        <w:t>.”</w:t>
+      </w:r>
+    </w:p>
+    <w:p>
+      <w:pPr>
+        <w:rPr>
+          <w:rFonts w:eastAsia="Times New Roman"/>
+        </w:rPr>
+      </w:pPr>
+      <w:r>
+        <w:rPr>
+          <w:rFonts w:eastAsia="Times New Roman"/>
+        </w:rPr>
+        <w:t>It seemed to Cassandra that history was repeating itself</w:t>
+      </w:r>
+      <w:r>
+        <w:rPr>
+          <w:rFonts w:eastAsia="Times New Roman"/>
         </w:rPr>
         <w:t>.</w:t>
       </w:r>
@@ -7840,68 +7874,63 @@
         <w:rPr>
           <w:rFonts w:eastAsia="Times New Roman"/>
         </w:rPr>
-        <w:t xml:space="preserve">“Yes, I understand,” Shufen said, </w:t>
-      </w:r>
-      <w:r>
-        <w:rPr>
-          <w:rFonts w:eastAsia="Times New Roman"/>
-        </w:rPr>
-        <w:t>after a minute of conversation</w:t>
-      </w:r>
-      <w:r>
-        <w:rPr>
-          <w:rFonts w:eastAsia="Times New Roman"/>
-        </w:rPr>
-        <w:t>. “</w:t>
-      </w:r>
-      <w:r>
-        <w:rPr>
-          <w:rFonts w:eastAsia="Times New Roman"/>
-        </w:rPr>
-        <w:t>I’ll call a meeting shortly so we can prepare a response</w:t>
-      </w:r>
-      <w:r>
-        <w:rPr>
-          <w:rFonts w:eastAsia="Times New Roman"/>
-        </w:rPr>
-        <w:t xml:space="preserve">. </w:t>
-      </w:r>
-      <w:r>
-        <w:rPr>
-          <w:rFonts w:eastAsia="Times New Roman"/>
-        </w:rPr>
-        <w:t>Have your staff hold</w:t>
-      </w:r>
-      <w:r>
-        <w:rPr>
-          <w:rFonts w:eastAsia="Times New Roman"/>
-        </w:rPr>
-        <w:t xml:space="preserve"> position until then. See you soon.”</w:t>
-      </w:r>
-    </w:p>
-    <w:p>
-      <w:pPr>
-        <w:rPr>
-          <w:rFonts w:eastAsia="Times New Roman"/>
-        </w:rPr>
-      </w:pPr>
-      <w:r>
-        <w:rPr>
-          <w:rFonts w:eastAsia="Times New Roman"/>
-        </w:rPr>
-        <w:t xml:space="preserve">Although her mother had not yet </w:t>
-      </w:r>
-      <w:r>
-        <w:rPr>
-          <w:rFonts w:eastAsia="Times New Roman"/>
-        </w:rPr>
-        <w:t>spoken the caller’s name</w:t>
-      </w:r>
-      <w:r>
-        <w:rPr>
-          <w:rFonts w:eastAsia="Times New Roman"/>
-        </w:rPr>
-        <w:t>, that she had answered in Mandarin</w:t>
+        <w:t xml:space="preserve">“This is a good thing, isn’t it? If </w:t>
+      </w:r>
+      <w:r>
+        <w:rPr>
+          <w:rFonts w:eastAsia="Times New Roman"/>
+        </w:rPr>
+        <w:t>the union gets involved</w:t>
+      </w:r>
+      <w:r>
+        <w:rPr>
+          <w:rFonts w:eastAsia="Times New Roman"/>
+        </w:rPr>
+        <w:t>, we have a chance to kill the proposal,” Jackson said.</w:t>
+      </w:r>
+    </w:p>
+    <w:p>
+      <w:pPr>
+        <w:rPr>
+          <w:rFonts w:eastAsia="Times New Roman"/>
+        </w:rPr>
+      </w:pPr>
+      <w:r>
+        <w:rPr>
+          <w:rFonts w:eastAsia="Times New Roman"/>
+        </w:rPr>
+        <w:t>“Are you saying that because you’re the one who leaked it?”</w:t>
+      </w:r>
+    </w:p>
+    <w:p>
+      <w:pPr>
+        <w:rPr>
+          <w:rFonts w:eastAsia="Times New Roman"/>
+        </w:rPr>
+      </w:pPr>
+      <w:r>
+        <w:rPr>
+          <w:rFonts w:eastAsia="Times New Roman"/>
+        </w:rPr>
+        <w:t>“What, me? Certainly not.</w:t>
+      </w:r>
+      <w:r>
+        <w:rPr>
+          <w:rFonts w:eastAsia="Times New Roman"/>
+        </w:rPr>
+        <w:t xml:space="preserve"> Anyone could have done that</w:t>
+      </w:r>
+      <w:r>
+        <w:rPr>
+          <w:rFonts w:eastAsia="Times New Roman"/>
+        </w:rPr>
+        <w:t>.</w:t>
+      </w:r>
+      <w:r>
+        <w:rPr>
+          <w:rFonts w:eastAsia="Times New Roman"/>
+        </w:rPr>
+        <w:t xml:space="preserve"> By the time something reaches my ears, it’s gone through God knows how many people. And what about Cassandra?</w:t>
       </w:r>
       <w:r>
         <w:rPr>
@@ -7913,62 +7942,13 @@
         <w:rPr>
           <w:rFonts w:eastAsia="Times New Roman"/>
         </w:rPr>
-        <w:t>was telling enough.</w:t>
-      </w:r>
-      <w:r>
-        <w:rPr>
-          <w:rFonts w:eastAsia="Times New Roman"/>
-        </w:rPr>
-        <w:t xml:space="preserve"> Zhiyi had a brother who also worked </w:t>
-      </w:r>
-      <w:r>
-        <w:rPr>
-          <w:rFonts w:eastAsia="Times New Roman"/>
-        </w:rPr>
-        <w:t xml:space="preserve">for </w:t>
-      </w:r>
-      <w:r>
-        <w:rPr>
-          <w:rFonts w:eastAsia="Times New Roman"/>
-        </w:rPr>
-        <w:t>Madelyn-Rash</w:t>
-      </w:r>
-      <w:r>
-        <w:rPr>
-          <w:rFonts w:eastAsia="Times New Roman"/>
-        </w:rPr>
-        <w:t xml:space="preserve">, but he and Cassandra had been on bad terms since his sister’s death. They </w:t>
-      </w:r>
-      <w:r>
-        <w:rPr>
-          <w:rFonts w:eastAsia="Times New Roman"/>
-        </w:rPr>
-        <w:t>had once been friends, but when Zhiyi died, they fell into an endless squabble about who was at fault, and any rapport was laid to rest alongside the deceased.</w:t>
-      </w:r>
-    </w:p>
-    <w:p>
-      <w:pPr>
-        <w:rPr>
-          <w:rFonts w:eastAsia="Times New Roman"/>
-        </w:rPr>
-      </w:pPr>
-      <w:r>
-        <w:rPr>
-          <w:rFonts w:eastAsia="Times New Roman"/>
-        </w:rPr>
-        <w:t xml:space="preserve">“Was that who I think it is?” </w:t>
-      </w:r>
-      <w:r>
-        <w:rPr>
-          <w:rFonts w:eastAsia="Times New Roman"/>
-        </w:rPr>
-        <w:t>she</w:t>
-      </w:r>
-      <w:r>
-        <w:rPr>
-          <w:rFonts w:eastAsia="Times New Roman"/>
-        </w:rPr>
-        <w:t xml:space="preserve"> asked.</w:t>
+        <w:t>You trust your little girl that much?</w:t>
+      </w:r>
+      <w:r>
+        <w:rPr>
+          <w:rFonts w:eastAsia="Times New Roman"/>
+        </w:rPr>
+        <w:t>”</w:t>
       </w:r>
     </w:p>
     <w:p>
@@ -7987,136 +7967,38 @@
         <w:rPr>
           <w:rFonts w:eastAsia="Times New Roman"/>
         </w:rPr>
-        <w:t>Y</w:t>
-      </w:r>
-      <w:r>
-        <w:rPr>
-          <w:rFonts w:eastAsia="Times New Roman"/>
-        </w:rPr>
-        <w:t>our good friend, Sun Xiang,” her mother answered</w:t>
-      </w:r>
-      <w:r>
-        <w:rPr>
-          <w:rFonts w:eastAsia="Times New Roman"/>
-        </w:rPr>
-        <w:t>, switching back to English. “</w:t>
-      </w:r>
-      <w:r>
-        <w:rPr>
-          <w:rFonts w:eastAsia="Times New Roman"/>
-        </w:rPr>
-        <w:t>Somehow,</w:t>
-      </w:r>
-      <w:r>
-        <w:rPr>
-          <w:rFonts w:eastAsia="Times New Roman"/>
-        </w:rPr>
-        <w:t xml:space="preserve"> he says,</w:t>
-      </w:r>
-      <w:r>
-        <w:rPr>
-          <w:rFonts w:eastAsia="Times New Roman"/>
-        </w:rPr>
-        <w:t xml:space="preserve"> news about the Vancouver Security Initiative </w:t>
-      </w:r>
-      <w:r>
-        <w:rPr>
-          <w:rFonts w:eastAsia="Times New Roman"/>
-        </w:rPr>
-        <w:t>arrived ahead of us</w:t>
-      </w:r>
-      <w:r>
-        <w:rPr>
-          <w:rFonts w:eastAsia="Times New Roman"/>
-        </w:rPr>
-        <w:t xml:space="preserve">, and </w:t>
-      </w:r>
-      <w:r>
-        <w:rPr>
-          <w:rFonts w:eastAsia="Times New Roman"/>
-        </w:rPr>
-        <w:t xml:space="preserve">the </w:t>
-      </w:r>
-      <w:r>
-        <w:rPr>
-          <w:rFonts w:eastAsia="Times New Roman"/>
-        </w:rPr>
-        <w:t xml:space="preserve">union is planning a strike if it isn’t withdrawn. Some workers have even begun </w:t>
-      </w:r>
-      <w:r>
-        <w:rPr>
-          <w:rFonts w:eastAsia="Times New Roman"/>
-        </w:rPr>
-        <w:t xml:space="preserve">a </w:t>
-      </w:r>
-      <w:r>
-        <w:rPr>
-          <w:rFonts w:eastAsia="Times New Roman"/>
-        </w:rPr>
-        <w:t>standoff with campus security</w:t>
-      </w:r>
-      <w:r>
-        <w:rPr>
-          <w:rFonts w:eastAsia="Times New Roman"/>
-        </w:rPr>
-        <w:t>.”</w:t>
-      </w:r>
-    </w:p>
-    <w:p>
-      <w:pPr>
-        <w:rPr>
-          <w:rFonts w:eastAsia="Times New Roman"/>
-        </w:rPr>
-      </w:pPr>
-      <w:r>
-        <w:rPr>
-          <w:rFonts w:eastAsia="Times New Roman"/>
-        </w:rPr>
-        <w:t>It seemed to Cassandra that history was repeating itself</w:t>
-      </w:r>
-      <w:r>
-        <w:rPr>
-          <w:rFonts w:eastAsia="Times New Roman"/>
-        </w:rPr>
-        <w:t>.</w:t>
-      </w:r>
-    </w:p>
-    <w:p>
-      <w:pPr>
-        <w:rPr>
-          <w:rFonts w:eastAsia="Times New Roman"/>
-        </w:rPr>
-      </w:pPr>
-      <w:r>
-        <w:rPr>
-          <w:rFonts w:eastAsia="Times New Roman"/>
-        </w:rPr>
-        <w:t xml:space="preserve">“This is a good thing, isn’t it? If </w:t>
-      </w:r>
-      <w:r>
-        <w:rPr>
-          <w:rFonts w:eastAsia="Times New Roman"/>
-        </w:rPr>
-        <w:t>the union gets involved</w:t>
-      </w:r>
-      <w:r>
-        <w:rPr>
-          <w:rFonts w:eastAsia="Times New Roman"/>
-        </w:rPr>
-        <w:t>, we have a chance to kill the proposal,” Jackson said.</w:t>
-      </w:r>
-    </w:p>
-    <w:p>
-      <w:pPr>
-        <w:rPr>
-          <w:rFonts w:eastAsia="Times New Roman"/>
-        </w:rPr>
-      </w:pPr>
-      <w:r>
-        <w:rPr>
-          <w:rFonts w:eastAsia="Times New Roman"/>
-        </w:rPr>
-        <w:t>“Are you saying that because you’re the one who leaked it?”</w:t>
+        <w:t>My children are</w:t>
+      </w:r>
+      <w:r>
+        <w:rPr>
+          <w:rFonts w:eastAsia="Times New Roman"/>
+        </w:rPr>
+        <w:t xml:space="preserve"> many things, but a security risk is not one of them.”</w:t>
+      </w:r>
+    </w:p>
+    <w:p>
+      <w:pPr>
+        <w:rPr>
+          <w:rFonts w:eastAsia="Times New Roman"/>
+        </w:rPr>
+      </w:pPr>
+      <w:r>
+        <w:rPr>
+          <w:rFonts w:eastAsia="Times New Roman"/>
+        </w:rPr>
+        <w:t xml:space="preserve">“I agree with the director,” Marcus said. “Between those of us who knew about the VSI, </w:t>
+      </w:r>
+      <w:r>
+        <w:rPr>
+          <w:rFonts w:eastAsia="Times New Roman"/>
+        </w:rPr>
+        <w:t>you’re</w:t>
+      </w:r>
+      <w:r>
+        <w:rPr>
+          <w:rFonts w:eastAsia="Times New Roman"/>
+        </w:rPr>
+        <w:t xml:space="preserve"> the only one I would suspect, given your penchant for drinking.”</w:t>
       </w:r>
     </w:p>
     <w:p>
@@ -8130,105 +8012,6 @@
           <w:rFonts w:eastAsia="Times New Roman"/>
         </w:rPr>
         <w:lastRenderedPageBreak/>
-        <w:t>“What, me? Certainly not.</w:t>
-      </w:r>
-      <w:r>
-        <w:rPr>
-          <w:rFonts w:eastAsia="Times New Roman"/>
-        </w:rPr>
-        <w:t xml:space="preserve"> Anyone could have done that</w:t>
-      </w:r>
-      <w:r>
-        <w:rPr>
-          <w:rFonts w:eastAsia="Times New Roman"/>
-        </w:rPr>
-        <w:t>.</w:t>
-      </w:r>
-      <w:r>
-        <w:rPr>
-          <w:rFonts w:eastAsia="Times New Roman"/>
-        </w:rPr>
-        <w:t xml:space="preserve"> By the time something reaches my ears, it’s gone through God knows how many people. And what about Cassandra?</w:t>
-      </w:r>
-      <w:r>
-        <w:rPr>
-          <w:rFonts w:eastAsia="Times New Roman"/>
-        </w:rPr>
-        <w:t xml:space="preserve"> </w:t>
-      </w:r>
-      <w:r>
-        <w:rPr>
-          <w:rFonts w:eastAsia="Times New Roman"/>
-        </w:rPr>
-        <w:t>You trust your little girl that much?</w:t>
-      </w:r>
-      <w:r>
-        <w:rPr>
-          <w:rFonts w:eastAsia="Times New Roman"/>
-        </w:rPr>
-        <w:t>”</w:t>
-      </w:r>
-    </w:p>
-    <w:p>
-      <w:pPr>
-        <w:rPr>
-          <w:rFonts w:eastAsia="Times New Roman"/>
-        </w:rPr>
-      </w:pPr>
-      <w:r>
-        <w:rPr>
-          <w:rFonts w:eastAsia="Times New Roman"/>
-        </w:rPr>
-        <w:t>“</w:t>
-      </w:r>
-      <w:r>
-        <w:rPr>
-          <w:rFonts w:eastAsia="Times New Roman"/>
-        </w:rPr>
-        <w:t>My children are</w:t>
-      </w:r>
-      <w:r>
-        <w:rPr>
-          <w:rFonts w:eastAsia="Times New Roman"/>
-        </w:rPr>
-        <w:t xml:space="preserve"> many things, but a security risk is not one of them.”</w:t>
-      </w:r>
-    </w:p>
-    <w:p>
-      <w:pPr>
-        <w:rPr>
-          <w:rFonts w:eastAsia="Times New Roman"/>
-        </w:rPr>
-      </w:pPr>
-      <w:r>
-        <w:rPr>
-          <w:rFonts w:eastAsia="Times New Roman"/>
-        </w:rPr>
-        <w:t xml:space="preserve">“I agree with the director,” Marcus said. “Between those of us who knew about the VSI, </w:t>
-      </w:r>
-      <w:r>
-        <w:rPr>
-          <w:rFonts w:eastAsia="Times New Roman"/>
-        </w:rPr>
-        <w:t>you’re</w:t>
-      </w:r>
-      <w:r>
-        <w:rPr>
-          <w:rFonts w:eastAsia="Times New Roman"/>
-        </w:rPr>
-        <w:t xml:space="preserve"> the only one I would suspect, given your penchant for drinking.”</w:t>
-      </w:r>
-    </w:p>
-    <w:p>
-      <w:pPr>
-        <w:rPr>
-          <w:rFonts w:eastAsia="Times New Roman"/>
-        </w:rPr>
-      </w:pPr>
-      <w:r>
-        <w:rPr>
-          <w:rFonts w:eastAsia="Times New Roman"/>
-        </w:rPr>
         <w:t xml:space="preserve">Jackson sighed and leaned towards Cassandra. </w:t>
       </w:r>
       <w:r>
@@ -8601,50 +8384,263 @@
         <w:rPr>
           <w:rFonts w:eastAsia="Times New Roman"/>
         </w:rPr>
+        <w:t>each connected to the others</w:t>
+      </w:r>
+      <w:r>
+        <w:rPr>
+          <w:rFonts w:eastAsia="Times New Roman"/>
+        </w:rPr>
+        <w:t xml:space="preserve"> by </w:t>
+      </w:r>
+      <w:r>
+        <w:rPr>
+          <w:rFonts w:eastAsia="Times New Roman"/>
+        </w:rPr>
+        <w:t>covered bridges</w:t>
+      </w:r>
+      <w:r>
+        <w:rPr>
+          <w:rFonts w:eastAsia="Times New Roman"/>
+        </w:rPr>
+        <w:t>,</w:t>
+      </w:r>
+      <w:r>
+        <w:rPr>
+          <w:rFonts w:eastAsia="Times New Roman"/>
+        </w:rPr>
+        <w:t xml:space="preserve"> and</w:t>
+      </w:r>
+      <w:r>
+        <w:rPr>
+          <w:rFonts w:eastAsia="Times New Roman"/>
+        </w:rPr>
+        <w:t xml:space="preserve"> each with a greenhouse at its </w:t>
+      </w:r>
+      <w:r>
+        <w:rPr>
+          <w:rFonts w:eastAsia="Times New Roman"/>
+        </w:rPr>
+        <w:t>top</w:t>
+      </w:r>
+      <w:r>
+        <w:rPr>
+          <w:rFonts w:eastAsia="Times New Roman"/>
+        </w:rPr>
+        <w:t xml:space="preserve"> from which the structure got its name.</w:t>
+      </w:r>
+      <w:r>
+        <w:rPr>
+          <w:rFonts w:eastAsia="Times New Roman"/>
+        </w:rPr>
+        <w:t xml:space="preserve"> </w:t>
+      </w:r>
+    </w:p>
+    <w:p>
+      <w:pPr>
+        <w:rPr>
+          <w:rFonts w:eastAsia="Times New Roman"/>
+        </w:rPr>
+      </w:pPr>
+      <w:r>
+        <w:rPr>
+          <w:rFonts w:eastAsia="Times New Roman"/>
+        </w:rPr>
+        <w:t>Cassandra’s apartment on the twenty-third floor</w:t>
+      </w:r>
+      <w:r>
+        <w:rPr>
+          <w:rFonts w:eastAsia="Times New Roman"/>
+        </w:rPr>
+        <w:t xml:space="preserve"> of the residential tower </w:t>
+      </w:r>
+      <w:r>
+        <w:rPr>
+          <w:rFonts w:eastAsia="Times New Roman"/>
+        </w:rPr>
+        <w:t xml:space="preserve">was spacious, though modestly decorated, with an assortment of houseplants, </w:t>
+      </w:r>
+      <w:r>
+        <w:rPr>
+          <w:rFonts w:eastAsia="Times New Roman"/>
+        </w:rPr>
+        <w:t>shelves full of books, photographs, and collectible figurines</w:t>
+      </w:r>
+      <w:r>
+        <w:rPr>
+          <w:rFonts w:eastAsia="Times New Roman"/>
+        </w:rPr>
+        <w:t xml:space="preserve">, and a miniature </w:t>
+      </w:r>
+      <w:r>
+        <w:rPr>
+          <w:rFonts w:eastAsia="Times New Roman"/>
+        </w:rPr>
+        <w:t>z</w:t>
+      </w:r>
+      <w:r>
+        <w:rPr>
+          <w:rFonts w:eastAsia="Times New Roman"/>
+        </w:rPr>
+        <w:t xml:space="preserve">en </w:t>
+      </w:r>
+      <w:r>
+        <w:rPr>
+          <w:rFonts w:eastAsia="Times New Roman"/>
+        </w:rPr>
+        <w:t>g</w:t>
+      </w:r>
+      <w:r>
+        <w:rPr>
+          <w:rFonts w:eastAsia="Times New Roman"/>
+        </w:rPr>
+        <w:t xml:space="preserve">arden atop the living room table. </w:t>
+      </w:r>
+      <w:r>
+        <w:rPr>
+          <w:rFonts w:eastAsia="Times New Roman"/>
+        </w:rPr>
+        <w:t>Elsewhere, a</w:t>
+      </w:r>
+      <w:r>
+        <w:rPr>
+          <w:rFonts w:eastAsia="Times New Roman"/>
+        </w:rPr>
+        <w:t xml:space="preserve"> </w:t>
+      </w:r>
+      <w:r>
+        <w:rPr>
+          <w:rFonts w:eastAsia="Times New Roman"/>
+        </w:rPr>
+        <w:t>hamper full of clothes yet to be folded</w:t>
+      </w:r>
+      <w:r>
+        <w:rPr>
+          <w:rFonts w:eastAsia="Times New Roman"/>
+        </w:rPr>
+        <w:t xml:space="preserve">, </w:t>
+      </w:r>
+      <w:r>
+        <w:rPr>
+          <w:rFonts w:eastAsia="Times New Roman"/>
+        </w:rPr>
+        <w:t>piles of mail and unfinished paperwork</w:t>
+      </w:r>
+      <w:r>
+        <w:rPr>
+          <w:rFonts w:eastAsia="Times New Roman"/>
+        </w:rPr>
+        <w:t xml:space="preserve">, and some candy bars strewn across the countertops </w:t>
+      </w:r>
+      <w:r>
+        <w:rPr>
+          <w:rFonts w:eastAsia="Times New Roman"/>
+        </w:rPr>
+        <w:t>exposed</w:t>
+      </w:r>
+      <w:r>
+        <w:rPr>
+          <w:rFonts w:eastAsia="Times New Roman"/>
+        </w:rPr>
+        <w:t xml:space="preserve"> the haste with which Cassandra had left for the conference. </w:t>
+      </w:r>
+    </w:p>
+    <w:p>
+      <w:pPr>
+        <w:rPr>
+          <w:rFonts w:eastAsia="Times New Roman"/>
+        </w:rPr>
+      </w:pPr>
+      <w:r>
+        <w:rPr>
+          <w:rFonts w:eastAsia="Times New Roman"/>
+        </w:rPr>
         <w:lastRenderedPageBreak/>
-        <w:t>each connected to the others</w:t>
-      </w:r>
-      <w:r>
-        <w:rPr>
-          <w:rFonts w:eastAsia="Times New Roman"/>
-        </w:rPr>
-        <w:t xml:space="preserve"> by </w:t>
-      </w:r>
-      <w:r>
-        <w:rPr>
-          <w:rFonts w:eastAsia="Times New Roman"/>
-        </w:rPr>
-        <w:t>covered bridges</w:t>
-      </w:r>
-      <w:r>
-        <w:rPr>
-          <w:rFonts w:eastAsia="Times New Roman"/>
-        </w:rPr>
-        <w:t>,</w:t>
-      </w:r>
-      <w:r>
-        <w:rPr>
-          <w:rFonts w:eastAsia="Times New Roman"/>
-        </w:rPr>
-        <w:t xml:space="preserve"> and</w:t>
-      </w:r>
-      <w:r>
-        <w:rPr>
-          <w:rFonts w:eastAsia="Times New Roman"/>
-        </w:rPr>
-        <w:t xml:space="preserve"> each with a greenhouse at its </w:t>
-      </w:r>
-      <w:r>
-        <w:rPr>
-          <w:rFonts w:eastAsia="Times New Roman"/>
-        </w:rPr>
-        <w:t>top</w:t>
-      </w:r>
-      <w:r>
-        <w:rPr>
-          <w:rFonts w:eastAsia="Times New Roman"/>
-        </w:rPr>
-        <w:t xml:space="preserve"> from which the structure got its name.</w:t>
+        <w:t>“</w:t>
+      </w:r>
+      <w:r>
+        <w:rPr>
+          <w:rFonts w:eastAsia="Times New Roman"/>
+        </w:rPr>
+        <w:t xml:space="preserve">Welcome to my </w:t>
+      </w:r>
+      <w:r>
+        <w:rPr>
+          <w:rFonts w:eastAsia="Times New Roman"/>
+        </w:rPr>
+        <w:t>abode</w:t>
+      </w:r>
+      <w:r>
+        <w:rPr>
+          <w:rFonts w:eastAsia="Times New Roman"/>
+        </w:rPr>
+        <w:t xml:space="preserve">, Miss Akiko. </w:t>
+      </w:r>
+      <w:r>
+        <w:rPr>
+          <w:rFonts w:eastAsia="Times New Roman"/>
+        </w:rPr>
+        <w:t>I apologize for the mild state of disarray.</w:t>
+      </w:r>
+      <w:r>
+        <w:rPr>
+          <w:rFonts w:eastAsia="Times New Roman"/>
+        </w:rPr>
+        <w:t xml:space="preserve"> I wasn’t expecting guests, or else I’d have cleaned up better before the </w:t>
+      </w:r>
+      <w:r>
+        <w:rPr>
+          <w:rFonts w:eastAsia="Times New Roman"/>
+        </w:rPr>
+        <w:t>trip</w:t>
+      </w:r>
+      <w:r>
+        <w:rPr>
+          <w:rFonts w:eastAsia="Times New Roman"/>
+        </w:rPr>
+        <w:t>.”</w:t>
+      </w:r>
+    </w:p>
+    <w:p>
+      <w:pPr>
+        <w:rPr>
+          <w:rFonts w:eastAsia="Times New Roman"/>
+        </w:rPr>
+      </w:pPr>
+      <w:r>
+        <w:rPr>
+          <w:rFonts w:eastAsia="Times New Roman"/>
+        </w:rPr>
+        <w:t xml:space="preserve">“You call </w:t>
+      </w:r>
+      <w:r>
+        <w:rPr>
+          <w:rFonts w:eastAsia="Times New Roman"/>
+        </w:rPr>
+        <w:t>this</w:t>
+      </w:r>
+      <w:r>
+        <w:rPr>
+          <w:rFonts w:eastAsia="Times New Roman"/>
+        </w:rPr>
+        <w:t xml:space="preserve"> a mess?” Akiko laughed. “Come the fuck on, </w:t>
+      </w:r>
+      <w:r>
+        <w:rPr>
+          <w:rFonts w:eastAsia="Times New Roman"/>
+        </w:rPr>
+        <w:t>your place is</w:t>
+      </w:r>
+      <w:r>
+        <w:rPr>
+          <w:rFonts w:eastAsia="Times New Roman"/>
+        </w:rPr>
+        <w:t xml:space="preserve"> even cleaner than the dorms I saw in uni when </w:t>
+      </w:r>
+      <w:r>
+        <w:rPr>
+          <w:rFonts w:eastAsia="Times New Roman"/>
+        </w:rPr>
+        <w:t>guys</w:t>
       </w:r>
       <w:r>
         <w:rPr>
@@ -8652,72 +8648,61 @@
         </w:rPr>
         <w:t xml:space="preserve"> </w:t>
       </w:r>
-    </w:p>
-    <w:p>
-      <w:pPr>
-        <w:rPr>
-          <w:rFonts w:eastAsia="Times New Roman"/>
-        </w:rPr>
-      </w:pPr>
-      <w:r>
-        <w:rPr>
-          <w:rFonts w:eastAsia="Times New Roman"/>
-        </w:rPr>
-        <w:t>Cassandra’s apartment on the twenty-third floor</w:t>
-      </w:r>
-      <w:r>
-        <w:rPr>
-          <w:rFonts w:eastAsia="Times New Roman"/>
-        </w:rPr>
-        <w:t xml:space="preserve"> of the residential tower </w:t>
-      </w:r>
-      <w:r>
-        <w:rPr>
-          <w:rFonts w:eastAsia="Times New Roman"/>
-        </w:rPr>
-        <w:t xml:space="preserve">was spacious, though modestly decorated, with an assortment of houseplants, </w:t>
-      </w:r>
-      <w:r>
-        <w:rPr>
-          <w:rFonts w:eastAsia="Times New Roman"/>
-        </w:rPr>
-        <w:t>shelves full of books, photographs, and collectible figurines</w:t>
-      </w:r>
-      <w:r>
-        <w:rPr>
-          <w:rFonts w:eastAsia="Times New Roman"/>
-        </w:rPr>
-        <w:t xml:space="preserve">, and a miniature </w:t>
-      </w:r>
-      <w:r>
-        <w:rPr>
-          <w:rFonts w:eastAsia="Times New Roman"/>
-        </w:rPr>
-        <w:t>z</w:t>
-      </w:r>
-      <w:r>
-        <w:rPr>
-          <w:rFonts w:eastAsia="Times New Roman"/>
-        </w:rPr>
-        <w:t xml:space="preserve">en </w:t>
-      </w:r>
-      <w:r>
-        <w:rPr>
-          <w:rFonts w:eastAsia="Times New Roman"/>
-        </w:rPr>
-        <w:t>g</w:t>
-      </w:r>
-      <w:r>
-        <w:rPr>
-          <w:rFonts w:eastAsia="Times New Roman"/>
-        </w:rPr>
-        <w:t xml:space="preserve">arden atop the living room table. </w:t>
-      </w:r>
-      <w:r>
-        <w:rPr>
-          <w:rFonts w:eastAsia="Times New Roman"/>
-        </w:rPr>
-        <w:t>Elsewhere, a</w:t>
+      <w:r>
+        <w:rPr>
+          <w:rFonts w:eastAsia="Times New Roman"/>
+        </w:rPr>
+        <w:t>invited me over to try and get laid</w:t>
+      </w:r>
+      <w:r>
+        <w:rPr>
+          <w:rFonts w:eastAsia="Times New Roman"/>
+        </w:rPr>
+        <w:t>.”</w:t>
+      </w:r>
+    </w:p>
+    <w:p>
+      <w:pPr>
+        <w:rPr>
+          <w:rFonts w:eastAsia="Times New Roman"/>
+        </w:rPr>
+      </w:pPr>
+      <w:r>
+        <w:rPr>
+          <w:rFonts w:eastAsia="Times New Roman"/>
+        </w:rPr>
+        <w:t>“I don’t doubt it, but I</w:t>
+      </w:r>
+      <w:r>
+        <w:rPr>
+          <w:rFonts w:eastAsia="Times New Roman"/>
+        </w:rPr>
+        <w:t>’d</w:t>
+      </w:r>
+      <w:r>
+        <w:rPr>
+          <w:rFonts w:eastAsia="Times New Roman"/>
+        </w:rPr>
+        <w:t xml:space="preserve"> hope you hold me to a higher standard than a hormone-addled schoolboy.”</w:t>
+      </w:r>
+    </w:p>
+    <w:p>
+      <w:pPr>
+        <w:rPr>
+          <w:rFonts w:eastAsia="Times New Roman"/>
+        </w:rPr>
+      </w:pPr>
+      <w:r>
+        <w:rPr>
+          <w:rFonts w:eastAsia="Times New Roman"/>
+        </w:rPr>
+        <w:t xml:space="preserve"> “Yeah, </w:t>
+      </w:r>
+      <w:r>
+        <w:rPr>
+          <w:rFonts w:eastAsia="Times New Roman"/>
+        </w:rPr>
+        <w:t>that’s kinda damning with faint praise, ain’t it?</w:t>
       </w:r>
       <w:r>
         <w:rPr>
@@ -8729,37 +8714,26 @@
         <w:rPr>
           <w:rFonts w:eastAsia="Times New Roman"/>
         </w:rPr>
-        <w:t>hamper full of clothes yet to be folded</w:t>
-      </w:r>
-      <w:r>
-        <w:rPr>
-          <w:rFonts w:eastAsia="Times New Roman"/>
-        </w:rPr>
-        <w:t xml:space="preserve">, </w:t>
-      </w:r>
-      <w:r>
-        <w:rPr>
-          <w:rFonts w:eastAsia="Times New Roman"/>
-        </w:rPr>
-        <w:t>piles of mail and unfinished paperwork</w:t>
-      </w:r>
-      <w:r>
-        <w:rPr>
-          <w:rFonts w:eastAsia="Times New Roman"/>
-        </w:rPr>
-        <w:t xml:space="preserve">, and some candy bars strewn across the countertops </w:t>
-      </w:r>
-      <w:r>
-        <w:rPr>
-          <w:rFonts w:eastAsia="Times New Roman"/>
-        </w:rPr>
-        <w:t>exposed</w:t>
-      </w:r>
-      <w:r>
-        <w:rPr>
-          <w:rFonts w:eastAsia="Times New Roman"/>
-        </w:rPr>
-        <w:t xml:space="preserve"> the haste with which Cassandra had left for the conference. </w:t>
+        <w:t>Those dolts never got what they wanted anyway</w:t>
+      </w:r>
+      <w:r>
+        <w:rPr>
+          <w:rFonts w:eastAsia="Times New Roman"/>
+        </w:rPr>
+        <w:t>.”</w:t>
+      </w:r>
+    </w:p>
+    <w:p>
+      <w:pPr>
+        <w:rPr>
+          <w:rFonts w:eastAsia="Times New Roman"/>
+        </w:rPr>
+      </w:pPr>
+      <w:r>
+        <w:rPr>
+          <w:rFonts w:eastAsia="Times New Roman"/>
+        </w:rPr>
+        <w:t>Akiko continued to take in the room until her eyes came to rest on a yellow talisman hanging from the door through which she had just entered. She stared at it with unexpected concentration, rubbing the cloth between her thumb and index fingers.</w:t>
       </w:r>
     </w:p>
     <w:p>
@@ -8778,86 +8752,19 @@
         <w:rPr>
           <w:rFonts w:eastAsia="Times New Roman"/>
         </w:rPr>
-        <w:t xml:space="preserve">Welcome to my </w:t>
-      </w:r>
-      <w:r>
-        <w:rPr>
-          <w:rFonts w:eastAsia="Times New Roman"/>
-        </w:rPr>
-        <w:t>abode</w:t>
-      </w:r>
-      <w:r>
-        <w:rPr>
-          <w:rFonts w:eastAsia="Times New Roman"/>
-        </w:rPr>
-        <w:t xml:space="preserve">, Miss Akiko. </w:t>
-      </w:r>
-      <w:r>
-        <w:rPr>
-          <w:rFonts w:eastAsia="Times New Roman"/>
-        </w:rPr>
-        <w:t>I apologize for the mild state of disarray.</w:t>
-      </w:r>
-      <w:r>
-        <w:rPr>
-          <w:rFonts w:eastAsia="Times New Roman"/>
-        </w:rPr>
-        <w:t xml:space="preserve"> I wasn’t expecting guests, or else I’d have cleaned up better before the </w:t>
-      </w:r>
-      <w:r>
-        <w:rPr>
-          <w:rFonts w:eastAsia="Times New Roman"/>
-        </w:rPr>
-        <w:t>trip</w:t>
-      </w:r>
-      <w:r>
-        <w:rPr>
-          <w:rFonts w:eastAsia="Times New Roman"/>
-        </w:rPr>
-        <w:t>.”</w:t>
-      </w:r>
-    </w:p>
-    <w:p>
-      <w:pPr>
-        <w:rPr>
-          <w:rFonts w:eastAsia="Times New Roman"/>
-        </w:rPr>
-      </w:pPr>
-      <w:r>
-        <w:rPr>
-          <w:rFonts w:eastAsia="Times New Roman"/>
-        </w:rPr>
-        <w:t xml:space="preserve">“You call </w:t>
-      </w:r>
-      <w:r>
-        <w:rPr>
-          <w:rFonts w:eastAsia="Times New Roman"/>
-        </w:rPr>
-        <w:t>this</w:t>
-      </w:r>
-      <w:r>
-        <w:rPr>
-          <w:rFonts w:eastAsia="Times New Roman"/>
-        </w:rPr>
-        <w:t xml:space="preserve"> a mess?” Akiko laughed. “Come the fuck on, </w:t>
-      </w:r>
-      <w:r>
-        <w:rPr>
-          <w:rFonts w:eastAsia="Times New Roman"/>
-        </w:rPr>
-        <w:t>your place is</w:t>
-      </w:r>
-      <w:r>
-        <w:rPr>
-          <w:rFonts w:eastAsia="Times New Roman"/>
-        </w:rPr>
-        <w:t xml:space="preserve"> even cleaner than the dorms I saw in uni when </w:t>
-      </w:r>
-      <w:r>
-        <w:rPr>
-          <w:rFonts w:eastAsia="Times New Roman"/>
-        </w:rPr>
-        <w:t>guys</w:t>
+        <w:t>That’s</w:t>
+      </w:r>
+      <w:r>
+        <w:rPr>
+          <w:rFonts w:eastAsia="Times New Roman"/>
+        </w:rPr>
+        <w:t xml:space="preserve"> just a stupid thing my ex gave me</w:t>
+      </w:r>
+      <w:r>
+        <w:rPr>
+          <w:rFonts w:eastAsia="Times New Roman"/>
+        </w:rPr>
+        <w:t>,” Cassandra explained, sensing Akiko’s curiosity.</w:t>
       </w:r>
       <w:r>
         <w:rPr>
@@ -8869,126 +8776,34 @@
         <w:rPr>
           <w:rFonts w:eastAsia="Times New Roman"/>
         </w:rPr>
-        <w:t>invited me over to try and get laid</w:t>
-      </w:r>
-      <w:r>
-        <w:rPr>
-          <w:rFonts w:eastAsia="Times New Roman"/>
-        </w:rPr>
-        <w:t>.”</w:t>
-      </w:r>
-    </w:p>
-    <w:p>
-      <w:pPr>
-        <w:rPr>
-          <w:rFonts w:eastAsia="Times New Roman"/>
-        </w:rPr>
-      </w:pPr>
-      <w:r>
-        <w:rPr>
-          <w:rFonts w:eastAsia="Times New Roman"/>
-        </w:rPr>
-        <w:t>“I don’t doubt it, but I</w:t>
-      </w:r>
-      <w:r>
-        <w:rPr>
-          <w:rFonts w:eastAsia="Times New Roman"/>
-        </w:rPr>
-        <w:t>’d</w:t>
-      </w:r>
-      <w:r>
-        <w:rPr>
-          <w:rFonts w:eastAsia="Times New Roman"/>
-        </w:rPr>
-        <w:t xml:space="preserve"> hope you hold me to a higher standard than a hormone-addled schoolboy.”</w:t>
-      </w:r>
-    </w:p>
-    <w:p>
-      <w:pPr>
-        <w:rPr>
-          <w:rFonts w:eastAsia="Times New Roman"/>
-        </w:rPr>
-      </w:pPr>
-      <w:r>
-        <w:rPr>
-          <w:rFonts w:eastAsia="Times New Roman"/>
-        </w:rPr>
-        <w:t xml:space="preserve"> “Yeah, </w:t>
-      </w:r>
-      <w:r>
-        <w:rPr>
-          <w:rFonts w:eastAsia="Times New Roman"/>
-        </w:rPr>
-        <w:t>that’s kinda damning with faint praise, ain’t it?</w:t>
-      </w:r>
-      <w:r>
-        <w:rPr>
-          <w:rFonts w:eastAsia="Times New Roman"/>
-        </w:rPr>
-        <w:t xml:space="preserve"> </w:t>
-      </w:r>
-      <w:r>
-        <w:rPr>
-          <w:rFonts w:eastAsia="Times New Roman"/>
-        </w:rPr>
-        <w:t>Those dolts never got what they wanted anyway</w:t>
-      </w:r>
-      <w:r>
-        <w:rPr>
-          <w:rFonts w:eastAsia="Times New Roman"/>
-        </w:rPr>
-        <w:t>.”</w:t>
-      </w:r>
-    </w:p>
-    <w:p>
-      <w:pPr>
-        <w:rPr>
-          <w:rFonts w:eastAsia="Times New Roman"/>
-        </w:rPr>
-      </w:pPr>
-      <w:r>
-        <w:rPr>
-          <w:rFonts w:eastAsia="Times New Roman"/>
-        </w:rPr>
-        <w:t>Akiko continued to take in the room until her eyes came to rest on a yellow talisman hanging from the door through which she had just entered. She stared at it with unexpected concentration, rubbing the cloth between her thumb and index fingers.</w:t>
-      </w:r>
-    </w:p>
-    <w:p>
-      <w:pPr>
-        <w:rPr>
-          <w:rFonts w:eastAsia="Times New Roman"/>
-        </w:rPr>
-      </w:pPr>
-      <w:r>
-        <w:rPr>
-          <w:rFonts w:eastAsia="Times New Roman"/>
-        </w:rPr>
         <w:t>“</w:t>
       </w:r>
       <w:r>
         <w:rPr>
           <w:rFonts w:eastAsia="Times New Roman"/>
         </w:rPr>
-        <w:t>That’s</w:t>
-      </w:r>
-      <w:r>
-        <w:rPr>
-          <w:rFonts w:eastAsia="Times New Roman"/>
-        </w:rPr>
-        <w:t xml:space="preserve"> just a stupid thing my ex gave me</w:t>
-      </w:r>
-      <w:r>
-        <w:rPr>
-          <w:rFonts w:eastAsia="Times New Roman"/>
-        </w:rPr>
-        <w:t>,” Cassandra explained, sensing Akiko’s curiosity.</w:t>
-      </w:r>
-      <w:r>
-        <w:rPr>
-          <w:rFonts w:eastAsia="Times New Roman"/>
-        </w:rPr>
-        <w:t xml:space="preserve"> </w:t>
-      </w:r>
+        <w:t>She was really into spiritual stuff, everything from talismans to tarot cards. Told me I should put it at the entrance to my home and it’ll ward off evil, or some such.”</w:t>
+      </w:r>
+    </w:p>
+    <w:p>
+      <w:pPr>
+        <w:rPr>
+          <w:rFonts w:eastAsia="Times New Roman"/>
+        </w:rPr>
+      </w:pPr>
+      <w:r>
+        <w:rPr>
+          <w:rFonts w:eastAsia="Times New Roman"/>
+        </w:rPr>
+        <w:t>“That so? It’s funny, cause I actually have something similar back at my place. Don’t even remember where I got it, but y’know, it was pretty, so I left it up.”</w:t>
+      </w:r>
+    </w:p>
+    <w:p>
+      <w:pPr>
+        <w:rPr>
+          <w:rFonts w:eastAsia="Times New Roman"/>
+        </w:rPr>
+      </w:pPr>
       <w:r>
         <w:rPr>
           <w:rFonts w:eastAsia="Times New Roman"/>
@@ -8999,38 +8814,6 @@
         <w:rPr>
           <w:rFonts w:eastAsia="Times New Roman"/>
         </w:rPr>
-        <w:t>She was really into spiritual stuff, everything from talismans to tarot cards. Told me I should put it at the entrance to my home and it’ll ward off evil, or some such.”</w:t>
-      </w:r>
-    </w:p>
-    <w:p>
-      <w:pPr>
-        <w:rPr>
-          <w:rFonts w:eastAsia="Times New Roman"/>
-        </w:rPr>
-      </w:pPr>
-      <w:r>
-        <w:rPr>
-          <w:rFonts w:eastAsia="Times New Roman"/>
-        </w:rPr>
-        <w:t>“That so? It’s funny, cause I actually have something similar back at my place. Don’t even remember where I got it, but y’know, it was pretty, so I left it up.”</w:t>
-      </w:r>
-    </w:p>
-    <w:p>
-      <w:pPr>
-        <w:rPr>
-          <w:rFonts w:eastAsia="Times New Roman"/>
-        </w:rPr>
-      </w:pPr>
-      <w:r>
-        <w:rPr>
-          <w:rFonts w:eastAsia="Times New Roman"/>
-        </w:rPr>
-        <w:t>“</w:t>
-      </w:r>
-      <w:r>
-        <w:rPr>
-          <w:rFonts w:eastAsia="Times New Roman"/>
-        </w:rPr>
         <w:t>I was actually thinking of taking mine down</w:t>
       </w:r>
       <w:r>
@@ -9063,74 +8846,60 @@
         <w:rPr>
           <w:rFonts w:eastAsia="Times New Roman"/>
         </w:rPr>
+        <w:t>“Well, she’s not my ex because we broke up. She…passed away a while back,” Cassandra said.</w:t>
+      </w:r>
+    </w:p>
+    <w:p>
+      <w:pPr>
+        <w:rPr>
+          <w:rFonts w:eastAsia="Times New Roman"/>
+        </w:rPr>
+      </w:pPr>
+      <w:r>
+        <w:rPr>
+          <w:rFonts w:eastAsia="Times New Roman"/>
+        </w:rPr>
+        <w:t>It didn’t take an empath to see the embarrassment rush onto Akiko’s face.</w:t>
+      </w:r>
+    </w:p>
+    <w:p>
+      <w:pPr>
+        <w:rPr>
+          <w:rFonts w:eastAsia="Times New Roman"/>
+        </w:rPr>
+      </w:pPr>
+      <w:r>
+        <w:rPr>
+          <w:rFonts w:eastAsia="Times New Roman"/>
+        </w:rPr>
+        <w:t xml:space="preserve">“Don’t worry, it’s not a sore spot for me,” Cassandra continued, rushing to end the awkward silence. “That was years ago. I won’t pretend I don’t miss her, but I’m doing better, now.” </w:t>
+      </w:r>
+    </w:p>
+    <w:p>
+      <w:pPr>
+        <w:rPr>
+          <w:rFonts w:eastAsia="Times New Roman"/>
+        </w:rPr>
+      </w:pPr>
+      <w:r>
+        <w:rPr>
+          <w:rFonts w:eastAsia="Times New Roman"/>
+        </w:rPr>
+        <w:t>“Then why not keep it there?” Akiko said. “Even if it’s not doing its job, it’s not hurting anyone, either. And it’s a good thing to remember her by.”</w:t>
+      </w:r>
+    </w:p>
+    <w:p>
+      <w:pPr>
+        <w:rPr>
+          <w:rFonts w:eastAsia="Times New Roman"/>
+        </w:rPr>
+      </w:pPr>
+      <w:r>
+        <w:rPr>
+          <w:rFonts w:eastAsia="Times New Roman"/>
+        </w:rPr>
         <w:lastRenderedPageBreak/>
-        <w:t>“Well, she’s not my ex because we broke up. She…passed away a while back,” Cassandra said.</w:t>
-      </w:r>
-    </w:p>
-    <w:p>
-      <w:pPr>
-        <w:rPr>
-          <w:rFonts w:eastAsia="Times New Roman"/>
-        </w:rPr>
-      </w:pPr>
-      <w:r>
-        <w:rPr>
-          <w:rFonts w:eastAsia="Times New Roman"/>
-        </w:rPr>
-        <w:t>It didn’t take an empath to see the embarrassment rush onto Akiko’s face.</w:t>
-      </w:r>
-    </w:p>
-    <w:p>
-      <w:pPr>
-        <w:rPr>
-          <w:rFonts w:eastAsia="Times New Roman"/>
-        </w:rPr>
-      </w:pPr>
-      <w:r>
-        <w:rPr>
-          <w:rFonts w:eastAsia="Times New Roman"/>
-        </w:rPr>
-        <w:t xml:space="preserve">“Don’t worry, it’s not a sore spot for me,” Cassandra continued, rushing to end the awkward silence. “That was years ago. I won’t pretend I don’t miss her, but I’m doing better, now.” </w:t>
-      </w:r>
-    </w:p>
-    <w:p>
-      <w:pPr>
-        <w:rPr>
-          <w:rFonts w:eastAsia="Times New Roman"/>
-        </w:rPr>
-      </w:pPr>
-      <w:r>
-        <w:rPr>
-          <w:rFonts w:eastAsia="Times New Roman"/>
-        </w:rPr>
-        <w:t>“Then why not keep it there?” Akiko said. “Even if it’s not doing its job, it’s not hurting anyone, either. And it’s a good thing to remember her by.”</w:t>
-      </w:r>
-    </w:p>
-    <w:p>
-      <w:pPr>
-        <w:rPr>
-          <w:rFonts w:eastAsia="Times New Roman"/>
-        </w:rPr>
-      </w:pPr>
-      <w:r>
-        <w:rPr>
-          <w:rFonts w:eastAsia="Times New Roman"/>
-        </w:rPr>
-        <w:t xml:space="preserve">“I don’t know. I’ll think about it. Anyway, I can’t stick around much longer, </w:t>
-      </w:r>
-      <w:proofErr w:type="spellStart"/>
-      <w:r>
-        <w:rPr>
-          <w:rFonts w:eastAsia="Times New Roman"/>
-        </w:rPr>
-        <w:t>‘cause</w:t>
-      </w:r>
-      <w:proofErr w:type="spellEnd"/>
-      <w:r>
-        <w:rPr>
-          <w:rFonts w:eastAsia="Times New Roman"/>
-        </w:rPr>
-        <w:t xml:space="preserve"> the meeting will be starting shortly, but feel free to make yourself at home. Help yourself to the pantry or fridge if you’re hungry, and call me if you need anything, okay?”</w:t>
+        <w:t>“I don’t know. I’ll think about it. Anyway, I can’t stick around much longer, ‘cause the meeting will be starting shortly, but feel free to make yourself at home. Help yourself to the pantry or fridge if you’re hungry, and call me if you need anything, okay?”</w:t>
       </w:r>
     </w:p>
     <w:p>
@@ -9502,202 +9271,202 @@
         <w:rPr>
           <w:rFonts w:eastAsia="Times New Roman"/>
         </w:rPr>
+        <w:t>“</w:t>
+      </w:r>
+      <w:r>
+        <w:rPr>
+          <w:rFonts w:eastAsia="Times New Roman"/>
+        </w:rPr>
+        <w:t>The</w:t>
+      </w:r>
+      <w:r>
+        <w:rPr>
+          <w:rFonts w:eastAsia="Times New Roman"/>
+        </w:rPr>
+        <w:t xml:space="preserve"> </w:t>
+      </w:r>
+      <w:r>
+        <w:rPr>
+          <w:rFonts w:eastAsia="Times New Roman"/>
+        </w:rPr>
+        <w:t>MQ</w:t>
+      </w:r>
+      <w:r>
+        <w:rPr>
+          <w:rFonts w:eastAsia="Times New Roman"/>
+        </w:rPr>
+        <w:t>-</w:t>
+      </w:r>
+      <w:r>
+        <w:rPr>
+          <w:rFonts w:eastAsia="Times New Roman"/>
+        </w:rPr>
+        <w:t>50</w:t>
+      </w:r>
+      <w:r>
+        <w:rPr>
+          <w:rFonts w:eastAsia="Times New Roman"/>
+        </w:rPr>
+        <w:t xml:space="preserve"> strike </w:t>
+      </w:r>
+      <w:r>
+        <w:rPr>
+          <w:rFonts w:eastAsia="Times New Roman"/>
+        </w:rPr>
+        <w:t>is precisely why I’m choosing caution now</w:t>
+      </w:r>
+      <w:r>
+        <w:rPr>
+          <w:rFonts w:eastAsia="Times New Roman"/>
+        </w:rPr>
+        <w:t>.</w:t>
+      </w:r>
+      <w:r>
+        <w:rPr>
+          <w:rFonts w:eastAsia="Times New Roman"/>
+        </w:rPr>
+        <w:t xml:space="preserve"> I sided with the factory because I </w:t>
+      </w:r>
+      <w:r>
+        <w:rPr>
+          <w:rFonts w:eastAsia="Times New Roman"/>
+        </w:rPr>
+        <w:t>lived</w:t>
+      </w:r>
+      <w:r>
+        <w:rPr>
+          <w:rFonts w:eastAsia="Times New Roman"/>
+        </w:rPr>
+        <w:t xml:space="preserve"> through a war and I </w:t>
+      </w:r>
+      <w:r>
+        <w:rPr>
+          <w:rFonts w:eastAsia="Times New Roman"/>
+        </w:rPr>
+        <w:t xml:space="preserve">knew firsthand how awful it can be. It was an emotional decision, and it cost </w:t>
+      </w:r>
+      <w:r>
+        <w:rPr>
+          <w:rFonts w:eastAsia="Times New Roman"/>
+        </w:rPr>
+        <w:t>a lot of people dearly</w:t>
+      </w:r>
+      <w:r>
+        <w:rPr>
+          <w:rFonts w:eastAsia="Times New Roman"/>
+        </w:rPr>
+        <w:t>.”</w:t>
+      </w:r>
+    </w:p>
+    <w:p>
+      <w:pPr>
+        <w:rPr>
+          <w:rFonts w:eastAsia="Times New Roman"/>
+        </w:rPr>
+      </w:pPr>
+      <w:r>
+        <w:rPr>
+          <w:rFonts w:eastAsia="Times New Roman"/>
+        </w:rPr>
+        <w:t>“</w:t>
+      </w:r>
+      <w:r>
+        <w:rPr>
+          <w:rFonts w:eastAsia="Times New Roman"/>
+        </w:rPr>
+        <w:t xml:space="preserve">I’m </w:t>
+      </w:r>
+      <w:r>
+        <w:rPr>
+          <w:rFonts w:eastAsia="Times New Roman"/>
+        </w:rPr>
+        <w:t>all</w:t>
+      </w:r>
+      <w:r>
+        <w:rPr>
+          <w:rFonts w:eastAsia="Times New Roman"/>
+        </w:rPr>
+        <w:t xml:space="preserve"> for standing with the workers, </w:t>
+      </w:r>
+      <w:r>
+        <w:rPr>
+          <w:rFonts w:eastAsia="Times New Roman"/>
+        </w:rPr>
+        <w:t>I’m</w:t>
+      </w:r>
+      <w:r>
+        <w:rPr>
+          <w:rFonts w:eastAsia="Times New Roman"/>
+        </w:rPr>
+        <w:t xml:space="preserve"> </w:t>
+      </w:r>
+      <w:r>
+        <w:rPr>
+          <w:rFonts w:eastAsia="Times New Roman"/>
+        </w:rPr>
+        <w:t xml:space="preserve">just </w:t>
+      </w:r>
+      <w:r>
+        <w:rPr>
+          <w:rFonts w:eastAsia="Times New Roman"/>
+        </w:rPr>
+        <w:t>not sure sitting around with our thumbs up our asses</w:t>
+      </w:r>
+      <w:r>
+        <w:rPr>
+          <w:rFonts w:eastAsia="Times New Roman"/>
+        </w:rPr>
+        <w:t xml:space="preserve"> while the union does all the </w:t>
+      </w:r>
+      <w:r>
+        <w:rPr>
+          <w:rFonts w:eastAsia="Times New Roman"/>
+        </w:rPr>
+        <w:t>heavy lifting</w:t>
+      </w:r>
+      <w:r>
+        <w:rPr>
+          <w:rFonts w:eastAsia="Times New Roman"/>
+        </w:rPr>
+        <w:t xml:space="preserve"> constitutes a </w:t>
+      </w:r>
+      <w:r>
+        <w:rPr>
+          <w:rFonts w:eastAsia="Times New Roman"/>
+        </w:rPr>
+        <w:t>strategy</w:t>
+      </w:r>
+      <w:r>
+        <w:rPr>
+          <w:rFonts w:eastAsia="Times New Roman"/>
+        </w:rPr>
+        <w:t xml:space="preserve">,” Jackson said. </w:t>
+      </w:r>
+    </w:p>
+    <w:p>
+      <w:pPr>
+        <w:rPr>
+          <w:rFonts w:eastAsia="Times New Roman"/>
+        </w:rPr>
+      </w:pPr>
+      <w:r>
+        <w:rPr>
+          <w:rFonts w:eastAsia="Times New Roman"/>
+        </w:rPr>
+        <w:t xml:space="preserve">Shufen nodded stoically. “It’s worse than that. Inaction is complicity in the eyes of the board.” </w:t>
+      </w:r>
+    </w:p>
+    <w:p>
+      <w:pPr>
+        <w:rPr>
+          <w:rFonts w:eastAsia="Times New Roman"/>
+        </w:rPr>
+      </w:pPr>
+      <w:r>
+        <w:rPr>
+          <w:rFonts w:eastAsia="Times New Roman"/>
+        </w:rPr>
         <w:lastRenderedPageBreak/>
-        <w:t>“</w:t>
-      </w:r>
-      <w:r>
-        <w:rPr>
-          <w:rFonts w:eastAsia="Times New Roman"/>
-        </w:rPr>
-        <w:t>The</w:t>
-      </w:r>
-      <w:r>
-        <w:rPr>
-          <w:rFonts w:eastAsia="Times New Roman"/>
-        </w:rPr>
-        <w:t xml:space="preserve"> </w:t>
-      </w:r>
-      <w:r>
-        <w:rPr>
-          <w:rFonts w:eastAsia="Times New Roman"/>
-        </w:rPr>
-        <w:t>MQ</w:t>
-      </w:r>
-      <w:r>
-        <w:rPr>
-          <w:rFonts w:eastAsia="Times New Roman"/>
-        </w:rPr>
-        <w:t>-</w:t>
-      </w:r>
-      <w:r>
-        <w:rPr>
-          <w:rFonts w:eastAsia="Times New Roman"/>
-        </w:rPr>
-        <w:t>50</w:t>
-      </w:r>
-      <w:r>
-        <w:rPr>
-          <w:rFonts w:eastAsia="Times New Roman"/>
-        </w:rPr>
-        <w:t xml:space="preserve"> strike </w:t>
-      </w:r>
-      <w:r>
-        <w:rPr>
-          <w:rFonts w:eastAsia="Times New Roman"/>
-        </w:rPr>
-        <w:t>is precisely why I’m choosing caution now</w:t>
-      </w:r>
-      <w:r>
-        <w:rPr>
-          <w:rFonts w:eastAsia="Times New Roman"/>
-        </w:rPr>
-        <w:t>.</w:t>
-      </w:r>
-      <w:r>
-        <w:rPr>
-          <w:rFonts w:eastAsia="Times New Roman"/>
-        </w:rPr>
-        <w:t xml:space="preserve"> I sided with the factory because I </w:t>
-      </w:r>
-      <w:r>
-        <w:rPr>
-          <w:rFonts w:eastAsia="Times New Roman"/>
-        </w:rPr>
-        <w:t>lived</w:t>
-      </w:r>
-      <w:r>
-        <w:rPr>
-          <w:rFonts w:eastAsia="Times New Roman"/>
-        </w:rPr>
-        <w:t xml:space="preserve"> through a war and I </w:t>
-      </w:r>
-      <w:r>
-        <w:rPr>
-          <w:rFonts w:eastAsia="Times New Roman"/>
-        </w:rPr>
-        <w:t xml:space="preserve">knew firsthand how awful it can be. It was an emotional decision, and it cost </w:t>
-      </w:r>
-      <w:r>
-        <w:rPr>
-          <w:rFonts w:eastAsia="Times New Roman"/>
-        </w:rPr>
-        <w:t>a lot of people dearly</w:t>
-      </w:r>
-      <w:r>
-        <w:rPr>
-          <w:rFonts w:eastAsia="Times New Roman"/>
-        </w:rPr>
-        <w:t>.”</w:t>
-      </w:r>
-    </w:p>
-    <w:p>
-      <w:pPr>
-        <w:rPr>
-          <w:rFonts w:eastAsia="Times New Roman"/>
-        </w:rPr>
-      </w:pPr>
-      <w:r>
-        <w:rPr>
-          <w:rFonts w:eastAsia="Times New Roman"/>
-        </w:rPr>
-        <w:t>“</w:t>
-      </w:r>
-      <w:r>
-        <w:rPr>
-          <w:rFonts w:eastAsia="Times New Roman"/>
-        </w:rPr>
-        <w:t xml:space="preserve">I’m </w:t>
-      </w:r>
-      <w:r>
-        <w:rPr>
-          <w:rFonts w:eastAsia="Times New Roman"/>
-        </w:rPr>
-        <w:t>all</w:t>
-      </w:r>
-      <w:r>
-        <w:rPr>
-          <w:rFonts w:eastAsia="Times New Roman"/>
-        </w:rPr>
-        <w:t xml:space="preserve"> for standing with the workers, </w:t>
-      </w:r>
-      <w:r>
-        <w:rPr>
-          <w:rFonts w:eastAsia="Times New Roman"/>
-        </w:rPr>
-        <w:t>I’m</w:t>
-      </w:r>
-      <w:r>
-        <w:rPr>
-          <w:rFonts w:eastAsia="Times New Roman"/>
-        </w:rPr>
-        <w:t xml:space="preserve"> </w:t>
-      </w:r>
-      <w:r>
-        <w:rPr>
-          <w:rFonts w:eastAsia="Times New Roman"/>
-        </w:rPr>
-        <w:t xml:space="preserve">just </w:t>
-      </w:r>
-      <w:r>
-        <w:rPr>
-          <w:rFonts w:eastAsia="Times New Roman"/>
-        </w:rPr>
-        <w:t>not sure sitting around with our thumbs up our asses</w:t>
-      </w:r>
-      <w:r>
-        <w:rPr>
-          <w:rFonts w:eastAsia="Times New Roman"/>
-        </w:rPr>
-        <w:t xml:space="preserve"> while the union does all the </w:t>
-      </w:r>
-      <w:r>
-        <w:rPr>
-          <w:rFonts w:eastAsia="Times New Roman"/>
-        </w:rPr>
-        <w:t>heavy lifting</w:t>
-      </w:r>
-      <w:r>
-        <w:rPr>
-          <w:rFonts w:eastAsia="Times New Roman"/>
-        </w:rPr>
-        <w:t xml:space="preserve"> constitutes a </w:t>
-      </w:r>
-      <w:r>
-        <w:rPr>
-          <w:rFonts w:eastAsia="Times New Roman"/>
-        </w:rPr>
-        <w:t>strategy</w:t>
-      </w:r>
-      <w:r>
-        <w:rPr>
-          <w:rFonts w:eastAsia="Times New Roman"/>
-        </w:rPr>
-        <w:t xml:space="preserve">,” Jackson said. </w:t>
-      </w:r>
-    </w:p>
-    <w:p>
-      <w:pPr>
-        <w:rPr>
-          <w:rFonts w:eastAsia="Times New Roman"/>
-        </w:rPr>
-      </w:pPr>
-      <w:r>
-        <w:rPr>
-          <w:rFonts w:eastAsia="Times New Roman"/>
-        </w:rPr>
-        <w:t xml:space="preserve">Shufen nodded stoically. “It’s worse than that. Inaction is complicity in the eyes of the board.” </w:t>
-      </w:r>
-    </w:p>
-    <w:p>
-      <w:pPr>
-        <w:rPr>
-          <w:rFonts w:eastAsia="Times New Roman"/>
-        </w:rPr>
-      </w:pPr>
-      <w:r>
-        <w:rPr>
-          <w:rFonts w:eastAsia="Times New Roman"/>
-        </w:rPr>
         <w:t>“I’m not saying we do nothing.</w:t>
       </w:r>
       <w:r>
@@ -10117,114 +9886,114 @@
         <w:rPr>
           <w:rFonts w:eastAsia="Times New Roman"/>
         </w:rPr>
+        <w:t>Cassan</w:t>
+      </w:r>
+      <w:r>
+        <w:rPr>
+          <w:rFonts w:eastAsia="Times New Roman"/>
+        </w:rPr>
+        <w:t xml:space="preserve">dra was quietly grateful that he had spared her the indignity of admitting </w:t>
+      </w:r>
+      <w:r>
+        <w:rPr>
+          <w:rFonts w:eastAsia="Times New Roman"/>
+        </w:rPr>
+        <w:t>she had no idea what to offer their eastern counterparts, although his answer only raised more questions in her mind.</w:t>
+      </w:r>
+    </w:p>
+    <w:p>
+      <w:pPr>
+        <w:rPr>
+          <w:rFonts w:eastAsia="Times New Roman"/>
+        </w:rPr>
+      </w:pPr>
+    </w:p>
+    <w:p>
+      <w:pPr>
+        <w:rPr>
+          <w:rFonts w:eastAsia="Times New Roman"/>
+        </w:rPr>
+      </w:pPr>
+      <w:r>
+        <w:rPr>
+          <w:rFonts w:eastAsia="Times New Roman"/>
+        </w:rPr>
+        <w:t>“So</w:t>
+      </w:r>
+      <w:r>
+        <w:rPr>
+          <w:rFonts w:eastAsia="Times New Roman"/>
+        </w:rPr>
+        <w:t>,</w:t>
+      </w:r>
+      <w:r>
+        <w:rPr>
+          <w:rFonts w:eastAsia="Times New Roman"/>
+        </w:rPr>
+        <w:t xml:space="preserve"> step one is just insurance? This is the meat of your proposal?” Marcus asked.</w:t>
+      </w:r>
+    </w:p>
+    <w:p>
+      <w:pPr>
+        <w:rPr>
+          <w:rFonts w:eastAsia="Times New Roman"/>
+        </w:rPr>
+      </w:pPr>
+      <w:r>
+        <w:rPr>
+          <w:rFonts w:eastAsia="Times New Roman"/>
+        </w:rPr>
+        <w:t>“Correct, sir.</w:t>
+      </w:r>
+      <w:r>
+        <w:rPr>
+          <w:rFonts w:eastAsia="Times New Roman"/>
+        </w:rPr>
+        <w:t>”</w:t>
+      </w:r>
+    </w:p>
+    <w:p>
+      <w:pPr>
+        <w:rPr>
+          <w:rFonts w:eastAsia="Times New Roman"/>
+        </w:rPr>
+      </w:pPr>
+      <w:r>
+        <w:rPr>
+          <w:rFonts w:eastAsia="Times New Roman"/>
+        </w:rPr>
+        <w:t xml:space="preserve">The old man sighed, then wheezed, then sighed again. “Very well,” he said. </w:t>
+      </w:r>
+      <w:r>
+        <w:rPr>
+          <w:rFonts w:eastAsia="Times New Roman"/>
+        </w:rPr>
+        <w:t xml:space="preserve">“There’s an uncomfortable amount left to chance, but at least it’s something. </w:t>
+      </w:r>
+      <w:r>
+        <w:rPr>
+          <w:rFonts w:eastAsia="Times New Roman"/>
+        </w:rPr>
+        <w:t>The research tower supports</w:t>
+      </w:r>
+      <w:r>
+        <w:rPr>
+          <w:rFonts w:eastAsia="Times New Roman"/>
+        </w:rPr>
+        <w:t xml:space="preserve"> it.”</w:t>
+      </w:r>
+    </w:p>
+    <w:p>
+      <w:pPr>
+        <w:rPr>
+          <w:rFonts w:eastAsia="Times New Roman"/>
+        </w:rPr>
+      </w:pPr>
+      <w:r>
+        <w:rPr>
+          <w:rFonts w:eastAsia="Times New Roman"/>
+        </w:rPr>
         <w:lastRenderedPageBreak/>
-        <w:t>Cassan</w:t>
-      </w:r>
-      <w:r>
-        <w:rPr>
-          <w:rFonts w:eastAsia="Times New Roman"/>
-        </w:rPr>
-        <w:t xml:space="preserve">dra was quietly grateful that he had spared her the indignity of admitting </w:t>
-      </w:r>
-      <w:r>
-        <w:rPr>
-          <w:rFonts w:eastAsia="Times New Roman"/>
-        </w:rPr>
-        <w:t>she had no idea what to offer their eastern counterparts, although his answer only raised more questions in her mind.</w:t>
-      </w:r>
-    </w:p>
-    <w:p>
-      <w:pPr>
-        <w:rPr>
-          <w:rFonts w:eastAsia="Times New Roman"/>
-        </w:rPr>
-      </w:pPr>
-    </w:p>
-    <w:p>
-      <w:pPr>
-        <w:rPr>
-          <w:rFonts w:eastAsia="Times New Roman"/>
-        </w:rPr>
-      </w:pPr>
-      <w:r>
-        <w:rPr>
-          <w:rFonts w:eastAsia="Times New Roman"/>
-        </w:rPr>
-        <w:t>“So</w:t>
-      </w:r>
-      <w:r>
-        <w:rPr>
-          <w:rFonts w:eastAsia="Times New Roman"/>
-        </w:rPr>
-        <w:t>,</w:t>
-      </w:r>
-      <w:r>
-        <w:rPr>
-          <w:rFonts w:eastAsia="Times New Roman"/>
-        </w:rPr>
-        <w:t xml:space="preserve"> step one is just insurance? This is the meat of your proposal?” Marcus asked.</w:t>
-      </w:r>
-    </w:p>
-    <w:p>
-      <w:pPr>
-        <w:rPr>
-          <w:rFonts w:eastAsia="Times New Roman"/>
-        </w:rPr>
-      </w:pPr>
-      <w:r>
-        <w:rPr>
-          <w:rFonts w:eastAsia="Times New Roman"/>
-        </w:rPr>
-        <w:t>“Correct, sir.</w:t>
-      </w:r>
-      <w:r>
-        <w:rPr>
-          <w:rFonts w:eastAsia="Times New Roman"/>
-        </w:rPr>
-        <w:t>”</w:t>
-      </w:r>
-    </w:p>
-    <w:p>
-      <w:pPr>
-        <w:rPr>
-          <w:rFonts w:eastAsia="Times New Roman"/>
-        </w:rPr>
-      </w:pPr>
-      <w:r>
-        <w:rPr>
-          <w:rFonts w:eastAsia="Times New Roman"/>
-        </w:rPr>
-        <w:t xml:space="preserve">The old man sighed, then wheezed, then sighed again. “Very well,” he said. </w:t>
-      </w:r>
-      <w:r>
-        <w:rPr>
-          <w:rFonts w:eastAsia="Times New Roman"/>
-        </w:rPr>
-        <w:t xml:space="preserve">“There’s an uncomfortable amount left to chance, but at least it’s something. </w:t>
-      </w:r>
-      <w:r>
-        <w:rPr>
-          <w:rFonts w:eastAsia="Times New Roman"/>
-        </w:rPr>
-        <w:t>The research tower supports</w:t>
-      </w:r>
-      <w:r>
-        <w:rPr>
-          <w:rFonts w:eastAsia="Times New Roman"/>
-        </w:rPr>
-        <w:t xml:space="preserve"> it.”</w:t>
-      </w:r>
-    </w:p>
-    <w:p>
-      <w:pPr>
-        <w:rPr>
-          <w:rFonts w:eastAsia="Times New Roman"/>
-        </w:rPr>
-      </w:pPr>
-      <w:r>
-        <w:rPr>
-          <w:rFonts w:eastAsia="Times New Roman"/>
-        </w:rPr>
         <w:t xml:space="preserve">“As will </w:t>
       </w:r>
       <w:r>
@@ -10486,88 +10255,88 @@
         <w:rPr>
           <w:rFonts w:eastAsia="Times New Roman"/>
         </w:rPr>
+        <w:t>“Within the week. Having Akiko stay with me has given me an unexpected</w:t>
+      </w:r>
+      <w:r>
+        <w:rPr>
+          <w:rFonts w:eastAsia="Times New Roman"/>
+        </w:rPr>
+        <w:t xml:space="preserve"> opportunity</w:t>
+      </w:r>
+      <w:r>
+        <w:rPr>
+          <w:rFonts w:eastAsia="Times New Roman"/>
+        </w:rPr>
+        <w:t>. I’ll know soon whether or not she’s on board.”</w:t>
+      </w:r>
+    </w:p>
+    <w:p>
+      <w:pPr>
+        <w:rPr>
+          <w:rFonts w:eastAsia="Times New Roman"/>
+        </w:rPr>
+      </w:pPr>
+      <w:r>
+        <w:rPr>
+          <w:rFonts w:eastAsia="Times New Roman"/>
+        </w:rPr>
+        <w:t>“Good. Then, if there are no further questions, you’re all dismissed.”</w:t>
+      </w:r>
+    </w:p>
+    <w:p>
+      <w:pPr>
+        <w:rPr>
+          <w:rFonts w:eastAsia="Times New Roman"/>
+        </w:rPr>
+      </w:pPr>
+      <w:r>
+        <w:rPr>
+          <w:rFonts w:eastAsia="Times New Roman"/>
+        </w:rPr>
+        <w:t xml:space="preserve">It </w:t>
+      </w:r>
+      <w:r>
+        <w:rPr>
+          <w:rFonts w:eastAsia="Times New Roman"/>
+        </w:rPr>
+        <w:t>came as no surprise that Shufen</w:t>
+      </w:r>
+      <w:r>
+        <w:rPr>
+          <w:rFonts w:eastAsia="Times New Roman"/>
+        </w:rPr>
+        <w:t xml:space="preserve"> had so readily accepted Xiang’s request. She had always liked him, even in the fallout of Zhiyi’s death. </w:t>
+      </w:r>
+      <w:r>
+        <w:rPr>
+          <w:rFonts w:eastAsia="Times New Roman"/>
+        </w:rPr>
+        <w:t xml:space="preserve">He was well-groomed, with flawless skin and voluminous hair that must have been the product of an extensive morning routine. He was adept in etiquette. And now he was a scholar with a master’s degree in computer </w:t>
+      </w:r>
+      <w:r>
+        <w:rPr>
+          <w:rFonts w:eastAsia="Times New Roman"/>
+        </w:rPr>
+        <w:t>engineering</w:t>
+      </w:r>
+      <w:r>
+        <w:rPr>
+          <w:rFonts w:eastAsia="Times New Roman"/>
+        </w:rPr>
+        <w:t>. Cassandra considered herself lucky that time of arranged marriages had long since passed, since her mother would have certainly tried to negotiate one in the days of yore, and the Sun family would have easily accepted.</w:t>
+      </w:r>
+    </w:p>
+    <w:p>
+      <w:pPr>
+        <w:rPr>
+          <w:rFonts w:eastAsia="Times New Roman"/>
+        </w:rPr>
+      </w:pPr>
+      <w:r>
+        <w:rPr>
+          <w:rFonts w:eastAsia="Times New Roman"/>
+        </w:rPr>
         <w:lastRenderedPageBreak/>
-        <w:t>“Within the week. Having Akiko stay with me has given me an unexpected</w:t>
-      </w:r>
-      <w:r>
-        <w:rPr>
-          <w:rFonts w:eastAsia="Times New Roman"/>
-        </w:rPr>
-        <w:t xml:space="preserve"> opportunity</w:t>
-      </w:r>
-      <w:r>
-        <w:rPr>
-          <w:rFonts w:eastAsia="Times New Roman"/>
-        </w:rPr>
-        <w:t>. I’ll know soon whether or not she’s on board.”</w:t>
-      </w:r>
-    </w:p>
-    <w:p>
-      <w:pPr>
-        <w:rPr>
-          <w:rFonts w:eastAsia="Times New Roman"/>
-        </w:rPr>
-      </w:pPr>
-      <w:r>
-        <w:rPr>
-          <w:rFonts w:eastAsia="Times New Roman"/>
-        </w:rPr>
-        <w:t>“Good. Then, if there are no further questions, you’re all dismissed.”</w:t>
-      </w:r>
-    </w:p>
-    <w:p>
-      <w:pPr>
-        <w:rPr>
-          <w:rFonts w:eastAsia="Times New Roman"/>
-        </w:rPr>
-      </w:pPr>
-      <w:r>
-        <w:rPr>
-          <w:rFonts w:eastAsia="Times New Roman"/>
-        </w:rPr>
-        <w:t xml:space="preserve">It </w:t>
-      </w:r>
-      <w:r>
-        <w:rPr>
-          <w:rFonts w:eastAsia="Times New Roman"/>
-        </w:rPr>
-        <w:t>came as no surprise that Shufen</w:t>
-      </w:r>
-      <w:r>
-        <w:rPr>
-          <w:rFonts w:eastAsia="Times New Roman"/>
-        </w:rPr>
-        <w:t xml:space="preserve"> had so readily accepted Xiang’s request. She had always liked him, even in the fallout of Zhiyi’s death. </w:t>
-      </w:r>
-      <w:r>
-        <w:rPr>
-          <w:rFonts w:eastAsia="Times New Roman"/>
-        </w:rPr>
-        <w:t xml:space="preserve">He was well-groomed, with flawless skin and voluminous hair that must have been the product of an extensive morning routine. He was adept in etiquette. And now he was a scholar with a master’s degree in computer </w:t>
-      </w:r>
-      <w:r>
-        <w:rPr>
-          <w:rFonts w:eastAsia="Times New Roman"/>
-        </w:rPr>
-        <w:t>engineering</w:t>
-      </w:r>
-      <w:r>
-        <w:rPr>
-          <w:rFonts w:eastAsia="Times New Roman"/>
-        </w:rPr>
-        <w:t>. Cassandra considered herself lucky that time of arranged marriages had long since passed, since her mother would have certainly tried to negotiate one in the days of yore, and the Sun family would have easily accepted.</w:t>
-      </w:r>
-    </w:p>
-    <w:p>
-      <w:pPr>
-        <w:rPr>
-          <w:rFonts w:eastAsia="Times New Roman"/>
-        </w:rPr>
-      </w:pPr>
-      <w:r>
-        <w:rPr>
-          <w:rFonts w:eastAsia="Times New Roman"/>
-        </w:rPr>
         <w:t xml:space="preserve">Their relationship being what it was, Cassandra had hoped to avoid Xiang on the way back to her apartment, but the boy clearly had other ideas. </w:t>
       </w:r>
       <w:r>
@@ -10904,6 +10673,7 @@
         <w:rPr>
           <w:rFonts w:eastAsia="Times New Roman"/>
         </w:rPr>
+        <w:lastRenderedPageBreak/>
         <w:t xml:space="preserve">Through the reflection in the </w:t>
       </w:r>
       <w:r>
@@ -11250,21 +11020,7 @@
         <w:rPr>
           <w:rFonts w:eastAsia="Times New Roman"/>
         </w:rPr>
-        <w:t xml:space="preserve">who’s </w:t>
-      </w:r>
-      <w:proofErr w:type="spellStart"/>
-      <w:r>
-        <w:rPr>
-          <w:rFonts w:eastAsia="Times New Roman"/>
-        </w:rPr>
-        <w:t>gotta</w:t>
-      </w:r>
-      <w:proofErr w:type="spellEnd"/>
-      <w:r>
-        <w:rPr>
-          <w:rFonts w:eastAsia="Times New Roman"/>
-        </w:rPr>
-        <w:t xml:space="preserve"> head out</w:t>
+        <w:t>who’s gotta head out</w:t>
       </w:r>
       <w:r>
         <w:rPr>
@@ -11321,7 +11077,6 @@
         <w:rPr>
           <w:rFonts w:eastAsia="Times New Roman"/>
         </w:rPr>
-        <w:lastRenderedPageBreak/>
         <w:t>“</w:t>
       </w:r>
       <w:r>
@@ -11491,7 +11246,14 @@
         <w:rPr>
           <w:rFonts w:eastAsia="Times New Roman"/>
         </w:rPr>
-        <w:t xml:space="preserve"> as if each act had religious significance. Once everything was done, she rinsed her hands in the sink one last time, and only then was Akiko permitted to use the shower.</w:t>
+        <w:t xml:space="preserve"> as if each act had religious significance. Once everything was done, she rinsed her hands in the sink one last time, and only then was </w:t>
+      </w:r>
+      <w:r>
+        <w:rPr>
+          <w:rFonts w:eastAsia="Times New Roman"/>
+        </w:rPr>
+        <w:lastRenderedPageBreak/>
+        <w:t>Akiko permitted to use the shower.</w:t>
       </w:r>
       <w:r>
         <w:rPr>
@@ -11770,7 +11532,6 @@
         <w:rPr>
           <w:rFonts w:eastAsia="Times New Roman"/>
         </w:rPr>
-        <w:lastRenderedPageBreak/>
         <w:t xml:space="preserve">Cassandra seemed </w:t>
       </w:r>
       <w:r>
@@ -11885,6 +11646,7 @@
         <w:rPr>
           <w:rFonts w:eastAsia="Times New Roman"/>
         </w:rPr>
+        <w:lastRenderedPageBreak/>
         <w:t xml:space="preserve">“You’re not. I’d rather send one of </w:t>
       </w:r>
       <w:r>
@@ -12131,137 +11893,137 @@
         <w:rPr>
           <w:rFonts w:eastAsia="Times New Roman"/>
         </w:rPr>
+        <w:t>It</w:t>
+      </w:r>
+      <w:r>
+        <w:rPr>
+          <w:rFonts w:eastAsia="Times New Roman"/>
+        </w:rPr>
+        <w:t xml:space="preserve"> was time to test Cassandra’s honesty.</w:t>
+      </w:r>
+    </w:p>
+    <w:p>
+      <w:pPr>
+        <w:rPr>
+          <w:rFonts w:eastAsia="Times New Roman"/>
+        </w:rPr>
+      </w:pPr>
+      <w:r>
+        <w:rPr>
+          <w:rFonts w:eastAsia="Times New Roman"/>
+        </w:rPr>
+        <w:t>“I’m sorry, I can’t do that,” Akiko said. “</w:t>
+      </w:r>
+      <w:r>
+        <w:rPr>
+          <w:rFonts w:eastAsia="Times New Roman"/>
+        </w:rPr>
+        <w:t>I’ve nearly been arrested, like, twice in the past week, so I’m not gonna commit an actual crime and give these dickheads another reason to come after me.”</w:t>
+      </w:r>
+    </w:p>
+    <w:p>
+      <w:pPr>
+        <w:rPr>
+          <w:rFonts w:eastAsia="Times New Roman"/>
+        </w:rPr>
+      </w:pPr>
+      <w:r>
+        <w:rPr>
+          <w:rFonts w:eastAsia="Times New Roman"/>
+        </w:rPr>
+        <w:t xml:space="preserve">She expected Cassandra to be angry, to renege on </w:t>
+      </w:r>
+      <w:r>
+        <w:rPr>
+          <w:rFonts w:eastAsia="Times New Roman"/>
+        </w:rPr>
+        <w:t>their agreement</w:t>
+      </w:r>
+      <w:r>
+        <w:rPr>
+          <w:rFonts w:eastAsia="Times New Roman"/>
+        </w:rPr>
+        <w:t xml:space="preserve"> and throw her out on the street, but that didn’t happen. Instead, </w:t>
+      </w:r>
+      <w:r>
+        <w:rPr>
+          <w:rFonts w:eastAsia="Times New Roman"/>
+        </w:rPr>
+        <w:t xml:space="preserve">to her surprise, </w:t>
+      </w:r>
+      <w:r>
+        <w:rPr>
+          <w:rFonts w:eastAsia="Times New Roman"/>
+        </w:rPr>
+        <w:t xml:space="preserve">she was treated with </w:t>
+      </w:r>
+      <w:r>
+        <w:rPr>
+          <w:rFonts w:eastAsia="Times New Roman"/>
+        </w:rPr>
+        <w:t>nothing more than a respectful nod.</w:t>
+      </w:r>
+    </w:p>
+    <w:p>
+      <w:pPr>
+        <w:rPr>
+          <w:rFonts w:eastAsia="Times New Roman"/>
+        </w:rPr>
+      </w:pPr>
+      <w:r>
+        <w:rPr>
+          <w:rFonts w:eastAsia="Times New Roman"/>
+        </w:rPr>
+        <w:t>“Very well. I hope I haven’t overstepped any boundaries by asking,” Cassandra said.</w:t>
+      </w:r>
+      <w:r>
+        <w:rPr>
+          <w:rFonts w:eastAsia="Times New Roman"/>
+        </w:rPr>
+        <w:t xml:space="preserve"> </w:t>
+      </w:r>
+      <w:r>
+        <w:rPr>
+          <w:rFonts w:eastAsia="Times New Roman"/>
+        </w:rPr>
+        <w:t>As she spoke, she</w:t>
+      </w:r>
+      <w:r>
+        <w:rPr>
+          <w:rFonts w:eastAsia="Times New Roman"/>
+        </w:rPr>
+        <w:t xml:space="preserve"> opened a </w:t>
+      </w:r>
+      <w:r>
+        <w:rPr>
+          <w:rFonts w:eastAsia="Times New Roman"/>
+        </w:rPr>
+        <w:t>drawer</w:t>
+      </w:r>
+      <w:r>
+        <w:rPr>
+          <w:rFonts w:eastAsia="Times New Roman"/>
+        </w:rPr>
+        <w:t xml:space="preserve"> and</w:t>
+      </w:r>
+      <w:r>
+        <w:rPr>
+          <w:rFonts w:eastAsia="Times New Roman"/>
+        </w:rPr>
+        <w:t xml:space="preserve"> fished out a keychain in the shape of a violently pink cartoon character, which she tossed to Akiko. </w:t>
+      </w:r>
+    </w:p>
+    <w:p>
+      <w:pPr>
+        <w:rPr>
+          <w:rFonts w:eastAsia="Times New Roman"/>
+        </w:rPr>
+      </w:pPr>
+      <w:r>
+        <w:rPr>
+          <w:rFonts w:eastAsia="Times New Roman"/>
+        </w:rPr>
         <w:lastRenderedPageBreak/>
-        <w:t>It</w:t>
-      </w:r>
-      <w:r>
-        <w:rPr>
-          <w:rFonts w:eastAsia="Times New Roman"/>
-        </w:rPr>
-        <w:t xml:space="preserve"> was time to test Cassandra’s honesty.</w:t>
-      </w:r>
-    </w:p>
-    <w:p>
-      <w:pPr>
-        <w:rPr>
-          <w:rFonts w:eastAsia="Times New Roman"/>
-        </w:rPr>
-      </w:pPr>
-      <w:r>
-        <w:rPr>
-          <w:rFonts w:eastAsia="Times New Roman"/>
-        </w:rPr>
-        <w:t>“I’m sorry, I can’t do that,” Akiko said. “</w:t>
-      </w:r>
-      <w:r>
-        <w:rPr>
-          <w:rFonts w:eastAsia="Times New Roman"/>
-        </w:rPr>
-        <w:t>I’ve nearly been arrested, like, twice in the past week, so I’m not gonna commit an actual crime and give these dickheads another reason to come after me.”</w:t>
-      </w:r>
-    </w:p>
-    <w:p>
-      <w:pPr>
-        <w:rPr>
-          <w:rFonts w:eastAsia="Times New Roman"/>
-        </w:rPr>
-      </w:pPr>
-      <w:r>
-        <w:rPr>
-          <w:rFonts w:eastAsia="Times New Roman"/>
-        </w:rPr>
-        <w:t xml:space="preserve">She expected Cassandra to be angry, to renege on </w:t>
-      </w:r>
-      <w:r>
-        <w:rPr>
-          <w:rFonts w:eastAsia="Times New Roman"/>
-        </w:rPr>
-        <w:t>their agreement</w:t>
-      </w:r>
-      <w:r>
-        <w:rPr>
-          <w:rFonts w:eastAsia="Times New Roman"/>
-        </w:rPr>
-        <w:t xml:space="preserve"> and throw her out on the street, but that didn’t happen. Instead, </w:t>
-      </w:r>
-      <w:r>
-        <w:rPr>
-          <w:rFonts w:eastAsia="Times New Roman"/>
-        </w:rPr>
-        <w:t xml:space="preserve">to her surprise, </w:t>
-      </w:r>
-      <w:r>
-        <w:rPr>
-          <w:rFonts w:eastAsia="Times New Roman"/>
-        </w:rPr>
-        <w:t xml:space="preserve">she was treated with </w:t>
-      </w:r>
-      <w:r>
-        <w:rPr>
-          <w:rFonts w:eastAsia="Times New Roman"/>
-        </w:rPr>
-        <w:t>nothing more than a respectful nod.</w:t>
-      </w:r>
-    </w:p>
-    <w:p>
-      <w:pPr>
-        <w:rPr>
-          <w:rFonts w:eastAsia="Times New Roman"/>
-        </w:rPr>
-      </w:pPr>
-      <w:r>
-        <w:rPr>
-          <w:rFonts w:eastAsia="Times New Roman"/>
-        </w:rPr>
-        <w:t>“Very well. I hope I haven’t overstepped any boundaries by asking,” Cassandra said.</w:t>
-      </w:r>
-      <w:r>
-        <w:rPr>
-          <w:rFonts w:eastAsia="Times New Roman"/>
-        </w:rPr>
-        <w:t xml:space="preserve"> </w:t>
-      </w:r>
-      <w:r>
-        <w:rPr>
-          <w:rFonts w:eastAsia="Times New Roman"/>
-        </w:rPr>
-        <w:t>As she spoke, she</w:t>
-      </w:r>
-      <w:r>
-        <w:rPr>
-          <w:rFonts w:eastAsia="Times New Roman"/>
-        </w:rPr>
-        <w:t xml:space="preserve"> opened a </w:t>
-      </w:r>
-      <w:r>
-        <w:rPr>
-          <w:rFonts w:eastAsia="Times New Roman"/>
-        </w:rPr>
-        <w:t>drawer</w:t>
-      </w:r>
-      <w:r>
-        <w:rPr>
-          <w:rFonts w:eastAsia="Times New Roman"/>
-        </w:rPr>
-        <w:t xml:space="preserve"> and</w:t>
-      </w:r>
-      <w:r>
-        <w:rPr>
-          <w:rFonts w:eastAsia="Times New Roman"/>
-        </w:rPr>
-        <w:t xml:space="preserve"> fished out a keychain in the shape of a violently pink cartoon character, which she tossed to Akiko. </w:t>
-      </w:r>
-    </w:p>
-    <w:p>
-      <w:pPr>
-        <w:rPr>
-          <w:rFonts w:eastAsia="Times New Roman"/>
-        </w:rPr>
-      </w:pPr>
-      <w:r>
-        <w:rPr>
-          <w:rFonts w:eastAsia="Times New Roman"/>
-        </w:rPr>
         <w:t xml:space="preserve">“What’s this?” Akiko asked as </w:t>
       </w:r>
       <w:r>
@@ -12620,6 +12382,7 @@
         <w:rPr>
           <w:rFonts w:eastAsia="Times New Roman"/>
         </w:rPr>
+        <w:lastRenderedPageBreak/>
         <w:t xml:space="preserve">While the delegation awaited permission to board, they watched the branch staff load supplies onto the </w:t>
       </w:r>
       <w:r>
@@ -12912,7 +12675,6 @@
         <w:rPr>
           <w:rFonts w:eastAsia="Times New Roman"/>
         </w:rPr>
-        <w:lastRenderedPageBreak/>
         <w:t>“</w:t>
       </w:r>
       <w:r>

--- a/Peregrine 2020.docx
+++ b/Peregrine 2020.docx
@@ -1647,7 +1647,15 @@
         <w:t>Speaking of, t</w:t>
       </w:r>
       <w:r>
-        <w:t xml:space="preserve">hat scent you’re wearing is real nice,” </w:t>
+        <w:t xml:space="preserve">hat scent you’re wearing is </w:t>
+      </w:r>
+      <w:proofErr w:type="gramStart"/>
+      <w:r>
+        <w:t>real</w:t>
+      </w:r>
+      <w:proofErr w:type="gramEnd"/>
+      <w:r>
+        <w:t xml:space="preserve"> nice,” </w:t>
       </w:r>
       <w:r>
         <w:t>she</w:t>
@@ -2105,7 +2113,15 @@
         <w:t xml:space="preserve"> </w:t>
       </w:r>
       <w:r>
-        <w:t xml:space="preserve">If Dr. Fairchild hadn’t invited me on this trip I think I might have literally </w:t>
+        <w:t xml:space="preserve">If Dr. Fairchild hadn’t invited me on this </w:t>
+      </w:r>
+      <w:proofErr w:type="gramStart"/>
+      <w:r>
+        <w:t>trip</w:t>
+      </w:r>
+      <w:proofErr w:type="gramEnd"/>
+      <w:r>
+        <w:t xml:space="preserve"> I think I might have literally </w:t>
       </w:r>
       <w:r>
         <w:t>turned to</w:t>
@@ -2412,10 +2428,18 @@
     </w:p>
     <w:p>
       <w:r>
-        <w:t>“Corpo</w:t>
-      </w:r>
-      <w:r>
-        <w:t xml:space="preserve">s </w:t>
+        <w:t>“</w:t>
+      </w:r>
+      <w:proofErr w:type="spellStart"/>
+      <w:r>
+        <w:t>Corpo</w:t>
+      </w:r>
+      <w:r>
+        <w:t>s</w:t>
+      </w:r>
+      <w:proofErr w:type="spellEnd"/>
+      <w:r>
+        <w:t xml:space="preserve"> </w:t>
       </w:r>
       <w:r>
         <w:t xml:space="preserve">are assholes, what else is new? </w:t>
@@ -2634,8 +2658,13 @@
       <w:r>
         <w:t xml:space="preserve">? </w:t>
       </w:r>
-      <w:r>
-        <w:t>Sure didn’t</w:t>
+      <w:proofErr w:type="gramStart"/>
+      <w:r>
+        <w:t>Sure</w:t>
+      </w:r>
+      <w:proofErr w:type="gramEnd"/>
+      <w:r>
+        <w:t xml:space="preserve"> didn’t</w:t>
       </w:r>
       <w:r>
         <w:t xml:space="preserve"> expect to see you here.</w:t>
@@ -6052,19 +6081,7 @@
         <w:rPr>
           <w:lang w:eastAsia="ja-JP"/>
         </w:rPr>
-        <w:t>think you can</w:t>
-      </w:r>
-      <w:r>
-        <w:rPr>
-          <w:lang w:eastAsia="ja-JP"/>
-        </w:rPr>
-        <w:t xml:space="preserve"> use her</w:t>
-      </w:r>
-      <w:r>
-        <w:rPr>
-          <w:lang w:eastAsia="ja-JP"/>
-        </w:rPr>
-        <w:t xml:space="preserve"> to solve our little problem</w:t>
+        <w:t>want to use her for our little project</w:t>
       </w:r>
       <w:r>
         <w:rPr>
@@ -6145,19 +6162,19 @@
         <w:rPr>
           <w:lang w:eastAsia="ja-JP"/>
         </w:rPr>
-        <w:t xml:space="preserve">.” Jackson tapped Cassandra’s temple, and she </w:t>
-      </w:r>
-      <w:r>
-        <w:rPr>
-          <w:lang w:eastAsia="ja-JP"/>
-        </w:rPr>
-        <w:t xml:space="preserve">instinctively </w:t>
-      </w:r>
-      <w:r>
-        <w:rPr>
-          <w:lang w:eastAsia="ja-JP"/>
-        </w:rPr>
-        <w:t>leaned away</w:t>
+        <w:t xml:space="preserve">.” Jackson tapped Cassandra’s temple, </w:t>
+      </w:r>
+      <w:r>
+        <w:rPr>
+          <w:lang w:eastAsia="ja-JP"/>
+        </w:rPr>
+        <w:t>making her instinctively lean</w:t>
+      </w:r>
+      <w:r>
+        <w:rPr>
+          <w:lang w:eastAsia="ja-JP"/>
+        </w:rPr>
+        <w:t xml:space="preserve"> away</w:t>
       </w:r>
       <w:r>
         <w:rPr>
@@ -6539,43 +6556,13 @@
         <w:rPr>
           <w:lang w:eastAsia="ja-JP"/>
         </w:rPr>
-        <w:t xml:space="preserve">“So, you’re from </w:t>
-      </w:r>
-      <w:r>
-        <w:rPr>
-          <w:lang w:eastAsia="ja-JP"/>
-        </w:rPr>
-        <w:t>neuro</w:t>
-      </w:r>
-      <w:r>
-        <w:rPr>
-          <w:lang w:eastAsia="ja-JP"/>
-        </w:rPr>
-        <w:t>?</w:t>
-      </w:r>
-      <w:r>
-        <w:rPr>
-          <w:lang w:eastAsia="ja-JP"/>
-        </w:rPr>
-        <w:t xml:space="preserve"> How are things </w:t>
-      </w:r>
-      <w:r>
-        <w:rPr>
-          <w:lang w:eastAsia="ja-JP"/>
-        </w:rPr>
-        <w:t>over</w:t>
-      </w:r>
-      <w:r>
-        <w:rPr>
-          <w:lang w:eastAsia="ja-JP"/>
-        </w:rPr>
-        <w:t xml:space="preserve"> there?</w:t>
-      </w:r>
-      <w:r>
-        <w:rPr>
-          <w:lang w:eastAsia="ja-JP"/>
-        </w:rPr>
-        <w:t>” Cassandra asked, pretending not to have noticed the badge.</w:t>
+        <w:t>“</w:t>
+      </w:r>
+      <w:r>
+        <w:rPr>
+          <w:lang w:eastAsia="ja-JP"/>
+        </w:rPr>
+        <w:t>How are things over in Neuro, anyway?” Cassandra asked.</w:t>
       </w:r>
     </w:p>
     <w:p>
@@ -6673,14 +6660,70 @@
         <w:rPr>
           <w:lang w:eastAsia="ja-JP"/>
         </w:rPr>
+        <w:t>“I’m not sure that’s a good idea</w:t>
+      </w:r>
+      <w:r>
+        <w:rPr>
+          <w:lang w:eastAsia="ja-JP"/>
+        </w:rPr>
+        <w:t>.” Cassandra’s knee-jerk response was more forceful than she intended</w:t>
+      </w:r>
+      <w:r>
+        <w:rPr>
+          <w:lang w:eastAsia="ja-JP"/>
+        </w:rPr>
+        <w:t>.</w:t>
+      </w:r>
+    </w:p>
+    <w:p>
+      <w:pPr>
+        <w:rPr>
+          <w:lang w:eastAsia="ja-JP"/>
+        </w:rPr>
+      </w:pPr>
+      <w:r>
+        <w:rPr>
+          <w:lang w:eastAsia="ja-JP"/>
+        </w:rPr>
         <w:lastRenderedPageBreak/>
-        <w:t>“I’m not sure that’s a good idea</w:t>
-      </w:r>
-      <w:r>
-        <w:rPr>
-          <w:lang w:eastAsia="ja-JP"/>
-        </w:rPr>
-        <w:t>.” Cassandra’s knee-jerk response was more forceful than she intended</w:t>
+        <w:t>“Oh yeah? Why'</w:t>
+      </w:r>
+      <w:r>
+        <w:rPr>
+          <w:lang w:eastAsia="ja-JP"/>
+        </w:rPr>
+        <w:t>s that?”</w:t>
+      </w:r>
+    </w:p>
+    <w:p>
+      <w:pPr>
+        <w:rPr>
+          <w:lang w:eastAsia="ja-JP"/>
+        </w:rPr>
+      </w:pPr>
+      <w:r>
+        <w:rPr>
+          <w:lang w:eastAsia="ja-JP"/>
+        </w:rPr>
+        <w:t>“</w:t>
+      </w:r>
+      <w:r>
+        <w:rPr>
+          <w:lang w:eastAsia="ja-JP"/>
+        </w:rPr>
+        <w:t>Things aren’t any different in the Cloud Garden than anywhere else on campus</w:t>
+      </w:r>
+      <w:r>
+        <w:rPr>
+          <w:lang w:eastAsia="ja-JP"/>
+        </w:rPr>
+        <w:t xml:space="preserve">. </w:t>
+      </w:r>
+      <w:r>
+        <w:rPr>
+          <w:lang w:eastAsia="ja-JP"/>
+        </w:rPr>
+        <w:t>If I were you, I’d shoot for a transfer to HQ. You’re more than qualified, and they’re not wanting for funding, I can tell you that much</w:t>
       </w:r>
       <w:r>
         <w:rPr>
@@ -6688,62 +6731,6 @@
         </w:rPr>
         <w:t>.</w:t>
       </w:r>
-    </w:p>
-    <w:p>
-      <w:pPr>
-        <w:rPr>
-          <w:lang w:eastAsia="ja-JP"/>
-        </w:rPr>
-      </w:pPr>
-      <w:r>
-        <w:rPr>
-          <w:lang w:eastAsia="ja-JP"/>
-        </w:rPr>
-        <w:t>“Oh yeah? Why'</w:t>
-      </w:r>
-      <w:r>
-        <w:rPr>
-          <w:lang w:eastAsia="ja-JP"/>
-        </w:rPr>
-        <w:t>s that?”</w:t>
-      </w:r>
-    </w:p>
-    <w:p>
-      <w:pPr>
-        <w:rPr>
-          <w:lang w:eastAsia="ja-JP"/>
-        </w:rPr>
-      </w:pPr>
-      <w:r>
-        <w:rPr>
-          <w:lang w:eastAsia="ja-JP"/>
-        </w:rPr>
-        <w:t>“</w:t>
-      </w:r>
-      <w:r>
-        <w:rPr>
-          <w:lang w:eastAsia="ja-JP"/>
-        </w:rPr>
-        <w:t>Things aren’t any different in the Cloud Garden than anywhere else on campus</w:t>
-      </w:r>
-      <w:r>
-        <w:rPr>
-          <w:lang w:eastAsia="ja-JP"/>
-        </w:rPr>
-        <w:t xml:space="preserve">. </w:t>
-      </w:r>
-      <w:r>
-        <w:rPr>
-          <w:lang w:eastAsia="ja-JP"/>
-        </w:rPr>
-        <w:t>If I were you, I’d shoot for a transfer to HQ. You’re more than qualified, and they’re not wanting for funding, I can tell you that much</w:t>
-      </w:r>
-      <w:r>
-        <w:rPr>
-          <w:lang w:eastAsia="ja-JP"/>
-        </w:rPr>
-        <w:t>.</w:t>
-      </w:r>
       <w:r>
         <w:rPr>
           <w:lang w:eastAsia="ja-JP"/>
@@ -6816,49 +6803,7 @@
         <w:rPr>
           <w:lang w:eastAsia="ja-JP"/>
         </w:rPr>
-        <w:t xml:space="preserve">. </w:t>
-      </w:r>
-      <w:r>
-        <w:rPr>
-          <w:lang w:eastAsia="ja-JP"/>
-        </w:rPr>
-        <w:t xml:space="preserve">Despite what seemed like a decisive answer, </w:t>
-      </w:r>
-      <w:r>
-        <w:rPr>
-          <w:lang w:eastAsia="ja-JP"/>
-        </w:rPr>
-        <w:t>she</w:t>
-      </w:r>
-      <w:r>
-        <w:rPr>
-          <w:lang w:eastAsia="ja-JP"/>
-        </w:rPr>
-        <w:t xml:space="preserve"> only spoke after a moment of </w:t>
-      </w:r>
-      <w:r>
-        <w:rPr>
-          <w:lang w:eastAsia="ja-JP"/>
-        </w:rPr>
-        <w:t>contemplation</w:t>
-      </w:r>
-      <w:r>
-        <w:rPr>
-          <w:lang w:eastAsia="ja-JP"/>
-        </w:rPr>
-        <w:t>.</w:t>
-      </w:r>
-      <w:r>
-        <w:rPr>
-          <w:lang w:eastAsia="ja-JP"/>
-        </w:rPr>
-        <w:t xml:space="preserve"> </w:t>
-      </w:r>
-      <w:r>
-        <w:rPr>
-          <w:lang w:eastAsia="ja-JP"/>
-        </w:rPr>
-        <w:t>Perhaps it was time to pivot.</w:t>
+        <w:t>. Her tone was firm enough that Cassandra knew right away it was time to pivot.</w:t>
       </w:r>
     </w:p>
     <w:p>
@@ -6938,6 +6883,19 @@
           <w:lang w:eastAsia="ja-JP"/>
         </w:rPr>
         <w:t>”</w:t>
+      </w:r>
+    </w:p>
+    <w:p>
+      <w:pPr>
+        <w:rPr>
+          <w:lang w:eastAsia="ja-JP"/>
+        </w:rPr>
+      </w:pPr>
+      <w:r>
+        <w:rPr>
+          <w:lang w:eastAsia="ja-JP"/>
+        </w:rPr>
+        <w:t>To his credit, the two men did nod as if to confirm his assertion.</w:t>
       </w:r>
     </w:p>
     <w:p>
@@ -7434,6 +7392,34 @@
     </w:p>
     <w:p>
       <w:pPr>
+        <w:rPr>
+          <w:lang w:eastAsia="ja-JP"/>
+        </w:rPr>
+      </w:pPr>
+    </w:p>
+    <w:p>
+      <w:pPr>
+        <w:rPr>
+          <w:lang w:eastAsia="ja-JP"/>
+        </w:rPr>
+      </w:pPr>
+    </w:p>
+    <w:p>
+      <w:pPr>
+        <w:rPr>
+          <w:lang w:eastAsia="ja-JP"/>
+        </w:rPr>
+      </w:pPr>
+    </w:p>
+    <w:p>
+      <w:pPr>
+        <w:rPr>
+          <w:lang w:eastAsia="ja-JP"/>
+        </w:rPr>
+      </w:pPr>
+    </w:p>
+    <w:p>
+      <w:pPr>
         <w:ind w:firstLine="0"/>
         <w:rPr>
           <w:lang w:eastAsia="ja-JP"/>
@@ -7455,6 +7441,7 @@
       </w:pPr>
       <w:bookmarkStart w:id="8" w:name="_Toc233159045"/>
       <w:r>
+        <w:lastRenderedPageBreak/>
         <w:t>Chapter 3</w:t>
       </w:r>
       <w:r>
@@ -7561,130 +7548,376 @@
         <w:rPr>
           <w:rFonts w:eastAsia="Calibri"/>
         </w:rPr>
+        <w:t xml:space="preserve">The pallid fog that had settled over the city was the first omen of ill fortune. Silence was the second; other than the sound of passengers disembarking with suitcases in tow, rolling over weathered concrete, the atmosphere was eerily </w:t>
+      </w:r>
+      <w:r>
+        <w:rPr>
+          <w:rFonts w:eastAsia="Calibri"/>
+        </w:rPr>
+        <w:t>still</w:t>
+      </w:r>
+      <w:r>
+        <w:rPr>
+          <w:rFonts w:eastAsia="Calibri"/>
+        </w:rPr>
+        <w:t xml:space="preserve">. That unnatural </w:t>
+      </w:r>
+      <w:r>
+        <w:rPr>
+          <w:rFonts w:eastAsia="Calibri"/>
+        </w:rPr>
+        <w:t>quiet</w:t>
+      </w:r>
+      <w:r>
+        <w:rPr>
+          <w:rFonts w:eastAsia="Calibri"/>
+        </w:rPr>
+        <w:t xml:space="preserve"> was only broken when Shufen received a </w:t>
+      </w:r>
+      <w:r>
+        <w:rPr>
+          <w:rFonts w:eastAsia="Calibri"/>
+        </w:rPr>
+        <w:t xml:space="preserve">phone </w:t>
+      </w:r>
+      <w:r>
+        <w:rPr>
+          <w:rFonts w:eastAsia="Calibri"/>
+        </w:rPr>
+        <w:t xml:space="preserve">call, which she </w:t>
+      </w:r>
+      <w:r>
+        <w:rPr>
+          <w:rFonts w:eastAsia="Calibri"/>
+        </w:rPr>
+        <w:t>did not hesitate to answer</w:t>
+      </w:r>
+      <w:r>
+        <w:rPr>
+          <w:rFonts w:eastAsia="Calibri"/>
+        </w:rPr>
+        <w:t>.</w:t>
+      </w:r>
+    </w:p>
+    <w:p>
+      <w:pPr>
+        <w:rPr>
+          <w:rFonts w:eastAsia="Times New Roman"/>
+        </w:rPr>
+      </w:pPr>
+      <w:r>
+        <w:rPr>
+          <w:rFonts w:eastAsia="Times New Roman"/>
+        </w:rPr>
+        <w:t xml:space="preserve">“Yes, I understand,” Shufen said, </w:t>
+      </w:r>
+      <w:r>
+        <w:rPr>
+          <w:rFonts w:eastAsia="Times New Roman"/>
+        </w:rPr>
+        <w:t>after a minute of conversation</w:t>
+      </w:r>
+      <w:r>
+        <w:rPr>
+          <w:rFonts w:eastAsia="Times New Roman"/>
+        </w:rPr>
+        <w:t>. “</w:t>
+      </w:r>
+      <w:r>
+        <w:rPr>
+          <w:rFonts w:eastAsia="Times New Roman"/>
+        </w:rPr>
+        <w:t>I’ll call a meeting shortly so we can prepare a response</w:t>
+      </w:r>
+      <w:r>
+        <w:rPr>
+          <w:rFonts w:eastAsia="Times New Roman"/>
+        </w:rPr>
+        <w:t xml:space="preserve">. </w:t>
+      </w:r>
+      <w:r>
+        <w:rPr>
+          <w:rFonts w:eastAsia="Times New Roman"/>
+        </w:rPr>
+        <w:t>Have your staff hold</w:t>
+      </w:r>
+      <w:r>
+        <w:rPr>
+          <w:rFonts w:eastAsia="Times New Roman"/>
+        </w:rPr>
+        <w:t xml:space="preserve"> position until then. See you soon.”</w:t>
+      </w:r>
+    </w:p>
+    <w:p>
+      <w:pPr>
+        <w:rPr>
+          <w:rFonts w:eastAsia="Times New Roman"/>
+        </w:rPr>
+      </w:pPr>
+      <w:r>
+        <w:rPr>
+          <w:rFonts w:eastAsia="Times New Roman"/>
+        </w:rPr>
+        <w:t xml:space="preserve">Although her mother had not yet </w:t>
+      </w:r>
+      <w:r>
+        <w:rPr>
+          <w:rFonts w:eastAsia="Times New Roman"/>
+        </w:rPr>
+        <w:t>spoken the caller’s name</w:t>
+      </w:r>
+      <w:r>
+        <w:rPr>
+          <w:rFonts w:eastAsia="Times New Roman"/>
+        </w:rPr>
+        <w:t>, that she had answered in Mandarin</w:t>
+      </w:r>
+      <w:r>
+        <w:rPr>
+          <w:rFonts w:eastAsia="Times New Roman"/>
+        </w:rPr>
+        <w:t xml:space="preserve"> </w:t>
+      </w:r>
+      <w:r>
+        <w:rPr>
+          <w:rFonts w:eastAsia="Times New Roman"/>
+        </w:rPr>
+        <w:t>was telling enough.</w:t>
+      </w:r>
+      <w:r>
+        <w:rPr>
+          <w:rFonts w:eastAsia="Times New Roman"/>
+        </w:rPr>
+        <w:t xml:space="preserve"> Zhiyi had a brother who also worked </w:t>
+      </w:r>
+      <w:r>
+        <w:rPr>
+          <w:rFonts w:eastAsia="Times New Roman"/>
+        </w:rPr>
+        <w:t xml:space="preserve">for </w:t>
+      </w:r>
+      <w:r>
+        <w:rPr>
+          <w:rFonts w:eastAsia="Times New Roman"/>
+        </w:rPr>
+        <w:t>Madelyn-Rash</w:t>
+      </w:r>
+      <w:r>
+        <w:rPr>
+          <w:rFonts w:eastAsia="Times New Roman"/>
+        </w:rPr>
+        <w:t xml:space="preserve">, but he and Cassandra had been on bad terms since his sister’s death. They </w:t>
+      </w:r>
+      <w:r>
+        <w:rPr>
+          <w:rFonts w:eastAsia="Times New Roman"/>
+        </w:rPr>
+        <w:t>had once been friends, but when Zhiyi died, they fell into an endless squabble about who was at fault, and any rapport was laid to rest alongside the deceased.</w:t>
+      </w:r>
+    </w:p>
+    <w:p>
+      <w:pPr>
+        <w:rPr>
+          <w:rFonts w:eastAsia="Times New Roman"/>
+        </w:rPr>
+      </w:pPr>
+      <w:r>
+        <w:rPr>
+          <w:rFonts w:eastAsia="Times New Roman"/>
+        </w:rPr>
+        <w:t xml:space="preserve">“Was that who I think it is?” </w:t>
+      </w:r>
+      <w:r>
+        <w:rPr>
+          <w:rFonts w:eastAsia="Times New Roman"/>
+        </w:rPr>
+        <w:t>she</w:t>
+      </w:r>
+      <w:r>
+        <w:rPr>
+          <w:rFonts w:eastAsia="Times New Roman"/>
+        </w:rPr>
+        <w:t xml:space="preserve"> asked.</w:t>
+      </w:r>
+    </w:p>
+    <w:p>
+      <w:pPr>
+        <w:rPr>
+          <w:rFonts w:eastAsia="Times New Roman"/>
+        </w:rPr>
+      </w:pPr>
+      <w:r>
+        <w:rPr>
+          <w:rFonts w:eastAsia="Times New Roman"/>
+        </w:rPr>
+        <w:t>“</w:t>
+      </w:r>
+      <w:r>
+        <w:rPr>
+          <w:rFonts w:eastAsia="Times New Roman"/>
+        </w:rPr>
+        <w:t>Y</w:t>
+      </w:r>
+      <w:r>
+        <w:rPr>
+          <w:rFonts w:eastAsia="Times New Roman"/>
+        </w:rPr>
+        <w:t>our good friend, Sun Xiang,” her mother answered</w:t>
+      </w:r>
+      <w:r>
+        <w:rPr>
+          <w:rFonts w:eastAsia="Times New Roman"/>
+        </w:rPr>
+        <w:t>, switching back to English. “</w:t>
+      </w:r>
+      <w:r>
+        <w:rPr>
+          <w:rFonts w:eastAsia="Times New Roman"/>
+        </w:rPr>
+        <w:t>Somehow,</w:t>
+      </w:r>
+      <w:r>
+        <w:rPr>
+          <w:rFonts w:eastAsia="Times New Roman"/>
+        </w:rPr>
+        <w:t xml:space="preserve"> he says,</w:t>
+      </w:r>
+      <w:r>
+        <w:rPr>
+          <w:rFonts w:eastAsia="Times New Roman"/>
+        </w:rPr>
+        <w:t xml:space="preserve"> news about the Vancouver Security Initiative </w:t>
+      </w:r>
+      <w:r>
+        <w:rPr>
+          <w:rFonts w:eastAsia="Times New Roman"/>
+        </w:rPr>
+        <w:t>arrived ahead of us</w:t>
+      </w:r>
+      <w:r>
+        <w:rPr>
+          <w:rFonts w:eastAsia="Times New Roman"/>
+        </w:rPr>
+        <w:t xml:space="preserve">, and </w:t>
+      </w:r>
+      <w:r>
+        <w:rPr>
+          <w:rFonts w:eastAsia="Times New Roman"/>
+        </w:rPr>
+        <w:t xml:space="preserve">the </w:t>
+      </w:r>
+      <w:r>
+        <w:rPr>
+          <w:rFonts w:eastAsia="Times New Roman"/>
+        </w:rPr>
+        <w:t xml:space="preserve">union is planning a strike if it isn’t withdrawn. Some workers have even begun </w:t>
+      </w:r>
+      <w:r>
+        <w:rPr>
+          <w:rFonts w:eastAsia="Times New Roman"/>
+        </w:rPr>
+        <w:t xml:space="preserve">a </w:t>
+      </w:r>
+      <w:r>
+        <w:rPr>
+          <w:rFonts w:eastAsia="Times New Roman"/>
+        </w:rPr>
+        <w:t>standoff with campus security</w:t>
+      </w:r>
+      <w:r>
+        <w:rPr>
+          <w:rFonts w:eastAsia="Times New Roman"/>
+        </w:rPr>
+        <w:t>.”</w:t>
+      </w:r>
+    </w:p>
+    <w:p>
+      <w:pPr>
+        <w:rPr>
+          <w:rFonts w:eastAsia="Times New Roman"/>
+        </w:rPr>
+      </w:pPr>
+      <w:r>
+        <w:rPr>
+          <w:rFonts w:eastAsia="Times New Roman"/>
+        </w:rPr>
+        <w:t>It seemed to Cassandra that history was repeating itself</w:t>
+      </w:r>
+      <w:r>
+        <w:rPr>
+          <w:rFonts w:eastAsia="Times New Roman"/>
+        </w:rPr>
+        <w:t>.</w:t>
+      </w:r>
+    </w:p>
+    <w:p>
+      <w:pPr>
+        <w:rPr>
+          <w:rFonts w:eastAsia="Times New Roman"/>
+        </w:rPr>
+      </w:pPr>
+      <w:r>
+        <w:rPr>
+          <w:rFonts w:eastAsia="Times New Roman"/>
+        </w:rPr>
+        <w:t xml:space="preserve">“This is a good thing, isn’t it? If </w:t>
+      </w:r>
+      <w:r>
+        <w:rPr>
+          <w:rFonts w:eastAsia="Times New Roman"/>
+        </w:rPr>
+        <w:t>the union gets involved</w:t>
+      </w:r>
+      <w:r>
+        <w:rPr>
+          <w:rFonts w:eastAsia="Times New Roman"/>
+        </w:rPr>
+        <w:t>, we have a chance to kill the proposal,” Jackson said.</w:t>
+      </w:r>
+    </w:p>
+    <w:p>
+      <w:pPr>
+        <w:rPr>
+          <w:rFonts w:eastAsia="Times New Roman"/>
+        </w:rPr>
+      </w:pPr>
+      <w:r>
+        <w:rPr>
+          <w:rFonts w:eastAsia="Times New Roman"/>
+        </w:rPr>
+        <w:t>“Are you saying that because you’re the one who leaked it?”</w:t>
+      </w:r>
+    </w:p>
+    <w:p>
+      <w:pPr>
+        <w:rPr>
+          <w:rFonts w:eastAsia="Times New Roman"/>
+        </w:rPr>
+      </w:pPr>
+      <w:r>
+        <w:rPr>
+          <w:rFonts w:eastAsia="Times New Roman"/>
+        </w:rPr>
         <w:lastRenderedPageBreak/>
-        <w:t xml:space="preserve">The pallid fog that had settled over the city was the first omen of ill fortune. Silence was the second; other than the sound of passengers disembarking with suitcases in tow, rolling over weathered concrete, the atmosphere was eerily </w:t>
-      </w:r>
-      <w:r>
-        <w:rPr>
-          <w:rFonts w:eastAsia="Calibri"/>
-        </w:rPr>
-        <w:t>still</w:t>
-      </w:r>
-      <w:r>
-        <w:rPr>
-          <w:rFonts w:eastAsia="Calibri"/>
-        </w:rPr>
-        <w:t xml:space="preserve">. That unnatural </w:t>
-      </w:r>
-      <w:r>
-        <w:rPr>
-          <w:rFonts w:eastAsia="Calibri"/>
-        </w:rPr>
-        <w:t>quiet</w:t>
-      </w:r>
-      <w:r>
-        <w:rPr>
-          <w:rFonts w:eastAsia="Calibri"/>
-        </w:rPr>
-        <w:t xml:space="preserve"> was only broken when Shufen received a </w:t>
-      </w:r>
-      <w:r>
-        <w:rPr>
-          <w:rFonts w:eastAsia="Calibri"/>
-        </w:rPr>
-        <w:t xml:space="preserve">phone </w:t>
-      </w:r>
-      <w:r>
-        <w:rPr>
-          <w:rFonts w:eastAsia="Calibri"/>
-        </w:rPr>
-        <w:t xml:space="preserve">call, which she </w:t>
-      </w:r>
-      <w:r>
-        <w:rPr>
-          <w:rFonts w:eastAsia="Calibri"/>
-        </w:rPr>
-        <w:t>did not hesitate to answer</w:t>
-      </w:r>
-      <w:r>
-        <w:rPr>
-          <w:rFonts w:eastAsia="Calibri"/>
+        <w:t>“What, me? Certainly not.</w:t>
+      </w:r>
+      <w:r>
+        <w:rPr>
+          <w:rFonts w:eastAsia="Times New Roman"/>
+        </w:rPr>
+        <w:t xml:space="preserve"> Anyone could have done that</w:t>
+      </w:r>
+      <w:r>
+        <w:rPr>
+          <w:rFonts w:eastAsia="Times New Roman"/>
         </w:rPr>
         <w:t>.</w:t>
       </w:r>
-    </w:p>
-    <w:p>
-      <w:pPr>
-        <w:rPr>
-          <w:rFonts w:eastAsia="Times New Roman"/>
-        </w:rPr>
-      </w:pPr>
-      <w:r>
-        <w:rPr>
-          <w:rFonts w:eastAsia="Times New Roman"/>
-        </w:rPr>
-        <w:t xml:space="preserve">“Yes, I understand,” Shufen said, </w:t>
-      </w:r>
-      <w:r>
-        <w:rPr>
-          <w:rFonts w:eastAsia="Times New Roman"/>
-        </w:rPr>
-        <w:t>after a minute of conversation</w:t>
-      </w:r>
-      <w:r>
-        <w:rPr>
-          <w:rFonts w:eastAsia="Times New Roman"/>
-        </w:rPr>
-        <w:t>. “</w:t>
-      </w:r>
-      <w:r>
-        <w:rPr>
-          <w:rFonts w:eastAsia="Times New Roman"/>
-        </w:rPr>
-        <w:t>I’ll call a meeting shortly so we can prepare a response</w:t>
-      </w:r>
-      <w:r>
-        <w:rPr>
-          <w:rFonts w:eastAsia="Times New Roman"/>
-        </w:rPr>
-        <w:t xml:space="preserve">. </w:t>
-      </w:r>
-      <w:r>
-        <w:rPr>
-          <w:rFonts w:eastAsia="Times New Roman"/>
-        </w:rPr>
-        <w:t>Have your staff hold</w:t>
-      </w:r>
-      <w:r>
-        <w:rPr>
-          <w:rFonts w:eastAsia="Times New Roman"/>
-        </w:rPr>
-        <w:t xml:space="preserve"> position until then. See you soon.”</w:t>
-      </w:r>
-    </w:p>
-    <w:p>
-      <w:pPr>
-        <w:rPr>
-          <w:rFonts w:eastAsia="Times New Roman"/>
-        </w:rPr>
-      </w:pPr>
-      <w:r>
-        <w:rPr>
-          <w:rFonts w:eastAsia="Times New Roman"/>
-        </w:rPr>
-        <w:t xml:space="preserve">Although her mother had not yet </w:t>
-      </w:r>
-      <w:r>
-        <w:rPr>
-          <w:rFonts w:eastAsia="Times New Roman"/>
-        </w:rPr>
-        <w:t>spoken the caller’s name</w:t>
-      </w:r>
-      <w:r>
-        <w:rPr>
-          <w:rFonts w:eastAsia="Times New Roman"/>
-        </w:rPr>
-        <w:t>, that she had answered in Mandarin</w:t>
+      <w:r>
+        <w:rPr>
+          <w:rFonts w:eastAsia="Times New Roman"/>
+        </w:rPr>
+        <w:t xml:space="preserve"> By the time something reaches my ears, it’s gone through God knows how many people. And what about Cassandra?</w:t>
       </w:r>
       <w:r>
         <w:rPr>
@@ -7696,62 +7929,13 @@
         <w:rPr>
           <w:rFonts w:eastAsia="Times New Roman"/>
         </w:rPr>
-        <w:t>was telling enough.</w:t>
-      </w:r>
-      <w:r>
-        <w:rPr>
-          <w:rFonts w:eastAsia="Times New Roman"/>
-        </w:rPr>
-        <w:t xml:space="preserve"> Zhiyi had a brother who also worked </w:t>
-      </w:r>
-      <w:r>
-        <w:rPr>
-          <w:rFonts w:eastAsia="Times New Roman"/>
-        </w:rPr>
-        <w:t xml:space="preserve">for </w:t>
-      </w:r>
-      <w:r>
-        <w:rPr>
-          <w:rFonts w:eastAsia="Times New Roman"/>
-        </w:rPr>
-        <w:t>Madelyn-Rash</w:t>
-      </w:r>
-      <w:r>
-        <w:rPr>
-          <w:rFonts w:eastAsia="Times New Roman"/>
-        </w:rPr>
-        <w:t xml:space="preserve">, but he and Cassandra had been on bad terms since his sister’s death. They </w:t>
-      </w:r>
-      <w:r>
-        <w:rPr>
-          <w:rFonts w:eastAsia="Times New Roman"/>
-        </w:rPr>
-        <w:t>had once been friends, but when Zhiyi died, they fell into an endless squabble about who was at fault, and any rapport was laid to rest alongside the deceased.</w:t>
-      </w:r>
-    </w:p>
-    <w:p>
-      <w:pPr>
-        <w:rPr>
-          <w:rFonts w:eastAsia="Times New Roman"/>
-        </w:rPr>
-      </w:pPr>
-      <w:r>
-        <w:rPr>
-          <w:rFonts w:eastAsia="Times New Roman"/>
-        </w:rPr>
-        <w:t xml:space="preserve">“Was that who I think it is?” </w:t>
-      </w:r>
-      <w:r>
-        <w:rPr>
-          <w:rFonts w:eastAsia="Times New Roman"/>
-        </w:rPr>
-        <w:t>she</w:t>
-      </w:r>
-      <w:r>
-        <w:rPr>
-          <w:rFonts w:eastAsia="Times New Roman"/>
-        </w:rPr>
-        <w:t xml:space="preserve"> asked.</w:t>
+        <w:t>You trust your little girl that much?</w:t>
+      </w:r>
+      <w:r>
+        <w:rPr>
+          <w:rFonts w:eastAsia="Times New Roman"/>
+        </w:rPr>
+        <w:t>”</w:t>
       </w:r>
     </w:p>
     <w:p>
@@ -7770,203 +7954,6 @@
         <w:rPr>
           <w:rFonts w:eastAsia="Times New Roman"/>
         </w:rPr>
-        <w:t>Y</w:t>
-      </w:r>
-      <w:r>
-        <w:rPr>
-          <w:rFonts w:eastAsia="Times New Roman"/>
-        </w:rPr>
-        <w:t>our good friend, Sun Xiang,” her mother answered</w:t>
-      </w:r>
-      <w:r>
-        <w:rPr>
-          <w:rFonts w:eastAsia="Times New Roman"/>
-        </w:rPr>
-        <w:t>, switching back to English. “</w:t>
-      </w:r>
-      <w:r>
-        <w:rPr>
-          <w:rFonts w:eastAsia="Times New Roman"/>
-        </w:rPr>
-        <w:t>Somehow,</w:t>
-      </w:r>
-      <w:r>
-        <w:rPr>
-          <w:rFonts w:eastAsia="Times New Roman"/>
-        </w:rPr>
-        <w:t xml:space="preserve"> he says,</w:t>
-      </w:r>
-      <w:r>
-        <w:rPr>
-          <w:rFonts w:eastAsia="Times New Roman"/>
-        </w:rPr>
-        <w:t xml:space="preserve"> news about the Vancouver Security Initiative </w:t>
-      </w:r>
-      <w:r>
-        <w:rPr>
-          <w:rFonts w:eastAsia="Times New Roman"/>
-        </w:rPr>
-        <w:t>arrived ahead of us</w:t>
-      </w:r>
-      <w:r>
-        <w:rPr>
-          <w:rFonts w:eastAsia="Times New Roman"/>
-        </w:rPr>
-        <w:t xml:space="preserve">, and </w:t>
-      </w:r>
-      <w:r>
-        <w:rPr>
-          <w:rFonts w:eastAsia="Times New Roman"/>
-        </w:rPr>
-        <w:t xml:space="preserve">the </w:t>
-      </w:r>
-      <w:r>
-        <w:rPr>
-          <w:rFonts w:eastAsia="Times New Roman"/>
-        </w:rPr>
-        <w:t xml:space="preserve">union is planning a strike if it isn’t withdrawn. Some workers have even begun </w:t>
-      </w:r>
-      <w:r>
-        <w:rPr>
-          <w:rFonts w:eastAsia="Times New Roman"/>
-        </w:rPr>
-        <w:t xml:space="preserve">a </w:t>
-      </w:r>
-      <w:r>
-        <w:rPr>
-          <w:rFonts w:eastAsia="Times New Roman"/>
-        </w:rPr>
-        <w:t>standoff with campus security</w:t>
-      </w:r>
-      <w:r>
-        <w:rPr>
-          <w:rFonts w:eastAsia="Times New Roman"/>
-        </w:rPr>
-        <w:t>.”</w:t>
-      </w:r>
-    </w:p>
-    <w:p>
-      <w:pPr>
-        <w:rPr>
-          <w:rFonts w:eastAsia="Times New Roman"/>
-        </w:rPr>
-      </w:pPr>
-      <w:r>
-        <w:rPr>
-          <w:rFonts w:eastAsia="Times New Roman"/>
-        </w:rPr>
-        <w:t>It seemed to Cassandra that history was repeating itself</w:t>
-      </w:r>
-      <w:r>
-        <w:rPr>
-          <w:rFonts w:eastAsia="Times New Roman"/>
-        </w:rPr>
-        <w:t>.</w:t>
-      </w:r>
-    </w:p>
-    <w:p>
-      <w:pPr>
-        <w:rPr>
-          <w:rFonts w:eastAsia="Times New Roman"/>
-        </w:rPr>
-      </w:pPr>
-      <w:r>
-        <w:rPr>
-          <w:rFonts w:eastAsia="Times New Roman"/>
-        </w:rPr>
-        <w:t xml:space="preserve">“This is a good thing, isn’t it? If </w:t>
-      </w:r>
-      <w:r>
-        <w:rPr>
-          <w:rFonts w:eastAsia="Times New Roman"/>
-        </w:rPr>
-        <w:t>the union gets involved</w:t>
-      </w:r>
-      <w:r>
-        <w:rPr>
-          <w:rFonts w:eastAsia="Times New Roman"/>
-        </w:rPr>
-        <w:t>, we have a chance to kill the proposal,” Jackson said.</w:t>
-      </w:r>
-    </w:p>
-    <w:p>
-      <w:pPr>
-        <w:rPr>
-          <w:rFonts w:eastAsia="Times New Roman"/>
-        </w:rPr>
-      </w:pPr>
-      <w:r>
-        <w:rPr>
-          <w:rFonts w:eastAsia="Times New Roman"/>
-        </w:rPr>
-        <w:t>“Are you saying that because you’re the one who leaked it?”</w:t>
-      </w:r>
-    </w:p>
-    <w:p>
-      <w:pPr>
-        <w:rPr>
-          <w:rFonts w:eastAsia="Times New Roman"/>
-        </w:rPr>
-      </w:pPr>
-      <w:r>
-        <w:rPr>
-          <w:rFonts w:eastAsia="Times New Roman"/>
-        </w:rPr>
-        <w:t>“What, me? Certainly not.</w:t>
-      </w:r>
-      <w:r>
-        <w:rPr>
-          <w:rFonts w:eastAsia="Times New Roman"/>
-        </w:rPr>
-        <w:t xml:space="preserve"> Anyone could have done that</w:t>
-      </w:r>
-      <w:r>
-        <w:rPr>
-          <w:rFonts w:eastAsia="Times New Roman"/>
-        </w:rPr>
-        <w:t>.</w:t>
-      </w:r>
-      <w:r>
-        <w:rPr>
-          <w:rFonts w:eastAsia="Times New Roman"/>
-        </w:rPr>
-        <w:t xml:space="preserve"> By the time something reaches my ears, it’s gone through God knows how many people. And what about Cassandra?</w:t>
-      </w:r>
-      <w:r>
-        <w:rPr>
-          <w:rFonts w:eastAsia="Times New Roman"/>
-        </w:rPr>
-        <w:t xml:space="preserve"> </w:t>
-      </w:r>
-      <w:r>
-        <w:rPr>
-          <w:rFonts w:eastAsia="Times New Roman"/>
-        </w:rPr>
-        <w:t>You trust your little girl that much?</w:t>
-      </w:r>
-      <w:r>
-        <w:rPr>
-          <w:rFonts w:eastAsia="Times New Roman"/>
-        </w:rPr>
-        <w:t>”</w:t>
-      </w:r>
-    </w:p>
-    <w:p>
-      <w:pPr>
-        <w:rPr>
-          <w:rFonts w:eastAsia="Times New Roman"/>
-        </w:rPr>
-      </w:pPr>
-      <w:r>
-        <w:rPr>
-          <w:rFonts w:eastAsia="Times New Roman"/>
-        </w:rPr>
-        <w:t>“</w:t>
-      </w:r>
-      <w:r>
-        <w:rPr>
-          <w:rFonts w:eastAsia="Times New Roman"/>
-        </w:rPr>
         <w:t>My children are</w:t>
       </w:r>
       <w:r>
@@ -8011,7 +7998,6 @@
         <w:rPr>
           <w:rFonts w:eastAsia="Times New Roman"/>
         </w:rPr>
-        <w:lastRenderedPageBreak/>
         <w:t xml:space="preserve">Jackson sighed and leaned towards Cassandra. </w:t>
       </w:r>
       <w:r>
@@ -8384,6 +8370,7 @@
         <w:rPr>
           <w:rFonts w:eastAsia="Times New Roman"/>
         </w:rPr>
+        <w:lastRenderedPageBreak/>
         <w:t>each connected to the others</w:t>
       </w:r>
       <w:r>
@@ -8542,6 +8529,764 @@
           <w:rFonts w:eastAsia="Times New Roman"/>
         </w:rPr>
         <w:t xml:space="preserve"> the haste with which Cassandra had left for the conference. </w:t>
+      </w:r>
+    </w:p>
+    <w:p>
+      <w:pPr>
+        <w:rPr>
+          <w:rFonts w:eastAsia="Times New Roman"/>
+        </w:rPr>
+      </w:pPr>
+      <w:r>
+        <w:rPr>
+          <w:rFonts w:eastAsia="Times New Roman"/>
+        </w:rPr>
+        <w:t>“</w:t>
+      </w:r>
+      <w:r>
+        <w:rPr>
+          <w:rFonts w:eastAsia="Times New Roman"/>
+        </w:rPr>
+        <w:t xml:space="preserve">Welcome to my </w:t>
+      </w:r>
+      <w:r>
+        <w:rPr>
+          <w:rFonts w:eastAsia="Times New Roman"/>
+        </w:rPr>
+        <w:t>abode</w:t>
+      </w:r>
+      <w:r>
+        <w:rPr>
+          <w:rFonts w:eastAsia="Times New Roman"/>
+        </w:rPr>
+        <w:t xml:space="preserve">, Miss Akiko. </w:t>
+      </w:r>
+      <w:r>
+        <w:rPr>
+          <w:rFonts w:eastAsia="Times New Roman"/>
+        </w:rPr>
+        <w:t>I apologize for the mild state of disarray.</w:t>
+      </w:r>
+      <w:r>
+        <w:rPr>
+          <w:rFonts w:eastAsia="Times New Roman"/>
+        </w:rPr>
+        <w:t xml:space="preserve"> I wasn’t expecting guests, or else I’d have cleaned up better before the </w:t>
+      </w:r>
+      <w:r>
+        <w:rPr>
+          <w:rFonts w:eastAsia="Times New Roman"/>
+        </w:rPr>
+        <w:t>trip</w:t>
+      </w:r>
+      <w:r>
+        <w:rPr>
+          <w:rFonts w:eastAsia="Times New Roman"/>
+        </w:rPr>
+        <w:t>.”</w:t>
+      </w:r>
+    </w:p>
+    <w:p>
+      <w:pPr>
+        <w:rPr>
+          <w:rFonts w:eastAsia="Times New Roman"/>
+        </w:rPr>
+      </w:pPr>
+      <w:r>
+        <w:rPr>
+          <w:rFonts w:eastAsia="Times New Roman"/>
+        </w:rPr>
+        <w:t xml:space="preserve">“You call </w:t>
+      </w:r>
+      <w:r>
+        <w:rPr>
+          <w:rFonts w:eastAsia="Times New Roman"/>
+        </w:rPr>
+        <w:t>this</w:t>
+      </w:r>
+      <w:r>
+        <w:rPr>
+          <w:rFonts w:eastAsia="Times New Roman"/>
+        </w:rPr>
+        <w:t xml:space="preserve"> a mess?” Akiko laughed. “Come the fuck on, </w:t>
+      </w:r>
+      <w:r>
+        <w:rPr>
+          <w:rFonts w:eastAsia="Times New Roman"/>
+        </w:rPr>
+        <w:t>your place is</w:t>
+      </w:r>
+      <w:r>
+        <w:rPr>
+          <w:rFonts w:eastAsia="Times New Roman"/>
+        </w:rPr>
+        <w:t xml:space="preserve"> even cleaner than the dorms I saw in uni when </w:t>
+      </w:r>
+      <w:r>
+        <w:rPr>
+          <w:rFonts w:eastAsia="Times New Roman"/>
+        </w:rPr>
+        <w:t>guys</w:t>
+      </w:r>
+      <w:r>
+        <w:rPr>
+          <w:rFonts w:eastAsia="Times New Roman"/>
+        </w:rPr>
+        <w:t xml:space="preserve"> </w:t>
+      </w:r>
+      <w:r>
+        <w:rPr>
+          <w:rFonts w:eastAsia="Times New Roman"/>
+        </w:rPr>
+        <w:t>invited me over to try and get laid</w:t>
+      </w:r>
+      <w:r>
+        <w:rPr>
+          <w:rFonts w:eastAsia="Times New Roman"/>
+        </w:rPr>
+        <w:t>.”</w:t>
+      </w:r>
+    </w:p>
+    <w:p>
+      <w:pPr>
+        <w:rPr>
+          <w:rFonts w:eastAsia="Times New Roman"/>
+        </w:rPr>
+      </w:pPr>
+      <w:r>
+        <w:rPr>
+          <w:rFonts w:eastAsia="Times New Roman"/>
+        </w:rPr>
+        <w:t>“I don’t doubt it, but I</w:t>
+      </w:r>
+      <w:r>
+        <w:rPr>
+          <w:rFonts w:eastAsia="Times New Roman"/>
+        </w:rPr>
+        <w:t>’d</w:t>
+      </w:r>
+      <w:r>
+        <w:rPr>
+          <w:rFonts w:eastAsia="Times New Roman"/>
+        </w:rPr>
+        <w:t xml:space="preserve"> hope you hold me to a higher standard than a hormone-addled schoolboy.”</w:t>
+      </w:r>
+    </w:p>
+    <w:p>
+      <w:pPr>
+        <w:rPr>
+          <w:rFonts w:eastAsia="Times New Roman"/>
+        </w:rPr>
+      </w:pPr>
+      <w:r>
+        <w:rPr>
+          <w:rFonts w:eastAsia="Times New Roman"/>
+        </w:rPr>
+        <w:t xml:space="preserve"> “Yeah, </w:t>
+      </w:r>
+      <w:r>
+        <w:rPr>
+          <w:rFonts w:eastAsia="Times New Roman"/>
+        </w:rPr>
+        <w:t>that’s kinda damning with faint praise, ain’t it?</w:t>
+      </w:r>
+      <w:r>
+        <w:rPr>
+          <w:rFonts w:eastAsia="Times New Roman"/>
+        </w:rPr>
+        <w:t xml:space="preserve"> </w:t>
+      </w:r>
+      <w:r>
+        <w:rPr>
+          <w:rFonts w:eastAsia="Times New Roman"/>
+        </w:rPr>
+        <w:t>Those dolts never got what they wanted anyway</w:t>
+      </w:r>
+      <w:r>
+        <w:rPr>
+          <w:rFonts w:eastAsia="Times New Roman"/>
+        </w:rPr>
+        <w:t>.”</w:t>
+      </w:r>
+    </w:p>
+    <w:p>
+      <w:pPr>
+        <w:rPr>
+          <w:rFonts w:eastAsia="Times New Roman"/>
+        </w:rPr>
+      </w:pPr>
+      <w:r>
+        <w:rPr>
+          <w:rFonts w:eastAsia="Times New Roman"/>
+        </w:rPr>
+        <w:t>Akiko continued to take in the room until her eyes came to rest on a yellow talisman hanging from the door through which she had just entered. She stared at it with unexpected concentration, rubbing the cloth between her thumb and index fingers.</w:t>
+      </w:r>
+    </w:p>
+    <w:p>
+      <w:pPr>
+        <w:rPr>
+          <w:rFonts w:eastAsia="Times New Roman"/>
+        </w:rPr>
+      </w:pPr>
+      <w:r>
+        <w:rPr>
+          <w:rFonts w:eastAsia="Times New Roman"/>
+        </w:rPr>
+        <w:t>“</w:t>
+      </w:r>
+      <w:r>
+        <w:rPr>
+          <w:rFonts w:eastAsia="Times New Roman"/>
+        </w:rPr>
+        <w:t>That’s</w:t>
+      </w:r>
+      <w:r>
+        <w:rPr>
+          <w:rFonts w:eastAsia="Times New Roman"/>
+        </w:rPr>
+        <w:t xml:space="preserve"> just a stupid thing my ex gave me</w:t>
+      </w:r>
+      <w:r>
+        <w:rPr>
+          <w:rFonts w:eastAsia="Times New Roman"/>
+        </w:rPr>
+        <w:t>,” Cassandra explained, sensing Akiko’s curiosity.</w:t>
+      </w:r>
+      <w:r>
+        <w:rPr>
+          <w:rFonts w:eastAsia="Times New Roman"/>
+        </w:rPr>
+        <w:t xml:space="preserve"> </w:t>
+      </w:r>
+      <w:r>
+        <w:rPr>
+          <w:rFonts w:eastAsia="Times New Roman"/>
+        </w:rPr>
+        <w:t>“</w:t>
+      </w:r>
+      <w:r>
+        <w:rPr>
+          <w:rFonts w:eastAsia="Times New Roman"/>
+        </w:rPr>
+        <w:t>She was really into spiritual stuff, everything from talismans to tarot cards. Told me I should put it at the entrance to my home and it’ll ward off evil, or some such.”</w:t>
+      </w:r>
+    </w:p>
+    <w:p>
+      <w:pPr>
+        <w:rPr>
+          <w:rFonts w:eastAsia="Times New Roman"/>
+        </w:rPr>
+      </w:pPr>
+      <w:r>
+        <w:rPr>
+          <w:rFonts w:eastAsia="Times New Roman"/>
+        </w:rPr>
+        <w:t xml:space="preserve">“That so? It’s funny, </w:t>
+      </w:r>
+      <w:proofErr w:type="gramStart"/>
+      <w:r>
+        <w:rPr>
+          <w:rFonts w:eastAsia="Times New Roman"/>
+        </w:rPr>
+        <w:t>cause</w:t>
+      </w:r>
+      <w:proofErr w:type="gramEnd"/>
+      <w:r>
+        <w:rPr>
+          <w:rFonts w:eastAsia="Times New Roman"/>
+        </w:rPr>
+        <w:t xml:space="preserve"> I actually have something similar back at my place. Don’t even remember where I got it, but y’know, it was pretty, so I left it up.”</w:t>
+      </w:r>
+    </w:p>
+    <w:p>
+      <w:pPr>
+        <w:rPr>
+          <w:rFonts w:eastAsia="Times New Roman"/>
+        </w:rPr>
+      </w:pPr>
+      <w:r>
+        <w:rPr>
+          <w:rFonts w:eastAsia="Times New Roman"/>
+        </w:rPr>
+        <w:t>“</w:t>
+      </w:r>
+      <w:r>
+        <w:rPr>
+          <w:rFonts w:eastAsia="Times New Roman"/>
+        </w:rPr>
+        <w:t>I was actually thinking of taking mine down</w:t>
+      </w:r>
+      <w:r>
+        <w:rPr>
+          <w:rFonts w:eastAsia="Times New Roman"/>
+        </w:rPr>
+        <w:t>. If it’s meant to keep out evil, it’s doing a pretty poor job of it.”</w:t>
+      </w:r>
+    </w:p>
+    <w:p>
+      <w:pPr>
+        <w:rPr>
+          <w:rFonts w:eastAsia="Times New Roman"/>
+        </w:rPr>
+      </w:pPr>
+      <w:r>
+        <w:rPr>
+          <w:rFonts w:eastAsia="Times New Roman"/>
+        </w:rPr>
+        <w:t>Akiko laughed. “Yeah, I wouldn’t trust something like that if my ex gave it to me.”</w:t>
+      </w:r>
+    </w:p>
+    <w:p>
+      <w:pPr>
+        <w:rPr>
+          <w:rFonts w:eastAsia="Times New Roman"/>
+        </w:rPr>
+      </w:pPr>
+      <w:r>
+        <w:rPr>
+          <w:rFonts w:eastAsia="Times New Roman"/>
+        </w:rPr>
+        <w:lastRenderedPageBreak/>
+        <w:t>“Well, she’s not my ex because we broke up. She…passed away a while back,” Cassandra said.</w:t>
+      </w:r>
+    </w:p>
+    <w:p>
+      <w:pPr>
+        <w:rPr>
+          <w:rFonts w:eastAsia="Times New Roman"/>
+        </w:rPr>
+      </w:pPr>
+      <w:r>
+        <w:rPr>
+          <w:rFonts w:eastAsia="Times New Roman"/>
+        </w:rPr>
+        <w:t>It didn’t take an empath to see the embarrassment rush onto Akiko’s face.</w:t>
+      </w:r>
+    </w:p>
+    <w:p>
+      <w:pPr>
+        <w:rPr>
+          <w:rFonts w:eastAsia="Times New Roman"/>
+        </w:rPr>
+      </w:pPr>
+      <w:r>
+        <w:rPr>
+          <w:rFonts w:eastAsia="Times New Roman"/>
+        </w:rPr>
+        <w:t xml:space="preserve">“Don’t worry, it’s not a sore spot for me,” Cassandra continued, rushing to end the awkward silence. “That was years ago. I won’t pretend I don’t miss her, but I’m doing better, now.” </w:t>
+      </w:r>
+    </w:p>
+    <w:p>
+      <w:pPr>
+        <w:rPr>
+          <w:rFonts w:eastAsia="Times New Roman"/>
+        </w:rPr>
+      </w:pPr>
+      <w:r>
+        <w:rPr>
+          <w:rFonts w:eastAsia="Times New Roman"/>
+        </w:rPr>
+        <w:t>“Then why not keep it there?” Akiko said. “Even if it’s not doing its job, it’s not hurting anyone, either. And it’s a good thing to remember her by.”</w:t>
+      </w:r>
+    </w:p>
+    <w:p>
+      <w:pPr>
+        <w:rPr>
+          <w:rFonts w:eastAsia="Times New Roman"/>
+        </w:rPr>
+      </w:pPr>
+      <w:r>
+        <w:rPr>
+          <w:rFonts w:eastAsia="Times New Roman"/>
+        </w:rPr>
+        <w:t xml:space="preserve">“I don’t know. I’ll think about it. Anyway, I can’t stick around much longer, </w:t>
+      </w:r>
+      <w:proofErr w:type="spellStart"/>
+      <w:r>
+        <w:rPr>
+          <w:rFonts w:eastAsia="Times New Roman"/>
+        </w:rPr>
+        <w:t>‘cause</w:t>
+      </w:r>
+      <w:proofErr w:type="spellEnd"/>
+      <w:r>
+        <w:rPr>
+          <w:rFonts w:eastAsia="Times New Roman"/>
+        </w:rPr>
+        <w:t xml:space="preserve"> the meeting will be starting shortly, but feel free to make yourself at home. Help yourself to the pantry or fridge if you’re hungry, and call me if you need anything, okay?”</w:t>
+      </w:r>
+    </w:p>
+    <w:p>
+      <w:pPr>
+        <w:rPr>
+          <w:rFonts w:eastAsia="Times New Roman"/>
+        </w:rPr>
+      </w:pPr>
+      <w:r>
+        <w:rPr>
+          <w:rFonts w:eastAsia="Times New Roman"/>
+        </w:rPr>
+        <w:t>“</w:t>
+      </w:r>
+      <w:r>
+        <w:rPr>
+          <w:rFonts w:eastAsia="Times New Roman"/>
+        </w:rPr>
+        <w:t>Will do. Thanks again for this, chief.”</w:t>
+      </w:r>
+    </w:p>
+    <w:p>
+      <w:pPr>
+        <w:rPr>
+          <w:rFonts w:eastAsia="Times New Roman"/>
+        </w:rPr>
+      </w:pPr>
+      <w:r>
+        <w:rPr>
+          <w:rFonts w:eastAsia="Times New Roman"/>
+        </w:rPr>
+        <w:t>“</w:t>
+      </w:r>
+      <w:r>
+        <w:rPr>
+          <w:rFonts w:eastAsia="Times New Roman"/>
+        </w:rPr>
+        <w:t>Oh, i</w:t>
+      </w:r>
+      <w:r>
+        <w:rPr>
+          <w:rFonts w:eastAsia="Times New Roman"/>
+        </w:rPr>
+        <w:t>t’s no trouble at all</w:t>
+      </w:r>
+      <w:r>
+        <w:rPr>
+          <w:rFonts w:eastAsia="Times New Roman"/>
+        </w:rPr>
+        <w:t>,</w:t>
+      </w:r>
+      <w:r>
+        <w:rPr>
+          <w:rFonts w:eastAsia="Times New Roman"/>
+        </w:rPr>
+        <w:t>”</w:t>
+      </w:r>
+      <w:r>
+        <w:rPr>
+          <w:rFonts w:eastAsia="Times New Roman"/>
+        </w:rPr>
+        <w:t xml:space="preserve"> Cassandra said.</w:t>
+      </w:r>
+    </w:p>
+    <w:p>
+      <w:pPr>
+        <w:ind w:firstLine="0"/>
+        <w:jc w:val="center"/>
+      </w:pPr>
+      <w:r>
+        <w:t>*</w:t>
+      </w:r>
+      <w:r>
+        <w:tab/>
+        <w:t xml:space="preserve">* </w:t>
+      </w:r>
+      <w:r>
+        <w:tab/>
+        <w:t>*</w:t>
+      </w:r>
+    </w:p>
+    <w:p>
+      <w:pPr>
+        <w:rPr>
+          <w:rFonts w:eastAsia="Times New Roman"/>
+        </w:rPr>
+      </w:pPr>
+      <w:r>
+        <w:rPr>
+          <w:rFonts w:eastAsia="Times New Roman"/>
+        </w:rPr>
+        <w:t xml:space="preserve">After leaving Akiko, </w:t>
+      </w:r>
+      <w:r>
+        <w:rPr>
+          <w:rFonts w:eastAsia="Times New Roman"/>
+        </w:rPr>
+        <w:t xml:space="preserve">Cassandra joined her colleagues in a </w:t>
+      </w:r>
+      <w:r>
+        <w:rPr>
+          <w:rFonts w:eastAsia="Times New Roman"/>
+        </w:rPr>
+        <w:t>board</w:t>
+      </w:r>
+      <w:r>
+        <w:rPr>
+          <w:rFonts w:eastAsia="Times New Roman"/>
+        </w:rPr>
+        <w:t>room near the top of the administrative tower.</w:t>
+      </w:r>
+      <w:r>
+        <w:rPr>
+          <w:rFonts w:eastAsia="Times New Roman"/>
+        </w:rPr>
+        <w:t xml:space="preserve"> </w:t>
+      </w:r>
+      <w:r>
+        <w:rPr>
+          <w:rFonts w:eastAsia="Times New Roman"/>
+        </w:rPr>
+        <w:t xml:space="preserve">Shufen, as befitted her station, </w:t>
+      </w:r>
+      <w:r>
+        <w:rPr>
+          <w:rFonts w:eastAsia="Times New Roman"/>
+        </w:rPr>
+        <w:t>sat alongside her daughter at the head of the oaken table. Marcus</w:t>
+      </w:r>
+      <w:r>
+        <w:rPr>
+          <w:rFonts w:eastAsia="Times New Roman"/>
+        </w:rPr>
+        <w:t xml:space="preserve"> and Jackson</w:t>
+      </w:r>
+      <w:r>
+        <w:rPr>
+          <w:rFonts w:eastAsia="Times New Roman"/>
+        </w:rPr>
+        <w:t xml:space="preserve"> filled in the left flank</w:t>
+      </w:r>
+      <w:r>
+        <w:rPr>
+          <w:rFonts w:eastAsia="Times New Roman"/>
+        </w:rPr>
+        <w:t xml:space="preserve">, </w:t>
+      </w:r>
+      <w:r>
+        <w:rPr>
+          <w:rFonts w:eastAsia="Times New Roman"/>
+        </w:rPr>
+        <w:t xml:space="preserve">while </w:t>
+      </w:r>
+      <w:r>
+        <w:rPr>
+          <w:rFonts w:eastAsia="Times New Roman"/>
+        </w:rPr>
+        <w:t xml:space="preserve">Sun </w:t>
+      </w:r>
+      <w:r>
+        <w:rPr>
+          <w:rFonts w:eastAsia="Times New Roman"/>
+        </w:rPr>
+        <w:t>Xiang</w:t>
+      </w:r>
+      <w:r>
+        <w:rPr>
+          <w:rFonts w:eastAsia="Times New Roman"/>
+        </w:rPr>
+        <w:t xml:space="preserve"> </w:t>
+      </w:r>
+      <w:r>
+        <w:rPr>
+          <w:rFonts w:eastAsia="Times New Roman"/>
+        </w:rPr>
+        <w:t>took up the right</w:t>
+      </w:r>
+      <w:r>
+        <w:rPr>
+          <w:rFonts w:eastAsia="Times New Roman"/>
+        </w:rPr>
+        <w:t xml:space="preserve">. </w:t>
+      </w:r>
+      <w:r>
+        <w:rPr>
+          <w:rFonts w:eastAsia="Times New Roman"/>
+        </w:rPr>
+        <w:t>These families,</w:t>
+      </w:r>
+      <w:r>
+        <w:rPr>
+          <w:rFonts w:eastAsia="Times New Roman"/>
+        </w:rPr>
+        <w:t xml:space="preserve"> Hao, Sun, and Fairchild</w:t>
+      </w:r>
+      <w:r>
+        <w:rPr>
+          <w:rFonts w:eastAsia="Times New Roman"/>
+        </w:rPr>
+        <w:t>, had led</w:t>
+      </w:r>
+      <w:r>
+        <w:rPr>
+          <w:rFonts w:eastAsia="Times New Roman"/>
+        </w:rPr>
+        <w:t xml:space="preserve"> the company for generations</w:t>
+      </w:r>
+      <w:r>
+        <w:rPr>
+          <w:rFonts w:eastAsia="Times New Roman"/>
+        </w:rPr>
+        <w:t>, and none were eager to see themselves dethroned</w:t>
+      </w:r>
+      <w:r>
+        <w:rPr>
+          <w:rFonts w:eastAsia="Times New Roman"/>
+        </w:rPr>
+        <w:t xml:space="preserve"> over a labor squabble.</w:t>
+      </w:r>
+      <w:r>
+        <w:rPr>
+          <w:rFonts w:eastAsia="Times New Roman"/>
+        </w:rPr>
+        <w:t xml:space="preserve"> </w:t>
+      </w:r>
+    </w:p>
+    <w:p>
+      <w:pPr>
+        <w:rPr>
+          <w:rFonts w:eastAsia="Times New Roman"/>
+        </w:rPr>
+      </w:pPr>
+      <w:r>
+        <w:rPr>
+          <w:rFonts w:eastAsia="Times New Roman"/>
+        </w:rPr>
+        <w:t>The meeting started civilly enough, but it was soon made clear that those in attendance were not of one mind when it came to solving the present dilemma.</w:t>
+      </w:r>
+    </w:p>
+    <w:p>
+      <w:pPr>
+        <w:rPr>
+          <w:rFonts w:eastAsia="Times New Roman"/>
+        </w:rPr>
+      </w:pPr>
+      <w:r>
+        <w:rPr>
+          <w:rFonts w:eastAsia="Times New Roman"/>
+        </w:rPr>
+        <w:t>“</w:t>
+      </w:r>
+      <w:proofErr w:type="gramStart"/>
+      <w:r>
+        <w:rPr>
+          <w:rFonts w:eastAsia="Times New Roman"/>
+        </w:rPr>
+        <w:t>So</w:t>
+      </w:r>
+      <w:proofErr w:type="gramEnd"/>
+      <w:r>
+        <w:rPr>
+          <w:rFonts w:eastAsia="Times New Roman"/>
+        </w:rPr>
+        <w:t xml:space="preserve"> you agree with the union’s plans to strike, then</w:t>
+      </w:r>
+      <w:r>
+        <w:rPr>
+          <w:rFonts w:eastAsia="Times New Roman"/>
+        </w:rPr>
+        <w:t xml:space="preserve">?” Shufen asked, </w:t>
+      </w:r>
+      <w:r>
+        <w:rPr>
+          <w:rFonts w:eastAsia="Times New Roman"/>
+        </w:rPr>
+        <w:t>laying an interrogative gaze upon her daughter.</w:t>
+      </w:r>
+    </w:p>
+    <w:p>
+      <w:pPr>
+        <w:rPr>
+          <w:rFonts w:eastAsia="Times New Roman"/>
+        </w:rPr>
+      </w:pPr>
+      <w:r>
+        <w:rPr>
+          <w:rFonts w:eastAsia="Times New Roman"/>
+        </w:rPr>
+        <w:t>“</w:t>
+      </w:r>
+      <w:r>
+        <w:rPr>
+          <w:rFonts w:eastAsia="Times New Roman"/>
+        </w:rPr>
+        <w:t>You told me you'd trust my judgement, right?</w:t>
+      </w:r>
+      <w:r>
+        <w:rPr>
+          <w:rFonts w:eastAsia="Times New Roman"/>
+        </w:rPr>
+        <w:t xml:space="preserve"> </w:t>
+      </w:r>
+      <w:r>
+        <w:rPr>
+          <w:rFonts w:eastAsia="Times New Roman"/>
+        </w:rPr>
+        <w:t>Well, this is it. If we don't have our workers' backs, the whole campus</w:t>
+      </w:r>
+      <w:r>
+        <w:rPr>
+          <w:rFonts w:eastAsia="Times New Roman"/>
+        </w:rPr>
+        <w:t xml:space="preserve"> </w:t>
+      </w:r>
+      <w:r>
+        <w:rPr>
+          <w:rFonts w:eastAsia="Times New Roman"/>
+        </w:rPr>
+        <w:t>is gonna</w:t>
+      </w:r>
+      <w:r>
+        <w:rPr>
+          <w:rFonts w:eastAsia="Times New Roman"/>
+        </w:rPr>
+        <w:t xml:space="preserve"> to fall apart as soon as </w:t>
+      </w:r>
+      <w:r>
+        <w:rPr>
+          <w:rFonts w:eastAsia="Times New Roman"/>
+        </w:rPr>
+        <w:t>headquarters</w:t>
+      </w:r>
+      <w:r>
+        <w:rPr>
+          <w:rFonts w:eastAsia="Times New Roman"/>
+        </w:rPr>
+        <w:t xml:space="preserve"> puts on a little pressure.</w:t>
+      </w:r>
+      <w:r>
+        <w:rPr>
+          <w:rFonts w:eastAsia="Times New Roman"/>
+        </w:rPr>
+        <w:t xml:space="preserve"> I thought you might agree after what you did with the </w:t>
+      </w:r>
+      <w:r>
+        <w:rPr>
+          <w:rFonts w:eastAsia="Times New Roman"/>
+        </w:rPr>
+        <w:t>MQ</w:t>
+      </w:r>
+      <w:r>
+        <w:rPr>
+          <w:rFonts w:eastAsia="Times New Roman"/>
+        </w:rPr>
+        <w:t>-</w:t>
+      </w:r>
+      <w:r>
+        <w:rPr>
+          <w:rFonts w:eastAsia="Times New Roman"/>
+        </w:rPr>
+        <w:t>50</w:t>
+      </w:r>
+      <w:r>
+        <w:rPr>
+          <w:rFonts w:eastAsia="Times New Roman"/>
+        </w:rPr>
+        <w:t xml:space="preserve"> strike.</w:t>
+      </w:r>
+      <w:r>
+        <w:rPr>
+          <w:rFonts w:eastAsia="Times New Roman"/>
+        </w:rPr>
+        <w:t>”</w:t>
       </w:r>
     </w:p>
     <w:p>
@@ -8561,37 +9306,79 @@
         <w:rPr>
           <w:rFonts w:eastAsia="Times New Roman"/>
         </w:rPr>
-        <w:t xml:space="preserve">Welcome to my </w:t>
-      </w:r>
-      <w:r>
-        <w:rPr>
-          <w:rFonts w:eastAsia="Times New Roman"/>
-        </w:rPr>
-        <w:t>abode</w:t>
-      </w:r>
-      <w:r>
-        <w:rPr>
-          <w:rFonts w:eastAsia="Times New Roman"/>
-        </w:rPr>
-        <w:t xml:space="preserve">, Miss Akiko. </w:t>
-      </w:r>
-      <w:r>
-        <w:rPr>
-          <w:rFonts w:eastAsia="Times New Roman"/>
-        </w:rPr>
-        <w:t>I apologize for the mild state of disarray.</w:t>
-      </w:r>
-      <w:r>
-        <w:rPr>
-          <w:rFonts w:eastAsia="Times New Roman"/>
-        </w:rPr>
-        <w:t xml:space="preserve"> I wasn’t expecting guests, or else I’d have cleaned up better before the </w:t>
-      </w:r>
-      <w:r>
-        <w:rPr>
-          <w:rFonts w:eastAsia="Times New Roman"/>
-        </w:rPr>
-        <w:t>trip</w:t>
+        <w:t>The</w:t>
+      </w:r>
+      <w:r>
+        <w:rPr>
+          <w:rFonts w:eastAsia="Times New Roman"/>
+        </w:rPr>
+        <w:t xml:space="preserve"> </w:t>
+      </w:r>
+      <w:r>
+        <w:rPr>
+          <w:rFonts w:eastAsia="Times New Roman"/>
+        </w:rPr>
+        <w:t>MQ</w:t>
+      </w:r>
+      <w:r>
+        <w:rPr>
+          <w:rFonts w:eastAsia="Times New Roman"/>
+        </w:rPr>
+        <w:t>-</w:t>
+      </w:r>
+      <w:r>
+        <w:rPr>
+          <w:rFonts w:eastAsia="Times New Roman"/>
+        </w:rPr>
+        <w:t>50</w:t>
+      </w:r>
+      <w:r>
+        <w:rPr>
+          <w:rFonts w:eastAsia="Times New Roman"/>
+        </w:rPr>
+        <w:t xml:space="preserve"> strike </w:t>
+      </w:r>
+      <w:r>
+        <w:rPr>
+          <w:rFonts w:eastAsia="Times New Roman"/>
+        </w:rPr>
+        <w:t>is precisely why I’m choosing caution now</w:t>
+      </w:r>
+      <w:r>
+        <w:rPr>
+          <w:rFonts w:eastAsia="Times New Roman"/>
+        </w:rPr>
+        <w:t>.</w:t>
+      </w:r>
+      <w:r>
+        <w:rPr>
+          <w:rFonts w:eastAsia="Times New Roman"/>
+        </w:rPr>
+        <w:t xml:space="preserve"> I sided with the factory because I </w:t>
+      </w:r>
+      <w:r>
+        <w:rPr>
+          <w:rFonts w:eastAsia="Times New Roman"/>
+        </w:rPr>
+        <w:t>lived</w:t>
+      </w:r>
+      <w:r>
+        <w:rPr>
+          <w:rFonts w:eastAsia="Times New Roman"/>
+        </w:rPr>
+        <w:t xml:space="preserve"> through a war and I </w:t>
+      </w:r>
+      <w:r>
+        <w:rPr>
+          <w:rFonts w:eastAsia="Times New Roman"/>
+        </w:rPr>
+        <w:t xml:space="preserve">knew firsthand how awful it can be. It was an emotional decision, and it cost </w:t>
+      </w:r>
+      <w:r>
+        <w:rPr>
+          <w:rFonts w:eastAsia="Times New Roman"/>
+        </w:rPr>
+        <w:t>a lot of people dearly</w:t>
       </w:r>
       <w:r>
         <w:rPr>
@@ -8610,37 +9397,31 @@
         <w:rPr>
           <w:rFonts w:eastAsia="Times New Roman"/>
         </w:rPr>
-        <w:t xml:space="preserve">“You call </w:t>
-      </w:r>
-      <w:r>
-        <w:rPr>
-          <w:rFonts w:eastAsia="Times New Roman"/>
-        </w:rPr>
-        <w:t>this</w:t>
-      </w:r>
-      <w:r>
-        <w:rPr>
-          <w:rFonts w:eastAsia="Times New Roman"/>
-        </w:rPr>
-        <w:t xml:space="preserve"> a mess?” Akiko laughed. “Come the fuck on, </w:t>
-      </w:r>
-      <w:r>
-        <w:rPr>
-          <w:rFonts w:eastAsia="Times New Roman"/>
-        </w:rPr>
-        <w:t>your place is</w:t>
-      </w:r>
-      <w:r>
-        <w:rPr>
-          <w:rFonts w:eastAsia="Times New Roman"/>
-        </w:rPr>
-        <w:t xml:space="preserve"> even cleaner than the dorms I saw in uni when </w:t>
-      </w:r>
-      <w:r>
-        <w:rPr>
-          <w:rFonts w:eastAsia="Times New Roman"/>
-        </w:rPr>
-        <w:t>guys</w:t>
+        <w:t>“</w:t>
+      </w:r>
+      <w:r>
+        <w:rPr>
+          <w:rFonts w:eastAsia="Times New Roman"/>
+        </w:rPr>
+        <w:t xml:space="preserve">I’m </w:t>
+      </w:r>
+      <w:r>
+        <w:rPr>
+          <w:rFonts w:eastAsia="Times New Roman"/>
+        </w:rPr>
+        <w:t>all</w:t>
+      </w:r>
+      <w:r>
+        <w:rPr>
+          <w:rFonts w:eastAsia="Times New Roman"/>
+        </w:rPr>
+        <w:t xml:space="preserve"> for standing with the workers, </w:t>
+      </w:r>
+      <w:r>
+        <w:rPr>
+          <w:rFonts w:eastAsia="Times New Roman"/>
+        </w:rPr>
+        <w:t>I’m</w:t>
       </w:r>
       <w:r>
         <w:rPr>
@@ -8652,7 +9433,431 @@
         <w:rPr>
           <w:rFonts w:eastAsia="Times New Roman"/>
         </w:rPr>
-        <w:t>invited me over to try and get laid</w:t>
+        <w:t xml:space="preserve">just </w:t>
+      </w:r>
+      <w:r>
+        <w:rPr>
+          <w:rFonts w:eastAsia="Times New Roman"/>
+        </w:rPr>
+        <w:t>not sure sitting around with our thumbs up our asses</w:t>
+      </w:r>
+      <w:r>
+        <w:rPr>
+          <w:rFonts w:eastAsia="Times New Roman"/>
+        </w:rPr>
+        <w:t xml:space="preserve"> while the union does all the </w:t>
+      </w:r>
+      <w:r>
+        <w:rPr>
+          <w:rFonts w:eastAsia="Times New Roman"/>
+        </w:rPr>
+        <w:t>heavy lifting</w:t>
+      </w:r>
+      <w:r>
+        <w:rPr>
+          <w:rFonts w:eastAsia="Times New Roman"/>
+        </w:rPr>
+        <w:t xml:space="preserve"> constitutes a </w:t>
+      </w:r>
+      <w:r>
+        <w:rPr>
+          <w:rFonts w:eastAsia="Times New Roman"/>
+        </w:rPr>
+        <w:t>strategy</w:t>
+      </w:r>
+      <w:r>
+        <w:rPr>
+          <w:rFonts w:eastAsia="Times New Roman"/>
+        </w:rPr>
+        <w:t xml:space="preserve">,” Jackson said. </w:t>
+      </w:r>
+    </w:p>
+    <w:p>
+      <w:pPr>
+        <w:rPr>
+          <w:rFonts w:eastAsia="Times New Roman"/>
+        </w:rPr>
+      </w:pPr>
+      <w:r>
+        <w:rPr>
+          <w:rFonts w:eastAsia="Times New Roman"/>
+        </w:rPr>
+        <w:t xml:space="preserve">Shufen nodded stoically. “It’s worse than that. Inaction is complicity in the eyes of the board.” </w:t>
+      </w:r>
+    </w:p>
+    <w:p>
+      <w:pPr>
+        <w:rPr>
+          <w:rFonts w:eastAsia="Times New Roman"/>
+        </w:rPr>
+      </w:pPr>
+      <w:r>
+        <w:rPr>
+          <w:rFonts w:eastAsia="Times New Roman"/>
+        </w:rPr>
+        <w:t>“I’m not saying we do nothing.</w:t>
+      </w:r>
+      <w:r>
+        <w:rPr>
+          <w:rFonts w:eastAsia="Times New Roman"/>
+        </w:rPr>
+        <w:t xml:space="preserve"> </w:t>
+      </w:r>
+      <w:r>
+        <w:rPr>
+          <w:rFonts w:eastAsia="Times New Roman"/>
+        </w:rPr>
+        <w:t>Step one</w:t>
+      </w:r>
+      <w:r>
+        <w:rPr>
+          <w:rFonts w:eastAsia="Times New Roman"/>
+        </w:rPr>
+        <w:t xml:space="preserve"> is to bridge the intelligence cap</w:t>
+      </w:r>
+      <w:r>
+        <w:rPr>
+          <w:rFonts w:eastAsia="Times New Roman"/>
+        </w:rPr>
+        <w:t>.</w:t>
+      </w:r>
+      <w:r>
+        <w:rPr>
+          <w:rFonts w:eastAsia="Times New Roman"/>
+        </w:rPr>
+        <w:t xml:space="preserve"> We all know headquarters is spying on us, so we plant a spy of our own on their campus to see if Jackson’s false flag theory holds water</w:t>
+      </w:r>
+      <w:r>
+        <w:rPr>
+          <w:rFonts w:eastAsia="Times New Roman"/>
+        </w:rPr>
+        <w:t>, and</w:t>
+      </w:r>
+      <w:r>
+        <w:rPr>
+          <w:rFonts w:eastAsia="Times New Roman"/>
+        </w:rPr>
+        <w:t xml:space="preserve"> I already have a candidate in mind for that.</w:t>
+      </w:r>
+      <w:r>
+        <w:rPr>
+          <w:rFonts w:eastAsia="Times New Roman"/>
+        </w:rPr>
+        <w:t>”</w:t>
+      </w:r>
+    </w:p>
+    <w:p>
+      <w:pPr>
+        <w:rPr>
+          <w:rFonts w:eastAsia="Times New Roman"/>
+        </w:rPr>
+      </w:pPr>
+      <w:r>
+        <w:rPr>
+          <w:rFonts w:eastAsia="Times New Roman"/>
+        </w:rPr>
+        <w:t>“</w:t>
+      </w:r>
+      <w:r>
+        <w:rPr>
+          <w:rFonts w:eastAsia="Times New Roman"/>
+        </w:rPr>
+        <w:t>And that is</w:t>
+      </w:r>
+      <w:r>
+        <w:rPr>
+          <w:rFonts w:eastAsia="Times New Roman"/>
+        </w:rPr>
+        <w:t xml:space="preserve">?” Marcus asked. </w:t>
+      </w:r>
+    </w:p>
+    <w:p>
+      <w:pPr>
+        <w:rPr>
+          <w:rFonts w:eastAsia="Times New Roman"/>
+        </w:rPr>
+      </w:pPr>
+      <w:r>
+        <w:rPr>
+          <w:rFonts w:eastAsia="Times New Roman"/>
+        </w:rPr>
+        <w:t xml:space="preserve">“Akiko Miura, of course. Cassie’s been acting </w:t>
+      </w:r>
+      <w:proofErr w:type="gramStart"/>
+      <w:r>
+        <w:rPr>
+          <w:rFonts w:eastAsia="Times New Roman"/>
+        </w:rPr>
+        <w:t>real</w:t>
+      </w:r>
+      <w:proofErr w:type="gramEnd"/>
+      <w:r>
+        <w:rPr>
+          <w:rFonts w:eastAsia="Times New Roman"/>
+        </w:rPr>
+        <w:t xml:space="preserve"> sweet on her, buttering her up so that she’ll do us a </w:t>
+      </w:r>
+      <w:r>
+        <w:rPr>
+          <w:rFonts w:eastAsia="Times New Roman"/>
+        </w:rPr>
+        <w:t>favor</w:t>
+      </w:r>
+      <w:r>
+        <w:rPr>
+          <w:rFonts w:eastAsia="Times New Roman"/>
+        </w:rPr>
+        <w:t>,” Jackson said, beating Cassandra to her answer.</w:t>
+      </w:r>
+    </w:p>
+    <w:p>
+      <w:pPr>
+        <w:rPr>
+          <w:rFonts w:eastAsia="Times New Roman"/>
+        </w:rPr>
+      </w:pPr>
+      <w:r>
+        <w:rPr>
+          <w:rFonts w:eastAsia="Times New Roman"/>
+        </w:rPr>
+        <w:t xml:space="preserve">The old man scoffed. </w:t>
+      </w:r>
+      <w:r>
+        <w:rPr>
+          <w:rFonts w:eastAsia="Times New Roman"/>
+        </w:rPr>
+        <w:t>“</w:t>
+      </w:r>
+      <w:r>
+        <w:rPr>
+          <w:rFonts w:eastAsia="Times New Roman"/>
+        </w:rPr>
+        <w:t>My former mentee?</w:t>
+      </w:r>
+      <w:r>
+        <w:rPr>
+          <w:rFonts w:eastAsia="Times New Roman"/>
+        </w:rPr>
+        <w:t xml:space="preserve"> I</w:t>
+      </w:r>
+      <w:r>
+        <w:rPr>
+          <w:rFonts w:eastAsia="Times New Roman"/>
+        </w:rPr>
+        <w:t xml:space="preserve">’m not sure I </w:t>
+      </w:r>
+      <w:r>
+        <w:rPr>
+          <w:rFonts w:eastAsia="Times New Roman"/>
+        </w:rPr>
+        <w:t>approve of her being involved in this. She lacks both maturity and commitment.”</w:t>
+      </w:r>
+    </w:p>
+    <w:p>
+      <w:pPr>
+        <w:rPr>
+          <w:rFonts w:eastAsia="Times New Roman"/>
+        </w:rPr>
+      </w:pPr>
+      <w:r>
+        <w:rPr>
+          <w:rFonts w:eastAsia="Times New Roman"/>
+        </w:rPr>
+        <w:t>“</w:t>
+      </w:r>
+      <w:r>
+        <w:rPr>
+          <w:rFonts w:eastAsia="Times New Roman"/>
+        </w:rPr>
+        <w:t>Fortunately, s</w:t>
+      </w:r>
+      <w:r>
+        <w:rPr>
+          <w:rFonts w:eastAsia="Times New Roman"/>
+        </w:rPr>
+        <w:t>he needs neither for this operation</w:t>
+      </w:r>
+      <w:r>
+        <w:rPr>
+          <w:rFonts w:eastAsia="Times New Roman"/>
+        </w:rPr>
+        <w:t>,</w:t>
+      </w:r>
+      <w:r>
+        <w:rPr>
+          <w:rFonts w:eastAsia="Times New Roman"/>
+        </w:rPr>
+        <w:t xml:space="preserve"> and she’ll have support from all of us,</w:t>
+      </w:r>
+      <w:r>
+        <w:rPr>
+          <w:rFonts w:eastAsia="Times New Roman"/>
+        </w:rPr>
+        <w:t>” Cassandra replied.</w:t>
+      </w:r>
+      <w:r>
+        <w:rPr>
+          <w:rFonts w:eastAsia="Times New Roman"/>
+        </w:rPr>
+        <w:t xml:space="preserve"> </w:t>
+      </w:r>
+      <w:r>
+        <w:rPr>
+          <w:rFonts w:eastAsia="Times New Roman"/>
+        </w:rPr>
+        <w:t>“</w:t>
+      </w:r>
+      <w:r>
+        <w:rPr>
+          <w:rFonts w:eastAsia="Times New Roman"/>
+        </w:rPr>
+        <w:t xml:space="preserve">Now, back to step two: </w:t>
+      </w:r>
+      <w:r>
+        <w:rPr>
+          <w:rFonts w:eastAsia="Times New Roman"/>
+        </w:rPr>
+        <w:t xml:space="preserve">The other branches are skittish about siding with us after the MQ-50 fallout, which is why we need Montreal on our side. </w:t>
+      </w:r>
+      <w:r>
+        <w:rPr>
+          <w:rFonts w:eastAsia="Times New Roman"/>
+        </w:rPr>
+        <w:t>They’re the most powerful branch with an untainted reputation</w:t>
+      </w:r>
+      <w:r>
+        <w:rPr>
+          <w:rFonts w:eastAsia="Times New Roman"/>
+        </w:rPr>
+        <w:t xml:space="preserve">. We get them and the rest </w:t>
+      </w:r>
+      <w:r>
+        <w:rPr>
+          <w:rFonts w:eastAsia="Times New Roman"/>
+        </w:rPr>
+        <w:t>are gonna</w:t>
+      </w:r>
+      <w:r>
+        <w:rPr>
+          <w:rFonts w:eastAsia="Times New Roman"/>
+        </w:rPr>
+        <w:t xml:space="preserve"> fall in line.”</w:t>
+      </w:r>
+    </w:p>
+    <w:p>
+      <w:pPr>
+        <w:rPr>
+          <w:rFonts w:eastAsia="Times New Roman"/>
+        </w:rPr>
+      </w:pPr>
+      <w:r>
+        <w:rPr>
+          <w:rFonts w:eastAsia="Times New Roman"/>
+        </w:rPr>
+        <w:t>“</w:t>
+      </w:r>
+      <w:r>
+        <w:rPr>
+          <w:rFonts w:eastAsia="Times New Roman"/>
+        </w:rPr>
+        <w:t>How will you accomplish that</w:t>
+      </w:r>
+      <w:r>
+        <w:rPr>
+          <w:rFonts w:eastAsia="Times New Roman"/>
+        </w:rPr>
+        <w:t xml:space="preserve">? </w:t>
+      </w:r>
+      <w:r>
+        <w:rPr>
+          <w:rFonts w:eastAsia="Times New Roman"/>
+        </w:rPr>
+        <w:t>The</w:t>
+      </w:r>
+      <w:r>
+        <w:rPr>
+          <w:rFonts w:eastAsia="Times New Roman"/>
+        </w:rPr>
+        <w:t xml:space="preserve"> reason the</w:t>
+      </w:r>
+      <w:r>
+        <w:rPr>
+          <w:rFonts w:eastAsia="Times New Roman"/>
+        </w:rPr>
+        <w:t xml:space="preserve">y’re so </w:t>
+      </w:r>
+      <w:r>
+        <w:rPr>
+          <w:rFonts w:eastAsia="Times New Roman"/>
+        </w:rPr>
+        <w:t xml:space="preserve">pure is </w:t>
+      </w:r>
+      <w:r>
+        <w:rPr>
+          <w:rFonts w:eastAsia="Times New Roman"/>
+        </w:rPr>
+        <w:t>because</w:t>
+      </w:r>
+      <w:r>
+        <w:rPr>
+          <w:rFonts w:eastAsia="Times New Roman"/>
+        </w:rPr>
+        <w:t xml:space="preserve"> they voted against us</w:t>
+      </w:r>
+      <w:r>
+        <w:rPr>
+          <w:rFonts w:eastAsia="Times New Roman"/>
+        </w:rPr>
+        <w:t>,” Shufen said.</w:t>
+      </w:r>
+    </w:p>
+    <w:p>
+      <w:pPr>
+        <w:rPr>
+          <w:rFonts w:eastAsia="Times New Roman"/>
+        </w:rPr>
+      </w:pPr>
+      <w:r>
+        <w:rPr>
+          <w:rFonts w:eastAsia="Times New Roman"/>
+        </w:rPr>
+        <w:t xml:space="preserve">“Montreal </w:t>
+      </w:r>
+      <w:r>
+        <w:rPr>
+          <w:rFonts w:eastAsia="Times New Roman"/>
+        </w:rPr>
+        <w:t>are loyal only to themselves</w:t>
+      </w:r>
+      <w:r>
+        <w:rPr>
+          <w:rFonts w:eastAsia="Times New Roman"/>
+        </w:rPr>
+        <w:t>,” Marcus beat Cassandra to answering.</w:t>
+      </w:r>
+      <w:r>
+        <w:rPr>
+          <w:rFonts w:eastAsia="Times New Roman"/>
+        </w:rPr>
+        <w:t xml:space="preserve"> </w:t>
+      </w:r>
+      <w:r>
+        <w:rPr>
+          <w:rFonts w:eastAsia="Times New Roman"/>
+        </w:rPr>
+        <w:t>“</w:t>
+      </w:r>
+      <w:r>
+        <w:rPr>
+          <w:rFonts w:eastAsia="Times New Roman"/>
+        </w:rPr>
+        <w:t xml:space="preserve">We </w:t>
+      </w:r>
+      <w:r>
+        <w:rPr>
+          <w:rFonts w:eastAsia="Times New Roman"/>
+        </w:rPr>
+        <w:t>have a scientific lead over them. If we sweeten the pot with some secrets, they’ll do as we ask</w:t>
       </w:r>
       <w:r>
         <w:rPr>
@@ -8671,38 +9876,367 @@
         <w:rPr>
           <w:rFonts w:eastAsia="Times New Roman"/>
         </w:rPr>
-        <w:t>“I don’t doubt it, but I</w:t>
-      </w:r>
-      <w:r>
-        <w:rPr>
-          <w:rFonts w:eastAsia="Times New Roman"/>
-        </w:rPr>
-        <w:t>’d</w:t>
-      </w:r>
-      <w:r>
-        <w:rPr>
-          <w:rFonts w:eastAsia="Times New Roman"/>
-        </w:rPr>
-        <w:t xml:space="preserve"> hope you hold me to a higher standard than a hormone-addled schoolboy.”</w:t>
-      </w:r>
-    </w:p>
-    <w:p>
-      <w:pPr>
-        <w:rPr>
-          <w:rFonts w:eastAsia="Times New Roman"/>
-        </w:rPr>
-      </w:pPr>
-      <w:r>
-        <w:rPr>
-          <w:rFonts w:eastAsia="Times New Roman"/>
-        </w:rPr>
-        <w:t xml:space="preserve"> “Yeah, </w:t>
-      </w:r>
-      <w:r>
-        <w:rPr>
-          <w:rFonts w:eastAsia="Times New Roman"/>
-        </w:rPr>
-        <w:t>that’s kinda damning with faint praise, ain’t it?</w:t>
+        <w:t>“</w:t>
+      </w:r>
+      <w:r>
+        <w:rPr>
+          <w:rFonts w:eastAsia="Times New Roman"/>
+        </w:rPr>
+        <w:t>You aren’t seriously proposing we give them…”</w:t>
+      </w:r>
+    </w:p>
+    <w:p>
+      <w:pPr>
+        <w:rPr>
+          <w:rFonts w:eastAsia="Times New Roman"/>
+          <w:b/>
+          <w:bCs/>
+        </w:rPr>
+      </w:pPr>
+      <w:r>
+        <w:rPr>
+          <w:rFonts w:eastAsia="Times New Roman"/>
+        </w:rPr>
+        <w:t>“…the only thing they would want, yes</w:t>
+      </w:r>
+      <w:r>
+        <w:rPr>
+          <w:rFonts w:eastAsia="Times New Roman"/>
+        </w:rPr>
+        <w:t>.</w:t>
+      </w:r>
+      <w:r>
+        <w:rPr>
+          <w:rFonts w:eastAsia="Times New Roman"/>
+        </w:rPr>
+        <w:t xml:space="preserve"> Not the device itself, just the schematics</w:t>
+      </w:r>
+      <w:r>
+        <w:rPr>
+          <w:rFonts w:eastAsia="Times New Roman"/>
+        </w:rPr>
+        <w:t>.”</w:t>
+      </w:r>
+    </w:p>
+    <w:p>
+      <w:pPr>
+        <w:rPr>
+          <w:rFonts w:eastAsia="Times New Roman"/>
+        </w:rPr>
+      </w:pPr>
+      <w:r>
+        <w:rPr>
+          <w:rFonts w:eastAsia="Times New Roman"/>
+        </w:rPr>
+        <w:lastRenderedPageBreak/>
+        <w:t>Cassan</w:t>
+      </w:r>
+      <w:r>
+        <w:rPr>
+          <w:rFonts w:eastAsia="Times New Roman"/>
+        </w:rPr>
+        <w:t xml:space="preserve">dra was quietly grateful that he had spared her the indignity of admitting </w:t>
+      </w:r>
+      <w:r>
+        <w:rPr>
+          <w:rFonts w:eastAsia="Times New Roman"/>
+        </w:rPr>
+        <w:t>she had no idea what to offer their eastern counterparts, although his answer only raised more questions in her mind.</w:t>
+      </w:r>
+    </w:p>
+    <w:p>
+      <w:pPr>
+        <w:rPr>
+          <w:rFonts w:eastAsia="Times New Roman"/>
+        </w:rPr>
+      </w:pPr>
+    </w:p>
+    <w:p>
+      <w:pPr>
+        <w:rPr>
+          <w:rFonts w:eastAsia="Times New Roman"/>
+        </w:rPr>
+      </w:pPr>
+      <w:r>
+        <w:rPr>
+          <w:rFonts w:eastAsia="Times New Roman"/>
+        </w:rPr>
+        <w:t>“So</w:t>
+      </w:r>
+      <w:r>
+        <w:rPr>
+          <w:rFonts w:eastAsia="Times New Roman"/>
+        </w:rPr>
+        <w:t>,</w:t>
+      </w:r>
+      <w:r>
+        <w:rPr>
+          <w:rFonts w:eastAsia="Times New Roman"/>
+        </w:rPr>
+        <w:t xml:space="preserve"> step one is just insurance? This is the meat of your proposal?” Marcus asked.</w:t>
+      </w:r>
+    </w:p>
+    <w:p>
+      <w:pPr>
+        <w:rPr>
+          <w:rFonts w:eastAsia="Times New Roman"/>
+        </w:rPr>
+      </w:pPr>
+      <w:r>
+        <w:rPr>
+          <w:rFonts w:eastAsia="Times New Roman"/>
+        </w:rPr>
+        <w:t>“Correct, sir.</w:t>
+      </w:r>
+      <w:r>
+        <w:rPr>
+          <w:rFonts w:eastAsia="Times New Roman"/>
+        </w:rPr>
+        <w:t>”</w:t>
+      </w:r>
+    </w:p>
+    <w:p>
+      <w:pPr>
+        <w:rPr>
+          <w:rFonts w:eastAsia="Times New Roman"/>
+        </w:rPr>
+      </w:pPr>
+      <w:r>
+        <w:rPr>
+          <w:rFonts w:eastAsia="Times New Roman"/>
+        </w:rPr>
+        <w:t xml:space="preserve">The old man sighed, then wheezed, then sighed again. “Very well,” he said. </w:t>
+      </w:r>
+      <w:r>
+        <w:rPr>
+          <w:rFonts w:eastAsia="Times New Roman"/>
+        </w:rPr>
+        <w:t xml:space="preserve">“There’s an uncomfortable amount left to chance, but at least it’s something. </w:t>
+      </w:r>
+      <w:r>
+        <w:rPr>
+          <w:rFonts w:eastAsia="Times New Roman"/>
+        </w:rPr>
+        <w:t>The research tower supports</w:t>
+      </w:r>
+      <w:r>
+        <w:rPr>
+          <w:rFonts w:eastAsia="Times New Roman"/>
+        </w:rPr>
+        <w:t xml:space="preserve"> it.”</w:t>
+      </w:r>
+    </w:p>
+    <w:p>
+      <w:pPr>
+        <w:rPr>
+          <w:rFonts w:eastAsia="Times New Roman"/>
+        </w:rPr>
+      </w:pPr>
+      <w:r>
+        <w:rPr>
+          <w:rFonts w:eastAsia="Times New Roman"/>
+        </w:rPr>
+        <w:t xml:space="preserve">“As will </w:t>
+      </w:r>
+      <w:r>
+        <w:rPr>
+          <w:rFonts w:eastAsia="Times New Roman"/>
+        </w:rPr>
+        <w:t>administration</w:t>
+      </w:r>
+      <w:r>
+        <w:rPr>
+          <w:rFonts w:eastAsia="Times New Roman"/>
+        </w:rPr>
+        <w:t xml:space="preserve">, on the condition that we continue to bolster security in the meantime. Showing a commitment to maintaining order will only help us when it’s time to vote,” Shufen said. </w:t>
+      </w:r>
+    </w:p>
+    <w:p>
+      <w:pPr>
+        <w:rPr>
+          <w:rFonts w:eastAsia="Times New Roman"/>
+        </w:rPr>
+      </w:pPr>
+      <w:r>
+        <w:rPr>
+          <w:rFonts w:eastAsia="Times New Roman"/>
+        </w:rPr>
+        <w:t>“Naturally.”</w:t>
+      </w:r>
+    </w:p>
+    <w:p>
+      <w:pPr>
+        <w:rPr>
+          <w:rFonts w:eastAsia="Times New Roman"/>
+        </w:rPr>
+      </w:pPr>
+      <w:r>
+        <w:rPr>
+          <w:rFonts w:eastAsia="Times New Roman"/>
+        </w:rPr>
+        <w:t xml:space="preserve">All eyes in the room then turned towards Xiang, </w:t>
+      </w:r>
+      <w:r>
+        <w:rPr>
+          <w:rFonts w:eastAsia="Times New Roman"/>
+        </w:rPr>
+        <w:t>waiting for him to cast a vote on behalf of the engineering tower</w:t>
+      </w:r>
+      <w:r>
+        <w:rPr>
+          <w:rFonts w:eastAsia="Times New Roman"/>
+        </w:rPr>
+        <w:t>.</w:t>
+      </w:r>
+      <w:r>
+        <w:rPr>
+          <w:rFonts w:eastAsia="Times New Roman"/>
+        </w:rPr>
+        <w:t xml:space="preserve"> The young man rarely participated in meetings, and Cassandra suspected that he didn’t particularly enjoy having inherited his </w:t>
+      </w:r>
+      <w:r>
+        <w:rPr>
+          <w:rFonts w:eastAsia="Times New Roman"/>
+        </w:rPr>
+        <w:t>retired</w:t>
+      </w:r>
+      <w:r>
+        <w:rPr>
+          <w:rFonts w:eastAsia="Times New Roman"/>
+        </w:rPr>
+        <w:t xml:space="preserve"> father’s responsibilities. </w:t>
+      </w:r>
+    </w:p>
+    <w:p>
+      <w:pPr>
+        <w:rPr>
+          <w:rFonts w:eastAsia="Times New Roman"/>
+        </w:rPr>
+      </w:pPr>
+      <w:r>
+        <w:rPr>
+          <w:rFonts w:eastAsia="Times New Roman"/>
+        </w:rPr>
+        <w:t xml:space="preserve">“I don’t </w:t>
+      </w:r>
+      <w:r>
+        <w:rPr>
+          <w:rFonts w:eastAsia="Times New Roman"/>
+        </w:rPr>
+        <w:t>think</w:t>
+      </w:r>
+      <w:r>
+        <w:rPr>
+          <w:rFonts w:eastAsia="Times New Roman"/>
+        </w:rPr>
+        <w:t xml:space="preserve"> it matters, does it?” he asked cooly, not even opening his eyes. </w:t>
+      </w:r>
+    </w:p>
+    <w:p>
+      <w:pPr>
+        <w:rPr>
+          <w:rFonts w:eastAsia="Times New Roman"/>
+        </w:rPr>
+      </w:pPr>
+      <w:r>
+        <w:rPr>
+          <w:rFonts w:eastAsia="Times New Roman"/>
+        </w:rPr>
+        <w:t>“We need your opinion on the record either way,” Shufen said.</w:t>
+      </w:r>
+    </w:p>
+    <w:p>
+      <w:pPr>
+        <w:rPr>
+          <w:rFonts w:eastAsia="Times New Roman"/>
+        </w:rPr>
+      </w:pPr>
+      <w:r>
+        <w:rPr>
+          <w:rFonts w:eastAsia="Times New Roman"/>
+        </w:rPr>
+        <w:t>Xiang sighed and opened his eyes just long enough to roll them. “</w:t>
+      </w:r>
+      <w:r>
+        <w:rPr>
+          <w:rFonts w:eastAsia="Times New Roman"/>
+        </w:rPr>
+        <w:t>In that case, I vote yes</w:t>
+      </w:r>
+      <w:r>
+        <w:rPr>
+          <w:rFonts w:eastAsia="Times New Roman"/>
+        </w:rPr>
+        <w:t>,” he said.</w:t>
+      </w:r>
+      <w:r>
+        <w:rPr>
+          <w:rFonts w:eastAsia="Times New Roman"/>
+        </w:rPr>
+        <w:t xml:space="preserve"> “However, </w:t>
+      </w:r>
+      <w:r>
+        <w:rPr>
+          <w:rFonts w:eastAsia="Times New Roman"/>
+        </w:rPr>
+        <w:t>Cassandra shouldn’t handle this on her own. I would prefer to accompany her.”</w:t>
+      </w:r>
+    </w:p>
+    <w:p>
+      <w:pPr>
+        <w:rPr>
+          <w:rFonts w:eastAsia="Times New Roman"/>
+        </w:rPr>
+      </w:pPr>
+      <w:r>
+        <w:rPr>
+          <w:rFonts w:eastAsia="Times New Roman"/>
+        </w:rPr>
+        <w:t>“You don’t trust me?” Cassandra asked.</w:t>
+      </w:r>
+    </w:p>
+    <w:p>
+      <w:pPr>
+        <w:rPr>
+          <w:rFonts w:eastAsia="Times New Roman"/>
+        </w:rPr>
+      </w:pPr>
+      <w:r>
+        <w:rPr>
+          <w:rFonts w:eastAsia="Times New Roman"/>
+        </w:rPr>
+        <w:t>“Not particularly.”</w:t>
+      </w:r>
+    </w:p>
+    <w:p>
+      <w:pPr>
+        <w:rPr>
+          <w:rFonts w:eastAsia="Times New Roman"/>
+        </w:rPr>
+      </w:pPr>
+      <w:r>
+        <w:rPr>
+          <w:rFonts w:eastAsia="Times New Roman"/>
+        </w:rPr>
+        <w:t>“</w:t>
+      </w:r>
+      <w:r>
+        <w:rPr>
+          <w:rFonts w:eastAsia="Times New Roman"/>
+        </w:rPr>
+        <w:t xml:space="preserve">I see no reason to </w:t>
+      </w:r>
+      <w:r>
+        <w:rPr>
+          <w:rFonts w:eastAsia="Times New Roman"/>
+        </w:rPr>
+        <w:t>refuse</w:t>
+      </w:r>
+      <w:r>
+        <w:rPr>
+          <w:rFonts w:eastAsia="Times New Roman"/>
+        </w:rPr>
+        <w:t>,” Shufen said.</w:t>
       </w:r>
       <w:r>
         <w:rPr>
@@ -8714,64 +10248,170 @@
         <w:rPr>
           <w:rFonts w:eastAsia="Times New Roman"/>
         </w:rPr>
-        <w:t>Those dolts never got what they wanted anyway</w:t>
-      </w:r>
-      <w:r>
-        <w:rPr>
-          <w:rFonts w:eastAsia="Times New Roman"/>
-        </w:rPr>
-        <w:t>.”</w:t>
-      </w:r>
-    </w:p>
-    <w:p>
-      <w:pPr>
-        <w:rPr>
-          <w:rFonts w:eastAsia="Times New Roman"/>
-        </w:rPr>
-      </w:pPr>
-      <w:r>
-        <w:rPr>
-          <w:rFonts w:eastAsia="Times New Roman"/>
-        </w:rPr>
-        <w:t>Akiko continued to take in the room until her eyes came to rest on a yellow talisman hanging from the door through which she had just entered. She stared at it with unexpected concentration, rubbing the cloth between her thumb and index fingers.</w:t>
-      </w:r>
-    </w:p>
-    <w:p>
-      <w:pPr>
-        <w:rPr>
-          <w:rFonts w:eastAsia="Times New Roman"/>
-        </w:rPr>
-      </w:pPr>
-      <w:r>
-        <w:rPr>
-          <w:rFonts w:eastAsia="Times New Roman"/>
-        </w:rPr>
         <w:t>“</w:t>
       </w:r>
       <w:r>
         <w:rPr>
           <w:rFonts w:eastAsia="Times New Roman"/>
         </w:rPr>
-        <w:t>That’s</w:t>
-      </w:r>
-      <w:r>
-        <w:rPr>
-          <w:rFonts w:eastAsia="Times New Roman"/>
-        </w:rPr>
-        <w:t xml:space="preserve"> just a stupid thing my ex gave me</w:t>
-      </w:r>
-      <w:r>
-        <w:rPr>
-          <w:rFonts w:eastAsia="Times New Roman"/>
-        </w:rPr>
-        <w:t>,” Cassandra explained, sensing Akiko’s curiosity.</w:t>
-      </w:r>
-      <w:r>
-        <w:rPr>
-          <w:rFonts w:eastAsia="Times New Roman"/>
-        </w:rPr>
-        <w:t xml:space="preserve"> </w:t>
-      </w:r>
+        <w:t xml:space="preserve">Sun Xiang will join my daughter </w:t>
+      </w:r>
+      <w:r>
+        <w:rPr>
+          <w:rFonts w:eastAsia="Times New Roman"/>
+        </w:rPr>
+        <w:t xml:space="preserve">in Montreal, once we have determined the feasibility of </w:t>
+      </w:r>
+      <w:r>
+        <w:rPr>
+          <w:rFonts w:eastAsia="Times New Roman"/>
+        </w:rPr>
+        <w:t>spying on the Granville office</w:t>
+      </w:r>
+      <w:r>
+        <w:rPr>
+          <w:rFonts w:eastAsia="Times New Roman"/>
+        </w:rPr>
+        <w:t xml:space="preserve">. Cassandra, how soon can you </w:t>
+      </w:r>
+      <w:r>
+        <w:rPr>
+          <w:rFonts w:eastAsia="Times New Roman"/>
+        </w:rPr>
+        <w:t>give</w:t>
+      </w:r>
+      <w:r>
+        <w:rPr>
+          <w:rFonts w:eastAsia="Times New Roman"/>
+        </w:rPr>
+        <w:t xml:space="preserve"> me a report on that?”</w:t>
+      </w:r>
+    </w:p>
+    <w:p>
+      <w:pPr>
+        <w:rPr>
+          <w:rFonts w:eastAsia="Times New Roman"/>
+        </w:rPr>
+      </w:pPr>
+      <w:r>
+        <w:rPr>
+          <w:rFonts w:eastAsia="Times New Roman"/>
+        </w:rPr>
+        <w:lastRenderedPageBreak/>
+        <w:t>“Within the week. Having Akiko stay with me has given me an unexpected</w:t>
+      </w:r>
+      <w:r>
+        <w:rPr>
+          <w:rFonts w:eastAsia="Times New Roman"/>
+        </w:rPr>
+        <w:t xml:space="preserve"> opportunity</w:t>
+      </w:r>
+      <w:r>
+        <w:rPr>
+          <w:rFonts w:eastAsia="Times New Roman"/>
+        </w:rPr>
+        <w:t>. I’ll know soon whether or not she’s on board.”</w:t>
+      </w:r>
+    </w:p>
+    <w:p>
+      <w:pPr>
+        <w:rPr>
+          <w:rFonts w:eastAsia="Times New Roman"/>
+        </w:rPr>
+      </w:pPr>
+      <w:r>
+        <w:rPr>
+          <w:rFonts w:eastAsia="Times New Roman"/>
+        </w:rPr>
+        <w:t>“Good. Then, if there are no further questions, you’re all dismissed.”</w:t>
+      </w:r>
+    </w:p>
+    <w:p>
+      <w:pPr>
+        <w:rPr>
+          <w:rFonts w:eastAsia="Times New Roman"/>
+        </w:rPr>
+      </w:pPr>
+      <w:r>
+        <w:rPr>
+          <w:rFonts w:eastAsia="Times New Roman"/>
+        </w:rPr>
+        <w:t xml:space="preserve">It </w:t>
+      </w:r>
+      <w:r>
+        <w:rPr>
+          <w:rFonts w:eastAsia="Times New Roman"/>
+        </w:rPr>
+        <w:t>came as no surprise that Shufen</w:t>
+      </w:r>
+      <w:r>
+        <w:rPr>
+          <w:rFonts w:eastAsia="Times New Roman"/>
+        </w:rPr>
+        <w:t xml:space="preserve"> had so readily accepted Xiang’s request. She had always liked him, even in the fallout of Zhiyi’s death. </w:t>
+      </w:r>
+      <w:r>
+        <w:rPr>
+          <w:rFonts w:eastAsia="Times New Roman"/>
+        </w:rPr>
+        <w:t xml:space="preserve">He was well-groomed, with flawless skin and voluminous hair that must have been the product of an extensive morning routine. He was adept in etiquette. And now he was a scholar with a master’s degree in computer </w:t>
+      </w:r>
+      <w:r>
+        <w:rPr>
+          <w:rFonts w:eastAsia="Times New Roman"/>
+        </w:rPr>
+        <w:t>engineering</w:t>
+      </w:r>
+      <w:r>
+        <w:rPr>
+          <w:rFonts w:eastAsia="Times New Roman"/>
+        </w:rPr>
+        <w:t>. Cassandra considered herself lucky that time of arranged marriages had long since passed, since her mother would have certainly tried to negotiate one in the days of yore, and the Sun family would have easily accepted.</w:t>
+      </w:r>
+    </w:p>
+    <w:p>
+      <w:pPr>
+        <w:rPr>
+          <w:rFonts w:eastAsia="Times New Roman"/>
+        </w:rPr>
+      </w:pPr>
+      <w:r>
+        <w:rPr>
+          <w:rFonts w:eastAsia="Times New Roman"/>
+        </w:rPr>
+        <w:t xml:space="preserve">Their relationship being what it was, Cassandra had hoped to avoid Xiang on the way back to her apartment, but the boy clearly had other ideas. </w:t>
+      </w:r>
+      <w:r>
+        <w:rPr>
+          <w:rFonts w:eastAsia="Times New Roman"/>
+        </w:rPr>
+        <w:t>As soon as</w:t>
+      </w:r>
+      <w:r>
+        <w:rPr>
+          <w:rFonts w:eastAsia="Times New Roman"/>
+        </w:rPr>
+        <w:t xml:space="preserve"> she left the boardroom</w:t>
+      </w:r>
+      <w:r>
+        <w:rPr>
+          <w:rFonts w:eastAsia="Times New Roman"/>
+        </w:rPr>
+        <w:t xml:space="preserve">, </w:t>
+      </w:r>
+      <w:r>
+        <w:rPr>
+          <w:rFonts w:eastAsia="Times New Roman"/>
+        </w:rPr>
+        <w:t xml:space="preserve">she found him waiting for her like an unusually stoic ambush predator. </w:t>
+      </w:r>
+    </w:p>
+    <w:p>
+      <w:pPr>
+        <w:rPr>
+          <w:rFonts w:eastAsia="Times New Roman"/>
+        </w:rPr>
+      </w:pPr>
       <w:r>
         <w:rPr>
           <w:rFonts w:eastAsia="Times New Roman"/>
@@ -8782,20 +10422,7 @@
         <w:rPr>
           <w:rFonts w:eastAsia="Times New Roman"/>
         </w:rPr>
-        <w:t>She was really into spiritual stuff, everything from talismans to tarot cards. Told me I should put it at the entrance to my home and it’ll ward off evil, or some such.”</w:t>
-      </w:r>
-    </w:p>
-    <w:p>
-      <w:pPr>
-        <w:rPr>
-          <w:rFonts w:eastAsia="Times New Roman"/>
-        </w:rPr>
-      </w:pPr>
-      <w:r>
-        <w:rPr>
-          <w:rFonts w:eastAsia="Times New Roman"/>
-        </w:rPr>
-        <w:t>“That so? It’s funny, cause I actually have something similar back at my place. Don’t even remember where I got it, but y’know, it was pretty, so I left it up.”</w:t>
+        <w:t>Walk with me. I have questions,” he said.</w:t>
       </w:r>
     </w:p>
     <w:p>
@@ -8814,92 +10441,13 @@
         <w:rPr>
           <w:rFonts w:eastAsia="Times New Roman"/>
         </w:rPr>
-        <w:t>I was actually thinking of taking mine down</w:t>
-      </w:r>
-      <w:r>
-        <w:rPr>
-          <w:rFonts w:eastAsia="Times New Roman"/>
-        </w:rPr>
-        <w:t>. If it’s meant to keep out evil, it’s doing a pretty poor job of it.”</w:t>
-      </w:r>
-    </w:p>
-    <w:p>
-      <w:pPr>
-        <w:rPr>
-          <w:rFonts w:eastAsia="Times New Roman"/>
-        </w:rPr>
-      </w:pPr>
-      <w:r>
-        <w:rPr>
-          <w:rFonts w:eastAsia="Times New Roman"/>
-        </w:rPr>
-        <w:t>Akiko laughed. “Yeah, I wouldn’t trust something like that if my ex gave it to me.”</w:t>
-      </w:r>
-    </w:p>
-    <w:p>
-      <w:pPr>
-        <w:rPr>
-          <w:rFonts w:eastAsia="Times New Roman"/>
-        </w:rPr>
-      </w:pPr>
-      <w:r>
-        <w:rPr>
-          <w:rFonts w:eastAsia="Times New Roman"/>
-        </w:rPr>
-        <w:t>“Well, she’s not my ex because we broke up. She…passed away a while back,” Cassandra said.</w:t>
-      </w:r>
-    </w:p>
-    <w:p>
-      <w:pPr>
-        <w:rPr>
-          <w:rFonts w:eastAsia="Times New Roman"/>
-        </w:rPr>
-      </w:pPr>
-      <w:r>
-        <w:rPr>
-          <w:rFonts w:eastAsia="Times New Roman"/>
-        </w:rPr>
-        <w:t>It didn’t take an empath to see the embarrassment rush onto Akiko’s face.</w:t>
-      </w:r>
-    </w:p>
-    <w:p>
-      <w:pPr>
-        <w:rPr>
-          <w:rFonts w:eastAsia="Times New Roman"/>
-        </w:rPr>
-      </w:pPr>
-      <w:r>
-        <w:rPr>
-          <w:rFonts w:eastAsia="Times New Roman"/>
-        </w:rPr>
-        <w:t xml:space="preserve">“Don’t worry, it’s not a sore spot for me,” Cassandra continued, rushing to end the awkward silence. “That was years ago. I won’t pretend I don’t miss her, but I’m doing better, now.” </w:t>
-      </w:r>
-    </w:p>
-    <w:p>
-      <w:pPr>
-        <w:rPr>
-          <w:rFonts w:eastAsia="Times New Roman"/>
-        </w:rPr>
-      </w:pPr>
-      <w:r>
-        <w:rPr>
-          <w:rFonts w:eastAsia="Times New Roman"/>
-        </w:rPr>
-        <w:t>“Then why not keep it there?” Akiko said. “Even if it’s not doing its job, it’s not hurting anyone, either. And it’s a good thing to remember her by.”</w:t>
-      </w:r>
-    </w:p>
-    <w:p>
-      <w:pPr>
-        <w:rPr>
-          <w:rFonts w:eastAsia="Times New Roman"/>
-        </w:rPr>
-      </w:pPr>
-      <w:r>
-        <w:rPr>
-          <w:rFonts w:eastAsia="Times New Roman"/>
-        </w:rPr>
-        <w:lastRenderedPageBreak/>
-        <w:t>“I don’t know. I’ll think about it. Anyway, I can’t stick around much longer, ‘cause the meeting will be starting shortly, but feel free to make yourself at home. Help yourself to the pantry or fridge if you’re hungry, and call me if you need anything, okay?”</w:t>
+        <w:t>Good grief, do you have to lurk in the shadows like that? What kind of questions do you have that</w:t>
+      </w:r>
+      <w:r>
+        <w:rPr>
+          <w:rFonts w:eastAsia="Times New Roman"/>
+        </w:rPr>
+        <w:t xml:space="preserve"> couldn’t be asked at the meeting?”</w:t>
       </w:r>
     </w:p>
     <w:p>
@@ -8918,50 +10466,45 @@
         <w:rPr>
           <w:rFonts w:eastAsia="Times New Roman"/>
         </w:rPr>
-        <w:t>Will do. Thanks again for this, chief.”</w:t>
-      </w:r>
-    </w:p>
-    <w:p>
-      <w:pPr>
-        <w:rPr>
-          <w:rFonts w:eastAsia="Times New Roman"/>
-        </w:rPr>
-      </w:pPr>
-      <w:r>
-        <w:rPr>
-          <w:rFonts w:eastAsia="Times New Roman"/>
-        </w:rPr>
-        <w:t>“</w:t>
-      </w:r>
-      <w:r>
-        <w:rPr>
-          <w:rFonts w:eastAsia="Times New Roman"/>
-        </w:rPr>
-        <w:t>Oh, i</w:t>
-      </w:r>
-      <w:r>
-        <w:rPr>
-          <w:rFonts w:eastAsia="Times New Roman"/>
-        </w:rPr>
-        <w:t>t’s no trouble at all</w:t>
-      </w:r>
-      <w:r>
-        <w:rPr>
-          <w:rFonts w:eastAsia="Times New Roman"/>
-        </w:rPr>
-        <w:t>,</w:t>
-      </w:r>
-      <w:r>
-        <w:rPr>
-          <w:rFonts w:eastAsia="Times New Roman"/>
-        </w:rPr>
-        <w:t>”</w:t>
-      </w:r>
-      <w:r>
-        <w:rPr>
-          <w:rFonts w:eastAsia="Times New Roman"/>
-        </w:rPr>
-        <w:t xml:space="preserve"> Cassandra said.</w:t>
+        <w:t>Questions t</w:t>
+      </w:r>
+      <w:r>
+        <w:rPr>
+          <w:rFonts w:eastAsia="Times New Roman"/>
+        </w:rPr>
+        <w:t>hat I hoped to spare your dignity by asking in private.</w:t>
+      </w:r>
+      <w:r>
+        <w:rPr>
+          <w:rFonts w:eastAsia="Times New Roman"/>
+        </w:rPr>
+        <w:t xml:space="preserve"> Just come along.”</w:t>
+      </w:r>
+    </w:p>
+    <w:p>
+      <w:pPr>
+        <w:rPr>
+          <w:rFonts w:eastAsia="Times New Roman"/>
+        </w:rPr>
+      </w:pPr>
+      <w:r>
+        <w:rPr>
+          <w:rFonts w:eastAsia="Times New Roman"/>
+        </w:rPr>
+        <w:t>“Where are we going?”</w:t>
+      </w:r>
+    </w:p>
+    <w:p>
+      <w:pPr>
+        <w:rPr>
+          <w:rFonts w:eastAsia="Times New Roman"/>
+        </w:rPr>
+      </w:pPr>
+      <w:r>
+        <w:rPr>
+          <w:rFonts w:eastAsia="Times New Roman"/>
+        </w:rPr>
+        <w:t xml:space="preserve">“The garden. </w:t>
       </w:r>
     </w:p>
     <w:p>
@@ -8987,1507 +10530,6 @@
           <w:rFonts w:eastAsia="Times New Roman"/>
         </w:rPr>
       </w:pPr>
-      <w:r>
-        <w:rPr>
-          <w:rFonts w:eastAsia="Times New Roman"/>
-        </w:rPr>
-        <w:t xml:space="preserve">After leaving Akiko, </w:t>
-      </w:r>
-      <w:r>
-        <w:rPr>
-          <w:rFonts w:eastAsia="Times New Roman"/>
-        </w:rPr>
-        <w:t xml:space="preserve">Cassandra joined her colleagues in a </w:t>
-      </w:r>
-      <w:r>
-        <w:rPr>
-          <w:rFonts w:eastAsia="Times New Roman"/>
-        </w:rPr>
-        <w:t>board</w:t>
-      </w:r>
-      <w:r>
-        <w:rPr>
-          <w:rFonts w:eastAsia="Times New Roman"/>
-        </w:rPr>
-        <w:t>room near the top of the administrative tower.</w:t>
-      </w:r>
-      <w:r>
-        <w:rPr>
-          <w:rFonts w:eastAsia="Times New Roman"/>
-        </w:rPr>
-        <w:t xml:space="preserve"> </w:t>
-      </w:r>
-      <w:r>
-        <w:rPr>
-          <w:rFonts w:eastAsia="Times New Roman"/>
-        </w:rPr>
-        <w:t xml:space="preserve">Shufen, as befitted her station, </w:t>
-      </w:r>
-      <w:r>
-        <w:rPr>
-          <w:rFonts w:eastAsia="Times New Roman"/>
-        </w:rPr>
-        <w:t>sat alongside her daughter at the head of the oaken table. Marcus</w:t>
-      </w:r>
-      <w:r>
-        <w:rPr>
-          <w:rFonts w:eastAsia="Times New Roman"/>
-        </w:rPr>
-        <w:t xml:space="preserve"> and Jackson</w:t>
-      </w:r>
-      <w:r>
-        <w:rPr>
-          <w:rFonts w:eastAsia="Times New Roman"/>
-        </w:rPr>
-        <w:t xml:space="preserve"> filled in the left flank</w:t>
-      </w:r>
-      <w:r>
-        <w:rPr>
-          <w:rFonts w:eastAsia="Times New Roman"/>
-        </w:rPr>
-        <w:t xml:space="preserve">, </w:t>
-      </w:r>
-      <w:r>
-        <w:rPr>
-          <w:rFonts w:eastAsia="Times New Roman"/>
-        </w:rPr>
-        <w:t xml:space="preserve">while </w:t>
-      </w:r>
-      <w:r>
-        <w:rPr>
-          <w:rFonts w:eastAsia="Times New Roman"/>
-        </w:rPr>
-        <w:t xml:space="preserve">Sun </w:t>
-      </w:r>
-      <w:r>
-        <w:rPr>
-          <w:rFonts w:eastAsia="Times New Roman"/>
-        </w:rPr>
-        <w:t>Xiang</w:t>
-      </w:r>
-      <w:r>
-        <w:rPr>
-          <w:rFonts w:eastAsia="Times New Roman"/>
-        </w:rPr>
-        <w:t xml:space="preserve"> </w:t>
-      </w:r>
-      <w:r>
-        <w:rPr>
-          <w:rFonts w:eastAsia="Times New Roman"/>
-        </w:rPr>
-        <w:t>took up the right</w:t>
-      </w:r>
-      <w:r>
-        <w:rPr>
-          <w:rFonts w:eastAsia="Times New Roman"/>
-        </w:rPr>
-        <w:t xml:space="preserve">. </w:t>
-      </w:r>
-      <w:r>
-        <w:rPr>
-          <w:rFonts w:eastAsia="Times New Roman"/>
-        </w:rPr>
-        <w:t>These families,</w:t>
-      </w:r>
-      <w:r>
-        <w:rPr>
-          <w:rFonts w:eastAsia="Times New Roman"/>
-        </w:rPr>
-        <w:t xml:space="preserve"> Hao, Sun, and Fairchild</w:t>
-      </w:r>
-      <w:r>
-        <w:rPr>
-          <w:rFonts w:eastAsia="Times New Roman"/>
-        </w:rPr>
-        <w:t>, had led</w:t>
-      </w:r>
-      <w:r>
-        <w:rPr>
-          <w:rFonts w:eastAsia="Times New Roman"/>
-        </w:rPr>
-        <w:t xml:space="preserve"> the company for generations</w:t>
-      </w:r>
-      <w:r>
-        <w:rPr>
-          <w:rFonts w:eastAsia="Times New Roman"/>
-        </w:rPr>
-        <w:t>, and none were eager to see themselves dethroned</w:t>
-      </w:r>
-      <w:r>
-        <w:rPr>
-          <w:rFonts w:eastAsia="Times New Roman"/>
-        </w:rPr>
-        <w:t xml:space="preserve"> over a labor squabble.</w:t>
-      </w:r>
-      <w:r>
-        <w:rPr>
-          <w:rFonts w:eastAsia="Times New Roman"/>
-        </w:rPr>
-        <w:t xml:space="preserve"> </w:t>
-      </w:r>
-    </w:p>
-    <w:p>
-      <w:pPr>
-        <w:rPr>
-          <w:rFonts w:eastAsia="Times New Roman"/>
-        </w:rPr>
-      </w:pPr>
-      <w:r>
-        <w:rPr>
-          <w:rFonts w:eastAsia="Times New Roman"/>
-        </w:rPr>
-        <w:t>The meeting started civilly enough, but it was soon made clear that those in attendance were not of one mind when it came to solving the present dilemma.</w:t>
-      </w:r>
-    </w:p>
-    <w:p>
-      <w:pPr>
-        <w:rPr>
-          <w:rFonts w:eastAsia="Times New Roman"/>
-        </w:rPr>
-      </w:pPr>
-      <w:r>
-        <w:rPr>
-          <w:rFonts w:eastAsia="Times New Roman"/>
-        </w:rPr>
-        <w:t>“So you agree with the union’s plans to strike, then</w:t>
-      </w:r>
-      <w:r>
-        <w:rPr>
-          <w:rFonts w:eastAsia="Times New Roman"/>
-        </w:rPr>
-        <w:t xml:space="preserve">?” Shufen asked, </w:t>
-      </w:r>
-      <w:r>
-        <w:rPr>
-          <w:rFonts w:eastAsia="Times New Roman"/>
-        </w:rPr>
-        <w:t>laying an interrogative gaze upon her daughter.</w:t>
-      </w:r>
-    </w:p>
-    <w:p>
-      <w:pPr>
-        <w:rPr>
-          <w:rFonts w:eastAsia="Times New Roman"/>
-        </w:rPr>
-      </w:pPr>
-      <w:r>
-        <w:rPr>
-          <w:rFonts w:eastAsia="Times New Roman"/>
-        </w:rPr>
-        <w:t>“</w:t>
-      </w:r>
-      <w:r>
-        <w:rPr>
-          <w:rFonts w:eastAsia="Times New Roman"/>
-        </w:rPr>
-        <w:t>You told me you'd trust my judgement, right?</w:t>
-      </w:r>
-      <w:r>
-        <w:rPr>
-          <w:rFonts w:eastAsia="Times New Roman"/>
-        </w:rPr>
-        <w:t xml:space="preserve"> </w:t>
-      </w:r>
-      <w:r>
-        <w:rPr>
-          <w:rFonts w:eastAsia="Times New Roman"/>
-        </w:rPr>
-        <w:t>Well, this is it. If we don't have our workers' backs, the whole campus</w:t>
-      </w:r>
-      <w:r>
-        <w:rPr>
-          <w:rFonts w:eastAsia="Times New Roman"/>
-        </w:rPr>
-        <w:t xml:space="preserve"> </w:t>
-      </w:r>
-      <w:r>
-        <w:rPr>
-          <w:rFonts w:eastAsia="Times New Roman"/>
-        </w:rPr>
-        <w:t>is gonna</w:t>
-      </w:r>
-      <w:r>
-        <w:rPr>
-          <w:rFonts w:eastAsia="Times New Roman"/>
-        </w:rPr>
-        <w:t xml:space="preserve"> to fall apart as soon as </w:t>
-      </w:r>
-      <w:r>
-        <w:rPr>
-          <w:rFonts w:eastAsia="Times New Roman"/>
-        </w:rPr>
-        <w:t>headquarters</w:t>
-      </w:r>
-      <w:r>
-        <w:rPr>
-          <w:rFonts w:eastAsia="Times New Roman"/>
-        </w:rPr>
-        <w:t xml:space="preserve"> puts on a little pressure.</w:t>
-      </w:r>
-      <w:r>
-        <w:rPr>
-          <w:rFonts w:eastAsia="Times New Roman"/>
-        </w:rPr>
-        <w:t xml:space="preserve"> I thought you might agree after what you did with the </w:t>
-      </w:r>
-      <w:r>
-        <w:rPr>
-          <w:rFonts w:eastAsia="Times New Roman"/>
-        </w:rPr>
-        <w:t>MQ</w:t>
-      </w:r>
-      <w:r>
-        <w:rPr>
-          <w:rFonts w:eastAsia="Times New Roman"/>
-        </w:rPr>
-        <w:t>-</w:t>
-      </w:r>
-      <w:r>
-        <w:rPr>
-          <w:rFonts w:eastAsia="Times New Roman"/>
-        </w:rPr>
-        <w:t>50</w:t>
-      </w:r>
-      <w:r>
-        <w:rPr>
-          <w:rFonts w:eastAsia="Times New Roman"/>
-        </w:rPr>
-        <w:t xml:space="preserve"> strike.</w:t>
-      </w:r>
-      <w:r>
-        <w:rPr>
-          <w:rFonts w:eastAsia="Times New Roman"/>
-        </w:rPr>
-        <w:t>”</w:t>
-      </w:r>
-    </w:p>
-    <w:p>
-      <w:pPr>
-        <w:rPr>
-          <w:rFonts w:eastAsia="Times New Roman"/>
-        </w:rPr>
-      </w:pPr>
-      <w:r>
-        <w:rPr>
-          <w:rFonts w:eastAsia="Times New Roman"/>
-        </w:rPr>
-        <w:t>“</w:t>
-      </w:r>
-      <w:r>
-        <w:rPr>
-          <w:rFonts w:eastAsia="Times New Roman"/>
-        </w:rPr>
-        <w:t>The</w:t>
-      </w:r>
-      <w:r>
-        <w:rPr>
-          <w:rFonts w:eastAsia="Times New Roman"/>
-        </w:rPr>
-        <w:t xml:space="preserve"> </w:t>
-      </w:r>
-      <w:r>
-        <w:rPr>
-          <w:rFonts w:eastAsia="Times New Roman"/>
-        </w:rPr>
-        <w:t>MQ</w:t>
-      </w:r>
-      <w:r>
-        <w:rPr>
-          <w:rFonts w:eastAsia="Times New Roman"/>
-        </w:rPr>
-        <w:t>-</w:t>
-      </w:r>
-      <w:r>
-        <w:rPr>
-          <w:rFonts w:eastAsia="Times New Roman"/>
-        </w:rPr>
-        <w:t>50</w:t>
-      </w:r>
-      <w:r>
-        <w:rPr>
-          <w:rFonts w:eastAsia="Times New Roman"/>
-        </w:rPr>
-        <w:t xml:space="preserve"> strike </w:t>
-      </w:r>
-      <w:r>
-        <w:rPr>
-          <w:rFonts w:eastAsia="Times New Roman"/>
-        </w:rPr>
-        <w:t>is precisely why I’m choosing caution now</w:t>
-      </w:r>
-      <w:r>
-        <w:rPr>
-          <w:rFonts w:eastAsia="Times New Roman"/>
-        </w:rPr>
-        <w:t>.</w:t>
-      </w:r>
-      <w:r>
-        <w:rPr>
-          <w:rFonts w:eastAsia="Times New Roman"/>
-        </w:rPr>
-        <w:t xml:space="preserve"> I sided with the factory because I </w:t>
-      </w:r>
-      <w:r>
-        <w:rPr>
-          <w:rFonts w:eastAsia="Times New Roman"/>
-        </w:rPr>
-        <w:t>lived</w:t>
-      </w:r>
-      <w:r>
-        <w:rPr>
-          <w:rFonts w:eastAsia="Times New Roman"/>
-        </w:rPr>
-        <w:t xml:space="preserve"> through a war and I </w:t>
-      </w:r>
-      <w:r>
-        <w:rPr>
-          <w:rFonts w:eastAsia="Times New Roman"/>
-        </w:rPr>
-        <w:t xml:space="preserve">knew firsthand how awful it can be. It was an emotional decision, and it cost </w:t>
-      </w:r>
-      <w:r>
-        <w:rPr>
-          <w:rFonts w:eastAsia="Times New Roman"/>
-        </w:rPr>
-        <w:t>a lot of people dearly</w:t>
-      </w:r>
-      <w:r>
-        <w:rPr>
-          <w:rFonts w:eastAsia="Times New Roman"/>
-        </w:rPr>
-        <w:t>.”</w:t>
-      </w:r>
-    </w:p>
-    <w:p>
-      <w:pPr>
-        <w:rPr>
-          <w:rFonts w:eastAsia="Times New Roman"/>
-        </w:rPr>
-      </w:pPr>
-      <w:r>
-        <w:rPr>
-          <w:rFonts w:eastAsia="Times New Roman"/>
-        </w:rPr>
-        <w:t>“</w:t>
-      </w:r>
-      <w:r>
-        <w:rPr>
-          <w:rFonts w:eastAsia="Times New Roman"/>
-        </w:rPr>
-        <w:t xml:space="preserve">I’m </w:t>
-      </w:r>
-      <w:r>
-        <w:rPr>
-          <w:rFonts w:eastAsia="Times New Roman"/>
-        </w:rPr>
-        <w:t>all</w:t>
-      </w:r>
-      <w:r>
-        <w:rPr>
-          <w:rFonts w:eastAsia="Times New Roman"/>
-        </w:rPr>
-        <w:t xml:space="preserve"> for standing with the workers, </w:t>
-      </w:r>
-      <w:r>
-        <w:rPr>
-          <w:rFonts w:eastAsia="Times New Roman"/>
-        </w:rPr>
-        <w:t>I’m</w:t>
-      </w:r>
-      <w:r>
-        <w:rPr>
-          <w:rFonts w:eastAsia="Times New Roman"/>
-        </w:rPr>
-        <w:t xml:space="preserve"> </w:t>
-      </w:r>
-      <w:r>
-        <w:rPr>
-          <w:rFonts w:eastAsia="Times New Roman"/>
-        </w:rPr>
-        <w:t xml:space="preserve">just </w:t>
-      </w:r>
-      <w:r>
-        <w:rPr>
-          <w:rFonts w:eastAsia="Times New Roman"/>
-        </w:rPr>
-        <w:t>not sure sitting around with our thumbs up our asses</w:t>
-      </w:r>
-      <w:r>
-        <w:rPr>
-          <w:rFonts w:eastAsia="Times New Roman"/>
-        </w:rPr>
-        <w:t xml:space="preserve"> while the union does all the </w:t>
-      </w:r>
-      <w:r>
-        <w:rPr>
-          <w:rFonts w:eastAsia="Times New Roman"/>
-        </w:rPr>
-        <w:t>heavy lifting</w:t>
-      </w:r>
-      <w:r>
-        <w:rPr>
-          <w:rFonts w:eastAsia="Times New Roman"/>
-        </w:rPr>
-        <w:t xml:space="preserve"> constitutes a </w:t>
-      </w:r>
-      <w:r>
-        <w:rPr>
-          <w:rFonts w:eastAsia="Times New Roman"/>
-        </w:rPr>
-        <w:t>strategy</w:t>
-      </w:r>
-      <w:r>
-        <w:rPr>
-          <w:rFonts w:eastAsia="Times New Roman"/>
-        </w:rPr>
-        <w:t xml:space="preserve">,” Jackson said. </w:t>
-      </w:r>
-    </w:p>
-    <w:p>
-      <w:pPr>
-        <w:rPr>
-          <w:rFonts w:eastAsia="Times New Roman"/>
-        </w:rPr>
-      </w:pPr>
-      <w:r>
-        <w:rPr>
-          <w:rFonts w:eastAsia="Times New Roman"/>
-        </w:rPr>
-        <w:t xml:space="preserve">Shufen nodded stoically. “It’s worse than that. Inaction is complicity in the eyes of the board.” </w:t>
-      </w:r>
-    </w:p>
-    <w:p>
-      <w:pPr>
-        <w:rPr>
-          <w:rFonts w:eastAsia="Times New Roman"/>
-        </w:rPr>
-      </w:pPr>
-      <w:r>
-        <w:rPr>
-          <w:rFonts w:eastAsia="Times New Roman"/>
-        </w:rPr>
-        <w:lastRenderedPageBreak/>
-        <w:t>“I’m not saying we do nothing.</w:t>
-      </w:r>
-      <w:r>
-        <w:rPr>
-          <w:rFonts w:eastAsia="Times New Roman"/>
-        </w:rPr>
-        <w:t xml:space="preserve"> </w:t>
-      </w:r>
-      <w:r>
-        <w:rPr>
-          <w:rFonts w:eastAsia="Times New Roman"/>
-        </w:rPr>
-        <w:t>Step one</w:t>
-      </w:r>
-      <w:r>
-        <w:rPr>
-          <w:rFonts w:eastAsia="Times New Roman"/>
-        </w:rPr>
-        <w:t xml:space="preserve"> is to bridge the intelligence cap</w:t>
-      </w:r>
-      <w:r>
-        <w:rPr>
-          <w:rFonts w:eastAsia="Times New Roman"/>
-        </w:rPr>
-        <w:t>.</w:t>
-      </w:r>
-      <w:r>
-        <w:rPr>
-          <w:rFonts w:eastAsia="Times New Roman"/>
-        </w:rPr>
-        <w:t xml:space="preserve"> We all know headquarters is spying on us, so we plant a spy of our own on their campus to see if Jackson’s false flag theory holds water</w:t>
-      </w:r>
-      <w:r>
-        <w:rPr>
-          <w:rFonts w:eastAsia="Times New Roman"/>
-        </w:rPr>
-        <w:t>, and</w:t>
-      </w:r>
-      <w:r>
-        <w:rPr>
-          <w:rFonts w:eastAsia="Times New Roman"/>
-        </w:rPr>
-        <w:t xml:space="preserve"> I already have a candidate in mind for that.</w:t>
-      </w:r>
-      <w:r>
-        <w:rPr>
-          <w:rFonts w:eastAsia="Times New Roman"/>
-        </w:rPr>
-        <w:t>”</w:t>
-      </w:r>
-    </w:p>
-    <w:p>
-      <w:pPr>
-        <w:rPr>
-          <w:rFonts w:eastAsia="Times New Roman"/>
-        </w:rPr>
-      </w:pPr>
-      <w:r>
-        <w:rPr>
-          <w:rFonts w:eastAsia="Times New Roman"/>
-        </w:rPr>
-        <w:t>“</w:t>
-      </w:r>
-      <w:r>
-        <w:rPr>
-          <w:rFonts w:eastAsia="Times New Roman"/>
-        </w:rPr>
-        <w:t>And that is</w:t>
-      </w:r>
-      <w:r>
-        <w:rPr>
-          <w:rFonts w:eastAsia="Times New Roman"/>
-        </w:rPr>
-        <w:t xml:space="preserve">?” Marcus asked. </w:t>
-      </w:r>
-    </w:p>
-    <w:p>
-      <w:pPr>
-        <w:rPr>
-          <w:rFonts w:eastAsia="Times New Roman"/>
-        </w:rPr>
-      </w:pPr>
-      <w:r>
-        <w:rPr>
-          <w:rFonts w:eastAsia="Times New Roman"/>
-        </w:rPr>
-        <w:t xml:space="preserve">“Akiko Miura, of course. Cassie’s been acting real sweet on her, buttering her up so that she’ll do us a </w:t>
-      </w:r>
-      <w:r>
-        <w:rPr>
-          <w:rFonts w:eastAsia="Times New Roman"/>
-        </w:rPr>
-        <w:t>favor</w:t>
-      </w:r>
-      <w:r>
-        <w:rPr>
-          <w:rFonts w:eastAsia="Times New Roman"/>
-        </w:rPr>
-        <w:t>,” Jackson said, beating Cassandra to her answer.</w:t>
-      </w:r>
-    </w:p>
-    <w:p>
-      <w:pPr>
-        <w:rPr>
-          <w:rFonts w:eastAsia="Times New Roman"/>
-        </w:rPr>
-      </w:pPr>
-      <w:r>
-        <w:rPr>
-          <w:rFonts w:eastAsia="Times New Roman"/>
-        </w:rPr>
-        <w:t xml:space="preserve">The old man scoffed. </w:t>
-      </w:r>
-      <w:r>
-        <w:rPr>
-          <w:rFonts w:eastAsia="Times New Roman"/>
-        </w:rPr>
-        <w:t>“</w:t>
-      </w:r>
-      <w:r>
-        <w:rPr>
-          <w:rFonts w:eastAsia="Times New Roman"/>
-        </w:rPr>
-        <w:t>My former mentee?</w:t>
-      </w:r>
-      <w:r>
-        <w:rPr>
-          <w:rFonts w:eastAsia="Times New Roman"/>
-        </w:rPr>
-        <w:t xml:space="preserve"> I</w:t>
-      </w:r>
-      <w:r>
-        <w:rPr>
-          <w:rFonts w:eastAsia="Times New Roman"/>
-        </w:rPr>
-        <w:t xml:space="preserve">’m not sure I </w:t>
-      </w:r>
-      <w:r>
-        <w:rPr>
-          <w:rFonts w:eastAsia="Times New Roman"/>
-        </w:rPr>
-        <w:t>approve of her being involved in this. She lacks both maturity and commitment.”</w:t>
-      </w:r>
-    </w:p>
-    <w:p>
-      <w:pPr>
-        <w:rPr>
-          <w:rFonts w:eastAsia="Times New Roman"/>
-        </w:rPr>
-      </w:pPr>
-      <w:r>
-        <w:rPr>
-          <w:rFonts w:eastAsia="Times New Roman"/>
-        </w:rPr>
-        <w:t>“</w:t>
-      </w:r>
-      <w:r>
-        <w:rPr>
-          <w:rFonts w:eastAsia="Times New Roman"/>
-        </w:rPr>
-        <w:t>Fortunately, s</w:t>
-      </w:r>
-      <w:r>
-        <w:rPr>
-          <w:rFonts w:eastAsia="Times New Roman"/>
-        </w:rPr>
-        <w:t>he needs neither for this operation</w:t>
-      </w:r>
-      <w:r>
-        <w:rPr>
-          <w:rFonts w:eastAsia="Times New Roman"/>
-        </w:rPr>
-        <w:t>,</w:t>
-      </w:r>
-      <w:r>
-        <w:rPr>
-          <w:rFonts w:eastAsia="Times New Roman"/>
-        </w:rPr>
-        <w:t xml:space="preserve"> and she’ll have support from all of us,</w:t>
-      </w:r>
-      <w:r>
-        <w:rPr>
-          <w:rFonts w:eastAsia="Times New Roman"/>
-        </w:rPr>
-        <w:t>” Cassandra replied.</w:t>
-      </w:r>
-      <w:r>
-        <w:rPr>
-          <w:rFonts w:eastAsia="Times New Roman"/>
-        </w:rPr>
-        <w:t xml:space="preserve"> </w:t>
-      </w:r>
-      <w:r>
-        <w:rPr>
-          <w:rFonts w:eastAsia="Times New Roman"/>
-        </w:rPr>
-        <w:t>“</w:t>
-      </w:r>
-      <w:r>
-        <w:rPr>
-          <w:rFonts w:eastAsia="Times New Roman"/>
-        </w:rPr>
-        <w:t xml:space="preserve">Now, back to step two: </w:t>
-      </w:r>
-      <w:r>
-        <w:rPr>
-          <w:rFonts w:eastAsia="Times New Roman"/>
-        </w:rPr>
-        <w:t xml:space="preserve">The other branches are skittish about siding with us after the MQ-50 fallout, which is why we need Montreal on our side. </w:t>
-      </w:r>
-      <w:r>
-        <w:rPr>
-          <w:rFonts w:eastAsia="Times New Roman"/>
-        </w:rPr>
-        <w:t>They’re the most powerful branch with an untainted reputation</w:t>
-      </w:r>
-      <w:r>
-        <w:rPr>
-          <w:rFonts w:eastAsia="Times New Roman"/>
-        </w:rPr>
-        <w:t xml:space="preserve">. We get them and the rest </w:t>
-      </w:r>
-      <w:r>
-        <w:rPr>
-          <w:rFonts w:eastAsia="Times New Roman"/>
-        </w:rPr>
-        <w:t>are gonna</w:t>
-      </w:r>
-      <w:r>
-        <w:rPr>
-          <w:rFonts w:eastAsia="Times New Roman"/>
-        </w:rPr>
-        <w:t xml:space="preserve"> fall in line.”</w:t>
-      </w:r>
-    </w:p>
-    <w:p>
-      <w:pPr>
-        <w:rPr>
-          <w:rFonts w:eastAsia="Times New Roman"/>
-        </w:rPr>
-      </w:pPr>
-      <w:r>
-        <w:rPr>
-          <w:rFonts w:eastAsia="Times New Roman"/>
-        </w:rPr>
-        <w:t>“</w:t>
-      </w:r>
-      <w:r>
-        <w:rPr>
-          <w:rFonts w:eastAsia="Times New Roman"/>
-        </w:rPr>
-        <w:t>How will you accomplish that</w:t>
-      </w:r>
-      <w:r>
-        <w:rPr>
-          <w:rFonts w:eastAsia="Times New Roman"/>
-        </w:rPr>
-        <w:t xml:space="preserve">? </w:t>
-      </w:r>
-      <w:r>
-        <w:rPr>
-          <w:rFonts w:eastAsia="Times New Roman"/>
-        </w:rPr>
-        <w:t>The</w:t>
-      </w:r>
-      <w:r>
-        <w:rPr>
-          <w:rFonts w:eastAsia="Times New Roman"/>
-        </w:rPr>
-        <w:t xml:space="preserve"> reason the</w:t>
-      </w:r>
-      <w:r>
-        <w:rPr>
-          <w:rFonts w:eastAsia="Times New Roman"/>
-        </w:rPr>
-        <w:t xml:space="preserve">y’re so </w:t>
-      </w:r>
-      <w:r>
-        <w:rPr>
-          <w:rFonts w:eastAsia="Times New Roman"/>
-        </w:rPr>
-        <w:t xml:space="preserve">pure is </w:t>
-      </w:r>
-      <w:r>
-        <w:rPr>
-          <w:rFonts w:eastAsia="Times New Roman"/>
-        </w:rPr>
-        <w:t>because</w:t>
-      </w:r>
-      <w:r>
-        <w:rPr>
-          <w:rFonts w:eastAsia="Times New Roman"/>
-        </w:rPr>
-        <w:t xml:space="preserve"> they voted against us</w:t>
-      </w:r>
-      <w:r>
-        <w:rPr>
-          <w:rFonts w:eastAsia="Times New Roman"/>
-        </w:rPr>
-        <w:t>,” Shufen said.</w:t>
-      </w:r>
-    </w:p>
-    <w:p>
-      <w:pPr>
-        <w:rPr>
-          <w:rFonts w:eastAsia="Times New Roman"/>
-        </w:rPr>
-      </w:pPr>
-      <w:r>
-        <w:rPr>
-          <w:rFonts w:eastAsia="Times New Roman"/>
-        </w:rPr>
-        <w:t xml:space="preserve">“Montreal </w:t>
-      </w:r>
-      <w:r>
-        <w:rPr>
-          <w:rFonts w:eastAsia="Times New Roman"/>
-        </w:rPr>
-        <w:t>are loyal only to themselves</w:t>
-      </w:r>
-      <w:r>
-        <w:rPr>
-          <w:rFonts w:eastAsia="Times New Roman"/>
-        </w:rPr>
-        <w:t>,” Marcus beat Cassandra to answering.</w:t>
-      </w:r>
-      <w:r>
-        <w:rPr>
-          <w:rFonts w:eastAsia="Times New Roman"/>
-        </w:rPr>
-        <w:t xml:space="preserve"> </w:t>
-      </w:r>
-      <w:r>
-        <w:rPr>
-          <w:rFonts w:eastAsia="Times New Roman"/>
-        </w:rPr>
-        <w:t>“</w:t>
-      </w:r>
-      <w:r>
-        <w:rPr>
-          <w:rFonts w:eastAsia="Times New Roman"/>
-        </w:rPr>
-        <w:t xml:space="preserve">We </w:t>
-      </w:r>
-      <w:r>
-        <w:rPr>
-          <w:rFonts w:eastAsia="Times New Roman"/>
-        </w:rPr>
-        <w:t>have a scientific lead over them. If we sweeten the pot with some secrets, they’ll do as we ask</w:t>
-      </w:r>
-      <w:r>
-        <w:rPr>
-          <w:rFonts w:eastAsia="Times New Roman"/>
-        </w:rPr>
-        <w:t>.”</w:t>
-      </w:r>
-    </w:p>
-    <w:p>
-      <w:pPr>
-        <w:rPr>
-          <w:rFonts w:eastAsia="Times New Roman"/>
-        </w:rPr>
-      </w:pPr>
-      <w:r>
-        <w:rPr>
-          <w:rFonts w:eastAsia="Times New Roman"/>
-        </w:rPr>
-        <w:t>“</w:t>
-      </w:r>
-      <w:r>
-        <w:rPr>
-          <w:rFonts w:eastAsia="Times New Roman"/>
-        </w:rPr>
-        <w:t>You aren’t seriously proposing we give them…”</w:t>
-      </w:r>
-    </w:p>
-    <w:p>
-      <w:pPr>
-        <w:rPr>
-          <w:rFonts w:eastAsia="Times New Roman"/>
-          <w:b/>
-          <w:bCs/>
-        </w:rPr>
-      </w:pPr>
-      <w:r>
-        <w:rPr>
-          <w:rFonts w:eastAsia="Times New Roman"/>
-        </w:rPr>
-        <w:t>“…the only thing they would want, yes</w:t>
-      </w:r>
-      <w:r>
-        <w:rPr>
-          <w:rFonts w:eastAsia="Times New Roman"/>
-        </w:rPr>
-        <w:t>.</w:t>
-      </w:r>
-      <w:r>
-        <w:rPr>
-          <w:rFonts w:eastAsia="Times New Roman"/>
-        </w:rPr>
-        <w:t xml:space="preserve"> Not the device itself, just the schematics</w:t>
-      </w:r>
-      <w:r>
-        <w:rPr>
-          <w:rFonts w:eastAsia="Times New Roman"/>
-        </w:rPr>
-        <w:t>.”</w:t>
-      </w:r>
-    </w:p>
-    <w:p>
-      <w:pPr>
-        <w:rPr>
-          <w:rFonts w:eastAsia="Times New Roman"/>
-        </w:rPr>
-      </w:pPr>
-      <w:r>
-        <w:rPr>
-          <w:rFonts w:eastAsia="Times New Roman"/>
-        </w:rPr>
-        <w:t>Cassan</w:t>
-      </w:r>
-      <w:r>
-        <w:rPr>
-          <w:rFonts w:eastAsia="Times New Roman"/>
-        </w:rPr>
-        <w:t xml:space="preserve">dra was quietly grateful that he had spared her the indignity of admitting </w:t>
-      </w:r>
-      <w:r>
-        <w:rPr>
-          <w:rFonts w:eastAsia="Times New Roman"/>
-        </w:rPr>
-        <w:t>she had no idea what to offer their eastern counterparts, although his answer only raised more questions in her mind.</w:t>
-      </w:r>
-    </w:p>
-    <w:p>
-      <w:pPr>
-        <w:rPr>
-          <w:rFonts w:eastAsia="Times New Roman"/>
-        </w:rPr>
-      </w:pPr>
-    </w:p>
-    <w:p>
-      <w:pPr>
-        <w:rPr>
-          <w:rFonts w:eastAsia="Times New Roman"/>
-        </w:rPr>
-      </w:pPr>
-      <w:r>
-        <w:rPr>
-          <w:rFonts w:eastAsia="Times New Roman"/>
-        </w:rPr>
-        <w:t>“So</w:t>
-      </w:r>
-      <w:r>
-        <w:rPr>
-          <w:rFonts w:eastAsia="Times New Roman"/>
-        </w:rPr>
-        <w:t>,</w:t>
-      </w:r>
-      <w:r>
-        <w:rPr>
-          <w:rFonts w:eastAsia="Times New Roman"/>
-        </w:rPr>
-        <w:t xml:space="preserve"> step one is just insurance? This is the meat of your proposal?” Marcus asked.</w:t>
-      </w:r>
-    </w:p>
-    <w:p>
-      <w:pPr>
-        <w:rPr>
-          <w:rFonts w:eastAsia="Times New Roman"/>
-        </w:rPr>
-      </w:pPr>
-      <w:r>
-        <w:rPr>
-          <w:rFonts w:eastAsia="Times New Roman"/>
-        </w:rPr>
-        <w:t>“Correct, sir.</w:t>
-      </w:r>
-      <w:r>
-        <w:rPr>
-          <w:rFonts w:eastAsia="Times New Roman"/>
-        </w:rPr>
-        <w:t>”</w:t>
-      </w:r>
-    </w:p>
-    <w:p>
-      <w:pPr>
-        <w:rPr>
-          <w:rFonts w:eastAsia="Times New Roman"/>
-        </w:rPr>
-      </w:pPr>
-      <w:r>
-        <w:rPr>
-          <w:rFonts w:eastAsia="Times New Roman"/>
-        </w:rPr>
-        <w:t xml:space="preserve">The old man sighed, then wheezed, then sighed again. “Very well,” he said. </w:t>
-      </w:r>
-      <w:r>
-        <w:rPr>
-          <w:rFonts w:eastAsia="Times New Roman"/>
-        </w:rPr>
-        <w:t xml:space="preserve">“There’s an uncomfortable amount left to chance, but at least it’s something. </w:t>
-      </w:r>
-      <w:r>
-        <w:rPr>
-          <w:rFonts w:eastAsia="Times New Roman"/>
-        </w:rPr>
-        <w:t>The research tower supports</w:t>
-      </w:r>
-      <w:r>
-        <w:rPr>
-          <w:rFonts w:eastAsia="Times New Roman"/>
-        </w:rPr>
-        <w:t xml:space="preserve"> it.”</w:t>
-      </w:r>
-    </w:p>
-    <w:p>
-      <w:pPr>
-        <w:rPr>
-          <w:rFonts w:eastAsia="Times New Roman"/>
-        </w:rPr>
-      </w:pPr>
-      <w:r>
-        <w:rPr>
-          <w:rFonts w:eastAsia="Times New Roman"/>
-        </w:rPr>
-        <w:lastRenderedPageBreak/>
-        <w:t xml:space="preserve">“As will </w:t>
-      </w:r>
-      <w:r>
-        <w:rPr>
-          <w:rFonts w:eastAsia="Times New Roman"/>
-        </w:rPr>
-        <w:t>administration</w:t>
-      </w:r>
-      <w:r>
-        <w:rPr>
-          <w:rFonts w:eastAsia="Times New Roman"/>
-        </w:rPr>
-        <w:t xml:space="preserve">, on the condition that we continue to bolster security in the meantime. Showing a commitment to maintaining order will only help us when it’s time to vote,” Shufen said. </w:t>
-      </w:r>
-    </w:p>
-    <w:p>
-      <w:pPr>
-        <w:rPr>
-          <w:rFonts w:eastAsia="Times New Roman"/>
-        </w:rPr>
-      </w:pPr>
-      <w:r>
-        <w:rPr>
-          <w:rFonts w:eastAsia="Times New Roman"/>
-        </w:rPr>
-        <w:t>“Naturally.”</w:t>
-      </w:r>
-    </w:p>
-    <w:p>
-      <w:pPr>
-        <w:rPr>
-          <w:rFonts w:eastAsia="Times New Roman"/>
-        </w:rPr>
-      </w:pPr>
-      <w:r>
-        <w:rPr>
-          <w:rFonts w:eastAsia="Times New Roman"/>
-        </w:rPr>
-        <w:t xml:space="preserve">All eyes in the room then turned towards Xiang, </w:t>
-      </w:r>
-      <w:r>
-        <w:rPr>
-          <w:rFonts w:eastAsia="Times New Roman"/>
-        </w:rPr>
-        <w:t>waiting for him to cast a vote on behalf of the engineering tower</w:t>
-      </w:r>
-      <w:r>
-        <w:rPr>
-          <w:rFonts w:eastAsia="Times New Roman"/>
-        </w:rPr>
-        <w:t>.</w:t>
-      </w:r>
-      <w:r>
-        <w:rPr>
-          <w:rFonts w:eastAsia="Times New Roman"/>
-        </w:rPr>
-        <w:t xml:space="preserve"> The young man rarely participated in meetings, and Cassandra suspected that he didn’t particularly enjoy having inherited his </w:t>
-      </w:r>
-      <w:r>
-        <w:rPr>
-          <w:rFonts w:eastAsia="Times New Roman"/>
-        </w:rPr>
-        <w:t>retired</w:t>
-      </w:r>
-      <w:r>
-        <w:rPr>
-          <w:rFonts w:eastAsia="Times New Roman"/>
-        </w:rPr>
-        <w:t xml:space="preserve"> father’s responsibilities. </w:t>
-      </w:r>
-    </w:p>
-    <w:p>
-      <w:pPr>
-        <w:rPr>
-          <w:rFonts w:eastAsia="Times New Roman"/>
-        </w:rPr>
-      </w:pPr>
-      <w:r>
-        <w:rPr>
-          <w:rFonts w:eastAsia="Times New Roman"/>
-        </w:rPr>
-        <w:t xml:space="preserve">“I don’t </w:t>
-      </w:r>
-      <w:r>
-        <w:rPr>
-          <w:rFonts w:eastAsia="Times New Roman"/>
-        </w:rPr>
-        <w:t>think</w:t>
-      </w:r>
-      <w:r>
-        <w:rPr>
-          <w:rFonts w:eastAsia="Times New Roman"/>
-        </w:rPr>
-        <w:t xml:space="preserve"> it matters, does it?” he asked cooly, not even opening his eyes. </w:t>
-      </w:r>
-    </w:p>
-    <w:p>
-      <w:pPr>
-        <w:rPr>
-          <w:rFonts w:eastAsia="Times New Roman"/>
-        </w:rPr>
-      </w:pPr>
-      <w:r>
-        <w:rPr>
-          <w:rFonts w:eastAsia="Times New Roman"/>
-        </w:rPr>
-        <w:t>“We need your opinion on the record either way,” Shufen said.</w:t>
-      </w:r>
-    </w:p>
-    <w:p>
-      <w:pPr>
-        <w:rPr>
-          <w:rFonts w:eastAsia="Times New Roman"/>
-        </w:rPr>
-      </w:pPr>
-      <w:r>
-        <w:rPr>
-          <w:rFonts w:eastAsia="Times New Roman"/>
-        </w:rPr>
-        <w:t>Xiang sighed and opened his eyes just long enough to roll them. “</w:t>
-      </w:r>
-      <w:r>
-        <w:rPr>
-          <w:rFonts w:eastAsia="Times New Roman"/>
-        </w:rPr>
-        <w:t>In that case, I vote yes</w:t>
-      </w:r>
-      <w:r>
-        <w:rPr>
-          <w:rFonts w:eastAsia="Times New Roman"/>
-        </w:rPr>
-        <w:t>,” he said.</w:t>
-      </w:r>
-      <w:r>
-        <w:rPr>
-          <w:rFonts w:eastAsia="Times New Roman"/>
-        </w:rPr>
-        <w:t xml:space="preserve"> “However, </w:t>
-      </w:r>
-      <w:r>
-        <w:rPr>
-          <w:rFonts w:eastAsia="Times New Roman"/>
-        </w:rPr>
-        <w:t>Cassandra shouldn’t handle this on her own. I would prefer to accompany her.”</w:t>
-      </w:r>
-    </w:p>
-    <w:p>
-      <w:pPr>
-        <w:rPr>
-          <w:rFonts w:eastAsia="Times New Roman"/>
-        </w:rPr>
-      </w:pPr>
-      <w:r>
-        <w:rPr>
-          <w:rFonts w:eastAsia="Times New Roman"/>
-        </w:rPr>
-        <w:t>“You don’t trust me?” Cassandra asked.</w:t>
-      </w:r>
-    </w:p>
-    <w:p>
-      <w:pPr>
-        <w:rPr>
-          <w:rFonts w:eastAsia="Times New Roman"/>
-        </w:rPr>
-      </w:pPr>
-      <w:r>
-        <w:rPr>
-          <w:rFonts w:eastAsia="Times New Roman"/>
-        </w:rPr>
-        <w:t>“Not particularly.”</w:t>
-      </w:r>
-    </w:p>
-    <w:p>
-      <w:pPr>
-        <w:rPr>
-          <w:rFonts w:eastAsia="Times New Roman"/>
-        </w:rPr>
-      </w:pPr>
-      <w:r>
-        <w:rPr>
-          <w:rFonts w:eastAsia="Times New Roman"/>
-        </w:rPr>
-        <w:t>“</w:t>
-      </w:r>
-      <w:r>
-        <w:rPr>
-          <w:rFonts w:eastAsia="Times New Roman"/>
-        </w:rPr>
-        <w:t xml:space="preserve">I see no reason to </w:t>
-      </w:r>
-      <w:r>
-        <w:rPr>
-          <w:rFonts w:eastAsia="Times New Roman"/>
-        </w:rPr>
-        <w:t>refuse</w:t>
-      </w:r>
-      <w:r>
-        <w:rPr>
-          <w:rFonts w:eastAsia="Times New Roman"/>
-        </w:rPr>
-        <w:t>,” Shufen said.</w:t>
-      </w:r>
-      <w:r>
-        <w:rPr>
-          <w:rFonts w:eastAsia="Times New Roman"/>
-        </w:rPr>
-        <w:t xml:space="preserve"> </w:t>
-      </w:r>
-      <w:r>
-        <w:rPr>
-          <w:rFonts w:eastAsia="Times New Roman"/>
-        </w:rPr>
-        <w:t>“</w:t>
-      </w:r>
-      <w:r>
-        <w:rPr>
-          <w:rFonts w:eastAsia="Times New Roman"/>
-        </w:rPr>
-        <w:t xml:space="preserve">Sun Xiang will join my daughter </w:t>
-      </w:r>
-      <w:r>
-        <w:rPr>
-          <w:rFonts w:eastAsia="Times New Roman"/>
-        </w:rPr>
-        <w:t xml:space="preserve">in Montreal, once we have determined the feasibility of </w:t>
-      </w:r>
-      <w:r>
-        <w:rPr>
-          <w:rFonts w:eastAsia="Times New Roman"/>
-        </w:rPr>
-        <w:t>spying on the Granville office</w:t>
-      </w:r>
-      <w:r>
-        <w:rPr>
-          <w:rFonts w:eastAsia="Times New Roman"/>
-        </w:rPr>
-        <w:t xml:space="preserve">. Cassandra, how soon can you </w:t>
-      </w:r>
-      <w:r>
-        <w:rPr>
-          <w:rFonts w:eastAsia="Times New Roman"/>
-        </w:rPr>
-        <w:t>give</w:t>
-      </w:r>
-      <w:r>
-        <w:rPr>
-          <w:rFonts w:eastAsia="Times New Roman"/>
-        </w:rPr>
-        <w:t xml:space="preserve"> me a report on that?”</w:t>
-      </w:r>
-    </w:p>
-    <w:p>
-      <w:pPr>
-        <w:rPr>
-          <w:rFonts w:eastAsia="Times New Roman"/>
-        </w:rPr>
-      </w:pPr>
-      <w:r>
-        <w:rPr>
-          <w:rFonts w:eastAsia="Times New Roman"/>
-        </w:rPr>
-        <w:t>“Within the week. Having Akiko stay with me has given me an unexpected</w:t>
-      </w:r>
-      <w:r>
-        <w:rPr>
-          <w:rFonts w:eastAsia="Times New Roman"/>
-        </w:rPr>
-        <w:t xml:space="preserve"> opportunity</w:t>
-      </w:r>
-      <w:r>
-        <w:rPr>
-          <w:rFonts w:eastAsia="Times New Roman"/>
-        </w:rPr>
-        <w:t>. I’ll know soon whether or not she’s on board.”</w:t>
-      </w:r>
-    </w:p>
-    <w:p>
-      <w:pPr>
-        <w:rPr>
-          <w:rFonts w:eastAsia="Times New Roman"/>
-        </w:rPr>
-      </w:pPr>
-      <w:r>
-        <w:rPr>
-          <w:rFonts w:eastAsia="Times New Roman"/>
-        </w:rPr>
-        <w:t>“Good. Then, if there are no further questions, you’re all dismissed.”</w:t>
-      </w:r>
-    </w:p>
-    <w:p>
-      <w:pPr>
-        <w:rPr>
-          <w:rFonts w:eastAsia="Times New Roman"/>
-        </w:rPr>
-      </w:pPr>
-      <w:r>
-        <w:rPr>
-          <w:rFonts w:eastAsia="Times New Roman"/>
-        </w:rPr>
-        <w:t xml:space="preserve">It </w:t>
-      </w:r>
-      <w:r>
-        <w:rPr>
-          <w:rFonts w:eastAsia="Times New Roman"/>
-        </w:rPr>
-        <w:t>came as no surprise that Shufen</w:t>
-      </w:r>
-      <w:r>
-        <w:rPr>
-          <w:rFonts w:eastAsia="Times New Roman"/>
-        </w:rPr>
-        <w:t xml:space="preserve"> had so readily accepted Xiang’s request. She had always liked him, even in the fallout of Zhiyi’s death. </w:t>
-      </w:r>
-      <w:r>
-        <w:rPr>
-          <w:rFonts w:eastAsia="Times New Roman"/>
-        </w:rPr>
-        <w:t xml:space="preserve">He was well-groomed, with flawless skin and voluminous hair that must have been the product of an extensive morning routine. He was adept in etiquette. And now he was a scholar with a master’s degree in computer </w:t>
-      </w:r>
-      <w:r>
-        <w:rPr>
-          <w:rFonts w:eastAsia="Times New Roman"/>
-        </w:rPr>
-        <w:t>engineering</w:t>
-      </w:r>
-      <w:r>
-        <w:rPr>
-          <w:rFonts w:eastAsia="Times New Roman"/>
-        </w:rPr>
-        <w:t>. Cassandra considered herself lucky that time of arranged marriages had long since passed, since her mother would have certainly tried to negotiate one in the days of yore, and the Sun family would have easily accepted.</w:t>
-      </w:r>
-    </w:p>
-    <w:p>
-      <w:pPr>
-        <w:rPr>
-          <w:rFonts w:eastAsia="Times New Roman"/>
-        </w:rPr>
-      </w:pPr>
-      <w:r>
-        <w:rPr>
-          <w:rFonts w:eastAsia="Times New Roman"/>
-        </w:rPr>
-        <w:lastRenderedPageBreak/>
-        <w:t xml:space="preserve">Their relationship being what it was, Cassandra had hoped to avoid Xiang on the way back to her apartment, but the boy clearly had other ideas. </w:t>
-      </w:r>
-      <w:r>
-        <w:rPr>
-          <w:rFonts w:eastAsia="Times New Roman"/>
-        </w:rPr>
-        <w:t>As soon as</w:t>
-      </w:r>
-      <w:r>
-        <w:rPr>
-          <w:rFonts w:eastAsia="Times New Roman"/>
-        </w:rPr>
-        <w:t xml:space="preserve"> she left the boardroom</w:t>
-      </w:r>
-      <w:r>
-        <w:rPr>
-          <w:rFonts w:eastAsia="Times New Roman"/>
-        </w:rPr>
-        <w:t xml:space="preserve">, </w:t>
-      </w:r>
-      <w:r>
-        <w:rPr>
-          <w:rFonts w:eastAsia="Times New Roman"/>
-        </w:rPr>
-        <w:t xml:space="preserve">she found him waiting for her like an unusually stoic ambush predator. </w:t>
-      </w:r>
-    </w:p>
-    <w:p>
-      <w:pPr>
-        <w:rPr>
-          <w:rFonts w:eastAsia="Times New Roman"/>
-        </w:rPr>
-      </w:pPr>
-      <w:r>
-        <w:rPr>
-          <w:rFonts w:eastAsia="Times New Roman"/>
-        </w:rPr>
-        <w:t>“</w:t>
-      </w:r>
-      <w:r>
-        <w:rPr>
-          <w:rFonts w:eastAsia="Times New Roman"/>
-        </w:rPr>
-        <w:t>Walk with me. I have questions,” he said.</w:t>
-      </w:r>
-    </w:p>
-    <w:p>
-      <w:pPr>
-        <w:rPr>
-          <w:rFonts w:eastAsia="Times New Roman"/>
-        </w:rPr>
-      </w:pPr>
-      <w:r>
-        <w:rPr>
-          <w:rFonts w:eastAsia="Times New Roman"/>
-        </w:rPr>
-        <w:t>“</w:t>
-      </w:r>
-      <w:r>
-        <w:rPr>
-          <w:rFonts w:eastAsia="Times New Roman"/>
-        </w:rPr>
-        <w:t>Good grief, do you have to lurk in the shadows like that? What kind of questions do you have that</w:t>
-      </w:r>
-      <w:r>
-        <w:rPr>
-          <w:rFonts w:eastAsia="Times New Roman"/>
-        </w:rPr>
-        <w:t xml:space="preserve"> couldn’t be asked at the meeting?”</w:t>
-      </w:r>
-    </w:p>
-    <w:p>
-      <w:pPr>
-        <w:rPr>
-          <w:rFonts w:eastAsia="Times New Roman"/>
-        </w:rPr>
-      </w:pPr>
-      <w:r>
-        <w:rPr>
-          <w:rFonts w:eastAsia="Times New Roman"/>
-        </w:rPr>
-        <w:t>“</w:t>
-      </w:r>
-      <w:r>
-        <w:rPr>
-          <w:rFonts w:eastAsia="Times New Roman"/>
-        </w:rPr>
-        <w:t>Questions t</w:t>
-      </w:r>
-      <w:r>
-        <w:rPr>
-          <w:rFonts w:eastAsia="Times New Roman"/>
-        </w:rPr>
-        <w:t>hat I hoped to spare your dignity by asking in private.</w:t>
-      </w:r>
-      <w:r>
-        <w:rPr>
-          <w:rFonts w:eastAsia="Times New Roman"/>
-        </w:rPr>
-        <w:t xml:space="preserve"> Just come along.”</w:t>
-      </w:r>
-    </w:p>
-    <w:p>
-      <w:pPr>
-        <w:rPr>
-          <w:rFonts w:eastAsia="Times New Roman"/>
-        </w:rPr>
-      </w:pPr>
-      <w:r>
-        <w:rPr>
-          <w:rFonts w:eastAsia="Times New Roman"/>
-        </w:rPr>
-        <w:t>“Where are we going?”</w:t>
-      </w:r>
-    </w:p>
-    <w:p>
-      <w:pPr>
-        <w:rPr>
-          <w:rFonts w:eastAsia="Times New Roman"/>
-        </w:rPr>
-      </w:pPr>
-      <w:r>
-        <w:rPr>
-          <w:rFonts w:eastAsia="Times New Roman"/>
-        </w:rPr>
-        <w:t xml:space="preserve">“The garden. </w:t>
-      </w:r>
-    </w:p>
-    <w:p>
-      <w:pPr>
-        <w:ind w:firstLine="0"/>
-        <w:jc w:val="center"/>
-      </w:pPr>
-      <w:r>
-        <w:t>*</w:t>
-      </w:r>
-      <w:r>
-        <w:tab/>
-        <w:t xml:space="preserve">* </w:t>
-      </w:r>
-      <w:r>
-        <w:tab/>
-        <w:t>*</w:t>
-      </w:r>
-    </w:p>
-    <w:p>
-      <w:pPr>
-        <w:rPr>
-          <w:rFonts w:eastAsia="Times New Roman"/>
-        </w:rPr>
-      </w:pPr>
     </w:p>
     <w:p>
       <w:pPr>
@@ -10673,410 +10715,424 @@
         <w:rPr>
           <w:rFonts w:eastAsia="Times New Roman"/>
         </w:rPr>
+        <w:t xml:space="preserve">Through the reflection in the </w:t>
+      </w:r>
+      <w:r>
+        <w:rPr>
+          <w:rFonts w:eastAsia="Times New Roman"/>
+        </w:rPr>
+        <w:t>window</w:t>
+      </w:r>
+      <w:r>
+        <w:rPr>
+          <w:rFonts w:eastAsia="Times New Roman"/>
+        </w:rPr>
+        <w:t xml:space="preserve">, </w:t>
+      </w:r>
+      <w:r>
+        <w:rPr>
+          <w:rFonts w:eastAsia="Times New Roman"/>
+        </w:rPr>
+        <w:t>she</w:t>
+      </w:r>
+      <w:r>
+        <w:rPr>
+          <w:rFonts w:eastAsia="Times New Roman"/>
+        </w:rPr>
+        <w:t xml:space="preserve"> watched Cassandra </w:t>
+      </w:r>
+      <w:r>
+        <w:rPr>
+          <w:rFonts w:eastAsia="Times New Roman"/>
+        </w:rPr>
+        <w:t>stretching on a plain white yoga mat</w:t>
+      </w:r>
+      <w:r>
+        <w:rPr>
+          <w:rFonts w:eastAsia="Times New Roman"/>
+        </w:rPr>
+        <w:t>.</w:t>
+      </w:r>
+      <w:r>
+        <w:rPr>
+          <w:rFonts w:eastAsia="Times New Roman"/>
+        </w:rPr>
+        <w:t xml:space="preserve"> </w:t>
+      </w:r>
+      <w:r>
+        <w:rPr>
+          <w:rFonts w:eastAsia="Times New Roman"/>
+        </w:rPr>
+        <w:t>Her host was remarkably lively for a woman who had woken up early two days in a row, far from the disheveled mess that Akiko expected</w:t>
+      </w:r>
+      <w:r>
+        <w:rPr>
+          <w:rFonts w:eastAsia="Times New Roman"/>
+        </w:rPr>
+        <w:t xml:space="preserve"> </w:t>
+      </w:r>
+      <w:r>
+        <w:rPr>
+          <w:rFonts w:eastAsia="Times New Roman"/>
+        </w:rPr>
+        <w:t>and, quite frankly, resembled</w:t>
+      </w:r>
+      <w:r>
+        <w:rPr>
+          <w:rFonts w:eastAsia="Times New Roman"/>
+        </w:rPr>
+        <w:t>.</w:t>
+      </w:r>
+      <w:r>
+        <w:rPr>
+          <w:rFonts w:eastAsia="Times New Roman"/>
+        </w:rPr>
+        <w:t xml:space="preserve"> </w:t>
+      </w:r>
+      <w:r>
+        <w:rPr>
+          <w:rFonts w:eastAsia="Times New Roman"/>
+        </w:rPr>
+        <w:t xml:space="preserve">There was some temptation to admire her </w:t>
+      </w:r>
+      <w:r>
+        <w:rPr>
+          <w:rFonts w:eastAsia="Times New Roman"/>
+        </w:rPr>
+        <w:t>figure</w:t>
+      </w:r>
+      <w:r>
+        <w:rPr>
+          <w:rFonts w:eastAsia="Times New Roman"/>
+        </w:rPr>
+        <w:t xml:space="preserve">, but she </w:t>
+      </w:r>
+      <w:r>
+        <w:rPr>
+          <w:rFonts w:eastAsia="Times New Roman"/>
+        </w:rPr>
+        <w:t>didn’t dare</w:t>
+      </w:r>
+      <w:r>
+        <w:rPr>
+          <w:rFonts w:eastAsia="Times New Roman"/>
+        </w:rPr>
+        <w:t xml:space="preserve"> risk </w:t>
+      </w:r>
+      <w:r>
+        <w:rPr>
+          <w:rFonts w:eastAsia="Times New Roman"/>
+        </w:rPr>
+        <w:t>crossing a line with</w:t>
+      </w:r>
+      <w:r>
+        <w:rPr>
+          <w:rFonts w:eastAsia="Times New Roman"/>
+        </w:rPr>
+        <w:t xml:space="preserve"> someone whom, she had to admit, she</w:t>
+      </w:r>
+      <w:r>
+        <w:rPr>
+          <w:rFonts w:eastAsia="Times New Roman"/>
+        </w:rPr>
+        <w:t xml:space="preserve"> </w:t>
+      </w:r>
+      <w:r>
+        <w:rPr>
+          <w:rFonts w:eastAsia="Times New Roman"/>
+        </w:rPr>
+        <w:t>barely knew</w:t>
+      </w:r>
+      <w:r>
+        <w:rPr>
+          <w:rFonts w:eastAsia="Times New Roman"/>
+        </w:rPr>
+        <w:t>.</w:t>
+      </w:r>
+    </w:p>
+    <w:p>
+      <w:pPr>
+        <w:rPr>
+          <w:rFonts w:eastAsia="Times New Roman"/>
+        </w:rPr>
+      </w:pPr>
+      <w:r>
+        <w:rPr>
+          <w:rFonts w:eastAsia="Times New Roman"/>
+        </w:rPr>
+        <w:t>Akiko</w:t>
+      </w:r>
+      <w:r>
+        <w:rPr>
+          <w:rFonts w:eastAsia="Times New Roman"/>
+        </w:rPr>
+        <w:t xml:space="preserve"> was, however, struck by just how </w:t>
+      </w:r>
+      <w:r>
+        <w:rPr>
+          <w:rFonts w:eastAsia="Times New Roman"/>
+        </w:rPr>
+        <w:t>thin</w:t>
+      </w:r>
+      <w:r>
+        <w:rPr>
+          <w:rFonts w:eastAsia="Times New Roman"/>
+        </w:rPr>
+        <w:t xml:space="preserve"> </w:t>
+      </w:r>
+      <w:r>
+        <w:rPr>
+          <w:rFonts w:eastAsia="Times New Roman"/>
+        </w:rPr>
+        <w:t>she</w:t>
+      </w:r>
+      <w:r>
+        <w:rPr>
+          <w:rFonts w:eastAsia="Times New Roman"/>
+        </w:rPr>
+        <w:t xml:space="preserve"> was. </w:t>
+      </w:r>
+      <w:r>
+        <w:rPr>
+          <w:rFonts w:eastAsia="Times New Roman"/>
+        </w:rPr>
+        <w:t xml:space="preserve">While it hadn’t been </w:t>
+      </w:r>
+      <w:r>
+        <w:rPr>
+          <w:rFonts w:eastAsia="Times New Roman"/>
+        </w:rPr>
+        <w:t>apparent</w:t>
+      </w:r>
+      <w:r>
+        <w:rPr>
+          <w:rFonts w:eastAsia="Times New Roman"/>
+        </w:rPr>
+        <w:t xml:space="preserve"> at first,</w:t>
+      </w:r>
+      <w:r>
+        <w:rPr>
+          <w:rFonts w:eastAsia="Times New Roman"/>
+        </w:rPr>
+        <w:t xml:space="preserve"> seeing her with most of her clothes off </w:t>
+      </w:r>
+      <w:r>
+        <w:rPr>
+          <w:rFonts w:eastAsia="Times New Roman"/>
+        </w:rPr>
+        <w:t xml:space="preserve">revealed a remarkably </w:t>
+      </w:r>
+      <w:r>
+        <w:rPr>
+          <w:rFonts w:eastAsia="Times New Roman"/>
+        </w:rPr>
+        <w:t>skinny</w:t>
+      </w:r>
+      <w:r>
+        <w:rPr>
+          <w:rFonts w:eastAsia="Times New Roman"/>
+        </w:rPr>
+        <w:t xml:space="preserve"> </w:t>
+      </w:r>
+      <w:r>
+        <w:rPr>
+          <w:rFonts w:eastAsia="Times New Roman"/>
+        </w:rPr>
+        <w:t>body</w:t>
+      </w:r>
+      <w:r>
+        <w:rPr>
+          <w:rFonts w:eastAsia="Times New Roman"/>
+        </w:rPr>
+        <w:t xml:space="preserve"> – not malnourished, but close to it</w:t>
+      </w:r>
+      <w:r>
+        <w:rPr>
+          <w:rFonts w:eastAsia="Times New Roman"/>
+        </w:rPr>
+        <w:t xml:space="preserve">. </w:t>
+      </w:r>
+      <w:r>
+        <w:rPr>
+          <w:rFonts w:eastAsia="Times New Roman"/>
+        </w:rPr>
+        <w:t>Akiko</w:t>
+      </w:r>
+      <w:r>
+        <w:rPr>
+          <w:rFonts w:eastAsia="Times New Roman"/>
+        </w:rPr>
+        <w:t xml:space="preserve"> </w:t>
+      </w:r>
+      <w:r>
+        <w:rPr>
+          <w:rFonts w:eastAsia="Times New Roman"/>
+        </w:rPr>
+        <w:t xml:space="preserve">wondered for a moment if </w:t>
+      </w:r>
+      <w:r>
+        <w:rPr>
+          <w:rFonts w:eastAsia="Times New Roman"/>
+        </w:rPr>
+        <w:t xml:space="preserve">Cassandra had even once eaten </w:t>
+      </w:r>
+      <w:r>
+        <w:rPr>
+          <w:rFonts w:eastAsia="Times New Roman"/>
+        </w:rPr>
+        <w:t>a full meal</w:t>
+      </w:r>
+      <w:r>
+        <w:rPr>
+          <w:rFonts w:eastAsia="Times New Roman"/>
+        </w:rPr>
+        <w:t xml:space="preserve"> in the short time they’d spent together</w:t>
+      </w:r>
+      <w:r>
+        <w:rPr>
+          <w:rFonts w:eastAsia="Times New Roman"/>
+        </w:rPr>
+        <w:t>, and quickly realized she hadn’t.</w:t>
+      </w:r>
+    </w:p>
+    <w:p>
+      <w:pPr>
+        <w:rPr>
+          <w:rFonts w:eastAsia="Times New Roman"/>
+        </w:rPr>
+      </w:pPr>
+      <w:r>
+        <w:rPr>
+          <w:rFonts w:eastAsia="Times New Roman"/>
+        </w:rPr>
+        <w:t xml:space="preserve">That being none of her business, she turned her eyes back to the </w:t>
+      </w:r>
+      <w:r>
+        <w:rPr>
+          <w:rFonts w:eastAsia="Times New Roman"/>
+        </w:rPr>
+        <w:t>world outside</w:t>
+      </w:r>
+      <w:r>
+        <w:rPr>
+          <w:rFonts w:eastAsia="Times New Roman"/>
+        </w:rPr>
+        <w:t xml:space="preserve">, though not without some lingering </w:t>
+      </w:r>
+      <w:r>
+        <w:rPr>
+          <w:rFonts w:eastAsia="Times New Roman"/>
+        </w:rPr>
+        <w:t>worries</w:t>
+      </w:r>
+      <w:r>
+        <w:rPr>
+          <w:rFonts w:eastAsia="Times New Roman"/>
+        </w:rPr>
+        <w:t xml:space="preserve"> that she didn’t dare interrogate.</w:t>
+      </w:r>
+    </w:p>
+    <w:p>
+      <w:pPr>
+        <w:rPr>
+          <w:rFonts w:eastAsia="Times New Roman"/>
+        </w:rPr>
+      </w:pPr>
+      <w:r>
+        <w:rPr>
+          <w:rFonts w:eastAsia="Times New Roman"/>
+        </w:rPr>
+        <w:t>“Do you want to shower first, or can I?” Cassandra asked once she had finished stretching.</w:t>
+      </w:r>
+    </w:p>
+    <w:p>
+      <w:pPr>
+        <w:rPr>
+          <w:rFonts w:eastAsia="Times New Roman"/>
+        </w:rPr>
+      </w:pPr>
+      <w:r>
+        <w:rPr>
+          <w:rFonts w:eastAsia="Times New Roman"/>
+        </w:rPr>
+        <w:t xml:space="preserve">“You can go. You’re the one </w:t>
+      </w:r>
+      <w:r>
+        <w:rPr>
+          <w:rFonts w:eastAsia="Times New Roman"/>
+        </w:rPr>
+        <w:t xml:space="preserve">who’s </w:t>
+      </w:r>
+      <w:proofErr w:type="spellStart"/>
+      <w:r>
+        <w:rPr>
+          <w:rFonts w:eastAsia="Times New Roman"/>
+        </w:rPr>
+        <w:t>gotta</w:t>
+      </w:r>
+      <w:proofErr w:type="spellEnd"/>
+      <w:r>
+        <w:rPr>
+          <w:rFonts w:eastAsia="Times New Roman"/>
+        </w:rPr>
+        <w:t xml:space="preserve"> head out</w:t>
+      </w:r>
+      <w:r>
+        <w:rPr>
+          <w:rFonts w:eastAsia="Times New Roman"/>
+        </w:rPr>
+        <w:t xml:space="preserve">, not me.” </w:t>
+      </w:r>
+    </w:p>
+    <w:p>
+      <w:pPr>
+        <w:rPr>
+          <w:rFonts w:eastAsia="Times New Roman"/>
+        </w:rPr>
+      </w:pPr>
+      <w:r>
+        <w:rPr>
+          <w:rFonts w:eastAsia="Times New Roman"/>
+        </w:rPr>
+        <w:t>“I thought you said you</w:t>
+      </w:r>
+      <w:r>
+        <w:rPr>
+          <w:rFonts w:eastAsia="Times New Roman"/>
+        </w:rPr>
+        <w:t xml:space="preserve">’d </w:t>
+      </w:r>
+      <w:r>
+        <w:rPr>
+          <w:rFonts w:eastAsia="Times New Roman"/>
+        </w:rPr>
+        <w:t>come see me off?”</w:t>
+      </w:r>
+    </w:p>
+    <w:p>
+      <w:pPr>
+        <w:rPr>
+          <w:rFonts w:eastAsia="Times New Roman"/>
+        </w:rPr>
+      </w:pPr>
+      <w:r>
+        <w:rPr>
+          <w:rFonts w:eastAsia="Times New Roman"/>
+        </w:rPr>
+        <w:t xml:space="preserve">Akiko shook her head. “Probably better if I don’t,” she said. </w:t>
+      </w:r>
+    </w:p>
+    <w:p>
+      <w:pPr>
+        <w:rPr>
+          <w:rFonts w:eastAsia="Times New Roman"/>
+        </w:rPr>
+      </w:pPr>
+      <w:r>
+        <w:rPr>
+          <w:rFonts w:eastAsia="Times New Roman"/>
+        </w:rPr>
         <w:lastRenderedPageBreak/>
-        <w:t xml:space="preserve">Through the reflection in the </w:t>
-      </w:r>
-      <w:r>
-        <w:rPr>
-          <w:rFonts w:eastAsia="Times New Roman"/>
-        </w:rPr>
-        <w:t>window</w:t>
-      </w:r>
-      <w:r>
-        <w:rPr>
-          <w:rFonts w:eastAsia="Times New Roman"/>
-        </w:rPr>
-        <w:t xml:space="preserve">, </w:t>
-      </w:r>
-      <w:r>
-        <w:rPr>
-          <w:rFonts w:eastAsia="Times New Roman"/>
-        </w:rPr>
-        <w:t>she</w:t>
-      </w:r>
-      <w:r>
-        <w:rPr>
-          <w:rFonts w:eastAsia="Times New Roman"/>
-        </w:rPr>
-        <w:t xml:space="preserve"> watched Cassandra </w:t>
-      </w:r>
-      <w:r>
-        <w:rPr>
-          <w:rFonts w:eastAsia="Times New Roman"/>
-        </w:rPr>
-        <w:t>stretching on a plain white yoga mat</w:t>
-      </w:r>
-      <w:r>
-        <w:rPr>
-          <w:rFonts w:eastAsia="Times New Roman"/>
-        </w:rPr>
-        <w:t>.</w:t>
-      </w:r>
-      <w:r>
-        <w:rPr>
-          <w:rFonts w:eastAsia="Times New Roman"/>
-        </w:rPr>
-        <w:t xml:space="preserve"> </w:t>
-      </w:r>
-      <w:r>
-        <w:rPr>
-          <w:rFonts w:eastAsia="Times New Roman"/>
-        </w:rPr>
-        <w:t>Her host was remarkably lively for a woman who had woken up early two days in a row, far from the disheveled mess that Akiko expected</w:t>
-      </w:r>
-      <w:r>
-        <w:rPr>
-          <w:rFonts w:eastAsia="Times New Roman"/>
-        </w:rPr>
-        <w:t xml:space="preserve"> </w:t>
-      </w:r>
-      <w:r>
-        <w:rPr>
-          <w:rFonts w:eastAsia="Times New Roman"/>
-        </w:rPr>
-        <w:t>and, quite frankly, resembled</w:t>
-      </w:r>
-      <w:r>
-        <w:rPr>
-          <w:rFonts w:eastAsia="Times New Roman"/>
-        </w:rPr>
-        <w:t>.</w:t>
-      </w:r>
-      <w:r>
-        <w:rPr>
-          <w:rFonts w:eastAsia="Times New Roman"/>
-        </w:rPr>
-        <w:t xml:space="preserve"> </w:t>
-      </w:r>
-      <w:r>
-        <w:rPr>
-          <w:rFonts w:eastAsia="Times New Roman"/>
-        </w:rPr>
-        <w:t xml:space="preserve">There was some temptation to admire her </w:t>
-      </w:r>
-      <w:r>
-        <w:rPr>
-          <w:rFonts w:eastAsia="Times New Roman"/>
-        </w:rPr>
-        <w:t>figure</w:t>
-      </w:r>
-      <w:r>
-        <w:rPr>
-          <w:rFonts w:eastAsia="Times New Roman"/>
-        </w:rPr>
-        <w:t xml:space="preserve">, but she </w:t>
-      </w:r>
-      <w:r>
-        <w:rPr>
-          <w:rFonts w:eastAsia="Times New Roman"/>
-        </w:rPr>
-        <w:t>didn’t dare</w:t>
-      </w:r>
-      <w:r>
-        <w:rPr>
-          <w:rFonts w:eastAsia="Times New Roman"/>
-        </w:rPr>
-        <w:t xml:space="preserve"> risk </w:t>
-      </w:r>
-      <w:r>
-        <w:rPr>
-          <w:rFonts w:eastAsia="Times New Roman"/>
-        </w:rPr>
-        <w:t>crossing a line with</w:t>
-      </w:r>
-      <w:r>
-        <w:rPr>
-          <w:rFonts w:eastAsia="Times New Roman"/>
-        </w:rPr>
-        <w:t xml:space="preserve"> someone whom, she had to admit, she</w:t>
-      </w:r>
-      <w:r>
-        <w:rPr>
-          <w:rFonts w:eastAsia="Times New Roman"/>
-        </w:rPr>
-        <w:t xml:space="preserve"> </w:t>
-      </w:r>
-      <w:r>
-        <w:rPr>
-          <w:rFonts w:eastAsia="Times New Roman"/>
-        </w:rPr>
-        <w:t>barely knew</w:t>
-      </w:r>
-      <w:r>
-        <w:rPr>
-          <w:rFonts w:eastAsia="Times New Roman"/>
-        </w:rPr>
-        <w:t>.</w:t>
-      </w:r>
-    </w:p>
-    <w:p>
-      <w:pPr>
-        <w:rPr>
-          <w:rFonts w:eastAsia="Times New Roman"/>
-        </w:rPr>
-      </w:pPr>
-      <w:r>
-        <w:rPr>
-          <w:rFonts w:eastAsia="Times New Roman"/>
-        </w:rPr>
-        <w:t>Akiko</w:t>
-      </w:r>
-      <w:r>
-        <w:rPr>
-          <w:rFonts w:eastAsia="Times New Roman"/>
-        </w:rPr>
-        <w:t xml:space="preserve"> was, however, struck by just how </w:t>
-      </w:r>
-      <w:r>
-        <w:rPr>
-          <w:rFonts w:eastAsia="Times New Roman"/>
-        </w:rPr>
-        <w:t>thin</w:t>
-      </w:r>
-      <w:r>
-        <w:rPr>
-          <w:rFonts w:eastAsia="Times New Roman"/>
-        </w:rPr>
-        <w:t xml:space="preserve"> </w:t>
-      </w:r>
-      <w:r>
-        <w:rPr>
-          <w:rFonts w:eastAsia="Times New Roman"/>
-        </w:rPr>
-        <w:t>she</w:t>
-      </w:r>
-      <w:r>
-        <w:rPr>
-          <w:rFonts w:eastAsia="Times New Roman"/>
-        </w:rPr>
-        <w:t xml:space="preserve"> was. </w:t>
-      </w:r>
-      <w:r>
-        <w:rPr>
-          <w:rFonts w:eastAsia="Times New Roman"/>
-        </w:rPr>
-        <w:t xml:space="preserve">While it hadn’t been </w:t>
-      </w:r>
-      <w:r>
-        <w:rPr>
-          <w:rFonts w:eastAsia="Times New Roman"/>
-        </w:rPr>
-        <w:t>apparent</w:t>
-      </w:r>
-      <w:r>
-        <w:rPr>
-          <w:rFonts w:eastAsia="Times New Roman"/>
-        </w:rPr>
-        <w:t xml:space="preserve"> at first,</w:t>
-      </w:r>
-      <w:r>
-        <w:rPr>
-          <w:rFonts w:eastAsia="Times New Roman"/>
-        </w:rPr>
-        <w:t xml:space="preserve"> seeing her with most of her clothes off </w:t>
-      </w:r>
-      <w:r>
-        <w:rPr>
-          <w:rFonts w:eastAsia="Times New Roman"/>
-        </w:rPr>
-        <w:t xml:space="preserve">revealed a remarkably </w:t>
-      </w:r>
-      <w:r>
-        <w:rPr>
-          <w:rFonts w:eastAsia="Times New Roman"/>
-        </w:rPr>
-        <w:t>skinny</w:t>
-      </w:r>
-      <w:r>
-        <w:rPr>
-          <w:rFonts w:eastAsia="Times New Roman"/>
-        </w:rPr>
-        <w:t xml:space="preserve"> </w:t>
-      </w:r>
-      <w:r>
-        <w:rPr>
-          <w:rFonts w:eastAsia="Times New Roman"/>
-        </w:rPr>
-        <w:t>body</w:t>
-      </w:r>
-      <w:r>
-        <w:rPr>
-          <w:rFonts w:eastAsia="Times New Roman"/>
-        </w:rPr>
-        <w:t xml:space="preserve"> – not malnourished, but close to it</w:t>
-      </w:r>
-      <w:r>
-        <w:rPr>
-          <w:rFonts w:eastAsia="Times New Roman"/>
-        </w:rPr>
-        <w:t xml:space="preserve">. </w:t>
-      </w:r>
-      <w:r>
-        <w:rPr>
-          <w:rFonts w:eastAsia="Times New Roman"/>
-        </w:rPr>
-        <w:t>Akiko</w:t>
-      </w:r>
-      <w:r>
-        <w:rPr>
-          <w:rFonts w:eastAsia="Times New Roman"/>
-        </w:rPr>
-        <w:t xml:space="preserve"> </w:t>
-      </w:r>
-      <w:r>
-        <w:rPr>
-          <w:rFonts w:eastAsia="Times New Roman"/>
-        </w:rPr>
-        <w:t xml:space="preserve">wondered for a moment if </w:t>
-      </w:r>
-      <w:r>
-        <w:rPr>
-          <w:rFonts w:eastAsia="Times New Roman"/>
-        </w:rPr>
-        <w:t xml:space="preserve">Cassandra had even once eaten </w:t>
-      </w:r>
-      <w:r>
-        <w:rPr>
-          <w:rFonts w:eastAsia="Times New Roman"/>
-        </w:rPr>
-        <w:t>a full meal</w:t>
-      </w:r>
-      <w:r>
-        <w:rPr>
-          <w:rFonts w:eastAsia="Times New Roman"/>
-        </w:rPr>
-        <w:t xml:space="preserve"> in the short time they’d spent together</w:t>
-      </w:r>
-      <w:r>
-        <w:rPr>
-          <w:rFonts w:eastAsia="Times New Roman"/>
-        </w:rPr>
-        <w:t>, and quickly realized she hadn’t.</w:t>
-      </w:r>
-    </w:p>
-    <w:p>
-      <w:pPr>
-        <w:rPr>
-          <w:rFonts w:eastAsia="Times New Roman"/>
-        </w:rPr>
-      </w:pPr>
-      <w:r>
-        <w:rPr>
-          <w:rFonts w:eastAsia="Times New Roman"/>
-        </w:rPr>
-        <w:t xml:space="preserve">That being none of her business, she turned her eyes back to the </w:t>
-      </w:r>
-      <w:r>
-        <w:rPr>
-          <w:rFonts w:eastAsia="Times New Roman"/>
-        </w:rPr>
-        <w:t>world outside</w:t>
-      </w:r>
-      <w:r>
-        <w:rPr>
-          <w:rFonts w:eastAsia="Times New Roman"/>
-        </w:rPr>
-        <w:t xml:space="preserve">, though not without some lingering </w:t>
-      </w:r>
-      <w:r>
-        <w:rPr>
-          <w:rFonts w:eastAsia="Times New Roman"/>
-        </w:rPr>
-        <w:t>worries</w:t>
-      </w:r>
-      <w:r>
-        <w:rPr>
-          <w:rFonts w:eastAsia="Times New Roman"/>
-        </w:rPr>
-        <w:t xml:space="preserve"> that she didn’t dare interrogate.</w:t>
-      </w:r>
-    </w:p>
-    <w:p>
-      <w:pPr>
-        <w:rPr>
-          <w:rFonts w:eastAsia="Times New Roman"/>
-        </w:rPr>
-      </w:pPr>
-      <w:r>
-        <w:rPr>
-          <w:rFonts w:eastAsia="Times New Roman"/>
-        </w:rPr>
-        <w:t>“Do you want to shower first, or can I?” Cassandra asked once she had finished stretching.</w:t>
-      </w:r>
-    </w:p>
-    <w:p>
-      <w:pPr>
-        <w:rPr>
-          <w:rFonts w:eastAsia="Times New Roman"/>
-        </w:rPr>
-      </w:pPr>
-      <w:r>
-        <w:rPr>
-          <w:rFonts w:eastAsia="Times New Roman"/>
-        </w:rPr>
-        <w:t xml:space="preserve">“You can go. You’re the one </w:t>
-      </w:r>
-      <w:r>
-        <w:rPr>
-          <w:rFonts w:eastAsia="Times New Roman"/>
-        </w:rPr>
-        <w:t>who’s gotta head out</w:t>
-      </w:r>
-      <w:r>
-        <w:rPr>
-          <w:rFonts w:eastAsia="Times New Roman"/>
-        </w:rPr>
-        <w:t xml:space="preserve">, not me.” </w:t>
-      </w:r>
-    </w:p>
-    <w:p>
-      <w:pPr>
-        <w:rPr>
-          <w:rFonts w:eastAsia="Times New Roman"/>
-        </w:rPr>
-      </w:pPr>
-      <w:r>
-        <w:rPr>
-          <w:rFonts w:eastAsia="Times New Roman"/>
-        </w:rPr>
-        <w:t>“I thought you said you</w:t>
-      </w:r>
-      <w:r>
-        <w:rPr>
-          <w:rFonts w:eastAsia="Times New Roman"/>
-        </w:rPr>
-        <w:t xml:space="preserve">’d </w:t>
-      </w:r>
-      <w:r>
-        <w:rPr>
-          <w:rFonts w:eastAsia="Times New Roman"/>
-        </w:rPr>
-        <w:t>come see me off?”</w:t>
-      </w:r>
-    </w:p>
-    <w:p>
-      <w:pPr>
-        <w:rPr>
-          <w:rFonts w:eastAsia="Times New Roman"/>
-        </w:rPr>
-      </w:pPr>
-      <w:r>
-        <w:rPr>
-          <w:rFonts w:eastAsia="Times New Roman"/>
-        </w:rPr>
-        <w:t xml:space="preserve">Akiko shook her head. “Probably better if I don’t,” she said. </w:t>
-      </w:r>
-    </w:p>
-    <w:p>
-      <w:pPr>
-        <w:rPr>
-          <w:rFonts w:eastAsia="Times New Roman"/>
-        </w:rPr>
-      </w:pPr>
-      <w:r>
-        <w:rPr>
-          <w:rFonts w:eastAsia="Times New Roman"/>
-        </w:rPr>
         <w:t>“</w:t>
       </w:r>
       <w:r>
@@ -11246,292 +11302,286 @@
         <w:rPr>
           <w:rFonts w:eastAsia="Times New Roman"/>
         </w:rPr>
-        <w:t xml:space="preserve"> as if each act had religious significance. Once everything was done, she rinsed her hands in the sink one last time, and only then was </w:t>
-      </w:r>
+        <w:t xml:space="preserve"> as if each act had religious significance. Once everything was done, she rinsed her hands in the sink one last time, and only then was Akiko permitted to use the shower.</w:t>
+      </w:r>
+      <w:r>
+        <w:rPr>
+          <w:rFonts w:eastAsia="Times New Roman"/>
+        </w:rPr>
+        <w:t xml:space="preserve"> </w:t>
+      </w:r>
+      <w:r>
+        <w:rPr>
+          <w:rFonts w:eastAsia="Times New Roman"/>
+        </w:rPr>
+        <w:t xml:space="preserve">She took the day’s clothes in as well, </w:t>
+      </w:r>
+      <w:r>
+        <w:rPr>
+          <w:rFonts w:eastAsia="Times New Roman"/>
+        </w:rPr>
+        <w:t>so that she could change in private.</w:t>
+      </w:r>
+    </w:p>
+    <w:p>
+      <w:pPr>
+        <w:rPr>
+          <w:rFonts w:eastAsia="Times New Roman"/>
+        </w:rPr>
+      </w:pPr>
+      <w:r>
+        <w:rPr>
+          <w:rFonts w:eastAsia="Times New Roman"/>
+        </w:rPr>
+        <w:t xml:space="preserve">By the time she was done, Cassandra had </w:t>
+      </w:r>
+      <w:r>
+        <w:rPr>
+          <w:rFonts w:eastAsia="Times New Roman"/>
+        </w:rPr>
+        <w:t xml:space="preserve">also </w:t>
+      </w:r>
+      <w:r>
+        <w:rPr>
+          <w:rFonts w:eastAsia="Times New Roman"/>
+        </w:rPr>
+        <w:t>dressed herself</w:t>
+      </w:r>
+      <w:r>
+        <w:rPr>
+          <w:rFonts w:eastAsia="Times New Roman"/>
+        </w:rPr>
+        <w:t>,</w:t>
+      </w:r>
+      <w:r>
+        <w:rPr>
+          <w:rFonts w:eastAsia="Times New Roman"/>
+        </w:rPr>
+        <w:t xml:space="preserve"> having selected</w:t>
+      </w:r>
+      <w:r>
+        <w:rPr>
+          <w:rFonts w:eastAsia="Times New Roman"/>
+        </w:rPr>
+        <w:t xml:space="preserve"> a maroon blazer and slacks, and was carefully examining the talisman on the wall </w:t>
+      </w:r>
+      <w:r>
+        <w:rPr>
+          <w:rFonts w:eastAsia="Times New Roman"/>
+        </w:rPr>
+        <w:t>when</w:t>
+      </w:r>
+      <w:r>
+        <w:rPr>
+          <w:rFonts w:eastAsia="Times New Roman"/>
+        </w:rPr>
+        <w:t xml:space="preserve"> she noticed Akiko’s return.</w:t>
+      </w:r>
+    </w:p>
+    <w:p>
+      <w:pPr>
+        <w:rPr>
+          <w:rFonts w:eastAsia="Times New Roman"/>
+        </w:rPr>
+      </w:pPr>
+      <w:r>
+        <w:rPr>
+          <w:rFonts w:eastAsia="Times New Roman"/>
+        </w:rPr>
+        <w:t xml:space="preserve">“Well, don’t you look cute?” she said, gesturing towards Akiko’s </w:t>
+      </w:r>
+      <w:r>
+        <w:rPr>
+          <w:rFonts w:eastAsia="Times New Roman"/>
+        </w:rPr>
+        <w:t>vibrant</w:t>
+      </w:r>
+      <w:r>
+        <w:rPr>
+          <w:rFonts w:eastAsia="Times New Roman"/>
+        </w:rPr>
+        <w:t xml:space="preserve"> </w:t>
+      </w:r>
+      <w:r>
+        <w:rPr>
+          <w:rFonts w:eastAsia="Times New Roman"/>
+        </w:rPr>
+        <w:t>outfit.</w:t>
+      </w:r>
+    </w:p>
+    <w:p>
+      <w:pPr>
+        <w:rPr>
+          <w:rFonts w:eastAsia="Times New Roman"/>
+        </w:rPr>
+      </w:pPr>
+      <w:r>
+        <w:rPr>
+          <w:rFonts w:eastAsia="Times New Roman"/>
+        </w:rPr>
+        <w:t>“What, this? It’s literally just leggings and a tank top.”</w:t>
+      </w:r>
+    </w:p>
+    <w:p>
+      <w:pPr>
+        <w:rPr>
+          <w:rFonts w:eastAsia="Times New Roman"/>
+        </w:rPr>
+      </w:pPr>
+      <w:r>
+        <w:rPr>
+          <w:rFonts w:eastAsia="Times New Roman"/>
+        </w:rPr>
+        <w:t>“Yeah, well, the yellow suits you</w:t>
+      </w:r>
+      <w:r>
+        <w:rPr>
+          <w:rFonts w:eastAsia="Times New Roman"/>
+        </w:rPr>
+        <w:t xml:space="preserve">. </w:t>
+      </w:r>
+      <w:r>
+        <w:rPr>
+          <w:rFonts w:eastAsia="Times New Roman"/>
+        </w:rPr>
+        <w:t>Of course</w:t>
+      </w:r>
+      <w:r>
+        <w:rPr>
+          <w:rFonts w:eastAsia="Times New Roman"/>
+        </w:rPr>
+        <w:t>,</w:t>
+      </w:r>
+      <w:r>
+        <w:rPr>
+          <w:rFonts w:eastAsia="Times New Roman"/>
+        </w:rPr>
+        <w:t xml:space="preserve"> I’m sure you’d look good in anything, but it’s nice to have a little brightness on a day like today.”</w:t>
+      </w:r>
+    </w:p>
+    <w:p>
+      <w:pPr>
+        <w:rPr>
+          <w:rFonts w:eastAsia="Times New Roman"/>
+        </w:rPr>
+      </w:pPr>
+      <w:r>
+        <w:rPr>
+          <w:rFonts w:eastAsia="Times New Roman"/>
+        </w:rPr>
+        <w:t>“Glad you approve, I guess.”</w:t>
+      </w:r>
+    </w:p>
+    <w:p>
+      <w:pPr>
+        <w:rPr>
+          <w:rFonts w:eastAsia="Times New Roman"/>
+        </w:rPr>
+      </w:pPr>
+      <w:r>
+        <w:rPr>
+          <w:rFonts w:eastAsia="Times New Roman"/>
+        </w:rPr>
+        <w:t>As they spoke, Cassandra carefully removed the talisman from the wall, folded it into a neat square, and slipped it into her pocket. Although Akiko questioned her attachment to a gift from an ex-partner whose power she didn’t even believe in, she knew better than to bring it up.</w:t>
+      </w:r>
+    </w:p>
+    <w:p>
+      <w:pPr>
+        <w:rPr>
+          <w:rFonts w:eastAsia="Times New Roman"/>
+        </w:rPr>
+      </w:pPr>
+      <w:r>
+        <w:rPr>
+          <w:rFonts w:eastAsia="Times New Roman"/>
+        </w:rPr>
+        <w:t>“Anyway, before I leave, there</w:t>
+      </w:r>
+      <w:r>
+        <w:rPr>
+          <w:rFonts w:eastAsia="Times New Roman"/>
+        </w:rPr>
+        <w:t xml:space="preserve">’s something important </w:t>
+      </w:r>
+      <w:r>
+        <w:rPr>
+          <w:rFonts w:eastAsia="Times New Roman"/>
+        </w:rPr>
+        <w:t>I wanted to ask you,” Cassandra continued</w:t>
+      </w:r>
+      <w:r>
+        <w:rPr>
+          <w:rFonts w:eastAsia="Times New Roman"/>
+        </w:rPr>
+        <w:t xml:space="preserve">. The </w:t>
+      </w:r>
+      <w:r>
+        <w:rPr>
+          <w:rFonts w:eastAsia="Times New Roman"/>
+        </w:rPr>
+        <w:t>warmth</w:t>
+      </w:r>
+      <w:r>
+        <w:rPr>
+          <w:rFonts w:eastAsia="Times New Roman"/>
+        </w:rPr>
+        <w:t xml:space="preserve"> on her face had completely vanished. </w:t>
+      </w:r>
+    </w:p>
+    <w:p>
+      <w:pPr>
+        <w:rPr>
+          <w:rFonts w:eastAsia="Times New Roman"/>
+        </w:rPr>
+      </w:pPr>
+      <w:r>
+        <w:rPr>
+          <w:rFonts w:eastAsia="Times New Roman"/>
+        </w:rPr>
+        <w:t>“</w:t>
+      </w:r>
+      <w:r>
+        <w:rPr>
+          <w:rFonts w:eastAsia="Times New Roman"/>
+        </w:rPr>
+        <w:t xml:space="preserve">Oh, I see how it is. Buttering me up before you </w:t>
+      </w:r>
+      <w:r>
+        <w:rPr>
+          <w:rFonts w:eastAsia="Times New Roman"/>
+        </w:rPr>
+        <w:t>call in</w:t>
+      </w:r>
+      <w:r>
+        <w:rPr>
+          <w:rFonts w:eastAsia="Times New Roman"/>
+        </w:rPr>
+        <w:t xml:space="preserve"> a favor, huh</w:t>
+      </w:r>
+      <w:r>
+        <w:rPr>
+          <w:rFonts w:eastAsia="Times New Roman"/>
+        </w:rPr>
+        <w:t>?” Akiko</w:t>
+      </w:r>
+      <w:r>
+        <w:rPr>
+          <w:rFonts w:eastAsia="Times New Roman"/>
+        </w:rPr>
+        <w:t xml:space="preserve"> joked, trying to hide her apprehension.</w:t>
+      </w:r>
+    </w:p>
+    <w:p>
+      <w:pPr>
+        <w:rPr>
+          <w:rFonts w:eastAsia="Times New Roman"/>
+        </w:rPr>
+      </w:pPr>
       <w:r>
         <w:rPr>
           <w:rFonts w:eastAsia="Times New Roman"/>
         </w:rPr>
         <w:lastRenderedPageBreak/>
-        <w:t>Akiko permitted to use the shower.</w:t>
-      </w:r>
-      <w:r>
-        <w:rPr>
-          <w:rFonts w:eastAsia="Times New Roman"/>
-        </w:rPr>
-        <w:t xml:space="preserve"> </w:t>
-      </w:r>
-      <w:r>
-        <w:rPr>
-          <w:rFonts w:eastAsia="Times New Roman"/>
-        </w:rPr>
-        <w:t xml:space="preserve">She took the day’s clothes in as well, </w:t>
-      </w:r>
-      <w:r>
-        <w:rPr>
-          <w:rFonts w:eastAsia="Times New Roman"/>
-        </w:rPr>
-        <w:t>so that she could change in private.</w:t>
-      </w:r>
-    </w:p>
-    <w:p>
-      <w:pPr>
-        <w:rPr>
-          <w:rFonts w:eastAsia="Times New Roman"/>
-        </w:rPr>
-      </w:pPr>
-      <w:r>
-        <w:rPr>
-          <w:rFonts w:eastAsia="Times New Roman"/>
-        </w:rPr>
-        <w:t xml:space="preserve">By the time she was done, Cassandra had </w:t>
-      </w:r>
-      <w:r>
-        <w:rPr>
-          <w:rFonts w:eastAsia="Times New Roman"/>
-        </w:rPr>
-        <w:t xml:space="preserve">also </w:t>
-      </w:r>
-      <w:r>
-        <w:rPr>
-          <w:rFonts w:eastAsia="Times New Roman"/>
-        </w:rPr>
-        <w:t>dressed herself</w:t>
-      </w:r>
-      <w:r>
-        <w:rPr>
-          <w:rFonts w:eastAsia="Times New Roman"/>
-        </w:rPr>
-        <w:t>,</w:t>
-      </w:r>
-      <w:r>
-        <w:rPr>
-          <w:rFonts w:eastAsia="Times New Roman"/>
-        </w:rPr>
-        <w:t xml:space="preserve"> having selected</w:t>
-      </w:r>
-      <w:r>
-        <w:rPr>
-          <w:rFonts w:eastAsia="Times New Roman"/>
-        </w:rPr>
-        <w:t xml:space="preserve"> a maroon blazer and slacks, and was carefully examining the talisman on the wall </w:t>
-      </w:r>
-      <w:r>
-        <w:rPr>
-          <w:rFonts w:eastAsia="Times New Roman"/>
-        </w:rPr>
-        <w:t>when</w:t>
-      </w:r>
-      <w:r>
-        <w:rPr>
-          <w:rFonts w:eastAsia="Times New Roman"/>
-        </w:rPr>
-        <w:t xml:space="preserve"> she noticed Akiko’s return.</w:t>
-      </w:r>
-    </w:p>
-    <w:p>
-      <w:pPr>
-        <w:rPr>
-          <w:rFonts w:eastAsia="Times New Roman"/>
-        </w:rPr>
-      </w:pPr>
-      <w:r>
-        <w:rPr>
-          <w:rFonts w:eastAsia="Times New Roman"/>
-        </w:rPr>
-        <w:t xml:space="preserve">“Well, don’t you look cute?” she said, gesturing towards Akiko’s </w:t>
-      </w:r>
-      <w:r>
-        <w:rPr>
-          <w:rFonts w:eastAsia="Times New Roman"/>
-        </w:rPr>
-        <w:t>vibrant</w:t>
-      </w:r>
-      <w:r>
-        <w:rPr>
-          <w:rFonts w:eastAsia="Times New Roman"/>
-        </w:rPr>
-        <w:t xml:space="preserve"> </w:t>
-      </w:r>
-      <w:r>
-        <w:rPr>
-          <w:rFonts w:eastAsia="Times New Roman"/>
-        </w:rPr>
-        <w:t>outfit.</w:t>
-      </w:r>
-    </w:p>
-    <w:p>
-      <w:pPr>
-        <w:rPr>
-          <w:rFonts w:eastAsia="Times New Roman"/>
-        </w:rPr>
-      </w:pPr>
-      <w:r>
-        <w:rPr>
-          <w:rFonts w:eastAsia="Times New Roman"/>
-        </w:rPr>
-        <w:t>“What, this? It’s literally just leggings and a tank top.”</w:t>
-      </w:r>
-    </w:p>
-    <w:p>
-      <w:pPr>
-        <w:rPr>
-          <w:rFonts w:eastAsia="Times New Roman"/>
-        </w:rPr>
-      </w:pPr>
-      <w:r>
-        <w:rPr>
-          <w:rFonts w:eastAsia="Times New Roman"/>
-        </w:rPr>
-        <w:t>“Yeah, well, the yellow suits you</w:t>
-      </w:r>
-      <w:r>
-        <w:rPr>
-          <w:rFonts w:eastAsia="Times New Roman"/>
-        </w:rPr>
-        <w:t xml:space="preserve">. </w:t>
-      </w:r>
-      <w:r>
-        <w:rPr>
-          <w:rFonts w:eastAsia="Times New Roman"/>
-        </w:rPr>
-        <w:t>Of course</w:t>
-      </w:r>
-      <w:r>
-        <w:rPr>
-          <w:rFonts w:eastAsia="Times New Roman"/>
-        </w:rPr>
-        <w:t>,</w:t>
-      </w:r>
-      <w:r>
-        <w:rPr>
-          <w:rFonts w:eastAsia="Times New Roman"/>
-        </w:rPr>
-        <w:t xml:space="preserve"> I’m sure you’d look good in anything, but it’s nice to have a little brightness on a day like today.”</w:t>
-      </w:r>
-    </w:p>
-    <w:p>
-      <w:pPr>
-        <w:rPr>
-          <w:rFonts w:eastAsia="Times New Roman"/>
-        </w:rPr>
-      </w:pPr>
-      <w:r>
-        <w:rPr>
-          <w:rFonts w:eastAsia="Times New Roman"/>
-        </w:rPr>
-        <w:t>“Glad you approve, I guess.”</w:t>
-      </w:r>
-    </w:p>
-    <w:p>
-      <w:pPr>
-        <w:rPr>
-          <w:rFonts w:eastAsia="Times New Roman"/>
-        </w:rPr>
-      </w:pPr>
-      <w:r>
-        <w:rPr>
-          <w:rFonts w:eastAsia="Times New Roman"/>
-        </w:rPr>
-        <w:t>As they spoke, Cassandra carefully removed the talisman from the wall, folded it into a neat square, and slipped it into her pocket. Although Akiko questioned her attachment to a gift from an ex-partner whose power she didn’t even believe in, she knew better than to bring it up.</w:t>
-      </w:r>
-    </w:p>
-    <w:p>
-      <w:pPr>
-        <w:rPr>
-          <w:rFonts w:eastAsia="Times New Roman"/>
-        </w:rPr>
-      </w:pPr>
-      <w:r>
-        <w:rPr>
-          <w:rFonts w:eastAsia="Times New Roman"/>
-        </w:rPr>
-        <w:t>“Anyway, before I leave, there</w:t>
-      </w:r>
-      <w:r>
-        <w:rPr>
-          <w:rFonts w:eastAsia="Times New Roman"/>
-        </w:rPr>
-        <w:t xml:space="preserve">’s something important </w:t>
-      </w:r>
-      <w:r>
-        <w:rPr>
-          <w:rFonts w:eastAsia="Times New Roman"/>
-        </w:rPr>
-        <w:t>I wanted to ask you,” Cassandra continued</w:t>
-      </w:r>
-      <w:r>
-        <w:rPr>
-          <w:rFonts w:eastAsia="Times New Roman"/>
-        </w:rPr>
-        <w:t xml:space="preserve">. The </w:t>
-      </w:r>
-      <w:r>
-        <w:rPr>
-          <w:rFonts w:eastAsia="Times New Roman"/>
-        </w:rPr>
-        <w:t>warmth</w:t>
-      </w:r>
-      <w:r>
-        <w:rPr>
-          <w:rFonts w:eastAsia="Times New Roman"/>
-        </w:rPr>
-        <w:t xml:space="preserve"> on her face had completely vanished. </w:t>
-      </w:r>
-    </w:p>
-    <w:p>
-      <w:pPr>
-        <w:rPr>
-          <w:rFonts w:eastAsia="Times New Roman"/>
-        </w:rPr>
-      </w:pPr>
-      <w:r>
-        <w:rPr>
-          <w:rFonts w:eastAsia="Times New Roman"/>
-        </w:rPr>
-        <w:t>“</w:t>
-      </w:r>
-      <w:r>
-        <w:rPr>
-          <w:rFonts w:eastAsia="Times New Roman"/>
-        </w:rPr>
-        <w:t xml:space="preserve">Oh, I see how it is. Buttering me up before you </w:t>
-      </w:r>
-      <w:r>
-        <w:rPr>
-          <w:rFonts w:eastAsia="Times New Roman"/>
-        </w:rPr>
-        <w:t>call in</w:t>
-      </w:r>
-      <w:r>
-        <w:rPr>
-          <w:rFonts w:eastAsia="Times New Roman"/>
-        </w:rPr>
-        <w:t xml:space="preserve"> a favor, huh</w:t>
-      </w:r>
-      <w:r>
-        <w:rPr>
-          <w:rFonts w:eastAsia="Times New Roman"/>
-        </w:rPr>
-        <w:t>?” Akiko</w:t>
-      </w:r>
-      <w:r>
-        <w:rPr>
-          <w:rFonts w:eastAsia="Times New Roman"/>
-        </w:rPr>
-        <w:t xml:space="preserve"> joked, trying to hide her apprehension.</w:t>
-      </w:r>
-    </w:p>
-    <w:p>
-      <w:pPr>
-        <w:rPr>
-          <w:rFonts w:eastAsia="Times New Roman"/>
-        </w:rPr>
-      </w:pPr>
-      <w:r>
-        <w:rPr>
-          <w:rFonts w:eastAsia="Times New Roman"/>
-        </w:rPr>
         <w:t xml:space="preserve">Cassandra seemed </w:t>
       </w:r>
       <w:r>
@@ -11646,51 +11696,335 @@
         <w:rPr>
           <w:rFonts w:eastAsia="Times New Roman"/>
         </w:rPr>
+        <w:t xml:space="preserve">“You’re not. I’d rather send one of </w:t>
+      </w:r>
+      <w:r>
+        <w:rPr>
+          <w:rFonts w:eastAsia="Times New Roman"/>
+        </w:rPr>
+        <w:t>our</w:t>
+      </w:r>
+      <w:r>
+        <w:rPr>
+          <w:rFonts w:eastAsia="Times New Roman"/>
+        </w:rPr>
+        <w:t xml:space="preserve"> trained guards. Unfortunately, my mother’s afraid of poking the bear, and refused my request</w:t>
+      </w:r>
+      <w:r>
+        <w:rPr>
+          <w:rFonts w:eastAsia="Times New Roman"/>
+        </w:rPr>
+        <w:t xml:space="preserve"> for personnel</w:t>
+      </w:r>
+      <w:r>
+        <w:rPr>
+          <w:rFonts w:eastAsia="Times New Roman"/>
+        </w:rPr>
+        <w:t>.”</w:t>
+      </w:r>
+    </w:p>
+    <w:p>
+      <w:pPr>
+        <w:rPr>
+          <w:rFonts w:eastAsia="Times New Roman"/>
+        </w:rPr>
+      </w:pPr>
+      <w:r>
+        <w:rPr>
+          <w:rFonts w:eastAsia="Times New Roman"/>
+        </w:rPr>
+        <w:t>“</w:t>
+      </w:r>
+      <w:r>
+        <w:rPr>
+          <w:rFonts w:eastAsia="Times New Roman"/>
+        </w:rPr>
+        <w:t>And you’re</w:t>
+      </w:r>
+      <w:r>
+        <w:rPr>
+          <w:rFonts w:eastAsia="Times New Roman"/>
+        </w:rPr>
+        <w:t xml:space="preserve"> </w:t>
+      </w:r>
+      <w:r>
+        <w:rPr>
+          <w:rFonts w:eastAsia="Times New Roman"/>
+        </w:rPr>
+        <w:t>going against her orders</w:t>
+      </w:r>
+      <w:r>
+        <w:rPr>
+          <w:rFonts w:eastAsia="Times New Roman"/>
+        </w:rPr>
+        <w:t xml:space="preserve">?” </w:t>
+      </w:r>
+    </w:p>
+    <w:p>
+      <w:pPr>
+        <w:rPr>
+          <w:rFonts w:eastAsia="Times New Roman"/>
+        </w:rPr>
+      </w:pPr>
+      <w:r>
+        <w:rPr>
+          <w:rFonts w:eastAsia="Times New Roman"/>
+        </w:rPr>
+        <w:t xml:space="preserve">“Technically, she didn’t say I couldn’t do it, just that I couldn’t use company resources. She said if we’re </w:t>
+      </w:r>
+      <w:r>
+        <w:rPr>
+          <w:rFonts w:eastAsia="Times New Roman"/>
+        </w:rPr>
+        <w:t>found out</w:t>
+      </w:r>
+      <w:r>
+        <w:rPr>
+          <w:rFonts w:eastAsia="Times New Roman"/>
+        </w:rPr>
+        <w:t>, our chances of winning over Director Royce go down the drain.</w:t>
+      </w:r>
+      <w:r>
+        <w:rPr>
+          <w:rFonts w:eastAsia="Times New Roman"/>
+        </w:rPr>
+        <w:t xml:space="preserve"> Which, I admit, is a risk.”</w:t>
+      </w:r>
+    </w:p>
+    <w:p>
+      <w:pPr>
+        <w:rPr>
+          <w:rFonts w:eastAsia="Times New Roman"/>
+        </w:rPr>
+      </w:pPr>
+      <w:r>
+        <w:rPr>
+          <w:rFonts w:eastAsia="Times New Roman"/>
+        </w:rPr>
+        <w:t xml:space="preserve">“So, just don’t get caught? Great plan, and all, but I’m no </w:t>
+      </w:r>
+      <w:r>
+        <w:rPr>
+          <w:rFonts w:eastAsia="Times New Roman"/>
+        </w:rPr>
+        <w:t>cat burglar</w:t>
+      </w:r>
+      <w:r>
+        <w:rPr>
+          <w:rFonts w:eastAsia="Times New Roman"/>
+        </w:rPr>
+        <w:t xml:space="preserve">. I’m </w:t>
+      </w:r>
+      <w:r>
+        <w:rPr>
+          <w:rFonts w:eastAsia="Times New Roman"/>
+        </w:rPr>
+        <w:t>just some nobody you plucked off the street.</w:t>
+      </w:r>
+      <w:r>
+        <w:rPr>
+          <w:rFonts w:eastAsia="Times New Roman"/>
+        </w:rPr>
+        <w:t xml:space="preserve"> </w:t>
+      </w:r>
+      <w:r>
+        <w:rPr>
+          <w:rFonts w:eastAsia="Times New Roman"/>
+        </w:rPr>
+        <w:t>Worse</w:t>
+      </w:r>
+      <w:r>
+        <w:rPr>
+          <w:rFonts w:eastAsia="Times New Roman"/>
+        </w:rPr>
+        <w:t>, I’ve been detained there before, so who knows if they’ll still recognize me?”</w:t>
+      </w:r>
+    </w:p>
+    <w:p>
+      <w:pPr>
+        <w:rPr>
+          <w:rFonts w:eastAsia="Times New Roman"/>
+        </w:rPr>
+      </w:pPr>
+      <w:r>
+        <w:rPr>
+          <w:rFonts w:eastAsia="Times New Roman"/>
+        </w:rPr>
+        <w:t>“</w:t>
+      </w:r>
+      <w:r>
+        <w:rPr>
+          <w:rFonts w:eastAsia="Times New Roman"/>
+        </w:rPr>
+        <w:t xml:space="preserve">The Skywatch office in </w:t>
+      </w:r>
+      <w:r>
+        <w:rPr>
+          <w:rFonts w:eastAsia="Times New Roman"/>
+        </w:rPr>
+        <w:t>Vancouver</w:t>
+      </w:r>
+      <w:r>
+        <w:rPr>
+          <w:rFonts w:eastAsia="Times New Roman"/>
+        </w:rPr>
+        <w:t xml:space="preserve"> is a newer one, and its physical security is </w:t>
+      </w:r>
+      <w:r>
+        <w:rPr>
+          <w:rFonts w:eastAsia="Times New Roman"/>
+        </w:rPr>
+        <w:t xml:space="preserve">still </w:t>
+      </w:r>
+      <w:r>
+        <w:rPr>
+          <w:rFonts w:eastAsia="Times New Roman"/>
+        </w:rPr>
+        <w:t xml:space="preserve">pretty lax. </w:t>
+      </w:r>
+      <w:r>
+        <w:rPr>
+          <w:rFonts w:eastAsia="Times New Roman"/>
+        </w:rPr>
+        <w:t>I’ll</w:t>
+      </w:r>
+      <w:r>
+        <w:rPr>
+          <w:rFonts w:eastAsia="Times New Roman"/>
+        </w:rPr>
+        <w:t xml:space="preserve"> get you clearance to enter, then all you have to do is plug a USB drive into their network, and malware will take it from there. If we had more time, we could try a phishing scam to try and get remote access, but we don’t, so…”</w:t>
+      </w:r>
+    </w:p>
+    <w:p>
+      <w:pPr>
+        <w:rPr>
+          <w:rFonts w:eastAsia="Times New Roman"/>
+        </w:rPr>
+      </w:pPr>
+      <w:r>
+        <w:rPr>
+          <w:rFonts w:eastAsia="Times New Roman"/>
+        </w:rPr>
+        <w:t xml:space="preserve">Her </w:t>
+      </w:r>
+      <w:r>
+        <w:rPr>
+          <w:rFonts w:eastAsia="Times New Roman"/>
+        </w:rPr>
+        <w:t>scheme</w:t>
+      </w:r>
+      <w:r>
+        <w:rPr>
+          <w:rFonts w:eastAsia="Times New Roman"/>
+        </w:rPr>
+        <w:t xml:space="preserve"> sounded deceptively simple. However,</w:t>
+      </w:r>
+      <w:r>
+        <w:rPr>
+          <w:rFonts w:eastAsia="Times New Roman"/>
+        </w:rPr>
+        <w:t xml:space="preserve"> Akiko was not without a sense of self-preservation, and that </w:t>
+      </w:r>
+      <w:r>
+        <w:rPr>
+          <w:rFonts w:eastAsia="Times New Roman"/>
+        </w:rPr>
+        <w:t>sense was keen to remind her that inserting herself into company politics, by committing a crime no less, was the exact opposite of keeping her head down. Much better to live a comfy life at the Cloud Garden for as long as it took her to get back on her feet, and keep a wide berth from this nonsense.</w:t>
+      </w:r>
+    </w:p>
+    <w:p>
+      <w:pPr>
+        <w:rPr>
+          <w:rFonts w:eastAsia="Times New Roman"/>
+        </w:rPr>
+      </w:pPr>
+      <w:r>
+        <w:rPr>
+          <w:rFonts w:eastAsia="Times New Roman"/>
+        </w:rPr>
         <w:lastRenderedPageBreak/>
-        <w:t xml:space="preserve">“You’re not. I’d rather send one of </w:t>
-      </w:r>
-      <w:r>
-        <w:rPr>
-          <w:rFonts w:eastAsia="Times New Roman"/>
-        </w:rPr>
-        <w:t>our</w:t>
-      </w:r>
-      <w:r>
-        <w:rPr>
-          <w:rFonts w:eastAsia="Times New Roman"/>
-        </w:rPr>
-        <w:t xml:space="preserve"> trained guards. Unfortunately, my mother’s afraid of poking the bear, and refused my request</w:t>
-      </w:r>
-      <w:r>
-        <w:rPr>
-          <w:rFonts w:eastAsia="Times New Roman"/>
-        </w:rPr>
-        <w:t xml:space="preserve"> for personnel</w:t>
-      </w:r>
-      <w:r>
-        <w:rPr>
-          <w:rFonts w:eastAsia="Times New Roman"/>
-        </w:rPr>
-        <w:t>.”</w:t>
-      </w:r>
-    </w:p>
-    <w:p>
-      <w:pPr>
-        <w:rPr>
-          <w:rFonts w:eastAsia="Times New Roman"/>
-        </w:rPr>
-      </w:pPr>
-      <w:r>
-        <w:rPr>
-          <w:rFonts w:eastAsia="Times New Roman"/>
-        </w:rPr>
-        <w:t>“</w:t>
-      </w:r>
-      <w:r>
-        <w:rPr>
-          <w:rFonts w:eastAsia="Times New Roman"/>
-        </w:rPr>
-        <w:t>And you’re</w:t>
+        <w:t>It</w:t>
+      </w:r>
+      <w:r>
+        <w:rPr>
+          <w:rFonts w:eastAsia="Times New Roman"/>
+        </w:rPr>
+        <w:t xml:space="preserve"> was time to test Cassandra’s honesty.</w:t>
+      </w:r>
+    </w:p>
+    <w:p>
+      <w:pPr>
+        <w:rPr>
+          <w:rFonts w:eastAsia="Times New Roman"/>
+        </w:rPr>
+      </w:pPr>
+      <w:r>
+        <w:rPr>
+          <w:rFonts w:eastAsia="Times New Roman"/>
+        </w:rPr>
+        <w:t>“I’m sorry, I can’t do that,” Akiko said. “</w:t>
+      </w:r>
+      <w:r>
+        <w:rPr>
+          <w:rFonts w:eastAsia="Times New Roman"/>
+        </w:rPr>
+        <w:t>I’ve nearly been arrested, like, twice in the past week, so I’m not gonna commit an actual crime and give these dickheads another reason to come after me.”</w:t>
+      </w:r>
+    </w:p>
+    <w:p>
+      <w:pPr>
+        <w:rPr>
+          <w:rFonts w:eastAsia="Times New Roman"/>
+        </w:rPr>
+      </w:pPr>
+      <w:r>
+        <w:rPr>
+          <w:rFonts w:eastAsia="Times New Roman"/>
+        </w:rPr>
+        <w:t xml:space="preserve">She expected Cassandra to be angry, to renege on </w:t>
+      </w:r>
+      <w:r>
+        <w:rPr>
+          <w:rFonts w:eastAsia="Times New Roman"/>
+        </w:rPr>
+        <w:t>their agreement</w:t>
+      </w:r>
+      <w:r>
+        <w:rPr>
+          <w:rFonts w:eastAsia="Times New Roman"/>
+        </w:rPr>
+        <w:t xml:space="preserve"> and throw her out on the street, but that didn’t happen. Instead, </w:t>
+      </w:r>
+      <w:r>
+        <w:rPr>
+          <w:rFonts w:eastAsia="Times New Roman"/>
+        </w:rPr>
+        <w:t xml:space="preserve">to her surprise, </w:t>
+      </w:r>
+      <w:r>
+        <w:rPr>
+          <w:rFonts w:eastAsia="Times New Roman"/>
+        </w:rPr>
+        <w:t xml:space="preserve">she was treated with </w:t>
+      </w:r>
+      <w:r>
+        <w:rPr>
+          <w:rFonts w:eastAsia="Times New Roman"/>
+        </w:rPr>
+        <w:t>nothing more than a respectful nod.</w:t>
+      </w:r>
+    </w:p>
+    <w:p>
+      <w:pPr>
+        <w:rPr>
+          <w:rFonts w:eastAsia="Times New Roman"/>
+        </w:rPr>
+      </w:pPr>
+      <w:r>
+        <w:rPr>
+          <w:rFonts w:eastAsia="Times New Roman"/>
+        </w:rPr>
+        <w:t>“Very well. I hope I haven’t overstepped any boundaries by asking,” Cassandra said.</w:t>
       </w:r>
       <w:r>
         <w:rPr>
@@ -11702,290 +12036,6 @@
         <w:rPr>
           <w:rFonts w:eastAsia="Times New Roman"/>
         </w:rPr>
-        <w:t>going against her orders</w:t>
-      </w:r>
-      <w:r>
-        <w:rPr>
-          <w:rFonts w:eastAsia="Times New Roman"/>
-        </w:rPr>
-        <w:t xml:space="preserve">?” </w:t>
-      </w:r>
-    </w:p>
-    <w:p>
-      <w:pPr>
-        <w:rPr>
-          <w:rFonts w:eastAsia="Times New Roman"/>
-        </w:rPr>
-      </w:pPr>
-      <w:r>
-        <w:rPr>
-          <w:rFonts w:eastAsia="Times New Roman"/>
-        </w:rPr>
-        <w:t xml:space="preserve">“Technically, she didn’t say I couldn’t do it, just that I couldn’t use company resources. She said if we’re </w:t>
-      </w:r>
-      <w:r>
-        <w:rPr>
-          <w:rFonts w:eastAsia="Times New Roman"/>
-        </w:rPr>
-        <w:t>found out</w:t>
-      </w:r>
-      <w:r>
-        <w:rPr>
-          <w:rFonts w:eastAsia="Times New Roman"/>
-        </w:rPr>
-        <w:t>, our chances of winning over Director Royce go down the drain.</w:t>
-      </w:r>
-      <w:r>
-        <w:rPr>
-          <w:rFonts w:eastAsia="Times New Roman"/>
-        </w:rPr>
-        <w:t xml:space="preserve"> Which, I admit, is a risk.”</w:t>
-      </w:r>
-    </w:p>
-    <w:p>
-      <w:pPr>
-        <w:rPr>
-          <w:rFonts w:eastAsia="Times New Roman"/>
-        </w:rPr>
-      </w:pPr>
-      <w:r>
-        <w:rPr>
-          <w:rFonts w:eastAsia="Times New Roman"/>
-        </w:rPr>
-        <w:t xml:space="preserve">“So, just don’t get caught? Great plan, and all, but I’m no </w:t>
-      </w:r>
-      <w:r>
-        <w:rPr>
-          <w:rFonts w:eastAsia="Times New Roman"/>
-        </w:rPr>
-        <w:t>cat burglar</w:t>
-      </w:r>
-      <w:r>
-        <w:rPr>
-          <w:rFonts w:eastAsia="Times New Roman"/>
-        </w:rPr>
-        <w:t xml:space="preserve">. I’m </w:t>
-      </w:r>
-      <w:r>
-        <w:rPr>
-          <w:rFonts w:eastAsia="Times New Roman"/>
-        </w:rPr>
-        <w:t>just some nobody you plucked off the street.</w:t>
-      </w:r>
-      <w:r>
-        <w:rPr>
-          <w:rFonts w:eastAsia="Times New Roman"/>
-        </w:rPr>
-        <w:t xml:space="preserve"> </w:t>
-      </w:r>
-      <w:r>
-        <w:rPr>
-          <w:rFonts w:eastAsia="Times New Roman"/>
-        </w:rPr>
-        <w:t>Worse</w:t>
-      </w:r>
-      <w:r>
-        <w:rPr>
-          <w:rFonts w:eastAsia="Times New Roman"/>
-        </w:rPr>
-        <w:t>, I’ve been detained there before, so who knows if they’ll still recognize me?”</w:t>
-      </w:r>
-    </w:p>
-    <w:p>
-      <w:pPr>
-        <w:rPr>
-          <w:rFonts w:eastAsia="Times New Roman"/>
-        </w:rPr>
-      </w:pPr>
-      <w:r>
-        <w:rPr>
-          <w:rFonts w:eastAsia="Times New Roman"/>
-        </w:rPr>
-        <w:t>“</w:t>
-      </w:r>
-      <w:r>
-        <w:rPr>
-          <w:rFonts w:eastAsia="Times New Roman"/>
-        </w:rPr>
-        <w:t xml:space="preserve">The Skywatch office in </w:t>
-      </w:r>
-      <w:r>
-        <w:rPr>
-          <w:rFonts w:eastAsia="Times New Roman"/>
-        </w:rPr>
-        <w:t>Vancouver</w:t>
-      </w:r>
-      <w:r>
-        <w:rPr>
-          <w:rFonts w:eastAsia="Times New Roman"/>
-        </w:rPr>
-        <w:t xml:space="preserve"> is a newer one, and its physical security is </w:t>
-      </w:r>
-      <w:r>
-        <w:rPr>
-          <w:rFonts w:eastAsia="Times New Roman"/>
-        </w:rPr>
-        <w:t xml:space="preserve">still </w:t>
-      </w:r>
-      <w:r>
-        <w:rPr>
-          <w:rFonts w:eastAsia="Times New Roman"/>
-        </w:rPr>
-        <w:t xml:space="preserve">pretty lax. </w:t>
-      </w:r>
-      <w:r>
-        <w:rPr>
-          <w:rFonts w:eastAsia="Times New Roman"/>
-        </w:rPr>
-        <w:t>I’ll</w:t>
-      </w:r>
-      <w:r>
-        <w:rPr>
-          <w:rFonts w:eastAsia="Times New Roman"/>
-        </w:rPr>
-        <w:t xml:space="preserve"> get you clearance to enter, then all you have to do is plug a USB drive into their network, and malware will take it from there. If we had more time, we could try a phishing scam to try and get remote access, but we don’t, so…”</w:t>
-      </w:r>
-    </w:p>
-    <w:p>
-      <w:pPr>
-        <w:rPr>
-          <w:rFonts w:eastAsia="Times New Roman"/>
-        </w:rPr>
-      </w:pPr>
-      <w:r>
-        <w:rPr>
-          <w:rFonts w:eastAsia="Times New Roman"/>
-        </w:rPr>
-        <w:t xml:space="preserve">Her </w:t>
-      </w:r>
-      <w:r>
-        <w:rPr>
-          <w:rFonts w:eastAsia="Times New Roman"/>
-        </w:rPr>
-        <w:t>scheme</w:t>
-      </w:r>
-      <w:r>
-        <w:rPr>
-          <w:rFonts w:eastAsia="Times New Roman"/>
-        </w:rPr>
-        <w:t xml:space="preserve"> sounded deceptively simple. However,</w:t>
-      </w:r>
-      <w:r>
-        <w:rPr>
-          <w:rFonts w:eastAsia="Times New Roman"/>
-        </w:rPr>
-        <w:t xml:space="preserve"> Akiko was not without a sense of self-preservation, and that </w:t>
-      </w:r>
-      <w:r>
-        <w:rPr>
-          <w:rFonts w:eastAsia="Times New Roman"/>
-        </w:rPr>
-        <w:t>sense was keen to remind her that inserting herself into company politics, by committing a crime no less, was the exact opposite of keeping her head down. Much better to live a comfy life at the Cloud Garden for as long as it took her to get back on her feet, and keep a wide berth from this nonsense.</w:t>
-      </w:r>
-    </w:p>
-    <w:p>
-      <w:pPr>
-        <w:rPr>
-          <w:rFonts w:eastAsia="Times New Roman"/>
-        </w:rPr>
-      </w:pPr>
-      <w:r>
-        <w:rPr>
-          <w:rFonts w:eastAsia="Times New Roman"/>
-        </w:rPr>
-        <w:t>It</w:t>
-      </w:r>
-      <w:r>
-        <w:rPr>
-          <w:rFonts w:eastAsia="Times New Roman"/>
-        </w:rPr>
-        <w:t xml:space="preserve"> was time to test Cassandra’s honesty.</w:t>
-      </w:r>
-    </w:p>
-    <w:p>
-      <w:pPr>
-        <w:rPr>
-          <w:rFonts w:eastAsia="Times New Roman"/>
-        </w:rPr>
-      </w:pPr>
-      <w:r>
-        <w:rPr>
-          <w:rFonts w:eastAsia="Times New Roman"/>
-        </w:rPr>
-        <w:t>“I’m sorry, I can’t do that,” Akiko said. “</w:t>
-      </w:r>
-      <w:r>
-        <w:rPr>
-          <w:rFonts w:eastAsia="Times New Roman"/>
-        </w:rPr>
-        <w:t>I’ve nearly been arrested, like, twice in the past week, so I’m not gonna commit an actual crime and give these dickheads another reason to come after me.”</w:t>
-      </w:r>
-    </w:p>
-    <w:p>
-      <w:pPr>
-        <w:rPr>
-          <w:rFonts w:eastAsia="Times New Roman"/>
-        </w:rPr>
-      </w:pPr>
-      <w:r>
-        <w:rPr>
-          <w:rFonts w:eastAsia="Times New Roman"/>
-        </w:rPr>
-        <w:t xml:space="preserve">She expected Cassandra to be angry, to renege on </w:t>
-      </w:r>
-      <w:r>
-        <w:rPr>
-          <w:rFonts w:eastAsia="Times New Roman"/>
-        </w:rPr>
-        <w:t>their agreement</w:t>
-      </w:r>
-      <w:r>
-        <w:rPr>
-          <w:rFonts w:eastAsia="Times New Roman"/>
-        </w:rPr>
-        <w:t xml:space="preserve"> and throw her out on the street, but that didn’t happen. Instead, </w:t>
-      </w:r>
-      <w:r>
-        <w:rPr>
-          <w:rFonts w:eastAsia="Times New Roman"/>
-        </w:rPr>
-        <w:t xml:space="preserve">to her surprise, </w:t>
-      </w:r>
-      <w:r>
-        <w:rPr>
-          <w:rFonts w:eastAsia="Times New Roman"/>
-        </w:rPr>
-        <w:t xml:space="preserve">she was treated with </w:t>
-      </w:r>
-      <w:r>
-        <w:rPr>
-          <w:rFonts w:eastAsia="Times New Roman"/>
-        </w:rPr>
-        <w:t>nothing more than a respectful nod.</w:t>
-      </w:r>
-    </w:p>
-    <w:p>
-      <w:pPr>
-        <w:rPr>
-          <w:rFonts w:eastAsia="Times New Roman"/>
-        </w:rPr>
-      </w:pPr>
-      <w:r>
-        <w:rPr>
-          <w:rFonts w:eastAsia="Times New Roman"/>
-        </w:rPr>
-        <w:t>“Very well. I hope I haven’t overstepped any boundaries by asking,” Cassandra said.</w:t>
-      </w:r>
-      <w:r>
-        <w:rPr>
-          <w:rFonts w:eastAsia="Times New Roman"/>
-        </w:rPr>
-        <w:t xml:space="preserve"> </w:t>
-      </w:r>
-      <w:r>
-        <w:rPr>
-          <w:rFonts w:eastAsia="Times New Roman"/>
-        </w:rPr>
         <w:t>As she spoke, she</w:t>
       </w:r>
       <w:r>
@@ -12023,7 +12073,6 @@
         <w:rPr>
           <w:rFonts w:eastAsia="Times New Roman"/>
         </w:rPr>
-        <w:lastRenderedPageBreak/>
         <w:t xml:space="preserve">“What’s this?” Akiko asked as </w:t>
       </w:r>
       <w:r>
@@ -12317,12 +12366,14 @@
         </w:rPr>
         <w:t xml:space="preserve"> luxury airliner did </w:t>
       </w:r>
+      <w:proofErr w:type="gramStart"/>
       <w:r>
         <w:rPr>
           <w:rFonts w:eastAsia="Times New Roman"/>
         </w:rPr>
         <w:t>it</w:t>
       </w:r>
+      <w:proofErr w:type="gramEnd"/>
       <w:r>
         <w:rPr>
           <w:rFonts w:eastAsia="Times New Roman"/>
@@ -12382,7 +12433,6 @@
         <w:rPr>
           <w:rFonts w:eastAsia="Times New Roman"/>
         </w:rPr>
-        <w:lastRenderedPageBreak/>
         <w:t xml:space="preserve">While the delegation awaited permission to board, they watched the branch staff load supplies onto the </w:t>
       </w:r>
       <w:r>
@@ -12675,6 +12725,7 @@
         <w:rPr>
           <w:rFonts w:eastAsia="Times New Roman"/>
         </w:rPr>
+        <w:lastRenderedPageBreak/>
         <w:t>“</w:t>
       </w:r>
       <w:r>

--- a/Peregrine 2020.docx
+++ b/Peregrine 2020.docx
@@ -1647,15 +1647,7 @@
         <w:t>Speaking of, t</w:t>
       </w:r>
       <w:r>
-        <w:t xml:space="preserve">hat scent you’re wearing is </w:t>
-      </w:r>
-      <w:proofErr w:type="gramStart"/>
-      <w:r>
-        <w:t>real</w:t>
-      </w:r>
-      <w:proofErr w:type="gramEnd"/>
-      <w:r>
-        <w:t xml:space="preserve"> nice,” </w:t>
+        <w:t xml:space="preserve">hat scent you’re wearing is real nice,” </w:t>
       </w:r>
       <w:r>
         <w:t>she</w:t>
@@ -2113,15 +2105,7 @@
         <w:t xml:space="preserve"> </w:t>
       </w:r>
       <w:r>
-        <w:t xml:space="preserve">If Dr. Fairchild hadn’t invited me on this </w:t>
-      </w:r>
-      <w:proofErr w:type="gramStart"/>
-      <w:r>
-        <w:t>trip</w:t>
-      </w:r>
-      <w:proofErr w:type="gramEnd"/>
-      <w:r>
-        <w:t xml:space="preserve"> I think I might have literally </w:t>
+        <w:t xml:space="preserve">If Dr. Fairchild hadn’t invited me on this trip I think I might have literally </w:t>
       </w:r>
       <w:r>
         <w:t>turned to</w:t>
@@ -2428,18 +2412,10 @@
     </w:p>
     <w:p>
       <w:r>
-        <w:t>“</w:t>
-      </w:r>
-      <w:proofErr w:type="spellStart"/>
-      <w:r>
-        <w:t>Corpo</w:t>
-      </w:r>
-      <w:r>
-        <w:t>s</w:t>
-      </w:r>
-      <w:proofErr w:type="spellEnd"/>
-      <w:r>
-        <w:t xml:space="preserve"> </w:t>
+        <w:t>“Corpo</w:t>
+      </w:r>
+      <w:r>
+        <w:t xml:space="preserve">s </w:t>
       </w:r>
       <w:r>
         <w:t xml:space="preserve">are assholes, what else is new? </w:t>
@@ -2658,13 +2634,8 @@
       <w:r>
         <w:t xml:space="preserve">? </w:t>
       </w:r>
-      <w:proofErr w:type="gramStart"/>
-      <w:r>
-        <w:t>Sure</w:t>
-      </w:r>
-      <w:proofErr w:type="gramEnd"/>
-      <w:r>
-        <w:t xml:space="preserve"> didn’t</w:t>
+      <w:r>
+        <w:t>Sure didn’t</w:t>
       </w:r>
       <w:r>
         <w:t xml:space="preserve"> expect to see you here.</w:t>
@@ -5416,7 +5387,31 @@
         <w:rPr>
           <w:lang w:eastAsia="ja-JP"/>
         </w:rPr>
-        <w:t xml:space="preserve">“She says he was his mentor and they were just reminiscing about the good old days, or some such banality, but </w:t>
+        <w:t xml:space="preserve">“She says he was </w:t>
+      </w:r>
+      <w:r>
+        <w:rPr>
+          <w:lang w:eastAsia="ja-JP"/>
+        </w:rPr>
+        <w:t>her</w:t>
+      </w:r>
+      <w:r>
+        <w:rPr>
+          <w:lang w:eastAsia="ja-JP"/>
+        </w:rPr>
+        <w:t xml:space="preserve"> mentor</w:t>
+      </w:r>
+      <w:r>
+        <w:rPr>
+          <w:lang w:eastAsia="ja-JP"/>
+        </w:rPr>
+        <w:t>,</w:t>
+      </w:r>
+      <w:r>
+        <w:rPr>
+          <w:lang w:eastAsia="ja-JP"/>
+        </w:rPr>
+        <w:t xml:space="preserve"> and they were just reminiscing about the good old days, or some such, but </w:t>
       </w:r>
       <w:r>
         <w:rPr>
@@ -6081,7 +6076,13 @@
         <w:rPr>
           <w:lang w:eastAsia="ja-JP"/>
         </w:rPr>
-        <w:t>want to use her for our little project</w:t>
+        <w:t>think you can</w:t>
+      </w:r>
+      <w:r>
+        <w:rPr>
+          <w:lang w:eastAsia="ja-JP"/>
+        </w:rPr>
+        <w:t xml:space="preserve"> use her for our little project</w:t>
       </w:r>
       <w:r>
         <w:rPr>
@@ -6304,13 +6305,13 @@
         <w:rPr>
           <w:lang w:eastAsia="ja-JP"/>
         </w:rPr>
-        <w:t>Oh</w:t>
-      </w:r>
-      <w:r>
-        <w:rPr>
-          <w:lang w:eastAsia="ja-JP"/>
-        </w:rPr>
-        <w:t xml:space="preserve"> hey, chief. Nice to see you again</w:t>
+        <w:t>Hey</w:t>
+      </w:r>
+      <w:r>
+        <w:rPr>
+          <w:lang w:eastAsia="ja-JP"/>
+        </w:rPr>
+        <w:t>, chief. Nice to see you again</w:t>
       </w:r>
       <w:r>
         <w:rPr>
@@ -6365,13 +6366,13 @@
         <w:rPr>
           <w:lang w:eastAsia="ja-JP"/>
         </w:rPr>
-        <w:t>“It’s pure serendipity, I assure you.</w:t>
-      </w:r>
-      <w:r>
-        <w:rPr>
-          <w:lang w:eastAsia="ja-JP"/>
-        </w:rPr>
-        <w:t xml:space="preserve"> Anyway, I hope you’ve been well.</w:t>
+        <w:t>“It’s pure serendipity, I assure you</w:t>
+      </w:r>
+      <w:r>
+        <w:rPr>
+          <w:lang w:eastAsia="ja-JP"/>
+        </w:rPr>
+        <w:t>.</w:t>
       </w:r>
       <w:r>
         <w:rPr>
@@ -6402,7 +6403,13 @@
         <w:rPr>
           <w:lang w:eastAsia="ja-JP"/>
         </w:rPr>
-        <w:t xml:space="preserve"> pretty good</w:t>
+        <w:t xml:space="preserve"> </w:t>
+      </w:r>
+      <w:r>
+        <w:rPr>
+          <w:lang w:eastAsia="ja-JP"/>
+        </w:rPr>
+        <w:t>okay</w:t>
       </w:r>
       <w:r>
         <w:rPr>
@@ -8781,21 +8788,7 @@
         <w:rPr>
           <w:rFonts w:eastAsia="Times New Roman"/>
         </w:rPr>
-        <w:t xml:space="preserve">“That so? It’s funny, </w:t>
-      </w:r>
-      <w:proofErr w:type="gramStart"/>
-      <w:r>
-        <w:rPr>
-          <w:rFonts w:eastAsia="Times New Roman"/>
-        </w:rPr>
-        <w:t>cause</w:t>
-      </w:r>
-      <w:proofErr w:type="gramEnd"/>
-      <w:r>
-        <w:rPr>
-          <w:rFonts w:eastAsia="Times New Roman"/>
-        </w:rPr>
-        <w:t xml:space="preserve"> I actually have something similar back at my place. Don’t even remember where I got it, but y’know, it was pretty, so I left it up.”</w:t>
+        <w:t>“That so? It’s funny, cause I actually have something similar back at my place. Don’t even remember where I got it, but y’know, it was pretty, so I left it up.”</w:t>
       </w:r>
     </w:p>
     <w:p>
@@ -8899,21 +8892,7 @@
         <w:rPr>
           <w:rFonts w:eastAsia="Times New Roman"/>
         </w:rPr>
-        <w:t xml:space="preserve">“I don’t know. I’ll think about it. Anyway, I can’t stick around much longer, </w:t>
-      </w:r>
-      <w:proofErr w:type="spellStart"/>
-      <w:r>
-        <w:rPr>
-          <w:rFonts w:eastAsia="Times New Roman"/>
-        </w:rPr>
-        <w:t>‘cause</w:t>
-      </w:r>
-      <w:proofErr w:type="spellEnd"/>
-      <w:r>
-        <w:rPr>
-          <w:rFonts w:eastAsia="Times New Roman"/>
-        </w:rPr>
-        <w:t xml:space="preserve"> the meeting will be starting shortly, but feel free to make yourself at home. Help yourself to the pantry or fridge if you’re hungry, and call me if you need anything, okay?”</w:t>
+        <w:t>“I don’t know. I’ll think about it. Anyway, I can’t stick around much longer, ‘cause the meeting will be starting shortly, but feel free to make yourself at home. Help yourself to the pantry or fridge if you’re hungry, and call me if you need anything, okay?”</w:t>
       </w:r>
     </w:p>
     <w:p>
@@ -9163,21 +9142,7 @@
         <w:rPr>
           <w:rFonts w:eastAsia="Times New Roman"/>
         </w:rPr>
-        <w:t>“</w:t>
-      </w:r>
-      <w:proofErr w:type="gramStart"/>
-      <w:r>
-        <w:rPr>
-          <w:rFonts w:eastAsia="Times New Roman"/>
-        </w:rPr>
-        <w:t>So</w:t>
-      </w:r>
-      <w:proofErr w:type="gramEnd"/>
-      <w:r>
-        <w:rPr>
-          <w:rFonts w:eastAsia="Times New Roman"/>
-        </w:rPr>
-        <w:t xml:space="preserve"> you agree with the union’s plans to strike, then</w:t>
+        <w:t>“So you agree with the union’s plans to strike, then</w:t>
       </w:r>
       <w:r>
         <w:rPr>
@@ -9581,21 +9546,7 @@
         <w:rPr>
           <w:rFonts w:eastAsia="Times New Roman"/>
         </w:rPr>
-        <w:t xml:space="preserve">“Akiko Miura, of course. Cassie’s been acting </w:t>
-      </w:r>
-      <w:proofErr w:type="gramStart"/>
-      <w:r>
-        <w:rPr>
-          <w:rFonts w:eastAsia="Times New Roman"/>
-        </w:rPr>
-        <w:t>real</w:t>
-      </w:r>
-      <w:proofErr w:type="gramEnd"/>
-      <w:r>
-        <w:rPr>
-          <w:rFonts w:eastAsia="Times New Roman"/>
-        </w:rPr>
-        <w:t xml:space="preserve"> sweet on her, buttering her up so that she’ll do us a </w:t>
+        <w:t xml:space="preserve">“Akiko Miura, of course. Cassie’s been acting real sweet on her, buttering her up so that she’ll do us a </w:t>
       </w:r>
       <w:r>
         <w:rPr>
@@ -11061,21 +11012,7 @@
         <w:rPr>
           <w:rFonts w:eastAsia="Times New Roman"/>
         </w:rPr>
-        <w:t xml:space="preserve">who’s </w:t>
-      </w:r>
-      <w:proofErr w:type="spellStart"/>
-      <w:r>
-        <w:rPr>
-          <w:rFonts w:eastAsia="Times New Roman"/>
-        </w:rPr>
-        <w:t>gotta</w:t>
-      </w:r>
-      <w:proofErr w:type="spellEnd"/>
-      <w:r>
-        <w:rPr>
-          <w:rFonts w:eastAsia="Times New Roman"/>
-        </w:rPr>
-        <w:t xml:space="preserve"> head out</w:t>
+        <w:t>who’s gotta head out</w:t>
       </w:r>
       <w:r>
         <w:rPr>
@@ -12366,14 +12303,12 @@
         </w:rPr>
         <w:t xml:space="preserve"> luxury airliner did </w:t>
       </w:r>
-      <w:proofErr w:type="gramStart"/>
       <w:r>
         <w:rPr>
           <w:rFonts w:eastAsia="Times New Roman"/>
         </w:rPr>
         <w:t>it</w:t>
       </w:r>
-      <w:proofErr w:type="gramEnd"/>
       <w:r>
         <w:rPr>
           <w:rFonts w:eastAsia="Times New Roman"/>

--- a/Peregrine 2020.docx
+++ b/Peregrine 2020.docx
@@ -3144,31 +3144,13 @@
         <w:t>!</w:t>
       </w:r>
       <w:r>
-        <w:t xml:space="preserve"> And it goes without saying that </w:t>
-      </w:r>
-      <w:r>
-        <w:t>this stays between you and me</w:t>
-      </w:r>
-      <w:r>
-        <w:t xml:space="preserve"> – I’m sure </w:t>
-      </w:r>
-      <w:r>
-        <w:t xml:space="preserve">your </w:t>
-      </w:r>
-      <w:r>
-        <w:t xml:space="preserve">work </w:t>
-      </w:r>
-      <w:r>
-        <w:t>friends are</w:t>
-      </w:r>
-      <w:r>
-        <w:t xml:space="preserve"> good people, but </w:t>
-      </w:r>
-      <w:r>
-        <w:t xml:space="preserve">they’re understandably suspicious of </w:t>
-      </w:r>
-      <w:r>
-        <w:t>me and mine.”</w:t>
+        <w:t xml:space="preserve"> </w:t>
+      </w:r>
+      <w:r>
+        <w:t>I’ll be returning to Vancouver on my own after the conference, so we can easily keep in touch. I look forward to hearing from you</w:t>
+      </w:r>
+      <w:r>
+        <w:t>.”</w:t>
       </w:r>
     </w:p>
     <w:p>
@@ -3267,6 +3249,9 @@
       </w:r>
       <w:r>
         <w:t>I interned for him way back in uni, so we were just catching up</w:t>
+      </w:r>
+      <w:r>
+        <w:t>, is all</w:t>
       </w:r>
       <w:r>
         <w:t xml:space="preserve">. May I?” Akiko pointed to the bag of candy, which </w:t>
@@ -5448,39 +5433,21 @@
         <w:rPr>
           <w:lang w:eastAsia="ja-JP"/>
         </w:rPr>
-        <w:t>“If he was on the train, that means he’s here tonight, too</w:t>
-      </w:r>
-      <w:r>
-        <w:rPr>
-          <w:lang w:eastAsia="ja-JP"/>
-        </w:rPr>
-        <w:t>. No doubt spinning whatever Ms. Miura told him into ammo for the VSI,</w:t>
-      </w:r>
-      <w:r>
-        <w:rPr>
-          <w:lang w:eastAsia="ja-JP"/>
-        </w:rPr>
-        <w:t xml:space="preserve">” </w:t>
-      </w:r>
-      <w:r>
-        <w:rPr>
-          <w:lang w:eastAsia="ja-JP"/>
-        </w:rPr>
-        <w:t>Shufen</w:t>
-      </w:r>
-      <w:r>
-        <w:rPr>
-          <w:lang w:eastAsia="ja-JP"/>
-        </w:rPr>
-        <w:t xml:space="preserve"> said.</w:t>
-      </w:r>
-    </w:p>
-    <w:p>
-      <w:pPr>
-        <w:rPr>
-          <w:lang w:eastAsia="ja-JP"/>
-        </w:rPr>
-      </w:pPr>
+        <w:t>“I did hear tell that he’s staying somewhere in Vancouver now. Whatever game he’s playing, he expects it to be a long one,” Jackson said.</w:t>
+      </w:r>
+    </w:p>
+    <w:p>
+      <w:pPr>
+        <w:rPr>
+          <w:lang w:eastAsia="ja-JP"/>
+        </w:rPr>
+      </w:pPr>
+      <w:r>
+        <w:rPr>
+          <w:lang w:eastAsia="ja-JP"/>
+        </w:rPr>
+        <w:t xml:space="preserve">Shufen sighed. </w:t>
+      </w:r>
       <w:r>
         <w:rPr>
           <w:lang w:eastAsia="ja-JP"/>
@@ -5491,32 +5458,7 @@
         <w:rPr>
           <w:lang w:eastAsia="ja-JP"/>
         </w:rPr>
-        <w:t>We don’t know that yet.”</w:t>
-      </w:r>
-    </w:p>
-    <w:p>
-      <w:pPr>
-        <w:rPr>
-          <w:lang w:eastAsia="ja-JP"/>
-        </w:rPr>
-      </w:pPr>
-      <w:r>
-        <w:rPr>
-          <w:lang w:eastAsia="ja-JP"/>
-        </w:rPr>
-        <w:t xml:space="preserve">Shufen sighed. </w:t>
-      </w:r>
-      <w:r>
-        <w:rPr>
-          <w:lang w:eastAsia="ja-JP"/>
-        </w:rPr>
-        <w:t>“</w:t>
-      </w:r>
-      <w:r>
-        <w:rPr>
-          <w:lang w:eastAsia="ja-JP"/>
-        </w:rPr>
-        <w:t xml:space="preserve">You’re not wrong. He could be doing any number of things, and that’s what worries me. We’ll just have to deal with him later, and focus on the things we </w:t>
+        <w:t xml:space="preserve">He could be doing any number of things, and that’s what worries me. We’ll just have to deal with him later, and focus on the things we </w:t>
       </w:r>
       <w:r>
         <w:rPr>
@@ -5580,32 +5522,58 @@
         <w:rPr>
           <w:lang w:eastAsia="ja-JP"/>
         </w:rPr>
+        <w:t>“No, I trust your judgement.</w:t>
+      </w:r>
+      <w:r>
+        <w:rPr>
+          <w:lang w:eastAsia="ja-JP"/>
+        </w:rPr>
+        <w:t xml:space="preserve"> What matters most is that we </w:t>
+      </w:r>
+      <w:r>
+        <w:rPr>
+          <w:i/>
+          <w:iCs/>
+          <w:lang w:eastAsia="ja-JP"/>
+        </w:rPr>
+        <w:t>look</w:t>
+      </w:r>
+      <w:r>
+        <w:rPr>
+          <w:lang w:eastAsia="ja-JP"/>
+        </w:rPr>
+        <w:t xml:space="preserve"> like we’re taking care of</w:t>
+      </w:r>
+      <w:r>
+        <w:rPr>
+          <w:lang w:eastAsia="ja-JP"/>
+        </w:rPr>
+        <w:t xml:space="preserve"> the problem</w:t>
+      </w:r>
+      <w:r>
+        <w:rPr>
+          <w:lang w:eastAsia="ja-JP"/>
+        </w:rPr>
+        <w:t>.</w:t>
+      </w:r>
+      <w:r>
+        <w:rPr>
+          <w:lang w:eastAsia="ja-JP"/>
+        </w:rPr>
+        <w:t>”</w:t>
+      </w:r>
+    </w:p>
+    <w:p>
+      <w:pPr>
+        <w:rPr>
+          <w:lang w:eastAsia="ja-JP"/>
+        </w:rPr>
+      </w:pPr>
+      <w:r>
+        <w:rPr>
+          <w:lang w:eastAsia="ja-JP"/>
+        </w:rPr>
         <w:lastRenderedPageBreak/>
-        <w:t>“No, I trust your judgement.</w:t>
-      </w:r>
-      <w:r>
-        <w:rPr>
-          <w:lang w:eastAsia="ja-JP"/>
-        </w:rPr>
-        <w:t xml:space="preserve"> What matters most is that we look like we’re taking care of things.</w:t>
-      </w:r>
-      <w:r>
-        <w:rPr>
-          <w:lang w:eastAsia="ja-JP"/>
-        </w:rPr>
-        <w:t>”</w:t>
-      </w:r>
-    </w:p>
-    <w:p>
-      <w:pPr>
-        <w:rPr>
-          <w:lang w:eastAsia="ja-JP"/>
-        </w:rPr>
-      </w:pPr>
-      <w:r>
-        <w:rPr>
-          <w:lang w:eastAsia="ja-JP"/>
-        </w:rPr>
         <w:t xml:space="preserve">Though Cassandra wanted to feel proud of her mother’s confidence in her, the </w:t>
       </w:r>
       <w:r>
@@ -6397,7 +6365,305 @@
         <w:rPr>
           <w:lang w:eastAsia="ja-JP"/>
         </w:rPr>
-        <w:t>I’m</w:t>
+        <w:t>Well, in that case, I’m okay</w:t>
+      </w:r>
+      <w:r>
+        <w:rPr>
+          <w:lang w:eastAsia="ja-JP"/>
+        </w:rPr>
+        <w:t>. The food’s kinda bland for an event this fancy</w:t>
+      </w:r>
+      <w:r>
+        <w:rPr>
+          <w:lang w:eastAsia="ja-JP"/>
+        </w:rPr>
+        <w:t>, but meh</w:t>
+      </w:r>
+      <w:r>
+        <w:rPr>
+          <w:lang w:eastAsia="ja-JP"/>
+        </w:rPr>
+        <w:t>.</w:t>
+      </w:r>
+      <w:r>
+        <w:rPr>
+          <w:lang w:eastAsia="ja-JP"/>
+        </w:rPr>
+        <w:t xml:space="preserve"> It is what it is.</w:t>
+      </w:r>
+      <w:r>
+        <w:rPr>
+          <w:lang w:eastAsia="ja-JP"/>
+        </w:rPr>
+        <w:t>”</w:t>
+      </w:r>
+    </w:p>
+    <w:p>
+      <w:pPr>
+        <w:rPr>
+          <w:lang w:eastAsia="ja-JP"/>
+        </w:rPr>
+      </w:pPr>
+      <w:r>
+        <w:rPr>
+          <w:lang w:eastAsia="ja-JP"/>
+        </w:rPr>
+        <w:t>“Looks like you made some friends</w:t>
+      </w:r>
+      <w:r>
+        <w:rPr>
+          <w:lang w:eastAsia="ja-JP"/>
+        </w:rPr>
+        <w:t>, at least</w:t>
+      </w:r>
+      <w:r>
+        <w:rPr>
+          <w:lang w:eastAsia="ja-JP"/>
+        </w:rPr>
+        <w:t>? Guess I was right about you being popular.”</w:t>
+      </w:r>
+    </w:p>
+    <w:p>
+      <w:pPr>
+        <w:rPr>
+          <w:lang w:eastAsia="ja-JP"/>
+        </w:rPr>
+      </w:pPr>
+      <w:r>
+        <w:rPr>
+          <w:lang w:eastAsia="ja-JP"/>
+        </w:rPr>
+        <w:t xml:space="preserve">“Oh, </w:t>
+      </w:r>
+      <w:r>
+        <w:rPr>
+          <w:lang w:eastAsia="ja-JP"/>
+        </w:rPr>
+        <w:t xml:space="preserve">these are old coworkers from back when I worked for Lancaster. </w:t>
+      </w:r>
+      <w:r>
+        <w:rPr>
+          <w:lang w:eastAsia="ja-JP"/>
+        </w:rPr>
+        <w:t>They were just telling me stories about how things are going over in Seattle,</w:t>
+      </w:r>
+      <w:r>
+        <w:rPr>
+          <w:lang w:eastAsia="ja-JP"/>
+        </w:rPr>
+        <w:t>” Akiko said</w:t>
+      </w:r>
+      <w:r>
+        <w:rPr>
+          <w:lang w:eastAsia="ja-JP"/>
+        </w:rPr>
+        <w:t xml:space="preserve">. </w:t>
+      </w:r>
+    </w:p>
+    <w:p>
+      <w:pPr>
+        <w:rPr>
+          <w:lang w:eastAsia="ja-JP"/>
+        </w:rPr>
+      </w:pPr>
+      <w:r>
+        <w:rPr>
+          <w:lang w:eastAsia="ja-JP"/>
+        </w:rPr>
+        <w:t>Two of the men surrounding her</w:t>
+      </w:r>
+      <w:r>
+        <w:rPr>
+          <w:lang w:eastAsia="ja-JP"/>
+        </w:rPr>
+        <w:t xml:space="preserve"> – a lanky redhead and a sturdier, bald fellow – nodded politely to Cassandra, who returned the gesture. </w:t>
+      </w:r>
+    </w:p>
+    <w:p>
+      <w:pPr>
+        <w:rPr>
+          <w:lang w:eastAsia="ja-JP"/>
+        </w:rPr>
+      </w:pPr>
+      <w:r>
+        <w:rPr>
+          <w:lang w:eastAsia="ja-JP"/>
+        </w:rPr>
+        <w:t>“</w:t>
+      </w:r>
+      <w:r>
+        <w:rPr>
+          <w:lang w:eastAsia="ja-JP"/>
+        </w:rPr>
+        <w:t>So how is it</w:t>
+      </w:r>
+      <w:r>
+        <w:rPr>
+          <w:lang w:eastAsia="ja-JP"/>
+        </w:rPr>
+        <w:t xml:space="preserve">?” </w:t>
+      </w:r>
+      <w:r>
+        <w:rPr>
+          <w:lang w:eastAsia="ja-JP"/>
+        </w:rPr>
+        <w:t>she asked</w:t>
+      </w:r>
+      <w:r>
+        <w:rPr>
+          <w:lang w:eastAsia="ja-JP"/>
+        </w:rPr>
+        <w:t>.</w:t>
+      </w:r>
+    </w:p>
+    <w:p>
+      <w:pPr>
+        <w:rPr>
+          <w:lang w:eastAsia="ja-JP"/>
+        </w:rPr>
+      </w:pPr>
+      <w:r>
+        <w:rPr>
+          <w:lang w:eastAsia="ja-JP"/>
+        </w:rPr>
+        <w:t>“</w:t>
+      </w:r>
+      <w:r>
+        <w:rPr>
+          <w:lang w:eastAsia="ja-JP"/>
+        </w:rPr>
+        <w:t xml:space="preserve">I mean, it sounds great. </w:t>
+      </w:r>
+      <w:r>
+        <w:rPr>
+          <w:lang w:eastAsia="ja-JP"/>
+        </w:rPr>
+        <w:t xml:space="preserve">At least the staff at headquarters don’t have to fight over budget scraps like we branches do, and their campus is incredible. Did you know they have a </w:t>
+      </w:r>
+      <w:r>
+        <w:rPr>
+          <w:lang w:eastAsia="ja-JP"/>
+        </w:rPr>
+        <w:t>swimming pool and a sauna</w:t>
+      </w:r>
+      <w:r>
+        <w:rPr>
+          <w:lang w:eastAsia="ja-JP"/>
+        </w:rPr>
+        <w:t>?</w:t>
+      </w:r>
+      <w:r>
+        <w:rPr>
+          <w:lang w:eastAsia="ja-JP"/>
+        </w:rPr>
+        <w:t>”</w:t>
+      </w:r>
+    </w:p>
+    <w:p>
+      <w:pPr>
+        <w:rPr>
+          <w:lang w:eastAsia="ja-JP"/>
+        </w:rPr>
+      </w:pPr>
+      <w:r>
+        <w:rPr>
+          <w:lang w:eastAsia="ja-JP"/>
+        </w:rPr>
+        <w:t>“So does the Cloud Garden,” Jackson said.</w:t>
+      </w:r>
+    </w:p>
+    <w:p>
+      <w:pPr>
+        <w:rPr>
+          <w:lang w:eastAsia="ja-JP"/>
+        </w:rPr>
+      </w:pPr>
+      <w:r>
+        <w:rPr>
+          <w:lang w:eastAsia="ja-JP"/>
+        </w:rPr>
+        <w:t xml:space="preserve">“For real? Though that doesn’t do a lot of good for those of us who don’t work in the main building. Anyway, I was thinking of applying for a transfer. Not for the </w:t>
+      </w:r>
+      <w:r>
+        <w:rPr>
+          <w:lang w:eastAsia="ja-JP"/>
+        </w:rPr>
+        <w:t>pool</w:t>
+      </w:r>
+      <w:r>
+        <w:rPr>
+          <w:lang w:eastAsia="ja-JP"/>
+        </w:rPr>
+        <w:t xml:space="preserve">, but you </w:t>
+      </w:r>
+      <w:r>
+        <w:rPr>
+          <w:lang w:eastAsia="ja-JP"/>
+        </w:rPr>
+        <w:lastRenderedPageBreak/>
+        <w:t>know. Money.” Akiko raised her hand and rubbed a stack of imaginary dollars between her fingers.</w:t>
+      </w:r>
+    </w:p>
+    <w:p>
+      <w:pPr>
+        <w:rPr>
+          <w:lang w:eastAsia="ja-JP"/>
+        </w:rPr>
+      </w:pPr>
+      <w:r>
+        <w:rPr>
+          <w:lang w:eastAsia="ja-JP"/>
+        </w:rPr>
+        <w:t xml:space="preserve">That wouldn’t do, Cassandra thought. Having a spy in Seattle would be useful, to be sure, but Lancaster was the present threat, and </w:t>
+      </w:r>
+      <w:r>
+        <w:rPr>
+          <w:lang w:eastAsia="ja-JP"/>
+        </w:rPr>
+        <w:t>Jackson made it sound like he’d be in Vancouver for the foreseeable future</w:t>
+      </w:r>
+      <w:r>
+        <w:rPr>
+          <w:lang w:eastAsia="ja-JP"/>
+        </w:rPr>
+        <w:t>. A gentle touch was needed.</w:t>
+      </w:r>
+    </w:p>
+    <w:p>
+      <w:pPr>
+        <w:rPr>
+          <w:lang w:eastAsia="ja-JP"/>
+        </w:rPr>
+      </w:pPr>
+      <w:r>
+        <w:rPr>
+          <w:lang w:eastAsia="ja-JP"/>
+        </w:rPr>
+        <w:t>“I’m not sure that’s a good idea</w:t>
+      </w:r>
+      <w:r>
+        <w:rPr>
+          <w:lang w:eastAsia="ja-JP"/>
+        </w:rPr>
+        <w:t>,</w:t>
+      </w:r>
+      <w:r>
+        <w:rPr>
+          <w:lang w:eastAsia="ja-JP"/>
+        </w:rPr>
+        <w:t xml:space="preserve">” </w:t>
+      </w:r>
+      <w:r>
+        <w:rPr>
+          <w:lang w:eastAsia="ja-JP"/>
+        </w:rPr>
+        <w:t xml:space="preserve">she said, couching her words in as </w:t>
+      </w:r>
+      <w:r>
+        <w:rPr>
+          <w:lang w:eastAsia="ja-JP"/>
+        </w:rPr>
+        <w:t>soft</w:t>
       </w:r>
       <w:r>
         <w:rPr>
@@ -6409,19 +6675,81 @@
         <w:rPr>
           <w:lang w:eastAsia="ja-JP"/>
         </w:rPr>
-        <w:t>okay</w:t>
-      </w:r>
-      <w:r>
-        <w:rPr>
-          <w:lang w:eastAsia="ja-JP"/>
-        </w:rPr>
-        <w:t>. The food’s kinda bland for an event this fancy</w:t>
-      </w:r>
-      <w:r>
-        <w:rPr>
-          <w:lang w:eastAsia="ja-JP"/>
-        </w:rPr>
-        <w:t>, but meh</w:t>
+        <w:t>a</w:t>
+      </w:r>
+      <w:r>
+        <w:rPr>
+          <w:lang w:eastAsia="ja-JP"/>
+        </w:rPr>
+        <w:t xml:space="preserve"> tone as she could</w:t>
+      </w:r>
+      <w:r>
+        <w:rPr>
+          <w:lang w:eastAsia="ja-JP"/>
+        </w:rPr>
+        <w:t xml:space="preserve"> manage.</w:t>
+      </w:r>
+    </w:p>
+    <w:p>
+      <w:pPr>
+        <w:rPr>
+          <w:lang w:eastAsia="ja-JP"/>
+        </w:rPr>
+      </w:pPr>
+      <w:r>
+        <w:rPr>
+          <w:lang w:eastAsia="ja-JP"/>
+        </w:rPr>
+        <w:t>“Oh yeah? Why'</w:t>
+      </w:r>
+      <w:r>
+        <w:rPr>
+          <w:lang w:eastAsia="ja-JP"/>
+        </w:rPr>
+        <w:t>s that?”</w:t>
+      </w:r>
+    </w:p>
+    <w:p>
+      <w:pPr>
+        <w:rPr>
+          <w:lang w:eastAsia="ja-JP"/>
+        </w:rPr>
+      </w:pPr>
+      <w:r>
+        <w:rPr>
+          <w:lang w:eastAsia="ja-JP"/>
+        </w:rPr>
+        <w:t>“</w:t>
+      </w:r>
+      <w:r>
+        <w:rPr>
+          <w:lang w:eastAsia="ja-JP"/>
+        </w:rPr>
+        <w:t>You’re more than qualified</w:t>
+      </w:r>
+      <w:r>
+        <w:rPr>
+          <w:lang w:eastAsia="ja-JP"/>
+        </w:rPr>
+        <w:t xml:space="preserve"> for headquarters</w:t>
+      </w:r>
+      <w:r>
+        <w:rPr>
+          <w:lang w:eastAsia="ja-JP"/>
+        </w:rPr>
+        <w:t>, and they’re not wanting for funding,</w:t>
+      </w:r>
+      <w:r>
+        <w:rPr>
+          <w:lang w:eastAsia="ja-JP"/>
+        </w:rPr>
+        <w:t xml:space="preserve"> but </w:t>
+      </w:r>
+      <w:r>
+        <w:rPr>
+          <w:lang w:eastAsia="ja-JP"/>
+        </w:rPr>
+        <w:t>bureaucracy and crunch time are a way of life over there, more so than even the Cloud Garden</w:t>
       </w:r>
       <w:r>
         <w:rPr>
@@ -6433,7 +6761,124 @@
         <w:rPr>
           <w:lang w:eastAsia="ja-JP"/>
         </w:rPr>
-        <w:t xml:space="preserve"> It is what it is.</w:t>
+        <w:t xml:space="preserve"> All those amenities just make for a gilded cage</w:t>
+      </w:r>
+      <w:r>
+        <w:rPr>
+          <w:lang w:eastAsia="ja-JP"/>
+        </w:rPr>
+        <w:t xml:space="preserve">” </w:t>
+      </w:r>
+    </w:p>
+    <w:p>
+      <w:pPr>
+        <w:rPr>
+          <w:lang w:eastAsia="ja-JP"/>
+        </w:rPr>
+      </w:pPr>
+      <w:r>
+        <w:rPr>
+          <w:lang w:eastAsia="ja-JP"/>
+        </w:rPr>
+        <w:t xml:space="preserve">In her defense, Cassandra thought, that wasn’t a lie. Even if she didn’t </w:t>
+      </w:r>
+      <w:r>
+        <w:rPr>
+          <w:lang w:eastAsia="ja-JP"/>
+        </w:rPr>
+        <w:t>have a particular need for Akiko</w:t>
+      </w:r>
+      <w:r>
+        <w:rPr>
+          <w:lang w:eastAsia="ja-JP"/>
+        </w:rPr>
+        <w:t xml:space="preserve">, she would have given the same advice. </w:t>
+      </w:r>
+    </w:p>
+    <w:p>
+      <w:pPr>
+        <w:rPr>
+          <w:lang w:eastAsia="ja-JP"/>
+        </w:rPr>
+      </w:pPr>
+      <w:r>
+        <w:rPr>
+          <w:lang w:eastAsia="ja-JP"/>
+        </w:rPr>
+        <w:t>“Listen, I’m sure you</w:t>
+      </w:r>
+      <w:r>
+        <w:rPr>
+          <w:lang w:eastAsia="ja-JP"/>
+        </w:rPr>
+        <w:t>’re trying to be helpful</w:t>
+      </w:r>
+      <w:r>
+        <w:rPr>
+          <w:lang w:eastAsia="ja-JP"/>
+        </w:rPr>
+        <w:t xml:space="preserve"> and all</w:t>
+      </w:r>
+      <w:r>
+        <w:rPr>
+          <w:lang w:eastAsia="ja-JP"/>
+        </w:rPr>
+        <w:t xml:space="preserve">, but I think I know more than you about what’s best for me,” Akiko </w:t>
+      </w:r>
+      <w:r>
+        <w:rPr>
+          <w:lang w:eastAsia="ja-JP"/>
+        </w:rPr>
+        <w:t>said</w:t>
+      </w:r>
+      <w:r>
+        <w:rPr>
+          <w:lang w:eastAsia="ja-JP"/>
+        </w:rPr>
+        <w:t>. Her tone was firm enough that Cassandra knew right away it was time to pivot.</w:t>
+      </w:r>
+    </w:p>
+    <w:p>
+      <w:pPr>
+        <w:rPr>
+          <w:lang w:eastAsia="ja-JP"/>
+        </w:rPr>
+      </w:pPr>
+      <w:r>
+        <w:rPr>
+          <w:lang w:eastAsia="ja-JP"/>
+        </w:rPr>
+        <w:t>“Cassie isn’t wrong, though,” Jackson said. “</w:t>
+      </w:r>
+      <w:r>
+        <w:rPr>
+          <w:lang w:eastAsia="ja-JP"/>
+        </w:rPr>
+        <w:t>Any time I have to work with HQ, there’s so much red tape I want to hang myself with it</w:t>
+      </w:r>
+      <w:r>
+        <w:rPr>
+          <w:lang w:eastAsia="ja-JP"/>
+        </w:rPr>
+        <w:t>.</w:t>
+      </w:r>
+      <w:r>
+        <w:rPr>
+          <w:lang w:eastAsia="ja-JP"/>
+        </w:rPr>
+        <w:t xml:space="preserve"> I bet </w:t>
+      </w:r>
+      <w:r>
+        <w:rPr>
+          <w:lang w:eastAsia="ja-JP"/>
+        </w:rPr>
+        <w:t>your buddies</w:t>
+      </w:r>
+      <w:r>
+        <w:rPr>
+          <w:lang w:eastAsia="ja-JP"/>
+        </w:rPr>
+        <w:t xml:space="preserve"> here would agree.</w:t>
       </w:r>
       <w:r>
         <w:rPr>
@@ -6452,56 +6897,294 @@
         <w:rPr>
           <w:lang w:eastAsia="ja-JP"/>
         </w:rPr>
-        <w:t>“Looks like you made some friends</w:t>
-      </w:r>
-      <w:r>
-        <w:rPr>
-          <w:lang w:eastAsia="ja-JP"/>
-        </w:rPr>
-        <w:t>, at least</w:t>
-      </w:r>
-      <w:r>
-        <w:rPr>
-          <w:lang w:eastAsia="ja-JP"/>
-        </w:rPr>
-        <w:t>? Guess I was right about you being popular.”</w:t>
-      </w:r>
-    </w:p>
-    <w:p>
-      <w:pPr>
-        <w:rPr>
-          <w:lang w:eastAsia="ja-JP"/>
-        </w:rPr>
-      </w:pPr>
-      <w:r>
-        <w:rPr>
-          <w:lang w:eastAsia="ja-JP"/>
-        </w:rPr>
-        <w:t xml:space="preserve">“Oh, </w:t>
-      </w:r>
-      <w:r>
-        <w:rPr>
-          <w:lang w:eastAsia="ja-JP"/>
-        </w:rPr>
-        <w:t>I already knew these guys from work</w:t>
-      </w:r>
-      <w:r>
-        <w:rPr>
-          <w:lang w:eastAsia="ja-JP"/>
-        </w:rPr>
-        <w:t>,” Akiko said</w:t>
-      </w:r>
-      <w:r>
-        <w:rPr>
-          <w:lang w:eastAsia="ja-JP"/>
-        </w:rPr>
-        <w:t xml:space="preserve">. “Matthias and Dietrich. They work for Dr. Fairchild, but they came over a few times to help out in the </w:t>
-      </w:r>
-      <w:r>
-        <w:rPr>
-          <w:lang w:eastAsia="ja-JP"/>
-        </w:rPr>
-        <w:t>neuroscience</w:t>
+        <w:t>Even though several</w:t>
+      </w:r>
+      <w:r>
+        <w:rPr>
+          <w:lang w:eastAsia="ja-JP"/>
+        </w:rPr>
+        <w:t xml:space="preserve"> of the assembled group nodded as if to verify his claim</w:t>
+      </w:r>
+      <w:r>
+        <w:rPr>
+          <w:lang w:eastAsia="ja-JP"/>
+        </w:rPr>
+        <w:t xml:space="preserve">, Cassandra was wary of </w:t>
+      </w:r>
+      <w:r>
+        <w:rPr>
+          <w:lang w:eastAsia="ja-JP"/>
+        </w:rPr>
+        <w:t>pressing</w:t>
+      </w:r>
+      <w:r>
+        <w:rPr>
+          <w:lang w:eastAsia="ja-JP"/>
+        </w:rPr>
+        <w:t xml:space="preserve"> too hard. </w:t>
+      </w:r>
+      <w:r>
+        <w:rPr>
+          <w:lang w:eastAsia="ja-JP"/>
+        </w:rPr>
+        <w:t xml:space="preserve">“Thank you </w:t>
+      </w:r>
+      <w:r>
+        <w:rPr>
+          <w:lang w:eastAsia="ja-JP"/>
+        </w:rPr>
+        <w:t>so</w:t>
+      </w:r>
+      <w:r>
+        <w:rPr>
+          <w:lang w:eastAsia="ja-JP"/>
+        </w:rPr>
+        <w:t xml:space="preserve"> much for your contribution, Jackson,</w:t>
+      </w:r>
+      <w:r>
+        <w:rPr>
+          <w:lang w:eastAsia="ja-JP"/>
+        </w:rPr>
+        <w:t xml:space="preserve"> but I think Miss Akiko would appreciate it if we didn’t push the issue,</w:t>
+      </w:r>
+      <w:r>
+        <w:rPr>
+          <w:lang w:eastAsia="ja-JP"/>
+        </w:rPr>
+        <w:t xml:space="preserve">” </w:t>
+      </w:r>
+      <w:r>
+        <w:rPr>
+          <w:lang w:eastAsia="ja-JP"/>
+        </w:rPr>
+        <w:t>she</w:t>
+      </w:r>
+      <w:r>
+        <w:rPr>
+          <w:lang w:eastAsia="ja-JP"/>
+        </w:rPr>
+        <w:t xml:space="preserve"> said. </w:t>
+      </w:r>
+    </w:p>
+    <w:p>
+      <w:pPr>
+        <w:rPr>
+          <w:lang w:eastAsia="ja-JP"/>
+        </w:rPr>
+      </w:pPr>
+      <w:r>
+        <w:rPr>
+          <w:lang w:eastAsia="ja-JP"/>
+        </w:rPr>
+        <w:t>“Giving up ground already?</w:t>
+      </w:r>
+      <w:r>
+        <w:rPr>
+          <w:lang w:eastAsia="ja-JP"/>
+        </w:rPr>
+        <w:t xml:space="preserve"> And here I thought you had a spine</w:t>
+      </w:r>
+      <w:r>
+        <w:rPr>
+          <w:lang w:eastAsia="ja-JP"/>
+        </w:rPr>
+        <w:t>,” Jackson replied.</w:t>
+      </w:r>
+    </w:p>
+    <w:p>
+      <w:pPr>
+        <w:rPr>
+          <w:lang w:eastAsia="ja-JP"/>
+        </w:rPr>
+      </w:pPr>
+      <w:r>
+        <w:rPr>
+          <w:lang w:eastAsia="ja-JP"/>
+        </w:rPr>
+        <w:t>“This isn’t a debate. There’s no ground to give.” Cassandra turned back to Akiko. “</w:t>
+      </w:r>
+      <w:r>
+        <w:rPr>
+          <w:lang w:eastAsia="ja-JP"/>
+        </w:rPr>
+        <w:t>You’re right, of course</w:t>
+      </w:r>
+      <w:r>
+        <w:rPr>
+          <w:lang w:eastAsia="ja-JP"/>
+        </w:rPr>
+        <w:t xml:space="preserve">. If you want to transfer to </w:t>
+      </w:r>
+      <w:r>
+        <w:rPr>
+          <w:lang w:eastAsia="ja-JP"/>
+        </w:rPr>
+        <w:t>Seattle</w:t>
+      </w:r>
+      <w:r>
+        <w:rPr>
+          <w:lang w:eastAsia="ja-JP"/>
+        </w:rPr>
+        <w:t>, then you have my support.”</w:t>
+      </w:r>
+    </w:p>
+    <w:p>
+      <w:pPr>
+        <w:rPr>
+          <w:lang w:eastAsia="ja-JP"/>
+        </w:rPr>
+      </w:pPr>
+      <w:r>
+        <w:rPr>
+          <w:lang w:eastAsia="ja-JP"/>
+        </w:rPr>
+        <w:t xml:space="preserve">“Thank you. I’ll…think about </w:t>
+      </w:r>
+      <w:r>
+        <w:rPr>
+          <w:lang w:eastAsia="ja-JP"/>
+        </w:rPr>
+        <w:t>it</w:t>
+      </w:r>
+      <w:r>
+        <w:rPr>
+          <w:lang w:eastAsia="ja-JP"/>
+        </w:rPr>
+        <w:t>.</w:t>
+      </w:r>
+      <w:r>
+        <w:rPr>
+          <w:lang w:eastAsia="ja-JP"/>
+        </w:rPr>
+        <w:t xml:space="preserve"> It’s not like I’ve made my decision yet, anyway</w:t>
+      </w:r>
+      <w:r>
+        <w:rPr>
+          <w:lang w:eastAsia="ja-JP"/>
+        </w:rPr>
+        <w:t>,” Akiko said.</w:t>
+      </w:r>
+    </w:p>
+    <w:p>
+      <w:pPr>
+        <w:rPr>
+          <w:lang w:eastAsia="ja-JP"/>
+        </w:rPr>
+      </w:pPr>
+      <w:r>
+        <w:rPr>
+          <w:lang w:eastAsia="ja-JP"/>
+        </w:rPr>
+        <w:t>“</w:t>
+      </w:r>
+      <w:r>
+        <w:rPr>
+          <w:lang w:eastAsia="ja-JP"/>
+        </w:rPr>
+        <w:t xml:space="preserve">Take your time. </w:t>
+      </w:r>
+      <w:r>
+        <w:rPr>
+          <w:lang w:eastAsia="ja-JP"/>
+        </w:rPr>
+        <w:t>D</w:t>
+      </w:r>
+      <w:r>
+        <w:rPr>
+          <w:lang w:eastAsia="ja-JP"/>
+        </w:rPr>
+        <w:t>on’t hesitate to contact me if you need anything.</w:t>
+      </w:r>
+      <w:r>
+        <w:rPr>
+          <w:lang w:eastAsia="ja-JP"/>
+        </w:rPr>
+        <w:t>”</w:t>
+      </w:r>
+    </w:p>
+    <w:p>
+      <w:pPr>
+        <w:ind w:firstLine="0"/>
+        <w:jc w:val="center"/>
+      </w:pPr>
+      <w:r>
+        <w:lastRenderedPageBreak/>
+        <w:t>*</w:t>
+      </w:r>
+      <w:r>
+        <w:tab/>
+        <w:t xml:space="preserve">* </w:t>
+      </w:r>
+      <w:r>
+        <w:tab/>
+        <w:t>*</w:t>
+      </w:r>
+    </w:p>
+    <w:p>
+      <w:pPr>
+        <w:rPr>
+          <w:lang w:eastAsia="ja-JP"/>
+        </w:rPr>
+      </w:pPr>
+      <w:r>
+        <w:rPr>
+          <w:lang w:eastAsia="ja-JP"/>
+        </w:rPr>
+        <w:t xml:space="preserve">Back inside the hall, Jackson frowned at Cassandra. </w:t>
+      </w:r>
+      <w:r>
+        <w:rPr>
+          <w:lang w:eastAsia="ja-JP"/>
+        </w:rPr>
+        <w:t>“</w:t>
+      </w:r>
+      <w:r>
+        <w:rPr>
+          <w:lang w:eastAsia="ja-JP"/>
+        </w:rPr>
+        <w:t xml:space="preserve">You could have just ordered her to </w:t>
+      </w:r>
+      <w:r>
+        <w:rPr>
+          <w:lang w:eastAsia="ja-JP"/>
+        </w:rPr>
+        <w:t>stay</w:t>
+      </w:r>
+      <w:r>
+        <w:rPr>
+          <w:lang w:eastAsia="ja-JP"/>
+        </w:rPr>
+        <w:t xml:space="preserve">,” </w:t>
+      </w:r>
+      <w:r>
+        <w:rPr>
+          <w:lang w:eastAsia="ja-JP"/>
+        </w:rPr>
+        <w:t>he</w:t>
+      </w:r>
+      <w:r>
+        <w:rPr>
+          <w:lang w:eastAsia="ja-JP"/>
+        </w:rPr>
+        <w:t xml:space="preserve"> said.</w:t>
+      </w:r>
+      <w:r>
+        <w:rPr>
+          <w:lang w:eastAsia="ja-JP"/>
+        </w:rPr>
+        <w:t xml:space="preserve"> “Or had your mother do it. She’s no good to us if she transfers to the Cloud Garden</w:t>
+      </w:r>
+      <w:r>
+        <w:rPr>
+          <w:lang w:eastAsia="ja-JP"/>
+        </w:rPr>
+        <w:t xml:space="preserve"> instead of headquarters</w:t>
+      </w:r>
+      <w:r>
+        <w:rPr>
+          <w:lang w:eastAsia="ja-JP"/>
+        </w:rPr>
+        <w:t>.”</w:t>
       </w:r>
       <w:r>
         <w:rPr>
@@ -6509,17 +7192,60 @@
         </w:rPr>
         <w:t xml:space="preserve"> </w:t>
       </w:r>
-      <w:r>
-        <w:rPr>
-          <w:lang w:eastAsia="ja-JP"/>
-        </w:rPr>
-        <w:t>building</w:t>
-      </w:r>
-      <w:r>
-        <w:rPr>
-          <w:lang w:eastAsia="ja-JP"/>
-        </w:rPr>
-        <w:t>.</w:t>
+    </w:p>
+    <w:p>
+      <w:pPr>
+        <w:rPr>
+          <w:lang w:eastAsia="ja-JP"/>
+        </w:rPr>
+      </w:pPr>
+      <w:r>
+        <w:rPr>
+          <w:lang w:eastAsia="ja-JP"/>
+        </w:rPr>
+        <w:t>“</w:t>
+      </w:r>
+      <w:r>
+        <w:rPr>
+          <w:lang w:eastAsia="ja-JP"/>
+        </w:rPr>
+        <w:t>I planted</w:t>
+      </w:r>
+      <w:r>
+        <w:rPr>
+          <w:lang w:eastAsia="ja-JP"/>
+        </w:rPr>
+        <w:t xml:space="preserve"> the seed</w:t>
+      </w:r>
+      <w:r>
+        <w:rPr>
+          <w:lang w:eastAsia="ja-JP"/>
+        </w:rPr>
+        <w:t xml:space="preserve"> in her mind</w:t>
+      </w:r>
+      <w:r>
+        <w:rPr>
+          <w:lang w:eastAsia="ja-JP"/>
+        </w:rPr>
+        <w:t xml:space="preserve">. </w:t>
+      </w:r>
+      <w:r>
+        <w:rPr>
+          <w:lang w:eastAsia="ja-JP"/>
+        </w:rPr>
+        <w:t>S</w:t>
+      </w:r>
+      <w:r>
+        <w:rPr>
+          <w:lang w:eastAsia="ja-JP"/>
+        </w:rPr>
+        <w:t>he’ll be where we need her when the time comes</w:t>
+      </w:r>
+      <w:r>
+        <w:rPr>
+          <w:lang w:eastAsia="ja-JP"/>
+        </w:rPr>
+        <w:t>,</w:t>
       </w:r>
       <w:r>
         <w:rPr>
@@ -6527,395 +7253,67 @@
         </w:rPr>
         <w:t>”</w:t>
       </w:r>
-    </w:p>
-    <w:p>
-      <w:pPr>
-        <w:rPr>
-          <w:lang w:eastAsia="ja-JP"/>
-        </w:rPr>
-      </w:pPr>
-      <w:r>
-        <w:rPr>
-          <w:lang w:eastAsia="ja-JP"/>
-        </w:rPr>
-        <w:t xml:space="preserve">The two men – a lanky redhead and a sturdier, bald fellow – nodded politely to Cassandra, who returned the gesture. She couldn’t remember seeing them before, </w:t>
-      </w:r>
-      <w:r>
-        <w:rPr>
-          <w:lang w:eastAsia="ja-JP"/>
-        </w:rPr>
-        <w:t xml:space="preserve">these men who looked like giants next to Akiko, </w:t>
-      </w:r>
-      <w:r>
-        <w:rPr>
-          <w:lang w:eastAsia="ja-JP"/>
-        </w:rPr>
-        <w:t xml:space="preserve">but there were so many employees on campus that even the chief of security could hardly recognize every face. </w:t>
-      </w:r>
-    </w:p>
-    <w:p>
-      <w:pPr>
-        <w:rPr>
-          <w:lang w:eastAsia="ja-JP"/>
-        </w:rPr>
-      </w:pPr>
-      <w:r>
-        <w:rPr>
-          <w:lang w:eastAsia="ja-JP"/>
-        </w:rPr>
-        <w:t>“</w:t>
-      </w:r>
-      <w:r>
-        <w:rPr>
-          <w:lang w:eastAsia="ja-JP"/>
-        </w:rPr>
-        <w:t>How are things over in Neuro, anyway?” Cassandra asked.</w:t>
-      </w:r>
-    </w:p>
-    <w:p>
-      <w:pPr>
-        <w:rPr>
-          <w:lang w:eastAsia="ja-JP"/>
-        </w:rPr>
-      </w:pPr>
-      <w:r>
-        <w:rPr>
-          <w:lang w:eastAsia="ja-JP"/>
-        </w:rPr>
-        <w:t>“Not gonna lie, it’</w:t>
-      </w:r>
-      <w:r>
-        <w:rPr>
-          <w:lang w:eastAsia="ja-JP"/>
-        </w:rPr>
-        <w:t>s, uh, not great</w:t>
-      </w:r>
-      <w:r>
-        <w:rPr>
-          <w:lang w:eastAsia="ja-JP"/>
-        </w:rPr>
-        <w:t xml:space="preserve">. </w:t>
-      </w:r>
-      <w:r>
-        <w:rPr>
-          <w:lang w:eastAsia="ja-JP"/>
-        </w:rPr>
-        <w:t xml:space="preserve">Long hours, </w:t>
-      </w:r>
-      <w:r>
-        <w:rPr>
-          <w:lang w:eastAsia="ja-JP"/>
-        </w:rPr>
-        <w:t>low</w:t>
-      </w:r>
-      <w:r>
-        <w:rPr>
-          <w:lang w:eastAsia="ja-JP"/>
-        </w:rPr>
-        <w:t xml:space="preserve"> funding</w:t>
-      </w:r>
-      <w:r>
-        <w:rPr>
-          <w:lang w:eastAsia="ja-JP"/>
-        </w:rPr>
-        <w:t xml:space="preserve">, </w:t>
-      </w:r>
-      <w:r>
-        <w:rPr>
-          <w:lang w:eastAsia="ja-JP"/>
-        </w:rPr>
-        <w:t>bureaucracy</w:t>
-      </w:r>
-      <w:r>
-        <w:rPr>
-          <w:lang w:eastAsia="ja-JP"/>
-        </w:rPr>
-        <w:t>, all the usual shit</w:t>
-      </w:r>
-      <w:r>
-        <w:rPr>
-          <w:lang w:eastAsia="ja-JP"/>
-        </w:rPr>
-        <w:t xml:space="preserve">. </w:t>
-      </w:r>
-      <w:r>
-        <w:rPr>
-          <w:lang w:eastAsia="ja-JP"/>
-        </w:rPr>
-        <w:t xml:space="preserve">I was thinking of putting in a request for transfer to </w:t>
-      </w:r>
-      <w:r>
-        <w:rPr>
-          <w:lang w:eastAsia="ja-JP"/>
-        </w:rPr>
-        <w:t>the Cloud Garden. Maybe we could see each other more often, hah.</w:t>
-      </w:r>
-      <w:r>
-        <w:rPr>
-          <w:lang w:eastAsia="ja-JP"/>
-        </w:rPr>
-        <w:t>”</w:t>
-      </w:r>
-    </w:p>
-    <w:p>
-      <w:pPr>
-        <w:rPr>
-          <w:lang w:eastAsia="ja-JP"/>
-        </w:rPr>
-      </w:pPr>
-      <w:r>
-        <w:rPr>
-          <w:lang w:eastAsia="ja-JP"/>
-        </w:rPr>
-        <w:t>“I’m not sure that’s a good idea</w:t>
-      </w:r>
-      <w:r>
-        <w:rPr>
-          <w:lang w:eastAsia="ja-JP"/>
-        </w:rPr>
-        <w:t>.” Cassandra’s knee-jerk response was more forceful than she intended</w:t>
-      </w:r>
-      <w:r>
-        <w:rPr>
-          <w:lang w:eastAsia="ja-JP"/>
-        </w:rPr>
-        <w:t>.</w:t>
-      </w:r>
-    </w:p>
-    <w:p>
-      <w:pPr>
-        <w:rPr>
-          <w:lang w:eastAsia="ja-JP"/>
-        </w:rPr>
-      </w:pPr>
-      <w:r>
-        <w:rPr>
-          <w:lang w:eastAsia="ja-JP"/>
-        </w:rPr>
-        <w:lastRenderedPageBreak/>
-        <w:t>“Oh yeah? Why'</w:t>
-      </w:r>
-      <w:r>
-        <w:rPr>
-          <w:lang w:eastAsia="ja-JP"/>
-        </w:rPr>
-        <w:t>s that?”</w:t>
-      </w:r>
-    </w:p>
-    <w:p>
-      <w:pPr>
-        <w:rPr>
-          <w:lang w:eastAsia="ja-JP"/>
-        </w:rPr>
-      </w:pPr>
-      <w:r>
-        <w:rPr>
-          <w:lang w:eastAsia="ja-JP"/>
-        </w:rPr>
-        <w:t>“</w:t>
-      </w:r>
-      <w:r>
-        <w:rPr>
-          <w:lang w:eastAsia="ja-JP"/>
-        </w:rPr>
-        <w:t>Things aren’t any different in the Cloud Garden than anywhere else on campus</w:t>
-      </w:r>
-      <w:r>
-        <w:rPr>
-          <w:lang w:eastAsia="ja-JP"/>
-        </w:rPr>
-        <w:t xml:space="preserve">. </w:t>
-      </w:r>
-      <w:r>
-        <w:rPr>
-          <w:lang w:eastAsia="ja-JP"/>
-        </w:rPr>
-        <w:t>If I were you, I’d shoot for a transfer to HQ. You’re more than qualified, and they’re not wanting for funding, I can tell you that much</w:t>
-      </w:r>
-      <w:r>
-        <w:rPr>
-          <w:lang w:eastAsia="ja-JP"/>
-        </w:rPr>
-        <w:t>.</w:t>
-      </w:r>
-      <w:r>
-        <w:rPr>
-          <w:lang w:eastAsia="ja-JP"/>
-        </w:rPr>
-        <w:t xml:space="preserve">” </w:t>
-      </w:r>
-    </w:p>
-    <w:p>
-      <w:pPr>
-        <w:rPr>
-          <w:lang w:eastAsia="ja-JP"/>
-        </w:rPr>
-      </w:pPr>
-      <w:r>
-        <w:rPr>
-          <w:lang w:eastAsia="ja-JP"/>
-        </w:rPr>
-        <w:t xml:space="preserve">In her defense, Cassandra thought, that wasn’t a lie. Even if she didn’t </w:t>
-      </w:r>
-      <w:r>
-        <w:rPr>
-          <w:lang w:eastAsia="ja-JP"/>
-        </w:rPr>
-        <w:t>have a particular need for Akiko</w:t>
-      </w:r>
-      <w:r>
-        <w:rPr>
-          <w:lang w:eastAsia="ja-JP"/>
-        </w:rPr>
-        <w:t xml:space="preserve">, she would have given the same advice. </w:t>
-      </w:r>
-    </w:p>
-    <w:p>
-      <w:pPr>
-        <w:rPr>
-          <w:lang w:eastAsia="ja-JP"/>
-        </w:rPr>
-      </w:pPr>
-      <w:r>
-        <w:rPr>
-          <w:lang w:eastAsia="ja-JP"/>
-        </w:rPr>
-        <w:t>“Listen, I’m sure you</w:t>
-      </w:r>
-      <w:r>
-        <w:rPr>
-          <w:lang w:eastAsia="ja-JP"/>
-        </w:rPr>
-        <w:t>’re trying to be helpful</w:t>
-      </w:r>
-      <w:r>
-        <w:rPr>
-          <w:lang w:eastAsia="ja-JP"/>
-        </w:rPr>
-        <w:t xml:space="preserve"> and all</w:t>
-      </w:r>
-      <w:r>
-        <w:rPr>
-          <w:lang w:eastAsia="ja-JP"/>
-        </w:rPr>
-        <w:t xml:space="preserve">, but I think I know more than you about what’s best for me,” Akiko </w:t>
-      </w:r>
-      <w:r>
-        <w:rPr>
-          <w:lang w:eastAsia="ja-JP"/>
-        </w:rPr>
-        <w:t>said</w:t>
-      </w:r>
-      <w:r>
-        <w:rPr>
-          <w:lang w:eastAsia="ja-JP"/>
-        </w:rPr>
-        <w:t>. Her tone was firm enough that Cassandra knew right away it was time to pivot.</w:t>
-      </w:r>
-    </w:p>
-    <w:p>
-      <w:pPr>
-        <w:rPr>
-          <w:lang w:eastAsia="ja-JP"/>
-        </w:rPr>
-      </w:pPr>
-      <w:r>
-        <w:rPr>
-          <w:lang w:eastAsia="ja-JP"/>
-        </w:rPr>
-        <w:t>“Cassie isn’t wrong, though,” Jackson said. “</w:t>
-      </w:r>
-      <w:r>
-        <w:rPr>
-          <w:lang w:eastAsia="ja-JP"/>
-        </w:rPr>
-        <w:t xml:space="preserve">I used to work </w:t>
-      </w:r>
-      <w:r>
-        <w:rPr>
-          <w:lang w:eastAsia="ja-JP"/>
-        </w:rPr>
-        <w:t>at the Garden myself</w:t>
-      </w:r>
-      <w:r>
-        <w:rPr>
-          <w:lang w:eastAsia="ja-JP"/>
-        </w:rPr>
-        <w:t>, so believe me when I say it’ll</w:t>
-      </w:r>
-      <w:r>
-        <w:rPr>
-          <w:lang w:eastAsia="ja-JP"/>
-        </w:rPr>
-        <w:t xml:space="preserve"> have you </w:t>
-      </w:r>
-      <w:r>
-        <w:rPr>
-          <w:lang w:eastAsia="ja-JP"/>
-        </w:rPr>
-        <w:t>drowning in red tape within a week.</w:t>
-      </w:r>
-      <w:r>
-        <w:rPr>
-          <w:lang w:eastAsia="ja-JP"/>
-        </w:rPr>
-        <w:t xml:space="preserve"> I bet </w:t>
-      </w:r>
-      <w:r>
-        <w:rPr>
-          <w:lang w:eastAsia="ja-JP"/>
-        </w:rPr>
-        <w:t>G</w:t>
-      </w:r>
-      <w:r>
-        <w:rPr>
-          <w:lang w:eastAsia="ja-JP"/>
-        </w:rPr>
-        <w:t xml:space="preserve">inger and </w:t>
-      </w:r>
-      <w:r>
-        <w:rPr>
-          <w:lang w:eastAsia="ja-JP"/>
-        </w:rPr>
-        <w:t>Baldy</w:t>
-      </w:r>
-      <w:r>
-        <w:rPr>
-          <w:lang w:eastAsia="ja-JP"/>
-        </w:rPr>
-        <w:t xml:space="preserve"> here would agree.</w:t>
-      </w:r>
-      <w:r>
-        <w:rPr>
-          <w:lang w:eastAsia="ja-JP"/>
-        </w:rPr>
-        <w:t>”</w:t>
-      </w:r>
-    </w:p>
-    <w:p>
-      <w:pPr>
-        <w:rPr>
-          <w:lang w:eastAsia="ja-JP"/>
-        </w:rPr>
-      </w:pPr>
-      <w:r>
-        <w:rPr>
-          <w:lang w:eastAsia="ja-JP"/>
-        </w:rPr>
-        <w:t>To his credit, the two men did nod as if to confirm his assertion.</w:t>
-      </w:r>
-    </w:p>
-    <w:p>
-      <w:pPr>
-        <w:rPr>
-          <w:lang w:eastAsia="ja-JP"/>
-        </w:rPr>
-      </w:pPr>
-      <w:r>
-        <w:rPr>
-          <w:lang w:eastAsia="ja-JP"/>
-        </w:rPr>
-        <w:t xml:space="preserve">“Thank you </w:t>
+      <w:r>
+        <w:rPr>
+          <w:lang w:eastAsia="ja-JP"/>
+        </w:rPr>
+        <w:t xml:space="preserve"> she replied</w:t>
+      </w:r>
+      <w:r>
+        <w:rPr>
+          <w:lang w:eastAsia="ja-JP"/>
+        </w:rPr>
+        <w:t xml:space="preserve">, leaning in close </w:t>
+      </w:r>
+      <w:r>
+        <w:rPr>
+          <w:lang w:eastAsia="ja-JP"/>
+        </w:rPr>
+        <w:t>to remain audible</w:t>
+      </w:r>
+      <w:r>
+        <w:rPr>
+          <w:lang w:eastAsia="ja-JP"/>
+        </w:rPr>
+        <w:t xml:space="preserve"> over the rising din of the conference.</w:t>
+      </w:r>
+    </w:p>
+    <w:p>
+      <w:pPr>
+        <w:rPr>
+          <w:lang w:eastAsia="ja-JP"/>
+        </w:rPr>
+      </w:pPr>
+      <w:r>
+        <w:rPr>
+          <w:lang w:eastAsia="ja-JP"/>
+        </w:rPr>
+        <w:t>“You’re certain about that?”</w:t>
+      </w:r>
+    </w:p>
+    <w:p>
+      <w:pPr>
+        <w:rPr>
+          <w:lang w:eastAsia="ja-JP"/>
+        </w:rPr>
+      </w:pPr>
+      <w:r>
+        <w:rPr>
+          <w:lang w:eastAsia="ja-JP"/>
+        </w:rPr>
+        <w:t>“No</w:t>
+      </w:r>
+      <w:r>
+        <w:rPr>
+          <w:lang w:eastAsia="ja-JP"/>
+        </w:rPr>
+        <w:t>t entirely</w:t>
+      </w:r>
+      <w:r>
+        <w:rPr>
+          <w:lang w:eastAsia="ja-JP"/>
+        </w:rPr>
+        <w:t xml:space="preserve">, but what I </w:t>
       </w:r>
       <w:r>
         <w:rPr>
@@ -6923,346 +7321,6 @@
           <w:iCs/>
           <w:lang w:eastAsia="ja-JP"/>
         </w:rPr>
-        <w:t>so</w:t>
-      </w:r>
-      <w:r>
-        <w:rPr>
-          <w:lang w:eastAsia="ja-JP"/>
-        </w:rPr>
-        <w:t xml:space="preserve"> much for your contribution, Jackson,</w:t>
-      </w:r>
-      <w:r>
-        <w:rPr>
-          <w:lang w:eastAsia="ja-JP"/>
-        </w:rPr>
-        <w:t xml:space="preserve"> but I think Miss Akiko would appreciate it if we didn’t push the issue,</w:t>
-      </w:r>
-      <w:r>
-        <w:rPr>
-          <w:lang w:eastAsia="ja-JP"/>
-        </w:rPr>
-        <w:t>” Cassandra said. Though the smile never left her face, she felt no need to mask the annoyance in her tone.</w:t>
-      </w:r>
-    </w:p>
-    <w:p>
-      <w:pPr>
-        <w:rPr>
-          <w:lang w:eastAsia="ja-JP"/>
-        </w:rPr>
-      </w:pPr>
-      <w:r>
-        <w:rPr>
-          <w:lang w:eastAsia="ja-JP"/>
-        </w:rPr>
-        <w:t>“Giving up ground already?</w:t>
-      </w:r>
-      <w:r>
-        <w:rPr>
-          <w:lang w:eastAsia="ja-JP"/>
-        </w:rPr>
-        <w:t xml:space="preserve"> And here I thought you had a spine.”</w:t>
-      </w:r>
-    </w:p>
-    <w:p>
-      <w:pPr>
-        <w:rPr>
-          <w:lang w:eastAsia="ja-JP"/>
-        </w:rPr>
-      </w:pPr>
-      <w:r>
-        <w:rPr>
-          <w:lang w:eastAsia="ja-JP"/>
-        </w:rPr>
-        <w:t>“This isn’t a debate. There’s no ground to give.” Cassandra turned back to Akiko. “I’m sorry for his behavior. If you want to transfer to the Cloud Garden, then you have my support.”</w:t>
-      </w:r>
-    </w:p>
-    <w:p>
-      <w:pPr>
-        <w:rPr>
-          <w:lang w:eastAsia="ja-JP"/>
-        </w:rPr>
-      </w:pPr>
-      <w:r>
-        <w:rPr>
-          <w:lang w:eastAsia="ja-JP"/>
-        </w:rPr>
-        <w:t xml:space="preserve">“Thank you. I’ll…think about </w:t>
-      </w:r>
-      <w:r>
-        <w:rPr>
-          <w:lang w:eastAsia="ja-JP"/>
-        </w:rPr>
-        <w:t>it</w:t>
-      </w:r>
-      <w:r>
-        <w:rPr>
-          <w:lang w:eastAsia="ja-JP"/>
-        </w:rPr>
-        <w:t>.</w:t>
-      </w:r>
-      <w:r>
-        <w:rPr>
-          <w:lang w:eastAsia="ja-JP"/>
-        </w:rPr>
-        <w:t xml:space="preserve"> It’s not like I’ve made my decision yet, anyway</w:t>
-      </w:r>
-      <w:r>
-        <w:rPr>
-          <w:lang w:eastAsia="ja-JP"/>
-        </w:rPr>
-        <w:t>,” Akiko said.</w:t>
-      </w:r>
-    </w:p>
-    <w:p>
-      <w:pPr>
-        <w:rPr>
-          <w:lang w:eastAsia="ja-JP"/>
-        </w:rPr>
-      </w:pPr>
-      <w:r>
-        <w:rPr>
-          <w:lang w:eastAsia="ja-JP"/>
-        </w:rPr>
-        <w:t>“</w:t>
-      </w:r>
-      <w:r>
-        <w:rPr>
-          <w:lang w:eastAsia="ja-JP"/>
-        </w:rPr>
-        <w:t xml:space="preserve">Take your time. </w:t>
-      </w:r>
-      <w:r>
-        <w:rPr>
-          <w:lang w:eastAsia="ja-JP"/>
-        </w:rPr>
-        <w:t>D</w:t>
-      </w:r>
-      <w:r>
-        <w:rPr>
-          <w:lang w:eastAsia="ja-JP"/>
-        </w:rPr>
-        <w:t>on’t hesitate to contact me if you need anything.</w:t>
-      </w:r>
-      <w:r>
-        <w:rPr>
-          <w:lang w:eastAsia="ja-JP"/>
-        </w:rPr>
-        <w:t>”</w:t>
-      </w:r>
-    </w:p>
-    <w:p>
-      <w:pPr>
-        <w:ind w:firstLine="0"/>
-        <w:jc w:val="center"/>
-      </w:pPr>
-      <w:r>
-        <w:t>*</w:t>
-      </w:r>
-      <w:r>
-        <w:tab/>
-        <w:t xml:space="preserve">* </w:t>
-      </w:r>
-      <w:r>
-        <w:tab/>
-        <w:t>*</w:t>
-      </w:r>
-    </w:p>
-    <w:p>
-      <w:pPr>
-        <w:rPr>
-          <w:lang w:eastAsia="ja-JP"/>
-        </w:rPr>
-      </w:pPr>
-      <w:r>
-        <w:rPr>
-          <w:lang w:eastAsia="ja-JP"/>
-        </w:rPr>
-        <w:t xml:space="preserve">Back inside the hall, Jackson frowned at Cassandra. </w:t>
-      </w:r>
-      <w:r>
-        <w:rPr>
-          <w:lang w:eastAsia="ja-JP"/>
-        </w:rPr>
-        <w:t>“</w:t>
-      </w:r>
-      <w:r>
-        <w:rPr>
-          <w:lang w:eastAsia="ja-JP"/>
-        </w:rPr>
-        <w:t>You could have just ordered her to go</w:t>
-      </w:r>
-      <w:r>
-        <w:rPr>
-          <w:lang w:eastAsia="ja-JP"/>
-        </w:rPr>
-        <w:t xml:space="preserve">,” </w:t>
-      </w:r>
-      <w:r>
-        <w:rPr>
-          <w:lang w:eastAsia="ja-JP"/>
-        </w:rPr>
-        <w:t>he</w:t>
-      </w:r>
-      <w:r>
-        <w:rPr>
-          <w:lang w:eastAsia="ja-JP"/>
-        </w:rPr>
-        <w:t xml:space="preserve"> said.</w:t>
-      </w:r>
-      <w:r>
-        <w:rPr>
-          <w:lang w:eastAsia="ja-JP"/>
-        </w:rPr>
-        <w:t xml:space="preserve"> “Or had your mother do it. She’s no good to us if she transfers to the Cloud Garden</w:t>
-      </w:r>
-      <w:r>
-        <w:rPr>
-          <w:lang w:eastAsia="ja-JP"/>
-        </w:rPr>
-        <w:t xml:space="preserve"> instead of headquarters</w:t>
-      </w:r>
-      <w:r>
-        <w:rPr>
-          <w:lang w:eastAsia="ja-JP"/>
-        </w:rPr>
-        <w:t>.”</w:t>
-      </w:r>
-      <w:r>
-        <w:rPr>
-          <w:lang w:eastAsia="ja-JP"/>
-        </w:rPr>
-        <w:t xml:space="preserve"> </w:t>
-      </w:r>
-    </w:p>
-    <w:p>
-      <w:pPr>
-        <w:rPr>
-          <w:lang w:eastAsia="ja-JP"/>
-        </w:rPr>
-      </w:pPr>
-      <w:r>
-        <w:rPr>
-          <w:lang w:eastAsia="ja-JP"/>
-        </w:rPr>
-        <w:lastRenderedPageBreak/>
-        <w:t>“</w:t>
-      </w:r>
-      <w:r>
-        <w:rPr>
-          <w:lang w:eastAsia="ja-JP"/>
-        </w:rPr>
-        <w:t>I planted</w:t>
-      </w:r>
-      <w:r>
-        <w:rPr>
-          <w:lang w:eastAsia="ja-JP"/>
-        </w:rPr>
-        <w:t xml:space="preserve"> the seed</w:t>
-      </w:r>
-      <w:r>
-        <w:rPr>
-          <w:lang w:eastAsia="ja-JP"/>
-        </w:rPr>
-        <w:t xml:space="preserve"> in her mind</w:t>
-      </w:r>
-      <w:r>
-        <w:rPr>
-          <w:lang w:eastAsia="ja-JP"/>
-        </w:rPr>
-        <w:t xml:space="preserve">. </w:t>
-      </w:r>
-      <w:r>
-        <w:rPr>
-          <w:lang w:eastAsia="ja-JP"/>
-        </w:rPr>
-        <w:t>S</w:t>
-      </w:r>
-      <w:r>
-        <w:rPr>
-          <w:lang w:eastAsia="ja-JP"/>
-        </w:rPr>
-        <w:t>he’ll be where we need her when the time comes</w:t>
-      </w:r>
-      <w:r>
-        <w:rPr>
-          <w:lang w:eastAsia="ja-JP"/>
-        </w:rPr>
-        <w:t>,</w:t>
-      </w:r>
-      <w:r>
-        <w:rPr>
-          <w:lang w:eastAsia="ja-JP"/>
-        </w:rPr>
-        <w:t>”</w:t>
-      </w:r>
-      <w:r>
-        <w:rPr>
-          <w:lang w:eastAsia="ja-JP"/>
-        </w:rPr>
-        <w:t xml:space="preserve"> she replied</w:t>
-      </w:r>
-      <w:r>
-        <w:rPr>
-          <w:lang w:eastAsia="ja-JP"/>
-        </w:rPr>
-        <w:t xml:space="preserve">, leaning in close </w:t>
-      </w:r>
-      <w:r>
-        <w:rPr>
-          <w:lang w:eastAsia="ja-JP"/>
-        </w:rPr>
-        <w:t>to remain audible</w:t>
-      </w:r>
-      <w:r>
-        <w:rPr>
-          <w:lang w:eastAsia="ja-JP"/>
-        </w:rPr>
-        <w:t xml:space="preserve"> over the rising din of the conference.</w:t>
-      </w:r>
-    </w:p>
-    <w:p>
-      <w:pPr>
-        <w:rPr>
-          <w:lang w:eastAsia="ja-JP"/>
-        </w:rPr>
-      </w:pPr>
-      <w:r>
-        <w:rPr>
-          <w:lang w:eastAsia="ja-JP"/>
-        </w:rPr>
-        <w:t>“You’re certain about that?”</w:t>
-      </w:r>
-    </w:p>
-    <w:p>
-      <w:pPr>
-        <w:rPr>
-          <w:lang w:eastAsia="ja-JP"/>
-        </w:rPr>
-      </w:pPr>
-      <w:r>
-        <w:rPr>
-          <w:lang w:eastAsia="ja-JP"/>
-        </w:rPr>
-        <w:t>“No</w:t>
-      </w:r>
-      <w:r>
-        <w:rPr>
-          <w:lang w:eastAsia="ja-JP"/>
-        </w:rPr>
-        <w:t>t entirely</w:t>
-      </w:r>
-      <w:r>
-        <w:rPr>
-          <w:lang w:eastAsia="ja-JP"/>
-        </w:rPr>
-        <w:t xml:space="preserve">, but what I </w:t>
-      </w:r>
-      <w:r>
-        <w:rPr>
-          <w:i/>
-          <w:iCs/>
-          <w:lang w:eastAsia="ja-JP"/>
-        </w:rPr>
         <w:t xml:space="preserve">am </w:t>
       </w:r>
       <w:r>
@@ -7448,450 +7506,450 @@
       </w:pPr>
       <w:bookmarkStart w:id="8" w:name="_Toc233159045"/>
       <w:r>
+        <w:t>Chapter 3</w:t>
+      </w:r>
+      <w:r>
+        <w:t xml:space="preserve"> – The </w:t>
+      </w:r>
+      <w:bookmarkEnd w:id="8"/>
+      <w:r>
+        <w:t>Trinity</w:t>
+      </w:r>
+    </w:p>
+    <w:p>
+      <w:pPr>
+        <w:rPr>
+          <w:rFonts w:eastAsia="Calibri"/>
+        </w:rPr>
+      </w:pPr>
+    </w:p>
+    <w:p>
+      <w:pPr>
+        <w:rPr>
+          <w:rFonts w:eastAsia="Calibri"/>
+        </w:rPr>
+      </w:pPr>
+      <w:r>
+        <w:rPr>
+          <w:rFonts w:eastAsia="Calibri"/>
+        </w:rPr>
+        <w:t>The conference concluded without incident</w:t>
+      </w:r>
+      <w:r>
+        <w:rPr>
+          <w:rFonts w:eastAsia="Calibri"/>
+        </w:rPr>
+        <w:t xml:space="preserve">. </w:t>
+      </w:r>
+      <w:r>
+        <w:rPr>
+          <w:rFonts w:eastAsia="Calibri"/>
+        </w:rPr>
+        <w:t xml:space="preserve">Marcus presented his research to some </w:t>
+      </w:r>
+      <w:r>
+        <w:rPr>
+          <w:rFonts w:eastAsia="Calibri"/>
+        </w:rPr>
+        <w:t>acclaim</w:t>
+      </w:r>
+      <w:r>
+        <w:rPr>
+          <w:rFonts w:eastAsia="Calibri"/>
+        </w:rPr>
+        <w:t xml:space="preserve">, while </w:t>
+      </w:r>
+      <w:r>
+        <w:rPr>
+          <w:rFonts w:eastAsia="Calibri"/>
+        </w:rPr>
+        <w:t>Cassandra’s family and friends</w:t>
+      </w:r>
+      <w:r>
+        <w:rPr>
+          <w:rFonts w:eastAsia="Calibri"/>
+        </w:rPr>
+        <w:t xml:space="preserve"> </w:t>
+      </w:r>
+      <w:r>
+        <w:rPr>
+          <w:rFonts w:eastAsia="Calibri"/>
+        </w:rPr>
+        <w:t>perused the exhibits</w:t>
+      </w:r>
+      <w:r>
+        <w:rPr>
+          <w:rFonts w:eastAsia="Calibri"/>
+        </w:rPr>
+        <w:t xml:space="preserve">, and that should have been that. </w:t>
+      </w:r>
+      <w:r>
+        <w:rPr>
+          <w:rFonts w:eastAsia="Calibri"/>
+        </w:rPr>
+        <w:t xml:space="preserve">Once they disembarked </w:t>
+      </w:r>
+      <w:r>
+        <w:rPr>
+          <w:rFonts w:eastAsia="Calibri"/>
+        </w:rPr>
+        <w:t>onto the platform back in Vancouver</w:t>
+      </w:r>
+      <w:r>
+        <w:rPr>
+          <w:rFonts w:eastAsia="Calibri"/>
+        </w:rPr>
+        <w:t>, however, it became clear that all was not well.</w:t>
+      </w:r>
+    </w:p>
+    <w:p>
+      <w:pPr>
+        <w:rPr>
+          <w:rFonts w:eastAsia="Calibri"/>
+        </w:rPr>
+      </w:pPr>
+      <w:r>
+        <w:rPr>
+          <w:rFonts w:eastAsia="Calibri"/>
+        </w:rPr>
+        <w:t xml:space="preserve">The pallid fog that had settled over the city was the first omen of ill fortune. Silence was the second; other than the sound of passengers disembarking with suitcases in tow, rolling over weathered concrete, the atmosphere was eerily </w:t>
+      </w:r>
+      <w:r>
+        <w:rPr>
+          <w:rFonts w:eastAsia="Calibri"/>
+        </w:rPr>
+        <w:t>still</w:t>
+      </w:r>
+      <w:r>
+        <w:rPr>
+          <w:rFonts w:eastAsia="Calibri"/>
+        </w:rPr>
+        <w:t xml:space="preserve">. That unnatural </w:t>
+      </w:r>
+      <w:r>
+        <w:rPr>
+          <w:rFonts w:eastAsia="Calibri"/>
+        </w:rPr>
+        <w:t>quiet</w:t>
+      </w:r>
+      <w:r>
+        <w:rPr>
+          <w:rFonts w:eastAsia="Calibri"/>
+        </w:rPr>
+        <w:t xml:space="preserve"> was only broken when Shufen received a </w:t>
+      </w:r>
+      <w:r>
+        <w:rPr>
+          <w:rFonts w:eastAsia="Calibri"/>
+        </w:rPr>
+        <w:t xml:space="preserve">phone </w:t>
+      </w:r>
+      <w:r>
+        <w:rPr>
+          <w:rFonts w:eastAsia="Calibri"/>
+        </w:rPr>
+        <w:t xml:space="preserve">call, which she </w:t>
+      </w:r>
+      <w:r>
+        <w:rPr>
+          <w:rFonts w:eastAsia="Calibri"/>
+        </w:rPr>
+        <w:t>did not hesitate to answer</w:t>
+      </w:r>
+      <w:r>
+        <w:rPr>
+          <w:rFonts w:eastAsia="Calibri"/>
+        </w:rPr>
+        <w:t>.</w:t>
+      </w:r>
+    </w:p>
+    <w:p>
+      <w:pPr>
+        <w:rPr>
+          <w:rFonts w:eastAsia="Times New Roman"/>
+        </w:rPr>
+      </w:pPr>
+      <w:r>
+        <w:rPr>
+          <w:rFonts w:eastAsia="Times New Roman"/>
+        </w:rPr>
+        <w:t xml:space="preserve">“Yes, I understand,” Shufen said, </w:t>
+      </w:r>
+      <w:r>
+        <w:rPr>
+          <w:rFonts w:eastAsia="Times New Roman"/>
+        </w:rPr>
+        <w:t>after a minute of conversation</w:t>
+      </w:r>
+      <w:r>
+        <w:rPr>
+          <w:rFonts w:eastAsia="Times New Roman"/>
+        </w:rPr>
+        <w:t>. “</w:t>
+      </w:r>
+      <w:r>
+        <w:rPr>
+          <w:rFonts w:eastAsia="Times New Roman"/>
+        </w:rPr>
+        <w:t>I’ll call a meeting shortly so we can prepare a response</w:t>
+      </w:r>
+      <w:r>
+        <w:rPr>
+          <w:rFonts w:eastAsia="Times New Roman"/>
+        </w:rPr>
+        <w:t xml:space="preserve">. </w:t>
+      </w:r>
+      <w:r>
+        <w:rPr>
+          <w:rFonts w:eastAsia="Times New Roman"/>
+        </w:rPr>
+        <w:t>Have your staff hold</w:t>
+      </w:r>
+      <w:r>
+        <w:rPr>
+          <w:rFonts w:eastAsia="Times New Roman"/>
+        </w:rPr>
+        <w:t xml:space="preserve"> position until then. See you soon.”</w:t>
+      </w:r>
+    </w:p>
+    <w:p>
+      <w:pPr>
+        <w:rPr>
+          <w:rFonts w:eastAsia="Times New Roman"/>
+        </w:rPr>
+      </w:pPr>
+      <w:r>
+        <w:rPr>
+          <w:rFonts w:eastAsia="Times New Roman"/>
+        </w:rPr>
+        <w:t xml:space="preserve">Although her mother had not yet </w:t>
+      </w:r>
+      <w:r>
+        <w:rPr>
+          <w:rFonts w:eastAsia="Times New Roman"/>
+        </w:rPr>
+        <w:t>spoken the caller’s name</w:t>
+      </w:r>
+      <w:r>
+        <w:rPr>
+          <w:rFonts w:eastAsia="Times New Roman"/>
+        </w:rPr>
+        <w:t>, that she had answered in Mandarin</w:t>
+      </w:r>
+      <w:r>
+        <w:rPr>
+          <w:rFonts w:eastAsia="Times New Roman"/>
+        </w:rPr>
+        <w:t xml:space="preserve"> </w:t>
+      </w:r>
+      <w:r>
+        <w:rPr>
+          <w:rFonts w:eastAsia="Times New Roman"/>
+        </w:rPr>
+        <w:t>was telling enough.</w:t>
+      </w:r>
+      <w:r>
+        <w:rPr>
+          <w:rFonts w:eastAsia="Times New Roman"/>
+        </w:rPr>
+        <w:t xml:space="preserve"> Zhiyi had a brother who also worked </w:t>
+      </w:r>
+      <w:r>
+        <w:rPr>
+          <w:rFonts w:eastAsia="Times New Roman"/>
+        </w:rPr>
+        <w:t xml:space="preserve">for </w:t>
+      </w:r>
+      <w:r>
+        <w:rPr>
+          <w:rFonts w:eastAsia="Times New Roman"/>
+        </w:rPr>
+        <w:t>Madelyn-Rash</w:t>
+      </w:r>
+      <w:r>
+        <w:rPr>
+          <w:rFonts w:eastAsia="Times New Roman"/>
+        </w:rPr>
+        <w:t xml:space="preserve">, but he and Cassandra had been on bad terms since his sister’s death. They </w:t>
+      </w:r>
+      <w:r>
+        <w:rPr>
+          <w:rFonts w:eastAsia="Times New Roman"/>
+        </w:rPr>
+        <w:t>had once been friends, but when Zhiyi died, they fell into an endless squabble about who was at fault, and any rapport was laid to rest alongside the deceased.</w:t>
+      </w:r>
+    </w:p>
+    <w:p>
+      <w:pPr>
+        <w:rPr>
+          <w:rFonts w:eastAsia="Times New Roman"/>
+        </w:rPr>
+      </w:pPr>
+      <w:r>
+        <w:rPr>
+          <w:rFonts w:eastAsia="Times New Roman"/>
+        </w:rPr>
+        <w:t xml:space="preserve">“Was that who I think it is?” </w:t>
+      </w:r>
+      <w:r>
+        <w:rPr>
+          <w:rFonts w:eastAsia="Times New Roman"/>
+        </w:rPr>
+        <w:t>she</w:t>
+      </w:r>
+      <w:r>
+        <w:rPr>
+          <w:rFonts w:eastAsia="Times New Roman"/>
+        </w:rPr>
+        <w:t xml:space="preserve"> asked.</w:t>
+      </w:r>
+    </w:p>
+    <w:p>
+      <w:pPr>
+        <w:rPr>
+          <w:rFonts w:eastAsia="Times New Roman"/>
+        </w:rPr>
+      </w:pPr>
+      <w:r>
+        <w:rPr>
+          <w:rFonts w:eastAsia="Times New Roman"/>
+        </w:rPr>
+        <w:t>“</w:t>
+      </w:r>
+      <w:r>
+        <w:rPr>
+          <w:rFonts w:eastAsia="Times New Roman"/>
+        </w:rPr>
+        <w:t>Y</w:t>
+      </w:r>
+      <w:r>
+        <w:rPr>
+          <w:rFonts w:eastAsia="Times New Roman"/>
+        </w:rPr>
+        <w:t>our good friend, Sun Xiang,” her mother answered</w:t>
+      </w:r>
+      <w:r>
+        <w:rPr>
+          <w:rFonts w:eastAsia="Times New Roman"/>
+        </w:rPr>
+        <w:t>, switching back to English. “</w:t>
+      </w:r>
+      <w:r>
+        <w:rPr>
+          <w:rFonts w:eastAsia="Times New Roman"/>
+        </w:rPr>
+        <w:t>Somehow,</w:t>
+      </w:r>
+      <w:r>
+        <w:rPr>
+          <w:rFonts w:eastAsia="Times New Roman"/>
+        </w:rPr>
+        <w:t xml:space="preserve"> he says,</w:t>
+      </w:r>
+      <w:r>
+        <w:rPr>
+          <w:rFonts w:eastAsia="Times New Roman"/>
+        </w:rPr>
+        <w:t xml:space="preserve"> news about the Vancouver Security Initiative </w:t>
+      </w:r>
+      <w:r>
+        <w:rPr>
+          <w:rFonts w:eastAsia="Times New Roman"/>
+        </w:rPr>
+        <w:t>arrived ahead of us</w:t>
+      </w:r>
+      <w:r>
+        <w:rPr>
+          <w:rFonts w:eastAsia="Times New Roman"/>
+        </w:rPr>
+        <w:t xml:space="preserve">, and </w:t>
+      </w:r>
+      <w:r>
+        <w:rPr>
+          <w:rFonts w:eastAsia="Times New Roman"/>
+        </w:rPr>
+        <w:t xml:space="preserve">the </w:t>
+      </w:r>
+      <w:r>
+        <w:rPr>
+          <w:rFonts w:eastAsia="Times New Roman"/>
+        </w:rPr>
+        <w:t xml:space="preserve">union is planning a strike if it isn’t withdrawn. Some workers have even begun </w:t>
+      </w:r>
+      <w:r>
+        <w:rPr>
+          <w:rFonts w:eastAsia="Times New Roman"/>
+        </w:rPr>
+        <w:t xml:space="preserve">a </w:t>
+      </w:r>
+      <w:r>
+        <w:rPr>
+          <w:rFonts w:eastAsia="Times New Roman"/>
+        </w:rPr>
+        <w:t>standoff with campus security</w:t>
+      </w:r>
+      <w:r>
+        <w:rPr>
+          <w:rFonts w:eastAsia="Times New Roman"/>
+        </w:rPr>
+        <w:t>.”</w:t>
+      </w:r>
+    </w:p>
+    <w:p>
+      <w:pPr>
+        <w:rPr>
+          <w:rFonts w:eastAsia="Times New Roman"/>
+        </w:rPr>
+      </w:pPr>
+      <w:r>
+        <w:rPr>
+          <w:rFonts w:eastAsia="Times New Roman"/>
+        </w:rPr>
+        <w:t>It seemed to Cassandra that history was repeating itself</w:t>
+      </w:r>
+      <w:r>
+        <w:rPr>
+          <w:rFonts w:eastAsia="Times New Roman"/>
+        </w:rPr>
+        <w:t>.</w:t>
+      </w:r>
+    </w:p>
+    <w:p>
+      <w:pPr>
+        <w:rPr>
+          <w:rFonts w:eastAsia="Times New Roman"/>
+        </w:rPr>
+      </w:pPr>
+      <w:r>
+        <w:rPr>
+          <w:rFonts w:eastAsia="Times New Roman"/>
+        </w:rPr>
+        <w:t xml:space="preserve">“This is a good thing, isn’t it? If </w:t>
+      </w:r>
+      <w:r>
+        <w:rPr>
+          <w:rFonts w:eastAsia="Times New Roman"/>
+        </w:rPr>
+        <w:t>the union gets involved</w:t>
+      </w:r>
+      <w:r>
+        <w:rPr>
+          <w:rFonts w:eastAsia="Times New Roman"/>
+        </w:rPr>
+        <w:t>, we have a chance to kill the proposal,” Jackson said.</w:t>
+      </w:r>
+    </w:p>
+    <w:p>
+      <w:pPr>
+        <w:rPr>
+          <w:rFonts w:eastAsia="Times New Roman"/>
+        </w:rPr>
+      </w:pPr>
+      <w:r>
+        <w:rPr>
+          <w:rFonts w:eastAsia="Times New Roman"/>
+        </w:rPr>
         <w:lastRenderedPageBreak/>
-        <w:t>Chapter 3</w:t>
-      </w:r>
-      <w:r>
-        <w:t xml:space="preserve"> – The </w:t>
-      </w:r>
-      <w:bookmarkEnd w:id="8"/>
-      <w:r>
-        <w:t>Trinity</w:t>
-      </w:r>
-    </w:p>
-    <w:p>
-      <w:pPr>
-        <w:rPr>
-          <w:rFonts w:eastAsia="Calibri"/>
-        </w:rPr>
-      </w:pPr>
-    </w:p>
-    <w:p>
-      <w:pPr>
-        <w:rPr>
-          <w:rFonts w:eastAsia="Calibri"/>
-        </w:rPr>
-      </w:pPr>
-      <w:r>
-        <w:rPr>
-          <w:rFonts w:eastAsia="Calibri"/>
-        </w:rPr>
-        <w:t>The conference concluded without incident</w:t>
-      </w:r>
-      <w:r>
-        <w:rPr>
-          <w:rFonts w:eastAsia="Calibri"/>
-        </w:rPr>
-        <w:t xml:space="preserve">. </w:t>
-      </w:r>
-      <w:r>
-        <w:rPr>
-          <w:rFonts w:eastAsia="Calibri"/>
-        </w:rPr>
-        <w:t xml:space="preserve">Marcus presented his research to some </w:t>
-      </w:r>
-      <w:r>
-        <w:rPr>
-          <w:rFonts w:eastAsia="Calibri"/>
-        </w:rPr>
-        <w:t>acclaim</w:t>
-      </w:r>
-      <w:r>
-        <w:rPr>
-          <w:rFonts w:eastAsia="Calibri"/>
-        </w:rPr>
-        <w:t xml:space="preserve">, while </w:t>
-      </w:r>
-      <w:r>
-        <w:rPr>
-          <w:rFonts w:eastAsia="Calibri"/>
-        </w:rPr>
-        <w:t>Cassandra’s family and friends</w:t>
-      </w:r>
-      <w:r>
-        <w:rPr>
-          <w:rFonts w:eastAsia="Calibri"/>
-        </w:rPr>
-        <w:t xml:space="preserve"> </w:t>
-      </w:r>
-      <w:r>
-        <w:rPr>
-          <w:rFonts w:eastAsia="Calibri"/>
-        </w:rPr>
-        <w:t>perused the exhibits</w:t>
-      </w:r>
-      <w:r>
-        <w:rPr>
-          <w:rFonts w:eastAsia="Calibri"/>
-        </w:rPr>
-        <w:t xml:space="preserve">, and that should have been that. </w:t>
-      </w:r>
-      <w:r>
-        <w:rPr>
-          <w:rFonts w:eastAsia="Calibri"/>
-        </w:rPr>
-        <w:t xml:space="preserve">Once they disembarked </w:t>
-      </w:r>
-      <w:r>
-        <w:rPr>
-          <w:rFonts w:eastAsia="Calibri"/>
-        </w:rPr>
-        <w:t>onto the platform back in Vancouver</w:t>
-      </w:r>
-      <w:r>
-        <w:rPr>
-          <w:rFonts w:eastAsia="Calibri"/>
-        </w:rPr>
-        <w:t>, however, it became clear that all was not well.</w:t>
-      </w:r>
-    </w:p>
-    <w:p>
-      <w:pPr>
-        <w:rPr>
-          <w:rFonts w:eastAsia="Calibri"/>
-        </w:rPr>
-      </w:pPr>
-      <w:r>
-        <w:rPr>
-          <w:rFonts w:eastAsia="Calibri"/>
-        </w:rPr>
-        <w:t xml:space="preserve">The pallid fog that had settled over the city was the first omen of ill fortune. Silence was the second; other than the sound of passengers disembarking with suitcases in tow, rolling over weathered concrete, the atmosphere was eerily </w:t>
-      </w:r>
-      <w:r>
-        <w:rPr>
-          <w:rFonts w:eastAsia="Calibri"/>
-        </w:rPr>
-        <w:t>still</w:t>
-      </w:r>
-      <w:r>
-        <w:rPr>
-          <w:rFonts w:eastAsia="Calibri"/>
-        </w:rPr>
-        <w:t xml:space="preserve">. That unnatural </w:t>
-      </w:r>
-      <w:r>
-        <w:rPr>
-          <w:rFonts w:eastAsia="Calibri"/>
-        </w:rPr>
-        <w:t>quiet</w:t>
-      </w:r>
-      <w:r>
-        <w:rPr>
-          <w:rFonts w:eastAsia="Calibri"/>
-        </w:rPr>
-        <w:t xml:space="preserve"> was only broken when Shufen received a </w:t>
-      </w:r>
-      <w:r>
-        <w:rPr>
-          <w:rFonts w:eastAsia="Calibri"/>
-        </w:rPr>
-        <w:t xml:space="preserve">phone </w:t>
-      </w:r>
-      <w:r>
-        <w:rPr>
-          <w:rFonts w:eastAsia="Calibri"/>
-        </w:rPr>
-        <w:t xml:space="preserve">call, which she </w:t>
-      </w:r>
-      <w:r>
-        <w:rPr>
-          <w:rFonts w:eastAsia="Calibri"/>
-        </w:rPr>
-        <w:t>did not hesitate to answer</w:t>
-      </w:r>
-      <w:r>
-        <w:rPr>
-          <w:rFonts w:eastAsia="Calibri"/>
-        </w:rPr>
-        <w:t>.</w:t>
-      </w:r>
-    </w:p>
-    <w:p>
-      <w:pPr>
-        <w:rPr>
-          <w:rFonts w:eastAsia="Times New Roman"/>
-        </w:rPr>
-      </w:pPr>
-      <w:r>
-        <w:rPr>
-          <w:rFonts w:eastAsia="Times New Roman"/>
-        </w:rPr>
-        <w:t xml:space="preserve">“Yes, I understand,” Shufen said, </w:t>
-      </w:r>
-      <w:r>
-        <w:rPr>
-          <w:rFonts w:eastAsia="Times New Roman"/>
-        </w:rPr>
-        <w:t>after a minute of conversation</w:t>
-      </w:r>
-      <w:r>
-        <w:rPr>
-          <w:rFonts w:eastAsia="Times New Roman"/>
-        </w:rPr>
-        <w:t>. “</w:t>
-      </w:r>
-      <w:r>
-        <w:rPr>
-          <w:rFonts w:eastAsia="Times New Roman"/>
-        </w:rPr>
-        <w:t>I’ll call a meeting shortly so we can prepare a response</w:t>
-      </w:r>
-      <w:r>
-        <w:rPr>
-          <w:rFonts w:eastAsia="Times New Roman"/>
-        </w:rPr>
-        <w:t xml:space="preserve">. </w:t>
-      </w:r>
-      <w:r>
-        <w:rPr>
-          <w:rFonts w:eastAsia="Times New Roman"/>
-        </w:rPr>
-        <w:t>Have your staff hold</w:t>
-      </w:r>
-      <w:r>
-        <w:rPr>
-          <w:rFonts w:eastAsia="Times New Roman"/>
-        </w:rPr>
-        <w:t xml:space="preserve"> position until then. See you soon.”</w:t>
-      </w:r>
-    </w:p>
-    <w:p>
-      <w:pPr>
-        <w:rPr>
-          <w:rFonts w:eastAsia="Times New Roman"/>
-        </w:rPr>
-      </w:pPr>
-      <w:r>
-        <w:rPr>
-          <w:rFonts w:eastAsia="Times New Roman"/>
-        </w:rPr>
-        <w:t xml:space="preserve">Although her mother had not yet </w:t>
-      </w:r>
-      <w:r>
-        <w:rPr>
-          <w:rFonts w:eastAsia="Times New Roman"/>
-        </w:rPr>
-        <w:t>spoken the caller’s name</w:t>
-      </w:r>
-      <w:r>
-        <w:rPr>
-          <w:rFonts w:eastAsia="Times New Roman"/>
-        </w:rPr>
-        <w:t>, that she had answered in Mandarin</w:t>
-      </w:r>
-      <w:r>
-        <w:rPr>
-          <w:rFonts w:eastAsia="Times New Roman"/>
-        </w:rPr>
-        <w:t xml:space="preserve"> </w:t>
-      </w:r>
-      <w:r>
-        <w:rPr>
-          <w:rFonts w:eastAsia="Times New Roman"/>
-        </w:rPr>
-        <w:t>was telling enough.</w:t>
-      </w:r>
-      <w:r>
-        <w:rPr>
-          <w:rFonts w:eastAsia="Times New Roman"/>
-        </w:rPr>
-        <w:t xml:space="preserve"> Zhiyi had a brother who also worked </w:t>
-      </w:r>
-      <w:r>
-        <w:rPr>
-          <w:rFonts w:eastAsia="Times New Roman"/>
-        </w:rPr>
-        <w:t xml:space="preserve">for </w:t>
-      </w:r>
-      <w:r>
-        <w:rPr>
-          <w:rFonts w:eastAsia="Times New Roman"/>
-        </w:rPr>
-        <w:t>Madelyn-Rash</w:t>
-      </w:r>
-      <w:r>
-        <w:rPr>
-          <w:rFonts w:eastAsia="Times New Roman"/>
-        </w:rPr>
-        <w:t xml:space="preserve">, but he and Cassandra had been on bad terms since his sister’s death. They </w:t>
-      </w:r>
-      <w:r>
-        <w:rPr>
-          <w:rFonts w:eastAsia="Times New Roman"/>
-        </w:rPr>
-        <w:t>had once been friends, but when Zhiyi died, they fell into an endless squabble about who was at fault, and any rapport was laid to rest alongside the deceased.</w:t>
-      </w:r>
-    </w:p>
-    <w:p>
-      <w:pPr>
-        <w:rPr>
-          <w:rFonts w:eastAsia="Times New Roman"/>
-        </w:rPr>
-      </w:pPr>
-      <w:r>
-        <w:rPr>
-          <w:rFonts w:eastAsia="Times New Roman"/>
-        </w:rPr>
-        <w:t xml:space="preserve">“Was that who I think it is?” </w:t>
-      </w:r>
-      <w:r>
-        <w:rPr>
-          <w:rFonts w:eastAsia="Times New Roman"/>
-        </w:rPr>
-        <w:t>she</w:t>
-      </w:r>
-      <w:r>
-        <w:rPr>
-          <w:rFonts w:eastAsia="Times New Roman"/>
-        </w:rPr>
-        <w:t xml:space="preserve"> asked.</w:t>
-      </w:r>
-    </w:p>
-    <w:p>
-      <w:pPr>
-        <w:rPr>
-          <w:rFonts w:eastAsia="Times New Roman"/>
-        </w:rPr>
-      </w:pPr>
-      <w:r>
-        <w:rPr>
-          <w:rFonts w:eastAsia="Times New Roman"/>
-        </w:rPr>
-        <w:t>“</w:t>
-      </w:r>
-      <w:r>
-        <w:rPr>
-          <w:rFonts w:eastAsia="Times New Roman"/>
-        </w:rPr>
-        <w:t>Y</w:t>
-      </w:r>
-      <w:r>
-        <w:rPr>
-          <w:rFonts w:eastAsia="Times New Roman"/>
-        </w:rPr>
-        <w:t>our good friend, Sun Xiang,” her mother answered</w:t>
-      </w:r>
-      <w:r>
-        <w:rPr>
-          <w:rFonts w:eastAsia="Times New Roman"/>
-        </w:rPr>
-        <w:t>, switching back to English. “</w:t>
-      </w:r>
-      <w:r>
-        <w:rPr>
-          <w:rFonts w:eastAsia="Times New Roman"/>
-        </w:rPr>
-        <w:t>Somehow,</w:t>
-      </w:r>
-      <w:r>
-        <w:rPr>
-          <w:rFonts w:eastAsia="Times New Roman"/>
-        </w:rPr>
-        <w:t xml:space="preserve"> he says,</w:t>
-      </w:r>
-      <w:r>
-        <w:rPr>
-          <w:rFonts w:eastAsia="Times New Roman"/>
-        </w:rPr>
-        <w:t xml:space="preserve"> news about the Vancouver Security Initiative </w:t>
-      </w:r>
-      <w:r>
-        <w:rPr>
-          <w:rFonts w:eastAsia="Times New Roman"/>
-        </w:rPr>
-        <w:t>arrived ahead of us</w:t>
-      </w:r>
-      <w:r>
-        <w:rPr>
-          <w:rFonts w:eastAsia="Times New Roman"/>
-        </w:rPr>
-        <w:t xml:space="preserve">, and </w:t>
-      </w:r>
-      <w:r>
-        <w:rPr>
-          <w:rFonts w:eastAsia="Times New Roman"/>
-        </w:rPr>
-        <w:t xml:space="preserve">the </w:t>
-      </w:r>
-      <w:r>
-        <w:rPr>
-          <w:rFonts w:eastAsia="Times New Roman"/>
-        </w:rPr>
-        <w:t xml:space="preserve">union is planning a strike if it isn’t withdrawn. Some workers have even begun </w:t>
-      </w:r>
-      <w:r>
-        <w:rPr>
-          <w:rFonts w:eastAsia="Times New Roman"/>
-        </w:rPr>
-        <w:t xml:space="preserve">a </w:t>
-      </w:r>
-      <w:r>
-        <w:rPr>
-          <w:rFonts w:eastAsia="Times New Roman"/>
-        </w:rPr>
-        <w:t>standoff with campus security</w:t>
-      </w:r>
-      <w:r>
-        <w:rPr>
-          <w:rFonts w:eastAsia="Times New Roman"/>
-        </w:rPr>
-        <w:t>.”</w:t>
-      </w:r>
-    </w:p>
-    <w:p>
-      <w:pPr>
-        <w:rPr>
-          <w:rFonts w:eastAsia="Times New Roman"/>
-        </w:rPr>
-      </w:pPr>
-      <w:r>
-        <w:rPr>
-          <w:rFonts w:eastAsia="Times New Roman"/>
-        </w:rPr>
-        <w:t>It seemed to Cassandra that history was repeating itself</w:t>
-      </w:r>
-      <w:r>
-        <w:rPr>
-          <w:rFonts w:eastAsia="Times New Roman"/>
-        </w:rPr>
-        <w:t>.</w:t>
-      </w:r>
-    </w:p>
-    <w:p>
-      <w:pPr>
-        <w:rPr>
-          <w:rFonts w:eastAsia="Times New Roman"/>
-        </w:rPr>
-      </w:pPr>
-      <w:r>
-        <w:rPr>
-          <w:rFonts w:eastAsia="Times New Roman"/>
-        </w:rPr>
-        <w:t xml:space="preserve">“This is a good thing, isn’t it? If </w:t>
-      </w:r>
-      <w:r>
-        <w:rPr>
-          <w:rFonts w:eastAsia="Times New Roman"/>
-        </w:rPr>
-        <w:t>the union gets involved</w:t>
-      </w:r>
-      <w:r>
-        <w:rPr>
-          <w:rFonts w:eastAsia="Times New Roman"/>
-        </w:rPr>
-        <w:t>, we have a chance to kill the proposal,” Jackson said.</w:t>
-      </w:r>
-    </w:p>
-    <w:p>
-      <w:pPr>
-        <w:rPr>
-          <w:rFonts w:eastAsia="Times New Roman"/>
-        </w:rPr>
-      </w:pPr>
-      <w:r>
-        <w:rPr>
-          <w:rFonts w:eastAsia="Times New Roman"/>
-        </w:rPr>
         <w:t>“Are you saying that because you’re the one who leaked it?”</w:t>
       </w:r>
     </w:p>
@@ -7905,7 +7963,6 @@
         <w:rPr>
           <w:rFonts w:eastAsia="Times New Roman"/>
         </w:rPr>
-        <w:lastRenderedPageBreak/>
         <w:t>“What, me? Certainly not.</w:t>
       </w:r>
       <w:r>

--- a/Peregrine 2020.docx
+++ b/Peregrine 2020.docx
@@ -1422,7 +1422,7 @@
         <w:t xml:space="preserve">, </w:t>
       </w:r>
       <w:r>
-        <w:t>overseer</w:t>
+        <w:t>supervisor</w:t>
       </w:r>
       <w:r>
         <w:t xml:space="preserve"> of </w:t>
@@ -1647,7 +1647,15 @@
         <w:t>Speaking of, t</w:t>
       </w:r>
       <w:r>
-        <w:t xml:space="preserve">hat scent you’re wearing is real nice,” </w:t>
+        <w:t xml:space="preserve">hat scent you’re wearing is </w:t>
+      </w:r>
+      <w:proofErr w:type="gramStart"/>
+      <w:r>
+        <w:t>real</w:t>
+      </w:r>
+      <w:proofErr w:type="gramEnd"/>
+      <w:r>
+        <w:t xml:space="preserve"> nice,” </w:t>
       </w:r>
       <w:r>
         <w:t>she</w:t>
@@ -2105,7 +2113,15 @@
         <w:t xml:space="preserve"> </w:t>
       </w:r>
       <w:r>
-        <w:t xml:space="preserve">If Dr. Fairchild hadn’t invited me on this trip I think I might have literally </w:t>
+        <w:t xml:space="preserve">If Dr. Fairchild hadn’t invited me on this </w:t>
+      </w:r>
+      <w:proofErr w:type="gramStart"/>
+      <w:r>
+        <w:t>trip</w:t>
+      </w:r>
+      <w:proofErr w:type="gramEnd"/>
+      <w:r>
+        <w:t xml:space="preserve"> I think I might have literally </w:t>
       </w:r>
       <w:r>
         <w:t>turned to</w:t>
@@ -2412,10 +2428,18 @@
     </w:p>
     <w:p>
       <w:r>
-        <w:t>“Corpo</w:t>
-      </w:r>
-      <w:r>
-        <w:t xml:space="preserve">s </w:t>
+        <w:t>“</w:t>
+      </w:r>
+      <w:proofErr w:type="spellStart"/>
+      <w:r>
+        <w:t>Corpo</w:t>
+      </w:r>
+      <w:r>
+        <w:t>s</w:t>
+      </w:r>
+      <w:proofErr w:type="spellEnd"/>
+      <w:r>
+        <w:t xml:space="preserve"> </w:t>
       </w:r>
       <w:r>
         <w:t xml:space="preserve">are assholes, what else is new? </w:t>
@@ -2634,8 +2658,13 @@
       <w:r>
         <w:t xml:space="preserve">? </w:t>
       </w:r>
-      <w:r>
-        <w:t>Sure didn’t</w:t>
+      <w:proofErr w:type="gramStart"/>
+      <w:r>
+        <w:t>Sure</w:t>
+      </w:r>
+      <w:proofErr w:type="gramEnd"/>
+      <w:r>
+        <w:t xml:space="preserve"> didn’t</w:t>
       </w:r>
       <w:r>
         <w:t xml:space="preserve"> expect to see you here.</w:t>
@@ -6569,20 +6598,58 @@
         <w:rPr>
           <w:lang w:eastAsia="ja-JP"/>
         </w:rPr>
-        <w:t>“So does the Cloud Garden,” Jackson said.</w:t>
-      </w:r>
-    </w:p>
-    <w:p>
-      <w:pPr>
-        <w:rPr>
-          <w:lang w:eastAsia="ja-JP"/>
-        </w:rPr>
-      </w:pPr>
-      <w:r>
-        <w:rPr>
-          <w:lang w:eastAsia="ja-JP"/>
-        </w:rPr>
-        <w:t xml:space="preserve">“For real? Though that doesn’t do a lot of good for those of us who don’t work in the main building. Anyway, I was thinking of applying for a transfer. Not for the </w:t>
+        <w:t>“</w:t>
+      </w:r>
+      <w:r>
+        <w:rPr>
+          <w:lang w:eastAsia="ja-JP"/>
+        </w:rPr>
+        <w:t xml:space="preserve">Maybe that’s </w:t>
+      </w:r>
+      <w:r>
+        <w:rPr>
+          <w:i/>
+          <w:iCs/>
+          <w:lang w:eastAsia="ja-JP"/>
+        </w:rPr>
+        <w:t>why</w:t>
+      </w:r>
+      <w:r>
+        <w:rPr>
+          <w:lang w:eastAsia="ja-JP"/>
+        </w:rPr>
+        <w:t xml:space="preserve"> we’re all fighting for scraps</w:t>
+      </w:r>
+      <w:r>
+        <w:rPr>
+          <w:lang w:eastAsia="ja-JP"/>
+        </w:rPr>
+        <w:t>,” Jackson said.</w:t>
+      </w:r>
+    </w:p>
+    <w:p>
+      <w:pPr>
+        <w:rPr>
+          <w:lang w:eastAsia="ja-JP"/>
+        </w:rPr>
+      </w:pPr>
+      <w:r>
+        <w:rPr>
+          <w:lang w:eastAsia="ja-JP"/>
+        </w:rPr>
+        <w:t>“</w:t>
+      </w:r>
+      <w:r>
+        <w:rPr>
+          <w:lang w:eastAsia="ja-JP"/>
+        </w:rPr>
+        <w:t>Yeah, well</w:t>
+      </w:r>
+      <w:r>
+        <w:rPr>
+          <w:lang w:eastAsia="ja-JP"/>
+        </w:rPr>
+        <w:t xml:space="preserve">, I was thinking of applying for a transfer. Not for the </w:t>
       </w:r>
       <w:r>
         <w:rPr>
@@ -6594,27 +6661,33 @@
         <w:rPr>
           <w:lang w:eastAsia="ja-JP"/>
         </w:rPr>
-        <w:t xml:space="preserve">, but you </w:t>
-      </w:r>
+        <w:t>, but you know. Money.” Akiko raised her hand and rubbed a stack of imaginary dollars between her fingers.</w:t>
+      </w:r>
+    </w:p>
+    <w:p>
+      <w:pPr>
+        <w:rPr>
+          <w:lang w:eastAsia="ja-JP"/>
+        </w:rPr>
+      </w:pPr>
       <w:r>
         <w:rPr>
           <w:lang w:eastAsia="ja-JP"/>
         </w:rPr>
         <w:lastRenderedPageBreak/>
-        <w:t>know. Money.” Akiko raised her hand and rubbed a stack of imaginary dollars between her fingers.</w:t>
-      </w:r>
-    </w:p>
-    <w:p>
-      <w:pPr>
-        <w:rPr>
-          <w:lang w:eastAsia="ja-JP"/>
-        </w:rPr>
-      </w:pPr>
-      <w:r>
-        <w:rPr>
-          <w:lang w:eastAsia="ja-JP"/>
-        </w:rPr>
-        <w:t xml:space="preserve">That wouldn’t do, Cassandra thought. Having a spy in Seattle would be useful, to be sure, but Lancaster was the present threat, and </w:t>
+        <w:t xml:space="preserve">That wouldn’t do, Cassandra thought. Having a </w:t>
+      </w:r>
+      <w:r>
+        <w:rPr>
+          <w:lang w:eastAsia="ja-JP"/>
+        </w:rPr>
+        <w:t>mole</w:t>
+      </w:r>
+      <w:r>
+        <w:rPr>
+          <w:lang w:eastAsia="ja-JP"/>
+        </w:rPr>
+        <w:t xml:space="preserve"> in Seattle would be useful, to be sure, but Lancaster was the present threat, and </w:t>
       </w:r>
       <w:r>
         <w:rPr>
@@ -6626,7 +6699,19 @@
         <w:rPr>
           <w:lang w:eastAsia="ja-JP"/>
         </w:rPr>
-        <w:t>. A gentle touch was needed.</w:t>
+        <w:t>. A gentle touch was needed</w:t>
+      </w:r>
+      <w:r>
+        <w:rPr>
+          <w:lang w:eastAsia="ja-JP"/>
+        </w:rPr>
+        <w:t xml:space="preserve"> to send her in the right direction</w:t>
+      </w:r>
+      <w:r>
+        <w:rPr>
+          <w:lang w:eastAsia="ja-JP"/>
+        </w:rPr>
+        <w:t>.</w:t>
       </w:r>
     </w:p>
     <w:p>
@@ -6737,19 +6822,31 @@
         <w:rPr>
           <w:lang w:eastAsia="ja-JP"/>
         </w:rPr>
-        <w:t>, and they’re not wanting for funding,</w:t>
-      </w:r>
-      <w:r>
-        <w:rPr>
-          <w:lang w:eastAsia="ja-JP"/>
-        </w:rPr>
-        <w:t xml:space="preserve"> but </w:t>
-      </w:r>
-      <w:r>
-        <w:rPr>
-          <w:lang w:eastAsia="ja-JP"/>
-        </w:rPr>
-        <w:t>bureaucracy and crunch time are a way of life over there, more so than even the Cloud Garden</w:t>
+        <w:t xml:space="preserve">, </w:t>
+      </w:r>
+      <w:r>
+        <w:rPr>
+          <w:lang w:eastAsia="ja-JP"/>
+        </w:rPr>
+        <w:t xml:space="preserve">but </w:t>
+      </w:r>
+      <w:r>
+        <w:rPr>
+          <w:lang w:eastAsia="ja-JP"/>
+        </w:rPr>
+        <w:t xml:space="preserve">bureaucracy and crunch time are a way of life over there, </w:t>
+      </w:r>
+      <w:r>
+        <w:rPr>
+          <w:lang w:eastAsia="ja-JP"/>
+        </w:rPr>
+        <w:t>even more so than</w:t>
+      </w:r>
+      <w:r>
+        <w:rPr>
+          <w:lang w:eastAsia="ja-JP"/>
+        </w:rPr>
+        <w:t xml:space="preserve"> the Cloud Garden</w:t>
       </w:r>
       <w:r>
         <w:rPr>
@@ -6767,6 +6864,12 @@
         <w:rPr>
           <w:lang w:eastAsia="ja-JP"/>
         </w:rPr>
+        <w:t>.</w:t>
+      </w:r>
+      <w:r>
+        <w:rPr>
+          <w:lang w:eastAsia="ja-JP"/>
+        </w:rPr>
         <w:t xml:space="preserve">” </w:t>
       </w:r>
     </w:p>
@@ -6897,36 +7000,6 @@
         <w:rPr>
           <w:lang w:eastAsia="ja-JP"/>
         </w:rPr>
-        <w:t>Even though several</w:t>
-      </w:r>
-      <w:r>
-        <w:rPr>
-          <w:lang w:eastAsia="ja-JP"/>
-        </w:rPr>
-        <w:t xml:space="preserve"> of the assembled group nodded as if to verify his claim</w:t>
-      </w:r>
-      <w:r>
-        <w:rPr>
-          <w:lang w:eastAsia="ja-JP"/>
-        </w:rPr>
-        <w:t xml:space="preserve">, Cassandra was wary of </w:t>
-      </w:r>
-      <w:r>
-        <w:rPr>
-          <w:lang w:eastAsia="ja-JP"/>
-        </w:rPr>
-        <w:t>pressing</w:t>
-      </w:r>
-      <w:r>
-        <w:rPr>
-          <w:lang w:eastAsia="ja-JP"/>
-        </w:rPr>
-        <w:t xml:space="preserve"> too hard. </w:t>
-      </w:r>
-      <w:r>
-        <w:rPr>
-          <w:lang w:eastAsia="ja-JP"/>
-        </w:rPr>
         <w:t xml:space="preserve">“Thank you </w:t>
       </w:r>
       <w:r>
@@ -6945,7 +7018,19 @@
         <w:rPr>
           <w:lang w:eastAsia="ja-JP"/>
         </w:rPr>
-        <w:t xml:space="preserve"> but I think Miss Akiko would appreciate it if we didn’t push the issue,</w:t>
+        <w:t xml:space="preserve"> but Miss Akiko </w:t>
+      </w:r>
+      <w:r>
+        <w:rPr>
+          <w:lang w:eastAsia="ja-JP"/>
+        </w:rPr>
+        <w:t>has made her stance clear</w:t>
+      </w:r>
+      <w:r>
+        <w:rPr>
+          <w:lang w:eastAsia="ja-JP"/>
+        </w:rPr>
+        <w:t>,</w:t>
       </w:r>
       <w:r>
         <w:rPr>
@@ -6957,13 +7042,13 @@
         <w:rPr>
           <w:lang w:eastAsia="ja-JP"/>
         </w:rPr>
-        <w:t>she</w:t>
-      </w:r>
-      <w:r>
-        <w:rPr>
-          <w:lang w:eastAsia="ja-JP"/>
-        </w:rPr>
-        <w:t xml:space="preserve"> said. </w:t>
+        <w:t>Cassandra replied</w:t>
+      </w:r>
+      <w:r>
+        <w:rPr>
+          <w:lang w:eastAsia="ja-JP"/>
+        </w:rPr>
+        <w:t xml:space="preserve">. </w:t>
       </w:r>
     </w:p>
     <w:p>
@@ -6988,7 +7073,7 @@
         <w:rPr>
           <w:lang w:eastAsia="ja-JP"/>
         </w:rPr>
-        <w:t>,” Jackson replied.</w:t>
+        <w:t>.”</w:t>
       </w:r>
     </w:p>
     <w:p>
@@ -7038,7 +7123,19 @@
         <w:rPr>
           <w:lang w:eastAsia="ja-JP"/>
         </w:rPr>
-        <w:t xml:space="preserve">“Thank you. I’ll…think about </w:t>
+        <w:t>“Thank</w:t>
+      </w:r>
+      <w:r>
+        <w:rPr>
+          <w:lang w:eastAsia="ja-JP"/>
+        </w:rPr>
+        <w:t>s</w:t>
+      </w:r>
+      <w:r>
+        <w:rPr>
+          <w:lang w:eastAsia="ja-JP"/>
+        </w:rPr>
+        <w:t xml:space="preserve">. I’ll…think about </w:t>
       </w:r>
       <w:r>
         <w:rPr>
@@ -7108,7 +7205,6 @@
         <w:jc w:val="center"/>
       </w:pPr>
       <w:r>
-        <w:lastRenderedPageBreak/>
         <w:t>*</w:t>
       </w:r>
       <w:r>
@@ -7130,6 +7226,7 @@
         <w:rPr>
           <w:lang w:eastAsia="ja-JP"/>
         </w:rPr>
+        <w:lastRenderedPageBreak/>
         <w:t xml:space="preserve">Back inside the hall, Jackson frowned at Cassandra. </w:t>
       </w:r>
       <w:r>
@@ -7172,13 +7269,13 @@
         <w:rPr>
           <w:lang w:eastAsia="ja-JP"/>
         </w:rPr>
-        <w:t xml:space="preserve"> “Or had your mother do it. She’s no good to us if she transfers to the Cloud Garden</w:t>
-      </w:r>
-      <w:r>
-        <w:rPr>
-          <w:lang w:eastAsia="ja-JP"/>
-        </w:rPr>
-        <w:t xml:space="preserve"> instead of headquarters</w:t>
+        <w:t xml:space="preserve"> “Or had your mother do it. She’s no good to us i</w:t>
+      </w:r>
+      <w:r>
+        <w:rPr>
+          <w:lang w:eastAsia="ja-JP"/>
+        </w:rPr>
+        <w:t>n Seattle</w:t>
       </w:r>
       <w:r>
         <w:rPr>
@@ -7257,7 +7354,19 @@
         <w:rPr>
           <w:lang w:eastAsia="ja-JP"/>
         </w:rPr>
-        <w:t xml:space="preserve"> she replied</w:t>
+        <w:t xml:space="preserve"> </w:t>
+      </w:r>
+      <w:r>
+        <w:rPr>
+          <w:lang w:eastAsia="ja-JP"/>
+        </w:rPr>
+        <w:t>Cassandra</w:t>
+      </w:r>
+      <w:r>
+        <w:rPr>
+          <w:lang w:eastAsia="ja-JP"/>
+        </w:rPr>
+        <w:t xml:space="preserve"> replied</w:t>
       </w:r>
       <w:r>
         <w:rPr>
@@ -7288,7 +7397,31 @@
         <w:rPr>
           <w:lang w:eastAsia="ja-JP"/>
         </w:rPr>
-        <w:t>“You’re certain about that?”</w:t>
+        <w:t>“</w:t>
+      </w:r>
+      <w:r>
+        <w:rPr>
+          <w:lang w:eastAsia="ja-JP"/>
+        </w:rPr>
+        <w:t>You</w:t>
+      </w:r>
+      <w:r>
+        <w:rPr>
+          <w:lang w:eastAsia="ja-JP"/>
+        </w:rPr>
+        <w:t xml:space="preserve"> </w:t>
+      </w:r>
+      <w:r>
+        <w:rPr>
+          <w:lang w:eastAsia="ja-JP"/>
+        </w:rPr>
+        <w:t>sure</w:t>
+      </w:r>
+      <w:r>
+        <w:rPr>
+          <w:lang w:eastAsia="ja-JP"/>
+        </w:rPr>
+        <w:t xml:space="preserve"> about that?”</w:t>
       </w:r>
     </w:p>
     <w:p>
@@ -7327,7 +7460,19 @@
         <w:rPr>
           <w:lang w:eastAsia="ja-JP"/>
         </w:rPr>
-        <w:t>certain of is that, if you push someone too hard, they break. It’s better if she makes that decision on her own.</w:t>
+        <w:t xml:space="preserve">certain of is that, if you push someone too hard, they </w:t>
+      </w:r>
+      <w:r>
+        <w:rPr>
+          <w:lang w:eastAsia="ja-JP"/>
+        </w:rPr>
+        <w:t>start pushing back</w:t>
+      </w:r>
+      <w:r>
+        <w:rPr>
+          <w:lang w:eastAsia="ja-JP"/>
+        </w:rPr>
+        <w:t>. It’s better if she makes that decision on her own.</w:t>
       </w:r>
       <w:r>
         <w:rPr>
@@ -7478,14 +7623,6 @@
     </w:p>
     <w:p>
       <w:pPr>
-        <w:rPr>
-          <w:lang w:eastAsia="ja-JP"/>
-        </w:rPr>
-      </w:pPr>
-    </w:p>
-    <w:p>
-      <w:pPr>
-        <w:ind w:firstLine="0"/>
         <w:rPr>
           <w:lang w:eastAsia="ja-JP"/>
         </w:rPr>
@@ -7506,6 +7643,7 @@
       </w:pPr>
       <w:bookmarkStart w:id="8" w:name="_Toc233159045"/>
       <w:r>
+        <w:lastRenderedPageBreak/>
         <w:t>Chapter 3</w:t>
       </w:r>
       <w:r>
@@ -7612,12 +7750,18 @@
         <w:rPr>
           <w:rFonts w:eastAsia="Calibri"/>
         </w:rPr>
-        <w:t xml:space="preserve">The pallid fog that had settled over the city was the first omen of ill fortune. Silence was the second; other than the sound of passengers disembarking with suitcases in tow, rolling over weathered concrete, the atmosphere was eerily </w:t>
+        <w:t>That a</w:t>
       </w:r>
       <w:r>
         <w:rPr>
           <w:rFonts w:eastAsia="Calibri"/>
         </w:rPr>
+        <w:t xml:space="preserve"> pallid fog that had settled over the city was the first omen of ill fortune. Silence was the second; other than the sound of passengers disembarking with suitcases rolling over weathered concrete, the atmosphere was eerily </w:t>
+      </w:r>
+      <w:r>
+        <w:rPr>
+          <w:rFonts w:eastAsia="Calibri"/>
+        </w:rPr>
         <w:t>still</w:t>
       </w:r>
       <w:r>
@@ -7673,7 +7817,19 @@
         <w:rPr>
           <w:rFonts w:eastAsia="Times New Roman"/>
         </w:rPr>
-        <w:t xml:space="preserve">“Yes, I understand,” Shufen said, </w:t>
+        <w:t>“</w:t>
+      </w:r>
+      <w:r>
+        <w:rPr>
+          <w:rFonts w:eastAsia="Times New Roman"/>
+        </w:rPr>
+        <w:t>…</w:t>
+      </w:r>
+      <w:r>
+        <w:rPr>
+          <w:rFonts w:eastAsia="Times New Roman"/>
+        </w:rPr>
+        <w:t xml:space="preserve">Yes, I understand,” Shufen said, </w:t>
       </w:r>
       <w:r>
         <w:rPr>
@@ -7874,19 +8030,7 @@
         <w:rPr>
           <w:rFonts w:eastAsia="Times New Roman"/>
         </w:rPr>
-        <w:t xml:space="preserve">union is planning a strike if it isn’t withdrawn. Some workers have even begun </w:t>
-      </w:r>
-      <w:r>
-        <w:rPr>
-          <w:rFonts w:eastAsia="Times New Roman"/>
-        </w:rPr>
-        <w:t xml:space="preserve">a </w:t>
-      </w:r>
-      <w:r>
-        <w:rPr>
-          <w:rFonts w:eastAsia="Times New Roman"/>
-        </w:rPr>
-        <w:t>standoff with campus security</w:t>
+        <w:t>union is planning a strike if it isn’t withdrawn</w:t>
       </w:r>
       <w:r>
         <w:rPr>
@@ -7949,27 +8093,370 @@
         <w:rPr>
           <w:rFonts w:eastAsia="Times New Roman"/>
         </w:rPr>
+        <w:t>“Are you saying that because you’re the one who leaked it?”</w:t>
+      </w:r>
+    </w:p>
+    <w:p>
+      <w:pPr>
+        <w:rPr>
+          <w:rFonts w:eastAsia="Times New Roman"/>
+        </w:rPr>
+      </w:pPr>
+      <w:r>
+        <w:rPr>
+          <w:rFonts w:eastAsia="Times New Roman"/>
+        </w:rPr>
+        <w:t xml:space="preserve">“What, me? </w:t>
+      </w:r>
+      <w:r>
+        <w:rPr>
+          <w:rFonts w:eastAsia="Times New Roman"/>
+        </w:rPr>
+        <w:t xml:space="preserve">By the time something reaches my ears, it’s gone through God knows how many people. </w:t>
+      </w:r>
+      <w:r>
+        <w:rPr>
+          <w:rFonts w:eastAsia="Times New Roman"/>
+        </w:rPr>
+        <w:t>And what about Cassandra?</w:t>
+      </w:r>
+      <w:r>
+        <w:rPr>
+          <w:rFonts w:eastAsia="Times New Roman"/>
+        </w:rPr>
+        <w:t xml:space="preserve"> y</w:t>
+      </w:r>
+      <w:r>
+        <w:rPr>
+          <w:rFonts w:eastAsia="Times New Roman"/>
+        </w:rPr>
+        <w:t>ou trust your little girl that much?</w:t>
+      </w:r>
+      <w:r>
+        <w:rPr>
+          <w:rFonts w:eastAsia="Times New Roman"/>
+        </w:rPr>
+        <w:t>”</w:t>
+      </w:r>
+    </w:p>
+    <w:p>
+      <w:pPr>
+        <w:rPr>
+          <w:rFonts w:eastAsia="Times New Roman"/>
+        </w:rPr>
+      </w:pPr>
+      <w:r>
+        <w:rPr>
+          <w:rFonts w:eastAsia="Times New Roman"/>
+        </w:rPr>
         <w:lastRenderedPageBreak/>
-        <w:t>“Are you saying that because you’re the one who leaked it?”</w:t>
-      </w:r>
-    </w:p>
-    <w:p>
-      <w:pPr>
-        <w:rPr>
-          <w:rFonts w:eastAsia="Times New Roman"/>
-        </w:rPr>
-      </w:pPr>
-      <w:r>
-        <w:rPr>
-          <w:rFonts w:eastAsia="Times New Roman"/>
-        </w:rPr>
-        <w:t>“What, me? Certainly not.</w:t>
-      </w:r>
-      <w:r>
-        <w:rPr>
-          <w:rFonts w:eastAsia="Times New Roman"/>
-        </w:rPr>
-        <w:t xml:space="preserve"> Anyone could have done that</w:t>
+        <w:t>“</w:t>
+      </w:r>
+      <w:r>
+        <w:rPr>
+          <w:rFonts w:eastAsia="Times New Roman"/>
+        </w:rPr>
+        <w:t>My children are</w:t>
+      </w:r>
+      <w:r>
+        <w:rPr>
+          <w:rFonts w:eastAsia="Times New Roman"/>
+        </w:rPr>
+        <w:t xml:space="preserve"> many things, but a security risk is not one of them.”</w:t>
+      </w:r>
+    </w:p>
+    <w:p>
+      <w:pPr>
+        <w:rPr>
+          <w:rFonts w:eastAsia="Times New Roman"/>
+        </w:rPr>
+      </w:pPr>
+      <w:r>
+        <w:rPr>
+          <w:rFonts w:eastAsia="Times New Roman"/>
+        </w:rPr>
+        <w:t>“</w:t>
+      </w:r>
+      <w:r>
+        <w:rPr>
+          <w:rFonts w:eastAsia="Times New Roman"/>
+        </w:rPr>
+        <w:t>Supervisor</w:t>
+      </w:r>
+      <w:r>
+        <w:rPr>
+          <w:rFonts w:eastAsia="Times New Roman"/>
+        </w:rPr>
+        <w:t xml:space="preserve"> Hao is correct</w:t>
+      </w:r>
+      <w:r>
+        <w:rPr>
+          <w:rFonts w:eastAsia="Times New Roman"/>
+        </w:rPr>
+        <w:t xml:space="preserve">,” Marcus said. “Between those of us who knew about the VSI, </w:t>
+      </w:r>
+      <w:r>
+        <w:rPr>
+          <w:rFonts w:eastAsia="Times New Roman"/>
+        </w:rPr>
+        <w:t>you are the most likely subject</w:t>
+      </w:r>
+      <w:r>
+        <w:rPr>
+          <w:rFonts w:eastAsia="Times New Roman"/>
+        </w:rPr>
+        <w:t>, given your penchant for drinking.”</w:t>
+      </w:r>
+    </w:p>
+    <w:p>
+      <w:pPr>
+        <w:rPr>
+          <w:rFonts w:eastAsia="Times New Roman"/>
+        </w:rPr>
+      </w:pPr>
+      <w:r>
+        <w:rPr>
+          <w:rFonts w:eastAsia="Times New Roman"/>
+        </w:rPr>
+        <w:t xml:space="preserve">Jackson sighed and leaned towards Cassandra. </w:t>
+      </w:r>
+      <w:r>
+        <w:rPr>
+          <w:rFonts w:eastAsia="Times New Roman"/>
+        </w:rPr>
+        <w:t>“</w:t>
+      </w:r>
+      <w:r>
+        <w:rPr>
+          <w:rFonts w:eastAsia="Times New Roman"/>
+        </w:rPr>
+        <w:t>Someday you’ll have to tell me what it’s like</w:t>
+      </w:r>
+      <w:r>
+        <w:rPr>
+          <w:rFonts w:eastAsia="Times New Roman"/>
+        </w:rPr>
+        <w:t xml:space="preserve"> to have a parent who </w:t>
+      </w:r>
+      <w:r>
+        <w:rPr>
+          <w:rFonts w:eastAsia="Times New Roman"/>
+        </w:rPr>
+        <w:t>sticks</w:t>
+      </w:r>
+      <w:r>
+        <w:rPr>
+          <w:rFonts w:eastAsia="Times New Roman"/>
+        </w:rPr>
+        <w:t xml:space="preserve"> up for you,” </w:t>
+      </w:r>
+      <w:r>
+        <w:rPr>
+          <w:rFonts w:eastAsia="Times New Roman"/>
+        </w:rPr>
+        <w:t>he whispered.</w:t>
+      </w:r>
+    </w:p>
+    <w:p>
+      <w:pPr>
+        <w:rPr>
+          <w:rFonts w:eastAsia="Times New Roman"/>
+        </w:rPr>
+      </w:pPr>
+      <w:r>
+        <w:rPr>
+          <w:rFonts w:eastAsia="Times New Roman"/>
+        </w:rPr>
+        <w:t>Cassandra</w:t>
+      </w:r>
+      <w:r>
+        <w:rPr>
+          <w:rFonts w:eastAsia="Times New Roman"/>
+        </w:rPr>
+        <w:t xml:space="preserve"> shrugged</w:t>
+      </w:r>
+      <w:r>
+        <w:rPr>
+          <w:rFonts w:eastAsia="Times New Roman"/>
+        </w:rPr>
+        <w:t>. “</w:t>
+      </w:r>
+      <w:r>
+        <w:rPr>
+          <w:rFonts w:eastAsia="Times New Roman"/>
+        </w:rPr>
+        <w:t>What’s done is done, so we need to focus on a response</w:t>
+      </w:r>
+      <w:r>
+        <w:rPr>
+          <w:rFonts w:eastAsia="Times New Roman"/>
+        </w:rPr>
+        <w:t xml:space="preserve">. </w:t>
+      </w:r>
+      <w:r>
+        <w:rPr>
+          <w:rFonts w:eastAsia="Times New Roman"/>
+        </w:rPr>
+        <w:t>I’d wager</w:t>
+      </w:r>
+      <w:r>
+        <w:rPr>
+          <w:rFonts w:eastAsia="Times New Roman"/>
+        </w:rPr>
+        <w:t xml:space="preserve"> my mother</w:t>
+      </w:r>
+      <w:r>
+        <w:rPr>
+          <w:rFonts w:eastAsia="Times New Roman"/>
+        </w:rPr>
+        <w:t xml:space="preserve"> will call an emergency meeting once we get back to </w:t>
+      </w:r>
+      <w:r>
+        <w:rPr>
+          <w:rFonts w:eastAsia="Times New Roman"/>
+        </w:rPr>
+        <w:t>campus</w:t>
+      </w:r>
+      <w:r>
+        <w:rPr>
+          <w:rFonts w:eastAsia="Times New Roman"/>
+        </w:rPr>
+        <w:t>?</w:t>
+      </w:r>
+      <w:r>
+        <w:rPr>
+          <w:rFonts w:eastAsia="Times New Roman"/>
+        </w:rPr>
+        <w:t>”</w:t>
+      </w:r>
+    </w:p>
+    <w:p>
+      <w:pPr>
+        <w:rPr>
+          <w:rFonts w:eastAsia="Times New Roman"/>
+        </w:rPr>
+      </w:pPr>
+      <w:r>
+        <w:rPr>
+          <w:rFonts w:eastAsia="Times New Roman"/>
+        </w:rPr>
+        <w:t>“</w:t>
+      </w:r>
+      <w:r>
+        <w:rPr>
+          <w:rFonts w:eastAsia="Times New Roman"/>
+        </w:rPr>
+        <w:t>Correct</w:t>
+      </w:r>
+      <w:r>
+        <w:rPr>
+          <w:rFonts w:eastAsia="Times New Roman"/>
+        </w:rPr>
+        <w:t>,” Shufen said. “</w:t>
+      </w:r>
+      <w:r>
+        <w:rPr>
+          <w:rFonts w:eastAsia="Times New Roman"/>
+        </w:rPr>
+        <w:t xml:space="preserve">Now, </w:t>
+      </w:r>
+      <w:r>
+        <w:rPr>
+          <w:rFonts w:eastAsia="Times New Roman"/>
+        </w:rPr>
+        <w:t>I assume Elias will be going back to tend to Golden Meadow</w:t>
+      </w:r>
+      <w:r>
+        <w:rPr>
+          <w:rFonts w:eastAsia="Times New Roman"/>
+        </w:rPr>
+        <w:t xml:space="preserve">, but what about you, Ms. Miura? </w:t>
+      </w:r>
+      <w:r>
+        <w:rPr>
+          <w:rFonts w:eastAsia="Times New Roman"/>
+        </w:rPr>
+        <w:t>Do you live far from here?</w:t>
+      </w:r>
+      <w:r>
+        <w:rPr>
+          <w:rFonts w:eastAsia="Times New Roman"/>
+        </w:rPr>
+        <w:t>”</w:t>
+      </w:r>
+    </w:p>
+    <w:p>
+      <w:pPr>
+        <w:rPr>
+          <w:rFonts w:eastAsia="Times New Roman"/>
+        </w:rPr>
+      </w:pPr>
+      <w:r>
+        <w:rPr>
+          <w:rFonts w:eastAsia="Times New Roman"/>
+        </w:rPr>
+        <w:t>“</w:t>
+      </w:r>
+      <w:r>
+        <w:rPr>
+          <w:rFonts w:eastAsia="Times New Roman"/>
+        </w:rPr>
+        <w:t>Kinda, yeah. Probably about forty-five minutes by bus,</w:t>
+      </w:r>
+      <w:r>
+        <w:rPr>
+          <w:rFonts w:eastAsia="Times New Roman"/>
+        </w:rPr>
+        <w:t xml:space="preserve">” Akiko </w:t>
+      </w:r>
+      <w:r>
+        <w:rPr>
+          <w:rFonts w:eastAsia="Times New Roman"/>
+        </w:rPr>
+        <w:t>replied</w:t>
+      </w:r>
+      <w:r>
+        <w:rPr>
+          <w:rFonts w:eastAsia="Times New Roman"/>
+        </w:rPr>
+        <w:t xml:space="preserve">. </w:t>
+      </w:r>
+    </w:p>
+    <w:p>
+      <w:pPr>
+        <w:rPr>
+          <w:rFonts w:eastAsia="Times New Roman"/>
+        </w:rPr>
+      </w:pPr>
+      <w:r>
+        <w:rPr>
+          <w:rFonts w:eastAsia="Times New Roman"/>
+        </w:rPr>
+        <w:t>“</w:t>
+      </w:r>
+      <w:r>
+        <w:rPr>
+          <w:rFonts w:eastAsia="Times New Roman"/>
+        </w:rPr>
+        <w:t xml:space="preserve">You could </w:t>
+      </w:r>
+      <w:r>
+        <w:rPr>
+          <w:rFonts w:eastAsia="Times New Roman"/>
+        </w:rPr>
+        <w:t>come with us to the Cloud Garden</w:t>
+      </w:r>
+      <w:r>
+        <w:rPr>
+          <w:rFonts w:eastAsia="Times New Roman"/>
+        </w:rPr>
+        <w:t>,” Cassandra said. “</w:t>
+      </w:r>
+      <w:r>
+        <w:rPr>
+          <w:rFonts w:eastAsia="Times New Roman"/>
+        </w:rPr>
+        <w:t>Rest a bit at my place and have some real food before you head home</w:t>
       </w:r>
       <w:r>
         <w:rPr>
@@ -7981,7 +8468,7 @@
         <w:rPr>
           <w:rFonts w:eastAsia="Times New Roman"/>
         </w:rPr>
-        <w:t xml:space="preserve"> By the time something reaches my ears, it’s gone through God knows how many people. And what about Cassandra?</w:t>
+        <w:t xml:space="preserve"> Plus, given all that’s going on,</w:t>
       </w:r>
       <w:r>
         <w:rPr>
@@ -7993,7 +8480,32 @@
         <w:rPr>
           <w:rFonts w:eastAsia="Times New Roman"/>
         </w:rPr>
-        <w:t>You trust your little girl that much?</w:t>
+        <w:t>I’d feel more comfortable knowing you’re safe until we can get a better read on the situation.”</w:t>
+      </w:r>
+    </w:p>
+    <w:p>
+      <w:pPr>
+        <w:rPr>
+          <w:rFonts w:eastAsia="Times New Roman"/>
+        </w:rPr>
+      </w:pPr>
+      <w:r>
+        <w:rPr>
+          <w:rFonts w:eastAsia="Times New Roman"/>
+        </w:rPr>
+        <w:t>“</w:t>
+      </w:r>
+      <w:r>
+        <w:rPr>
+          <w:rFonts w:eastAsia="Times New Roman"/>
+        </w:rPr>
+        <w:t>I mean, even if there weren’t a riot brewing, I’d be an idiot to pass up a stay in the Garden, so sure</w:t>
+      </w:r>
+      <w:r>
+        <w:rPr>
+          <w:rFonts w:eastAsia="Times New Roman"/>
+        </w:rPr>
+        <w:t>.</w:t>
       </w:r>
       <w:r>
         <w:rPr>
@@ -8012,321 +8524,13 @@
         <w:rPr>
           <w:rFonts w:eastAsia="Times New Roman"/>
         </w:rPr>
-        <w:t>“</w:t>
-      </w:r>
-      <w:r>
-        <w:rPr>
-          <w:rFonts w:eastAsia="Times New Roman"/>
-        </w:rPr>
-        <w:t>My children are</w:t>
-      </w:r>
-      <w:r>
-        <w:rPr>
-          <w:rFonts w:eastAsia="Times New Roman"/>
-        </w:rPr>
-        <w:t xml:space="preserve"> many things, but a security risk is not one of them.”</w:t>
-      </w:r>
-    </w:p>
-    <w:p>
-      <w:pPr>
-        <w:rPr>
-          <w:rFonts w:eastAsia="Times New Roman"/>
-        </w:rPr>
-      </w:pPr>
-      <w:r>
-        <w:rPr>
-          <w:rFonts w:eastAsia="Times New Roman"/>
-        </w:rPr>
-        <w:t xml:space="preserve">“I agree with the director,” Marcus said. “Between those of us who knew about the VSI, </w:t>
-      </w:r>
-      <w:r>
-        <w:rPr>
-          <w:rFonts w:eastAsia="Times New Roman"/>
-        </w:rPr>
-        <w:t>you’re</w:t>
-      </w:r>
-      <w:r>
-        <w:rPr>
-          <w:rFonts w:eastAsia="Times New Roman"/>
-        </w:rPr>
-        <w:t xml:space="preserve"> the only one I would suspect, given your penchant for drinking.”</w:t>
-      </w:r>
-    </w:p>
-    <w:p>
-      <w:pPr>
-        <w:rPr>
-          <w:rFonts w:eastAsia="Times New Roman"/>
-        </w:rPr>
-      </w:pPr>
-      <w:r>
-        <w:rPr>
-          <w:rFonts w:eastAsia="Times New Roman"/>
-        </w:rPr>
-        <w:t xml:space="preserve">Jackson sighed and leaned towards Cassandra. </w:t>
-      </w:r>
-      <w:r>
-        <w:rPr>
-          <w:rFonts w:eastAsia="Times New Roman"/>
-        </w:rPr>
-        <w:t>“</w:t>
-      </w:r>
-      <w:r>
-        <w:rPr>
-          <w:rFonts w:eastAsia="Times New Roman"/>
-        </w:rPr>
-        <w:t>Someday you’ll have to tell me what it’s like</w:t>
-      </w:r>
-      <w:r>
-        <w:rPr>
-          <w:rFonts w:eastAsia="Times New Roman"/>
-        </w:rPr>
-        <w:t xml:space="preserve"> to have a parent who </w:t>
-      </w:r>
-      <w:r>
-        <w:rPr>
-          <w:rFonts w:eastAsia="Times New Roman"/>
-        </w:rPr>
-        <w:t>sticks</w:t>
-      </w:r>
-      <w:r>
-        <w:rPr>
-          <w:rFonts w:eastAsia="Times New Roman"/>
-        </w:rPr>
-        <w:t xml:space="preserve"> up for you,” </w:t>
-      </w:r>
-      <w:r>
-        <w:rPr>
-          <w:rFonts w:eastAsia="Times New Roman"/>
-        </w:rPr>
-        <w:t>he whispered.</w:t>
-      </w:r>
-    </w:p>
-    <w:p>
-      <w:pPr>
-        <w:rPr>
-          <w:rFonts w:eastAsia="Times New Roman"/>
-        </w:rPr>
-      </w:pPr>
-      <w:r>
-        <w:rPr>
-          <w:rFonts w:eastAsia="Times New Roman"/>
-        </w:rPr>
-        <w:t>Cassandra</w:t>
-      </w:r>
-      <w:r>
-        <w:rPr>
-          <w:rFonts w:eastAsia="Times New Roman"/>
-        </w:rPr>
-        <w:t xml:space="preserve"> shrugged</w:t>
-      </w:r>
-      <w:r>
-        <w:rPr>
-          <w:rFonts w:eastAsia="Times New Roman"/>
-        </w:rPr>
-        <w:t>. “</w:t>
-      </w:r>
-      <w:r>
-        <w:rPr>
-          <w:rFonts w:eastAsia="Times New Roman"/>
-        </w:rPr>
-        <w:t>What’s done is done, so we need to focus on a response</w:t>
-      </w:r>
-      <w:r>
-        <w:rPr>
-          <w:rFonts w:eastAsia="Times New Roman"/>
-        </w:rPr>
-        <w:t xml:space="preserve">. </w:t>
-      </w:r>
-      <w:r>
-        <w:rPr>
-          <w:rFonts w:eastAsia="Times New Roman"/>
-        </w:rPr>
-        <w:t>I’d wager</w:t>
-      </w:r>
-      <w:r>
-        <w:rPr>
-          <w:rFonts w:eastAsia="Times New Roman"/>
-        </w:rPr>
-        <w:t xml:space="preserve"> my mother</w:t>
-      </w:r>
-      <w:r>
-        <w:rPr>
-          <w:rFonts w:eastAsia="Times New Roman"/>
-        </w:rPr>
-        <w:t xml:space="preserve"> will call an emergency meeting once we get back to </w:t>
-      </w:r>
-      <w:r>
-        <w:rPr>
-          <w:rFonts w:eastAsia="Times New Roman"/>
-        </w:rPr>
-        <w:t>campus</w:t>
-      </w:r>
-      <w:r>
-        <w:rPr>
-          <w:rFonts w:eastAsia="Times New Roman"/>
-        </w:rPr>
-        <w:t>?</w:t>
-      </w:r>
-      <w:r>
-        <w:rPr>
-          <w:rFonts w:eastAsia="Times New Roman"/>
-        </w:rPr>
-        <w:t>”</w:t>
-      </w:r>
-    </w:p>
-    <w:p>
-      <w:pPr>
-        <w:rPr>
-          <w:rFonts w:eastAsia="Times New Roman"/>
-        </w:rPr>
-      </w:pPr>
-      <w:r>
-        <w:rPr>
-          <w:rFonts w:eastAsia="Times New Roman"/>
-        </w:rPr>
-        <w:t>“</w:t>
-      </w:r>
-      <w:r>
-        <w:rPr>
-          <w:rFonts w:eastAsia="Times New Roman"/>
-        </w:rPr>
-        <w:t>Correct</w:t>
-      </w:r>
-      <w:r>
-        <w:rPr>
-          <w:rFonts w:eastAsia="Times New Roman"/>
-        </w:rPr>
-        <w:t>,” Shufen said. “</w:t>
-      </w:r>
-      <w:r>
-        <w:rPr>
-          <w:rFonts w:eastAsia="Times New Roman"/>
-        </w:rPr>
-        <w:t>Now, Golden Meadows is far enough away that Elias shouldn’t be in danger, but what about you, Ms. Miura? If you live on campus, getting home from here could be…dangerous under these conditions.”</w:t>
-      </w:r>
-    </w:p>
-    <w:p>
-      <w:pPr>
-        <w:rPr>
-          <w:rFonts w:eastAsia="Times New Roman"/>
-        </w:rPr>
-      </w:pPr>
-      <w:r>
-        <w:rPr>
-          <w:rFonts w:eastAsia="Times New Roman"/>
-        </w:rPr>
-        <w:t xml:space="preserve">“Of course it </w:t>
-      </w:r>
-      <w:r>
-        <w:rPr>
-          <w:rFonts w:eastAsia="Times New Roman"/>
-        </w:rPr>
-        <w:t>would be</w:t>
-      </w:r>
-      <w:r>
-        <w:rPr>
-          <w:rFonts w:eastAsia="Times New Roman"/>
-        </w:rPr>
-        <w:t>,” Akiko sighed. “Leaving town was a clusterfuck, so I guess it’s just fair that coming back would be, too.”</w:t>
-      </w:r>
-    </w:p>
-    <w:p>
-      <w:pPr>
-        <w:rPr>
-          <w:rFonts w:eastAsia="Times New Roman"/>
-        </w:rPr>
-      </w:pPr>
-      <w:r>
-        <w:rPr>
-          <w:rFonts w:eastAsia="Times New Roman"/>
-        </w:rPr>
-        <w:t>“</w:t>
-      </w:r>
-      <w:r>
-        <w:rPr>
-          <w:rFonts w:eastAsia="Times New Roman"/>
-        </w:rPr>
-        <w:t xml:space="preserve">You could </w:t>
-      </w:r>
-      <w:r>
-        <w:rPr>
-          <w:rFonts w:eastAsia="Times New Roman"/>
-        </w:rPr>
-        <w:t>come with us to the Cloud Garden</w:t>
-      </w:r>
-      <w:r>
-        <w:rPr>
-          <w:rFonts w:eastAsia="Times New Roman"/>
-        </w:rPr>
-        <w:t>,” Cassandra said. “</w:t>
-      </w:r>
-      <w:r>
-        <w:rPr>
-          <w:rFonts w:eastAsia="Times New Roman"/>
-        </w:rPr>
-        <w:t>Stay the night if need be</w:t>
-      </w:r>
-      <w:r>
-        <w:rPr>
-          <w:rFonts w:eastAsia="Times New Roman"/>
-        </w:rPr>
-        <w:t xml:space="preserve">. </w:t>
-      </w:r>
-      <w:r>
-        <w:rPr>
-          <w:rFonts w:eastAsia="Times New Roman"/>
-        </w:rPr>
-        <w:t>I’d feel more comfortable knowing you’re safe until we can get a better read on the situation.”</w:t>
-      </w:r>
-    </w:p>
-    <w:p>
-      <w:pPr>
-        <w:rPr>
-          <w:rFonts w:eastAsia="Times New Roman"/>
-        </w:rPr>
-      </w:pPr>
-      <w:r>
-        <w:rPr>
-          <w:rFonts w:eastAsia="Times New Roman"/>
-        </w:rPr>
-        <w:t>“</w:t>
-      </w:r>
-      <w:r>
-        <w:rPr>
-          <w:rFonts w:eastAsia="Times New Roman"/>
-        </w:rPr>
-        <w:t>I mean, even if there weren’t a riot brewing, I’d be an idiot to pass up a stay in the Garden, so sure</w:t>
-      </w:r>
-      <w:r>
-        <w:rPr>
-          <w:rFonts w:eastAsia="Times New Roman"/>
-        </w:rPr>
-        <w:t>.</w:t>
-      </w:r>
-      <w:r>
-        <w:rPr>
-          <w:rFonts w:eastAsia="Times New Roman"/>
-        </w:rPr>
-        <w:t>”</w:t>
-      </w:r>
-    </w:p>
-    <w:p>
-      <w:pPr>
-        <w:rPr>
-          <w:rFonts w:eastAsia="Times New Roman"/>
-        </w:rPr>
-      </w:pPr>
-      <w:r>
-        <w:rPr>
-          <w:rFonts w:eastAsia="Times New Roman"/>
-        </w:rPr>
         <w:t xml:space="preserve">“Good. </w:t>
       </w:r>
       <w:r>
         <w:rPr>
           <w:rFonts w:eastAsia="Times New Roman"/>
         </w:rPr>
-        <w:t>L</w:t>
+        <w:t>Then l</w:t>
       </w:r>
       <w:r>
         <w:rPr>
@@ -8356,7 +8560,19 @@
         <w:rPr>
           <w:rFonts w:eastAsia="Times New Roman"/>
         </w:rPr>
-        <w:t>that honor belonged to Marcus Fairchild, even in his withered state – there was no questioning her authority as the rest obediently filed in behind her.</w:t>
+        <w:t>that honor belonged to Marcus Fairchild, even in his withered state – there was no questioning her authority as the rest</w:t>
+      </w:r>
+      <w:r>
+        <w:rPr>
+          <w:rFonts w:eastAsia="Times New Roman"/>
+        </w:rPr>
+        <w:t>, minus Elias,</w:t>
+      </w:r>
+      <w:r>
+        <w:rPr>
+          <w:rFonts w:eastAsia="Times New Roman"/>
+        </w:rPr>
+        <w:t xml:space="preserve"> obediently filed in behind her.</w:t>
       </w:r>
       <w:r>
         <w:rPr>
@@ -8434,50 +8650,123 @@
         <w:rPr>
           <w:rFonts w:eastAsia="Times New Roman"/>
         </w:rPr>
+        <w:t>each connected to the others</w:t>
+      </w:r>
+      <w:r>
+        <w:rPr>
+          <w:rFonts w:eastAsia="Times New Roman"/>
+        </w:rPr>
+        <w:t xml:space="preserve"> by </w:t>
+      </w:r>
+      <w:r>
+        <w:rPr>
+          <w:rFonts w:eastAsia="Times New Roman"/>
+        </w:rPr>
+        <w:t>covered bridges</w:t>
+      </w:r>
+      <w:r>
+        <w:rPr>
+          <w:rFonts w:eastAsia="Times New Roman"/>
+        </w:rPr>
+        <w:t>,</w:t>
+      </w:r>
+      <w:r>
+        <w:rPr>
+          <w:rFonts w:eastAsia="Times New Roman"/>
+        </w:rPr>
+        <w:t xml:space="preserve"> and</w:t>
+      </w:r>
+      <w:r>
+        <w:rPr>
+          <w:rFonts w:eastAsia="Times New Roman"/>
+        </w:rPr>
+        <w:t xml:space="preserve"> each with a greenhouse at its </w:t>
+      </w:r>
+      <w:r>
+        <w:rPr>
+          <w:rFonts w:eastAsia="Times New Roman"/>
+        </w:rPr>
+        <w:t>top</w:t>
+      </w:r>
+      <w:r>
+        <w:rPr>
+          <w:rFonts w:eastAsia="Times New Roman"/>
+        </w:rPr>
+        <w:t xml:space="preserve"> from which the structure got its name.</w:t>
+      </w:r>
+      <w:r>
+        <w:rPr>
+          <w:rFonts w:eastAsia="Times New Roman"/>
+        </w:rPr>
+        <w:t xml:space="preserve"> </w:t>
+      </w:r>
+    </w:p>
+    <w:p>
+      <w:pPr>
+        <w:rPr>
+          <w:rFonts w:eastAsia="Times New Roman"/>
+        </w:rPr>
+      </w:pPr>
+      <w:r>
+        <w:rPr>
+          <w:rFonts w:eastAsia="Times New Roman"/>
+        </w:rPr>
+        <w:t>Cassandra’s apartment on the twenty-third floor</w:t>
+      </w:r>
+      <w:r>
+        <w:rPr>
+          <w:rFonts w:eastAsia="Times New Roman"/>
+        </w:rPr>
+        <w:t xml:space="preserve"> of the residential tower </w:t>
+      </w:r>
+      <w:r>
+        <w:rPr>
+          <w:rFonts w:eastAsia="Times New Roman"/>
+        </w:rPr>
+        <w:t xml:space="preserve">was spacious, though modestly decorated, with an assortment of houseplants, </w:t>
+      </w:r>
+      <w:r>
+        <w:rPr>
+          <w:rFonts w:eastAsia="Times New Roman"/>
+        </w:rPr>
+        <w:t>shelves full of books, photographs, and collectible figurines</w:t>
+      </w:r>
+      <w:r>
+        <w:rPr>
+          <w:rFonts w:eastAsia="Times New Roman"/>
+        </w:rPr>
+        <w:t xml:space="preserve">, and a miniature </w:t>
+      </w:r>
+      <w:r>
+        <w:rPr>
+          <w:rFonts w:eastAsia="Times New Roman"/>
+        </w:rPr>
+        <w:t>z</w:t>
+      </w:r>
+      <w:r>
+        <w:rPr>
+          <w:rFonts w:eastAsia="Times New Roman"/>
+        </w:rPr>
+        <w:t xml:space="preserve">en </w:t>
+      </w:r>
+      <w:r>
+        <w:rPr>
+          <w:rFonts w:eastAsia="Times New Roman"/>
+        </w:rPr>
+        <w:t>g</w:t>
+      </w:r>
+      <w:r>
+        <w:rPr>
+          <w:rFonts w:eastAsia="Times New Roman"/>
+        </w:rPr>
+        <w:t xml:space="preserve">arden atop the living room table. </w:t>
+      </w:r>
+      <w:r>
+        <w:rPr>
+          <w:rFonts w:eastAsia="Times New Roman"/>
+        </w:rPr>
         <w:lastRenderedPageBreak/>
-        <w:t>each connected to the others</w:t>
-      </w:r>
-      <w:r>
-        <w:rPr>
-          <w:rFonts w:eastAsia="Times New Roman"/>
-        </w:rPr>
-        <w:t xml:space="preserve"> by </w:t>
-      </w:r>
-      <w:r>
-        <w:rPr>
-          <w:rFonts w:eastAsia="Times New Roman"/>
-        </w:rPr>
-        <w:t>covered bridges</w:t>
-      </w:r>
-      <w:r>
-        <w:rPr>
-          <w:rFonts w:eastAsia="Times New Roman"/>
-        </w:rPr>
-        <w:t>,</w:t>
-      </w:r>
-      <w:r>
-        <w:rPr>
-          <w:rFonts w:eastAsia="Times New Roman"/>
-        </w:rPr>
-        <w:t xml:space="preserve"> and</w:t>
-      </w:r>
-      <w:r>
-        <w:rPr>
-          <w:rFonts w:eastAsia="Times New Roman"/>
-        </w:rPr>
-        <w:t xml:space="preserve"> each with a greenhouse at its </w:t>
-      </w:r>
-      <w:r>
-        <w:rPr>
-          <w:rFonts w:eastAsia="Times New Roman"/>
-        </w:rPr>
-        <w:t>top</w:t>
-      </w:r>
-      <w:r>
-        <w:rPr>
-          <w:rFonts w:eastAsia="Times New Roman"/>
-        </w:rPr>
-        <w:t xml:space="preserve"> from which the structure got its name.</w:t>
+        <w:t>Elsewhere, a</w:t>
       </w:r>
       <w:r>
         <w:rPr>
@@ -8485,72 +8774,157 @@
         </w:rPr>
         <w:t xml:space="preserve"> </w:t>
       </w:r>
-    </w:p>
-    <w:p>
-      <w:pPr>
-        <w:rPr>
-          <w:rFonts w:eastAsia="Times New Roman"/>
-        </w:rPr>
-      </w:pPr>
-      <w:r>
-        <w:rPr>
-          <w:rFonts w:eastAsia="Times New Roman"/>
-        </w:rPr>
-        <w:t>Cassandra’s apartment on the twenty-third floor</w:t>
-      </w:r>
-      <w:r>
-        <w:rPr>
-          <w:rFonts w:eastAsia="Times New Roman"/>
-        </w:rPr>
-        <w:t xml:space="preserve"> of the residential tower </w:t>
-      </w:r>
-      <w:r>
-        <w:rPr>
-          <w:rFonts w:eastAsia="Times New Roman"/>
-        </w:rPr>
-        <w:t xml:space="preserve">was spacious, though modestly decorated, with an assortment of houseplants, </w:t>
-      </w:r>
-      <w:r>
-        <w:rPr>
-          <w:rFonts w:eastAsia="Times New Roman"/>
-        </w:rPr>
-        <w:t>shelves full of books, photographs, and collectible figurines</w:t>
-      </w:r>
-      <w:r>
-        <w:rPr>
-          <w:rFonts w:eastAsia="Times New Roman"/>
-        </w:rPr>
-        <w:t xml:space="preserve">, and a miniature </w:t>
-      </w:r>
-      <w:r>
-        <w:rPr>
-          <w:rFonts w:eastAsia="Times New Roman"/>
-        </w:rPr>
-        <w:t>z</w:t>
-      </w:r>
-      <w:r>
-        <w:rPr>
-          <w:rFonts w:eastAsia="Times New Roman"/>
-        </w:rPr>
-        <w:t xml:space="preserve">en </w:t>
-      </w:r>
-      <w:r>
-        <w:rPr>
-          <w:rFonts w:eastAsia="Times New Roman"/>
-        </w:rPr>
-        <w:t>g</w:t>
-      </w:r>
-      <w:r>
-        <w:rPr>
-          <w:rFonts w:eastAsia="Times New Roman"/>
-        </w:rPr>
-        <w:t xml:space="preserve">arden atop the living room table. </w:t>
-      </w:r>
-      <w:r>
-        <w:rPr>
-          <w:rFonts w:eastAsia="Times New Roman"/>
-        </w:rPr>
-        <w:t>Elsewhere, a</w:t>
+      <w:r>
+        <w:rPr>
+          <w:rFonts w:eastAsia="Times New Roman"/>
+        </w:rPr>
+        <w:t>hamper full of clothes yet to be folded</w:t>
+      </w:r>
+      <w:r>
+        <w:rPr>
+          <w:rFonts w:eastAsia="Times New Roman"/>
+        </w:rPr>
+        <w:t xml:space="preserve">, </w:t>
+      </w:r>
+      <w:r>
+        <w:rPr>
+          <w:rFonts w:eastAsia="Times New Roman"/>
+        </w:rPr>
+        <w:t>piles of mail and unfinished paperwork</w:t>
+      </w:r>
+      <w:r>
+        <w:rPr>
+          <w:rFonts w:eastAsia="Times New Roman"/>
+        </w:rPr>
+        <w:t xml:space="preserve">, and some </w:t>
+      </w:r>
+      <w:r>
+        <w:rPr>
+          <w:rFonts w:eastAsia="Times New Roman"/>
+        </w:rPr>
+        <w:t>protein</w:t>
+      </w:r>
+      <w:r>
+        <w:rPr>
+          <w:rFonts w:eastAsia="Times New Roman"/>
+        </w:rPr>
+        <w:t xml:space="preserve"> bars strewn across the countertops </w:t>
+      </w:r>
+      <w:r>
+        <w:rPr>
+          <w:rFonts w:eastAsia="Times New Roman"/>
+        </w:rPr>
+        <w:t>exposed</w:t>
+      </w:r>
+      <w:r>
+        <w:rPr>
+          <w:rFonts w:eastAsia="Times New Roman"/>
+        </w:rPr>
+        <w:t xml:space="preserve"> the haste with which Cassandra had left for the conference. </w:t>
+      </w:r>
+    </w:p>
+    <w:p>
+      <w:pPr>
+        <w:rPr>
+          <w:rFonts w:eastAsia="Times New Roman"/>
+        </w:rPr>
+      </w:pPr>
+      <w:r>
+        <w:rPr>
+          <w:rFonts w:eastAsia="Times New Roman"/>
+        </w:rPr>
+        <w:t>“</w:t>
+      </w:r>
+      <w:r>
+        <w:rPr>
+          <w:rFonts w:eastAsia="Times New Roman"/>
+        </w:rPr>
+        <w:t xml:space="preserve">Welcome to my </w:t>
+      </w:r>
+      <w:r>
+        <w:rPr>
+          <w:rFonts w:eastAsia="Times New Roman"/>
+        </w:rPr>
+        <w:t>abode</w:t>
+      </w:r>
+      <w:r>
+        <w:rPr>
+          <w:rFonts w:eastAsia="Times New Roman"/>
+        </w:rPr>
+        <w:t xml:space="preserve">, Miss Akiko. </w:t>
+      </w:r>
+      <w:r>
+        <w:rPr>
+          <w:rFonts w:eastAsia="Times New Roman"/>
+        </w:rPr>
+        <w:t>Sorry</w:t>
+      </w:r>
+      <w:r>
+        <w:rPr>
+          <w:rFonts w:eastAsia="Times New Roman"/>
+        </w:rPr>
+        <w:t xml:space="preserve"> for the mild state of disarray.</w:t>
+      </w:r>
+      <w:r>
+        <w:rPr>
+          <w:rFonts w:eastAsia="Times New Roman"/>
+        </w:rPr>
+        <w:t xml:space="preserve"> I wasn’t expecting guests, or else I’d have cleaned up better before the </w:t>
+      </w:r>
+      <w:r>
+        <w:rPr>
+          <w:rFonts w:eastAsia="Times New Roman"/>
+        </w:rPr>
+        <w:t>trip</w:t>
+      </w:r>
+      <w:r>
+        <w:rPr>
+          <w:rFonts w:eastAsia="Times New Roman"/>
+        </w:rPr>
+        <w:t>.”</w:t>
+      </w:r>
+    </w:p>
+    <w:p>
+      <w:pPr>
+        <w:rPr>
+          <w:rFonts w:eastAsia="Times New Roman"/>
+        </w:rPr>
+      </w:pPr>
+      <w:r>
+        <w:rPr>
+          <w:rFonts w:eastAsia="Times New Roman"/>
+        </w:rPr>
+        <w:t xml:space="preserve">“You call </w:t>
+      </w:r>
+      <w:r>
+        <w:rPr>
+          <w:rFonts w:eastAsia="Times New Roman"/>
+        </w:rPr>
+        <w:t>this</w:t>
+      </w:r>
+      <w:r>
+        <w:rPr>
+          <w:rFonts w:eastAsia="Times New Roman"/>
+        </w:rPr>
+        <w:t xml:space="preserve"> a mess?” Akiko laughed. “Come the fuck on, </w:t>
+      </w:r>
+      <w:r>
+        <w:rPr>
+          <w:rFonts w:eastAsia="Times New Roman"/>
+        </w:rPr>
+        <w:t>your place is</w:t>
+      </w:r>
+      <w:r>
+        <w:rPr>
+          <w:rFonts w:eastAsia="Times New Roman"/>
+        </w:rPr>
+        <w:t xml:space="preserve"> even cleaner than the dorms I saw in uni when </w:t>
+      </w:r>
+      <w:r>
+        <w:rPr>
+          <w:rFonts w:eastAsia="Times New Roman"/>
+        </w:rPr>
+        <w:t>guys</w:t>
       </w:r>
       <w:r>
         <w:rPr>
@@ -8562,37 +8936,118 @@
         <w:rPr>
           <w:rFonts w:eastAsia="Times New Roman"/>
         </w:rPr>
-        <w:t>hamper full of clothes yet to be folded</w:t>
-      </w:r>
-      <w:r>
-        <w:rPr>
-          <w:rFonts w:eastAsia="Times New Roman"/>
-        </w:rPr>
-        <w:t xml:space="preserve">, </w:t>
-      </w:r>
-      <w:r>
-        <w:rPr>
-          <w:rFonts w:eastAsia="Times New Roman"/>
-        </w:rPr>
-        <w:t>piles of mail and unfinished paperwork</w:t>
-      </w:r>
-      <w:r>
-        <w:rPr>
-          <w:rFonts w:eastAsia="Times New Roman"/>
-        </w:rPr>
-        <w:t xml:space="preserve">, and some candy bars strewn across the countertops </w:t>
-      </w:r>
-      <w:r>
-        <w:rPr>
-          <w:rFonts w:eastAsia="Times New Roman"/>
-        </w:rPr>
-        <w:t>exposed</w:t>
-      </w:r>
-      <w:r>
-        <w:rPr>
-          <w:rFonts w:eastAsia="Times New Roman"/>
-        </w:rPr>
-        <w:t xml:space="preserve"> the haste with which Cassandra had left for the conference. </w:t>
+        <w:t>invited me over to try and get laid</w:t>
+      </w:r>
+      <w:r>
+        <w:rPr>
+          <w:rFonts w:eastAsia="Times New Roman"/>
+        </w:rPr>
+        <w:t>.”</w:t>
+      </w:r>
+    </w:p>
+    <w:p>
+      <w:pPr>
+        <w:rPr>
+          <w:rFonts w:eastAsia="Times New Roman"/>
+        </w:rPr>
+      </w:pPr>
+      <w:r>
+        <w:rPr>
+          <w:rFonts w:eastAsia="Times New Roman"/>
+        </w:rPr>
+        <w:t>“I don’t doubt it, but I</w:t>
+      </w:r>
+      <w:r>
+        <w:rPr>
+          <w:rFonts w:eastAsia="Times New Roman"/>
+        </w:rPr>
+        <w:t>’d</w:t>
+      </w:r>
+      <w:r>
+        <w:rPr>
+          <w:rFonts w:eastAsia="Times New Roman"/>
+        </w:rPr>
+        <w:t xml:space="preserve"> hope you hold me to a higher standard than a hormone-addled schoolboy.”</w:t>
+      </w:r>
+    </w:p>
+    <w:p>
+      <w:pPr>
+        <w:rPr>
+          <w:rFonts w:eastAsia="Times New Roman"/>
+        </w:rPr>
+      </w:pPr>
+      <w:r>
+        <w:rPr>
+          <w:rFonts w:eastAsia="Times New Roman"/>
+        </w:rPr>
+        <w:t xml:space="preserve"> “Yeah, </w:t>
+      </w:r>
+      <w:r>
+        <w:rPr>
+          <w:rFonts w:eastAsia="Times New Roman"/>
+        </w:rPr>
+        <w:t xml:space="preserve">I guess </w:t>
+      </w:r>
+      <w:r>
+        <w:rPr>
+          <w:rFonts w:eastAsia="Times New Roman"/>
+        </w:rPr>
+        <w:t xml:space="preserve">that’s damning with faint praise, </w:t>
+      </w:r>
+      <w:r>
+        <w:rPr>
+          <w:rFonts w:eastAsia="Times New Roman"/>
+        </w:rPr>
+        <w:t>huh</w:t>
+      </w:r>
+      <w:r>
+        <w:rPr>
+          <w:rFonts w:eastAsia="Times New Roman"/>
+        </w:rPr>
+        <w:t>?</w:t>
+      </w:r>
+      <w:r>
+        <w:rPr>
+          <w:rFonts w:eastAsia="Times New Roman"/>
+        </w:rPr>
+        <w:t xml:space="preserve"> </w:t>
+      </w:r>
+      <w:r>
+        <w:rPr>
+          <w:rFonts w:eastAsia="Times New Roman"/>
+        </w:rPr>
+        <w:t xml:space="preserve">Those </w:t>
+      </w:r>
+      <w:r>
+        <w:rPr>
+          <w:rFonts w:eastAsia="Times New Roman"/>
+        </w:rPr>
+        <w:t>dipshits</w:t>
+      </w:r>
+      <w:r>
+        <w:rPr>
+          <w:rFonts w:eastAsia="Times New Roman"/>
+        </w:rPr>
+        <w:t xml:space="preserve"> never got what they wanted anyway</w:t>
+      </w:r>
+      <w:r>
+        <w:rPr>
+          <w:rFonts w:eastAsia="Times New Roman"/>
+        </w:rPr>
+        <w:t>.”</w:t>
+      </w:r>
+    </w:p>
+    <w:p>
+      <w:pPr>
+        <w:rPr>
+          <w:rFonts w:eastAsia="Times New Roman"/>
+        </w:rPr>
+      </w:pPr>
+      <w:r>
+        <w:rPr>
+          <w:rFonts w:eastAsia="Times New Roman"/>
+        </w:rPr>
+        <w:t>Akiko continued to take in the room until her eyes came to rest on a yellow talisman hanging from the door through which she had just entered. She stared at it with unexpected concentration, rubbing the cloth between her thumb and index fingers.</w:t>
       </w:r>
     </w:p>
     <w:p>
@@ -8611,86 +9066,19 @@
         <w:rPr>
           <w:rFonts w:eastAsia="Times New Roman"/>
         </w:rPr>
-        <w:t xml:space="preserve">Welcome to my </w:t>
-      </w:r>
-      <w:r>
-        <w:rPr>
-          <w:rFonts w:eastAsia="Times New Roman"/>
-        </w:rPr>
-        <w:t>abode</w:t>
-      </w:r>
-      <w:r>
-        <w:rPr>
-          <w:rFonts w:eastAsia="Times New Roman"/>
-        </w:rPr>
-        <w:t xml:space="preserve">, Miss Akiko. </w:t>
-      </w:r>
-      <w:r>
-        <w:rPr>
-          <w:rFonts w:eastAsia="Times New Roman"/>
-        </w:rPr>
-        <w:t>I apologize for the mild state of disarray.</w:t>
-      </w:r>
-      <w:r>
-        <w:rPr>
-          <w:rFonts w:eastAsia="Times New Roman"/>
-        </w:rPr>
-        <w:t xml:space="preserve"> I wasn’t expecting guests, or else I’d have cleaned up better before the </w:t>
-      </w:r>
-      <w:r>
-        <w:rPr>
-          <w:rFonts w:eastAsia="Times New Roman"/>
-        </w:rPr>
-        <w:t>trip</w:t>
-      </w:r>
-      <w:r>
-        <w:rPr>
-          <w:rFonts w:eastAsia="Times New Roman"/>
-        </w:rPr>
-        <w:t>.”</w:t>
-      </w:r>
-    </w:p>
-    <w:p>
-      <w:pPr>
-        <w:rPr>
-          <w:rFonts w:eastAsia="Times New Roman"/>
-        </w:rPr>
-      </w:pPr>
-      <w:r>
-        <w:rPr>
-          <w:rFonts w:eastAsia="Times New Roman"/>
-        </w:rPr>
-        <w:t xml:space="preserve">“You call </w:t>
-      </w:r>
-      <w:r>
-        <w:rPr>
-          <w:rFonts w:eastAsia="Times New Roman"/>
-        </w:rPr>
-        <w:t>this</w:t>
-      </w:r>
-      <w:r>
-        <w:rPr>
-          <w:rFonts w:eastAsia="Times New Roman"/>
-        </w:rPr>
-        <w:t xml:space="preserve"> a mess?” Akiko laughed. “Come the fuck on, </w:t>
-      </w:r>
-      <w:r>
-        <w:rPr>
-          <w:rFonts w:eastAsia="Times New Roman"/>
-        </w:rPr>
-        <w:t>your place is</w:t>
-      </w:r>
-      <w:r>
-        <w:rPr>
-          <w:rFonts w:eastAsia="Times New Roman"/>
-        </w:rPr>
-        <w:t xml:space="preserve"> even cleaner than the dorms I saw in uni when </w:t>
-      </w:r>
-      <w:r>
-        <w:rPr>
-          <w:rFonts w:eastAsia="Times New Roman"/>
-        </w:rPr>
-        <w:t>guys</w:t>
+        <w:t>That’s</w:t>
+      </w:r>
+      <w:r>
+        <w:rPr>
+          <w:rFonts w:eastAsia="Times New Roman"/>
+        </w:rPr>
+        <w:t xml:space="preserve"> just a stupid thing my ex gave me</w:t>
+      </w:r>
+      <w:r>
+        <w:rPr>
+          <w:rFonts w:eastAsia="Times New Roman"/>
+        </w:rPr>
+        <w:t>,” Cassandra explained, sensing Akiko’s curiosity.</w:t>
       </w:r>
       <w:r>
         <w:rPr>
@@ -8702,126 +9090,48 @@
         <w:rPr>
           <w:rFonts w:eastAsia="Times New Roman"/>
         </w:rPr>
-        <w:t>invited me over to try and get laid</w:t>
-      </w:r>
-      <w:r>
-        <w:rPr>
-          <w:rFonts w:eastAsia="Times New Roman"/>
-        </w:rPr>
-        <w:t>.”</w:t>
-      </w:r>
-    </w:p>
-    <w:p>
-      <w:pPr>
-        <w:rPr>
-          <w:rFonts w:eastAsia="Times New Roman"/>
-        </w:rPr>
-      </w:pPr>
-      <w:r>
-        <w:rPr>
-          <w:rFonts w:eastAsia="Times New Roman"/>
-        </w:rPr>
-        <w:t>“I don’t doubt it, but I</w:t>
-      </w:r>
-      <w:r>
-        <w:rPr>
-          <w:rFonts w:eastAsia="Times New Roman"/>
-        </w:rPr>
-        <w:t>’d</w:t>
-      </w:r>
-      <w:r>
-        <w:rPr>
-          <w:rFonts w:eastAsia="Times New Roman"/>
-        </w:rPr>
-        <w:t xml:space="preserve"> hope you hold me to a higher standard than a hormone-addled schoolboy.”</w:t>
-      </w:r>
-    </w:p>
-    <w:p>
-      <w:pPr>
-        <w:rPr>
-          <w:rFonts w:eastAsia="Times New Roman"/>
-        </w:rPr>
-      </w:pPr>
-      <w:r>
-        <w:rPr>
-          <w:rFonts w:eastAsia="Times New Roman"/>
-        </w:rPr>
-        <w:t xml:space="preserve"> “Yeah, </w:t>
-      </w:r>
-      <w:r>
-        <w:rPr>
-          <w:rFonts w:eastAsia="Times New Roman"/>
-        </w:rPr>
-        <w:t>that’s kinda damning with faint praise, ain’t it?</w:t>
-      </w:r>
-      <w:r>
-        <w:rPr>
-          <w:rFonts w:eastAsia="Times New Roman"/>
-        </w:rPr>
-        <w:t xml:space="preserve"> </w:t>
-      </w:r>
-      <w:r>
-        <w:rPr>
-          <w:rFonts w:eastAsia="Times New Roman"/>
-        </w:rPr>
-        <w:t>Those dolts never got what they wanted anyway</w:t>
-      </w:r>
-      <w:r>
-        <w:rPr>
-          <w:rFonts w:eastAsia="Times New Roman"/>
-        </w:rPr>
-        <w:t>.”</w:t>
-      </w:r>
-    </w:p>
-    <w:p>
-      <w:pPr>
-        <w:rPr>
-          <w:rFonts w:eastAsia="Times New Roman"/>
-        </w:rPr>
-      </w:pPr>
-      <w:r>
-        <w:rPr>
-          <w:rFonts w:eastAsia="Times New Roman"/>
-        </w:rPr>
-        <w:t>Akiko continued to take in the room until her eyes came to rest on a yellow talisman hanging from the door through which she had just entered. She stared at it with unexpected concentration, rubbing the cloth between her thumb and index fingers.</w:t>
-      </w:r>
-    </w:p>
-    <w:p>
-      <w:pPr>
-        <w:rPr>
-          <w:rFonts w:eastAsia="Times New Roman"/>
-        </w:rPr>
-      </w:pPr>
-      <w:r>
-        <w:rPr>
-          <w:rFonts w:eastAsia="Times New Roman"/>
-        </w:rPr>
         <w:t>“</w:t>
       </w:r>
       <w:r>
         <w:rPr>
           <w:rFonts w:eastAsia="Times New Roman"/>
         </w:rPr>
-        <w:t>That’s</w:t>
-      </w:r>
-      <w:r>
-        <w:rPr>
-          <w:rFonts w:eastAsia="Times New Roman"/>
-        </w:rPr>
-        <w:t xml:space="preserve"> just a stupid thing my ex gave me</w:t>
-      </w:r>
-      <w:r>
-        <w:rPr>
-          <w:rFonts w:eastAsia="Times New Roman"/>
-        </w:rPr>
-        <w:t>,” Cassandra explained, sensing Akiko’s curiosity.</w:t>
-      </w:r>
-      <w:r>
-        <w:rPr>
-          <w:rFonts w:eastAsia="Times New Roman"/>
-        </w:rPr>
-        <w:t xml:space="preserve"> </w:t>
-      </w:r>
+        <w:t>She was really into spiritual stuff, everything from talismans to tarot cards. Told me I should put it at the entrance to my home and it’ll ward off evil, or some such.”</w:t>
+      </w:r>
+    </w:p>
+    <w:p>
+      <w:pPr>
+        <w:rPr>
+          <w:rFonts w:eastAsia="Times New Roman"/>
+        </w:rPr>
+      </w:pPr>
+      <w:r>
+        <w:rPr>
+          <w:rFonts w:eastAsia="Times New Roman"/>
+        </w:rPr>
+        <w:t xml:space="preserve">“That so? It’s funny, </w:t>
+      </w:r>
+      <w:proofErr w:type="gramStart"/>
+      <w:r>
+        <w:rPr>
+          <w:rFonts w:eastAsia="Times New Roman"/>
+        </w:rPr>
+        <w:t>cause</w:t>
+      </w:r>
+      <w:proofErr w:type="gramEnd"/>
+      <w:r>
+        <w:rPr>
+          <w:rFonts w:eastAsia="Times New Roman"/>
+        </w:rPr>
+        <w:t xml:space="preserve"> I actually have something similar back at my place. Don’t even remember where I got it, but y’know, it was pretty, so I left it up.”</w:t>
+      </w:r>
+    </w:p>
+    <w:p>
+      <w:pPr>
+        <w:rPr>
+          <w:rFonts w:eastAsia="Times New Roman"/>
+        </w:rPr>
+      </w:pPr>
       <w:r>
         <w:rPr>
           <w:rFonts w:eastAsia="Times New Roman"/>
@@ -8832,20 +9142,118 @@
         <w:rPr>
           <w:rFonts w:eastAsia="Times New Roman"/>
         </w:rPr>
-        <w:t>She was really into spiritual stuff, everything from talismans to tarot cards. Told me I should put it at the entrance to my home and it’ll ward off evil, or some such.”</w:t>
-      </w:r>
-    </w:p>
-    <w:p>
-      <w:pPr>
-        <w:rPr>
-          <w:rFonts w:eastAsia="Times New Roman"/>
-        </w:rPr>
-      </w:pPr>
-      <w:r>
-        <w:rPr>
-          <w:rFonts w:eastAsia="Times New Roman"/>
-        </w:rPr>
-        <w:t>“That so? It’s funny, cause I actually have something similar back at my place. Don’t even remember where I got it, but y’know, it was pretty, so I left it up.”</w:t>
+        <w:t>I was actually thinking of taking mine down</w:t>
+      </w:r>
+      <w:r>
+        <w:rPr>
+          <w:rFonts w:eastAsia="Times New Roman"/>
+        </w:rPr>
+        <w:t>. If it’s meant to keep out evil, it’s doing a pretty poor job of it.”</w:t>
+      </w:r>
+    </w:p>
+    <w:p>
+      <w:pPr>
+        <w:rPr>
+          <w:rFonts w:eastAsia="Times New Roman"/>
+        </w:rPr>
+      </w:pPr>
+      <w:r>
+        <w:rPr>
+          <w:rFonts w:eastAsia="Times New Roman"/>
+        </w:rPr>
+        <w:t>Akiko laughed. “Yeah, I wouldn’t trust something like that if my ex gave it to me.”</w:t>
+      </w:r>
+    </w:p>
+    <w:p>
+      <w:pPr>
+        <w:rPr>
+          <w:rFonts w:eastAsia="Times New Roman"/>
+        </w:rPr>
+      </w:pPr>
+      <w:r>
+        <w:rPr>
+          <w:rFonts w:eastAsia="Times New Roman"/>
+        </w:rPr>
+        <w:t>“Well, she’s not my ex because we broke up. She…passed away a while back,” Cassandra said.</w:t>
+      </w:r>
+    </w:p>
+    <w:p>
+      <w:pPr>
+        <w:rPr>
+          <w:rFonts w:eastAsia="Times New Roman"/>
+        </w:rPr>
+      </w:pPr>
+      <w:r>
+        <w:rPr>
+          <w:rFonts w:eastAsia="Times New Roman"/>
+        </w:rPr>
+        <w:t>It didn’t take an empath to see the embarrassment rush onto Akiko’s face.</w:t>
+      </w:r>
+    </w:p>
+    <w:p>
+      <w:pPr>
+        <w:rPr>
+          <w:rFonts w:eastAsia="Times New Roman"/>
+        </w:rPr>
+      </w:pPr>
+      <w:r>
+        <w:rPr>
+          <w:rFonts w:eastAsia="Times New Roman"/>
+        </w:rPr>
+        <w:lastRenderedPageBreak/>
+        <w:t xml:space="preserve">“Don’t worry, it’s not a sore spot for me,” Cassandra continued, rushing to end the awkward silence. “That was years ago. I won’t pretend I don’t miss her, but I’m doing better, now.” </w:t>
+      </w:r>
+    </w:p>
+    <w:p>
+      <w:pPr>
+        <w:rPr>
+          <w:rFonts w:eastAsia="Times New Roman"/>
+        </w:rPr>
+      </w:pPr>
+      <w:r>
+        <w:rPr>
+          <w:rFonts w:eastAsia="Times New Roman"/>
+        </w:rPr>
+        <w:t>“Then why not keep it there?” Akiko said. “Even if it’s not doing its job, it’s not hurting anyone, either. And it’s a good thing to remember her by.”</w:t>
+      </w:r>
+    </w:p>
+    <w:p>
+      <w:pPr>
+        <w:rPr>
+          <w:rFonts w:eastAsia="Times New Roman"/>
+        </w:rPr>
+      </w:pPr>
+      <w:r>
+        <w:rPr>
+          <w:rFonts w:eastAsia="Times New Roman"/>
+        </w:rPr>
+        <w:t xml:space="preserve">“I don’t know. </w:t>
+      </w:r>
+      <w:r>
+        <w:rPr>
+          <w:rFonts w:eastAsia="Times New Roman"/>
+        </w:rPr>
+        <w:t>Maybe</w:t>
+      </w:r>
+      <w:r>
+        <w:rPr>
+          <w:rFonts w:eastAsia="Times New Roman"/>
+        </w:rPr>
+        <w:t xml:space="preserve">. Anyway, I can’t stick around much longer, </w:t>
+      </w:r>
+      <w:proofErr w:type="spellStart"/>
+      <w:r>
+        <w:rPr>
+          <w:rFonts w:eastAsia="Times New Roman"/>
+        </w:rPr>
+        <w:t>‘cause</w:t>
+      </w:r>
+      <w:proofErr w:type="spellEnd"/>
+      <w:r>
+        <w:rPr>
+          <w:rFonts w:eastAsia="Times New Roman"/>
+        </w:rPr>
+        <w:t xml:space="preserve"> the meeting will be starting shortly, but feel free to make yourself at home. Help yourself to the pantry or fridge if you’re hungry, and call me if you need anything, okay?”</w:t>
       </w:r>
     </w:p>
     <w:p>
@@ -8864,111 +9272,19 @@
         <w:rPr>
           <w:rFonts w:eastAsia="Times New Roman"/>
         </w:rPr>
-        <w:t>I was actually thinking of taking mine down</w:t>
-      </w:r>
-      <w:r>
-        <w:rPr>
-          <w:rFonts w:eastAsia="Times New Roman"/>
-        </w:rPr>
-        <w:t>. If it’s meant to keep out evil, it’s doing a pretty poor job of it.”</w:t>
-      </w:r>
-    </w:p>
-    <w:p>
-      <w:pPr>
-        <w:rPr>
-          <w:rFonts w:eastAsia="Times New Roman"/>
-        </w:rPr>
-      </w:pPr>
-      <w:r>
-        <w:rPr>
-          <w:rFonts w:eastAsia="Times New Roman"/>
-        </w:rPr>
-        <w:t>Akiko laughed. “Yeah, I wouldn’t trust something like that if my ex gave it to me.”</w:t>
-      </w:r>
-    </w:p>
-    <w:p>
-      <w:pPr>
-        <w:rPr>
-          <w:rFonts w:eastAsia="Times New Roman"/>
-        </w:rPr>
-      </w:pPr>
-      <w:r>
-        <w:rPr>
-          <w:rFonts w:eastAsia="Times New Roman"/>
-        </w:rPr>
-        <w:lastRenderedPageBreak/>
-        <w:t>“Well, she’s not my ex because we broke up. She…passed away a while back,” Cassandra said.</w:t>
-      </w:r>
-    </w:p>
-    <w:p>
-      <w:pPr>
-        <w:rPr>
-          <w:rFonts w:eastAsia="Times New Roman"/>
-        </w:rPr>
-      </w:pPr>
-      <w:r>
-        <w:rPr>
-          <w:rFonts w:eastAsia="Times New Roman"/>
-        </w:rPr>
-        <w:t>It didn’t take an empath to see the embarrassment rush onto Akiko’s face.</w:t>
-      </w:r>
-    </w:p>
-    <w:p>
-      <w:pPr>
-        <w:rPr>
-          <w:rFonts w:eastAsia="Times New Roman"/>
-        </w:rPr>
-      </w:pPr>
-      <w:r>
-        <w:rPr>
-          <w:rFonts w:eastAsia="Times New Roman"/>
-        </w:rPr>
-        <w:t xml:space="preserve">“Don’t worry, it’s not a sore spot for me,” Cassandra continued, rushing to end the awkward silence. “That was years ago. I won’t pretend I don’t miss her, but I’m doing better, now.” </w:t>
-      </w:r>
-    </w:p>
-    <w:p>
-      <w:pPr>
-        <w:rPr>
-          <w:rFonts w:eastAsia="Times New Roman"/>
-        </w:rPr>
-      </w:pPr>
-      <w:r>
-        <w:rPr>
-          <w:rFonts w:eastAsia="Times New Roman"/>
-        </w:rPr>
-        <w:t>“Then why not keep it there?” Akiko said. “Even if it’s not doing its job, it’s not hurting anyone, either. And it’s a good thing to remember her by.”</w:t>
-      </w:r>
-    </w:p>
-    <w:p>
-      <w:pPr>
-        <w:rPr>
-          <w:rFonts w:eastAsia="Times New Roman"/>
-        </w:rPr>
-      </w:pPr>
-      <w:r>
-        <w:rPr>
-          <w:rFonts w:eastAsia="Times New Roman"/>
-        </w:rPr>
-        <w:t>“I don’t know. I’ll think about it. Anyway, I can’t stick around much longer, ‘cause the meeting will be starting shortly, but feel free to make yourself at home. Help yourself to the pantry or fridge if you’re hungry, and call me if you need anything, okay?”</w:t>
-      </w:r>
-    </w:p>
-    <w:p>
-      <w:pPr>
-        <w:rPr>
-          <w:rFonts w:eastAsia="Times New Roman"/>
-        </w:rPr>
-      </w:pPr>
-      <w:r>
-        <w:rPr>
-          <w:rFonts w:eastAsia="Times New Roman"/>
-        </w:rPr>
-        <w:t>“</w:t>
-      </w:r>
-      <w:r>
-        <w:rPr>
-          <w:rFonts w:eastAsia="Times New Roman"/>
-        </w:rPr>
-        <w:t>Will do. Thanks again for this, chief.”</w:t>
+        <w:t xml:space="preserve">Will do. Thanks again for </w:t>
+      </w:r>
+      <w:r>
+        <w:rPr>
+          <w:rFonts w:eastAsia="Times New Roman"/>
+        </w:rPr>
+        <w:t>having me over</w:t>
+      </w:r>
+      <w:r>
+        <w:rPr>
+          <w:rFonts w:eastAsia="Times New Roman"/>
+        </w:rPr>
+        <w:t>, chief.”</w:t>
       </w:r>
     </w:p>
     <w:p>
@@ -9186,32 +9502,129 @@
         <w:rPr>
           <w:rFonts w:eastAsia="Times New Roman"/>
         </w:rPr>
-        <w:t>The meeting started civilly enough, but it was soon made clear that those in attendance were not of one mind when it came to solving the present dilemma.</w:t>
-      </w:r>
-    </w:p>
-    <w:p>
-      <w:pPr>
-        <w:rPr>
-          <w:rFonts w:eastAsia="Times New Roman"/>
-        </w:rPr>
-      </w:pPr>
-      <w:r>
-        <w:rPr>
-          <w:rFonts w:eastAsia="Times New Roman"/>
-        </w:rPr>
-        <w:t>“So you agree with the union’s plans to strike, then</w:t>
-      </w:r>
-      <w:r>
-        <w:rPr>
-          <w:rFonts w:eastAsia="Times New Roman"/>
-        </w:rPr>
-        <w:t xml:space="preserve">?” Shufen asked, </w:t>
-      </w:r>
-      <w:r>
-        <w:rPr>
-          <w:rFonts w:eastAsia="Times New Roman"/>
-        </w:rPr>
-        <w:t>laying an interrogative gaze upon her daughter.</w:t>
+        <w:t>“As I recall, I charged you with bolstering security on campus. Have you anything to report?” Shufen asked her daughter.</w:t>
+      </w:r>
+    </w:p>
+    <w:p>
+      <w:pPr>
+        <w:rPr>
+          <w:rFonts w:eastAsia="Times New Roman"/>
+        </w:rPr>
+      </w:pPr>
+      <w:r>
+        <w:rPr>
+          <w:rFonts w:eastAsia="Times New Roman"/>
+        </w:rPr>
+        <w:t xml:space="preserve">“Any protest is obviously </w:t>
+      </w:r>
+      <w:r>
+        <w:rPr>
+          <w:rFonts w:eastAsia="Times New Roman"/>
+        </w:rPr>
+        <w:t>gonna</w:t>
+      </w:r>
+      <w:r>
+        <w:rPr>
+          <w:rFonts w:eastAsia="Times New Roman"/>
+        </w:rPr>
+        <w:t xml:space="preserve"> take place at the Garden, so I have extra guards on standby</w:t>
+      </w:r>
+      <w:r>
+        <w:rPr>
+          <w:rFonts w:eastAsia="Times New Roman"/>
+        </w:rPr>
+        <w:t xml:space="preserve"> in case there’s violence</w:t>
+      </w:r>
+      <w:r>
+        <w:rPr>
+          <w:rFonts w:eastAsia="Times New Roman"/>
+        </w:rPr>
+        <w:t>. However, they have orders not to forcibly disperse the crowd</w:t>
+      </w:r>
+      <w:r>
+        <w:rPr>
+          <w:rFonts w:eastAsia="Times New Roman"/>
+        </w:rPr>
+        <w:t xml:space="preserve"> </w:t>
+      </w:r>
+      <w:r>
+        <w:rPr>
+          <w:rFonts w:eastAsia="Times New Roman"/>
+        </w:rPr>
+        <w:t>otherwise</w:t>
+      </w:r>
+      <w:r>
+        <w:rPr>
+          <w:rFonts w:eastAsia="Times New Roman"/>
+        </w:rPr>
+        <w:t xml:space="preserve">, and to not cooperate with police if they try </w:t>
+      </w:r>
+      <w:r>
+        <w:rPr>
+          <w:rFonts w:eastAsia="Times New Roman"/>
+        </w:rPr>
+        <w:t>anything of the sort</w:t>
+      </w:r>
+      <w:r>
+        <w:rPr>
+          <w:rFonts w:eastAsia="Times New Roman"/>
+        </w:rPr>
+        <w:t>.”</w:t>
+      </w:r>
+    </w:p>
+    <w:p>
+      <w:pPr>
+        <w:rPr>
+          <w:rFonts w:eastAsia="Times New Roman"/>
+        </w:rPr>
+      </w:pPr>
+      <w:r>
+        <w:rPr>
+          <w:rFonts w:eastAsia="Times New Roman"/>
+        </w:rPr>
+        <w:t>“</w:t>
+      </w:r>
+      <w:r>
+        <w:rPr>
+          <w:rFonts w:eastAsia="Times New Roman"/>
+        </w:rPr>
+        <w:t>Then</w:t>
+      </w:r>
+      <w:r>
+        <w:rPr>
+          <w:rFonts w:eastAsia="Times New Roman"/>
+        </w:rPr>
+        <w:t xml:space="preserve"> </w:t>
+      </w:r>
+      <w:r>
+        <w:rPr>
+          <w:rFonts w:eastAsia="Times New Roman"/>
+        </w:rPr>
+        <w:t>your intent is to</w:t>
+      </w:r>
+      <w:r>
+        <w:rPr>
+          <w:rFonts w:eastAsia="Times New Roman"/>
+        </w:rPr>
+        <w:t xml:space="preserve"> </w:t>
+      </w:r>
+      <w:r>
+        <w:rPr>
+          <w:rFonts w:eastAsia="Times New Roman"/>
+        </w:rPr>
+        <w:t xml:space="preserve">just </w:t>
+      </w:r>
+      <w:r>
+        <w:rPr>
+          <w:rFonts w:eastAsia="Times New Roman"/>
+        </w:rPr>
+        <w:t>sit back and watch</w:t>
+      </w:r>
+      <w:r>
+        <w:rPr>
+          <w:rFonts w:eastAsia="Times New Roman"/>
+        </w:rPr>
+        <w:t>?”</w:t>
       </w:r>
     </w:p>
     <w:p>
@@ -9517,7 +9930,132 @@
         <w:rPr>
           <w:rFonts w:eastAsia="Times New Roman"/>
         </w:rPr>
-        <w:t>“I’m not saying we do nothing.</w:t>
+        <w:t>“</w:t>
+      </w:r>
+      <w:r>
+        <w:rPr>
+          <w:rFonts w:eastAsia="Times New Roman"/>
+        </w:rPr>
+        <w:t xml:space="preserve">We won’t be doing nothing. This is just a way to secure the home front while we figure out how to kill the VSI, and I have a plan to make that happen. Step one, bridge the intelligence gap. We know Jacob Lancaster is spying on us, </w:t>
+      </w:r>
+      <w:r>
+        <w:rPr>
+          <w:rFonts w:eastAsia="Times New Roman"/>
+        </w:rPr>
+        <w:t>so we spy on him in turn, and figure out exactly what the board’s plan of attack is</w:t>
+      </w:r>
+      <w:r>
+        <w:rPr>
+          <w:rFonts w:eastAsia="Times New Roman"/>
+        </w:rPr>
+        <w:t>.</w:t>
+      </w:r>
+      <w:r>
+        <w:rPr>
+          <w:rFonts w:eastAsia="Times New Roman"/>
+        </w:rPr>
+        <w:t xml:space="preserve"> I already have a candidate in mind for that.</w:t>
+      </w:r>
+      <w:r>
+        <w:rPr>
+          <w:rFonts w:eastAsia="Times New Roman"/>
+        </w:rPr>
+        <w:t>”</w:t>
+      </w:r>
+    </w:p>
+    <w:p>
+      <w:pPr>
+        <w:rPr>
+          <w:rFonts w:eastAsia="Times New Roman"/>
+        </w:rPr>
+      </w:pPr>
+      <w:r>
+        <w:rPr>
+          <w:rFonts w:eastAsia="Times New Roman"/>
+        </w:rPr>
+        <w:t>“</w:t>
+      </w:r>
+      <w:r>
+        <w:rPr>
+          <w:rFonts w:eastAsia="Times New Roman"/>
+        </w:rPr>
+        <w:t xml:space="preserve">And </w:t>
+      </w:r>
+      <w:r>
+        <w:rPr>
+          <w:rFonts w:eastAsia="Times New Roman"/>
+        </w:rPr>
+        <w:t>who might that be</w:t>
+      </w:r>
+      <w:r>
+        <w:rPr>
+          <w:rFonts w:eastAsia="Times New Roman"/>
+        </w:rPr>
+        <w:t xml:space="preserve">?” Marcus asked. </w:t>
+      </w:r>
+    </w:p>
+    <w:p>
+      <w:pPr>
+        <w:rPr>
+          <w:rFonts w:eastAsia="Times New Roman"/>
+        </w:rPr>
+      </w:pPr>
+      <w:r>
+        <w:rPr>
+          <w:rFonts w:eastAsia="Times New Roman"/>
+        </w:rPr>
+        <w:t xml:space="preserve">“Akiko Miura, of course. Cassie’s been acting </w:t>
+      </w:r>
+      <w:proofErr w:type="gramStart"/>
+      <w:r>
+        <w:rPr>
+          <w:rFonts w:eastAsia="Times New Roman"/>
+        </w:rPr>
+        <w:t>real</w:t>
+      </w:r>
+      <w:proofErr w:type="gramEnd"/>
+      <w:r>
+        <w:rPr>
+          <w:rFonts w:eastAsia="Times New Roman"/>
+        </w:rPr>
+        <w:t xml:space="preserve"> sweet on her, buttering her up so that she’ll do us a </w:t>
+      </w:r>
+      <w:r>
+        <w:rPr>
+          <w:rFonts w:eastAsia="Times New Roman"/>
+        </w:rPr>
+        <w:t>favor</w:t>
+      </w:r>
+      <w:r>
+        <w:rPr>
+          <w:rFonts w:eastAsia="Times New Roman"/>
+        </w:rPr>
+        <w:t>,” Jackson said, beating Cassandra to her answer.</w:t>
+      </w:r>
+    </w:p>
+    <w:p>
+      <w:pPr>
+        <w:rPr>
+          <w:rFonts w:eastAsia="Times New Roman"/>
+        </w:rPr>
+      </w:pPr>
+      <w:r>
+        <w:rPr>
+          <w:rFonts w:eastAsia="Times New Roman"/>
+        </w:rPr>
+        <w:t>“One of Lancaster’s former disciples, but not all that close to him</w:t>
+      </w:r>
+      <w:r>
+        <w:rPr>
+          <w:rFonts w:eastAsia="Times New Roman"/>
+        </w:rPr>
+        <w:t>,</w:t>
+      </w:r>
+      <w:r>
+        <w:rPr>
+          <w:rFonts w:eastAsia="Times New Roman"/>
+        </w:rPr>
+        <w:t>” Cassandra replied.</w:t>
       </w:r>
       <w:r>
         <w:rPr>
@@ -9529,43 +10067,55 @@
         <w:rPr>
           <w:rFonts w:eastAsia="Times New Roman"/>
         </w:rPr>
-        <w:t>Step one</w:t>
-      </w:r>
-      <w:r>
-        <w:rPr>
-          <w:rFonts w:eastAsia="Times New Roman"/>
-        </w:rPr>
-        <w:t xml:space="preserve"> is to bridge the intelligence cap</w:t>
-      </w:r>
-      <w:r>
-        <w:rPr>
-          <w:rFonts w:eastAsia="Times New Roman"/>
-        </w:rPr>
-        <w:t>.</w:t>
-      </w:r>
-      <w:r>
-        <w:rPr>
-          <w:rFonts w:eastAsia="Times New Roman"/>
-        </w:rPr>
-        <w:t xml:space="preserve"> We all know headquarters is spying on us, so we plant a spy of our own on their campus to see if Jackson’s false flag theory holds water</w:t>
-      </w:r>
-      <w:r>
-        <w:rPr>
-          <w:rFonts w:eastAsia="Times New Roman"/>
-        </w:rPr>
-        <w:t>, and</w:t>
-      </w:r>
-      <w:r>
-        <w:rPr>
-          <w:rFonts w:eastAsia="Times New Roman"/>
-        </w:rPr>
-        <w:t xml:space="preserve"> I already have a candidate in mind for that.</w:t>
-      </w:r>
-      <w:r>
-        <w:rPr>
-          <w:rFonts w:eastAsia="Times New Roman"/>
-        </w:rPr>
-        <w:t>”</w:t>
+        <w:t>“I suspect he’s already trying to recruit her, so if we beat him to the punch, we have the perfect double agent. Anyway</w:t>
+      </w:r>
+      <w:r>
+        <w:rPr>
+          <w:rFonts w:eastAsia="Times New Roman"/>
+        </w:rPr>
+        <w:t xml:space="preserve">, </w:t>
+      </w:r>
+      <w:r>
+        <w:rPr>
+          <w:rFonts w:eastAsia="Times New Roman"/>
+        </w:rPr>
+        <w:t>on</w:t>
+      </w:r>
+      <w:r>
+        <w:rPr>
+          <w:rFonts w:eastAsia="Times New Roman"/>
+        </w:rPr>
+        <w:t xml:space="preserve"> to step two: </w:t>
+      </w:r>
+      <w:r>
+        <w:rPr>
+          <w:rFonts w:eastAsia="Times New Roman"/>
+        </w:rPr>
+        <w:t xml:space="preserve">The other branches are skittish about siding with us after the MQ-50 fallout, which is why we need Montreal on our side. </w:t>
+      </w:r>
+      <w:r>
+        <w:rPr>
+          <w:rFonts w:eastAsia="Times New Roman"/>
+        </w:rPr>
+        <w:t>They’re the most powerful branch with an untainted reputation</w:t>
+      </w:r>
+      <w:r>
+        <w:rPr>
+          <w:rFonts w:eastAsia="Times New Roman"/>
+        </w:rPr>
+        <w:t xml:space="preserve">. We get them and the rest </w:t>
+      </w:r>
+      <w:r>
+        <w:rPr>
+          <w:rFonts w:eastAsia="Times New Roman"/>
+        </w:rPr>
+        <w:t>are gonna</w:t>
+      </w:r>
+      <w:r>
+        <w:rPr>
+          <w:rFonts w:eastAsia="Times New Roman"/>
+        </w:rPr>
+        <w:t xml:space="preserve"> fall in line.”</w:t>
       </w:r>
     </w:p>
     <w:p>
@@ -9584,51 +10134,86 @@
         <w:rPr>
           <w:rFonts w:eastAsia="Times New Roman"/>
         </w:rPr>
-        <w:t>And that is</w:t>
-      </w:r>
-      <w:r>
-        <w:rPr>
-          <w:rFonts w:eastAsia="Times New Roman"/>
-        </w:rPr>
-        <w:t xml:space="preserve">?” Marcus asked. </w:t>
-      </w:r>
-    </w:p>
-    <w:p>
-      <w:pPr>
-        <w:rPr>
-          <w:rFonts w:eastAsia="Times New Roman"/>
-        </w:rPr>
-      </w:pPr>
-      <w:r>
-        <w:rPr>
-          <w:rFonts w:eastAsia="Times New Roman"/>
-        </w:rPr>
-        <w:t xml:space="preserve">“Akiko Miura, of course. Cassie’s been acting real sweet on her, buttering her up so that she’ll do us a </w:t>
-      </w:r>
-      <w:r>
-        <w:rPr>
-          <w:rFonts w:eastAsia="Times New Roman"/>
-        </w:rPr>
-        <w:t>favor</w:t>
-      </w:r>
-      <w:r>
-        <w:rPr>
-          <w:rFonts w:eastAsia="Times New Roman"/>
-        </w:rPr>
-        <w:t>,” Jackson said, beating Cassandra to her answer.</w:t>
-      </w:r>
-    </w:p>
-    <w:p>
-      <w:pPr>
-        <w:rPr>
-          <w:rFonts w:eastAsia="Times New Roman"/>
-        </w:rPr>
-      </w:pPr>
-      <w:r>
-        <w:rPr>
-          <w:rFonts w:eastAsia="Times New Roman"/>
-        </w:rPr>
-        <w:t xml:space="preserve">The old man scoffed. </w:t>
+        <w:t>How will you accomplish that</w:t>
+      </w:r>
+      <w:r>
+        <w:rPr>
+          <w:rFonts w:eastAsia="Times New Roman"/>
+        </w:rPr>
+        <w:t xml:space="preserve">? </w:t>
+      </w:r>
+      <w:r>
+        <w:rPr>
+          <w:rFonts w:eastAsia="Times New Roman"/>
+        </w:rPr>
+        <w:t>The</w:t>
+      </w:r>
+      <w:r>
+        <w:rPr>
+          <w:rFonts w:eastAsia="Times New Roman"/>
+        </w:rPr>
+        <w:t xml:space="preserve"> reason the</w:t>
+      </w:r>
+      <w:r>
+        <w:rPr>
+          <w:rFonts w:eastAsia="Times New Roman"/>
+        </w:rPr>
+        <w:t xml:space="preserve">y’re so </w:t>
+      </w:r>
+      <w:r>
+        <w:rPr>
+          <w:rFonts w:eastAsia="Times New Roman"/>
+        </w:rPr>
+        <w:t xml:space="preserve">pure is </w:t>
+      </w:r>
+      <w:r>
+        <w:rPr>
+          <w:rFonts w:eastAsia="Times New Roman"/>
+        </w:rPr>
+        <w:t>because</w:t>
+      </w:r>
+      <w:r>
+        <w:rPr>
+          <w:rFonts w:eastAsia="Times New Roman"/>
+        </w:rPr>
+        <w:t xml:space="preserve"> they voted against us</w:t>
+      </w:r>
+      <w:r>
+        <w:rPr>
+          <w:rFonts w:eastAsia="Times New Roman"/>
+        </w:rPr>
+        <w:t>,” Shufen said.</w:t>
+      </w:r>
+    </w:p>
+    <w:p>
+      <w:pPr>
+        <w:rPr>
+          <w:rFonts w:eastAsia="Times New Roman"/>
+        </w:rPr>
+      </w:pPr>
+      <w:r>
+        <w:rPr>
+          <w:rFonts w:eastAsia="Times New Roman"/>
+        </w:rPr>
+        <w:t xml:space="preserve">“Montreal </w:t>
+      </w:r>
+      <w:r>
+        <w:rPr>
+          <w:rFonts w:eastAsia="Times New Roman"/>
+        </w:rPr>
+        <w:t>are loyal only to themselves</w:t>
+      </w:r>
+      <w:r>
+        <w:rPr>
+          <w:rFonts w:eastAsia="Times New Roman"/>
+        </w:rPr>
+        <w:t>,” Marcus beat Cassandra to answering.</w:t>
+      </w:r>
+      <w:r>
+        <w:rPr>
+          <w:rFonts w:eastAsia="Times New Roman"/>
+        </w:rPr>
+        <w:t xml:space="preserve"> </w:t>
       </w:r>
       <w:r>
         <w:rPr>
@@ -9640,232 +10225,37 @@
         <w:rPr>
           <w:rFonts w:eastAsia="Times New Roman"/>
         </w:rPr>
-        <w:t>My former mentee?</w:t>
-      </w:r>
-      <w:r>
-        <w:rPr>
-          <w:rFonts w:eastAsia="Times New Roman"/>
-        </w:rPr>
-        <w:t xml:space="preserve"> I</w:t>
-      </w:r>
-      <w:r>
-        <w:rPr>
-          <w:rFonts w:eastAsia="Times New Roman"/>
-        </w:rPr>
-        <w:t xml:space="preserve">’m not sure I </w:t>
-      </w:r>
-      <w:r>
-        <w:rPr>
-          <w:rFonts w:eastAsia="Times New Roman"/>
-        </w:rPr>
-        <w:t>approve of her being involved in this. She lacks both maturity and commitment.”</w:t>
-      </w:r>
-    </w:p>
-    <w:p>
-      <w:pPr>
-        <w:rPr>
-          <w:rFonts w:eastAsia="Times New Roman"/>
-        </w:rPr>
-      </w:pPr>
-      <w:r>
-        <w:rPr>
-          <w:rFonts w:eastAsia="Times New Roman"/>
-        </w:rPr>
-        <w:t>“</w:t>
-      </w:r>
-      <w:r>
-        <w:rPr>
-          <w:rFonts w:eastAsia="Times New Roman"/>
-        </w:rPr>
-        <w:t>Fortunately, s</w:t>
-      </w:r>
-      <w:r>
-        <w:rPr>
-          <w:rFonts w:eastAsia="Times New Roman"/>
-        </w:rPr>
-        <w:t>he needs neither for this operation</w:t>
-      </w:r>
-      <w:r>
-        <w:rPr>
-          <w:rFonts w:eastAsia="Times New Roman"/>
-        </w:rPr>
-        <w:t>,</w:t>
-      </w:r>
-      <w:r>
-        <w:rPr>
-          <w:rFonts w:eastAsia="Times New Roman"/>
-        </w:rPr>
-        <w:t xml:space="preserve"> and she’ll have support from all of us,</w:t>
-      </w:r>
-      <w:r>
-        <w:rPr>
-          <w:rFonts w:eastAsia="Times New Roman"/>
-        </w:rPr>
-        <w:t>” Cassandra replied.</w:t>
-      </w:r>
-      <w:r>
-        <w:rPr>
-          <w:rFonts w:eastAsia="Times New Roman"/>
-        </w:rPr>
-        <w:t xml:space="preserve"> </w:t>
-      </w:r>
-      <w:r>
-        <w:rPr>
-          <w:rFonts w:eastAsia="Times New Roman"/>
-        </w:rPr>
-        <w:t>“</w:t>
-      </w:r>
-      <w:r>
-        <w:rPr>
-          <w:rFonts w:eastAsia="Times New Roman"/>
-        </w:rPr>
-        <w:t xml:space="preserve">Now, back to step two: </w:t>
-      </w:r>
-      <w:r>
-        <w:rPr>
-          <w:rFonts w:eastAsia="Times New Roman"/>
-        </w:rPr>
-        <w:t xml:space="preserve">The other branches are skittish about siding with us after the MQ-50 fallout, which is why we need Montreal on our side. </w:t>
-      </w:r>
-      <w:r>
-        <w:rPr>
-          <w:rFonts w:eastAsia="Times New Roman"/>
-        </w:rPr>
-        <w:t>They’re the most powerful branch with an untainted reputation</w:t>
-      </w:r>
-      <w:r>
-        <w:rPr>
-          <w:rFonts w:eastAsia="Times New Roman"/>
-        </w:rPr>
-        <w:t xml:space="preserve">. We get them and the rest </w:t>
-      </w:r>
-      <w:r>
-        <w:rPr>
-          <w:rFonts w:eastAsia="Times New Roman"/>
-        </w:rPr>
-        <w:t>are gonna</w:t>
-      </w:r>
-      <w:r>
-        <w:rPr>
-          <w:rFonts w:eastAsia="Times New Roman"/>
-        </w:rPr>
-        <w:t xml:space="preserve"> fall in line.”</w:t>
-      </w:r>
-    </w:p>
-    <w:p>
-      <w:pPr>
-        <w:rPr>
-          <w:rFonts w:eastAsia="Times New Roman"/>
-        </w:rPr>
-      </w:pPr>
-      <w:r>
-        <w:rPr>
-          <w:rFonts w:eastAsia="Times New Roman"/>
-        </w:rPr>
-        <w:t>“</w:t>
-      </w:r>
-      <w:r>
-        <w:rPr>
-          <w:rFonts w:eastAsia="Times New Roman"/>
-        </w:rPr>
-        <w:t>How will you accomplish that</w:t>
-      </w:r>
-      <w:r>
-        <w:rPr>
-          <w:rFonts w:eastAsia="Times New Roman"/>
-        </w:rPr>
-        <w:t xml:space="preserve">? </w:t>
-      </w:r>
-      <w:r>
-        <w:rPr>
-          <w:rFonts w:eastAsia="Times New Roman"/>
-        </w:rPr>
-        <w:t>The</w:t>
-      </w:r>
-      <w:r>
-        <w:rPr>
-          <w:rFonts w:eastAsia="Times New Roman"/>
-        </w:rPr>
-        <w:t xml:space="preserve"> reason the</w:t>
-      </w:r>
-      <w:r>
-        <w:rPr>
-          <w:rFonts w:eastAsia="Times New Roman"/>
-        </w:rPr>
-        <w:t xml:space="preserve">y’re so </w:t>
-      </w:r>
-      <w:r>
-        <w:rPr>
-          <w:rFonts w:eastAsia="Times New Roman"/>
-        </w:rPr>
-        <w:t xml:space="preserve">pure is </w:t>
-      </w:r>
-      <w:r>
-        <w:rPr>
-          <w:rFonts w:eastAsia="Times New Roman"/>
-        </w:rPr>
-        <w:t>because</w:t>
-      </w:r>
-      <w:r>
-        <w:rPr>
-          <w:rFonts w:eastAsia="Times New Roman"/>
-        </w:rPr>
-        <w:t xml:space="preserve"> they voted against us</w:t>
-      </w:r>
-      <w:r>
-        <w:rPr>
-          <w:rFonts w:eastAsia="Times New Roman"/>
-        </w:rPr>
-        <w:t>,” Shufen said.</w:t>
-      </w:r>
-    </w:p>
-    <w:p>
-      <w:pPr>
-        <w:rPr>
-          <w:rFonts w:eastAsia="Times New Roman"/>
-        </w:rPr>
-      </w:pPr>
-      <w:r>
-        <w:rPr>
-          <w:rFonts w:eastAsia="Times New Roman"/>
-        </w:rPr>
-        <w:t xml:space="preserve">“Montreal </w:t>
-      </w:r>
-      <w:r>
-        <w:rPr>
-          <w:rFonts w:eastAsia="Times New Roman"/>
-        </w:rPr>
-        <w:t>are loyal only to themselves</w:t>
-      </w:r>
-      <w:r>
-        <w:rPr>
-          <w:rFonts w:eastAsia="Times New Roman"/>
-        </w:rPr>
-        <w:t>,” Marcus beat Cassandra to answering.</w:t>
-      </w:r>
-      <w:r>
-        <w:rPr>
-          <w:rFonts w:eastAsia="Times New Roman"/>
-        </w:rPr>
-        <w:t xml:space="preserve"> </w:t>
-      </w:r>
-      <w:r>
-        <w:rPr>
-          <w:rFonts w:eastAsia="Times New Roman"/>
-        </w:rPr>
-        <w:t>“</w:t>
-      </w:r>
-      <w:r>
-        <w:rPr>
-          <w:rFonts w:eastAsia="Times New Roman"/>
-        </w:rPr>
         <w:t xml:space="preserve">We </w:t>
       </w:r>
       <w:r>
         <w:rPr>
           <w:rFonts w:eastAsia="Times New Roman"/>
         </w:rPr>
-        <w:t>have a scientific lead over them. If we sweeten the pot with some secrets, they’ll do as we ask</w:t>
+        <w:t xml:space="preserve">have a scientific lead over them. </w:t>
+      </w:r>
+      <w:r>
+        <w:rPr>
+          <w:rFonts w:eastAsia="Times New Roman"/>
+        </w:rPr>
+        <w:t>With a sufficient bribe</w:t>
+      </w:r>
+      <w:r>
+        <w:rPr>
+          <w:rFonts w:eastAsia="Times New Roman"/>
+        </w:rPr>
+        <w:t xml:space="preserve">, </w:t>
+      </w:r>
+      <w:r>
+        <w:rPr>
+          <w:rFonts w:eastAsia="Times New Roman"/>
+        </w:rPr>
+        <w:t>they’ll likely</w:t>
+      </w:r>
+      <w:r>
+        <w:rPr>
+          <w:rFonts w:eastAsia="Times New Roman"/>
+        </w:rPr>
+        <w:t xml:space="preserve"> do as we ask</w:t>
       </w:r>
       <w:r>
         <w:rPr>
@@ -9958,13 +10348,6 @@
           <w:rFonts w:eastAsia="Times New Roman"/>
         </w:rPr>
       </w:pPr>
-    </w:p>
-    <w:p>
-      <w:pPr>
-        <w:rPr>
-          <w:rFonts w:eastAsia="Times New Roman"/>
-        </w:rPr>
-      </w:pPr>
       <w:r>
         <w:rPr>
           <w:rFonts w:eastAsia="Times New Roman"/>
@@ -9981,20 +10364,73 @@
         <w:rPr>
           <w:rFonts w:eastAsia="Times New Roman"/>
         </w:rPr>
-        <w:t xml:space="preserve"> step one is just insurance? This is the meat of your proposal?” Marcus asked.</w:t>
-      </w:r>
-    </w:p>
-    <w:p>
-      <w:pPr>
-        <w:rPr>
-          <w:rFonts w:eastAsia="Times New Roman"/>
-        </w:rPr>
-      </w:pPr>
-      <w:r>
-        <w:rPr>
-          <w:rFonts w:eastAsia="Times New Roman"/>
-        </w:rPr>
-        <w:t>“Correct, sir.</w:t>
+        <w:t xml:space="preserve"> we form a coalition with Montreal, and spy on Lancaster to make sure he’s not gonna blindside us on the debate floor. Sounds good to me,” Jackson said.</w:t>
+      </w:r>
+    </w:p>
+    <w:p>
+      <w:pPr>
+        <w:rPr>
+          <w:rFonts w:eastAsia="Times New Roman"/>
+        </w:rPr>
+      </w:pPr>
+      <w:r>
+        <w:rPr>
+          <w:rFonts w:eastAsia="Times New Roman"/>
+        </w:rPr>
+        <w:t>His father nodded. “The Research tower will support this course of action.”</w:t>
+      </w:r>
+    </w:p>
+    <w:p>
+      <w:pPr>
+        <w:rPr>
+          <w:rFonts w:eastAsia="Times New Roman"/>
+        </w:rPr>
+      </w:pPr>
+      <w:r>
+        <w:rPr>
+          <w:rFonts w:eastAsia="Times New Roman"/>
+        </w:rPr>
+        <w:t>“I worry that the board will catch on if we start making sudden overtures towards Montreal,” Shufen said.</w:t>
+      </w:r>
+    </w:p>
+    <w:p>
+      <w:pPr>
+        <w:rPr>
+          <w:rFonts w:eastAsia="Times New Roman"/>
+        </w:rPr>
+      </w:pPr>
+      <w:r>
+        <w:rPr>
+          <w:rFonts w:eastAsia="Times New Roman"/>
+        </w:rPr>
+        <w:t>“They won’t notice. I’ll visit their campus for a ‘security consultation,’ and work things out with their supervisor in private. A plausible alibi, and no paper trail.”</w:t>
+      </w:r>
+    </w:p>
+    <w:p>
+      <w:pPr>
+        <w:rPr>
+          <w:rFonts w:eastAsia="Times New Roman"/>
+        </w:rPr>
+      </w:pPr>
+      <w:r>
+        <w:rPr>
+          <w:rFonts w:eastAsia="Times New Roman"/>
+        </w:rPr>
+        <w:t>“</w:t>
+      </w:r>
+      <w:proofErr w:type="spellStart"/>
+      <w:r>
+        <w:rPr>
+          <w:rFonts w:eastAsia="Times New Roman"/>
+        </w:rPr>
+        <w:t>Mmm</w:t>
+      </w:r>
+      <w:proofErr w:type="spellEnd"/>
+      <w:r>
+        <w:rPr>
+          <w:rFonts w:eastAsia="Times New Roman"/>
+        </w:rPr>
+        <w:t>. In that case, Administration supports it as well.</w:t>
       </w:r>
       <w:r>
         <w:rPr>
@@ -10013,82 +10449,25 @@
         <w:rPr>
           <w:rFonts w:eastAsia="Times New Roman"/>
         </w:rPr>
-        <w:t xml:space="preserve">The old man sighed, then wheezed, then sighed again. “Very well,” he said. </w:t>
-      </w:r>
-      <w:r>
-        <w:rPr>
-          <w:rFonts w:eastAsia="Times New Roman"/>
-        </w:rPr>
-        <w:t xml:space="preserve">“There’s an uncomfortable amount left to chance, but at least it’s something. </w:t>
-      </w:r>
-      <w:r>
-        <w:rPr>
-          <w:rFonts w:eastAsia="Times New Roman"/>
-        </w:rPr>
-        <w:t>The research tower supports</w:t>
-      </w:r>
-      <w:r>
-        <w:rPr>
-          <w:rFonts w:eastAsia="Times New Roman"/>
-        </w:rPr>
-        <w:t xml:space="preserve"> it.”</w:t>
-      </w:r>
-    </w:p>
-    <w:p>
-      <w:pPr>
-        <w:rPr>
-          <w:rFonts w:eastAsia="Times New Roman"/>
-        </w:rPr>
-      </w:pPr>
-      <w:r>
-        <w:rPr>
-          <w:rFonts w:eastAsia="Times New Roman"/>
-        </w:rPr>
-        <w:t xml:space="preserve">“As will </w:t>
-      </w:r>
-      <w:r>
-        <w:rPr>
-          <w:rFonts w:eastAsia="Times New Roman"/>
-        </w:rPr>
-        <w:t>administration</w:t>
-      </w:r>
-      <w:r>
-        <w:rPr>
-          <w:rFonts w:eastAsia="Times New Roman"/>
-        </w:rPr>
-        <w:t xml:space="preserve">, on the condition that we continue to bolster security in the meantime. Showing a commitment to maintaining order will only help us when it’s time to vote,” Shufen said. </w:t>
-      </w:r>
-    </w:p>
-    <w:p>
-      <w:pPr>
-        <w:rPr>
-          <w:rFonts w:eastAsia="Times New Roman"/>
-        </w:rPr>
-      </w:pPr>
-      <w:r>
-        <w:rPr>
-          <w:rFonts w:eastAsia="Times New Roman"/>
-        </w:rPr>
-        <w:t>“Naturally.”</w:t>
-      </w:r>
-    </w:p>
-    <w:p>
-      <w:pPr>
-        <w:rPr>
-          <w:rFonts w:eastAsia="Times New Roman"/>
-        </w:rPr>
-      </w:pPr>
-      <w:r>
-        <w:rPr>
-          <w:rFonts w:eastAsia="Times New Roman"/>
-        </w:rPr>
         <w:t xml:space="preserve">All eyes in the room then turned towards Xiang, </w:t>
       </w:r>
       <w:r>
         <w:rPr>
           <w:rFonts w:eastAsia="Times New Roman"/>
         </w:rPr>
-        <w:t>waiting for him to cast a vote on behalf of the engineering tower</w:t>
+        <w:t xml:space="preserve">waiting for him to cast a vote on behalf of the </w:t>
+      </w:r>
+      <w:r>
+        <w:rPr>
+          <w:rFonts w:eastAsia="Times New Roman"/>
+        </w:rPr>
+        <w:t>E</w:t>
+      </w:r>
+      <w:r>
+        <w:rPr>
+          <w:rFonts w:eastAsia="Times New Roman"/>
+        </w:rPr>
+        <w:t>ngineering tower</w:t>
       </w:r>
       <w:r>
         <w:rPr>
@@ -10187,7 +10566,19 @@
         <w:rPr>
           <w:rFonts w:eastAsia="Times New Roman"/>
         </w:rPr>
-        <w:t>Cassandra shouldn’t handle this on her own. I would prefer to accompany her.”</w:t>
+        <w:t xml:space="preserve">Cassandra shouldn’t handle this on her own. I </w:t>
+      </w:r>
+      <w:r>
+        <w:rPr>
+          <w:rFonts w:eastAsia="Times New Roman"/>
+        </w:rPr>
+        <w:t>want</w:t>
+      </w:r>
+      <w:r>
+        <w:rPr>
+          <w:rFonts w:eastAsia="Times New Roman"/>
+        </w:rPr>
+        <w:t xml:space="preserve"> to accompany her.”</w:t>
       </w:r>
     </w:p>
     <w:p>
@@ -10213,7 +10604,19 @@
         <w:rPr>
           <w:rFonts w:eastAsia="Times New Roman"/>
         </w:rPr>
-        <w:t>“Not particularly.”</w:t>
+        <w:t xml:space="preserve">“Not </w:t>
+      </w:r>
+      <w:r>
+        <w:rPr>
+          <w:rFonts w:eastAsia="Times New Roman"/>
+        </w:rPr>
+        <w:t>especially</w:t>
+      </w:r>
+      <w:r>
+        <w:rPr>
+          <w:rFonts w:eastAsia="Times New Roman"/>
+        </w:rPr>
+        <w:t>.”</w:t>
       </w:r>
     </w:p>
     <w:p>
@@ -10268,13 +10671,13 @@
         <w:rPr>
           <w:rFonts w:eastAsia="Times New Roman"/>
         </w:rPr>
-        <w:t xml:space="preserve">in Montreal, once we have determined the feasibility of </w:t>
-      </w:r>
-      <w:r>
-        <w:rPr>
-          <w:rFonts w:eastAsia="Times New Roman"/>
-        </w:rPr>
-        <w:t>spying on the Granville office</w:t>
+        <w:t xml:space="preserve">in Montreal, </w:t>
+      </w:r>
+      <w:r>
+        <w:rPr>
+          <w:rFonts w:eastAsia="Times New Roman"/>
+        </w:rPr>
+        <w:t>and we’ll look into persuading Akiko to join us</w:t>
       </w:r>
       <w:r>
         <w:rPr>
@@ -10305,45 +10708,45 @@
         <w:rPr>
           <w:rFonts w:eastAsia="Times New Roman"/>
         </w:rPr>
+        <w:t xml:space="preserve">“Within the week. </w:t>
+      </w:r>
+      <w:r>
+        <w:rPr>
+          <w:rFonts w:eastAsia="Times New Roman"/>
+        </w:rPr>
+        <w:t>I’m making good progress with her, so</w:t>
+      </w:r>
+      <w:r>
+        <w:rPr>
+          <w:rFonts w:eastAsia="Times New Roman"/>
+        </w:rPr>
+        <w:t xml:space="preserve"> I’ll know soon whether or not she’s on board.”</w:t>
+      </w:r>
+    </w:p>
+    <w:p>
+      <w:pPr>
+        <w:rPr>
+          <w:rFonts w:eastAsia="Times New Roman"/>
+        </w:rPr>
+      </w:pPr>
+      <w:r>
+        <w:rPr>
+          <w:rFonts w:eastAsia="Times New Roman"/>
+        </w:rPr>
+        <w:t>“Good. Then, if there are no further questions, you’re all dismissed.”</w:t>
+      </w:r>
+    </w:p>
+    <w:p>
+      <w:pPr>
+        <w:rPr>
+          <w:rFonts w:eastAsia="Times New Roman"/>
+        </w:rPr>
+      </w:pPr>
+      <w:r>
+        <w:rPr>
+          <w:rFonts w:eastAsia="Times New Roman"/>
+        </w:rPr>
         <w:lastRenderedPageBreak/>
-        <w:t>“Within the week. Having Akiko stay with me has given me an unexpected</w:t>
-      </w:r>
-      <w:r>
-        <w:rPr>
-          <w:rFonts w:eastAsia="Times New Roman"/>
-        </w:rPr>
-        <w:t xml:space="preserve"> opportunity</w:t>
-      </w:r>
-      <w:r>
-        <w:rPr>
-          <w:rFonts w:eastAsia="Times New Roman"/>
-        </w:rPr>
-        <w:t>. I’ll know soon whether or not she’s on board.”</w:t>
-      </w:r>
-    </w:p>
-    <w:p>
-      <w:pPr>
-        <w:rPr>
-          <w:rFonts w:eastAsia="Times New Roman"/>
-        </w:rPr>
-      </w:pPr>
-      <w:r>
-        <w:rPr>
-          <w:rFonts w:eastAsia="Times New Roman"/>
-        </w:rPr>
-        <w:t>“Good. Then, if there are no further questions, you’re all dismissed.”</w:t>
-      </w:r>
-    </w:p>
-    <w:p>
-      <w:pPr>
-        <w:rPr>
-          <w:rFonts w:eastAsia="Times New Roman"/>
-        </w:rPr>
-      </w:pPr>
-      <w:r>
-        <w:rPr>
-          <w:rFonts w:eastAsia="Times New Roman"/>
-        </w:rPr>
         <w:t xml:space="preserve">It </w:t>
       </w:r>
       <w:r>
@@ -10387,151 +10790,32 @@
         <w:rPr>
           <w:rFonts w:eastAsia="Times New Roman"/>
         </w:rPr>
-        <w:t xml:space="preserve">Their relationship being what it was, Cassandra had hoped to avoid Xiang on the way back to her apartment, but the boy clearly had other ideas. </w:t>
-      </w:r>
-      <w:r>
-        <w:rPr>
-          <w:rFonts w:eastAsia="Times New Roman"/>
-        </w:rPr>
-        <w:t>As soon as</w:t>
-      </w:r>
-      <w:r>
-        <w:rPr>
-          <w:rFonts w:eastAsia="Times New Roman"/>
-        </w:rPr>
-        <w:t xml:space="preserve"> she left the boardroom</w:t>
-      </w:r>
-      <w:r>
-        <w:rPr>
-          <w:rFonts w:eastAsia="Times New Roman"/>
-        </w:rPr>
-        <w:t xml:space="preserve">, </w:t>
-      </w:r>
-      <w:r>
-        <w:rPr>
-          <w:rFonts w:eastAsia="Times New Roman"/>
-        </w:rPr>
-        <w:t xml:space="preserve">she found him waiting for her like an unusually stoic ambush predator. </w:t>
-      </w:r>
-    </w:p>
-    <w:p>
-      <w:pPr>
-        <w:rPr>
-          <w:rFonts w:eastAsia="Times New Roman"/>
-        </w:rPr>
-      </w:pPr>
-      <w:r>
-        <w:rPr>
-          <w:rFonts w:eastAsia="Times New Roman"/>
-        </w:rPr>
-        <w:t>“</w:t>
-      </w:r>
-      <w:r>
-        <w:rPr>
-          <w:rFonts w:eastAsia="Times New Roman"/>
-        </w:rPr>
-        <w:t>Walk with me. I have questions,” he said.</w:t>
-      </w:r>
-    </w:p>
-    <w:p>
-      <w:pPr>
-        <w:rPr>
-          <w:rFonts w:eastAsia="Times New Roman"/>
-        </w:rPr>
-      </w:pPr>
-      <w:r>
-        <w:rPr>
-          <w:rFonts w:eastAsia="Times New Roman"/>
-        </w:rPr>
-        <w:t>“</w:t>
-      </w:r>
-      <w:r>
-        <w:rPr>
-          <w:rFonts w:eastAsia="Times New Roman"/>
-        </w:rPr>
-        <w:t>Good grief, do you have to lurk in the shadows like that? What kind of questions do you have that</w:t>
-      </w:r>
-      <w:r>
-        <w:rPr>
-          <w:rFonts w:eastAsia="Times New Roman"/>
-        </w:rPr>
-        <w:t xml:space="preserve"> couldn’t be asked at the meeting?”</w:t>
-      </w:r>
-    </w:p>
-    <w:p>
-      <w:pPr>
-        <w:rPr>
-          <w:rFonts w:eastAsia="Times New Roman"/>
-        </w:rPr>
-      </w:pPr>
-      <w:r>
-        <w:rPr>
-          <w:rFonts w:eastAsia="Times New Roman"/>
-        </w:rPr>
-        <w:t>“</w:t>
-      </w:r>
-      <w:r>
-        <w:rPr>
-          <w:rFonts w:eastAsia="Times New Roman"/>
-        </w:rPr>
-        <w:t>Questions t</w:t>
-      </w:r>
-      <w:r>
-        <w:rPr>
-          <w:rFonts w:eastAsia="Times New Roman"/>
-        </w:rPr>
-        <w:t>hat I hoped to spare your dignity by asking in private.</w:t>
-      </w:r>
-      <w:r>
-        <w:rPr>
-          <w:rFonts w:eastAsia="Times New Roman"/>
-        </w:rPr>
-        <w:t xml:space="preserve"> Just come along.”</w:t>
-      </w:r>
-    </w:p>
-    <w:p>
-      <w:pPr>
-        <w:rPr>
-          <w:rFonts w:eastAsia="Times New Roman"/>
-        </w:rPr>
-      </w:pPr>
-      <w:r>
-        <w:rPr>
-          <w:rFonts w:eastAsia="Times New Roman"/>
-        </w:rPr>
-        <w:t>“Where are we going?”</w:t>
-      </w:r>
-    </w:p>
-    <w:p>
-      <w:pPr>
-        <w:rPr>
-          <w:rFonts w:eastAsia="Times New Roman"/>
-        </w:rPr>
-      </w:pPr>
-      <w:r>
-        <w:rPr>
-          <w:rFonts w:eastAsia="Times New Roman"/>
-        </w:rPr>
-        <w:t xml:space="preserve">“The garden. </w:t>
-      </w:r>
-    </w:p>
-    <w:p>
-      <w:pPr>
-        <w:ind w:firstLine="0"/>
-        <w:jc w:val="center"/>
-      </w:pPr>
-      <w:r>
-        <w:t>*</w:t>
-      </w:r>
-      <w:r>
-        <w:tab/>
-        <w:t xml:space="preserve">* </w:t>
-      </w:r>
-      <w:r>
-        <w:tab/>
-        <w:t>*</w:t>
-      </w:r>
-    </w:p>
+        <w:t xml:space="preserve">As the two of them walked back in stony silence, Cassandra wondered if Xiang felt as </w:t>
+      </w:r>
+      <w:r>
+        <w:rPr>
+          <w:rFonts w:eastAsia="Times New Roman"/>
+        </w:rPr>
+        <w:t>uncomfortable</w:t>
+      </w:r>
+      <w:r>
+        <w:rPr>
+          <w:rFonts w:eastAsia="Times New Roman"/>
+        </w:rPr>
+        <w:t xml:space="preserve"> as she did, or if his disdain was so great that her presence</w:t>
+      </w:r>
+      <w:r>
+        <w:rPr>
+          <w:rFonts w:eastAsia="Times New Roman"/>
+        </w:rPr>
+        <w:t xml:space="preserve"> was no more significant than a random stranger. If this was any indication, their trip to Montreal would be an awkward one.</w:t>
+      </w:r>
+    </w:p>
+    <w:p/>
+    <w:p/>
+    <w:p/>
+    <w:p/>
+    <w:p/>
     <w:p>
       <w:pPr>
         <w:rPr>
@@ -10602,6 +10886,7 @@
       </w:pPr>
       <w:bookmarkStart w:id="9" w:name="_Toc233159046"/>
       <w:r>
+        <w:lastRenderedPageBreak/>
         <w:t xml:space="preserve">Chapter 4 – </w:t>
       </w:r>
       <w:r>
@@ -10706,12 +10991,6 @@
         </w:rPr>
         <w:t xml:space="preserve">. </w:t>
       </w:r>
-      <w:r>
-        <w:rPr>
-          <w:rFonts w:eastAsia="Times New Roman"/>
-        </w:rPr>
-        <w:t>In this sort of weather, she could lose herself amongst the raindrops, each of them as insignificant as she was.</w:t>
-      </w:r>
     </w:p>
     <w:p>
       <w:pPr>
@@ -11069,7 +11348,21 @@
         <w:rPr>
           <w:rFonts w:eastAsia="Times New Roman"/>
         </w:rPr>
-        <w:t>who’s gotta head out</w:t>
+        <w:t xml:space="preserve">who’s </w:t>
+      </w:r>
+      <w:proofErr w:type="spellStart"/>
+      <w:r>
+        <w:rPr>
+          <w:rFonts w:eastAsia="Times New Roman"/>
+        </w:rPr>
+        <w:t>gotta</w:t>
+      </w:r>
+      <w:proofErr w:type="spellEnd"/>
+      <w:r>
+        <w:rPr>
+          <w:rFonts w:eastAsia="Times New Roman"/>
+        </w:rPr>
+        <w:t xml:space="preserve"> head out</w:t>
       </w:r>
       <w:r>
         <w:rPr>
@@ -11114,6 +11407,114 @@
           <w:rFonts w:eastAsia="Times New Roman"/>
         </w:rPr>
         <w:t xml:space="preserve">Akiko shook her head. “Probably better if I don’t,” she said. </w:t>
+      </w:r>
+    </w:p>
+    <w:p>
+      <w:pPr>
+        <w:rPr>
+          <w:rFonts w:eastAsia="Times New Roman"/>
+        </w:rPr>
+      </w:pPr>
+      <w:r>
+        <w:rPr>
+          <w:rFonts w:eastAsia="Times New Roman"/>
+        </w:rPr>
+        <w:t>“</w:t>
+      </w:r>
+      <w:r>
+        <w:rPr>
+          <w:rFonts w:eastAsia="Times New Roman"/>
+        </w:rPr>
+        <w:t xml:space="preserve">What changed your mind? </w:t>
+      </w:r>
+      <w:r>
+        <w:rPr>
+          <w:rFonts w:eastAsia="Times New Roman"/>
+        </w:rPr>
+        <w:t>Not afraid of a little rain, are you?”</w:t>
+      </w:r>
+    </w:p>
+    <w:p>
+      <w:pPr>
+        <w:rPr>
+          <w:rFonts w:eastAsia="Times New Roman"/>
+        </w:rPr>
+      </w:pPr>
+      <w:r>
+        <w:rPr>
+          <w:rFonts w:eastAsia="Times New Roman"/>
+        </w:rPr>
+        <w:t xml:space="preserve">“Well, it’s more than a little rain out there, but no, that’s not it. You know how my dad was the captain of a migrant ship? </w:t>
+      </w:r>
+      <w:r>
+        <w:rPr>
+          <w:rFonts w:eastAsia="Times New Roman"/>
+        </w:rPr>
+        <w:t xml:space="preserve">I dunno how much you know about fleet politics, but the </w:t>
+      </w:r>
+      <w:r>
+        <w:rPr>
+          <w:rFonts w:eastAsia="Times New Roman"/>
+          <w:i/>
+          <w:iCs/>
+        </w:rPr>
+        <w:t xml:space="preserve">Katayama </w:t>
+      </w:r>
+      <w:r>
+        <w:rPr>
+          <w:rFonts w:eastAsia="Times New Roman"/>
+        </w:rPr>
+        <w:t xml:space="preserve">and the </w:t>
+      </w:r>
+      <w:r>
+        <w:rPr>
+          <w:rFonts w:eastAsia="Times New Roman"/>
+          <w:i/>
+          <w:iCs/>
+        </w:rPr>
+        <w:t>Serenade</w:t>
+      </w:r>
+      <w:r>
+        <w:rPr>
+          <w:rFonts w:eastAsia="Times New Roman"/>
+        </w:rPr>
+        <w:t xml:space="preserve"> </w:t>
+      </w:r>
+      <w:r>
+        <w:rPr>
+          <w:rFonts w:eastAsia="Times New Roman"/>
+        </w:rPr>
+        <w:t>were, like, arch-nemeses</w:t>
+      </w:r>
+      <w:r>
+        <w:rPr>
+          <w:rFonts w:eastAsia="Times New Roman"/>
+        </w:rPr>
+        <w:t>.</w:t>
+      </w:r>
+      <w:r>
+        <w:rPr>
+          <w:rFonts w:eastAsia="Times New Roman"/>
+        </w:rPr>
+        <w:t xml:space="preserve"> </w:t>
+      </w:r>
+      <w:r>
+        <w:rPr>
+          <w:rFonts w:eastAsia="Times New Roman"/>
+        </w:rPr>
+        <w:t>Things got pretty bad, which is why mom and dad sent me to study in Canada.</w:t>
+      </w:r>
+      <w:r>
+        <w:rPr>
+          <w:rFonts w:eastAsia="Times New Roman"/>
+        </w:rPr>
+        <w:t xml:space="preserve"> I’d rather not risk them seeing me and causing, uh, an incident.</w:t>
+      </w:r>
+      <w:r>
+        <w:rPr>
+          <w:rFonts w:eastAsia="Times New Roman"/>
+        </w:rPr>
+        <w:t>”</w:t>
       </w:r>
     </w:p>
     <w:p>
@@ -11133,32 +11534,392 @@
         <w:rPr>
           <w:rFonts w:eastAsia="Times New Roman"/>
         </w:rPr>
-        <w:t xml:space="preserve">What changed your mind? </w:t>
-      </w:r>
-      <w:r>
-        <w:rPr>
-          <w:rFonts w:eastAsia="Times New Roman"/>
-        </w:rPr>
-        <w:t>Not afraid of a little rain, are you?”</w:t>
-      </w:r>
-    </w:p>
-    <w:p>
-      <w:pPr>
-        <w:rPr>
-          <w:rFonts w:eastAsia="Times New Roman"/>
-        </w:rPr>
-      </w:pPr>
-      <w:r>
-        <w:rPr>
-          <w:rFonts w:eastAsia="Times New Roman"/>
-        </w:rPr>
-        <w:t xml:space="preserve">“Well, it’s more than a little rain out there, but no, that’s not it. You know how my dad was the captain of a migrant ship? </w:t>
-      </w:r>
-      <w:r>
-        <w:rPr>
-          <w:rFonts w:eastAsia="Times New Roman"/>
-        </w:rPr>
-        <w:t xml:space="preserve">I dunno how much you know about fleet politics, but the </w:t>
+        <w:t xml:space="preserve">Whatever you’re comfortable </w:t>
+      </w:r>
+      <w:r>
+        <w:rPr>
+          <w:rFonts w:eastAsia="Times New Roman"/>
+        </w:rPr>
+        <w:t>with.</w:t>
+      </w:r>
+      <w:r>
+        <w:rPr>
+          <w:rFonts w:eastAsia="Times New Roman"/>
+        </w:rPr>
+        <w:t xml:space="preserve"> I’ll try to make it quick all the same.”</w:t>
+      </w:r>
+    </w:p>
+    <w:p>
+      <w:pPr>
+        <w:rPr>
+          <w:rFonts w:eastAsia="Times New Roman"/>
+        </w:rPr>
+      </w:pPr>
+      <w:r>
+        <w:rPr>
+          <w:rFonts w:eastAsia="Times New Roman"/>
+        </w:rPr>
+        <w:t xml:space="preserve">Cassandra’s morning routine, despite her words, was far from short. She </w:t>
+      </w:r>
+      <w:r>
+        <w:rPr>
+          <w:rFonts w:eastAsia="Times New Roman"/>
+        </w:rPr>
+        <w:t>washed herself</w:t>
+      </w:r>
+      <w:r>
+        <w:rPr>
+          <w:rFonts w:eastAsia="Times New Roman"/>
+        </w:rPr>
+        <w:t>, blow-dried her hair</w:t>
+      </w:r>
+      <w:r>
+        <w:rPr>
+          <w:rFonts w:eastAsia="Times New Roman"/>
+        </w:rPr>
+        <w:t xml:space="preserve">, put in contacts, and applied </w:t>
+      </w:r>
+      <w:r>
+        <w:rPr>
+          <w:rFonts w:eastAsia="Times New Roman"/>
+        </w:rPr>
+        <w:t>lotion</w:t>
+      </w:r>
+      <w:r>
+        <w:rPr>
+          <w:rFonts w:eastAsia="Times New Roman"/>
+        </w:rPr>
+        <w:t xml:space="preserve"> as if each act had religious significance. Once everything was done, she rinsed her hands in the sink one last time, and only then was Akiko permitted to use the shower.</w:t>
+      </w:r>
+      <w:r>
+        <w:rPr>
+          <w:rFonts w:eastAsia="Times New Roman"/>
+        </w:rPr>
+        <w:t xml:space="preserve"> </w:t>
+      </w:r>
+      <w:r>
+        <w:rPr>
+          <w:rFonts w:eastAsia="Times New Roman"/>
+        </w:rPr>
+        <w:t xml:space="preserve">She took the day’s clothes in as well, </w:t>
+      </w:r>
+      <w:r>
+        <w:rPr>
+          <w:rFonts w:eastAsia="Times New Roman"/>
+        </w:rPr>
+        <w:t>so that she could change in private.</w:t>
+      </w:r>
+    </w:p>
+    <w:p>
+      <w:pPr>
+        <w:rPr>
+          <w:rFonts w:eastAsia="Times New Roman"/>
+        </w:rPr>
+      </w:pPr>
+      <w:r>
+        <w:rPr>
+          <w:rFonts w:eastAsia="Times New Roman"/>
+        </w:rPr>
+        <w:t xml:space="preserve">By the time she was done, Cassandra had </w:t>
+      </w:r>
+      <w:r>
+        <w:rPr>
+          <w:rFonts w:eastAsia="Times New Roman"/>
+        </w:rPr>
+        <w:t xml:space="preserve">also </w:t>
+      </w:r>
+      <w:r>
+        <w:rPr>
+          <w:rFonts w:eastAsia="Times New Roman"/>
+        </w:rPr>
+        <w:t>dressed herself</w:t>
+      </w:r>
+      <w:r>
+        <w:rPr>
+          <w:rFonts w:eastAsia="Times New Roman"/>
+        </w:rPr>
+        <w:t>,</w:t>
+      </w:r>
+      <w:r>
+        <w:rPr>
+          <w:rFonts w:eastAsia="Times New Roman"/>
+        </w:rPr>
+        <w:t xml:space="preserve"> having selected</w:t>
+      </w:r>
+      <w:r>
+        <w:rPr>
+          <w:rFonts w:eastAsia="Times New Roman"/>
+        </w:rPr>
+        <w:t xml:space="preserve"> a maroon blazer and slacks, and was carefully examining the talisman on the wall </w:t>
+      </w:r>
+      <w:r>
+        <w:rPr>
+          <w:rFonts w:eastAsia="Times New Roman"/>
+        </w:rPr>
+        <w:t>when</w:t>
+      </w:r>
+      <w:r>
+        <w:rPr>
+          <w:rFonts w:eastAsia="Times New Roman"/>
+        </w:rPr>
+        <w:t xml:space="preserve"> she noticed Akiko’s return.</w:t>
+      </w:r>
+    </w:p>
+    <w:p>
+      <w:pPr>
+        <w:rPr>
+          <w:rFonts w:eastAsia="Times New Roman"/>
+        </w:rPr>
+      </w:pPr>
+      <w:r>
+        <w:rPr>
+          <w:rFonts w:eastAsia="Times New Roman"/>
+        </w:rPr>
+        <w:t xml:space="preserve">“Well, don’t you look cute?” she said, gesturing towards Akiko’s </w:t>
+      </w:r>
+      <w:r>
+        <w:rPr>
+          <w:rFonts w:eastAsia="Times New Roman"/>
+        </w:rPr>
+        <w:t>vibrant</w:t>
+      </w:r>
+      <w:r>
+        <w:rPr>
+          <w:rFonts w:eastAsia="Times New Roman"/>
+        </w:rPr>
+        <w:t xml:space="preserve"> </w:t>
+      </w:r>
+      <w:r>
+        <w:rPr>
+          <w:rFonts w:eastAsia="Times New Roman"/>
+        </w:rPr>
+        <w:t>outfit.</w:t>
+      </w:r>
+    </w:p>
+    <w:p>
+      <w:pPr>
+        <w:rPr>
+          <w:rFonts w:eastAsia="Times New Roman"/>
+        </w:rPr>
+      </w:pPr>
+      <w:r>
+        <w:rPr>
+          <w:rFonts w:eastAsia="Times New Roman"/>
+        </w:rPr>
+        <w:t>“What, this? It’s literally just leggings and a tank top.”</w:t>
+      </w:r>
+    </w:p>
+    <w:p>
+      <w:pPr>
+        <w:rPr>
+          <w:rFonts w:eastAsia="Times New Roman"/>
+        </w:rPr>
+      </w:pPr>
+      <w:r>
+        <w:rPr>
+          <w:rFonts w:eastAsia="Times New Roman"/>
+        </w:rPr>
+        <w:t>“Yeah, well, the yellow suits you</w:t>
+      </w:r>
+      <w:r>
+        <w:rPr>
+          <w:rFonts w:eastAsia="Times New Roman"/>
+        </w:rPr>
+        <w:t xml:space="preserve">. </w:t>
+      </w:r>
+      <w:r>
+        <w:rPr>
+          <w:rFonts w:eastAsia="Times New Roman"/>
+        </w:rPr>
+        <w:t>Of course</w:t>
+      </w:r>
+      <w:r>
+        <w:rPr>
+          <w:rFonts w:eastAsia="Times New Roman"/>
+        </w:rPr>
+        <w:t>,</w:t>
+      </w:r>
+      <w:r>
+        <w:rPr>
+          <w:rFonts w:eastAsia="Times New Roman"/>
+        </w:rPr>
+        <w:t xml:space="preserve"> I’m sure you’d look good in anything, but it’s nice to have a little brightness on a day like today.”</w:t>
+      </w:r>
+    </w:p>
+    <w:p>
+      <w:pPr>
+        <w:rPr>
+          <w:rFonts w:eastAsia="Times New Roman"/>
+        </w:rPr>
+      </w:pPr>
+      <w:r>
+        <w:rPr>
+          <w:rFonts w:eastAsia="Times New Roman"/>
+        </w:rPr>
+        <w:t>“Glad you approve, I guess.”</w:t>
+      </w:r>
+    </w:p>
+    <w:p>
+      <w:pPr>
+        <w:rPr>
+          <w:rFonts w:eastAsia="Times New Roman"/>
+        </w:rPr>
+      </w:pPr>
+      <w:r>
+        <w:rPr>
+          <w:rFonts w:eastAsia="Times New Roman"/>
+        </w:rPr>
+        <w:t>As they spoke, Cassandra carefully removed the talisman from the wall, folded it into a neat square, and slipped it into her pocket. Although Akiko questioned her attachment to a gift from an ex-partner whose power she didn’t even believe in, she knew better than to bring it up.</w:t>
+      </w:r>
+    </w:p>
+    <w:p>
+      <w:pPr>
+        <w:rPr>
+          <w:rFonts w:eastAsia="Times New Roman"/>
+        </w:rPr>
+      </w:pPr>
+      <w:r>
+        <w:rPr>
+          <w:rFonts w:eastAsia="Times New Roman"/>
+        </w:rPr>
+        <w:t>“Anyway, before I leave, there</w:t>
+      </w:r>
+      <w:r>
+        <w:rPr>
+          <w:rFonts w:eastAsia="Times New Roman"/>
+        </w:rPr>
+        <w:t xml:space="preserve">’s something important </w:t>
+      </w:r>
+      <w:r>
+        <w:rPr>
+          <w:rFonts w:eastAsia="Times New Roman"/>
+        </w:rPr>
+        <w:t>I wanted to ask you,” Cassandra continued</w:t>
+      </w:r>
+      <w:r>
+        <w:rPr>
+          <w:rFonts w:eastAsia="Times New Roman"/>
+        </w:rPr>
+        <w:t xml:space="preserve">. The </w:t>
+      </w:r>
+      <w:r>
+        <w:rPr>
+          <w:rFonts w:eastAsia="Times New Roman"/>
+        </w:rPr>
+        <w:t>warmth</w:t>
+      </w:r>
+      <w:r>
+        <w:rPr>
+          <w:rFonts w:eastAsia="Times New Roman"/>
+        </w:rPr>
+        <w:t xml:space="preserve"> on her face had completely vanished. </w:t>
+      </w:r>
+    </w:p>
+    <w:p>
+      <w:pPr>
+        <w:rPr>
+          <w:rFonts w:eastAsia="Times New Roman"/>
+        </w:rPr>
+      </w:pPr>
+      <w:r>
+        <w:rPr>
+          <w:rFonts w:eastAsia="Times New Roman"/>
+        </w:rPr>
+        <w:t>“</w:t>
+      </w:r>
+      <w:r>
+        <w:rPr>
+          <w:rFonts w:eastAsia="Times New Roman"/>
+        </w:rPr>
+        <w:t xml:space="preserve">Oh, I see how it is. Buttering me up before you </w:t>
+      </w:r>
+      <w:r>
+        <w:rPr>
+          <w:rFonts w:eastAsia="Times New Roman"/>
+        </w:rPr>
+        <w:t>call in</w:t>
+      </w:r>
+      <w:r>
+        <w:rPr>
+          <w:rFonts w:eastAsia="Times New Roman"/>
+        </w:rPr>
+        <w:t xml:space="preserve"> a favor, huh</w:t>
+      </w:r>
+      <w:r>
+        <w:rPr>
+          <w:rFonts w:eastAsia="Times New Roman"/>
+        </w:rPr>
+        <w:t>?” Akiko</w:t>
+      </w:r>
+      <w:r>
+        <w:rPr>
+          <w:rFonts w:eastAsia="Times New Roman"/>
+        </w:rPr>
+        <w:t xml:space="preserve"> joked, trying to hide her apprehension.</w:t>
+      </w:r>
+    </w:p>
+    <w:p>
+      <w:pPr>
+        <w:rPr>
+          <w:rFonts w:eastAsia="Times New Roman"/>
+        </w:rPr>
+      </w:pPr>
+      <w:r>
+        <w:rPr>
+          <w:rFonts w:eastAsia="Times New Roman"/>
+        </w:rPr>
+        <w:t xml:space="preserve">Cassandra seemed </w:t>
+      </w:r>
+      <w:r>
+        <w:rPr>
+          <w:rFonts w:eastAsia="Times New Roman"/>
+        </w:rPr>
+        <w:t>outright</w:t>
+      </w:r>
+      <w:r>
+        <w:rPr>
+          <w:rFonts w:eastAsia="Times New Roman"/>
+        </w:rPr>
+        <w:t xml:space="preserve"> offended. “Of course not. Everything I’ve said to you has been genuine.</w:t>
+      </w:r>
+      <w:r>
+        <w:rPr>
+          <w:rFonts w:eastAsia="Times New Roman"/>
+        </w:rPr>
+        <w:t xml:space="preserve"> And I want to be clear that what I’m about to ask isn’t an order, nor does it have any bearing on your stay at the Cloud Garden.</w:t>
+      </w:r>
+      <w:r>
+        <w:rPr>
+          <w:rFonts w:eastAsia="Times New Roman"/>
+        </w:rPr>
+        <w:t xml:space="preserve"> You can say no and we’ll forget this ever happened.”</w:t>
+      </w:r>
+    </w:p>
+    <w:p>
+      <w:pPr>
+        <w:rPr>
+          <w:rFonts w:eastAsia="Times New Roman"/>
+        </w:rPr>
+      </w:pPr>
+      <w:r>
+        <w:rPr>
+          <w:rFonts w:eastAsia="Times New Roman"/>
+        </w:rPr>
+        <w:t>“That’s more than a little ominous, but sure. Shoot.”</w:t>
+      </w:r>
+    </w:p>
+    <w:p>
+      <w:pPr>
+        <w:rPr>
+          <w:rFonts w:eastAsia="Times New Roman"/>
+        </w:rPr>
+      </w:pPr>
+      <w:r>
+        <w:rPr>
+          <w:rFonts w:eastAsia="Times New Roman"/>
+        </w:rPr>
+        <w:lastRenderedPageBreak/>
+        <w:t xml:space="preserve">“I want to find evidence of Lancaster’s raid on the </w:t>
       </w:r>
       <w:r>
         <w:rPr>
@@ -11166,21 +11927,106 @@
           <w:i/>
           <w:iCs/>
         </w:rPr>
-        <w:t xml:space="preserve">Katayama </w:t>
-      </w:r>
-      <w:r>
-        <w:rPr>
-          <w:rFonts w:eastAsia="Times New Roman"/>
-        </w:rPr>
-        <w:t xml:space="preserve">and the </w:t>
-      </w:r>
-      <w:r>
-        <w:rPr>
-          <w:rFonts w:eastAsia="Times New Roman"/>
-          <w:i/>
-          <w:iCs/>
-        </w:rPr>
-        <w:t>Serenade</w:t>
+        <w:t>Rainier Wind</w:t>
+      </w:r>
+      <w:r>
+        <w:rPr>
+          <w:rFonts w:eastAsia="Times New Roman"/>
+        </w:rPr>
+        <w:t xml:space="preserve">, to help </w:t>
+      </w:r>
+      <w:r>
+        <w:rPr>
+          <w:rFonts w:eastAsia="Times New Roman"/>
+        </w:rPr>
+        <w:t xml:space="preserve">build a case against him. Unfortunately, the ship and all its security footage are in </w:t>
+      </w:r>
+      <w:r>
+        <w:rPr>
+          <w:rFonts w:eastAsia="Times New Roman"/>
+        </w:rPr>
+        <w:t xml:space="preserve">headquarters’ possession right now. </w:t>
+      </w:r>
+      <w:r>
+        <w:rPr>
+          <w:rFonts w:eastAsia="Times New Roman"/>
+        </w:rPr>
+        <w:t>The only place we might find evidence now is the Skywatch office at the airport.</w:t>
+      </w:r>
+      <w:r>
+        <w:rPr>
+          <w:rFonts w:eastAsia="Times New Roman"/>
+        </w:rPr>
+        <w:t>”</w:t>
+      </w:r>
+    </w:p>
+    <w:p>
+      <w:pPr>
+        <w:rPr>
+          <w:rFonts w:eastAsia="Times New Roman"/>
+        </w:rPr>
+      </w:pPr>
+      <w:r>
+        <w:rPr>
+          <w:rFonts w:eastAsia="Times New Roman"/>
+        </w:rPr>
+        <w:t>“Y-you can’t possibly think I’m the right person for that job,” Akiko said.</w:t>
+      </w:r>
+    </w:p>
+    <w:p>
+      <w:pPr>
+        <w:rPr>
+          <w:rFonts w:eastAsia="Times New Roman"/>
+        </w:rPr>
+      </w:pPr>
+      <w:r>
+        <w:rPr>
+          <w:rFonts w:eastAsia="Times New Roman"/>
+        </w:rPr>
+        <w:t xml:space="preserve">“You’re not. I’d rather send one of </w:t>
+      </w:r>
+      <w:r>
+        <w:rPr>
+          <w:rFonts w:eastAsia="Times New Roman"/>
+        </w:rPr>
+        <w:t>our</w:t>
+      </w:r>
+      <w:r>
+        <w:rPr>
+          <w:rFonts w:eastAsia="Times New Roman"/>
+        </w:rPr>
+        <w:t xml:space="preserve"> trained guards. Unfortunately, my mother’s afraid of poking the bear, and refused my request</w:t>
+      </w:r>
+      <w:r>
+        <w:rPr>
+          <w:rFonts w:eastAsia="Times New Roman"/>
+        </w:rPr>
+        <w:t xml:space="preserve"> for personnel</w:t>
+      </w:r>
+      <w:r>
+        <w:rPr>
+          <w:rFonts w:eastAsia="Times New Roman"/>
+        </w:rPr>
+        <w:t>.”</w:t>
+      </w:r>
+    </w:p>
+    <w:p>
+      <w:pPr>
+        <w:rPr>
+          <w:rFonts w:eastAsia="Times New Roman"/>
+        </w:rPr>
+      </w:pPr>
+      <w:r>
+        <w:rPr>
+          <w:rFonts w:eastAsia="Times New Roman"/>
+        </w:rPr>
+        <w:t>“</w:t>
+      </w:r>
+      <w:r>
+        <w:rPr>
+          <w:rFonts w:eastAsia="Times New Roman"/>
+        </w:rPr>
+        <w:t>And you’re</w:t>
       </w:r>
       <w:r>
         <w:rPr>
@@ -11192,13 +12038,75 @@
         <w:rPr>
           <w:rFonts w:eastAsia="Times New Roman"/>
         </w:rPr>
-        <w:t>were, like, arch-nemeses</w:t>
-      </w:r>
-      <w:r>
-        <w:rPr>
-          <w:rFonts w:eastAsia="Times New Roman"/>
-        </w:rPr>
-        <w:t>.</w:t>
+        <w:t>going against her orders</w:t>
+      </w:r>
+      <w:r>
+        <w:rPr>
+          <w:rFonts w:eastAsia="Times New Roman"/>
+        </w:rPr>
+        <w:t xml:space="preserve">?” </w:t>
+      </w:r>
+    </w:p>
+    <w:p>
+      <w:pPr>
+        <w:rPr>
+          <w:rFonts w:eastAsia="Times New Roman"/>
+        </w:rPr>
+      </w:pPr>
+      <w:r>
+        <w:rPr>
+          <w:rFonts w:eastAsia="Times New Roman"/>
+        </w:rPr>
+        <w:t xml:space="preserve">“Technically, she didn’t say I couldn’t do it, just that I couldn’t use company resources. She said if we’re </w:t>
+      </w:r>
+      <w:r>
+        <w:rPr>
+          <w:rFonts w:eastAsia="Times New Roman"/>
+        </w:rPr>
+        <w:t>found out</w:t>
+      </w:r>
+      <w:r>
+        <w:rPr>
+          <w:rFonts w:eastAsia="Times New Roman"/>
+        </w:rPr>
+        <w:t>, our chances of winning over Director Royce go down the drain.</w:t>
+      </w:r>
+      <w:r>
+        <w:rPr>
+          <w:rFonts w:eastAsia="Times New Roman"/>
+        </w:rPr>
+        <w:t xml:space="preserve"> Which, I admit, is a risk.”</w:t>
+      </w:r>
+    </w:p>
+    <w:p>
+      <w:pPr>
+        <w:rPr>
+          <w:rFonts w:eastAsia="Times New Roman"/>
+        </w:rPr>
+      </w:pPr>
+      <w:r>
+        <w:rPr>
+          <w:rFonts w:eastAsia="Times New Roman"/>
+        </w:rPr>
+        <w:t xml:space="preserve">“So, just don’t get caught? Great plan, and all, but I’m no </w:t>
+      </w:r>
+      <w:r>
+        <w:rPr>
+          <w:rFonts w:eastAsia="Times New Roman"/>
+        </w:rPr>
+        <w:t>cat burglar</w:t>
+      </w:r>
+      <w:r>
+        <w:rPr>
+          <w:rFonts w:eastAsia="Times New Roman"/>
+        </w:rPr>
+        <w:t xml:space="preserve">. I’m </w:t>
+      </w:r>
+      <w:r>
+        <w:rPr>
+          <w:rFonts w:eastAsia="Times New Roman"/>
+        </w:rPr>
+        <w:t>just some nobody you plucked off the street.</w:t>
       </w:r>
       <w:r>
         <w:rPr>
@@ -11210,19 +12118,13 @@
         <w:rPr>
           <w:rFonts w:eastAsia="Times New Roman"/>
         </w:rPr>
-        <w:t>Things got pretty bad, which is why mom and dad sent me to study in Canada.</w:t>
-      </w:r>
-      <w:r>
-        <w:rPr>
-          <w:rFonts w:eastAsia="Times New Roman"/>
-        </w:rPr>
-        <w:t xml:space="preserve"> I’d rather not risk them seeing me and causing, uh, an incident.</w:t>
-      </w:r>
-      <w:r>
-        <w:rPr>
-          <w:rFonts w:eastAsia="Times New Roman"/>
-        </w:rPr>
-        <w:t>”</w:t>
+        <w:t>Worse</w:t>
+      </w:r>
+      <w:r>
+        <w:rPr>
+          <w:rFonts w:eastAsia="Times New Roman"/>
+        </w:rPr>
+        <w:t>, I’ve been detained there before, so who knows if they’ll still recognize me?”</w:t>
       </w:r>
     </w:p>
     <w:p>
@@ -11241,328 +12143,118 @@
         <w:rPr>
           <w:rFonts w:eastAsia="Times New Roman"/>
         </w:rPr>
-        <w:t xml:space="preserve">Whatever you’re comfortable </w:t>
-      </w:r>
-      <w:r>
-        <w:rPr>
-          <w:rFonts w:eastAsia="Times New Roman"/>
-        </w:rPr>
-        <w:t>with.</w:t>
-      </w:r>
-      <w:r>
-        <w:rPr>
-          <w:rFonts w:eastAsia="Times New Roman"/>
-        </w:rPr>
-        <w:t xml:space="preserve"> I’ll try to make it quick all the same.”</w:t>
-      </w:r>
-    </w:p>
-    <w:p>
-      <w:pPr>
-        <w:rPr>
-          <w:rFonts w:eastAsia="Times New Roman"/>
-        </w:rPr>
-      </w:pPr>
-      <w:r>
-        <w:rPr>
-          <w:rFonts w:eastAsia="Times New Roman"/>
-        </w:rPr>
-        <w:t xml:space="preserve">Cassandra’s morning routine, despite her words, was far from short. She </w:t>
-      </w:r>
-      <w:r>
-        <w:rPr>
-          <w:rFonts w:eastAsia="Times New Roman"/>
-        </w:rPr>
-        <w:t>washed herself</w:t>
-      </w:r>
-      <w:r>
-        <w:rPr>
-          <w:rFonts w:eastAsia="Times New Roman"/>
-        </w:rPr>
-        <w:t>, blow-dried her hair</w:t>
-      </w:r>
-      <w:r>
-        <w:rPr>
-          <w:rFonts w:eastAsia="Times New Roman"/>
-        </w:rPr>
-        <w:t xml:space="preserve">, put in contacts, and applied </w:t>
-      </w:r>
-      <w:r>
-        <w:rPr>
-          <w:rFonts w:eastAsia="Times New Roman"/>
-        </w:rPr>
-        <w:t>lotion</w:t>
-      </w:r>
-      <w:r>
-        <w:rPr>
-          <w:rFonts w:eastAsia="Times New Roman"/>
-        </w:rPr>
-        <w:t xml:space="preserve"> as if each act had religious significance. Once everything was done, she rinsed her hands in the sink one last time, and only then was Akiko permitted to use the shower.</w:t>
-      </w:r>
-      <w:r>
-        <w:rPr>
-          <w:rFonts w:eastAsia="Times New Roman"/>
-        </w:rPr>
-        <w:t xml:space="preserve"> </w:t>
-      </w:r>
-      <w:r>
-        <w:rPr>
-          <w:rFonts w:eastAsia="Times New Roman"/>
-        </w:rPr>
-        <w:t xml:space="preserve">She took the day’s clothes in as well, </w:t>
-      </w:r>
-      <w:r>
-        <w:rPr>
-          <w:rFonts w:eastAsia="Times New Roman"/>
-        </w:rPr>
-        <w:t>so that she could change in private.</w:t>
-      </w:r>
-    </w:p>
-    <w:p>
-      <w:pPr>
-        <w:rPr>
-          <w:rFonts w:eastAsia="Times New Roman"/>
-        </w:rPr>
-      </w:pPr>
-      <w:r>
-        <w:rPr>
-          <w:rFonts w:eastAsia="Times New Roman"/>
-        </w:rPr>
-        <w:t xml:space="preserve">By the time she was done, Cassandra had </w:t>
-      </w:r>
-      <w:r>
-        <w:rPr>
-          <w:rFonts w:eastAsia="Times New Roman"/>
-        </w:rPr>
-        <w:t xml:space="preserve">also </w:t>
-      </w:r>
-      <w:r>
-        <w:rPr>
-          <w:rFonts w:eastAsia="Times New Roman"/>
-        </w:rPr>
-        <w:t>dressed herself</w:t>
-      </w:r>
-      <w:r>
-        <w:rPr>
-          <w:rFonts w:eastAsia="Times New Roman"/>
-        </w:rPr>
-        <w:t>,</w:t>
-      </w:r>
-      <w:r>
-        <w:rPr>
-          <w:rFonts w:eastAsia="Times New Roman"/>
-        </w:rPr>
-        <w:t xml:space="preserve"> having selected</w:t>
-      </w:r>
-      <w:r>
-        <w:rPr>
-          <w:rFonts w:eastAsia="Times New Roman"/>
-        </w:rPr>
-        <w:t xml:space="preserve"> a maroon blazer and slacks, and was carefully examining the talisman on the wall </w:t>
-      </w:r>
-      <w:r>
-        <w:rPr>
-          <w:rFonts w:eastAsia="Times New Roman"/>
-        </w:rPr>
-        <w:t>when</w:t>
-      </w:r>
-      <w:r>
-        <w:rPr>
-          <w:rFonts w:eastAsia="Times New Roman"/>
-        </w:rPr>
-        <w:t xml:space="preserve"> she noticed Akiko’s return.</w:t>
-      </w:r>
-    </w:p>
-    <w:p>
-      <w:pPr>
-        <w:rPr>
-          <w:rFonts w:eastAsia="Times New Roman"/>
-        </w:rPr>
-      </w:pPr>
-      <w:r>
-        <w:rPr>
-          <w:rFonts w:eastAsia="Times New Roman"/>
-        </w:rPr>
-        <w:t xml:space="preserve">“Well, don’t you look cute?” she said, gesturing towards Akiko’s </w:t>
-      </w:r>
-      <w:r>
-        <w:rPr>
-          <w:rFonts w:eastAsia="Times New Roman"/>
-        </w:rPr>
-        <w:t>vibrant</w:t>
-      </w:r>
-      <w:r>
-        <w:rPr>
-          <w:rFonts w:eastAsia="Times New Roman"/>
-        </w:rPr>
-        <w:t xml:space="preserve"> </w:t>
-      </w:r>
-      <w:r>
-        <w:rPr>
-          <w:rFonts w:eastAsia="Times New Roman"/>
-        </w:rPr>
-        <w:t>outfit.</w:t>
-      </w:r>
-    </w:p>
-    <w:p>
-      <w:pPr>
-        <w:rPr>
-          <w:rFonts w:eastAsia="Times New Roman"/>
-        </w:rPr>
-      </w:pPr>
-      <w:r>
-        <w:rPr>
-          <w:rFonts w:eastAsia="Times New Roman"/>
-        </w:rPr>
-        <w:t>“What, this? It’s literally just leggings and a tank top.”</w:t>
-      </w:r>
-    </w:p>
-    <w:p>
-      <w:pPr>
-        <w:rPr>
-          <w:rFonts w:eastAsia="Times New Roman"/>
-        </w:rPr>
-      </w:pPr>
-      <w:r>
-        <w:rPr>
-          <w:rFonts w:eastAsia="Times New Roman"/>
-        </w:rPr>
-        <w:t>“Yeah, well, the yellow suits you</w:t>
-      </w:r>
-      <w:r>
-        <w:rPr>
-          <w:rFonts w:eastAsia="Times New Roman"/>
-        </w:rPr>
-        <w:t xml:space="preserve">. </w:t>
-      </w:r>
-      <w:r>
-        <w:rPr>
-          <w:rFonts w:eastAsia="Times New Roman"/>
-        </w:rPr>
-        <w:t>Of course</w:t>
-      </w:r>
-      <w:r>
-        <w:rPr>
-          <w:rFonts w:eastAsia="Times New Roman"/>
-        </w:rPr>
-        <w:t>,</w:t>
-      </w:r>
-      <w:r>
-        <w:rPr>
-          <w:rFonts w:eastAsia="Times New Roman"/>
-        </w:rPr>
-        <w:t xml:space="preserve"> I’m sure you’d look good in anything, but it’s nice to have a little brightness on a day like today.”</w:t>
-      </w:r>
-    </w:p>
-    <w:p>
-      <w:pPr>
-        <w:rPr>
-          <w:rFonts w:eastAsia="Times New Roman"/>
-        </w:rPr>
-      </w:pPr>
-      <w:r>
-        <w:rPr>
-          <w:rFonts w:eastAsia="Times New Roman"/>
-        </w:rPr>
-        <w:t>“Glad you approve, I guess.”</w:t>
-      </w:r>
-    </w:p>
-    <w:p>
-      <w:pPr>
-        <w:rPr>
-          <w:rFonts w:eastAsia="Times New Roman"/>
-        </w:rPr>
-      </w:pPr>
-      <w:r>
-        <w:rPr>
-          <w:rFonts w:eastAsia="Times New Roman"/>
-        </w:rPr>
-        <w:t>As they spoke, Cassandra carefully removed the talisman from the wall, folded it into a neat square, and slipped it into her pocket. Although Akiko questioned her attachment to a gift from an ex-partner whose power she didn’t even believe in, she knew better than to bring it up.</w:t>
-      </w:r>
-    </w:p>
-    <w:p>
-      <w:pPr>
-        <w:rPr>
-          <w:rFonts w:eastAsia="Times New Roman"/>
-        </w:rPr>
-      </w:pPr>
-      <w:r>
-        <w:rPr>
-          <w:rFonts w:eastAsia="Times New Roman"/>
-        </w:rPr>
-        <w:t>“Anyway, before I leave, there</w:t>
-      </w:r>
-      <w:r>
-        <w:rPr>
-          <w:rFonts w:eastAsia="Times New Roman"/>
-        </w:rPr>
-        <w:t xml:space="preserve">’s something important </w:t>
-      </w:r>
-      <w:r>
-        <w:rPr>
-          <w:rFonts w:eastAsia="Times New Roman"/>
-        </w:rPr>
-        <w:t>I wanted to ask you,” Cassandra continued</w:t>
-      </w:r>
-      <w:r>
-        <w:rPr>
-          <w:rFonts w:eastAsia="Times New Roman"/>
-        </w:rPr>
-        <w:t xml:space="preserve">. The </w:t>
-      </w:r>
-      <w:r>
-        <w:rPr>
-          <w:rFonts w:eastAsia="Times New Roman"/>
-        </w:rPr>
-        <w:t>warmth</w:t>
-      </w:r>
-      <w:r>
-        <w:rPr>
-          <w:rFonts w:eastAsia="Times New Roman"/>
-        </w:rPr>
-        <w:t xml:space="preserve"> on her face had completely vanished. </w:t>
-      </w:r>
-    </w:p>
-    <w:p>
-      <w:pPr>
-        <w:rPr>
-          <w:rFonts w:eastAsia="Times New Roman"/>
-        </w:rPr>
-      </w:pPr>
-      <w:r>
-        <w:rPr>
-          <w:rFonts w:eastAsia="Times New Roman"/>
-        </w:rPr>
-        <w:t>“</w:t>
-      </w:r>
-      <w:r>
-        <w:rPr>
-          <w:rFonts w:eastAsia="Times New Roman"/>
-        </w:rPr>
-        <w:t xml:space="preserve">Oh, I see how it is. Buttering me up before you </w:t>
-      </w:r>
-      <w:r>
-        <w:rPr>
-          <w:rFonts w:eastAsia="Times New Roman"/>
-        </w:rPr>
-        <w:t>call in</w:t>
-      </w:r>
-      <w:r>
-        <w:rPr>
-          <w:rFonts w:eastAsia="Times New Roman"/>
-        </w:rPr>
-        <w:t xml:space="preserve"> a favor, huh</w:t>
-      </w:r>
-      <w:r>
-        <w:rPr>
-          <w:rFonts w:eastAsia="Times New Roman"/>
-        </w:rPr>
-        <w:t>?” Akiko</w:t>
-      </w:r>
-      <w:r>
-        <w:rPr>
-          <w:rFonts w:eastAsia="Times New Roman"/>
-        </w:rPr>
-        <w:t xml:space="preserve"> joked, trying to hide her apprehension.</w:t>
+        <w:t xml:space="preserve">The Skywatch office in </w:t>
+      </w:r>
+      <w:r>
+        <w:rPr>
+          <w:rFonts w:eastAsia="Times New Roman"/>
+        </w:rPr>
+        <w:t>Vancouver</w:t>
+      </w:r>
+      <w:r>
+        <w:rPr>
+          <w:rFonts w:eastAsia="Times New Roman"/>
+        </w:rPr>
+        <w:t xml:space="preserve"> is a newer one, and its physical security is </w:t>
+      </w:r>
+      <w:r>
+        <w:rPr>
+          <w:rFonts w:eastAsia="Times New Roman"/>
+        </w:rPr>
+        <w:t xml:space="preserve">still </w:t>
+      </w:r>
+      <w:r>
+        <w:rPr>
+          <w:rFonts w:eastAsia="Times New Roman"/>
+        </w:rPr>
+        <w:t xml:space="preserve">pretty lax. </w:t>
+      </w:r>
+      <w:r>
+        <w:rPr>
+          <w:rFonts w:eastAsia="Times New Roman"/>
+        </w:rPr>
+        <w:t>I’ll</w:t>
+      </w:r>
+      <w:r>
+        <w:rPr>
+          <w:rFonts w:eastAsia="Times New Roman"/>
+        </w:rPr>
+        <w:t xml:space="preserve"> get you clearance to enter, then all you have to do is plug a USB drive into their network, and malware will take it from there. If we had more time, we could try a phishing scam to try and get remote access, but we don’t, so…”</w:t>
+      </w:r>
+    </w:p>
+    <w:p>
+      <w:pPr>
+        <w:rPr>
+          <w:rFonts w:eastAsia="Times New Roman"/>
+        </w:rPr>
+      </w:pPr>
+      <w:r>
+        <w:rPr>
+          <w:rFonts w:eastAsia="Times New Roman"/>
+        </w:rPr>
+        <w:t xml:space="preserve">Her </w:t>
+      </w:r>
+      <w:r>
+        <w:rPr>
+          <w:rFonts w:eastAsia="Times New Roman"/>
+        </w:rPr>
+        <w:t>scheme</w:t>
+      </w:r>
+      <w:r>
+        <w:rPr>
+          <w:rFonts w:eastAsia="Times New Roman"/>
+        </w:rPr>
+        <w:t xml:space="preserve"> sounded deceptively simple. However,</w:t>
+      </w:r>
+      <w:r>
+        <w:rPr>
+          <w:rFonts w:eastAsia="Times New Roman"/>
+        </w:rPr>
+        <w:t xml:space="preserve"> Akiko was not without a sense of self-preservation, and that </w:t>
+      </w:r>
+      <w:r>
+        <w:rPr>
+          <w:rFonts w:eastAsia="Times New Roman"/>
+        </w:rPr>
+        <w:t>sense was keen to remind her that inserting herself into company politics, by committing a crime no less, was the exact opposite of keeping her head down. Much better to live a comfy life at the Cloud Garden for as long as it took her to get back on her feet, and keep a wide berth from this nonsense.</w:t>
+      </w:r>
+    </w:p>
+    <w:p>
+      <w:pPr>
+        <w:rPr>
+          <w:rFonts w:eastAsia="Times New Roman"/>
+        </w:rPr>
+      </w:pPr>
+      <w:r>
+        <w:rPr>
+          <w:rFonts w:eastAsia="Times New Roman"/>
+        </w:rPr>
+        <w:t>It</w:t>
+      </w:r>
+      <w:r>
+        <w:rPr>
+          <w:rFonts w:eastAsia="Times New Roman"/>
+        </w:rPr>
+        <w:t xml:space="preserve"> was time to test Cassandra’s honesty.</w:t>
+      </w:r>
+    </w:p>
+    <w:p>
+      <w:pPr>
+        <w:rPr>
+          <w:rFonts w:eastAsia="Times New Roman"/>
+        </w:rPr>
+      </w:pPr>
+      <w:r>
+        <w:rPr>
+          <w:rFonts w:eastAsia="Times New Roman"/>
+        </w:rPr>
+        <w:t>“I’m sorry, I can’t do that,” Akiko said. “</w:t>
+      </w:r>
+      <w:r>
+        <w:rPr>
+          <w:rFonts w:eastAsia="Times New Roman"/>
+        </w:rPr>
+        <w:t>I’ve nearly been arrested, like, twice in the past week, so I’m not gonna commit an actual crime and give these dickheads another reason to come after me.”</w:t>
       </w:r>
     </w:p>
     <w:p>
@@ -11576,405 +12268,6 @@
           <w:rFonts w:eastAsia="Times New Roman"/>
         </w:rPr>
         <w:lastRenderedPageBreak/>
-        <w:t xml:space="preserve">Cassandra seemed </w:t>
-      </w:r>
-      <w:r>
-        <w:rPr>
-          <w:rFonts w:eastAsia="Times New Roman"/>
-        </w:rPr>
-        <w:t>outright</w:t>
-      </w:r>
-      <w:r>
-        <w:rPr>
-          <w:rFonts w:eastAsia="Times New Roman"/>
-        </w:rPr>
-        <w:t xml:space="preserve"> offended. “Of course not. Everything I’ve said to you has been genuine.</w:t>
-      </w:r>
-      <w:r>
-        <w:rPr>
-          <w:rFonts w:eastAsia="Times New Roman"/>
-        </w:rPr>
-        <w:t xml:space="preserve"> And I want to be clear that what I’m about to ask isn’t an order, nor does it have any bearing on your stay at the Cloud Garden.</w:t>
-      </w:r>
-      <w:r>
-        <w:rPr>
-          <w:rFonts w:eastAsia="Times New Roman"/>
-        </w:rPr>
-        <w:t xml:space="preserve"> You can say no and we’ll forget this ever happened.”</w:t>
-      </w:r>
-    </w:p>
-    <w:p>
-      <w:pPr>
-        <w:rPr>
-          <w:rFonts w:eastAsia="Times New Roman"/>
-        </w:rPr>
-      </w:pPr>
-      <w:r>
-        <w:rPr>
-          <w:rFonts w:eastAsia="Times New Roman"/>
-        </w:rPr>
-        <w:t>“That’s more than a little ominous, but sure. Shoot.”</w:t>
-      </w:r>
-    </w:p>
-    <w:p>
-      <w:pPr>
-        <w:rPr>
-          <w:rFonts w:eastAsia="Times New Roman"/>
-        </w:rPr>
-      </w:pPr>
-      <w:r>
-        <w:rPr>
-          <w:rFonts w:eastAsia="Times New Roman"/>
-        </w:rPr>
-        <w:t xml:space="preserve">“I want to find evidence of Lancaster’s raid on the </w:t>
-      </w:r>
-      <w:r>
-        <w:rPr>
-          <w:rFonts w:eastAsia="Times New Roman"/>
-          <w:i/>
-          <w:iCs/>
-        </w:rPr>
-        <w:t>Rainier Wind</w:t>
-      </w:r>
-      <w:r>
-        <w:rPr>
-          <w:rFonts w:eastAsia="Times New Roman"/>
-        </w:rPr>
-        <w:t xml:space="preserve">, to help </w:t>
-      </w:r>
-      <w:r>
-        <w:rPr>
-          <w:rFonts w:eastAsia="Times New Roman"/>
-        </w:rPr>
-        <w:t xml:space="preserve">build a case against him. Unfortunately, the ship and all its security footage are in </w:t>
-      </w:r>
-      <w:r>
-        <w:rPr>
-          <w:rFonts w:eastAsia="Times New Roman"/>
-        </w:rPr>
-        <w:t xml:space="preserve">headquarters’ possession right now. </w:t>
-      </w:r>
-      <w:r>
-        <w:rPr>
-          <w:rFonts w:eastAsia="Times New Roman"/>
-        </w:rPr>
-        <w:t>The only place we might find evidence now is the Skywatch office at the airport.</w:t>
-      </w:r>
-      <w:r>
-        <w:rPr>
-          <w:rFonts w:eastAsia="Times New Roman"/>
-        </w:rPr>
-        <w:t>”</w:t>
-      </w:r>
-    </w:p>
-    <w:p>
-      <w:pPr>
-        <w:rPr>
-          <w:rFonts w:eastAsia="Times New Roman"/>
-        </w:rPr>
-      </w:pPr>
-      <w:r>
-        <w:rPr>
-          <w:rFonts w:eastAsia="Times New Roman"/>
-        </w:rPr>
-        <w:t>“Y-you can’t possibly think I’m the right person for that job,” Akiko said.</w:t>
-      </w:r>
-    </w:p>
-    <w:p>
-      <w:pPr>
-        <w:rPr>
-          <w:rFonts w:eastAsia="Times New Roman"/>
-        </w:rPr>
-      </w:pPr>
-      <w:r>
-        <w:rPr>
-          <w:rFonts w:eastAsia="Times New Roman"/>
-        </w:rPr>
-        <w:t xml:space="preserve">“You’re not. I’d rather send one of </w:t>
-      </w:r>
-      <w:r>
-        <w:rPr>
-          <w:rFonts w:eastAsia="Times New Roman"/>
-        </w:rPr>
-        <w:t>our</w:t>
-      </w:r>
-      <w:r>
-        <w:rPr>
-          <w:rFonts w:eastAsia="Times New Roman"/>
-        </w:rPr>
-        <w:t xml:space="preserve"> trained guards. Unfortunately, my mother’s afraid of poking the bear, and refused my request</w:t>
-      </w:r>
-      <w:r>
-        <w:rPr>
-          <w:rFonts w:eastAsia="Times New Roman"/>
-        </w:rPr>
-        <w:t xml:space="preserve"> for personnel</w:t>
-      </w:r>
-      <w:r>
-        <w:rPr>
-          <w:rFonts w:eastAsia="Times New Roman"/>
-        </w:rPr>
-        <w:t>.”</w:t>
-      </w:r>
-    </w:p>
-    <w:p>
-      <w:pPr>
-        <w:rPr>
-          <w:rFonts w:eastAsia="Times New Roman"/>
-        </w:rPr>
-      </w:pPr>
-      <w:r>
-        <w:rPr>
-          <w:rFonts w:eastAsia="Times New Roman"/>
-        </w:rPr>
-        <w:t>“</w:t>
-      </w:r>
-      <w:r>
-        <w:rPr>
-          <w:rFonts w:eastAsia="Times New Roman"/>
-        </w:rPr>
-        <w:t>And you’re</w:t>
-      </w:r>
-      <w:r>
-        <w:rPr>
-          <w:rFonts w:eastAsia="Times New Roman"/>
-        </w:rPr>
-        <w:t xml:space="preserve"> </w:t>
-      </w:r>
-      <w:r>
-        <w:rPr>
-          <w:rFonts w:eastAsia="Times New Roman"/>
-        </w:rPr>
-        <w:t>going against her orders</w:t>
-      </w:r>
-      <w:r>
-        <w:rPr>
-          <w:rFonts w:eastAsia="Times New Roman"/>
-        </w:rPr>
-        <w:t xml:space="preserve">?” </w:t>
-      </w:r>
-    </w:p>
-    <w:p>
-      <w:pPr>
-        <w:rPr>
-          <w:rFonts w:eastAsia="Times New Roman"/>
-        </w:rPr>
-      </w:pPr>
-      <w:r>
-        <w:rPr>
-          <w:rFonts w:eastAsia="Times New Roman"/>
-        </w:rPr>
-        <w:t xml:space="preserve">“Technically, she didn’t say I couldn’t do it, just that I couldn’t use company resources. She said if we’re </w:t>
-      </w:r>
-      <w:r>
-        <w:rPr>
-          <w:rFonts w:eastAsia="Times New Roman"/>
-        </w:rPr>
-        <w:t>found out</w:t>
-      </w:r>
-      <w:r>
-        <w:rPr>
-          <w:rFonts w:eastAsia="Times New Roman"/>
-        </w:rPr>
-        <w:t>, our chances of winning over Director Royce go down the drain.</w:t>
-      </w:r>
-      <w:r>
-        <w:rPr>
-          <w:rFonts w:eastAsia="Times New Roman"/>
-        </w:rPr>
-        <w:t xml:space="preserve"> Which, I admit, is a risk.”</w:t>
-      </w:r>
-    </w:p>
-    <w:p>
-      <w:pPr>
-        <w:rPr>
-          <w:rFonts w:eastAsia="Times New Roman"/>
-        </w:rPr>
-      </w:pPr>
-      <w:r>
-        <w:rPr>
-          <w:rFonts w:eastAsia="Times New Roman"/>
-        </w:rPr>
-        <w:t xml:space="preserve">“So, just don’t get caught? Great plan, and all, but I’m no </w:t>
-      </w:r>
-      <w:r>
-        <w:rPr>
-          <w:rFonts w:eastAsia="Times New Roman"/>
-        </w:rPr>
-        <w:t>cat burglar</w:t>
-      </w:r>
-      <w:r>
-        <w:rPr>
-          <w:rFonts w:eastAsia="Times New Roman"/>
-        </w:rPr>
-        <w:t xml:space="preserve">. I’m </w:t>
-      </w:r>
-      <w:r>
-        <w:rPr>
-          <w:rFonts w:eastAsia="Times New Roman"/>
-        </w:rPr>
-        <w:t>just some nobody you plucked off the street.</w:t>
-      </w:r>
-      <w:r>
-        <w:rPr>
-          <w:rFonts w:eastAsia="Times New Roman"/>
-        </w:rPr>
-        <w:t xml:space="preserve"> </w:t>
-      </w:r>
-      <w:r>
-        <w:rPr>
-          <w:rFonts w:eastAsia="Times New Roman"/>
-        </w:rPr>
-        <w:t>Worse</w:t>
-      </w:r>
-      <w:r>
-        <w:rPr>
-          <w:rFonts w:eastAsia="Times New Roman"/>
-        </w:rPr>
-        <w:t>, I’ve been detained there before, so who knows if they’ll still recognize me?”</w:t>
-      </w:r>
-    </w:p>
-    <w:p>
-      <w:pPr>
-        <w:rPr>
-          <w:rFonts w:eastAsia="Times New Roman"/>
-        </w:rPr>
-      </w:pPr>
-      <w:r>
-        <w:rPr>
-          <w:rFonts w:eastAsia="Times New Roman"/>
-        </w:rPr>
-        <w:t>“</w:t>
-      </w:r>
-      <w:r>
-        <w:rPr>
-          <w:rFonts w:eastAsia="Times New Roman"/>
-        </w:rPr>
-        <w:t xml:space="preserve">The Skywatch office in </w:t>
-      </w:r>
-      <w:r>
-        <w:rPr>
-          <w:rFonts w:eastAsia="Times New Roman"/>
-        </w:rPr>
-        <w:t>Vancouver</w:t>
-      </w:r>
-      <w:r>
-        <w:rPr>
-          <w:rFonts w:eastAsia="Times New Roman"/>
-        </w:rPr>
-        <w:t xml:space="preserve"> is a newer one, and its physical security is </w:t>
-      </w:r>
-      <w:r>
-        <w:rPr>
-          <w:rFonts w:eastAsia="Times New Roman"/>
-        </w:rPr>
-        <w:t xml:space="preserve">still </w:t>
-      </w:r>
-      <w:r>
-        <w:rPr>
-          <w:rFonts w:eastAsia="Times New Roman"/>
-        </w:rPr>
-        <w:t xml:space="preserve">pretty lax. </w:t>
-      </w:r>
-      <w:r>
-        <w:rPr>
-          <w:rFonts w:eastAsia="Times New Roman"/>
-        </w:rPr>
-        <w:t>I’ll</w:t>
-      </w:r>
-      <w:r>
-        <w:rPr>
-          <w:rFonts w:eastAsia="Times New Roman"/>
-        </w:rPr>
-        <w:t xml:space="preserve"> get you clearance to enter, then all you have to do is plug a USB drive into their network, and malware will take it from there. If we had more time, we could try a phishing scam to try and get remote access, but we don’t, so…”</w:t>
-      </w:r>
-    </w:p>
-    <w:p>
-      <w:pPr>
-        <w:rPr>
-          <w:rFonts w:eastAsia="Times New Roman"/>
-        </w:rPr>
-      </w:pPr>
-      <w:r>
-        <w:rPr>
-          <w:rFonts w:eastAsia="Times New Roman"/>
-        </w:rPr>
-        <w:t xml:space="preserve">Her </w:t>
-      </w:r>
-      <w:r>
-        <w:rPr>
-          <w:rFonts w:eastAsia="Times New Roman"/>
-        </w:rPr>
-        <w:t>scheme</w:t>
-      </w:r>
-      <w:r>
-        <w:rPr>
-          <w:rFonts w:eastAsia="Times New Roman"/>
-        </w:rPr>
-        <w:t xml:space="preserve"> sounded deceptively simple. However,</w:t>
-      </w:r>
-      <w:r>
-        <w:rPr>
-          <w:rFonts w:eastAsia="Times New Roman"/>
-        </w:rPr>
-        <w:t xml:space="preserve"> Akiko was not without a sense of self-preservation, and that </w:t>
-      </w:r>
-      <w:r>
-        <w:rPr>
-          <w:rFonts w:eastAsia="Times New Roman"/>
-        </w:rPr>
-        <w:t>sense was keen to remind her that inserting herself into company politics, by committing a crime no less, was the exact opposite of keeping her head down. Much better to live a comfy life at the Cloud Garden for as long as it took her to get back on her feet, and keep a wide berth from this nonsense.</w:t>
-      </w:r>
-    </w:p>
-    <w:p>
-      <w:pPr>
-        <w:rPr>
-          <w:rFonts w:eastAsia="Times New Roman"/>
-        </w:rPr>
-      </w:pPr>
-      <w:r>
-        <w:rPr>
-          <w:rFonts w:eastAsia="Times New Roman"/>
-        </w:rPr>
-        <w:lastRenderedPageBreak/>
-        <w:t>It</w:t>
-      </w:r>
-      <w:r>
-        <w:rPr>
-          <w:rFonts w:eastAsia="Times New Roman"/>
-        </w:rPr>
-        <w:t xml:space="preserve"> was time to test Cassandra’s honesty.</w:t>
-      </w:r>
-    </w:p>
-    <w:p>
-      <w:pPr>
-        <w:rPr>
-          <w:rFonts w:eastAsia="Times New Roman"/>
-        </w:rPr>
-      </w:pPr>
-      <w:r>
-        <w:rPr>
-          <w:rFonts w:eastAsia="Times New Roman"/>
-        </w:rPr>
-        <w:t>“I’m sorry, I can’t do that,” Akiko said. “</w:t>
-      </w:r>
-      <w:r>
-        <w:rPr>
-          <w:rFonts w:eastAsia="Times New Roman"/>
-        </w:rPr>
-        <w:t>I’ve nearly been arrested, like, twice in the past week, so I’m not gonna commit an actual crime and give these dickheads another reason to come after me.”</w:t>
-      </w:r>
-    </w:p>
-    <w:p>
-      <w:pPr>
-        <w:rPr>
-          <w:rFonts w:eastAsia="Times New Roman"/>
-        </w:rPr>
-      </w:pPr>
-      <w:r>
-        <w:rPr>
-          <w:rFonts w:eastAsia="Times New Roman"/>
-        </w:rPr>
         <w:t xml:space="preserve">She expected Cassandra to be angry, to renege on </w:t>
       </w:r>
       <w:r>
@@ -12313,6 +12606,7 @@
       </w:pPr>
       <w:bookmarkStart w:id="10" w:name="_Toc233159047"/>
       <w:r>
+        <w:lastRenderedPageBreak/>
         <w:t>Chapter 5 – Across the Aisle</w:t>
       </w:r>
       <w:bookmarkEnd w:id="10"/>
@@ -12360,12 +12654,14 @@
         </w:rPr>
         <w:t xml:space="preserve"> luxury airliner did </w:t>
       </w:r>
+      <w:proofErr w:type="gramStart"/>
       <w:r>
         <w:rPr>
           <w:rFonts w:eastAsia="Times New Roman"/>
         </w:rPr>
         <w:t>it</w:t>
       </w:r>
+      <w:proofErr w:type="gramEnd"/>
       <w:r>
         <w:rPr>
           <w:rFonts w:eastAsia="Times New Roman"/>
@@ -12717,7 +13013,6 @@
         <w:rPr>
           <w:rFonts w:eastAsia="Times New Roman"/>
         </w:rPr>
-        <w:lastRenderedPageBreak/>
         <w:t>“</w:t>
       </w:r>
       <w:r>
@@ -12787,6 +13082,7 @@
         <w:rPr>
           <w:rFonts w:eastAsia="Times New Roman"/>
         </w:rPr>
+        <w:lastRenderedPageBreak/>
         <w:t xml:space="preserve">“Neither of them </w:t>
       </w:r>
       <w:r>

--- a/Peregrine 2020.docx
+++ b/Peregrine 2020.docx
@@ -1647,15 +1647,7 @@
         <w:t>Speaking of, t</w:t>
       </w:r>
       <w:r>
-        <w:t xml:space="preserve">hat scent you’re wearing is </w:t>
-      </w:r>
-      <w:proofErr w:type="gramStart"/>
-      <w:r>
-        <w:t>real</w:t>
-      </w:r>
-      <w:proofErr w:type="gramEnd"/>
-      <w:r>
-        <w:t xml:space="preserve"> nice,” </w:t>
+        <w:t xml:space="preserve">hat scent you’re wearing is real nice,” </w:t>
       </w:r>
       <w:r>
         <w:t>she</w:t>
@@ -2113,15 +2105,7 @@
         <w:t xml:space="preserve"> </w:t>
       </w:r>
       <w:r>
-        <w:t xml:space="preserve">If Dr. Fairchild hadn’t invited me on this </w:t>
-      </w:r>
-      <w:proofErr w:type="gramStart"/>
-      <w:r>
-        <w:t>trip</w:t>
-      </w:r>
-      <w:proofErr w:type="gramEnd"/>
-      <w:r>
-        <w:t xml:space="preserve"> I think I might have literally </w:t>
+        <w:t xml:space="preserve">If Dr. Fairchild hadn’t invited me on this trip I think I might have literally </w:t>
       </w:r>
       <w:r>
         <w:t>turned to</w:t>
@@ -2428,18 +2412,10 @@
     </w:p>
     <w:p>
       <w:r>
-        <w:t>“</w:t>
-      </w:r>
-      <w:proofErr w:type="spellStart"/>
-      <w:r>
-        <w:t>Corpo</w:t>
-      </w:r>
-      <w:r>
-        <w:t>s</w:t>
-      </w:r>
-      <w:proofErr w:type="spellEnd"/>
-      <w:r>
-        <w:t xml:space="preserve"> </w:t>
+        <w:t>“Corpo</w:t>
+      </w:r>
+      <w:r>
+        <w:t xml:space="preserve">s </w:t>
       </w:r>
       <w:r>
         <w:t xml:space="preserve">are assholes, what else is new? </w:t>
@@ -2658,13 +2634,8 @@
       <w:r>
         <w:t xml:space="preserve">? </w:t>
       </w:r>
-      <w:proofErr w:type="gramStart"/>
-      <w:r>
-        <w:t>Sure</w:t>
-      </w:r>
-      <w:proofErr w:type="gramEnd"/>
-      <w:r>
-        <w:t xml:space="preserve"> didn’t</w:t>
+      <w:r>
+        <w:t>Sure didn’t</w:t>
       </w:r>
       <w:r>
         <w:t xml:space="preserve"> expect to see you here.</w:t>
@@ -9109,21 +9080,7 @@
         <w:rPr>
           <w:rFonts w:eastAsia="Times New Roman"/>
         </w:rPr>
-        <w:t xml:space="preserve">“That so? It’s funny, </w:t>
-      </w:r>
-      <w:proofErr w:type="gramStart"/>
-      <w:r>
-        <w:rPr>
-          <w:rFonts w:eastAsia="Times New Roman"/>
-        </w:rPr>
-        <w:t>cause</w:t>
-      </w:r>
-      <w:proofErr w:type="gramEnd"/>
-      <w:r>
-        <w:rPr>
-          <w:rFonts w:eastAsia="Times New Roman"/>
-        </w:rPr>
-        <w:t xml:space="preserve"> I actually have something similar back at my place. Don’t even remember where I got it, but y’know, it was pretty, so I left it up.”</w:t>
+        <w:t>“That so? It’s funny, cause I actually have something similar back at my place. Don’t even remember where I got it, but y’know, it was pretty, so I left it up.”</w:t>
       </w:r>
     </w:p>
     <w:p>
@@ -9239,21 +9196,7 @@
         <w:rPr>
           <w:rFonts w:eastAsia="Times New Roman"/>
         </w:rPr>
-        <w:t xml:space="preserve">. Anyway, I can’t stick around much longer, </w:t>
-      </w:r>
-      <w:proofErr w:type="spellStart"/>
-      <w:r>
-        <w:rPr>
-          <w:rFonts w:eastAsia="Times New Roman"/>
-        </w:rPr>
-        <w:t>‘cause</w:t>
-      </w:r>
-      <w:proofErr w:type="spellEnd"/>
-      <w:r>
-        <w:rPr>
-          <w:rFonts w:eastAsia="Times New Roman"/>
-        </w:rPr>
-        <w:t xml:space="preserve"> the meeting will be starting shortly, but feel free to make yourself at home. Help yourself to the pantry or fridge if you’re hungry, and call me if you need anything, okay?”</w:t>
+        <w:t>. Anyway, I can’t stick around much longer, ‘cause the meeting will be starting shortly, but feel free to make yourself at home. Help yourself to the pantry or fridge if you’re hungry, and call me if you need anything, okay?”</w:t>
       </w:r>
     </w:p>
     <w:p>
@@ -10004,21 +9947,7 @@
         <w:rPr>
           <w:rFonts w:eastAsia="Times New Roman"/>
         </w:rPr>
-        <w:t xml:space="preserve">“Akiko Miura, of course. Cassie’s been acting </w:t>
-      </w:r>
-      <w:proofErr w:type="gramStart"/>
-      <w:r>
-        <w:rPr>
-          <w:rFonts w:eastAsia="Times New Roman"/>
-        </w:rPr>
-        <w:t>real</w:t>
-      </w:r>
-      <w:proofErr w:type="gramEnd"/>
-      <w:r>
-        <w:rPr>
-          <w:rFonts w:eastAsia="Times New Roman"/>
-        </w:rPr>
-        <w:t xml:space="preserve"> sweet on her, buttering her up so that she’ll do us a </w:t>
+        <w:t xml:space="preserve">“Akiko Miura, of course. Cassie’s been acting real sweet on her, buttering her up so that she’ll do us a </w:t>
       </w:r>
       <w:r>
         <w:rPr>
@@ -10416,21 +10345,7 @@
         <w:rPr>
           <w:rFonts w:eastAsia="Times New Roman"/>
         </w:rPr>
-        <w:t>“</w:t>
-      </w:r>
-      <w:proofErr w:type="spellStart"/>
-      <w:r>
-        <w:rPr>
-          <w:rFonts w:eastAsia="Times New Roman"/>
-        </w:rPr>
-        <w:t>Mmm</w:t>
-      </w:r>
-      <w:proofErr w:type="spellEnd"/>
-      <w:r>
-        <w:rPr>
-          <w:rFonts w:eastAsia="Times New Roman"/>
-        </w:rPr>
-        <w:t>. In that case, Administration supports it as well.</w:t>
+        <w:t>“Mmm. In that case, Administration supports it as well.</w:t>
       </w:r>
       <w:r>
         <w:rPr>
@@ -10911,7 +10826,19 @@
         <w:rPr>
           <w:rFonts w:eastAsia="Times New Roman"/>
         </w:rPr>
-        <w:t xml:space="preserve">The next morning brought a heavy </w:t>
+        <w:t xml:space="preserve">The </w:t>
+      </w:r>
+      <w:r>
+        <w:rPr>
+          <w:rFonts w:eastAsia="Times New Roman"/>
+        </w:rPr>
+        <w:t>evening</w:t>
+      </w:r>
+      <w:r>
+        <w:rPr>
+          <w:rFonts w:eastAsia="Times New Roman"/>
+        </w:rPr>
+        <w:t xml:space="preserve"> brought a heavy </w:t>
       </w:r>
       <w:r>
         <w:rPr>
@@ -11348,21 +11275,7 @@
         <w:rPr>
           <w:rFonts w:eastAsia="Times New Roman"/>
         </w:rPr>
-        <w:t xml:space="preserve">who’s </w:t>
-      </w:r>
-      <w:proofErr w:type="spellStart"/>
-      <w:r>
-        <w:rPr>
-          <w:rFonts w:eastAsia="Times New Roman"/>
-        </w:rPr>
-        <w:t>gotta</w:t>
-      </w:r>
-      <w:proofErr w:type="spellEnd"/>
-      <w:r>
-        <w:rPr>
-          <w:rFonts w:eastAsia="Times New Roman"/>
-        </w:rPr>
-        <w:t xml:space="preserve"> head out</w:t>
+        <w:t>who’s gotta head out</w:t>
       </w:r>
       <w:r>
         <w:rPr>
@@ -12654,14 +12567,12 @@
         </w:rPr>
         <w:t xml:space="preserve"> luxury airliner did </w:t>
       </w:r>
-      <w:proofErr w:type="gramStart"/>
       <w:r>
         <w:rPr>
           <w:rFonts w:eastAsia="Times New Roman"/>
         </w:rPr>
         <w:t>it</w:t>
       </w:r>
-      <w:proofErr w:type="gramEnd"/>
       <w:r>
         <w:rPr>
           <w:rFonts w:eastAsia="Times New Roman"/>

--- a/Peregrine 2020.docx
+++ b/Peregrine 2020.docx
@@ -2412,10 +2412,18 @@
     </w:p>
     <w:p>
       <w:r>
-        <w:t>“Corpo</w:t>
-      </w:r>
-      <w:r>
-        <w:t xml:space="preserve">s </w:t>
+        <w:t>“</w:t>
+      </w:r>
+      <w:proofErr w:type="spellStart"/>
+      <w:r>
+        <w:t>Corpo</w:t>
+      </w:r>
+      <w:r>
+        <w:t>s</w:t>
+      </w:r>
+      <w:proofErr w:type="spellEnd"/>
+      <w:r>
+        <w:t xml:space="preserve"> </w:t>
       </w:r>
       <w:r>
         <w:t xml:space="preserve">are assholes, what else is new? </w:t>
@@ -9196,7 +9204,21 @@
         <w:rPr>
           <w:rFonts w:eastAsia="Times New Roman"/>
         </w:rPr>
-        <w:t>. Anyway, I can’t stick around much longer, ‘cause the meeting will be starting shortly, but feel free to make yourself at home. Help yourself to the pantry or fridge if you’re hungry, and call me if you need anything, okay?”</w:t>
+        <w:t xml:space="preserve">. Anyway, I can’t stick around much longer, </w:t>
+      </w:r>
+      <w:proofErr w:type="spellStart"/>
+      <w:r>
+        <w:rPr>
+          <w:rFonts w:eastAsia="Times New Roman"/>
+        </w:rPr>
+        <w:t>‘cause</w:t>
+      </w:r>
+      <w:proofErr w:type="spellEnd"/>
+      <w:r>
+        <w:rPr>
+          <w:rFonts w:eastAsia="Times New Roman"/>
+        </w:rPr>
+        <w:t xml:space="preserve"> the meeting will be starting shortly, but feel free to make yourself at home. Help yourself to the pantry or fridge if you’re hungry, and call me if you need anything, okay?”</w:t>
       </w:r>
     </w:p>
     <w:p>
@@ -10345,7 +10367,21 @@
         <w:rPr>
           <w:rFonts w:eastAsia="Times New Roman"/>
         </w:rPr>
-        <w:t>“Mmm. In that case, Administration supports it as well.</w:t>
+        <w:t>“</w:t>
+      </w:r>
+      <w:proofErr w:type="spellStart"/>
+      <w:r>
+        <w:rPr>
+          <w:rFonts w:eastAsia="Times New Roman"/>
+        </w:rPr>
+        <w:t>Mmm</w:t>
+      </w:r>
+      <w:proofErr w:type="spellEnd"/>
+      <w:r>
+        <w:rPr>
+          <w:rFonts w:eastAsia="Times New Roman"/>
+        </w:rPr>
+        <w:t>. In that case, Administration supports it as well.</w:t>
       </w:r>
       <w:r>
         <w:rPr>
@@ -10947,7 +10983,7 @@
         <w:rPr>
           <w:rFonts w:eastAsia="Times New Roman"/>
         </w:rPr>
-        <w:t>she</w:t>
+        <w:t>Akiko</w:t>
       </w:r>
       <w:r>
         <w:rPr>
@@ -10959,7 +10995,207 @@
         <w:rPr>
           <w:rFonts w:eastAsia="Times New Roman"/>
         </w:rPr>
-        <w:t>stretching on a plain white yoga mat</w:t>
+        <w:t>prepare the beef stew she</w:t>
+      </w:r>
+      <w:r>
+        <w:rPr>
+          <w:rFonts w:eastAsia="Times New Roman"/>
+        </w:rPr>
+        <w:t xml:space="preserve">’d offered </w:t>
+      </w:r>
+      <w:r>
+        <w:rPr>
+          <w:rFonts w:eastAsia="Times New Roman"/>
+        </w:rPr>
+        <w:t xml:space="preserve">for dinner. </w:t>
+      </w:r>
+      <w:r>
+        <w:rPr>
+          <w:rFonts w:eastAsia="Times New Roman"/>
+        </w:rPr>
+        <w:t>She</w:t>
+      </w:r>
+      <w:r>
+        <w:rPr>
+          <w:rFonts w:eastAsia="Times New Roman"/>
+        </w:rPr>
+        <w:t>’d asked for a large portion, which she</w:t>
+      </w:r>
+      <w:r>
+        <w:rPr>
+          <w:rFonts w:eastAsia="Times New Roman"/>
+        </w:rPr>
+        <w:t xml:space="preserve"> wanted to justify by saying she was a growing girl, but that excuse was no longer valid at her age, and so she was forced to admit that she felt like indulging in a bit of gluttony. </w:t>
+      </w:r>
+      <w:r>
+        <w:rPr>
+          <w:rFonts w:eastAsia="Times New Roman"/>
+        </w:rPr>
+        <w:t xml:space="preserve">Cassandra had laughed and agreed to give her the lion’s share of the food. </w:t>
+      </w:r>
+    </w:p>
+    <w:p>
+      <w:pPr>
+        <w:rPr>
+          <w:rFonts w:eastAsia="Times New Roman"/>
+        </w:rPr>
+      </w:pPr>
+      <w:r>
+        <w:rPr>
+          <w:rFonts w:eastAsia="Times New Roman"/>
+        </w:rPr>
+        <w:t>“Alright, dinner’s ready,” Cassandra said, setting a plate on the polished dining table with a satisfying clink.</w:t>
+      </w:r>
+    </w:p>
+    <w:p>
+      <w:pPr>
+        <w:rPr>
+          <w:rFonts w:eastAsia="Times New Roman"/>
+        </w:rPr>
+      </w:pPr>
+      <w:r>
+        <w:rPr>
+          <w:rFonts w:eastAsia="Times New Roman"/>
+        </w:rPr>
+        <w:t>“</w:t>
+      </w:r>
+      <w:r>
+        <w:rPr>
+          <w:rFonts w:eastAsia="Times New Roman"/>
+        </w:rPr>
+        <w:t>God, t</w:t>
+      </w:r>
+      <w:r>
+        <w:rPr>
+          <w:rFonts w:eastAsia="Times New Roman"/>
+        </w:rPr>
+        <w:t xml:space="preserve">hat smells </w:t>
+      </w:r>
+      <w:r>
+        <w:rPr>
+          <w:rFonts w:eastAsia="Times New Roman"/>
+        </w:rPr>
+        <w:t xml:space="preserve">really </w:t>
+      </w:r>
+      <w:proofErr w:type="spellStart"/>
+      <w:r>
+        <w:rPr>
+          <w:rFonts w:eastAsia="Times New Roman"/>
+        </w:rPr>
+        <w:t>freakin</w:t>
+      </w:r>
+      <w:proofErr w:type="spellEnd"/>
+      <w:r>
+        <w:rPr>
+          <w:rFonts w:eastAsia="Times New Roman"/>
+        </w:rPr>
+        <w:t>’ good</w:t>
+      </w:r>
+      <w:r>
+        <w:rPr>
+          <w:rFonts w:eastAsia="Times New Roman"/>
+        </w:rPr>
+        <w:t xml:space="preserve">,” Akiko replied. </w:t>
+      </w:r>
+      <w:r>
+        <w:rPr>
+          <w:rFonts w:eastAsia="Times New Roman"/>
+        </w:rPr>
+        <w:t>She looked at the bowl of stew with the eyes of a starved predator.</w:t>
+      </w:r>
+    </w:p>
+    <w:p>
+      <w:pPr>
+        <w:rPr>
+          <w:rFonts w:eastAsia="Times New Roman"/>
+        </w:rPr>
+      </w:pPr>
+      <w:r>
+        <w:rPr>
+          <w:rFonts w:eastAsia="Times New Roman"/>
+        </w:rPr>
+        <w:t xml:space="preserve">“I hope </w:t>
+      </w:r>
+      <w:r>
+        <w:rPr>
+          <w:rFonts w:eastAsia="Times New Roman"/>
+        </w:rPr>
+        <w:t xml:space="preserve">you’ll agree it </w:t>
+      </w:r>
+      <w:r>
+        <w:rPr>
+          <w:rFonts w:eastAsia="Times New Roman"/>
+        </w:rPr>
+        <w:t>has the taste to match</w:t>
+      </w:r>
+      <w:r>
+        <w:rPr>
+          <w:rFonts w:eastAsia="Times New Roman"/>
+        </w:rPr>
+        <w:t>. Now would you care for a drink?</w:t>
+      </w:r>
+      <w:r>
+        <w:rPr>
+          <w:rFonts w:eastAsia="Times New Roman"/>
+        </w:rPr>
+        <w:t xml:space="preserve"> I’ve got water, juice…”</w:t>
+      </w:r>
+    </w:p>
+    <w:p>
+      <w:pPr>
+        <w:rPr>
+          <w:rFonts w:eastAsia="Times New Roman"/>
+        </w:rPr>
+      </w:pPr>
+      <w:r>
+        <w:rPr>
+          <w:rFonts w:eastAsia="Times New Roman"/>
+        </w:rPr>
+        <w:t>“Water’s fine, thanks.”</w:t>
+      </w:r>
+    </w:p>
+    <w:p>
+      <w:pPr>
+        <w:rPr>
+          <w:rFonts w:eastAsia="Times New Roman"/>
+        </w:rPr>
+      </w:pPr>
+      <w:r>
+        <w:rPr>
+          <w:rFonts w:eastAsia="Times New Roman"/>
+        </w:rPr>
+        <w:t>“Excellent. Now, please, sit. I’ll get you a cup.”</w:t>
+      </w:r>
+    </w:p>
+    <w:p>
+      <w:pPr>
+        <w:rPr>
+          <w:rFonts w:eastAsia="Times New Roman"/>
+        </w:rPr>
+      </w:pPr>
+      <w:r>
+        <w:rPr>
+          <w:rFonts w:eastAsia="Times New Roman"/>
+        </w:rPr>
+        <w:t>Her host had changed into a comfortable pair of shorts and a tank top after the meeting</w:t>
+      </w:r>
+      <w:r>
+        <w:rPr>
+          <w:rFonts w:eastAsia="Times New Roman"/>
+        </w:rPr>
+        <w:t xml:space="preserve">. There was some temptation to admire her figure as she rummaged through the cabinet, but </w:t>
+      </w:r>
+      <w:r>
+        <w:rPr>
+          <w:rFonts w:eastAsia="Times New Roman"/>
+        </w:rPr>
+        <w:t>Akiko</w:t>
+      </w:r>
+      <w:r>
+        <w:rPr>
+          <w:rFonts w:eastAsia="Times New Roman"/>
+        </w:rPr>
+        <w:t xml:space="preserve"> didn’t dare risk crossing a line with someone whom, she had to admit, she barely knew</w:t>
       </w:r>
       <w:r>
         <w:rPr>
@@ -10967,46 +11203,117 @@
         </w:rPr>
         <w:t>.</w:t>
       </w:r>
+    </w:p>
+    <w:p>
+      <w:pPr>
+        <w:rPr>
+          <w:rFonts w:eastAsia="Times New Roman"/>
+        </w:rPr>
+      </w:pPr>
+      <w:r>
+        <w:rPr>
+          <w:rFonts w:eastAsia="Times New Roman"/>
+        </w:rPr>
+        <w:t>She</w:t>
+      </w:r>
+      <w:r>
+        <w:rPr>
+          <w:rFonts w:eastAsia="Times New Roman"/>
+        </w:rPr>
+        <w:t xml:space="preserve"> was</w:t>
+      </w:r>
+      <w:r>
+        <w:rPr>
+          <w:rFonts w:eastAsia="Times New Roman"/>
+        </w:rPr>
+        <w:t>, however,</w:t>
+      </w:r>
+      <w:r>
+        <w:rPr>
+          <w:rFonts w:eastAsia="Times New Roman"/>
+        </w:rPr>
+        <w:t xml:space="preserve"> struck by just how thin </w:t>
+      </w:r>
+      <w:r>
+        <w:rPr>
+          <w:rFonts w:eastAsia="Times New Roman"/>
+        </w:rPr>
+        <w:t>Cassandra</w:t>
+      </w:r>
+      <w:r>
+        <w:rPr>
+          <w:rFonts w:eastAsia="Times New Roman"/>
+        </w:rPr>
+        <w:t xml:space="preserve"> was. </w:t>
+      </w:r>
+      <w:r>
+        <w:rPr>
+          <w:rFonts w:eastAsia="Times New Roman"/>
+        </w:rPr>
+        <w:t xml:space="preserve">While it hadn’t been apparent at first, </w:t>
+      </w:r>
+      <w:r>
+        <w:rPr>
+          <w:rFonts w:eastAsia="Times New Roman"/>
+        </w:rPr>
+        <w:t>the</w:t>
+      </w:r>
+      <w:r>
+        <w:rPr>
+          <w:rFonts w:eastAsia="Times New Roman"/>
+        </w:rPr>
+        <w:t xml:space="preserve"> more form-fitting outfit</w:t>
+      </w:r>
+      <w:r>
+        <w:rPr>
+          <w:rFonts w:eastAsia="Times New Roman"/>
+        </w:rPr>
+        <w:t xml:space="preserve"> revealed a remarkably skinny body</w:t>
+      </w:r>
+      <w:r>
+        <w:rPr>
+          <w:rFonts w:eastAsia="Times New Roman"/>
+        </w:rPr>
+        <w:t>, bordering on malnourished</w:t>
+      </w:r>
+      <w:r>
+        <w:rPr>
+          <w:rFonts w:eastAsia="Times New Roman"/>
+        </w:rPr>
+        <w:t>. Akiko wondered for a moment if Cassandra had even once eaten a full meal in the short time they’d spent together, and quickly realized she hadn’t.</w:t>
+      </w:r>
       <w:r>
         <w:rPr>
           <w:rFonts w:eastAsia="Times New Roman"/>
         </w:rPr>
         <w:t xml:space="preserve"> </w:t>
       </w:r>
-      <w:r>
-        <w:rPr>
-          <w:rFonts w:eastAsia="Times New Roman"/>
-        </w:rPr>
-        <w:t>Her host was remarkably lively for a woman who had woken up early two days in a row, far from the disheveled mess that Akiko expected</w:t>
-      </w:r>
-      <w:r>
-        <w:rPr>
-          <w:rFonts w:eastAsia="Times New Roman"/>
-        </w:rPr>
-        <w:t xml:space="preserve"> </w:t>
-      </w:r>
-      <w:r>
-        <w:rPr>
-          <w:rFonts w:eastAsia="Times New Roman"/>
-        </w:rPr>
-        <w:t>and, quite frankly, resembled</w:t>
-      </w:r>
-      <w:r>
-        <w:rPr>
-          <w:rFonts w:eastAsia="Times New Roman"/>
-        </w:rPr>
-        <w:t>.</w:t>
-      </w:r>
-      <w:r>
-        <w:rPr>
-          <w:rFonts w:eastAsia="Times New Roman"/>
-        </w:rPr>
-        <w:t xml:space="preserve"> </w:t>
-      </w:r>
-      <w:r>
-        <w:rPr>
-          <w:rFonts w:eastAsia="Times New Roman"/>
-        </w:rPr>
+    </w:p>
+    <w:p>
+      <w:pPr>
+        <w:rPr>
+          <w:rFonts w:eastAsia="Times New Roman"/>
+        </w:rPr>
+      </w:pPr>
+    </w:p>
+    <w:p>
+      <w:pPr>
+        <w:rPr>
+          <w:rFonts w:eastAsia="Times New Roman"/>
+        </w:rPr>
+      </w:pPr>
+    </w:p>
+    <w:p>
+      <w:pPr>
+        <w:rPr>
+          <w:rFonts w:eastAsia="Times New Roman"/>
+        </w:rPr>
+      </w:pPr>
+      <w:r>
+        <w:rPr>
+          <w:rFonts w:eastAsia="Times New Roman"/>
+        </w:rPr>
+        <w:lastRenderedPageBreak/>
         <w:t xml:space="preserve">There was some temptation to admire her </w:t>
       </w:r>
       <w:r>
@@ -11019,194 +11326,7 @@
         <w:rPr>
           <w:rFonts w:eastAsia="Times New Roman"/>
         </w:rPr>
-        <w:t xml:space="preserve">, but she </w:t>
-      </w:r>
-      <w:r>
-        <w:rPr>
-          <w:rFonts w:eastAsia="Times New Roman"/>
-        </w:rPr>
-        <w:t>didn’t dare</w:t>
-      </w:r>
-      <w:r>
-        <w:rPr>
-          <w:rFonts w:eastAsia="Times New Roman"/>
-        </w:rPr>
-        <w:t xml:space="preserve"> risk </w:t>
-      </w:r>
-      <w:r>
-        <w:rPr>
-          <w:rFonts w:eastAsia="Times New Roman"/>
-        </w:rPr>
-        <w:t>crossing a line with</w:t>
-      </w:r>
-      <w:r>
-        <w:rPr>
-          <w:rFonts w:eastAsia="Times New Roman"/>
-        </w:rPr>
-        <w:t xml:space="preserve"> someone whom, she had to admit, she</w:t>
-      </w:r>
-      <w:r>
-        <w:rPr>
-          <w:rFonts w:eastAsia="Times New Roman"/>
-        </w:rPr>
-        <w:t xml:space="preserve"> </w:t>
-      </w:r>
-      <w:r>
-        <w:rPr>
-          <w:rFonts w:eastAsia="Times New Roman"/>
-        </w:rPr>
-        <w:t>barely knew</w:t>
-      </w:r>
-      <w:r>
-        <w:rPr>
-          <w:rFonts w:eastAsia="Times New Roman"/>
-        </w:rPr>
-        <w:t>.</w:t>
-      </w:r>
-    </w:p>
-    <w:p>
-      <w:pPr>
-        <w:rPr>
-          <w:rFonts w:eastAsia="Times New Roman"/>
-        </w:rPr>
-      </w:pPr>
-      <w:r>
-        <w:rPr>
-          <w:rFonts w:eastAsia="Times New Roman"/>
-        </w:rPr>
-        <w:t>Akiko</w:t>
-      </w:r>
-      <w:r>
-        <w:rPr>
-          <w:rFonts w:eastAsia="Times New Roman"/>
-        </w:rPr>
-        <w:t xml:space="preserve"> was, however, struck by just how </w:t>
-      </w:r>
-      <w:r>
-        <w:rPr>
-          <w:rFonts w:eastAsia="Times New Roman"/>
-        </w:rPr>
-        <w:t>thin</w:t>
-      </w:r>
-      <w:r>
-        <w:rPr>
-          <w:rFonts w:eastAsia="Times New Roman"/>
-        </w:rPr>
-        <w:t xml:space="preserve"> </w:t>
-      </w:r>
-      <w:r>
-        <w:rPr>
-          <w:rFonts w:eastAsia="Times New Roman"/>
-        </w:rPr>
-        <w:t>she</w:t>
-      </w:r>
-      <w:r>
-        <w:rPr>
-          <w:rFonts w:eastAsia="Times New Roman"/>
-        </w:rPr>
-        <w:t xml:space="preserve"> was. </w:t>
-      </w:r>
-      <w:r>
-        <w:rPr>
-          <w:rFonts w:eastAsia="Times New Roman"/>
-        </w:rPr>
-        <w:t xml:space="preserve">While it hadn’t been </w:t>
-      </w:r>
-      <w:r>
-        <w:rPr>
-          <w:rFonts w:eastAsia="Times New Roman"/>
-        </w:rPr>
-        <w:t>apparent</w:t>
-      </w:r>
-      <w:r>
-        <w:rPr>
-          <w:rFonts w:eastAsia="Times New Roman"/>
-        </w:rPr>
-        <w:t xml:space="preserve"> at first,</w:t>
-      </w:r>
-      <w:r>
-        <w:rPr>
-          <w:rFonts w:eastAsia="Times New Roman"/>
-        </w:rPr>
-        <w:t xml:space="preserve"> seeing her with most of her clothes off </w:t>
-      </w:r>
-      <w:r>
-        <w:rPr>
-          <w:rFonts w:eastAsia="Times New Roman"/>
-        </w:rPr>
-        <w:t xml:space="preserve">revealed a remarkably </w:t>
-      </w:r>
-      <w:r>
-        <w:rPr>
-          <w:rFonts w:eastAsia="Times New Roman"/>
-        </w:rPr>
-        <w:t>skinny</w:t>
-      </w:r>
-      <w:r>
-        <w:rPr>
-          <w:rFonts w:eastAsia="Times New Roman"/>
-        </w:rPr>
-        <w:t xml:space="preserve"> </w:t>
-      </w:r>
-      <w:r>
-        <w:rPr>
-          <w:rFonts w:eastAsia="Times New Roman"/>
-        </w:rPr>
-        <w:t>body</w:t>
-      </w:r>
-      <w:r>
-        <w:rPr>
-          <w:rFonts w:eastAsia="Times New Roman"/>
-        </w:rPr>
-        <w:t xml:space="preserve"> – not malnourished, but close to it</w:t>
-      </w:r>
-      <w:r>
-        <w:rPr>
-          <w:rFonts w:eastAsia="Times New Roman"/>
-        </w:rPr>
-        <w:t xml:space="preserve">. </w:t>
-      </w:r>
-      <w:r>
-        <w:rPr>
-          <w:rFonts w:eastAsia="Times New Roman"/>
-        </w:rPr>
-        <w:t>Akiko</w:t>
-      </w:r>
-      <w:r>
-        <w:rPr>
-          <w:rFonts w:eastAsia="Times New Roman"/>
-        </w:rPr>
-        <w:t xml:space="preserve"> </w:t>
-      </w:r>
-      <w:r>
-        <w:rPr>
-          <w:rFonts w:eastAsia="Times New Roman"/>
-        </w:rPr>
-        <w:t xml:space="preserve">wondered for a moment if </w:t>
-      </w:r>
-      <w:r>
-        <w:rPr>
-          <w:rFonts w:eastAsia="Times New Roman"/>
-        </w:rPr>
-        <w:t xml:space="preserve">Cassandra had even once eaten </w:t>
-      </w:r>
-      <w:r>
-        <w:rPr>
-          <w:rFonts w:eastAsia="Times New Roman"/>
-        </w:rPr>
-        <w:t>a full meal</w:t>
-      </w:r>
-      <w:r>
-        <w:rPr>
-          <w:rFonts w:eastAsia="Times New Roman"/>
-        </w:rPr>
-        <w:t xml:space="preserve"> in the short time they’d spent together</w:t>
-      </w:r>
-      <w:r>
-        <w:rPr>
-          <w:rFonts w:eastAsia="Times New Roman"/>
-        </w:rPr>
-        <w:t>, and quickly realized she hadn’t.</w:t>
+        <w:t>, but</w:t>
       </w:r>
     </w:p>
     <w:p>
@@ -11275,7 +11395,21 @@
         <w:rPr>
           <w:rFonts w:eastAsia="Times New Roman"/>
         </w:rPr>
-        <w:t>who’s gotta head out</w:t>
+        <w:t xml:space="preserve">who’s </w:t>
+      </w:r>
+      <w:proofErr w:type="spellStart"/>
+      <w:r>
+        <w:rPr>
+          <w:rFonts w:eastAsia="Times New Roman"/>
+        </w:rPr>
+        <w:t>gotta</w:t>
+      </w:r>
+      <w:proofErr w:type="spellEnd"/>
+      <w:r>
+        <w:rPr>
+          <w:rFonts w:eastAsia="Times New Roman"/>
+        </w:rPr>
+        <w:t xml:space="preserve"> head out</w:t>
       </w:r>
       <w:r>
         <w:rPr>
@@ -11440,310 +11574,310 @@
         <w:rPr>
           <w:rFonts w:eastAsia="Times New Roman"/>
         </w:rPr>
+        <w:t>“</w:t>
+      </w:r>
+      <w:r>
+        <w:rPr>
+          <w:rFonts w:eastAsia="Times New Roman"/>
+        </w:rPr>
+        <w:t xml:space="preserve">Whatever you’re comfortable </w:t>
+      </w:r>
+      <w:r>
+        <w:rPr>
+          <w:rFonts w:eastAsia="Times New Roman"/>
+        </w:rPr>
+        <w:t>with.</w:t>
+      </w:r>
+      <w:r>
+        <w:rPr>
+          <w:rFonts w:eastAsia="Times New Roman"/>
+        </w:rPr>
+        <w:t xml:space="preserve"> I’ll try to make it quick all the same.”</w:t>
+      </w:r>
+    </w:p>
+    <w:p>
+      <w:pPr>
+        <w:rPr>
+          <w:rFonts w:eastAsia="Times New Roman"/>
+        </w:rPr>
+      </w:pPr>
+      <w:r>
+        <w:rPr>
+          <w:rFonts w:eastAsia="Times New Roman"/>
+        </w:rPr>
+        <w:t xml:space="preserve">Cassandra’s morning routine, despite her words, was far from short. She </w:t>
+      </w:r>
+      <w:r>
+        <w:rPr>
+          <w:rFonts w:eastAsia="Times New Roman"/>
+        </w:rPr>
+        <w:t>washed herself</w:t>
+      </w:r>
+      <w:r>
+        <w:rPr>
+          <w:rFonts w:eastAsia="Times New Roman"/>
+        </w:rPr>
+        <w:t>, blow-dried her hair</w:t>
+      </w:r>
+      <w:r>
+        <w:rPr>
+          <w:rFonts w:eastAsia="Times New Roman"/>
+        </w:rPr>
+        <w:t xml:space="preserve">, put in contacts, and applied </w:t>
+      </w:r>
+      <w:r>
+        <w:rPr>
+          <w:rFonts w:eastAsia="Times New Roman"/>
+        </w:rPr>
+        <w:t>lotion</w:t>
+      </w:r>
+      <w:r>
+        <w:rPr>
+          <w:rFonts w:eastAsia="Times New Roman"/>
+        </w:rPr>
+        <w:t xml:space="preserve"> as if each act had religious significance. Once everything was done, she rinsed her hands in the sink one last time, and only then was Akiko permitted to use the shower.</w:t>
+      </w:r>
+      <w:r>
+        <w:rPr>
+          <w:rFonts w:eastAsia="Times New Roman"/>
+        </w:rPr>
+        <w:t xml:space="preserve"> </w:t>
+      </w:r>
+      <w:r>
+        <w:rPr>
+          <w:rFonts w:eastAsia="Times New Roman"/>
+        </w:rPr>
+        <w:t xml:space="preserve">She took the day’s clothes in as well, </w:t>
+      </w:r>
+      <w:r>
+        <w:rPr>
+          <w:rFonts w:eastAsia="Times New Roman"/>
+        </w:rPr>
+        <w:t>so that she could change in private.</w:t>
+      </w:r>
+    </w:p>
+    <w:p>
+      <w:pPr>
+        <w:rPr>
+          <w:rFonts w:eastAsia="Times New Roman"/>
+        </w:rPr>
+      </w:pPr>
+      <w:r>
+        <w:rPr>
+          <w:rFonts w:eastAsia="Times New Roman"/>
+        </w:rPr>
+        <w:t xml:space="preserve">By the time she was done, Cassandra had </w:t>
+      </w:r>
+      <w:r>
+        <w:rPr>
+          <w:rFonts w:eastAsia="Times New Roman"/>
+        </w:rPr>
+        <w:t xml:space="preserve">also </w:t>
+      </w:r>
+      <w:r>
+        <w:rPr>
+          <w:rFonts w:eastAsia="Times New Roman"/>
+        </w:rPr>
+        <w:t>dressed herself</w:t>
+      </w:r>
+      <w:r>
+        <w:rPr>
+          <w:rFonts w:eastAsia="Times New Roman"/>
+        </w:rPr>
+        <w:t>,</w:t>
+      </w:r>
+      <w:r>
+        <w:rPr>
+          <w:rFonts w:eastAsia="Times New Roman"/>
+        </w:rPr>
+        <w:t xml:space="preserve"> having selected</w:t>
+      </w:r>
+      <w:r>
+        <w:rPr>
+          <w:rFonts w:eastAsia="Times New Roman"/>
+        </w:rPr>
+        <w:t xml:space="preserve"> a maroon blazer and slacks, and was carefully examining the talisman on the wall </w:t>
+      </w:r>
+      <w:r>
+        <w:rPr>
+          <w:rFonts w:eastAsia="Times New Roman"/>
+        </w:rPr>
+        <w:t>when</w:t>
+      </w:r>
+      <w:r>
+        <w:rPr>
+          <w:rFonts w:eastAsia="Times New Roman"/>
+        </w:rPr>
+        <w:t xml:space="preserve"> she noticed Akiko’s return.</w:t>
+      </w:r>
+    </w:p>
+    <w:p>
+      <w:pPr>
+        <w:rPr>
+          <w:rFonts w:eastAsia="Times New Roman"/>
+        </w:rPr>
+      </w:pPr>
+      <w:r>
+        <w:rPr>
+          <w:rFonts w:eastAsia="Times New Roman"/>
+        </w:rPr>
+        <w:t xml:space="preserve">“Well, don’t you look cute?” she said, gesturing towards Akiko’s </w:t>
+      </w:r>
+      <w:r>
+        <w:rPr>
+          <w:rFonts w:eastAsia="Times New Roman"/>
+        </w:rPr>
+        <w:t>vibrant</w:t>
+      </w:r>
+      <w:r>
+        <w:rPr>
+          <w:rFonts w:eastAsia="Times New Roman"/>
+        </w:rPr>
+        <w:t xml:space="preserve"> </w:t>
+      </w:r>
+      <w:r>
+        <w:rPr>
+          <w:rFonts w:eastAsia="Times New Roman"/>
+        </w:rPr>
+        <w:t>outfit.</w:t>
+      </w:r>
+    </w:p>
+    <w:p>
+      <w:pPr>
+        <w:rPr>
+          <w:rFonts w:eastAsia="Times New Roman"/>
+        </w:rPr>
+      </w:pPr>
+      <w:r>
+        <w:rPr>
+          <w:rFonts w:eastAsia="Times New Roman"/>
+        </w:rPr>
+        <w:t>“What, this? It’s literally just leggings and a tank top.”</w:t>
+      </w:r>
+    </w:p>
+    <w:p>
+      <w:pPr>
+        <w:rPr>
+          <w:rFonts w:eastAsia="Times New Roman"/>
+        </w:rPr>
+      </w:pPr>
+      <w:r>
+        <w:rPr>
+          <w:rFonts w:eastAsia="Times New Roman"/>
+        </w:rPr>
         <w:lastRenderedPageBreak/>
+        <w:t>“Yeah, well, the yellow suits you</w:t>
+      </w:r>
+      <w:r>
+        <w:rPr>
+          <w:rFonts w:eastAsia="Times New Roman"/>
+        </w:rPr>
+        <w:t xml:space="preserve">. </w:t>
+      </w:r>
+      <w:r>
+        <w:rPr>
+          <w:rFonts w:eastAsia="Times New Roman"/>
+        </w:rPr>
+        <w:t>Of course</w:t>
+      </w:r>
+      <w:r>
+        <w:rPr>
+          <w:rFonts w:eastAsia="Times New Roman"/>
+        </w:rPr>
+        <w:t>,</w:t>
+      </w:r>
+      <w:r>
+        <w:rPr>
+          <w:rFonts w:eastAsia="Times New Roman"/>
+        </w:rPr>
+        <w:t xml:space="preserve"> I’m sure you’d look good in anything, but it’s nice to have a little brightness on a day like today.”</w:t>
+      </w:r>
+    </w:p>
+    <w:p>
+      <w:pPr>
+        <w:rPr>
+          <w:rFonts w:eastAsia="Times New Roman"/>
+        </w:rPr>
+      </w:pPr>
+      <w:r>
+        <w:rPr>
+          <w:rFonts w:eastAsia="Times New Roman"/>
+        </w:rPr>
+        <w:t>“Glad you approve, I guess.”</w:t>
+      </w:r>
+    </w:p>
+    <w:p>
+      <w:pPr>
+        <w:rPr>
+          <w:rFonts w:eastAsia="Times New Roman"/>
+        </w:rPr>
+      </w:pPr>
+      <w:r>
+        <w:rPr>
+          <w:rFonts w:eastAsia="Times New Roman"/>
+        </w:rPr>
+        <w:t>As they spoke, Cassandra carefully removed the talisman from the wall, folded it into a neat square, and slipped it into her pocket. Although Akiko questioned her attachment to a gift from an ex-partner whose power she didn’t even believe in, she knew better than to bring it up.</w:t>
+      </w:r>
+    </w:p>
+    <w:p>
+      <w:pPr>
+        <w:rPr>
+          <w:rFonts w:eastAsia="Times New Roman"/>
+        </w:rPr>
+      </w:pPr>
+      <w:r>
+        <w:rPr>
+          <w:rFonts w:eastAsia="Times New Roman"/>
+        </w:rPr>
+        <w:t>“Anyway, before I leave, there</w:t>
+      </w:r>
+      <w:r>
+        <w:rPr>
+          <w:rFonts w:eastAsia="Times New Roman"/>
+        </w:rPr>
+        <w:t xml:space="preserve">’s something important </w:t>
+      </w:r>
+      <w:r>
+        <w:rPr>
+          <w:rFonts w:eastAsia="Times New Roman"/>
+        </w:rPr>
+        <w:t>I wanted to ask you,” Cassandra continued</w:t>
+      </w:r>
+      <w:r>
+        <w:rPr>
+          <w:rFonts w:eastAsia="Times New Roman"/>
+        </w:rPr>
+        <w:t xml:space="preserve">. The </w:t>
+      </w:r>
+      <w:r>
+        <w:rPr>
+          <w:rFonts w:eastAsia="Times New Roman"/>
+        </w:rPr>
+        <w:t>warmth</w:t>
+      </w:r>
+      <w:r>
+        <w:rPr>
+          <w:rFonts w:eastAsia="Times New Roman"/>
+        </w:rPr>
+        <w:t xml:space="preserve"> on her face had completely vanished. </w:t>
+      </w:r>
+    </w:p>
+    <w:p>
+      <w:pPr>
+        <w:rPr>
+          <w:rFonts w:eastAsia="Times New Roman"/>
+        </w:rPr>
+      </w:pPr>
+      <w:r>
+        <w:rPr>
+          <w:rFonts w:eastAsia="Times New Roman"/>
+        </w:rPr>
         <w:t>“</w:t>
       </w:r>
       <w:r>
         <w:rPr>
           <w:rFonts w:eastAsia="Times New Roman"/>
         </w:rPr>
-        <w:t xml:space="preserve">Whatever you’re comfortable </w:t>
-      </w:r>
-      <w:r>
-        <w:rPr>
-          <w:rFonts w:eastAsia="Times New Roman"/>
-        </w:rPr>
-        <w:t>with.</w:t>
-      </w:r>
-      <w:r>
-        <w:rPr>
-          <w:rFonts w:eastAsia="Times New Roman"/>
-        </w:rPr>
-        <w:t xml:space="preserve"> I’ll try to make it quick all the same.”</w:t>
-      </w:r>
-    </w:p>
-    <w:p>
-      <w:pPr>
-        <w:rPr>
-          <w:rFonts w:eastAsia="Times New Roman"/>
-        </w:rPr>
-      </w:pPr>
-      <w:r>
-        <w:rPr>
-          <w:rFonts w:eastAsia="Times New Roman"/>
-        </w:rPr>
-        <w:t xml:space="preserve">Cassandra’s morning routine, despite her words, was far from short. She </w:t>
-      </w:r>
-      <w:r>
-        <w:rPr>
-          <w:rFonts w:eastAsia="Times New Roman"/>
-        </w:rPr>
-        <w:t>washed herself</w:t>
-      </w:r>
-      <w:r>
-        <w:rPr>
-          <w:rFonts w:eastAsia="Times New Roman"/>
-        </w:rPr>
-        <w:t>, blow-dried her hair</w:t>
-      </w:r>
-      <w:r>
-        <w:rPr>
-          <w:rFonts w:eastAsia="Times New Roman"/>
-        </w:rPr>
-        <w:t xml:space="preserve">, put in contacts, and applied </w:t>
-      </w:r>
-      <w:r>
-        <w:rPr>
-          <w:rFonts w:eastAsia="Times New Roman"/>
-        </w:rPr>
-        <w:t>lotion</w:t>
-      </w:r>
-      <w:r>
-        <w:rPr>
-          <w:rFonts w:eastAsia="Times New Roman"/>
-        </w:rPr>
-        <w:t xml:space="preserve"> as if each act had religious significance. Once everything was done, she rinsed her hands in the sink one last time, and only then was Akiko permitted to use the shower.</w:t>
-      </w:r>
-      <w:r>
-        <w:rPr>
-          <w:rFonts w:eastAsia="Times New Roman"/>
-        </w:rPr>
-        <w:t xml:space="preserve"> </w:t>
-      </w:r>
-      <w:r>
-        <w:rPr>
-          <w:rFonts w:eastAsia="Times New Roman"/>
-        </w:rPr>
-        <w:t xml:space="preserve">She took the day’s clothes in as well, </w:t>
-      </w:r>
-      <w:r>
-        <w:rPr>
-          <w:rFonts w:eastAsia="Times New Roman"/>
-        </w:rPr>
-        <w:t>so that she could change in private.</w:t>
-      </w:r>
-    </w:p>
-    <w:p>
-      <w:pPr>
-        <w:rPr>
-          <w:rFonts w:eastAsia="Times New Roman"/>
-        </w:rPr>
-      </w:pPr>
-      <w:r>
-        <w:rPr>
-          <w:rFonts w:eastAsia="Times New Roman"/>
-        </w:rPr>
-        <w:t xml:space="preserve">By the time she was done, Cassandra had </w:t>
-      </w:r>
-      <w:r>
-        <w:rPr>
-          <w:rFonts w:eastAsia="Times New Roman"/>
-        </w:rPr>
-        <w:t xml:space="preserve">also </w:t>
-      </w:r>
-      <w:r>
-        <w:rPr>
-          <w:rFonts w:eastAsia="Times New Roman"/>
-        </w:rPr>
-        <w:t>dressed herself</w:t>
-      </w:r>
-      <w:r>
-        <w:rPr>
-          <w:rFonts w:eastAsia="Times New Roman"/>
-        </w:rPr>
-        <w:t>,</w:t>
-      </w:r>
-      <w:r>
-        <w:rPr>
-          <w:rFonts w:eastAsia="Times New Roman"/>
-        </w:rPr>
-        <w:t xml:space="preserve"> having selected</w:t>
-      </w:r>
-      <w:r>
-        <w:rPr>
-          <w:rFonts w:eastAsia="Times New Roman"/>
-        </w:rPr>
-        <w:t xml:space="preserve"> a maroon blazer and slacks, and was carefully examining the talisman on the wall </w:t>
-      </w:r>
-      <w:r>
-        <w:rPr>
-          <w:rFonts w:eastAsia="Times New Roman"/>
-        </w:rPr>
-        <w:t>when</w:t>
-      </w:r>
-      <w:r>
-        <w:rPr>
-          <w:rFonts w:eastAsia="Times New Roman"/>
-        </w:rPr>
-        <w:t xml:space="preserve"> she noticed Akiko’s return.</w:t>
-      </w:r>
-    </w:p>
-    <w:p>
-      <w:pPr>
-        <w:rPr>
-          <w:rFonts w:eastAsia="Times New Roman"/>
-        </w:rPr>
-      </w:pPr>
-      <w:r>
-        <w:rPr>
-          <w:rFonts w:eastAsia="Times New Roman"/>
-        </w:rPr>
-        <w:t xml:space="preserve">“Well, don’t you look cute?” she said, gesturing towards Akiko’s </w:t>
-      </w:r>
-      <w:r>
-        <w:rPr>
-          <w:rFonts w:eastAsia="Times New Roman"/>
-        </w:rPr>
-        <w:t>vibrant</w:t>
-      </w:r>
-      <w:r>
-        <w:rPr>
-          <w:rFonts w:eastAsia="Times New Roman"/>
-        </w:rPr>
-        <w:t xml:space="preserve"> </w:t>
-      </w:r>
-      <w:r>
-        <w:rPr>
-          <w:rFonts w:eastAsia="Times New Roman"/>
-        </w:rPr>
-        <w:t>outfit.</w:t>
-      </w:r>
-    </w:p>
-    <w:p>
-      <w:pPr>
-        <w:rPr>
-          <w:rFonts w:eastAsia="Times New Roman"/>
-        </w:rPr>
-      </w:pPr>
-      <w:r>
-        <w:rPr>
-          <w:rFonts w:eastAsia="Times New Roman"/>
-        </w:rPr>
-        <w:t>“What, this? It’s literally just leggings and a tank top.”</w:t>
-      </w:r>
-    </w:p>
-    <w:p>
-      <w:pPr>
-        <w:rPr>
-          <w:rFonts w:eastAsia="Times New Roman"/>
-        </w:rPr>
-      </w:pPr>
-      <w:r>
-        <w:rPr>
-          <w:rFonts w:eastAsia="Times New Roman"/>
-        </w:rPr>
-        <w:t>“Yeah, well, the yellow suits you</w:t>
-      </w:r>
-      <w:r>
-        <w:rPr>
-          <w:rFonts w:eastAsia="Times New Roman"/>
-        </w:rPr>
-        <w:t xml:space="preserve">. </w:t>
-      </w:r>
-      <w:r>
-        <w:rPr>
-          <w:rFonts w:eastAsia="Times New Roman"/>
-        </w:rPr>
-        <w:t>Of course</w:t>
-      </w:r>
-      <w:r>
-        <w:rPr>
-          <w:rFonts w:eastAsia="Times New Roman"/>
-        </w:rPr>
-        <w:t>,</w:t>
-      </w:r>
-      <w:r>
-        <w:rPr>
-          <w:rFonts w:eastAsia="Times New Roman"/>
-        </w:rPr>
-        <w:t xml:space="preserve"> I’m sure you’d look good in anything, but it’s nice to have a little brightness on a day like today.”</w:t>
-      </w:r>
-    </w:p>
-    <w:p>
-      <w:pPr>
-        <w:rPr>
-          <w:rFonts w:eastAsia="Times New Roman"/>
-        </w:rPr>
-      </w:pPr>
-      <w:r>
-        <w:rPr>
-          <w:rFonts w:eastAsia="Times New Roman"/>
-        </w:rPr>
-        <w:t>“Glad you approve, I guess.”</w:t>
-      </w:r>
-    </w:p>
-    <w:p>
-      <w:pPr>
-        <w:rPr>
-          <w:rFonts w:eastAsia="Times New Roman"/>
-        </w:rPr>
-      </w:pPr>
-      <w:r>
-        <w:rPr>
-          <w:rFonts w:eastAsia="Times New Roman"/>
-        </w:rPr>
-        <w:t>As they spoke, Cassandra carefully removed the talisman from the wall, folded it into a neat square, and slipped it into her pocket. Although Akiko questioned her attachment to a gift from an ex-partner whose power she didn’t even believe in, she knew better than to bring it up.</w:t>
-      </w:r>
-    </w:p>
-    <w:p>
-      <w:pPr>
-        <w:rPr>
-          <w:rFonts w:eastAsia="Times New Roman"/>
-        </w:rPr>
-      </w:pPr>
-      <w:r>
-        <w:rPr>
-          <w:rFonts w:eastAsia="Times New Roman"/>
-        </w:rPr>
-        <w:t>“Anyway, before I leave, there</w:t>
-      </w:r>
-      <w:r>
-        <w:rPr>
-          <w:rFonts w:eastAsia="Times New Roman"/>
-        </w:rPr>
-        <w:t xml:space="preserve">’s something important </w:t>
-      </w:r>
-      <w:r>
-        <w:rPr>
-          <w:rFonts w:eastAsia="Times New Roman"/>
-        </w:rPr>
-        <w:t>I wanted to ask you,” Cassandra continued</w:t>
-      </w:r>
-      <w:r>
-        <w:rPr>
-          <w:rFonts w:eastAsia="Times New Roman"/>
-        </w:rPr>
-        <w:t xml:space="preserve">. The </w:t>
-      </w:r>
-      <w:r>
-        <w:rPr>
-          <w:rFonts w:eastAsia="Times New Roman"/>
-        </w:rPr>
-        <w:t>warmth</w:t>
-      </w:r>
-      <w:r>
-        <w:rPr>
-          <w:rFonts w:eastAsia="Times New Roman"/>
-        </w:rPr>
-        <w:t xml:space="preserve"> on her face had completely vanished. </w:t>
-      </w:r>
-    </w:p>
-    <w:p>
-      <w:pPr>
-        <w:rPr>
-          <w:rFonts w:eastAsia="Times New Roman"/>
-        </w:rPr>
-      </w:pPr>
-      <w:r>
-        <w:rPr>
-          <w:rFonts w:eastAsia="Times New Roman"/>
-        </w:rPr>
-        <w:t>“</w:t>
-      </w:r>
-      <w:r>
-        <w:rPr>
-          <w:rFonts w:eastAsia="Times New Roman"/>
-        </w:rPr>
         <w:t xml:space="preserve">Oh, I see how it is. Buttering me up before you </w:t>
       </w:r>
       <w:r>
@@ -11831,7 +11965,6 @@
         <w:rPr>
           <w:rFonts w:eastAsia="Times New Roman"/>
         </w:rPr>
-        <w:lastRenderedPageBreak/>
         <w:t xml:space="preserve">“I want to find evidence of Lancaster’s raid on the </w:t>
       </w:r>
       <w:r>
@@ -12001,6 +12134,7 @@
         <w:rPr>
           <w:rFonts w:eastAsia="Times New Roman"/>
         </w:rPr>
+        <w:lastRenderedPageBreak/>
         <w:t xml:space="preserve">“So, just don’t get caught? Great plan, and all, but I’m no </w:t>
       </w:r>
       <w:r>
@@ -12180,186 +12314,192 @@
         <w:rPr>
           <w:rFonts w:eastAsia="Times New Roman"/>
         </w:rPr>
+        <w:t xml:space="preserve">She expected Cassandra to be angry, to renege on </w:t>
+      </w:r>
+      <w:r>
+        <w:rPr>
+          <w:rFonts w:eastAsia="Times New Roman"/>
+        </w:rPr>
+        <w:t>their agreement</w:t>
+      </w:r>
+      <w:r>
+        <w:rPr>
+          <w:rFonts w:eastAsia="Times New Roman"/>
+        </w:rPr>
+        <w:t xml:space="preserve"> and throw her out on the street, but that didn’t happen. Instead, </w:t>
+      </w:r>
+      <w:r>
+        <w:rPr>
+          <w:rFonts w:eastAsia="Times New Roman"/>
+        </w:rPr>
+        <w:t xml:space="preserve">to her surprise, </w:t>
+      </w:r>
+      <w:r>
+        <w:rPr>
+          <w:rFonts w:eastAsia="Times New Roman"/>
+        </w:rPr>
+        <w:t xml:space="preserve">she was treated with </w:t>
+      </w:r>
+      <w:r>
+        <w:rPr>
+          <w:rFonts w:eastAsia="Times New Roman"/>
+        </w:rPr>
+        <w:t>nothing more than a respectful nod.</w:t>
+      </w:r>
+    </w:p>
+    <w:p>
+      <w:pPr>
+        <w:rPr>
+          <w:rFonts w:eastAsia="Times New Roman"/>
+        </w:rPr>
+      </w:pPr>
+      <w:r>
+        <w:rPr>
+          <w:rFonts w:eastAsia="Times New Roman"/>
+        </w:rPr>
+        <w:t>“Very well. I hope I haven’t overstepped any boundaries by asking,” Cassandra said.</w:t>
+      </w:r>
+      <w:r>
+        <w:rPr>
+          <w:rFonts w:eastAsia="Times New Roman"/>
+        </w:rPr>
+        <w:t xml:space="preserve"> </w:t>
+      </w:r>
+      <w:r>
+        <w:rPr>
+          <w:rFonts w:eastAsia="Times New Roman"/>
+        </w:rPr>
+        <w:t>As she spoke, she</w:t>
+      </w:r>
+      <w:r>
+        <w:rPr>
+          <w:rFonts w:eastAsia="Times New Roman"/>
+        </w:rPr>
+        <w:t xml:space="preserve"> opened a </w:t>
+      </w:r>
+      <w:r>
+        <w:rPr>
+          <w:rFonts w:eastAsia="Times New Roman"/>
+        </w:rPr>
+        <w:t>drawer</w:t>
+      </w:r>
+      <w:r>
+        <w:rPr>
+          <w:rFonts w:eastAsia="Times New Roman"/>
+        </w:rPr>
+        <w:t xml:space="preserve"> and</w:t>
+      </w:r>
+      <w:r>
+        <w:rPr>
+          <w:rFonts w:eastAsia="Times New Roman"/>
+        </w:rPr>
+        <w:t xml:space="preserve"> fished out a keychain in the shape of a violently pink cartoon character, which she tossed to Akiko. </w:t>
+      </w:r>
+    </w:p>
+    <w:p>
+      <w:pPr>
+        <w:rPr>
+          <w:rFonts w:eastAsia="Times New Roman"/>
+        </w:rPr>
+      </w:pPr>
+      <w:r>
+        <w:rPr>
+          <w:rFonts w:eastAsia="Times New Roman"/>
+        </w:rPr>
+        <w:t xml:space="preserve">“What’s this?” Akiko asked as </w:t>
+      </w:r>
+      <w:r>
+        <w:rPr>
+          <w:rFonts w:eastAsia="Times New Roman"/>
+        </w:rPr>
+        <w:t xml:space="preserve">it </w:t>
+      </w:r>
+      <w:r>
+        <w:rPr>
+          <w:rFonts w:eastAsia="Times New Roman"/>
+        </w:rPr>
+        <w:t>landed in her hands.</w:t>
+      </w:r>
+    </w:p>
+    <w:p>
+      <w:pPr>
+        <w:rPr>
+          <w:rFonts w:eastAsia="Times New Roman"/>
+        </w:rPr>
+      </w:pPr>
+      <w:r>
+        <w:rPr>
+          <w:rFonts w:eastAsia="Times New Roman"/>
+        </w:rPr>
+        <w:t xml:space="preserve">“Spare apartment key. </w:t>
+      </w:r>
+      <w:r>
+        <w:rPr>
+          <w:rFonts w:eastAsia="Times New Roman"/>
+        </w:rPr>
+        <w:t xml:space="preserve">Faster than scanning you into the </w:t>
+      </w:r>
+      <w:r>
+        <w:rPr>
+          <w:rFonts w:eastAsia="Times New Roman"/>
+        </w:rPr>
+        <w:t>biometric lock</w:t>
+      </w:r>
+      <w:r>
+        <w:rPr>
+          <w:rFonts w:eastAsia="Times New Roman"/>
+        </w:rPr>
+        <w:t>. Just don’t lose it.”</w:t>
+      </w:r>
+      <w:r>
+        <w:rPr>
+          <w:rFonts w:eastAsia="Times New Roman"/>
+        </w:rPr>
+        <w:t xml:space="preserve"> The young woman winked at her as if, just like she’d promised, the previous conversation never happened.</w:t>
+      </w:r>
+    </w:p>
+    <w:p>
+      <w:pPr>
+        <w:rPr>
+          <w:rFonts w:eastAsia="Times New Roman"/>
+        </w:rPr>
+      </w:pPr>
+      <w:r>
+        <w:rPr>
+          <w:rFonts w:eastAsia="Times New Roman"/>
+        </w:rPr>
+        <w:t xml:space="preserve">Akiko stared </w:t>
+      </w:r>
+      <w:r>
+        <w:rPr>
+          <w:rFonts w:eastAsia="Times New Roman"/>
+        </w:rPr>
+        <w:t>at the weathered trinket she now held. The</w:t>
+      </w:r>
+      <w:r>
+        <w:rPr>
+          <w:rFonts w:eastAsia="Times New Roman"/>
+        </w:rPr>
+        <w:t xml:space="preserve"> cartoon</w:t>
+      </w:r>
+      <w:r>
+        <w:rPr>
+          <w:rFonts w:eastAsia="Times New Roman"/>
+        </w:rPr>
+        <w:t xml:space="preserve"> girl’s cheerful face stared back, still smiling despite </w:t>
+      </w:r>
+      <w:r>
+        <w:rPr>
+          <w:rFonts w:eastAsia="Times New Roman"/>
+        </w:rPr>
+        <w:t xml:space="preserve">her chipped and worn paint from years of resting in someone’s </w:t>
+      </w:r>
+      <w:r>
+        <w:rPr>
+          <w:rFonts w:eastAsia="Times New Roman"/>
+        </w:rPr>
         <w:lastRenderedPageBreak/>
-        <w:t xml:space="preserve">She expected Cassandra to be angry, to renege on </w:t>
-      </w:r>
-      <w:r>
-        <w:rPr>
-          <w:rFonts w:eastAsia="Times New Roman"/>
-        </w:rPr>
-        <w:t>their agreement</w:t>
-      </w:r>
-      <w:r>
-        <w:rPr>
-          <w:rFonts w:eastAsia="Times New Roman"/>
-        </w:rPr>
-        <w:t xml:space="preserve"> and throw her out on the street, but that didn’t happen. Instead, </w:t>
-      </w:r>
-      <w:r>
-        <w:rPr>
-          <w:rFonts w:eastAsia="Times New Roman"/>
-        </w:rPr>
-        <w:t xml:space="preserve">to her surprise, </w:t>
-      </w:r>
-      <w:r>
-        <w:rPr>
-          <w:rFonts w:eastAsia="Times New Roman"/>
-        </w:rPr>
-        <w:t xml:space="preserve">she was treated with </w:t>
-      </w:r>
-      <w:r>
-        <w:rPr>
-          <w:rFonts w:eastAsia="Times New Roman"/>
-        </w:rPr>
-        <w:t>nothing more than a respectful nod.</w:t>
-      </w:r>
-    </w:p>
-    <w:p>
-      <w:pPr>
-        <w:rPr>
-          <w:rFonts w:eastAsia="Times New Roman"/>
-        </w:rPr>
-      </w:pPr>
-      <w:r>
-        <w:rPr>
-          <w:rFonts w:eastAsia="Times New Roman"/>
-        </w:rPr>
-        <w:t>“Very well. I hope I haven’t overstepped any boundaries by asking,” Cassandra said.</w:t>
-      </w:r>
-      <w:r>
-        <w:rPr>
-          <w:rFonts w:eastAsia="Times New Roman"/>
-        </w:rPr>
-        <w:t xml:space="preserve"> </w:t>
-      </w:r>
-      <w:r>
-        <w:rPr>
-          <w:rFonts w:eastAsia="Times New Roman"/>
-        </w:rPr>
-        <w:t>As she spoke, she</w:t>
-      </w:r>
-      <w:r>
-        <w:rPr>
-          <w:rFonts w:eastAsia="Times New Roman"/>
-        </w:rPr>
-        <w:t xml:space="preserve"> opened a </w:t>
-      </w:r>
-      <w:r>
-        <w:rPr>
-          <w:rFonts w:eastAsia="Times New Roman"/>
-        </w:rPr>
-        <w:t>drawer</w:t>
-      </w:r>
-      <w:r>
-        <w:rPr>
-          <w:rFonts w:eastAsia="Times New Roman"/>
-        </w:rPr>
-        <w:t xml:space="preserve"> and</w:t>
-      </w:r>
-      <w:r>
-        <w:rPr>
-          <w:rFonts w:eastAsia="Times New Roman"/>
-        </w:rPr>
-        <w:t xml:space="preserve"> fished out a keychain in the shape of a violently pink cartoon character, which she tossed to Akiko. </w:t>
-      </w:r>
-    </w:p>
-    <w:p>
-      <w:pPr>
-        <w:rPr>
-          <w:rFonts w:eastAsia="Times New Roman"/>
-        </w:rPr>
-      </w:pPr>
-      <w:r>
-        <w:rPr>
-          <w:rFonts w:eastAsia="Times New Roman"/>
-        </w:rPr>
-        <w:t xml:space="preserve">“What’s this?” Akiko asked as </w:t>
-      </w:r>
-      <w:r>
-        <w:rPr>
-          <w:rFonts w:eastAsia="Times New Roman"/>
-        </w:rPr>
-        <w:t xml:space="preserve">it </w:t>
-      </w:r>
-      <w:r>
-        <w:rPr>
-          <w:rFonts w:eastAsia="Times New Roman"/>
-        </w:rPr>
-        <w:t>landed in her hands.</w:t>
-      </w:r>
-    </w:p>
-    <w:p>
-      <w:pPr>
-        <w:rPr>
-          <w:rFonts w:eastAsia="Times New Roman"/>
-        </w:rPr>
-      </w:pPr>
-      <w:r>
-        <w:rPr>
-          <w:rFonts w:eastAsia="Times New Roman"/>
-        </w:rPr>
-        <w:t xml:space="preserve">“Spare apartment key. </w:t>
-      </w:r>
-      <w:r>
-        <w:rPr>
-          <w:rFonts w:eastAsia="Times New Roman"/>
-        </w:rPr>
-        <w:t xml:space="preserve">Faster than scanning you into the </w:t>
-      </w:r>
-      <w:r>
-        <w:rPr>
-          <w:rFonts w:eastAsia="Times New Roman"/>
-        </w:rPr>
-        <w:t>biometric lock</w:t>
-      </w:r>
-      <w:r>
-        <w:rPr>
-          <w:rFonts w:eastAsia="Times New Roman"/>
-        </w:rPr>
-        <w:t>. Just don’t lose it.”</w:t>
-      </w:r>
-      <w:r>
-        <w:rPr>
-          <w:rFonts w:eastAsia="Times New Roman"/>
-        </w:rPr>
-        <w:t xml:space="preserve"> The young woman winked at her as if, just like she’d promised, the previous conversation never happened.</w:t>
-      </w:r>
-    </w:p>
-    <w:p>
-      <w:pPr>
-        <w:rPr>
-          <w:rFonts w:eastAsia="Times New Roman"/>
-        </w:rPr>
-      </w:pPr>
-      <w:r>
-        <w:rPr>
-          <w:rFonts w:eastAsia="Times New Roman"/>
-        </w:rPr>
-        <w:t xml:space="preserve">Akiko stared </w:t>
-      </w:r>
-      <w:r>
-        <w:rPr>
-          <w:rFonts w:eastAsia="Times New Roman"/>
-        </w:rPr>
-        <w:t>at the weathered trinket she now held. The</w:t>
-      </w:r>
-      <w:r>
-        <w:rPr>
-          <w:rFonts w:eastAsia="Times New Roman"/>
-        </w:rPr>
-        <w:t xml:space="preserve"> cartoon</w:t>
-      </w:r>
-      <w:r>
-        <w:rPr>
-          <w:rFonts w:eastAsia="Times New Roman"/>
-        </w:rPr>
-        <w:t xml:space="preserve"> girl’s cheerful face stared back, still smiling despite </w:t>
-      </w:r>
-      <w:r>
-        <w:rPr>
-          <w:rFonts w:eastAsia="Times New Roman"/>
-        </w:rPr>
-        <w:t xml:space="preserve">her chipped and worn paint from years of resting in someone’s pocket. </w:t>
+        <w:t xml:space="preserve">pocket. </w:t>
       </w:r>
       <w:r>
         <w:rPr>
@@ -12519,7 +12659,6 @@
       </w:pPr>
       <w:bookmarkStart w:id="10" w:name="_Toc233159047"/>
       <w:r>
-        <w:lastRenderedPageBreak/>
         <w:t>Chapter 5 – Across the Aisle</w:t>
       </w:r>
       <w:bookmarkEnd w:id="10"/>
@@ -12744,6 +12883,7 @@
         <w:rPr>
           <w:rFonts w:eastAsia="Times New Roman"/>
         </w:rPr>
+        <w:lastRenderedPageBreak/>
         <w:t xml:space="preserve">“Before we left, Akiko told me what she knew about the </w:t>
       </w:r>
       <w:r>
@@ -12993,7 +13133,6 @@
         <w:rPr>
           <w:rFonts w:eastAsia="Times New Roman"/>
         </w:rPr>
-        <w:lastRenderedPageBreak/>
         <w:t xml:space="preserve">“Neither of them </w:t>
       </w:r>
       <w:r>

--- a/Peregrine 2020.docx
+++ b/Peregrine 2020.docx
@@ -1662,15 +1662,7 @@
         <w:t>Speaking of, t</w:t>
       </w:r>
       <w:r>
-        <w:t xml:space="preserve">hat scent you’re wearing is </w:t>
-      </w:r>
-      <w:proofErr w:type="gramStart"/>
-      <w:r>
-        <w:t>real</w:t>
-      </w:r>
-      <w:proofErr w:type="gramEnd"/>
-      <w:r>
-        <w:t xml:space="preserve"> nice,” </w:t>
+        <w:t xml:space="preserve">hat scent you’re wearing is real nice,” </w:t>
       </w:r>
       <w:r>
         <w:t>she</w:t>
@@ -2128,15 +2120,7 @@
         <w:t xml:space="preserve"> </w:t>
       </w:r>
       <w:r>
-        <w:t xml:space="preserve">If Dr. Fairchild hadn’t invited me on this </w:t>
-      </w:r>
-      <w:proofErr w:type="gramStart"/>
-      <w:r>
-        <w:t>trip</w:t>
-      </w:r>
-      <w:proofErr w:type="gramEnd"/>
-      <w:r>
-        <w:t xml:space="preserve"> I think I might have literally </w:t>
+        <w:t xml:space="preserve">If Dr. Fairchild hadn’t invited me on this trip I think I might have literally </w:t>
       </w:r>
       <w:r>
         <w:t>turned to</w:t>
@@ -2449,18 +2433,10 @@
     </w:p>
     <w:p>
       <w:r>
-        <w:t>“</w:t>
-      </w:r>
-      <w:proofErr w:type="spellStart"/>
-      <w:r>
-        <w:t>Corpo</w:t>
-      </w:r>
-      <w:r>
-        <w:t>s</w:t>
-      </w:r>
-      <w:proofErr w:type="spellEnd"/>
-      <w:r>
-        <w:t xml:space="preserve"> </w:t>
+        <w:t>“Corpo</w:t>
+      </w:r>
+      <w:r>
+        <w:t xml:space="preserve">s </w:t>
       </w:r>
       <w:r>
         <w:t xml:space="preserve">are assholes, what else is new? </w:t>
@@ -2676,13 +2652,8 @@
       <w:r>
         <w:t xml:space="preserve">? </w:t>
       </w:r>
-      <w:proofErr w:type="gramStart"/>
-      <w:r>
-        <w:t>Sure</w:t>
-      </w:r>
-      <w:proofErr w:type="gramEnd"/>
-      <w:r>
-        <w:t xml:space="preserve"> didn’t</w:t>
+      <w:r>
+        <w:t>Sure didn’t</w:t>
       </w:r>
       <w:r>
         <w:t xml:space="preserve"> expect to see you here.</w:t>
@@ -5220,26 +5191,92 @@
         <w:rPr>
           <w:lang w:eastAsia="ja-JP"/>
         </w:rPr>
-        <w:t xml:space="preserve">“Do I ever! </w:t>
-      </w:r>
-      <w:r>
-        <w:rPr>
-          <w:lang w:eastAsia="ja-JP"/>
-        </w:rPr>
-        <w:t>The board is preparing for a complete takeover of the Vancouver campus before we can vote to unionize. To do that, they’ve prepared a little something called the VSI – the “Vancouver Security Initiative,” which basically just says we’re all radical communists and need to be purged to keep the company and its employees safe.</w:t>
-      </w:r>
-    </w:p>
-    <w:p>
-      <w:pPr>
-        <w:rPr>
-          <w:lang w:eastAsia="ja-JP"/>
-        </w:rPr>
-      </w:pPr>
-      <w:r>
-        <w:rPr>
-          <w:lang w:eastAsia="ja-JP"/>
-        </w:rPr>
-        <w:t>Our saving grace is that those</w:t>
+        <w:t>“</w:t>
+      </w:r>
+      <w:r>
+        <w:rPr>
+          <w:lang w:eastAsia="ja-JP"/>
+        </w:rPr>
+        <w:t xml:space="preserve">The board has wanted to purge the Vancouver campus ever since the MQ-50 incident, but </w:t>
+      </w:r>
+      <w:r>
+        <w:rPr>
+          <w:lang w:eastAsia="ja-JP"/>
+        </w:rPr>
+        <w:t>now that we have the union vote coming up</w:t>
+      </w:r>
+      <w:r>
+        <w:rPr>
+          <w:lang w:eastAsia="ja-JP"/>
+        </w:rPr>
+        <w:t xml:space="preserve">, they’re </w:t>
+      </w:r>
+      <w:r>
+        <w:rPr>
+          <w:lang w:eastAsia="ja-JP"/>
+        </w:rPr>
+        <w:t>rushing to beat us to the punch</w:t>
+      </w:r>
+      <w:r>
+        <w:rPr>
+          <w:lang w:eastAsia="ja-JP"/>
+        </w:rPr>
+        <w:t xml:space="preserve">. </w:t>
+      </w:r>
+      <w:r>
+        <w:rPr>
+          <w:lang w:eastAsia="ja-JP"/>
+        </w:rPr>
+        <w:t>To do that, they’ve prepared a little something called the VSI – the “Vancouver Security Initiative,” which basically just says we’re all radical communists and need to be purged to keep the company and its employees safe</w:t>
+      </w:r>
+      <w:r>
+        <w:rPr>
+          <w:lang w:eastAsia="ja-JP"/>
+        </w:rPr>
+        <w:t>, or some such nonsense</w:t>
+      </w:r>
+      <w:r>
+        <w:rPr>
+          <w:lang w:eastAsia="ja-JP"/>
+        </w:rPr>
+        <w:t>.</w:t>
+      </w:r>
+      <w:r>
+        <w:rPr>
+          <w:lang w:eastAsia="ja-JP"/>
+        </w:rPr>
+        <w:t xml:space="preserve"> You, me, anyone who’d </w:t>
+      </w:r>
+      <w:r>
+        <w:rPr>
+          <w:lang w:eastAsia="ja-JP"/>
+        </w:rPr>
+        <w:t>go against the board is getting kicked to the curb</w:t>
+      </w:r>
+      <w:r>
+        <w:rPr>
+          <w:lang w:eastAsia="ja-JP"/>
+        </w:rPr>
+        <w:t>.”</w:t>
+      </w:r>
+    </w:p>
+    <w:p>
+      <w:pPr>
+        <w:rPr>
+          <w:lang w:eastAsia="ja-JP"/>
+        </w:rPr>
+      </w:pPr>
+      <w:r>
+        <w:rPr>
+          <w:lang w:eastAsia="ja-JP"/>
+        </w:rPr>
+        <w:t>“That’s at least half the staff they’d have to replace</w:t>
+      </w:r>
+      <w:r>
+        <w:rPr>
+          <w:lang w:eastAsia="ja-JP"/>
+        </w:rPr>
+        <w:t>,” Cassandra said.</w:t>
       </w:r>
       <w:r>
         <w:rPr>
@@ -5247,91 +5284,36 @@
         </w:rPr>
         <w:t xml:space="preserve"> </w:t>
       </w:r>
-      <w:r>
-        <w:rPr>
-          <w:lang w:eastAsia="ja-JP"/>
-        </w:rPr>
-        <w:t xml:space="preserve">bureaucratic assholes </w:t>
-      </w:r>
-      <w:r>
-        <w:rPr>
-          <w:lang w:eastAsia="ja-JP"/>
-        </w:rPr>
-        <w:t>need time to gather evidence</w:t>
-      </w:r>
-      <w:r>
-        <w:rPr>
-          <w:lang w:eastAsia="ja-JP"/>
-        </w:rPr>
-        <w:t>, but once they do, they’ll drop the hammer</w:t>
-      </w:r>
-      <w:r>
-        <w:rPr>
-          <w:lang w:eastAsia="ja-JP"/>
-        </w:rPr>
-        <w:t xml:space="preserve"> so hard it’ll make your head spin</w:t>
+    </w:p>
+    <w:p>
+      <w:pPr>
+        <w:rPr>
+          <w:lang w:eastAsia="ja-JP"/>
+        </w:rPr>
+      </w:pPr>
+      <w:r>
+        <w:rPr>
+          <w:lang w:eastAsia="ja-JP"/>
+        </w:rPr>
+        <w:t>“And they’re willing to pay that cost if it gets our heads on pikes.</w:t>
+      </w:r>
+      <w:r>
+        <w:rPr>
+          <w:lang w:eastAsia="ja-JP"/>
+        </w:rPr>
+        <w:t xml:space="preserve"> It wouldn’t be the first time </w:t>
+      </w:r>
+      <w:r>
+        <w:rPr>
+          <w:lang w:eastAsia="ja-JP"/>
+        </w:rPr>
+        <w:t>something like this happened</w:t>
       </w:r>
       <w:r>
         <w:rPr>
           <w:lang w:eastAsia="ja-JP"/>
         </w:rPr>
         <w:t>.</w:t>
-      </w:r>
-      <w:r>
-        <w:rPr>
-          <w:lang w:eastAsia="ja-JP"/>
-        </w:rPr>
-        <w:t>”</w:t>
-      </w:r>
-    </w:p>
-    <w:p>
-      <w:pPr>
-        <w:rPr>
-          <w:lang w:eastAsia="ja-JP"/>
-        </w:rPr>
-      </w:pPr>
-      <w:r>
-        <w:rPr>
-          <w:lang w:eastAsia="ja-JP"/>
-        </w:rPr>
-        <w:t xml:space="preserve">“There’d be a general strike if they </w:t>
-      </w:r>
-      <w:r>
-        <w:rPr>
-          <w:lang w:eastAsia="ja-JP"/>
-        </w:rPr>
-        <w:t>tried</w:t>
-      </w:r>
-      <w:r>
-        <w:rPr>
-          <w:lang w:eastAsia="ja-JP"/>
-        </w:rPr>
-        <w:t>,” Cassandra said.</w:t>
-      </w:r>
-      <w:r>
-        <w:rPr>
-          <w:lang w:eastAsia="ja-JP"/>
-        </w:rPr>
-        <w:t xml:space="preserve"> </w:t>
-      </w:r>
-    </w:p>
-    <w:p>
-      <w:pPr>
-        <w:rPr>
-          <w:lang w:eastAsia="ja-JP"/>
-        </w:rPr>
-      </w:pPr>
-      <w:r>
-        <w:rPr>
-          <w:lang w:eastAsia="ja-JP"/>
-        </w:rPr>
-        <w:t>“And they’re willing to pay that cost if it gets our heads on pikes.</w:t>
-      </w:r>
-      <w:r>
-        <w:rPr>
-          <w:lang w:eastAsia="ja-JP"/>
-        </w:rPr>
-        <w:t xml:space="preserve"> It wouldn’t be the first time a place got shut down after unionizing.</w:t>
       </w:r>
       <w:r>
         <w:rPr>
@@ -9101,21 +9083,7 @@
         <w:rPr>
           <w:rFonts w:eastAsia="Times New Roman"/>
         </w:rPr>
-        <w:t xml:space="preserve">“That so? It’s funny, </w:t>
-      </w:r>
-      <w:proofErr w:type="gramStart"/>
-      <w:r>
-        <w:rPr>
-          <w:rFonts w:eastAsia="Times New Roman"/>
-        </w:rPr>
-        <w:t>cause</w:t>
-      </w:r>
-      <w:proofErr w:type="gramEnd"/>
-      <w:r>
-        <w:rPr>
-          <w:rFonts w:eastAsia="Times New Roman"/>
-        </w:rPr>
-        <w:t xml:space="preserve"> I actually have something similar back at my place. Don’t even remember where I got it, but y’know, it was pretty, so I left it up.”</w:t>
+        <w:t>“That so? It’s funny, cause I actually have something similar back at my place. Don’t even remember where I got it, but y’know, it was pretty, so I left it up.”</w:t>
       </w:r>
     </w:p>
     <w:p>
@@ -9231,21 +9199,7 @@
         <w:rPr>
           <w:rFonts w:eastAsia="Times New Roman"/>
         </w:rPr>
-        <w:t xml:space="preserve">. Anyway, I can’t stick around much longer, </w:t>
-      </w:r>
-      <w:proofErr w:type="spellStart"/>
-      <w:r>
-        <w:rPr>
-          <w:rFonts w:eastAsia="Times New Roman"/>
-        </w:rPr>
-        <w:t>‘cause</w:t>
-      </w:r>
-      <w:proofErr w:type="spellEnd"/>
-      <w:r>
-        <w:rPr>
-          <w:rFonts w:eastAsia="Times New Roman"/>
-        </w:rPr>
-        <w:t xml:space="preserve"> the meeting will be starting shortly, but feel free to make yourself at home. Help yourself to the pantry or fridge if you’re hungry, and call me if you need anything, okay?”</w:t>
+        <w:t>. Anyway, I can’t stick around much longer, ‘cause the meeting will be starting shortly, but feel free to make yourself at home. Help yourself to the pantry or fridge if you’re hungry, and call me if you need anything, okay?”</w:t>
       </w:r>
     </w:p>
     <w:p>
@@ -9996,21 +9950,7 @@
         <w:rPr>
           <w:rFonts w:eastAsia="Times New Roman"/>
         </w:rPr>
-        <w:t xml:space="preserve">“Akiko Miura, of course. Cassie’s been acting </w:t>
-      </w:r>
-      <w:proofErr w:type="gramStart"/>
-      <w:r>
-        <w:rPr>
-          <w:rFonts w:eastAsia="Times New Roman"/>
-        </w:rPr>
-        <w:t>real</w:t>
-      </w:r>
-      <w:proofErr w:type="gramEnd"/>
-      <w:r>
-        <w:rPr>
-          <w:rFonts w:eastAsia="Times New Roman"/>
-        </w:rPr>
-        <w:t xml:space="preserve"> sweet on her, buttering her up so that she’ll do us a </w:t>
+        <w:t xml:space="preserve">“Akiko Miura, of course. Cassie’s been acting real sweet on her, buttering her up so that she’ll do us a </w:t>
       </w:r>
       <w:r>
         <w:rPr>
@@ -10408,21 +10348,7 @@
         <w:rPr>
           <w:rFonts w:eastAsia="Times New Roman"/>
         </w:rPr>
-        <w:t>“</w:t>
-      </w:r>
-      <w:proofErr w:type="spellStart"/>
-      <w:r>
-        <w:rPr>
-          <w:rFonts w:eastAsia="Times New Roman"/>
-        </w:rPr>
-        <w:t>Mmm</w:t>
-      </w:r>
-      <w:proofErr w:type="spellEnd"/>
-      <w:r>
-        <w:rPr>
-          <w:rFonts w:eastAsia="Times New Roman"/>
-        </w:rPr>
-        <w:t>. In that case, Administration supports it as well.</w:t>
+        <w:t>“Mmm. In that case, Administration supports it as well.</w:t>
       </w:r>
       <w:r>
         <w:rPr>
@@ -11182,21 +11108,7 @@
         <w:rPr>
           <w:rFonts w:eastAsia="Times New Roman"/>
         </w:rPr>
-        <w:t xml:space="preserve">really </w:t>
-      </w:r>
-      <w:proofErr w:type="spellStart"/>
-      <w:r>
-        <w:rPr>
-          <w:rFonts w:eastAsia="Times New Roman"/>
-        </w:rPr>
-        <w:t>freakin</w:t>
-      </w:r>
-      <w:proofErr w:type="spellEnd"/>
-      <w:r>
-        <w:rPr>
-          <w:rFonts w:eastAsia="Times New Roman"/>
-        </w:rPr>
-        <w:t>’ good</w:t>
+        <w:t>really freakin’ good</w:t>
       </w:r>
       <w:r>
         <w:rPr>
@@ -11919,19 +11831,11 @@
         </w:rPr>
         <w:t xml:space="preserve">“Nah, I’m just </w:t>
       </w:r>
-      <w:proofErr w:type="spellStart"/>
-      <w:r>
-        <w:rPr>
-          <w:rFonts w:eastAsia="Times New Roman"/>
-        </w:rPr>
-        <w:t>messin</w:t>
-      </w:r>
-      <w:proofErr w:type="spellEnd"/>
-      <w:r>
-        <w:rPr>
-          <w:rFonts w:eastAsia="Times New Roman"/>
-        </w:rPr>
-        <w:t>’ with</w:t>
+      <w:r>
+        <w:rPr>
+          <w:rFonts w:eastAsia="Times New Roman"/>
+        </w:rPr>
+        <w:t>messin’ with</w:t>
       </w:r>
       <w:r>
         <w:rPr>
@@ -12330,14 +12234,12 @@
           <w:rFonts w:eastAsia="Times New Roman"/>
         </w:rPr>
       </w:pPr>
-      <w:proofErr w:type="spellStart"/>
       <w:r>
         <w:rPr>
           <w:rFonts w:eastAsia="Times New Roman"/>
         </w:rPr>
         <w:t>hehhwhah</w:t>
       </w:r>
-      <w:proofErr w:type="spellEnd"/>
     </w:p>
     <w:p>
       <w:pPr>

--- a/Peregrine 2020.docx
+++ b/Peregrine 2020.docx
@@ -1662,7 +1662,15 @@
         <w:t>Speaking of, t</w:t>
       </w:r>
       <w:r>
-        <w:t xml:space="preserve">hat scent you’re wearing is real nice,” </w:t>
+        <w:t xml:space="preserve">hat scent you’re wearing is </w:t>
+      </w:r>
+      <w:proofErr w:type="gramStart"/>
+      <w:r>
+        <w:t>real</w:t>
+      </w:r>
+      <w:proofErr w:type="gramEnd"/>
+      <w:r>
+        <w:t xml:space="preserve"> nice,” </w:t>
       </w:r>
       <w:r>
         <w:t>she</w:t>
@@ -2120,7 +2128,15 @@
         <w:t xml:space="preserve"> </w:t>
       </w:r>
       <w:r>
-        <w:t xml:space="preserve">If Dr. Fairchild hadn’t invited me on this trip I think I might have literally </w:t>
+        <w:t xml:space="preserve">If Dr. Fairchild hadn’t invited me on this </w:t>
+      </w:r>
+      <w:proofErr w:type="gramStart"/>
+      <w:r>
+        <w:t>trip</w:t>
+      </w:r>
+      <w:proofErr w:type="gramEnd"/>
+      <w:r>
+        <w:t xml:space="preserve"> I think I might have literally </w:t>
       </w:r>
       <w:r>
         <w:t>turned to</w:t>
@@ -2433,10 +2449,18 @@
     </w:p>
     <w:p>
       <w:r>
-        <w:t>“Corpo</w:t>
-      </w:r>
-      <w:r>
-        <w:t xml:space="preserve">s </w:t>
+        <w:t>“</w:t>
+      </w:r>
+      <w:proofErr w:type="spellStart"/>
+      <w:r>
+        <w:t>Corpo</w:t>
+      </w:r>
+      <w:r>
+        <w:t>s</w:t>
+      </w:r>
+      <w:proofErr w:type="spellEnd"/>
+      <w:r>
+        <w:t xml:space="preserve"> </w:t>
       </w:r>
       <w:r>
         <w:t xml:space="preserve">are assholes, what else is new? </w:t>
@@ -2652,8 +2676,13 @@
       <w:r>
         <w:t xml:space="preserve">? </w:t>
       </w:r>
-      <w:r>
-        <w:t>Sure didn’t</w:t>
+      <w:proofErr w:type="gramStart"/>
+      <w:r>
+        <w:t>Sure</w:t>
+      </w:r>
+      <w:proofErr w:type="gramEnd"/>
+      <w:r>
+        <w:t xml:space="preserve"> didn’t</w:t>
       </w:r>
       <w:r>
         <w:t xml:space="preserve"> expect to see you here.</w:t>
@@ -3216,15 +3245,37 @@
       <w:r>
         <w:t xml:space="preserve"> back on campus.”</w:t>
       </w:r>
-    </w:p>
-    <w:p>
-      <w:r>
-        <w:t>“Yes, dreadful business, that,” Cassandra said.</w:t>
-      </w:r>
-    </w:p>
-    <w:p>
-      <w:r>
-        <w:t xml:space="preserve">“Agreed. My hope is that, the next time we meet, we’ll have more uplifting topics to discuss, but that’s a problem for another time. I can see I’m intruding, so </w:t>
+      <w:r>
+        <w:t xml:space="preserve"> </w:t>
+      </w:r>
+      <w:r>
+        <w:rPr>
+          <w:b/>
+          <w:bCs/>
+        </w:rPr>
+        <w:t>[Todo: This conversation should mention him staying in Vancouver so Cassandra knows where he is later on]</w:t>
+      </w:r>
+    </w:p>
+    <w:p>
+      <w:r>
+        <w:t>“</w:t>
+      </w:r>
+      <w:r>
+        <w:t>…</w:t>
+      </w:r>
+      <w:r>
+        <w:t>Yes, dreadful business, that,” Cassandra said.</w:t>
+      </w:r>
+    </w:p>
+    <w:p>
+      <w:r>
+        <w:t>“</w:t>
+      </w:r>
+      <w:r>
+        <w:t>Seems you share my sentiments</w:t>
+      </w:r>
+      <w:r>
+        <w:t xml:space="preserve">. My hope is that, the next time we meet, we’ll have more uplifting topics to discuss, but I can see I’m intruding, so </w:t>
       </w:r>
       <w:r>
         <w:t>I’ll leave you t</w:t>
@@ -3233,7 +3284,13 @@
         <w:t>wo to your chat, now</w:t>
       </w:r>
       <w:r>
-        <w:t>.”</w:t>
+        <w:t>.</w:t>
+      </w:r>
+      <w:r>
+        <w:t xml:space="preserve"> Good luck at the conference.</w:t>
+      </w:r>
+      <w:r>
+        <w:t>”</w:t>
       </w:r>
       <w:r>
         <w:t xml:space="preserve"> </w:t>
@@ -3278,13 +3335,10 @@
         <w:t>,</w:t>
       </w:r>
       <w:r>
-        <w:t xml:space="preserve"> we </w:t>
-      </w:r>
-      <w:r>
-        <w:t>were just catching up</w:t>
-      </w:r>
-      <w:r>
-        <w:t>, is all</w:t>
+        <w:t xml:space="preserve"> </w:t>
+      </w:r>
+      <w:r>
+        <w:t>he was just asking a few questions about what happened back home</w:t>
       </w:r>
       <w:r>
         <w:t xml:space="preserve">. May I?” Akiko pointed to the bag of candy, which </w:t>
@@ -3301,6 +3355,7 @@
     </w:p>
     <w:p>
       <w:r>
+        <w:lastRenderedPageBreak/>
         <w:t xml:space="preserve">“Well, that’s good to hear, at least,” Cassandra said </w:t>
       </w:r>
       <w:r>
@@ -3351,7 +3406,6 @@
     </w:p>
     <w:p>
       <w:r>
-        <w:lastRenderedPageBreak/>
         <w:t xml:space="preserve">Akiko </w:t>
       </w:r>
       <w:r>
@@ -3407,9 +3461,11 @@
     <w:p/>
     <w:p/>
     <w:p/>
-    <w:p/>
-    <w:p/>
-    <w:p/>
+    <w:p>
+      <w:pPr>
+        <w:ind w:firstLine="0"/>
+      </w:pPr>
+    </w:p>
     <w:p>
       <w:pPr>
         <w:ind w:firstLine="0"/>
@@ -5197,271 +5253,37 @@
         <w:rPr>
           <w:lang w:eastAsia="ja-JP"/>
         </w:rPr>
-        <w:t xml:space="preserve">The board has wanted to purge the Vancouver campus ever since the MQ-50 incident, but </w:t>
-      </w:r>
-      <w:r>
-        <w:rPr>
-          <w:lang w:eastAsia="ja-JP"/>
-        </w:rPr>
-        <w:t>now that we have the union vote coming up</w:t>
-      </w:r>
-      <w:r>
-        <w:rPr>
-          <w:lang w:eastAsia="ja-JP"/>
-        </w:rPr>
-        <w:t xml:space="preserve">, they’re </w:t>
-      </w:r>
-      <w:r>
-        <w:rPr>
-          <w:lang w:eastAsia="ja-JP"/>
-        </w:rPr>
-        <w:t>rushing to beat us to the punch</w:t>
-      </w:r>
-      <w:r>
-        <w:rPr>
-          <w:lang w:eastAsia="ja-JP"/>
-        </w:rPr>
-        <w:t xml:space="preserve">. </w:t>
-      </w:r>
-      <w:r>
-        <w:rPr>
-          <w:lang w:eastAsia="ja-JP"/>
-        </w:rPr>
-        <w:t>To do that, they’ve prepared a little something called the VSI – the “Vancouver Security Initiative,” which basically just says we’re all radical communists and need to be purged to keep the company and its employees safe</w:t>
-      </w:r>
-      <w:r>
-        <w:rPr>
-          <w:lang w:eastAsia="ja-JP"/>
-        </w:rPr>
-        <w:t>, or some such nonsense</w:t>
-      </w:r>
-      <w:r>
-        <w:rPr>
-          <w:lang w:eastAsia="ja-JP"/>
-        </w:rPr>
-        <w:t>.</w:t>
-      </w:r>
-      <w:r>
-        <w:rPr>
-          <w:lang w:eastAsia="ja-JP"/>
-        </w:rPr>
-        <w:t xml:space="preserve"> You, me, anyone who’d </w:t>
-      </w:r>
-      <w:r>
-        <w:rPr>
-          <w:lang w:eastAsia="ja-JP"/>
-        </w:rPr>
-        <w:t>go against the board is getting kicked to the curb</w:t>
-      </w:r>
-      <w:r>
-        <w:rPr>
-          <w:lang w:eastAsia="ja-JP"/>
-        </w:rPr>
-        <w:t>.”</w:t>
-      </w:r>
-    </w:p>
-    <w:p>
-      <w:pPr>
-        <w:rPr>
-          <w:lang w:eastAsia="ja-JP"/>
-        </w:rPr>
-      </w:pPr>
-      <w:r>
-        <w:rPr>
-          <w:lang w:eastAsia="ja-JP"/>
-        </w:rPr>
-        <w:t>“That’s at least half the staff they’d have to replace</w:t>
-      </w:r>
-      <w:r>
-        <w:rPr>
-          <w:lang w:eastAsia="ja-JP"/>
-        </w:rPr>
-        <w:t>,” Cassandra said.</w:t>
-      </w:r>
-      <w:r>
-        <w:rPr>
-          <w:lang w:eastAsia="ja-JP"/>
-        </w:rPr>
-        <w:t xml:space="preserve"> </w:t>
-      </w:r>
-    </w:p>
-    <w:p>
-      <w:pPr>
-        <w:rPr>
-          <w:lang w:eastAsia="ja-JP"/>
-        </w:rPr>
-      </w:pPr>
-      <w:r>
-        <w:rPr>
-          <w:lang w:eastAsia="ja-JP"/>
-        </w:rPr>
-        <w:t>“And they’re willing to pay that cost if it gets our heads on pikes.</w:t>
-      </w:r>
-      <w:r>
-        <w:rPr>
-          <w:lang w:eastAsia="ja-JP"/>
-        </w:rPr>
-        <w:t xml:space="preserve"> It wouldn’t be the first time </w:t>
-      </w:r>
-      <w:r>
-        <w:rPr>
-          <w:lang w:eastAsia="ja-JP"/>
-        </w:rPr>
-        <w:t>something like this happened</w:t>
-      </w:r>
-      <w:r>
-        <w:rPr>
-          <w:lang w:eastAsia="ja-JP"/>
-        </w:rPr>
-        <w:t>.</w:t>
-      </w:r>
-      <w:r>
-        <w:rPr>
-          <w:lang w:eastAsia="ja-JP"/>
-        </w:rPr>
-        <w:t>”</w:t>
-      </w:r>
-    </w:p>
-    <w:p>
-      <w:pPr>
-        <w:rPr>
-          <w:lang w:eastAsia="ja-JP"/>
-        </w:rPr>
-      </w:pPr>
-      <w:r>
-        <w:rPr>
-          <w:lang w:eastAsia="ja-JP"/>
-        </w:rPr>
-        <w:t xml:space="preserve">The two women were silent for a moment as they considered </w:t>
-      </w:r>
-      <w:r>
-        <w:rPr>
-          <w:lang w:eastAsia="ja-JP"/>
-        </w:rPr>
-        <w:t>the young man’s</w:t>
-      </w:r>
-      <w:r>
-        <w:rPr>
-          <w:lang w:eastAsia="ja-JP"/>
-        </w:rPr>
-        <w:t xml:space="preserve"> words. </w:t>
-      </w:r>
-    </w:p>
-    <w:p>
-      <w:pPr>
-        <w:rPr>
-          <w:lang w:eastAsia="ja-JP"/>
-        </w:rPr>
-      </w:pPr>
-      <w:r>
-        <w:rPr>
-          <w:lang w:eastAsia="ja-JP"/>
-        </w:rPr>
-        <w:t>“I saw Director Lancaster on the train, talking to Akiko</w:t>
-      </w:r>
-      <w:r>
-        <w:rPr>
-          <w:lang w:eastAsia="ja-JP"/>
-        </w:rPr>
-        <w:t>,” Cassandra said.</w:t>
-      </w:r>
-      <w:r>
-        <w:rPr>
-          <w:lang w:eastAsia="ja-JP"/>
-        </w:rPr>
-        <w:t xml:space="preserve"> </w:t>
-      </w:r>
-      <w:r>
-        <w:rPr>
-          <w:lang w:eastAsia="ja-JP"/>
-        </w:rPr>
-        <w:t xml:space="preserve">“She says he was </w:t>
-      </w:r>
-      <w:r>
-        <w:rPr>
-          <w:lang w:eastAsia="ja-JP"/>
-        </w:rPr>
-        <w:t>her</w:t>
-      </w:r>
-      <w:r>
-        <w:rPr>
-          <w:lang w:eastAsia="ja-JP"/>
-        </w:rPr>
-        <w:t xml:space="preserve"> mentor</w:t>
-      </w:r>
-      <w:r>
-        <w:rPr>
-          <w:lang w:eastAsia="ja-JP"/>
-        </w:rPr>
-        <w:t>,</w:t>
-      </w:r>
-      <w:r>
-        <w:rPr>
-          <w:lang w:eastAsia="ja-JP"/>
-        </w:rPr>
-        <w:t xml:space="preserve"> and they were just reminiscing about the good old days, or some such, but </w:t>
-      </w:r>
-      <w:r>
-        <w:rPr>
-          <w:lang w:eastAsia="ja-JP"/>
-        </w:rPr>
-        <w:t>it’s possible</w:t>
-      </w:r>
-      <w:r>
-        <w:rPr>
-          <w:lang w:eastAsia="ja-JP"/>
-        </w:rPr>
-        <w:t xml:space="preserve"> he was </w:t>
-      </w:r>
-      <w:r>
-        <w:rPr>
-          <w:lang w:eastAsia="ja-JP"/>
-        </w:rPr>
-        <w:t>gunning for</w:t>
-      </w:r>
-      <w:r>
-        <w:rPr>
-          <w:lang w:eastAsia="ja-JP"/>
-        </w:rPr>
-        <w:t xml:space="preserve"> information. Whether she gave it willingly or not remains to be seen.”</w:t>
-      </w:r>
-    </w:p>
-    <w:p>
-      <w:pPr>
-        <w:rPr>
-          <w:lang w:eastAsia="ja-JP"/>
-        </w:rPr>
-      </w:pPr>
-      <w:r>
-        <w:rPr>
-          <w:lang w:eastAsia="ja-JP"/>
-        </w:rPr>
-        <w:t>“I did hear tell that he’s staying somewhere in Vancouver now. Whatever game he’s playing, he expects it to be a long one,” Jackson said.</w:t>
-      </w:r>
-    </w:p>
-    <w:p>
-      <w:pPr>
-        <w:rPr>
-          <w:lang w:eastAsia="ja-JP"/>
-        </w:rPr>
-      </w:pPr>
-      <w:r>
-        <w:rPr>
-          <w:lang w:eastAsia="ja-JP"/>
-        </w:rPr>
-        <w:t xml:space="preserve">Shufen sighed. </w:t>
-      </w:r>
-      <w:r>
-        <w:rPr>
-          <w:lang w:eastAsia="ja-JP"/>
-        </w:rPr>
-        <w:t>“</w:t>
-      </w:r>
-      <w:r>
-        <w:rPr>
-          <w:lang w:eastAsia="ja-JP"/>
-        </w:rPr>
-        <w:t xml:space="preserve">He could be doing any number of things, and that’s what worries me. We’ll just have to deal with him later, and focus on the things we </w:t>
+        <w:t xml:space="preserve">The board has wanted to </w:t>
+      </w:r>
+      <w:r>
+        <w:rPr>
+          <w:lang w:eastAsia="ja-JP"/>
+        </w:rPr>
+        <w:t>clean house in Vancouver</w:t>
+      </w:r>
+      <w:r>
+        <w:rPr>
+          <w:lang w:eastAsia="ja-JP"/>
+        </w:rPr>
+        <w:t xml:space="preserve"> ever since </w:t>
+      </w:r>
+      <w:r>
+        <w:rPr>
+          <w:lang w:eastAsia="ja-JP"/>
+        </w:rPr>
+        <w:t>we ruined their military contracts</w:t>
+      </w:r>
+      <w:r>
+        <w:rPr>
+          <w:lang w:eastAsia="ja-JP"/>
+        </w:rPr>
+        <w:t xml:space="preserve">, </w:t>
+      </w:r>
+      <w:r>
+        <w:rPr>
+          <w:lang w:eastAsia="ja-JP"/>
+        </w:rPr>
+        <w:t xml:space="preserve">but now that we’re unionized, they’re </w:t>
       </w:r>
       <w:r>
         <w:rPr>
@@ -5469,13 +5291,75 @@
           <w:iCs/>
           <w:lang w:eastAsia="ja-JP"/>
         </w:rPr>
-        <w:t xml:space="preserve">can </w:t>
-      </w:r>
-      <w:r>
-        <w:rPr>
-          <w:lang w:eastAsia="ja-JP"/>
-        </w:rPr>
-        <w:t>control for now. Bolstering security on campus, for instance.”</w:t>
+        <w:t xml:space="preserve">really </w:t>
+      </w:r>
+      <w:r>
+        <w:rPr>
+          <w:lang w:eastAsia="ja-JP"/>
+        </w:rPr>
+        <w:t>pissed</w:t>
+      </w:r>
+      <w:r>
+        <w:rPr>
+          <w:lang w:eastAsia="ja-JP"/>
+        </w:rPr>
+        <w:t xml:space="preserve">. </w:t>
+      </w:r>
+      <w:r>
+        <w:rPr>
+          <w:lang w:eastAsia="ja-JP"/>
+        </w:rPr>
+        <w:t>T</w:t>
+      </w:r>
+      <w:r>
+        <w:rPr>
+          <w:lang w:eastAsia="ja-JP"/>
+        </w:rPr>
+        <w:t xml:space="preserve">hey’ve prepared a little something called the VSI – the “Vancouver Security Initiative,” which basically just says we’re all radical communists and </w:t>
+      </w:r>
+      <w:proofErr w:type="gramStart"/>
+      <w:r>
+        <w:rPr>
+          <w:lang w:eastAsia="ja-JP"/>
+        </w:rPr>
+        <w:t>need</w:t>
+      </w:r>
+      <w:proofErr w:type="gramEnd"/>
+      <w:r>
+        <w:rPr>
+          <w:lang w:eastAsia="ja-JP"/>
+        </w:rPr>
+        <w:t xml:space="preserve"> to be purged to keep the company and its employees safe</w:t>
+      </w:r>
+      <w:r>
+        <w:rPr>
+          <w:lang w:eastAsia="ja-JP"/>
+        </w:rPr>
+        <w:t>, or some such nonsense</w:t>
+      </w:r>
+      <w:r>
+        <w:rPr>
+          <w:lang w:eastAsia="ja-JP"/>
+        </w:rPr>
+        <w:t>.</w:t>
+      </w:r>
+      <w:r>
+        <w:rPr>
+          <w:lang w:eastAsia="ja-JP"/>
+        </w:rPr>
+        <w:t xml:space="preserve"> You, me, anyone who’d </w:t>
+      </w:r>
+      <w:r>
+        <w:rPr>
+          <w:lang w:eastAsia="ja-JP"/>
+        </w:rPr>
+        <w:t>go against the board is getting kicked to the curb</w:t>
+      </w:r>
+      <w:r>
+        <w:rPr>
+          <w:lang w:eastAsia="ja-JP"/>
+        </w:rPr>
+        <w:t>.”</w:t>
       </w:r>
     </w:p>
     <w:p>
@@ -5494,45 +5378,179 @@
         <w:rPr>
           <w:lang w:eastAsia="ja-JP"/>
         </w:rPr>
-        <w:t xml:space="preserve">That’s definitely something I can do. </w:t>
-      </w:r>
-      <w:r>
-        <w:rPr>
-          <w:lang w:eastAsia="ja-JP"/>
-        </w:rPr>
-        <w:t xml:space="preserve">Is there anywhere you </w:t>
-      </w:r>
-      <w:r>
-        <w:rPr>
-          <w:lang w:eastAsia="ja-JP"/>
-        </w:rPr>
-        <w:t>want prioritized</w:t>
-      </w:r>
-      <w:r>
-        <w:rPr>
-          <w:lang w:eastAsia="ja-JP"/>
-        </w:rPr>
-        <w:t>?” Cassandra asked.</w:t>
-      </w:r>
-    </w:p>
-    <w:p>
-      <w:pPr>
-        <w:rPr>
-          <w:lang w:eastAsia="ja-JP"/>
-        </w:rPr>
-      </w:pPr>
-      <w:r>
-        <w:rPr>
-          <w:lang w:eastAsia="ja-JP"/>
-        </w:rPr>
-        <w:lastRenderedPageBreak/>
-        <w:t>“No, I trust your judgement.</w:t>
-      </w:r>
-      <w:r>
-        <w:rPr>
-          <w:lang w:eastAsia="ja-JP"/>
-        </w:rPr>
-        <w:t xml:space="preserve"> What matters most is that we </w:t>
+        <w:t>There’d be a general strike if they tried</w:t>
+      </w:r>
+      <w:r>
+        <w:rPr>
+          <w:lang w:eastAsia="ja-JP"/>
+        </w:rPr>
+        <w:t>,” Cassandra said.</w:t>
+      </w:r>
+      <w:r>
+        <w:rPr>
+          <w:lang w:eastAsia="ja-JP"/>
+        </w:rPr>
+        <w:t xml:space="preserve"> </w:t>
+      </w:r>
+    </w:p>
+    <w:p>
+      <w:pPr>
+        <w:rPr>
+          <w:lang w:eastAsia="ja-JP"/>
+        </w:rPr>
+      </w:pPr>
+      <w:r>
+        <w:rPr>
+          <w:lang w:eastAsia="ja-JP"/>
+        </w:rPr>
+        <w:t xml:space="preserve">“And they’re willing to pay that cost </w:t>
+      </w:r>
+      <w:r>
+        <w:rPr>
+          <w:lang w:eastAsia="ja-JP"/>
+        </w:rPr>
+        <w:t>to take back control of Vancouver</w:t>
+      </w:r>
+      <w:r>
+        <w:rPr>
+          <w:lang w:eastAsia="ja-JP"/>
+        </w:rPr>
+        <w:t>.</w:t>
+      </w:r>
+      <w:r>
+        <w:rPr>
+          <w:lang w:eastAsia="ja-JP"/>
+        </w:rPr>
+        <w:t xml:space="preserve"> It wouldn’t be the first time </w:t>
+      </w:r>
+      <w:r>
+        <w:rPr>
+          <w:lang w:eastAsia="ja-JP"/>
+        </w:rPr>
+        <w:t>something like this happened</w:t>
+      </w:r>
+      <w:r>
+        <w:rPr>
+          <w:lang w:eastAsia="ja-JP"/>
+        </w:rPr>
+        <w:t>.</w:t>
+      </w:r>
+      <w:r>
+        <w:rPr>
+          <w:lang w:eastAsia="ja-JP"/>
+        </w:rPr>
+        <w:t>”</w:t>
+      </w:r>
+    </w:p>
+    <w:p>
+      <w:pPr>
+        <w:rPr>
+          <w:lang w:eastAsia="ja-JP"/>
+        </w:rPr>
+      </w:pPr>
+      <w:r>
+        <w:rPr>
+          <w:lang w:eastAsia="ja-JP"/>
+        </w:rPr>
+        <w:t xml:space="preserve">The two women were silent for a moment as they considered </w:t>
+      </w:r>
+      <w:r>
+        <w:rPr>
+          <w:lang w:eastAsia="ja-JP"/>
+        </w:rPr>
+        <w:t>the young man’s</w:t>
+      </w:r>
+      <w:r>
+        <w:rPr>
+          <w:lang w:eastAsia="ja-JP"/>
+        </w:rPr>
+        <w:t xml:space="preserve"> words. </w:t>
+      </w:r>
+    </w:p>
+    <w:p>
+      <w:pPr>
+        <w:rPr>
+          <w:lang w:eastAsia="ja-JP"/>
+        </w:rPr>
+      </w:pPr>
+      <w:r>
+        <w:rPr>
+          <w:lang w:eastAsia="ja-JP"/>
+        </w:rPr>
+        <w:t>“I saw Director Lancaster on the train, talking to Akiko</w:t>
+      </w:r>
+      <w:r>
+        <w:rPr>
+          <w:lang w:eastAsia="ja-JP"/>
+        </w:rPr>
+        <w:t>,” Cassandra said.</w:t>
+      </w:r>
+      <w:r>
+        <w:rPr>
+          <w:lang w:eastAsia="ja-JP"/>
+        </w:rPr>
+        <w:t xml:space="preserve"> </w:t>
+      </w:r>
+      <w:r>
+        <w:rPr>
+          <w:lang w:eastAsia="ja-JP"/>
+        </w:rPr>
+        <w:t>“</w:t>
+      </w:r>
+      <w:r>
+        <w:rPr>
+          <w:lang w:eastAsia="ja-JP"/>
+        </w:rPr>
+        <w:t>She said he was asking her about the murder</w:t>
+      </w:r>
+      <w:r>
+        <w:rPr>
+          <w:lang w:eastAsia="ja-JP"/>
+        </w:rPr>
+        <w:t xml:space="preserve">. </w:t>
+      </w:r>
+      <w:r>
+        <w:rPr>
+          <w:lang w:eastAsia="ja-JP"/>
+        </w:rPr>
+        <w:t>Supports the idea that they’re trying to pin it on us</w:t>
+      </w:r>
+      <w:r>
+        <w:rPr>
+          <w:lang w:eastAsia="ja-JP"/>
+        </w:rPr>
+        <w:t>.”</w:t>
+      </w:r>
+      <w:r>
+        <w:rPr>
+          <w:lang w:eastAsia="ja-JP"/>
+        </w:rPr>
+        <w:t xml:space="preserve"> </w:t>
+      </w:r>
+    </w:p>
+    <w:p>
+      <w:pPr>
+        <w:rPr>
+          <w:lang w:eastAsia="ja-JP"/>
+        </w:rPr>
+      </w:pPr>
+      <w:r>
+        <w:rPr>
+          <w:lang w:eastAsia="ja-JP"/>
+        </w:rPr>
+        <w:t xml:space="preserve">Shufen sighed. </w:t>
+      </w:r>
+      <w:r>
+        <w:rPr>
+          <w:lang w:eastAsia="ja-JP"/>
+        </w:rPr>
+        <w:t>“</w:t>
+      </w:r>
+      <w:r>
+        <w:rPr>
+          <w:lang w:eastAsia="ja-JP"/>
+        </w:rPr>
+        <w:t xml:space="preserve">He could be doing any number of things, and that’s what worries me. We’ll just have to deal with him later, and focus on the things we </w:t>
       </w:r>
       <w:r>
         <w:rPr>
@@ -5540,6 +5558,76 @@
           <w:iCs/>
           <w:lang w:eastAsia="ja-JP"/>
         </w:rPr>
+        <w:t xml:space="preserve">can </w:t>
+      </w:r>
+      <w:r>
+        <w:rPr>
+          <w:lang w:eastAsia="ja-JP"/>
+        </w:rPr>
+        <w:t>control for now. Bolstering security on campus, for instance.”</w:t>
+      </w:r>
+    </w:p>
+    <w:p>
+      <w:pPr>
+        <w:rPr>
+          <w:lang w:eastAsia="ja-JP"/>
+        </w:rPr>
+      </w:pPr>
+      <w:r>
+        <w:rPr>
+          <w:lang w:eastAsia="ja-JP"/>
+        </w:rPr>
+        <w:t>“</w:t>
+      </w:r>
+      <w:r>
+        <w:rPr>
+          <w:lang w:eastAsia="ja-JP"/>
+        </w:rPr>
+        <w:t xml:space="preserve">That’s definitely something I can do. </w:t>
+      </w:r>
+      <w:r>
+        <w:rPr>
+          <w:lang w:eastAsia="ja-JP"/>
+        </w:rPr>
+        <w:t xml:space="preserve">Is there anywhere you </w:t>
+      </w:r>
+      <w:r>
+        <w:rPr>
+          <w:lang w:eastAsia="ja-JP"/>
+        </w:rPr>
+        <w:t>want prioritized</w:t>
+      </w:r>
+      <w:r>
+        <w:rPr>
+          <w:lang w:eastAsia="ja-JP"/>
+        </w:rPr>
+        <w:t>?” Cassandra asked.</w:t>
+      </w:r>
+    </w:p>
+    <w:p>
+      <w:pPr>
+        <w:rPr>
+          <w:lang w:eastAsia="ja-JP"/>
+        </w:rPr>
+      </w:pPr>
+      <w:r>
+        <w:rPr>
+          <w:lang w:eastAsia="ja-JP"/>
+        </w:rPr>
+        <w:t>“No, I trust your judgement.</w:t>
+      </w:r>
+      <w:r>
+        <w:rPr>
+          <w:lang w:eastAsia="ja-JP"/>
+        </w:rPr>
+        <w:t xml:space="preserve"> What matters most is that we </w:t>
+      </w:r>
+      <w:r>
+        <w:rPr>
+          <w:i/>
+          <w:iCs/>
+          <w:lang w:eastAsia="ja-JP"/>
+        </w:rPr>
         <w:t>look</w:t>
       </w:r>
       <w:r>
@@ -5632,6 +5720,7 @@
         <w:rPr>
           <w:lang w:eastAsia="ja-JP"/>
         </w:rPr>
+        <w:lastRenderedPageBreak/>
         <w:t xml:space="preserve">“I understand,” she </w:t>
       </w:r>
       <w:r>
@@ -6053,7 +6142,13 @@
         <w:rPr>
           <w:lang w:eastAsia="ja-JP"/>
         </w:rPr>
-        <w:t xml:space="preserve"> use her for our little project</w:t>
+        <w:t xml:space="preserve"> use her </w:t>
+      </w:r>
+      <w:r>
+        <w:rPr>
+          <w:lang w:eastAsia="ja-JP"/>
+        </w:rPr>
+        <w:t>as a piece in our little game</w:t>
       </w:r>
       <w:r>
         <w:rPr>
@@ -6103,6 +6198,86 @@
       <w:pPr>
         <w:rPr>
           <w:lang w:eastAsia="ja-JP"/>
+        </w:rPr>
+      </w:pPr>
+      <w:r>
+        <w:rPr>
+          <w:lang w:eastAsia="ja-JP"/>
+        </w:rPr>
+        <w:t>“</w:t>
+      </w:r>
+      <w:r>
+        <w:rPr>
+          <w:lang w:eastAsia="ja-JP"/>
+        </w:rPr>
+        <w:t>I</w:t>
+      </w:r>
+      <w:r>
+        <w:rPr>
+          <w:lang w:eastAsia="ja-JP"/>
+        </w:rPr>
+        <w:t xml:space="preserve"> know what you look like when you want a girl in your bed</w:t>
+      </w:r>
+      <w:r>
+        <w:rPr>
+          <w:lang w:eastAsia="ja-JP"/>
+        </w:rPr>
+        <w:t>, and that ain’t it</w:t>
+      </w:r>
+      <w:r>
+        <w:rPr>
+          <w:lang w:eastAsia="ja-JP"/>
+        </w:rPr>
+        <w:t xml:space="preserve">.” Jackson tapped Cassandra’s temple, </w:t>
+      </w:r>
+      <w:r>
+        <w:rPr>
+          <w:lang w:eastAsia="ja-JP"/>
+        </w:rPr>
+        <w:t>making her instinctively lean</w:t>
+      </w:r>
+      <w:r>
+        <w:rPr>
+          <w:lang w:eastAsia="ja-JP"/>
+        </w:rPr>
+        <w:t xml:space="preserve"> away</w:t>
+      </w:r>
+      <w:r>
+        <w:rPr>
+          <w:lang w:eastAsia="ja-JP"/>
+        </w:rPr>
+        <w:t>.</w:t>
+      </w:r>
+      <w:r>
+        <w:rPr>
+          <w:lang w:eastAsia="ja-JP"/>
+        </w:rPr>
+        <w:t xml:space="preserve"> “Besides, I had the exact same idea.</w:t>
+      </w:r>
+      <w:r>
+        <w:rPr>
+          <w:lang w:eastAsia="ja-JP"/>
+        </w:rPr>
+        <w:t xml:space="preserve"> Get her on our side for a little bit of old-fashioned counter-espionage, eh?”</w:t>
+      </w:r>
+    </w:p>
+    <w:p>
+      <w:pPr>
+        <w:rPr>
+          <w:lang w:eastAsia="ja-JP"/>
+        </w:rPr>
+      </w:pPr>
+      <w:r>
+        <w:rPr>
+          <w:lang w:eastAsia="ja-JP"/>
+        </w:rPr>
+        <w:t>“That’s about the long and short of it, yes.”</w:t>
+      </w:r>
+    </w:p>
+    <w:p>
+      <w:pPr>
+        <w:rPr>
+          <w:lang w:val="en-CA" w:eastAsia="ja-JP"/>
         </w:rPr>
       </w:pPr>
       <w:r>
@@ -6116,86 +6291,6 @@
         <w:rPr>
           <w:lang w:eastAsia="ja-JP"/>
         </w:rPr>
-        <w:t>I</w:t>
-      </w:r>
-      <w:r>
-        <w:rPr>
-          <w:lang w:eastAsia="ja-JP"/>
-        </w:rPr>
-        <w:t xml:space="preserve"> know what you look like when you want a girl in your bed</w:t>
-      </w:r>
-      <w:r>
-        <w:rPr>
-          <w:lang w:eastAsia="ja-JP"/>
-        </w:rPr>
-        <w:t>, and that ain’t it</w:t>
-      </w:r>
-      <w:r>
-        <w:rPr>
-          <w:lang w:eastAsia="ja-JP"/>
-        </w:rPr>
-        <w:t xml:space="preserve">.” Jackson tapped Cassandra’s temple, </w:t>
-      </w:r>
-      <w:r>
-        <w:rPr>
-          <w:lang w:eastAsia="ja-JP"/>
-        </w:rPr>
-        <w:t>making her instinctively lean</w:t>
-      </w:r>
-      <w:r>
-        <w:rPr>
-          <w:lang w:eastAsia="ja-JP"/>
-        </w:rPr>
-        <w:t xml:space="preserve"> away</w:t>
-      </w:r>
-      <w:r>
-        <w:rPr>
-          <w:lang w:eastAsia="ja-JP"/>
-        </w:rPr>
-        <w:t>.</w:t>
-      </w:r>
-      <w:r>
-        <w:rPr>
-          <w:lang w:eastAsia="ja-JP"/>
-        </w:rPr>
-        <w:t xml:space="preserve"> “Besides, I had the exact same idea.</w:t>
-      </w:r>
-      <w:r>
-        <w:rPr>
-          <w:lang w:eastAsia="ja-JP"/>
-        </w:rPr>
-        <w:t xml:space="preserve"> Get her on our side for a little bit of old-fashioned counter-espionage, eh?”</w:t>
-      </w:r>
-    </w:p>
-    <w:p>
-      <w:pPr>
-        <w:rPr>
-          <w:lang w:eastAsia="ja-JP"/>
-        </w:rPr>
-      </w:pPr>
-      <w:r>
-        <w:rPr>
-          <w:lang w:eastAsia="ja-JP"/>
-        </w:rPr>
-        <w:t>“That’s about the long and short of it, yes.”</w:t>
-      </w:r>
-    </w:p>
-    <w:p>
-      <w:pPr>
-        <w:rPr>
-          <w:lang w:val="en-CA" w:eastAsia="ja-JP"/>
-        </w:rPr>
-      </w:pPr>
-      <w:r>
-        <w:rPr>
-          <w:lang w:eastAsia="ja-JP"/>
-        </w:rPr>
-        <w:t>“</w:t>
-      </w:r>
-      <w:r>
-        <w:rPr>
-          <w:lang w:eastAsia="ja-JP"/>
-        </w:rPr>
         <w:t>For someone who wants to be a spy, you’re damn easy to read, but never mind that.</w:t>
       </w:r>
       <w:r>
@@ -6648,56 +6743,56 @@
         <w:rPr>
           <w:lang w:eastAsia="ja-JP"/>
         </w:rPr>
+        <w:t xml:space="preserve">That wouldn’t do, Cassandra thought. Having a </w:t>
+      </w:r>
+      <w:r>
+        <w:rPr>
+          <w:lang w:eastAsia="ja-JP"/>
+        </w:rPr>
+        <w:t>mole</w:t>
+      </w:r>
+      <w:r>
+        <w:rPr>
+          <w:lang w:eastAsia="ja-JP"/>
+        </w:rPr>
+        <w:t xml:space="preserve"> in Seattle would be useful, to be sure, but Lancaster was the present threat, and </w:t>
+      </w:r>
+      <w:r>
+        <w:rPr>
+          <w:lang w:eastAsia="ja-JP"/>
+        </w:rPr>
+        <w:t>Jackson made it sound like he’d be in Vancouver for the foreseeable future</w:t>
+      </w:r>
+      <w:r>
+        <w:rPr>
+          <w:lang w:eastAsia="ja-JP"/>
+        </w:rPr>
+        <w:t>. A gentle touch was needed</w:t>
+      </w:r>
+      <w:r>
+        <w:rPr>
+          <w:lang w:eastAsia="ja-JP"/>
+        </w:rPr>
+        <w:t xml:space="preserve"> to send her in the right direction</w:t>
+      </w:r>
+      <w:r>
+        <w:rPr>
+          <w:lang w:eastAsia="ja-JP"/>
+        </w:rPr>
+        <w:t>.</w:t>
+      </w:r>
+    </w:p>
+    <w:p>
+      <w:pPr>
+        <w:rPr>
+          <w:lang w:eastAsia="ja-JP"/>
+        </w:rPr>
+      </w:pPr>
+      <w:r>
+        <w:rPr>
+          <w:lang w:eastAsia="ja-JP"/>
+        </w:rPr>
         <w:lastRenderedPageBreak/>
-        <w:t xml:space="preserve">That wouldn’t do, Cassandra thought. Having a </w:t>
-      </w:r>
-      <w:r>
-        <w:rPr>
-          <w:lang w:eastAsia="ja-JP"/>
-        </w:rPr>
-        <w:t>mole</w:t>
-      </w:r>
-      <w:r>
-        <w:rPr>
-          <w:lang w:eastAsia="ja-JP"/>
-        </w:rPr>
-        <w:t xml:space="preserve"> in Seattle would be useful, to be sure, but Lancaster was the present threat, and </w:t>
-      </w:r>
-      <w:r>
-        <w:rPr>
-          <w:lang w:eastAsia="ja-JP"/>
-        </w:rPr>
-        <w:t>Jackson made it sound like he’d be in Vancouver for the foreseeable future</w:t>
-      </w:r>
-      <w:r>
-        <w:rPr>
-          <w:lang w:eastAsia="ja-JP"/>
-        </w:rPr>
-        <w:t>. A gentle touch was needed</w:t>
-      </w:r>
-      <w:r>
-        <w:rPr>
-          <w:lang w:eastAsia="ja-JP"/>
-        </w:rPr>
-        <w:t xml:space="preserve"> to send her in the right direction</w:t>
-      </w:r>
-      <w:r>
-        <w:rPr>
-          <w:lang w:eastAsia="ja-JP"/>
-        </w:rPr>
-        <w:t>.</w:t>
-      </w:r>
-    </w:p>
-    <w:p>
-      <w:pPr>
-        <w:rPr>
-          <w:lang w:eastAsia="ja-JP"/>
-        </w:rPr>
-      </w:pPr>
-      <w:r>
-        <w:rPr>
-          <w:lang w:eastAsia="ja-JP"/>
-        </w:rPr>
         <w:t>“I’m not sure that’s a good idea</w:t>
       </w:r>
       <w:r>
@@ -7200,177 +7295,177 @@
         <w:rPr>
           <w:lang w:eastAsia="ja-JP"/>
         </w:rPr>
+        <w:t xml:space="preserve">Back inside the hall, Jackson frowned at Cassandra. </w:t>
+      </w:r>
+      <w:r>
+        <w:rPr>
+          <w:lang w:eastAsia="ja-JP"/>
+        </w:rPr>
+        <w:t>“</w:t>
+      </w:r>
+      <w:r>
+        <w:rPr>
+          <w:lang w:eastAsia="ja-JP"/>
+        </w:rPr>
+        <w:t xml:space="preserve">You could have just ordered her to </w:t>
+      </w:r>
+      <w:r>
+        <w:rPr>
+          <w:lang w:eastAsia="ja-JP"/>
+        </w:rPr>
+        <w:t>stay</w:t>
+      </w:r>
+      <w:r>
+        <w:rPr>
+          <w:lang w:eastAsia="ja-JP"/>
+        </w:rPr>
+        <w:t xml:space="preserve">,” </w:t>
+      </w:r>
+      <w:r>
+        <w:rPr>
+          <w:lang w:eastAsia="ja-JP"/>
+        </w:rPr>
+        <w:t>he</w:t>
+      </w:r>
+      <w:r>
+        <w:rPr>
+          <w:lang w:eastAsia="ja-JP"/>
+        </w:rPr>
+        <w:t xml:space="preserve"> said.</w:t>
+      </w:r>
+      <w:r>
+        <w:rPr>
+          <w:lang w:eastAsia="ja-JP"/>
+        </w:rPr>
+        <w:t xml:space="preserve"> “Or had your mother do it. She’s no good to us i</w:t>
+      </w:r>
+      <w:r>
+        <w:rPr>
+          <w:lang w:eastAsia="ja-JP"/>
+        </w:rPr>
+        <w:t>n Seattle</w:t>
+      </w:r>
+      <w:r>
+        <w:rPr>
+          <w:lang w:eastAsia="ja-JP"/>
+        </w:rPr>
+        <w:t>.”</w:t>
+      </w:r>
+      <w:r>
+        <w:rPr>
+          <w:lang w:eastAsia="ja-JP"/>
+        </w:rPr>
+        <w:t xml:space="preserve"> </w:t>
+      </w:r>
+    </w:p>
+    <w:p>
+      <w:pPr>
+        <w:rPr>
+          <w:lang w:eastAsia="ja-JP"/>
+        </w:rPr>
+      </w:pPr>
+      <w:r>
+        <w:rPr>
+          <w:lang w:eastAsia="ja-JP"/>
+        </w:rPr>
+        <w:t>“</w:t>
+      </w:r>
+      <w:r>
+        <w:rPr>
+          <w:lang w:eastAsia="ja-JP"/>
+        </w:rPr>
+        <w:t>I planted</w:t>
+      </w:r>
+      <w:r>
+        <w:rPr>
+          <w:lang w:eastAsia="ja-JP"/>
+        </w:rPr>
+        <w:t xml:space="preserve"> the seed</w:t>
+      </w:r>
+      <w:r>
+        <w:rPr>
+          <w:lang w:eastAsia="ja-JP"/>
+        </w:rPr>
+        <w:t xml:space="preserve"> in her mind</w:t>
+      </w:r>
+      <w:r>
+        <w:rPr>
+          <w:lang w:eastAsia="ja-JP"/>
+        </w:rPr>
+        <w:t xml:space="preserve">. </w:t>
+      </w:r>
+      <w:r>
+        <w:rPr>
+          <w:lang w:eastAsia="ja-JP"/>
+        </w:rPr>
+        <w:t>S</w:t>
+      </w:r>
+      <w:r>
+        <w:rPr>
+          <w:lang w:eastAsia="ja-JP"/>
+        </w:rPr>
+        <w:t>he’ll be where we need her when the time comes</w:t>
+      </w:r>
+      <w:r>
+        <w:rPr>
+          <w:lang w:eastAsia="ja-JP"/>
+        </w:rPr>
+        <w:t>,</w:t>
+      </w:r>
+      <w:r>
+        <w:rPr>
+          <w:lang w:eastAsia="ja-JP"/>
+        </w:rPr>
+        <w:t>”</w:t>
+      </w:r>
+      <w:r>
+        <w:rPr>
+          <w:lang w:eastAsia="ja-JP"/>
+        </w:rPr>
+        <w:t xml:space="preserve"> </w:t>
+      </w:r>
+      <w:r>
+        <w:rPr>
+          <w:lang w:eastAsia="ja-JP"/>
+        </w:rPr>
+        <w:t>Cassandra</w:t>
+      </w:r>
+      <w:r>
+        <w:rPr>
+          <w:lang w:eastAsia="ja-JP"/>
+        </w:rPr>
+        <w:t xml:space="preserve"> replied</w:t>
+      </w:r>
+      <w:r>
+        <w:rPr>
+          <w:lang w:eastAsia="ja-JP"/>
+        </w:rPr>
+        <w:t xml:space="preserve">, leaning in close </w:t>
+      </w:r>
+      <w:r>
+        <w:rPr>
+          <w:lang w:eastAsia="ja-JP"/>
+        </w:rPr>
+        <w:t>to remain audible</w:t>
+      </w:r>
+      <w:r>
+        <w:rPr>
+          <w:lang w:eastAsia="ja-JP"/>
+        </w:rPr>
+        <w:t xml:space="preserve"> over the rising din of the conference.</w:t>
+      </w:r>
+    </w:p>
+    <w:p>
+      <w:pPr>
+        <w:rPr>
+          <w:lang w:eastAsia="ja-JP"/>
+        </w:rPr>
+      </w:pPr>
+      <w:r>
+        <w:rPr>
+          <w:lang w:eastAsia="ja-JP"/>
+        </w:rPr>
         <w:lastRenderedPageBreak/>
-        <w:t xml:space="preserve">Back inside the hall, Jackson frowned at Cassandra. </w:t>
-      </w:r>
-      <w:r>
-        <w:rPr>
-          <w:lang w:eastAsia="ja-JP"/>
-        </w:rPr>
-        <w:t>“</w:t>
-      </w:r>
-      <w:r>
-        <w:rPr>
-          <w:lang w:eastAsia="ja-JP"/>
-        </w:rPr>
-        <w:t xml:space="preserve">You could have just ordered her to </w:t>
-      </w:r>
-      <w:r>
-        <w:rPr>
-          <w:lang w:eastAsia="ja-JP"/>
-        </w:rPr>
-        <w:t>stay</w:t>
-      </w:r>
-      <w:r>
-        <w:rPr>
-          <w:lang w:eastAsia="ja-JP"/>
-        </w:rPr>
-        <w:t xml:space="preserve">,” </w:t>
-      </w:r>
-      <w:r>
-        <w:rPr>
-          <w:lang w:eastAsia="ja-JP"/>
-        </w:rPr>
-        <w:t>he</w:t>
-      </w:r>
-      <w:r>
-        <w:rPr>
-          <w:lang w:eastAsia="ja-JP"/>
-        </w:rPr>
-        <w:t xml:space="preserve"> said.</w:t>
-      </w:r>
-      <w:r>
-        <w:rPr>
-          <w:lang w:eastAsia="ja-JP"/>
-        </w:rPr>
-        <w:t xml:space="preserve"> “Or had your mother do it. She’s no good to us i</w:t>
-      </w:r>
-      <w:r>
-        <w:rPr>
-          <w:lang w:eastAsia="ja-JP"/>
-        </w:rPr>
-        <w:t>n Seattle</w:t>
-      </w:r>
-      <w:r>
-        <w:rPr>
-          <w:lang w:eastAsia="ja-JP"/>
-        </w:rPr>
-        <w:t>.”</w:t>
-      </w:r>
-      <w:r>
-        <w:rPr>
-          <w:lang w:eastAsia="ja-JP"/>
-        </w:rPr>
-        <w:t xml:space="preserve"> </w:t>
-      </w:r>
-    </w:p>
-    <w:p>
-      <w:pPr>
-        <w:rPr>
-          <w:lang w:eastAsia="ja-JP"/>
-        </w:rPr>
-      </w:pPr>
-      <w:r>
-        <w:rPr>
-          <w:lang w:eastAsia="ja-JP"/>
-        </w:rPr>
-        <w:t>“</w:t>
-      </w:r>
-      <w:r>
-        <w:rPr>
-          <w:lang w:eastAsia="ja-JP"/>
-        </w:rPr>
-        <w:t>I planted</w:t>
-      </w:r>
-      <w:r>
-        <w:rPr>
-          <w:lang w:eastAsia="ja-JP"/>
-        </w:rPr>
-        <w:t xml:space="preserve"> the seed</w:t>
-      </w:r>
-      <w:r>
-        <w:rPr>
-          <w:lang w:eastAsia="ja-JP"/>
-        </w:rPr>
-        <w:t xml:space="preserve"> in her mind</w:t>
-      </w:r>
-      <w:r>
-        <w:rPr>
-          <w:lang w:eastAsia="ja-JP"/>
-        </w:rPr>
-        <w:t xml:space="preserve">. </w:t>
-      </w:r>
-      <w:r>
-        <w:rPr>
-          <w:lang w:eastAsia="ja-JP"/>
-        </w:rPr>
-        <w:t>S</w:t>
-      </w:r>
-      <w:r>
-        <w:rPr>
-          <w:lang w:eastAsia="ja-JP"/>
-        </w:rPr>
-        <w:t>he’ll be where we need her when the time comes</w:t>
-      </w:r>
-      <w:r>
-        <w:rPr>
-          <w:lang w:eastAsia="ja-JP"/>
-        </w:rPr>
-        <w:t>,</w:t>
-      </w:r>
-      <w:r>
-        <w:rPr>
-          <w:lang w:eastAsia="ja-JP"/>
-        </w:rPr>
-        <w:t>”</w:t>
-      </w:r>
-      <w:r>
-        <w:rPr>
-          <w:lang w:eastAsia="ja-JP"/>
-        </w:rPr>
-        <w:t xml:space="preserve"> </w:t>
-      </w:r>
-      <w:r>
-        <w:rPr>
-          <w:lang w:eastAsia="ja-JP"/>
-        </w:rPr>
-        <w:t>Cassandra</w:t>
-      </w:r>
-      <w:r>
-        <w:rPr>
-          <w:lang w:eastAsia="ja-JP"/>
-        </w:rPr>
-        <w:t xml:space="preserve"> replied</w:t>
-      </w:r>
-      <w:r>
-        <w:rPr>
-          <w:lang w:eastAsia="ja-JP"/>
-        </w:rPr>
-        <w:t xml:space="preserve">, leaning in close </w:t>
-      </w:r>
-      <w:r>
-        <w:rPr>
-          <w:lang w:eastAsia="ja-JP"/>
-        </w:rPr>
-        <w:t>to remain audible</w:t>
-      </w:r>
-      <w:r>
-        <w:rPr>
-          <w:lang w:eastAsia="ja-JP"/>
-        </w:rPr>
-        <w:t xml:space="preserve"> over the rising din of the conference.</w:t>
-      </w:r>
-    </w:p>
-    <w:p>
-      <w:pPr>
-        <w:rPr>
-          <w:lang w:eastAsia="ja-JP"/>
-        </w:rPr>
-      </w:pPr>
-      <w:r>
-        <w:rPr>
-          <w:lang w:eastAsia="ja-JP"/>
-        </w:rPr>
         <w:t>“</w:t>
       </w:r>
       <w:r>
@@ -7604,6 +7699,27 @@
     </w:p>
     <w:p>
       <w:pPr>
+        <w:rPr>
+          <w:lang w:eastAsia="ja-JP"/>
+        </w:rPr>
+      </w:pPr>
+    </w:p>
+    <w:p>
+      <w:pPr>
+        <w:rPr>
+          <w:lang w:eastAsia="ja-JP"/>
+        </w:rPr>
+      </w:pPr>
+    </w:p>
+    <w:p>
+      <w:pPr>
+        <w:rPr>
+          <w:lang w:eastAsia="ja-JP"/>
+        </w:rPr>
+      </w:pPr>
+    </w:p>
+    <w:p>
+      <w:pPr>
         <w:ind w:firstLine="0"/>
         <w:rPr>
           <w:lang w:eastAsia="ja-JP"/>
@@ -8606,7 +8722,13 @@
         <w:rPr>
           <w:rFonts w:eastAsia="Times New Roman"/>
         </w:rPr>
-        <w:t>Vancouver branch</w:t>
+        <w:t xml:space="preserve">Vancouver </w:t>
+      </w:r>
+      <w:r>
+        <w:rPr>
+          <w:rFonts w:eastAsia="Times New Roman"/>
+        </w:rPr>
+        <w:t>campus</w:t>
       </w:r>
       <w:r>
         <w:rPr>
@@ -8624,7 +8746,7 @@
         <w:rPr>
           <w:rFonts w:eastAsia="Times New Roman"/>
         </w:rPr>
-        <w:t>each connected to the others</w:t>
+        <w:t>connected to the others</w:t>
       </w:r>
       <w:r>
         <w:rPr>
@@ -8648,13 +8770,13 @@
         <w:rPr>
           <w:rFonts w:eastAsia="Times New Roman"/>
         </w:rPr>
-        <w:t xml:space="preserve"> and</w:t>
-      </w:r>
-      <w:r>
-        <w:rPr>
-          <w:rFonts w:eastAsia="Times New Roman"/>
-        </w:rPr>
-        <w:t xml:space="preserve"> each with a greenhouse at its </w:t>
+        <w:t xml:space="preserve"> </w:t>
+      </w:r>
+      <w:r>
+        <w:rPr>
+          <w:rFonts w:eastAsia="Times New Roman"/>
+        </w:rPr>
+        <w:t xml:space="preserve">each with a greenhouse at its </w:t>
       </w:r>
       <w:r>
         <w:rPr>
@@ -9002,7 +9124,19 @@
         <w:rPr>
           <w:rFonts w:eastAsia="Times New Roman"/>
         </w:rPr>
-        <w:t xml:space="preserve"> never got what they wanted anyway</w:t>
+        <w:t xml:space="preserve"> never got what they wanted</w:t>
+      </w:r>
+      <w:r>
+        <w:rPr>
+          <w:rFonts w:eastAsia="Times New Roman"/>
+        </w:rPr>
+        <w:t>,</w:t>
+      </w:r>
+      <w:r>
+        <w:rPr>
+          <w:rFonts w:eastAsia="Times New Roman"/>
+        </w:rPr>
+        <w:t xml:space="preserve"> anyway</w:t>
       </w:r>
       <w:r>
         <w:rPr>
@@ -9083,7 +9217,21 @@
         <w:rPr>
           <w:rFonts w:eastAsia="Times New Roman"/>
         </w:rPr>
-        <w:t>“That so? It’s funny, cause I actually have something similar back at my place. Don’t even remember where I got it, but y’know, it was pretty, so I left it up.”</w:t>
+        <w:t xml:space="preserve">“That so? It’s funny, </w:t>
+      </w:r>
+      <w:proofErr w:type="gramStart"/>
+      <w:r>
+        <w:rPr>
+          <w:rFonts w:eastAsia="Times New Roman"/>
+        </w:rPr>
+        <w:t>cause</w:t>
+      </w:r>
+      <w:proofErr w:type="gramEnd"/>
+      <w:r>
+        <w:rPr>
+          <w:rFonts w:eastAsia="Times New Roman"/>
+        </w:rPr>
+        <w:t xml:space="preserve"> I actually have something similar back at my place. Don’t even remember where I got it, but y’know, it was pretty, so I left it up.”</w:t>
       </w:r>
     </w:p>
     <w:p>
@@ -9199,7 +9347,21 @@
         <w:rPr>
           <w:rFonts w:eastAsia="Times New Roman"/>
         </w:rPr>
-        <w:t>. Anyway, I can’t stick around much longer, ‘cause the meeting will be starting shortly, but feel free to make yourself at home. Help yourself to the pantry or fridge if you’re hungry, and call me if you need anything, okay?”</w:t>
+        <w:t xml:space="preserve">. Anyway, I can’t stick around much longer, </w:t>
+      </w:r>
+      <w:proofErr w:type="spellStart"/>
+      <w:r>
+        <w:rPr>
+          <w:rFonts w:eastAsia="Times New Roman"/>
+        </w:rPr>
+        <w:t>‘cause</w:t>
+      </w:r>
+      <w:proofErr w:type="spellEnd"/>
+      <w:r>
+        <w:rPr>
+          <w:rFonts w:eastAsia="Times New Roman"/>
+        </w:rPr>
+        <w:t xml:space="preserve"> the meeting will be starting shortly, but feel free to make yourself at home. Help yourself to the pantry or fridge if you’re hungry, and call me if you need anything, okay?”</w:t>
       </w:r>
     </w:p>
     <w:p>
@@ -9950,7 +10112,21 @@
         <w:rPr>
           <w:rFonts w:eastAsia="Times New Roman"/>
         </w:rPr>
-        <w:t xml:space="preserve">“Akiko Miura, of course. Cassie’s been acting real sweet on her, buttering her up so that she’ll do us a </w:t>
+        <w:t xml:space="preserve">“Akiko Miura, of course. Cassie’s been acting </w:t>
+      </w:r>
+      <w:proofErr w:type="gramStart"/>
+      <w:r>
+        <w:rPr>
+          <w:rFonts w:eastAsia="Times New Roman"/>
+        </w:rPr>
+        <w:t>real</w:t>
+      </w:r>
+      <w:proofErr w:type="gramEnd"/>
+      <w:r>
+        <w:rPr>
+          <w:rFonts w:eastAsia="Times New Roman"/>
+        </w:rPr>
+        <w:t xml:space="preserve"> sweet on her, buttering her up so that she’ll do us a </w:t>
       </w:r>
       <w:r>
         <w:rPr>
@@ -9999,31 +10175,49 @@
         <w:rPr>
           <w:rFonts w:eastAsia="Times New Roman"/>
         </w:rPr>
-        <w:t>“I suspect he’s already trying to recruit her, so if we beat him to the punch, we have the perfect double agent. Anyway</w:t>
-      </w:r>
-      <w:r>
-        <w:rPr>
-          <w:rFonts w:eastAsia="Times New Roman"/>
-        </w:rPr>
-        <w:t xml:space="preserve">, </w:t>
-      </w:r>
-      <w:r>
-        <w:rPr>
-          <w:rFonts w:eastAsia="Times New Roman"/>
-        </w:rPr>
-        <w:t>on</w:t>
-      </w:r>
-      <w:r>
-        <w:rPr>
-          <w:rFonts w:eastAsia="Times New Roman"/>
-        </w:rPr>
-        <w:t xml:space="preserve"> to step two: </w:t>
-      </w:r>
-      <w:r>
-        <w:rPr>
-          <w:rFonts w:eastAsia="Times New Roman"/>
-        </w:rPr>
-        <w:t xml:space="preserve">The other branches are skittish about siding with us after the MQ-50 fallout, which is why we need Montreal on our side. </w:t>
+        <w:t xml:space="preserve">“I suspect he’s already trying to recruit her, so if we beat him to the punch, we have the perfect double agent. </w:t>
+      </w:r>
+      <w:r>
+        <w:rPr>
+          <w:rFonts w:eastAsia="Times New Roman"/>
+        </w:rPr>
+        <w:t xml:space="preserve">That, however, is just insurance for the </w:t>
+      </w:r>
+      <w:r>
+        <w:rPr>
+          <w:rFonts w:eastAsia="Times New Roman"/>
+        </w:rPr>
+        <w:t>next phase</w:t>
+      </w:r>
+      <w:r>
+        <w:rPr>
+          <w:rFonts w:eastAsia="Times New Roman"/>
+        </w:rPr>
+        <w:t xml:space="preserve"> of my plan</w:t>
+      </w:r>
+      <w:r>
+        <w:rPr>
+          <w:rFonts w:eastAsia="Times New Roman"/>
+        </w:rPr>
+        <w:t>.</w:t>
+      </w:r>
+      <w:r>
+        <w:rPr>
+          <w:rFonts w:eastAsia="Times New Roman"/>
+        </w:rPr>
+        <w:t xml:space="preserve"> </w:t>
+      </w:r>
+      <w:r>
+        <w:rPr>
+          <w:rFonts w:eastAsia="Times New Roman"/>
+        </w:rPr>
+        <w:t>I’m sure I needn’t explain that</w:t>
+      </w:r>
+      <w:r>
+        <w:rPr>
+          <w:rFonts w:eastAsia="Times New Roman"/>
+        </w:rPr>
+        <w:t xml:space="preserve"> other branches are skittish about siding with us after the MQ-50 fallout, which is why we need Montreal on our side. </w:t>
       </w:r>
       <w:r>
         <w:rPr>
@@ -10348,7 +10542,21 @@
         <w:rPr>
           <w:rFonts w:eastAsia="Times New Roman"/>
         </w:rPr>
-        <w:t>“Mmm. In that case, Administration supports it as well.</w:t>
+        <w:t>“</w:t>
+      </w:r>
+      <w:proofErr w:type="spellStart"/>
+      <w:r>
+        <w:rPr>
+          <w:rFonts w:eastAsia="Times New Roman"/>
+        </w:rPr>
+        <w:t>Mmm</w:t>
+      </w:r>
+      <w:proofErr w:type="spellEnd"/>
+      <w:r>
+        <w:rPr>
+          <w:rFonts w:eastAsia="Times New Roman"/>
+        </w:rPr>
+        <w:t>. In that case, Administration supports it as well.</w:t>
       </w:r>
       <w:r>
         <w:rPr>
@@ -11108,7 +11316,21 @@
         <w:rPr>
           <w:rFonts w:eastAsia="Times New Roman"/>
         </w:rPr>
-        <w:t>really freakin’ good</w:t>
+        <w:t xml:space="preserve">really </w:t>
+      </w:r>
+      <w:proofErr w:type="spellStart"/>
+      <w:r>
+        <w:rPr>
+          <w:rFonts w:eastAsia="Times New Roman"/>
+        </w:rPr>
+        <w:t>freakin</w:t>
+      </w:r>
+      <w:proofErr w:type="spellEnd"/>
+      <w:r>
+        <w:rPr>
+          <w:rFonts w:eastAsia="Times New Roman"/>
+        </w:rPr>
+        <w:t>’ good</w:t>
       </w:r>
       <w:r>
         <w:rPr>
@@ -11342,506 +11564,6 @@
           <w:rFonts w:eastAsia="Times New Roman"/>
         </w:rPr>
         <w:t xml:space="preserve"> whose contents barely qualified as a light snack. </w:t>
-      </w:r>
-    </w:p>
-    <w:p>
-      <w:pPr>
-        <w:rPr>
-          <w:rFonts w:eastAsia="Times New Roman"/>
-        </w:rPr>
-      </w:pPr>
-      <w:r>
-        <w:rPr>
-          <w:rFonts w:eastAsia="Times New Roman"/>
-        </w:rPr>
-        <w:lastRenderedPageBreak/>
-        <w:t xml:space="preserve">“Geez, I know I asked for a big serving, </w:t>
-      </w:r>
-      <w:r>
-        <w:rPr>
-          <w:rFonts w:eastAsia="Times New Roman"/>
-        </w:rPr>
-        <w:t xml:space="preserve">but </w:t>
-      </w:r>
-      <w:r>
-        <w:rPr>
-          <w:rFonts w:eastAsia="Times New Roman"/>
-        </w:rPr>
-        <w:t xml:space="preserve">I didn’t mean for you to starve yourself. I’m happy to give you a bit more, if you want,” Akiko said. </w:t>
-      </w:r>
-    </w:p>
-    <w:p>
-      <w:pPr>
-        <w:rPr>
-          <w:rFonts w:eastAsia="Times New Roman"/>
-        </w:rPr>
-      </w:pPr>
-      <w:r>
-        <w:rPr>
-          <w:rFonts w:eastAsia="Times New Roman"/>
-        </w:rPr>
-        <w:t>“I’m quite alright, thank you. Meat fills me up quickly,” Cassandra replied.</w:t>
-      </w:r>
-      <w:r>
-        <w:rPr>
-          <w:rFonts w:eastAsia="Times New Roman"/>
-        </w:rPr>
-        <w:t xml:space="preserve"> “Every time I visit my brother’s restaurant, he tries to</w:t>
-      </w:r>
-      <w:r>
-        <w:rPr>
-          <w:rFonts w:eastAsia="Times New Roman"/>
-        </w:rPr>
-        <w:t xml:space="preserve"> fatten me up like </w:t>
-      </w:r>
-      <w:r>
-        <w:rPr>
-          <w:rFonts w:eastAsia="Times New Roman"/>
-        </w:rPr>
-        <w:t>he’s an</w:t>
-      </w:r>
-      <w:r>
-        <w:rPr>
-          <w:rFonts w:eastAsia="Times New Roman"/>
-        </w:rPr>
-        <w:t xml:space="preserve"> old grandma, but I’ve yet to give in.”</w:t>
-      </w:r>
-    </w:p>
-    <w:p>
-      <w:pPr>
-        <w:rPr>
-          <w:rFonts w:eastAsia="Times New Roman"/>
-        </w:rPr>
-      </w:pPr>
-      <w:r>
-        <w:rPr>
-          <w:rFonts w:eastAsia="Times New Roman"/>
-        </w:rPr>
-        <w:t>“</w:t>
-      </w:r>
-      <w:r>
-        <w:rPr>
-          <w:rFonts w:eastAsia="Times New Roman"/>
-        </w:rPr>
-        <w:t>Sure, but</w:t>
-      </w:r>
-      <w:r>
-        <w:rPr>
-          <w:rFonts w:eastAsia="Times New Roman"/>
-        </w:rPr>
-        <w:t xml:space="preserve"> I feel a little guilty coming over and eating all your food</w:t>
-      </w:r>
-      <w:r>
-        <w:rPr>
-          <w:rFonts w:eastAsia="Times New Roman"/>
-        </w:rPr>
-        <w:t xml:space="preserve"> while </w:t>
-      </w:r>
-      <w:r>
-        <w:rPr>
-          <w:rFonts w:eastAsia="Times New Roman"/>
-        </w:rPr>
-        <w:t>you’re making do with scraps</w:t>
-      </w:r>
-      <w:r>
-        <w:rPr>
-          <w:rFonts w:eastAsia="Times New Roman"/>
-        </w:rPr>
-        <w:t>, y’know?</w:t>
-      </w:r>
-      <w:r>
-        <w:rPr>
-          <w:rFonts w:eastAsia="Times New Roman"/>
-        </w:rPr>
-        <w:t>”</w:t>
-      </w:r>
-    </w:p>
-    <w:p>
-      <w:pPr>
-        <w:rPr>
-          <w:rFonts w:eastAsia="Times New Roman"/>
-        </w:rPr>
-      </w:pPr>
-      <w:r>
-        <w:rPr>
-          <w:rFonts w:eastAsia="Times New Roman"/>
-        </w:rPr>
-        <w:t>“</w:t>
-      </w:r>
-      <w:r>
-        <w:rPr>
-          <w:rFonts w:eastAsia="Times New Roman"/>
-        </w:rPr>
-        <w:t>If</w:t>
-      </w:r>
-      <w:r>
-        <w:rPr>
-          <w:rFonts w:eastAsia="Times New Roman"/>
-        </w:rPr>
-        <w:t xml:space="preserve"> I</w:t>
-      </w:r>
-      <w:r>
-        <w:rPr>
-          <w:rFonts w:eastAsia="Times New Roman"/>
-        </w:rPr>
-        <w:t xml:space="preserve"> wanted </w:t>
-      </w:r>
-      <w:r>
-        <w:rPr>
-          <w:rFonts w:eastAsia="Times New Roman"/>
-        </w:rPr>
-        <w:t>more for myself</w:t>
-      </w:r>
-      <w:r>
-        <w:rPr>
-          <w:rFonts w:eastAsia="Times New Roman"/>
-        </w:rPr>
-        <w:t xml:space="preserve">, I’d have made </w:t>
-      </w:r>
-      <w:r>
-        <w:rPr>
-          <w:rFonts w:eastAsia="Times New Roman"/>
-        </w:rPr>
-        <w:t>more</w:t>
-      </w:r>
-      <w:r>
-        <w:rPr>
-          <w:rFonts w:eastAsia="Times New Roman"/>
-        </w:rPr>
-        <w:t xml:space="preserve">. </w:t>
-      </w:r>
-      <w:r>
-        <w:rPr>
-          <w:rFonts w:eastAsia="Times New Roman"/>
-        </w:rPr>
-        <w:t xml:space="preserve">There’s no need to feel </w:t>
-      </w:r>
-      <w:r>
-        <w:rPr>
-          <w:rFonts w:eastAsia="Times New Roman"/>
-        </w:rPr>
-        <w:t>bad</w:t>
-      </w:r>
-      <w:r>
-        <w:rPr>
-          <w:rFonts w:eastAsia="Times New Roman"/>
-        </w:rPr>
-        <w:t>.”</w:t>
-      </w:r>
-    </w:p>
-    <w:p>
-      <w:pPr>
-        <w:rPr>
-          <w:rFonts w:eastAsia="Times New Roman"/>
-        </w:rPr>
-      </w:pPr>
-      <w:r>
-        <w:rPr>
-          <w:rFonts w:eastAsia="Times New Roman"/>
-        </w:rPr>
-        <w:t xml:space="preserve"> </w:t>
-      </w:r>
-      <w:r>
-        <w:rPr>
-          <w:rFonts w:eastAsia="Times New Roman"/>
-        </w:rPr>
-        <w:t>“</w:t>
-      </w:r>
-      <w:r>
-        <w:rPr>
-          <w:rFonts w:eastAsia="Times New Roman"/>
-        </w:rPr>
-        <w:t>Well, i</w:t>
-      </w:r>
-      <w:r>
-        <w:rPr>
-          <w:rFonts w:eastAsia="Times New Roman"/>
-        </w:rPr>
-        <w:t>f</w:t>
-      </w:r>
-      <w:r>
-        <w:rPr>
-          <w:rFonts w:eastAsia="Times New Roman"/>
-        </w:rPr>
-        <w:t xml:space="preserve"> that’s what you really want…”</w:t>
-      </w:r>
-    </w:p>
-    <w:p>
-      <w:pPr>
-        <w:rPr>
-          <w:rFonts w:eastAsia="Times New Roman"/>
-        </w:rPr>
-      </w:pPr>
-      <w:r>
-        <w:rPr>
-          <w:rFonts w:eastAsia="Times New Roman"/>
-        </w:rPr>
-        <w:t>Akiko’s eyes came to rest once more on the talisman hanging by the doorway. The gears in her head began to turn, assembling a picture of Cassandra’s past and presen</w:t>
-      </w:r>
-      <w:r>
-        <w:rPr>
-          <w:rFonts w:eastAsia="Times New Roman"/>
-        </w:rPr>
-        <w:t>t, but she had too few pieces to form a coherent picture. Anything at this point was pure speculation, with all the investigative rigor of a tabloid magazine.</w:t>
-      </w:r>
-    </w:p>
-    <w:p>
-      <w:pPr>
-        <w:rPr>
-          <w:rFonts w:eastAsia="Times New Roman"/>
-        </w:rPr>
-      </w:pPr>
-      <w:r>
-        <w:rPr>
-          <w:rFonts w:eastAsia="Times New Roman"/>
-        </w:rPr>
-        <w:t xml:space="preserve">Still, she thought, it wouldn’t hurt to learn more about her. Akiko </w:t>
-      </w:r>
-      <w:r>
-        <w:rPr>
-          <w:rFonts w:eastAsia="Times New Roman"/>
-        </w:rPr>
-        <w:t>still had a job to do for Lancaster, and while she didn’t know the first thing about espionage, she did know people, and she knew that if anybody could take her straight to the mnemonic matrix, it would be Cassandra. Befriending her was, by all appearances, the shortest route to curing her amnesia.</w:t>
-      </w:r>
-      <w:r>
-        <w:rPr>
-          <w:rFonts w:eastAsia="Times New Roman"/>
-        </w:rPr>
-        <w:t xml:space="preserve"> </w:t>
-      </w:r>
-    </w:p>
-    <w:p>
-      <w:pPr>
-        <w:rPr>
-          <w:rFonts w:eastAsia="Times New Roman"/>
-        </w:rPr>
-      </w:pPr>
-      <w:r>
-        <w:rPr>
-          <w:rFonts w:eastAsia="Times New Roman"/>
-        </w:rPr>
-        <w:t>“Anyway, that’s enough about my dietary habits</w:t>
-      </w:r>
-      <w:r>
-        <w:rPr>
-          <w:rFonts w:eastAsia="Times New Roman"/>
-        </w:rPr>
-        <w:t>.</w:t>
-      </w:r>
-      <w:r>
-        <w:rPr>
-          <w:rFonts w:eastAsia="Times New Roman"/>
-        </w:rPr>
-        <w:t xml:space="preserve"> </w:t>
-      </w:r>
-      <w:r>
-        <w:rPr>
-          <w:rFonts w:eastAsia="Times New Roman"/>
-        </w:rPr>
-        <w:t>T</w:t>
-      </w:r>
-      <w:r>
-        <w:rPr>
-          <w:rFonts w:eastAsia="Times New Roman"/>
-        </w:rPr>
-        <w:t>here</w:t>
-      </w:r>
-      <w:r>
-        <w:rPr>
-          <w:rFonts w:eastAsia="Times New Roman"/>
-        </w:rPr>
-        <w:t xml:space="preserve">’s something important </w:t>
-      </w:r>
-      <w:r>
-        <w:rPr>
-          <w:rFonts w:eastAsia="Times New Roman"/>
-        </w:rPr>
-        <w:t>I</w:t>
-      </w:r>
-      <w:r>
-        <w:rPr>
-          <w:rFonts w:eastAsia="Times New Roman"/>
-        </w:rPr>
-        <w:t xml:space="preserve"> actually</w:t>
-      </w:r>
-      <w:r>
-        <w:rPr>
-          <w:rFonts w:eastAsia="Times New Roman"/>
-        </w:rPr>
-        <w:t xml:space="preserve"> wanted to ask you,” Cassandra continued</w:t>
-      </w:r>
-      <w:r>
-        <w:rPr>
-          <w:rFonts w:eastAsia="Times New Roman"/>
-        </w:rPr>
-        <w:t xml:space="preserve">. The </w:t>
-      </w:r>
-      <w:r>
-        <w:rPr>
-          <w:rFonts w:eastAsia="Times New Roman"/>
-        </w:rPr>
-        <w:t>warmth</w:t>
-      </w:r>
-      <w:r>
-        <w:rPr>
-          <w:rFonts w:eastAsia="Times New Roman"/>
-        </w:rPr>
-        <w:t xml:space="preserve"> on her face had completely vanished. </w:t>
-      </w:r>
-    </w:p>
-    <w:p>
-      <w:pPr>
-        <w:rPr>
-          <w:rFonts w:eastAsia="Times New Roman"/>
-        </w:rPr>
-      </w:pPr>
-      <w:r>
-        <w:rPr>
-          <w:rFonts w:eastAsia="Times New Roman"/>
-        </w:rPr>
-        <w:t>“</w:t>
-      </w:r>
-      <w:r>
-        <w:rPr>
-          <w:rFonts w:eastAsia="Times New Roman"/>
-        </w:rPr>
-        <w:t xml:space="preserve">Oh, I see how it is. Buttering me up before you </w:t>
-      </w:r>
-      <w:r>
-        <w:rPr>
-          <w:rFonts w:eastAsia="Times New Roman"/>
-        </w:rPr>
-        <w:t>call in</w:t>
-      </w:r>
-      <w:r>
-        <w:rPr>
-          <w:rFonts w:eastAsia="Times New Roman"/>
-        </w:rPr>
-        <w:t xml:space="preserve"> a favor, huh</w:t>
-      </w:r>
-      <w:r>
-        <w:rPr>
-          <w:rFonts w:eastAsia="Times New Roman"/>
-        </w:rPr>
-        <w:t xml:space="preserve">?” </w:t>
-      </w:r>
-    </w:p>
-    <w:p>
-      <w:pPr>
-        <w:rPr>
-          <w:rFonts w:eastAsia="Times New Roman"/>
-        </w:rPr>
-      </w:pPr>
-      <w:r>
-        <w:rPr>
-          <w:rFonts w:eastAsia="Times New Roman"/>
-        </w:rPr>
-        <w:t xml:space="preserve">Cassandra seemed </w:t>
-      </w:r>
-      <w:r>
-        <w:rPr>
-          <w:rFonts w:eastAsia="Times New Roman"/>
-        </w:rPr>
-        <w:t>outright</w:t>
-      </w:r>
-      <w:r>
-        <w:rPr>
-          <w:rFonts w:eastAsia="Times New Roman"/>
-        </w:rPr>
-        <w:t xml:space="preserve"> offended. “Of course not. Everything I’ve said </w:t>
-      </w:r>
-      <w:r>
-        <w:rPr>
-          <w:rFonts w:eastAsia="Times New Roman"/>
-        </w:rPr>
-        <w:t>and done has</w:t>
-      </w:r>
-      <w:r>
-        <w:rPr>
-          <w:rFonts w:eastAsia="Times New Roman"/>
-        </w:rPr>
-        <w:t xml:space="preserve"> been genuine.</w:t>
-      </w:r>
-      <w:r>
-        <w:rPr>
-          <w:rFonts w:eastAsia="Times New Roman"/>
-        </w:rPr>
-        <w:t xml:space="preserve"> And I want to be clear that what I’m about to ask isn’t an order, nor does it have any bearing on your </w:t>
-      </w:r>
-      <w:r>
-        <w:rPr>
-          <w:rFonts w:eastAsia="Times New Roman"/>
-        </w:rPr>
-        <w:t>job, or our friendship</w:t>
-      </w:r>
-      <w:r>
-        <w:rPr>
-          <w:rFonts w:eastAsia="Times New Roman"/>
-        </w:rPr>
-        <w:t>.</w:t>
-      </w:r>
-      <w:r>
-        <w:rPr>
-          <w:rFonts w:eastAsia="Times New Roman"/>
-        </w:rPr>
-        <w:t xml:space="preserve"> You can say no and we’ll forget this ever happened.”</w:t>
-      </w:r>
-    </w:p>
-    <w:p>
-      <w:pPr>
-        <w:rPr>
-          <w:rFonts w:eastAsia="Times New Roman"/>
-        </w:rPr>
-      </w:pPr>
-      <w:r>
-        <w:rPr>
-          <w:rFonts w:eastAsia="Times New Roman"/>
-        </w:rPr>
-        <w:t>“</w:t>
-      </w:r>
-      <w:r>
-        <w:rPr>
-          <w:rFonts w:eastAsia="Times New Roman"/>
-        </w:rPr>
-        <w:t>That’s what we are, now? Friends?”</w:t>
-      </w:r>
-    </w:p>
-    <w:p>
-      <w:pPr>
-        <w:rPr>
-          <w:rFonts w:eastAsia="Times New Roman"/>
-        </w:rPr>
-      </w:pPr>
-      <w:r>
-        <w:rPr>
-          <w:rFonts w:eastAsia="Times New Roman"/>
-        </w:rPr>
-        <w:t>“I’ve enjoyed your company these past few days, so I think so. Of course, if you disagree…”</w:t>
-      </w:r>
-    </w:p>
-    <w:p>
-      <w:pPr>
-        <w:rPr>
-          <w:rFonts w:eastAsia="Times New Roman"/>
-        </w:rPr>
-      </w:pPr>
-      <w:r>
-        <w:rPr>
-          <w:rFonts w:eastAsia="Times New Roman"/>
-        </w:rPr>
-        <w:t xml:space="preserve">“Nah, I’m just </w:t>
-      </w:r>
-      <w:r>
-        <w:rPr>
-          <w:rFonts w:eastAsia="Times New Roman"/>
-        </w:rPr>
-        <w:t>messin’ with</w:t>
-      </w:r>
-      <w:r>
-        <w:rPr>
-          <w:rFonts w:eastAsia="Times New Roman"/>
-        </w:rPr>
-        <w:t xml:space="preserve"> you. Hit me with that question of yours.”</w:t>
       </w:r>
     </w:p>
     <w:p>
@@ -11861,6 +11583,658 @@
         <w:rPr>
           <w:rFonts w:eastAsia="Times New Roman"/>
         </w:rPr>
+        <w:t>Christ</w:t>
+      </w:r>
+      <w:r>
+        <w:rPr>
+          <w:rFonts w:eastAsia="Times New Roman"/>
+        </w:rPr>
+        <w:t xml:space="preserve">, I know I asked for a big serving, </w:t>
+      </w:r>
+      <w:r>
+        <w:rPr>
+          <w:rFonts w:eastAsia="Times New Roman"/>
+        </w:rPr>
+        <w:t xml:space="preserve">but </w:t>
+      </w:r>
+      <w:r>
+        <w:rPr>
+          <w:rFonts w:eastAsia="Times New Roman"/>
+        </w:rPr>
+        <w:t xml:space="preserve">I didn’t mean for you to starve yourself. I’m happy to give you a bit more, if you want,” Akiko said. </w:t>
+      </w:r>
+    </w:p>
+    <w:p>
+      <w:pPr>
+        <w:rPr>
+          <w:rFonts w:eastAsia="Times New Roman"/>
+        </w:rPr>
+      </w:pPr>
+      <w:r>
+        <w:rPr>
+          <w:rFonts w:eastAsia="Times New Roman"/>
+        </w:rPr>
+        <w:t>“I’m quite alright, thank you. Meat fills me up quickly,” Cassandra replied.</w:t>
+      </w:r>
+      <w:r>
+        <w:rPr>
+          <w:rFonts w:eastAsia="Times New Roman"/>
+        </w:rPr>
+        <w:t xml:space="preserve"> “Every time I visit my brother’s restaurant, he tries to</w:t>
+      </w:r>
+      <w:r>
+        <w:rPr>
+          <w:rFonts w:eastAsia="Times New Roman"/>
+        </w:rPr>
+        <w:t xml:space="preserve"> fatten me up like </w:t>
+      </w:r>
+      <w:r>
+        <w:rPr>
+          <w:rFonts w:eastAsia="Times New Roman"/>
+        </w:rPr>
+        <w:t>he’s an</w:t>
+      </w:r>
+      <w:r>
+        <w:rPr>
+          <w:rFonts w:eastAsia="Times New Roman"/>
+        </w:rPr>
+        <w:t xml:space="preserve"> old grandma, but I’ve yet to give in.”</w:t>
+      </w:r>
+    </w:p>
+    <w:p>
+      <w:pPr>
+        <w:rPr>
+          <w:rFonts w:eastAsia="Times New Roman"/>
+        </w:rPr>
+      </w:pPr>
+      <w:r>
+        <w:rPr>
+          <w:rFonts w:eastAsia="Times New Roman"/>
+        </w:rPr>
+        <w:t>“</w:t>
+      </w:r>
+      <w:r>
+        <w:rPr>
+          <w:rFonts w:eastAsia="Times New Roman"/>
+        </w:rPr>
+        <w:t>Sure, but</w:t>
+      </w:r>
+      <w:r>
+        <w:rPr>
+          <w:rFonts w:eastAsia="Times New Roman"/>
+        </w:rPr>
+        <w:t xml:space="preserve"> I feel a little guilty coming over and eating all your food</w:t>
+      </w:r>
+      <w:r>
+        <w:rPr>
+          <w:rFonts w:eastAsia="Times New Roman"/>
+        </w:rPr>
+        <w:t xml:space="preserve"> while </w:t>
+      </w:r>
+      <w:r>
+        <w:rPr>
+          <w:rFonts w:eastAsia="Times New Roman"/>
+        </w:rPr>
+        <w:t>you’re making do with scraps</w:t>
+      </w:r>
+      <w:r>
+        <w:rPr>
+          <w:rFonts w:eastAsia="Times New Roman"/>
+        </w:rPr>
+        <w:t>, y’know?</w:t>
+      </w:r>
+      <w:r>
+        <w:rPr>
+          <w:rFonts w:eastAsia="Times New Roman"/>
+        </w:rPr>
+        <w:t>”</w:t>
+      </w:r>
+    </w:p>
+    <w:p>
+      <w:pPr>
+        <w:rPr>
+          <w:rFonts w:eastAsia="Times New Roman"/>
+        </w:rPr>
+      </w:pPr>
+      <w:r>
+        <w:rPr>
+          <w:rFonts w:eastAsia="Times New Roman"/>
+        </w:rPr>
+        <w:t>“</w:t>
+      </w:r>
+      <w:r>
+        <w:rPr>
+          <w:rFonts w:eastAsia="Times New Roman"/>
+        </w:rPr>
+        <w:t>If</w:t>
+      </w:r>
+      <w:r>
+        <w:rPr>
+          <w:rFonts w:eastAsia="Times New Roman"/>
+        </w:rPr>
+        <w:t xml:space="preserve"> I</w:t>
+      </w:r>
+      <w:r>
+        <w:rPr>
+          <w:rFonts w:eastAsia="Times New Roman"/>
+        </w:rPr>
+        <w:t xml:space="preserve"> wanted </w:t>
+      </w:r>
+      <w:r>
+        <w:rPr>
+          <w:rFonts w:eastAsia="Times New Roman"/>
+        </w:rPr>
+        <w:t>more for myself</w:t>
+      </w:r>
+      <w:r>
+        <w:rPr>
+          <w:rFonts w:eastAsia="Times New Roman"/>
+        </w:rPr>
+        <w:t xml:space="preserve">, I’d have made </w:t>
+      </w:r>
+      <w:r>
+        <w:rPr>
+          <w:rFonts w:eastAsia="Times New Roman"/>
+        </w:rPr>
+        <w:t>more</w:t>
+      </w:r>
+      <w:r>
+        <w:rPr>
+          <w:rFonts w:eastAsia="Times New Roman"/>
+        </w:rPr>
+        <w:t xml:space="preserve">. </w:t>
+      </w:r>
+      <w:r>
+        <w:rPr>
+          <w:rFonts w:eastAsia="Times New Roman"/>
+        </w:rPr>
+        <w:t xml:space="preserve">There’s no need to feel </w:t>
+      </w:r>
+      <w:r>
+        <w:rPr>
+          <w:rFonts w:eastAsia="Times New Roman"/>
+        </w:rPr>
+        <w:t>bad</w:t>
+      </w:r>
+      <w:r>
+        <w:rPr>
+          <w:rFonts w:eastAsia="Times New Roman"/>
+        </w:rPr>
+        <w:t>.”</w:t>
+      </w:r>
+    </w:p>
+    <w:p>
+      <w:pPr>
+        <w:rPr>
+          <w:rFonts w:eastAsia="Times New Roman"/>
+        </w:rPr>
+      </w:pPr>
+      <w:r>
+        <w:rPr>
+          <w:rFonts w:eastAsia="Times New Roman"/>
+        </w:rPr>
+        <w:t>Akiko’s eyes came to rest once more on the talisman hanging by the doorway. The gears in her head began to turn, assembling a picture of Cassandra’s past and presen</w:t>
+      </w:r>
+      <w:r>
+        <w:rPr>
+          <w:rFonts w:eastAsia="Times New Roman"/>
+        </w:rPr>
+        <w:t>t, but she had too few pieces to form a coherent picture. Anything at this point was pure speculation, with all the investigative rigor of a tabloid magazine.</w:t>
+      </w:r>
+    </w:p>
+    <w:p>
+      <w:pPr>
+        <w:rPr>
+          <w:rFonts w:eastAsia="Times New Roman"/>
+        </w:rPr>
+      </w:pPr>
+      <w:r>
+        <w:rPr>
+          <w:rFonts w:eastAsia="Times New Roman"/>
+        </w:rPr>
+        <w:t>"</w:t>
+      </w:r>
+      <w:r>
+        <w:rPr>
+          <w:rFonts w:eastAsia="Times New Roman"/>
+        </w:rPr>
+        <w:t>Zhiyi</w:t>
+      </w:r>
+      <w:r>
+        <w:rPr>
+          <w:rFonts w:eastAsia="Times New Roman"/>
+        </w:rPr>
+        <w:t xml:space="preserve"> also kept bugging me </w:t>
+      </w:r>
+      <w:r>
+        <w:rPr>
+          <w:rFonts w:eastAsia="Times New Roman"/>
+        </w:rPr>
+        <w:t>about my diet</w:t>
+      </w:r>
+      <w:r>
+        <w:rPr>
+          <w:rFonts w:eastAsia="Times New Roman"/>
+        </w:rPr>
+        <w:t>,” Cassandra said</w:t>
+      </w:r>
+      <w:r>
+        <w:rPr>
+          <w:rFonts w:eastAsia="Times New Roman"/>
+        </w:rPr>
+        <w:t xml:space="preserve">, tilting her head ever so slightly </w:t>
+      </w:r>
+      <w:r>
+        <w:rPr>
+          <w:rFonts w:eastAsia="Times New Roman"/>
+        </w:rPr>
+        <w:t>along</w:t>
+      </w:r>
+      <w:r>
+        <w:rPr>
+          <w:rFonts w:eastAsia="Times New Roman"/>
+        </w:rPr>
+        <w:t xml:space="preserve"> Akiko’s sightlines</w:t>
+      </w:r>
+      <w:r>
+        <w:rPr>
+          <w:rFonts w:eastAsia="Times New Roman"/>
+        </w:rPr>
+        <w:t xml:space="preserve">. “I swear she and </w:t>
+      </w:r>
+      <w:r>
+        <w:rPr>
+          <w:rFonts w:eastAsia="Times New Roman"/>
+        </w:rPr>
+        <w:t>Elias</w:t>
+      </w:r>
+      <w:r>
+        <w:rPr>
+          <w:rFonts w:eastAsia="Times New Roman"/>
+        </w:rPr>
+        <w:t xml:space="preserve"> were colluding.” </w:t>
+      </w:r>
+    </w:p>
+    <w:p>
+      <w:pPr>
+        <w:rPr>
+          <w:rFonts w:eastAsia="Times New Roman"/>
+        </w:rPr>
+      </w:pPr>
+      <w:r>
+        <w:rPr>
+          <w:rFonts w:eastAsia="Times New Roman"/>
+        </w:rPr>
+        <w:t>“Your girlfriend, I assume?” Akiko asked</w:t>
+      </w:r>
+      <w:r>
+        <w:rPr>
+          <w:rFonts w:eastAsia="Times New Roman"/>
+        </w:rPr>
+        <w:t>.</w:t>
+      </w:r>
+    </w:p>
+    <w:p>
+      <w:pPr>
+        <w:rPr>
+          <w:rFonts w:eastAsia="Times New Roman"/>
+        </w:rPr>
+      </w:pPr>
+      <w:r>
+        <w:rPr>
+          <w:rFonts w:eastAsia="Times New Roman"/>
+        </w:rPr>
+        <w:t>“Mmhmm</w:t>
+      </w:r>
+      <w:r>
+        <w:rPr>
+          <w:rFonts w:eastAsia="Times New Roman"/>
+        </w:rPr>
+        <w:t>.</w:t>
+      </w:r>
+      <w:r>
+        <w:rPr>
+          <w:rFonts w:eastAsia="Times New Roman"/>
+        </w:rPr>
+        <w:t xml:space="preserve"> She</w:t>
+      </w:r>
+      <w:r>
+        <w:rPr>
+          <w:rFonts w:eastAsia="Times New Roman"/>
+        </w:rPr>
+        <w:t xml:space="preserve">’d </w:t>
+      </w:r>
+      <w:r>
+        <w:rPr>
+          <w:rFonts w:eastAsia="Times New Roman"/>
+        </w:rPr>
+        <w:t xml:space="preserve">come by my desk at work to drop off healthy snacks, since she knew I usually work through lunch, and she’d scold me if </w:t>
+      </w:r>
+      <w:r>
+        <w:rPr>
+          <w:rFonts w:eastAsia="Times New Roman"/>
+        </w:rPr>
+        <w:t>they were</w:t>
+      </w:r>
+      <w:r>
+        <w:rPr>
+          <w:rFonts w:eastAsia="Times New Roman"/>
+        </w:rPr>
+        <w:t xml:space="preserve"> still </w:t>
+      </w:r>
+      <w:r>
+        <w:rPr>
+          <w:rFonts w:eastAsia="Times New Roman"/>
+        </w:rPr>
+        <w:t>on my desk</w:t>
+      </w:r>
+      <w:r>
+        <w:rPr>
+          <w:rFonts w:eastAsia="Times New Roman"/>
+        </w:rPr>
+        <w:t xml:space="preserve"> at the end of the day.”</w:t>
+      </w:r>
+    </w:p>
+    <w:p>
+      <w:pPr>
+        <w:rPr>
+          <w:rFonts w:eastAsia="Times New Roman"/>
+        </w:rPr>
+      </w:pPr>
+      <w:r>
+        <w:rPr>
+          <w:rFonts w:eastAsia="Times New Roman"/>
+        </w:rPr>
+        <w:t>“</w:t>
+      </w:r>
+    </w:p>
+    <w:p>
+      <w:pPr>
+        <w:rPr>
+          <w:rFonts w:eastAsia="Times New Roman"/>
+        </w:rPr>
+      </w:pPr>
+    </w:p>
+    <w:p>
+      <w:pPr>
+        <w:rPr>
+          <w:rFonts w:eastAsia="Times New Roman"/>
+        </w:rPr>
+      </w:pPr>
+    </w:p>
+    <w:p>
+      <w:pPr>
+        <w:rPr>
+          <w:rFonts w:eastAsia="Times New Roman"/>
+        </w:rPr>
+      </w:pPr>
+    </w:p>
+    <w:p>
+      <w:pPr>
+        <w:rPr>
+          <w:rFonts w:eastAsia="Times New Roman"/>
+        </w:rPr>
+      </w:pPr>
+    </w:p>
+    <w:p>
+      <w:pPr>
+        <w:rPr>
+          <w:rFonts w:eastAsia="Times New Roman"/>
+        </w:rPr>
+      </w:pPr>
+      <w:r>
+        <w:rPr>
+          <w:rFonts w:eastAsia="Times New Roman"/>
+        </w:rPr>
+        <w:t>“Anyway, that’s enough about my dietary habits</w:t>
+      </w:r>
+      <w:r>
+        <w:rPr>
+          <w:rFonts w:eastAsia="Times New Roman"/>
+        </w:rPr>
+        <w:t>.</w:t>
+      </w:r>
+      <w:r>
+        <w:rPr>
+          <w:rFonts w:eastAsia="Times New Roman"/>
+        </w:rPr>
+        <w:t xml:space="preserve"> </w:t>
+      </w:r>
+      <w:r>
+        <w:rPr>
+          <w:rFonts w:eastAsia="Times New Roman"/>
+        </w:rPr>
+        <w:t>T</w:t>
+      </w:r>
+      <w:r>
+        <w:rPr>
+          <w:rFonts w:eastAsia="Times New Roman"/>
+        </w:rPr>
+        <w:t>here</w:t>
+      </w:r>
+      <w:r>
+        <w:rPr>
+          <w:rFonts w:eastAsia="Times New Roman"/>
+        </w:rPr>
+        <w:t xml:space="preserve">’s something important </w:t>
+      </w:r>
+      <w:r>
+        <w:rPr>
+          <w:rFonts w:eastAsia="Times New Roman"/>
+        </w:rPr>
+        <w:t>I</w:t>
+      </w:r>
+      <w:r>
+        <w:rPr>
+          <w:rFonts w:eastAsia="Times New Roman"/>
+        </w:rPr>
+        <w:t xml:space="preserve"> actually</w:t>
+      </w:r>
+      <w:r>
+        <w:rPr>
+          <w:rFonts w:eastAsia="Times New Roman"/>
+        </w:rPr>
+        <w:t xml:space="preserve"> wanted to ask you,” Cassandra continued</w:t>
+      </w:r>
+      <w:r>
+        <w:rPr>
+          <w:rFonts w:eastAsia="Times New Roman"/>
+        </w:rPr>
+        <w:t xml:space="preserve">. The </w:t>
+      </w:r>
+      <w:r>
+        <w:rPr>
+          <w:rFonts w:eastAsia="Times New Roman"/>
+        </w:rPr>
+        <w:t>warmth</w:t>
+      </w:r>
+      <w:r>
+        <w:rPr>
+          <w:rFonts w:eastAsia="Times New Roman"/>
+        </w:rPr>
+        <w:t xml:space="preserve"> on her face had completely vanished. </w:t>
+      </w:r>
+    </w:p>
+    <w:p>
+      <w:pPr>
+        <w:rPr>
+          <w:rFonts w:eastAsia="Times New Roman"/>
+        </w:rPr>
+      </w:pPr>
+      <w:r>
+        <w:rPr>
+          <w:rFonts w:eastAsia="Times New Roman"/>
+        </w:rPr>
+        <w:t>“</w:t>
+      </w:r>
+      <w:r>
+        <w:rPr>
+          <w:rFonts w:eastAsia="Times New Roman"/>
+        </w:rPr>
+        <w:t xml:space="preserve">Oh, I see how it is. Buttering me up before you </w:t>
+      </w:r>
+      <w:r>
+        <w:rPr>
+          <w:rFonts w:eastAsia="Times New Roman"/>
+        </w:rPr>
+        <w:t>call in</w:t>
+      </w:r>
+      <w:r>
+        <w:rPr>
+          <w:rFonts w:eastAsia="Times New Roman"/>
+        </w:rPr>
+        <w:t xml:space="preserve"> a favor, huh</w:t>
+      </w:r>
+      <w:r>
+        <w:rPr>
+          <w:rFonts w:eastAsia="Times New Roman"/>
+        </w:rPr>
+        <w:t xml:space="preserve">?” </w:t>
+      </w:r>
+    </w:p>
+    <w:p>
+      <w:pPr>
+        <w:rPr>
+          <w:rFonts w:eastAsia="Times New Roman"/>
+        </w:rPr>
+      </w:pPr>
+      <w:r>
+        <w:rPr>
+          <w:rFonts w:eastAsia="Times New Roman"/>
+        </w:rPr>
+        <w:lastRenderedPageBreak/>
+        <w:t xml:space="preserve">Cassandra seemed </w:t>
+      </w:r>
+      <w:r>
+        <w:rPr>
+          <w:rFonts w:eastAsia="Times New Roman"/>
+        </w:rPr>
+        <w:t>outright</w:t>
+      </w:r>
+      <w:r>
+        <w:rPr>
+          <w:rFonts w:eastAsia="Times New Roman"/>
+        </w:rPr>
+        <w:t xml:space="preserve"> offended. “Of course not. Everything I’ve said </w:t>
+      </w:r>
+      <w:r>
+        <w:rPr>
+          <w:rFonts w:eastAsia="Times New Roman"/>
+        </w:rPr>
+        <w:t>and done has</w:t>
+      </w:r>
+      <w:r>
+        <w:rPr>
+          <w:rFonts w:eastAsia="Times New Roman"/>
+        </w:rPr>
+        <w:t xml:space="preserve"> been genuine.</w:t>
+      </w:r>
+      <w:r>
+        <w:rPr>
+          <w:rFonts w:eastAsia="Times New Roman"/>
+        </w:rPr>
+        <w:t xml:space="preserve"> And I want to be clear that what I’m about to ask isn’t an order, nor does it have any bearing on your </w:t>
+      </w:r>
+      <w:r>
+        <w:rPr>
+          <w:rFonts w:eastAsia="Times New Roman"/>
+        </w:rPr>
+        <w:t>job, or our friendship</w:t>
+      </w:r>
+      <w:r>
+        <w:rPr>
+          <w:rFonts w:eastAsia="Times New Roman"/>
+        </w:rPr>
+        <w:t>.</w:t>
+      </w:r>
+      <w:r>
+        <w:rPr>
+          <w:rFonts w:eastAsia="Times New Roman"/>
+        </w:rPr>
+        <w:t xml:space="preserve"> You can say no and we’ll forget this ever happened.”</w:t>
+      </w:r>
+    </w:p>
+    <w:p>
+      <w:pPr>
+        <w:rPr>
+          <w:rFonts w:eastAsia="Times New Roman"/>
+        </w:rPr>
+      </w:pPr>
+      <w:r>
+        <w:rPr>
+          <w:rFonts w:eastAsia="Times New Roman"/>
+        </w:rPr>
+        <w:t>“</w:t>
+      </w:r>
+      <w:r>
+        <w:rPr>
+          <w:rFonts w:eastAsia="Times New Roman"/>
+        </w:rPr>
+        <w:t>That’s what we are, now? Friends?”</w:t>
+      </w:r>
+    </w:p>
+    <w:p>
+      <w:pPr>
+        <w:rPr>
+          <w:rFonts w:eastAsia="Times New Roman"/>
+        </w:rPr>
+      </w:pPr>
+      <w:r>
+        <w:rPr>
+          <w:rFonts w:eastAsia="Times New Roman"/>
+        </w:rPr>
+        <w:t>“I’ve enjoyed your company these past few days, so I think so. Of course, if you disagree…”</w:t>
+      </w:r>
+    </w:p>
+    <w:p>
+      <w:pPr>
+        <w:rPr>
+          <w:rFonts w:eastAsia="Times New Roman"/>
+        </w:rPr>
+      </w:pPr>
+      <w:r>
+        <w:rPr>
+          <w:rFonts w:eastAsia="Times New Roman"/>
+        </w:rPr>
+        <w:t xml:space="preserve">“Nah, I’m just </w:t>
+      </w:r>
+      <w:proofErr w:type="spellStart"/>
+      <w:r>
+        <w:rPr>
+          <w:rFonts w:eastAsia="Times New Roman"/>
+        </w:rPr>
+        <w:t>messin</w:t>
+      </w:r>
+      <w:proofErr w:type="spellEnd"/>
+      <w:r>
+        <w:rPr>
+          <w:rFonts w:eastAsia="Times New Roman"/>
+        </w:rPr>
+        <w:t>’ with</w:t>
+      </w:r>
+      <w:r>
+        <w:rPr>
+          <w:rFonts w:eastAsia="Times New Roman"/>
+        </w:rPr>
+        <w:t xml:space="preserve"> you. Hit me with that question of yours.”</w:t>
+      </w:r>
+    </w:p>
+    <w:p>
+      <w:pPr>
+        <w:rPr>
+          <w:rFonts w:eastAsia="Times New Roman"/>
+        </w:rPr>
+      </w:pPr>
+      <w:r>
+        <w:rPr>
+          <w:rFonts w:eastAsia="Times New Roman"/>
+        </w:rPr>
+        <w:t>“</w:t>
+      </w:r>
+      <w:r>
+        <w:rPr>
+          <w:rFonts w:eastAsia="Times New Roman"/>
+        </w:rPr>
         <w:t>I need you to tell me what Jacob Lancaster is doing in Vancouver,” Cassandra said.</w:t>
       </w:r>
       <w:r>
@@ -11895,20 +12269,50 @@
         <w:rPr>
           <w:rFonts w:eastAsia="Times New Roman"/>
         </w:rPr>
-        <w:t xml:space="preserve"> he’s gonna make his move.”</w:t>
-      </w:r>
-    </w:p>
-    <w:p>
-      <w:pPr>
-        <w:rPr>
-          <w:rFonts w:eastAsia="Times New Roman"/>
-        </w:rPr>
-      </w:pPr>
-      <w:r>
-        <w:rPr>
-          <w:rFonts w:eastAsia="Times New Roman"/>
-        </w:rPr>
-        <w:t xml:space="preserve">“What makes you think I’d know anything?” Akiko asked, playing innocent. </w:t>
+        <w:t xml:space="preserve"> he’</w:t>
+      </w:r>
+      <w:r>
+        <w:rPr>
+          <w:rFonts w:eastAsia="Times New Roman"/>
+        </w:rPr>
+        <w:t xml:space="preserve">ll </w:t>
+      </w:r>
+      <w:r>
+        <w:rPr>
+          <w:rFonts w:eastAsia="Times New Roman"/>
+        </w:rPr>
+        <w:t>make his move.”</w:t>
+      </w:r>
+    </w:p>
+    <w:p>
+      <w:pPr>
+        <w:rPr>
+          <w:rFonts w:eastAsia="Times New Roman"/>
+        </w:rPr>
+      </w:pPr>
+      <w:r>
+        <w:rPr>
+          <w:rFonts w:eastAsia="Times New Roman"/>
+        </w:rPr>
+        <w:t xml:space="preserve">“What makes you think </w:t>
+      </w:r>
+      <w:r>
+        <w:rPr>
+          <w:rFonts w:eastAsia="Times New Roman"/>
+        </w:rPr>
+        <w:t>I’m any more in the loop than you are</w:t>
+      </w:r>
+      <w:r>
+        <w:rPr>
+          <w:rFonts w:eastAsia="Times New Roman"/>
+        </w:rPr>
+        <w:t>?” Akiko asked</w:t>
+      </w:r>
+      <w:r>
+        <w:rPr>
+          <w:rFonts w:eastAsia="Times New Roman"/>
+        </w:rPr>
+        <w:t>, hoping her faux innocence was convincing.</w:t>
       </w:r>
     </w:p>
     <w:p>
@@ -12080,6 +12484,7 @@
         <w:rPr>
           <w:rFonts w:eastAsia="Times New Roman"/>
         </w:rPr>
+        <w:lastRenderedPageBreak/>
         <w:t>“Easily done. You’ll have all the help we can provide.”</w:t>
       </w:r>
     </w:p>
@@ -12093,44 +12498,56 @@
         <w:rPr>
           <w:rFonts w:eastAsia="Times New Roman"/>
         </w:rPr>
-        <w:t>A quick, positive answer</w:t>
-      </w:r>
-      <w:r>
-        <w:rPr>
-          <w:rFonts w:eastAsia="Times New Roman"/>
-        </w:rPr>
-        <w:t xml:space="preserve"> to a thoughtless question</w:t>
-      </w:r>
-      <w:r>
-        <w:rPr>
-          <w:rFonts w:eastAsia="Times New Roman"/>
-        </w:rPr>
-        <w:t>, but a disappointing one all the same</w:t>
-      </w:r>
-      <w:r>
-        <w:rPr>
-          <w:rFonts w:eastAsia="Times New Roman"/>
-        </w:rPr>
-        <w:t xml:space="preserve">. That Cassandra had not mentioned the mnemonic matrix meant that she either didn’t know about, or was unwilling to share its existence. </w:t>
-      </w:r>
-      <w:r>
-        <w:rPr>
-          <w:rFonts w:eastAsia="Times New Roman"/>
-        </w:rPr>
-        <w:t xml:space="preserve">Still, she’d offered a trade, and it had been accepted. There was no way to back out now. </w:t>
-      </w:r>
-    </w:p>
-    <w:p>
-      <w:pPr>
-        <w:rPr>
-          <w:rFonts w:eastAsia="Times New Roman"/>
-        </w:rPr>
-      </w:pPr>
-      <w:r>
-        <w:rPr>
-          <w:rFonts w:eastAsia="Times New Roman"/>
-        </w:rPr>
-        <w:t>“Then I guess we have a deal,” Akiko said.</w:t>
+        <w:t>That Cassandra had not mentioned the mnemonic matrix meant that she either didn’t know about, or was unwilling to share its existence</w:t>
+      </w:r>
+      <w:r>
+        <w:rPr>
+          <w:rFonts w:eastAsia="Times New Roman"/>
+        </w:rPr>
+        <w:t>, but there was a chance that could be fixed in the future</w:t>
+      </w:r>
+      <w:r>
+        <w:rPr>
+          <w:rFonts w:eastAsia="Times New Roman"/>
+        </w:rPr>
+        <w:t xml:space="preserve">. </w:t>
+      </w:r>
+      <w:r>
+        <w:rPr>
+          <w:rFonts w:eastAsia="Times New Roman"/>
+        </w:rPr>
+        <w:t>Either way, Akiko had</w:t>
+      </w:r>
+      <w:r>
+        <w:rPr>
+          <w:rFonts w:eastAsia="Times New Roman"/>
+        </w:rPr>
+        <w:t xml:space="preserve"> offered a trade, and it had been accepted. There was no way to back out now. </w:t>
+      </w:r>
+    </w:p>
+    <w:p>
+      <w:pPr>
+        <w:rPr>
+          <w:rFonts w:eastAsia="Times New Roman"/>
+        </w:rPr>
+      </w:pPr>
+      <w:r>
+        <w:rPr>
+          <w:rFonts w:eastAsia="Times New Roman"/>
+        </w:rPr>
+        <w:t xml:space="preserve">“Then I guess we have a deal,” </w:t>
+      </w:r>
+      <w:r>
+        <w:rPr>
+          <w:rFonts w:eastAsia="Times New Roman"/>
+        </w:rPr>
+        <w:t>she</w:t>
+      </w:r>
+      <w:r>
+        <w:rPr>
+          <w:rFonts w:eastAsia="Times New Roman"/>
+        </w:rPr>
+        <w:t xml:space="preserve"> said.</w:t>
       </w:r>
     </w:p>
     <w:p>
@@ -12174,7 +12591,6 @@
         <w:rPr>
           <w:rFonts w:eastAsia="Times New Roman"/>
         </w:rPr>
-        <w:lastRenderedPageBreak/>
         <w:t xml:space="preserve">“What I need now is to talk about, like, literally anything else. I thought the trip to Seattle might be a little fun, but ever since we left for that stupid conference, I’ve been drowning in office politics that I </w:t>
       </w:r>
       <w:r>
@@ -12234,12 +12650,14 @@
           <w:rFonts w:eastAsia="Times New Roman"/>
         </w:rPr>
       </w:pPr>
+      <w:proofErr w:type="spellStart"/>
       <w:r>
         <w:rPr>
           <w:rFonts w:eastAsia="Times New Roman"/>
         </w:rPr>
         <w:t>hehhwhah</w:t>
       </w:r>
+      <w:proofErr w:type="spellEnd"/>
     </w:p>
     <w:p>
       <w:pPr>

--- a/Peregrine 2020.docx
+++ b/Peregrine 2020.docx
@@ -11013,7 +11013,7 @@
       </w:r>
       <w:bookmarkEnd w:id="9"/>
       <w:r>
-        <w:t>Peering Inwards</w:t>
+        <w:t>Leviathan</w:t>
       </w:r>
     </w:p>
     <w:p>
@@ -12082,19 +12082,31 @@
         <w:rPr>
           <w:rFonts w:eastAsia="Calibri"/>
         </w:rPr>
-        <w:t xml:space="preserve"> might be made to spill some secrets about the mnemonics division, provided Akiko could keep her talking. There had to be an angle somewhere. </w:t>
-      </w:r>
-    </w:p>
-    <w:p>
-      <w:pPr>
+        <w:t xml:space="preserve"> might be made to spill some secrets about </w:t>
+      </w:r>
+      <w:r>
         <w:rPr>
           <w:rFonts w:eastAsia="Calibri"/>
         </w:rPr>
-      </w:pPr>
+        <w:t>Mnemosyne</w:t>
+      </w:r>
       <w:r>
         <w:rPr>
           <w:rFonts w:eastAsia="Calibri"/>
         </w:rPr>
+        <w:t xml:space="preserve">, provided Akiko could keep her talking. There had to be an angle somewhere. </w:t>
+      </w:r>
+    </w:p>
+    <w:p>
+      <w:pPr>
+        <w:rPr>
+          <w:rFonts w:eastAsia="Calibri"/>
+        </w:rPr>
+      </w:pPr>
+      <w:r>
+        <w:rPr>
+          <w:rFonts w:eastAsia="Calibri"/>
+        </w:rPr>
         <w:t xml:space="preserve">“What kind of </w:t>
       </w:r>
       <w:r>
@@ -12156,61 +12168,85 @@
         <w:rPr>
           <w:rFonts w:eastAsia="Times New Roman"/>
         </w:rPr>
-        <w:t>The</w:t>
-      </w:r>
-      <w:r>
-        <w:rPr>
-          <w:rFonts w:eastAsia="Times New Roman"/>
-        </w:rPr>
-        <w:t xml:space="preserve"> best way I </w:t>
-      </w:r>
-      <w:r>
-        <w:rPr>
-          <w:rFonts w:eastAsia="Times New Roman"/>
-        </w:rPr>
-        <w:t>can think to</w:t>
-      </w:r>
-      <w:r>
-        <w:rPr>
-          <w:rFonts w:eastAsia="Times New Roman"/>
-        </w:rPr>
-        <w:t xml:space="preserve"> describe it is ‘</w:t>
-      </w:r>
-      <w:r>
-        <w:rPr>
-          <w:rFonts w:eastAsia="Times New Roman"/>
-        </w:rPr>
-        <w:t>powerless</w:t>
-      </w:r>
-      <w:r>
-        <w:rPr>
-          <w:rFonts w:eastAsia="Times New Roman"/>
-        </w:rPr>
-        <w:t xml:space="preserve">.’ </w:t>
-      </w:r>
-      <w:r>
-        <w:rPr>
-          <w:rFonts w:eastAsia="Times New Roman"/>
-        </w:rPr>
         <w:t xml:space="preserve">I was maybe nineteen years old when my mother took me to a conference in Beijing, </w:t>
       </w:r>
       <w:r>
         <w:rPr>
           <w:rFonts w:eastAsia="Times New Roman"/>
         </w:rPr>
-        <w:t>much bigger than the one we just attended. From what seemed like the five billionth story of whatever building we were in</w:t>
-      </w:r>
-      <w:r>
-        <w:rPr>
-          <w:rFonts w:eastAsia="Times New Roman"/>
-        </w:rPr>
-        <w:t xml:space="preserve">, I began to comprehend </w:t>
-      </w:r>
-      <w:r>
-        <w:rPr>
-          <w:rFonts w:eastAsia="Times New Roman"/>
-        </w:rPr>
-        <w:t xml:space="preserve">the sheer enormity of this </w:t>
+        <w:t xml:space="preserve">much bigger than the one we just attended. </w:t>
+      </w:r>
+      <w:r>
+        <w:rPr>
+          <w:rFonts w:eastAsia="Times New Roman"/>
+        </w:rPr>
+        <w:t>Looking at the city from</w:t>
+      </w:r>
+      <w:r>
+        <w:rPr>
+          <w:rFonts w:eastAsia="Times New Roman"/>
+        </w:rPr>
+        <w:t xml:space="preserve"> what seemed like the five billionth story of whatever building we were in</w:t>
+      </w:r>
+      <w:r>
+        <w:rPr>
+          <w:rFonts w:eastAsia="Times New Roman"/>
+        </w:rPr>
+        <w:t xml:space="preserve">, I </w:t>
+      </w:r>
+      <w:r>
+        <w:rPr>
+          <w:rFonts w:eastAsia="Times New Roman"/>
+        </w:rPr>
+        <w:t xml:space="preserve">realized for the first time </w:t>
+      </w:r>
+      <w:r>
+        <w:rPr>
+          <w:rFonts w:eastAsia="Times New Roman"/>
+        </w:rPr>
+        <w:t>how enormous the world really is, and how little agency I had</w:t>
+      </w:r>
+      <w:r>
+        <w:rPr>
+          <w:rFonts w:eastAsia="Times New Roman"/>
+        </w:rPr>
+        <w:t>.</w:t>
+      </w:r>
+      <w:r>
+        <w:rPr>
+          <w:rFonts w:eastAsia="Times New Roman"/>
+        </w:rPr>
+        <w:t xml:space="preserve"> </w:t>
+      </w:r>
+      <w:r>
+        <w:rPr>
+          <w:rFonts w:eastAsia="Times New Roman"/>
+        </w:rPr>
+        <w:t xml:space="preserve">Nothing I did at this company was ever </w:t>
+      </w:r>
+      <w:r>
+        <w:rPr>
+          <w:rFonts w:eastAsia="Times New Roman"/>
+        </w:rPr>
+        <w:t>gonna</w:t>
+      </w:r>
+      <w:r>
+        <w:rPr>
+          <w:rFonts w:eastAsia="Times New Roman"/>
+        </w:rPr>
+        <w:t xml:space="preserve"> </w:t>
+      </w:r>
+      <w:r>
+        <w:rPr>
+          <w:rFonts w:eastAsia="Times New Roman"/>
+        </w:rPr>
+        <w:t>matter</w:t>
+      </w:r>
+      <w:r>
+        <w:rPr>
+          <w:rFonts w:eastAsia="Times New Roman"/>
+        </w:rPr>
+        <w:t xml:space="preserve">, but here I was, following my mother’s footsteps because that’s what </w:t>
       </w:r>
       <w:r>
         <w:rPr>
@@ -12218,19 +12254,113 @@
           <w:i/>
           <w:iCs/>
         </w:rPr>
-        <w:t>leviathan</w:t>
-      </w:r>
-      <w:r>
-        <w:rPr>
-          <w:rFonts w:eastAsia="Times New Roman"/>
-        </w:rPr>
-        <w:t xml:space="preserve"> we work for, and how little anything I did really mattered.</w:t>
-      </w:r>
-      <w:r>
-        <w:rPr>
-          <w:rFonts w:eastAsia="Times New Roman"/>
-        </w:rPr>
-        <w:t xml:space="preserve"> Ended up having a panic attack and leaving early, which made mother a little cross, but she understood. Between her and Zhiyi, I had the support I needed.</w:t>
+        <w:t xml:space="preserve">she </w:t>
+      </w:r>
+      <w:r>
+        <w:rPr>
+          <w:rFonts w:eastAsia="Times New Roman"/>
+        </w:rPr>
+        <w:t>wanted me to do.”</w:t>
+      </w:r>
+    </w:p>
+    <w:p>
+      <w:pPr>
+        <w:rPr>
+          <w:rFonts w:eastAsia="Times New Roman"/>
+        </w:rPr>
+      </w:pPr>
+      <w:r>
+        <w:rPr>
+          <w:rFonts w:eastAsia="Times New Roman"/>
+        </w:rPr>
+        <w:t>“Did you ever talk to her about it, or just your girlfriend?”</w:t>
+      </w:r>
+    </w:p>
+    <w:p>
+      <w:pPr>
+        <w:rPr>
+          <w:rFonts w:eastAsia="Times New Roman"/>
+        </w:rPr>
+      </w:pPr>
+      <w:r>
+        <w:rPr>
+          <w:rFonts w:eastAsia="Times New Roman"/>
+        </w:rPr>
+        <w:t xml:space="preserve">“I did. She made some concessions, </w:t>
+      </w:r>
+      <w:r>
+        <w:rPr>
+          <w:rFonts w:eastAsia="Times New Roman"/>
+        </w:rPr>
+        <w:t xml:space="preserve">sent me to therapy, </w:t>
+      </w:r>
+      <w:r>
+        <w:rPr>
+          <w:rFonts w:eastAsia="Times New Roman"/>
+        </w:rPr>
+        <w:t>and things got better. Happy ending.”</w:t>
+      </w:r>
+    </w:p>
+    <w:p>
+      <w:pPr>
+        <w:rPr>
+          <w:rFonts w:eastAsia="Times New Roman"/>
+        </w:rPr>
+      </w:pPr>
+      <w:r>
+        <w:rPr>
+          <w:rFonts w:eastAsia="Times New Roman"/>
+        </w:rPr>
+        <w:t>“Doesn’t seem like this ‘happy ending’ of yours lasted very long, though.”</w:t>
+      </w:r>
+    </w:p>
+    <w:p>
+      <w:pPr>
+        <w:rPr>
+          <w:rFonts w:eastAsia="Times New Roman"/>
+        </w:rPr>
+      </w:pPr>
+      <w:r>
+        <w:rPr>
+          <w:rFonts w:eastAsia="Times New Roman"/>
+        </w:rPr>
+        <w:t>Cassandra’s lips tightened into what</w:t>
+      </w:r>
+      <w:r>
+        <w:rPr>
+          <w:rFonts w:eastAsia="Times New Roman"/>
+        </w:rPr>
+        <w:t xml:space="preserve"> almost</w:t>
+      </w:r>
+      <w:r>
+        <w:rPr>
+          <w:rFonts w:eastAsia="Times New Roman"/>
+        </w:rPr>
+        <w:t xml:space="preserve"> looked like a smile. “</w:t>
+      </w:r>
+      <w:r>
+        <w:rPr>
+          <w:rFonts w:eastAsia="Times New Roman"/>
+        </w:rPr>
+        <w:t>Happy doesn’t mean perfect</w:t>
+      </w:r>
+      <w:r>
+        <w:rPr>
+          <w:rFonts w:eastAsia="Times New Roman"/>
+        </w:rPr>
+        <w:t>,” she said. “</w:t>
+      </w:r>
+      <w:r>
+        <w:rPr>
+          <w:rFonts w:eastAsia="Times New Roman"/>
+        </w:rPr>
+        <w:t>What matters now is that I feel like I have a chance</w:t>
+      </w:r>
+      <w:r>
+        <w:rPr>
+          <w:rFonts w:eastAsia="Times New Roman"/>
+        </w:rPr>
+        <w:t>.</w:t>
       </w:r>
       <w:r>
         <w:rPr>
@@ -12245,74 +12375,6 @@
           <w:rFonts w:eastAsia="Times New Roman"/>
         </w:rPr>
       </w:pPr>
-      <w:r>
-        <w:rPr>
-          <w:rFonts w:eastAsia="Times New Roman"/>
-        </w:rPr>
-        <w:t>“That sounds really nice</w:t>
-      </w:r>
-      <w:r>
-        <w:rPr>
-          <w:rFonts w:eastAsia="Times New Roman"/>
-        </w:rPr>
-        <w:t xml:space="preserve">, but </w:t>
-      </w:r>
-      <w:r>
-        <w:rPr>
-          <w:rFonts w:eastAsia="Times New Roman"/>
-        </w:rPr>
-        <w:t xml:space="preserve">I’d </w:t>
-      </w:r>
-      <w:r>
-        <w:rPr>
-          <w:rFonts w:eastAsia="Times New Roman"/>
-        </w:rPr>
-        <w:t>bet</w:t>
-      </w:r>
-      <w:r>
-        <w:rPr>
-          <w:rFonts w:eastAsia="Times New Roman"/>
-        </w:rPr>
-        <w:t xml:space="preserve"> that, between the two of them, your girlfriend was a lot more available.”</w:t>
-      </w:r>
-    </w:p>
-    <w:p>
-      <w:pPr>
-        <w:rPr>
-          <w:rFonts w:eastAsia="Times New Roman"/>
-        </w:rPr>
-      </w:pPr>
-      <w:r>
-        <w:rPr>
-          <w:rFonts w:eastAsia="Times New Roman"/>
-        </w:rPr>
-        <w:t>“Very much so.</w:t>
-      </w:r>
-      <w:r>
-        <w:rPr>
-          <w:rFonts w:eastAsia="Times New Roman"/>
-        </w:rPr>
-        <w:t xml:space="preserve"> But what about you? I’ve been yapping so much that I neglected to ask</w:t>
-      </w:r>
-      <w:r>
-        <w:rPr>
-          <w:rFonts w:eastAsia="Times New Roman"/>
-        </w:rPr>
-        <w:t xml:space="preserve"> if there’s anyone waiting for you back home.”</w:t>
-      </w:r>
-    </w:p>
-    <w:p>
-      <w:pPr>
-        <w:rPr>
-          <w:rFonts w:eastAsia="Times New Roman"/>
-        </w:rPr>
-      </w:pPr>
-      <w:r>
-        <w:rPr>
-          <w:rFonts w:eastAsia="Times New Roman"/>
-        </w:rPr>
-        <w:t>“You say that like I’m coming back from war.”</w:t>
-      </w:r>
     </w:p>
     <w:p>
       <w:pPr>
@@ -12509,6 +12571,7 @@
         <w:rPr>
           <w:rFonts w:eastAsia="Times New Roman"/>
         </w:rPr>
+        <w:lastRenderedPageBreak/>
         <w:t>“I’ve enjoyed your company these past few days, so I think so. Of course, if you disagree…”</w:t>
       </w:r>
     </w:p>
@@ -12547,7 +12610,6 @@
         <w:rPr>
           <w:rFonts w:eastAsia="Times New Roman"/>
         </w:rPr>
-        <w:lastRenderedPageBreak/>
         <w:t>“</w:t>
       </w:r>
       <w:r>
@@ -12865,6 +12927,7 @@
         <w:rPr>
           <w:rFonts w:eastAsia="Times New Roman"/>
         </w:rPr>
+        <w:lastRenderedPageBreak/>
         <w:t xml:space="preserve">“Then I guess we have a deal,” </w:t>
       </w:r>
       <w:r>
@@ -12890,7 +12953,6 @@
         <w:rPr>
           <w:rFonts w:eastAsia="Times New Roman"/>
         </w:rPr>
-        <w:lastRenderedPageBreak/>
         <w:t>“</w:t>
       </w:r>
       <w:r>

--- a/Peregrine 2020.docx
+++ b/Peregrine 2020.docx
@@ -12204,7 +12204,19 @@
         <w:rPr>
           <w:rFonts w:eastAsia="Times New Roman"/>
         </w:rPr>
-        <w:t>how enormous the world really is, and how little agency I had</w:t>
+        <w:t xml:space="preserve">how enormous the world really is, and how little </w:t>
+      </w:r>
+      <w:r>
+        <w:rPr>
+          <w:rFonts w:eastAsia="Times New Roman"/>
+        </w:rPr>
+        <w:t>power</w:t>
+      </w:r>
+      <w:r>
+        <w:rPr>
+          <w:rFonts w:eastAsia="Times New Roman"/>
+        </w:rPr>
+        <w:t xml:space="preserve"> I had</w:t>
       </w:r>
       <w:r>
         <w:rPr>
@@ -12273,7 +12285,31 @@
         <w:rPr>
           <w:rFonts w:eastAsia="Times New Roman"/>
         </w:rPr>
-        <w:t>“Did you ever talk to her about it, or just your girlfriend?”</w:t>
+        <w:t xml:space="preserve">“Did you ever talk to </w:t>
+      </w:r>
+      <w:r>
+        <w:rPr>
+          <w:rFonts w:eastAsia="Times New Roman"/>
+        </w:rPr>
+        <w:t>your mom</w:t>
+      </w:r>
+      <w:r>
+        <w:rPr>
+          <w:rFonts w:eastAsia="Times New Roman"/>
+        </w:rPr>
+        <w:t xml:space="preserve"> about it, or just </w:t>
+      </w:r>
+      <w:r>
+        <w:rPr>
+          <w:rFonts w:eastAsia="Times New Roman"/>
+        </w:rPr>
+        <w:t>Zhiyi</w:t>
+      </w:r>
+      <w:r>
+        <w:rPr>
+          <w:rFonts w:eastAsia="Times New Roman"/>
+        </w:rPr>
+        <w:t>?”</w:t>
       </w:r>
     </w:p>
     <w:p>
@@ -12366,33 +12402,6 @@
         <w:rPr>
           <w:rFonts w:eastAsia="Times New Roman"/>
         </w:rPr>
-        <w:t>”</w:t>
-      </w:r>
-    </w:p>
-    <w:p>
-      <w:pPr>
-        <w:rPr>
-          <w:rFonts w:eastAsia="Times New Roman"/>
-        </w:rPr>
-      </w:pPr>
-    </w:p>
-    <w:p>
-      <w:pPr>
-        <w:rPr>
-          <w:rFonts w:eastAsia="Times New Roman"/>
-        </w:rPr>
-      </w:pPr>
-    </w:p>
-    <w:p>
-      <w:pPr>
-        <w:rPr>
-          <w:rFonts w:eastAsia="Times New Roman"/>
-        </w:rPr>
-      </w:pPr>
-      <w:r>
-        <w:rPr>
-          <w:rFonts w:eastAsia="Times New Roman"/>
-        </w:rPr>
         <w:t xml:space="preserve"> </w:t>
       </w:r>
       <w:r>
@@ -12460,7 +12469,19 @@
         <w:rPr>
           <w:rFonts w:eastAsia="Times New Roman"/>
         </w:rPr>
-        <w:t xml:space="preserve">Oh, I see how it is. Buttering me up before you </w:t>
+        <w:t xml:space="preserve">Oh, I see how it is. </w:t>
+      </w:r>
+      <w:r>
+        <w:rPr>
+          <w:rFonts w:eastAsia="Times New Roman"/>
+        </w:rPr>
+        <w:t>Softening</w:t>
+      </w:r>
+      <w:r>
+        <w:rPr>
+          <w:rFonts w:eastAsia="Times New Roman"/>
+        </w:rPr>
+        <w:t xml:space="preserve"> me up before you </w:t>
       </w:r>
       <w:r>
         <w:rPr>
@@ -12480,13 +12501,25 @@
         </w:rPr>
         <w:t xml:space="preserve">?” </w:t>
       </w:r>
-    </w:p>
-    <w:p>
-      <w:pPr>
-        <w:rPr>
-          <w:rFonts w:eastAsia="Times New Roman"/>
-        </w:rPr>
-      </w:pPr>
+      <w:r>
+        <w:rPr>
+          <w:rFonts w:eastAsia="Times New Roman"/>
+        </w:rPr>
+        <w:t xml:space="preserve"> Akiko asked.</w:t>
+      </w:r>
+    </w:p>
+    <w:p>
+      <w:pPr>
+        <w:rPr>
+          <w:rFonts w:eastAsia="Times New Roman"/>
+        </w:rPr>
+      </w:pPr>
+      <w:r>
+        <w:rPr>
+          <w:rFonts w:eastAsia="Times New Roman"/>
+        </w:rPr>
+        <w:t xml:space="preserve">Despite what Akiko hoped would come across as a joking tone, </w:t>
+      </w:r>
       <w:r>
         <w:rPr>
           <w:rFonts w:eastAsia="Times New Roman"/>
@@ -12509,25 +12542,55 @@
         <w:rPr>
           <w:rFonts w:eastAsia="Times New Roman"/>
         </w:rPr>
-        <w:t>and done has</w:t>
-      </w:r>
-      <w:r>
-        <w:rPr>
-          <w:rFonts w:eastAsia="Times New Roman"/>
-        </w:rPr>
-        <w:t xml:space="preserve"> been genuine.</w:t>
-      </w:r>
-      <w:r>
-        <w:rPr>
-          <w:rFonts w:eastAsia="Times New Roman"/>
-        </w:rPr>
-        <w:t xml:space="preserve"> And I want to be clear that what I’m about to ask isn’t an order, nor does it have any bearing on your </w:t>
-      </w:r>
-      <w:r>
-        <w:rPr>
-          <w:rFonts w:eastAsia="Times New Roman"/>
-        </w:rPr>
-        <w:t>job, or our friendship</w:t>
+        <w:t>tonight</w:t>
+      </w:r>
+      <w:r>
+        <w:rPr>
+          <w:rFonts w:eastAsia="Times New Roman"/>
+        </w:rPr>
+        <w:t xml:space="preserve"> has</w:t>
+      </w:r>
+      <w:r>
+        <w:rPr>
+          <w:rFonts w:eastAsia="Times New Roman"/>
+        </w:rPr>
+        <w:t xml:space="preserve"> been genuine</w:t>
+      </w:r>
+      <w:r>
+        <w:rPr>
+          <w:rFonts w:eastAsia="Times New Roman"/>
+        </w:rPr>
+        <w:t>,” she said.</w:t>
+      </w:r>
+      <w:r>
+        <w:rPr>
+          <w:rFonts w:eastAsia="Times New Roman"/>
+        </w:rPr>
+        <w:t xml:space="preserve"> </w:t>
+      </w:r>
+      <w:r>
+        <w:rPr>
+          <w:rFonts w:eastAsia="Times New Roman"/>
+        </w:rPr>
+        <w:t>“</w:t>
+      </w:r>
+      <w:r>
+        <w:rPr>
+          <w:rFonts w:eastAsia="Times New Roman"/>
+        </w:rPr>
+        <w:t>I just…</w:t>
+      </w:r>
+      <w:r>
+        <w:rPr>
+          <w:rFonts w:eastAsia="Times New Roman"/>
+        </w:rPr>
+        <w:t xml:space="preserve">I just </w:t>
+      </w:r>
+      <w:r>
+        <w:rPr>
+          <w:rFonts w:eastAsia="Times New Roman"/>
+        </w:rPr>
+        <w:t>need help</w:t>
       </w:r>
       <w:r>
         <w:rPr>
@@ -12552,52 +12615,7 @@
         <w:rPr>
           <w:rFonts w:eastAsia="Times New Roman"/>
         </w:rPr>
-        <w:t>“</w:t>
-      </w:r>
-      <w:r>
-        <w:rPr>
-          <w:rFonts w:eastAsia="Times New Roman"/>
-        </w:rPr>
-        <w:t>That’s what we are, now? Friends?”</w:t>
-      </w:r>
-    </w:p>
-    <w:p>
-      <w:pPr>
-        <w:rPr>
-          <w:rFonts w:eastAsia="Times New Roman"/>
-        </w:rPr>
-      </w:pPr>
-      <w:r>
-        <w:rPr>
-          <w:rFonts w:eastAsia="Times New Roman"/>
-        </w:rPr>
-        <w:lastRenderedPageBreak/>
-        <w:t>“I’ve enjoyed your company these past few days, so I think so. Of course, if you disagree…”</w:t>
-      </w:r>
-    </w:p>
-    <w:p>
-      <w:pPr>
-        <w:rPr>
-          <w:rFonts w:eastAsia="Times New Roman"/>
-        </w:rPr>
-      </w:pPr>
-      <w:r>
-        <w:rPr>
-          <w:rFonts w:eastAsia="Times New Roman"/>
-        </w:rPr>
-        <w:t xml:space="preserve">“Nah, I’m just </w:t>
-      </w:r>
-      <w:r>
-        <w:rPr>
-          <w:rFonts w:eastAsia="Times New Roman"/>
-        </w:rPr>
-        <w:t>messin’ with</w:t>
-      </w:r>
-      <w:r>
-        <w:rPr>
-          <w:rFonts w:eastAsia="Times New Roman"/>
-        </w:rPr>
-        <w:t xml:space="preserve"> you. Hit me with that question of yours.”</w:t>
+        <w:t>“You’re right, I’m sorry. Just go on.”</w:t>
       </w:r>
     </w:p>
     <w:p>
@@ -12675,6 +12693,7 @@
         <w:rPr>
           <w:rFonts w:eastAsia="Times New Roman"/>
         </w:rPr>
+        <w:lastRenderedPageBreak/>
         <w:t xml:space="preserve">“What makes you think </w:t>
       </w:r>
       <w:r>
@@ -12927,63 +12946,63 @@
         <w:rPr>
           <w:rFonts w:eastAsia="Times New Roman"/>
         </w:rPr>
+        <w:t xml:space="preserve">“Then I guess we have a deal,” </w:t>
+      </w:r>
+      <w:r>
+        <w:rPr>
+          <w:rFonts w:eastAsia="Times New Roman"/>
+        </w:rPr>
+        <w:t>she</w:t>
+      </w:r>
+      <w:r>
+        <w:rPr>
+          <w:rFonts w:eastAsia="Times New Roman"/>
+        </w:rPr>
+        <w:t xml:space="preserve"> said.</w:t>
+      </w:r>
+    </w:p>
+    <w:p>
+      <w:pPr>
+        <w:rPr>
+          <w:rFonts w:eastAsia="Times New Roman"/>
+        </w:rPr>
+      </w:pPr>
+      <w:r>
+        <w:rPr>
+          <w:rFonts w:eastAsia="Times New Roman"/>
+        </w:rPr>
+        <w:t>“</w:t>
+      </w:r>
+      <w:r>
+        <w:rPr>
+          <w:rFonts w:eastAsia="Times New Roman"/>
+        </w:rPr>
+        <w:t>Splendid!</w:t>
+      </w:r>
+      <w:r>
+        <w:rPr>
+          <w:rFonts w:eastAsia="Times New Roman"/>
+        </w:rPr>
+        <w:t xml:space="preserve"> I’m really sorry to impose upon you, since I’m sure this isn’t the most comfortable position for you to be in, but, given the stakes, I’d be remiss not to try. You’ll have our full support, so if you need anything more, just ask.</w:t>
+      </w:r>
+      <w:r>
+        <w:rPr>
+          <w:rFonts w:eastAsia="Times New Roman"/>
+        </w:rPr>
+        <w:t>”</w:t>
+      </w:r>
+    </w:p>
+    <w:p>
+      <w:pPr>
+        <w:rPr>
+          <w:rFonts w:eastAsia="Times New Roman"/>
+        </w:rPr>
+      </w:pPr>
+      <w:r>
+        <w:rPr>
+          <w:rFonts w:eastAsia="Times New Roman"/>
+        </w:rPr>
         <w:lastRenderedPageBreak/>
-        <w:t xml:space="preserve">“Then I guess we have a deal,” </w:t>
-      </w:r>
-      <w:r>
-        <w:rPr>
-          <w:rFonts w:eastAsia="Times New Roman"/>
-        </w:rPr>
-        <w:t>she</w:t>
-      </w:r>
-      <w:r>
-        <w:rPr>
-          <w:rFonts w:eastAsia="Times New Roman"/>
-        </w:rPr>
-        <w:t xml:space="preserve"> said.</w:t>
-      </w:r>
-    </w:p>
-    <w:p>
-      <w:pPr>
-        <w:rPr>
-          <w:rFonts w:eastAsia="Times New Roman"/>
-        </w:rPr>
-      </w:pPr>
-      <w:r>
-        <w:rPr>
-          <w:rFonts w:eastAsia="Times New Roman"/>
-        </w:rPr>
-        <w:t>“</w:t>
-      </w:r>
-      <w:r>
-        <w:rPr>
-          <w:rFonts w:eastAsia="Times New Roman"/>
-        </w:rPr>
-        <w:t>Splendid!</w:t>
-      </w:r>
-      <w:r>
-        <w:rPr>
-          <w:rFonts w:eastAsia="Times New Roman"/>
-        </w:rPr>
-        <w:t xml:space="preserve"> I’m really sorry to impose upon you, since I’m sure this isn’t the most comfortable position for you to be in, but, given the stakes, I’d be remiss not to try. You’ll have our full support, so if you need anything more, just ask.</w:t>
-      </w:r>
-      <w:r>
-        <w:rPr>
-          <w:rFonts w:eastAsia="Times New Roman"/>
-        </w:rPr>
-        <w:t>”</w:t>
-      </w:r>
-    </w:p>
-    <w:p>
-      <w:pPr>
-        <w:rPr>
-          <w:rFonts w:eastAsia="Times New Roman"/>
-        </w:rPr>
-      </w:pPr>
-      <w:r>
-        <w:rPr>
-          <w:rFonts w:eastAsia="Times New Roman"/>
-        </w:rPr>
         <w:t xml:space="preserve">“What I need now is to talk about, like, literally anything else. I thought the trip to Seattle might be a little fun, but ever since we left for that stupid conference, I’ve been drowning in office politics that I </w:t>
       </w:r>
       <w:r>

--- a/Peregrine 2020.docx
+++ b/Peregrine 2020.docx
@@ -12420,7 +12420,19 @@
         <w:rPr>
           <w:rFonts w:eastAsia="Times New Roman"/>
         </w:rPr>
-        <w:t xml:space="preserve">’s something important </w:t>
+        <w:t>’s</w:t>
+      </w:r>
+      <w:r>
+        <w:rPr>
+          <w:rFonts w:eastAsia="Times New Roman"/>
+        </w:rPr>
+        <w:t>…</w:t>
+      </w:r>
+      <w:r>
+        <w:rPr>
+          <w:rFonts w:eastAsia="Times New Roman"/>
+        </w:rPr>
+        <w:t xml:space="preserve">something important </w:t>
       </w:r>
       <w:r>
         <w:rPr>
@@ -12444,14 +12456,106 @@
         <w:rPr>
           <w:rFonts w:eastAsia="Times New Roman"/>
         </w:rPr>
+        <w:t>.</w:t>
+      </w:r>
+      <w:r>
+        <w:rPr>
+          <w:rFonts w:eastAsia="Times New Roman"/>
+        </w:rPr>
+        <w:t xml:space="preserve"> Not an order, y</w:t>
+      </w:r>
+      <w:r>
+        <w:rPr>
+          <w:rFonts w:eastAsia="Times New Roman"/>
+        </w:rPr>
+        <w:t>ou can say no and we’ll forget this ever happened</w:t>
+      </w:r>
+      <w:r>
+        <w:rPr>
+          <w:rFonts w:eastAsia="Times New Roman"/>
+        </w:rPr>
+        <w:t>”</w:t>
+      </w:r>
+      <w:r>
+        <w:rPr>
+          <w:rFonts w:eastAsia="Times New Roman"/>
+        </w:rPr>
+        <w:t xml:space="preserve"> </w:t>
+      </w:r>
+    </w:p>
+    <w:p>
+      <w:pPr>
+        <w:rPr>
+          <w:rFonts w:eastAsia="Times New Roman"/>
+        </w:rPr>
+      </w:pPr>
+      <w:r>
+        <w:rPr>
+          <w:rFonts w:eastAsia="Times New Roman"/>
+        </w:rPr>
+        <w:t>“</w:t>
+      </w:r>
+      <w:r>
+        <w:rPr>
+          <w:rFonts w:eastAsia="Times New Roman"/>
+        </w:rPr>
+        <w:t xml:space="preserve">Uh, okay,” Akiko said, more than a little wary. </w:t>
+      </w:r>
+    </w:p>
+    <w:p>
+      <w:pPr>
+        <w:rPr>
+          <w:rFonts w:eastAsia="Times New Roman"/>
+        </w:rPr>
+      </w:pPr>
+      <w:r>
+        <w:rPr>
+          <w:rFonts w:eastAsia="Times New Roman"/>
+        </w:rPr>
+        <w:t>“</w:t>
+      </w:r>
+      <w:r>
+        <w:rPr>
+          <w:rFonts w:eastAsia="Times New Roman"/>
+        </w:rPr>
+        <w:t xml:space="preserve">The purge that I feared </w:t>
+      </w:r>
+      <w:r>
+        <w:rPr>
+          <w:rFonts w:eastAsia="Times New Roman"/>
+        </w:rPr>
+        <w:t>has already begun</w:t>
+      </w:r>
+      <w:r>
+        <w:rPr>
+          <w:rFonts w:eastAsia="Times New Roman"/>
+        </w:rPr>
+        <w:t>,” Cassandra said.</w:t>
+      </w:r>
+      <w:r>
+        <w:rPr>
+          <w:rFonts w:eastAsia="Times New Roman"/>
+        </w:rPr>
+        <w:t xml:space="preserve"> “</w:t>
+      </w:r>
+      <w:r>
+        <w:rPr>
+          <w:rFonts w:eastAsia="Times New Roman"/>
+        </w:rPr>
+        <w:t xml:space="preserve">We know the board of directors </w:t>
+      </w:r>
+      <w:r>
+        <w:rPr>
+          <w:rFonts w:eastAsia="Times New Roman"/>
+        </w:rPr>
+        <w:t>wants to turn this place into an arms factory, and they’ll dispose of anyone who might stand in their way. And we know that your old mentor, Jacob Lancaster, is leading the charge</w:t>
+      </w:r>
+      <w:r>
+        <w:rPr>
+          <w:rFonts w:eastAsia="Times New Roman"/>
+        </w:rPr>
         <w:t>.”</w:t>
       </w:r>
-      <w:r>
-        <w:rPr>
-          <w:rFonts w:eastAsia="Times New Roman"/>
-        </w:rPr>
-        <w:t xml:space="preserve"> </w:t>
-      </w:r>
     </w:p>
     <w:p>
       <w:pPr>
@@ -12469,178 +12573,38 @@
         <w:rPr>
           <w:rFonts w:eastAsia="Times New Roman"/>
         </w:rPr>
-        <w:t xml:space="preserve">Oh, I see how it is. </w:t>
-      </w:r>
-      <w:r>
-        <w:rPr>
-          <w:rFonts w:eastAsia="Times New Roman"/>
-        </w:rPr>
-        <w:t>Softening</w:t>
-      </w:r>
-      <w:r>
-        <w:rPr>
-          <w:rFonts w:eastAsia="Times New Roman"/>
-        </w:rPr>
-        <w:t xml:space="preserve"> me up before you </w:t>
-      </w:r>
-      <w:r>
-        <w:rPr>
-          <w:rFonts w:eastAsia="Times New Roman"/>
-        </w:rPr>
-        <w:t>call in</w:t>
-      </w:r>
-      <w:r>
-        <w:rPr>
-          <w:rFonts w:eastAsia="Times New Roman"/>
-        </w:rPr>
-        <w:t xml:space="preserve"> a favor, huh</w:t>
-      </w:r>
-      <w:r>
-        <w:rPr>
-          <w:rFonts w:eastAsia="Times New Roman"/>
-        </w:rPr>
-        <w:t xml:space="preserve">?” </w:t>
-      </w:r>
-      <w:r>
-        <w:rPr>
-          <w:rFonts w:eastAsia="Times New Roman"/>
-        </w:rPr>
-        <w:t xml:space="preserve"> Akiko asked.</w:t>
-      </w:r>
-    </w:p>
-    <w:p>
-      <w:pPr>
-        <w:rPr>
-          <w:rFonts w:eastAsia="Times New Roman"/>
-        </w:rPr>
-      </w:pPr>
-      <w:r>
-        <w:rPr>
-          <w:rFonts w:eastAsia="Times New Roman"/>
-        </w:rPr>
-        <w:t xml:space="preserve">Despite what Akiko hoped would come across as a joking tone, </w:t>
-      </w:r>
-      <w:r>
-        <w:rPr>
-          <w:rFonts w:eastAsia="Times New Roman"/>
-        </w:rPr>
-        <w:t xml:space="preserve">Cassandra seemed </w:t>
-      </w:r>
-      <w:r>
-        <w:rPr>
-          <w:rFonts w:eastAsia="Times New Roman"/>
-        </w:rPr>
-        <w:t>outright</w:t>
-      </w:r>
-      <w:r>
-        <w:rPr>
-          <w:rFonts w:eastAsia="Times New Roman"/>
-        </w:rPr>
-        <w:t xml:space="preserve"> offended. “Of course not. Everything I’ve said </w:t>
-      </w:r>
-      <w:r>
-        <w:rPr>
-          <w:rFonts w:eastAsia="Times New Roman"/>
-        </w:rPr>
-        <w:t>tonight</w:t>
-      </w:r>
-      <w:r>
-        <w:rPr>
-          <w:rFonts w:eastAsia="Times New Roman"/>
-        </w:rPr>
-        <w:t xml:space="preserve"> has</w:t>
-      </w:r>
-      <w:r>
-        <w:rPr>
-          <w:rFonts w:eastAsia="Times New Roman"/>
-        </w:rPr>
-        <w:t xml:space="preserve"> been genuine</w:t>
-      </w:r>
-      <w:r>
-        <w:rPr>
-          <w:rFonts w:eastAsia="Times New Roman"/>
-        </w:rPr>
-        <w:t>,” she said.</w:t>
-      </w:r>
-      <w:r>
-        <w:rPr>
-          <w:rFonts w:eastAsia="Times New Roman"/>
-        </w:rPr>
-        <w:t xml:space="preserve"> </w:t>
-      </w:r>
-      <w:r>
-        <w:rPr>
-          <w:rFonts w:eastAsia="Times New Roman"/>
-        </w:rPr>
-        <w:t>“</w:t>
-      </w:r>
-      <w:r>
-        <w:rPr>
-          <w:rFonts w:eastAsia="Times New Roman"/>
-        </w:rPr>
-        <w:t>I just…</w:t>
-      </w:r>
-      <w:r>
-        <w:rPr>
-          <w:rFonts w:eastAsia="Times New Roman"/>
-        </w:rPr>
-        <w:t xml:space="preserve">I just </w:t>
-      </w:r>
-      <w:r>
-        <w:rPr>
-          <w:rFonts w:eastAsia="Times New Roman"/>
-        </w:rPr>
-        <w:t>need help</w:t>
-      </w:r>
-      <w:r>
-        <w:rPr>
-          <w:rFonts w:eastAsia="Times New Roman"/>
-        </w:rPr>
-        <w:t>.</w:t>
-      </w:r>
-      <w:r>
-        <w:rPr>
-          <w:rFonts w:eastAsia="Times New Roman"/>
-        </w:rPr>
-        <w:t xml:space="preserve"> You can say no and we’ll forget this ever happened.”</w:t>
-      </w:r>
-    </w:p>
-    <w:p>
-      <w:pPr>
-        <w:rPr>
-          <w:rFonts w:eastAsia="Times New Roman"/>
-        </w:rPr>
-      </w:pPr>
-      <w:r>
-        <w:rPr>
-          <w:rFonts w:eastAsia="Times New Roman"/>
-        </w:rPr>
-        <w:t>“You’re right, I’m sorry. Just go on.”</w:t>
-      </w:r>
-    </w:p>
-    <w:p>
-      <w:pPr>
-        <w:rPr>
-          <w:rFonts w:eastAsia="Times New Roman"/>
-        </w:rPr>
-      </w:pPr>
-      <w:r>
-        <w:rPr>
-          <w:rFonts w:eastAsia="Times New Roman"/>
-        </w:rPr>
-        <w:t>“</w:t>
-      </w:r>
-      <w:r>
-        <w:rPr>
-          <w:rFonts w:eastAsia="Times New Roman"/>
-        </w:rPr>
-        <w:t>I need you to tell me what Jacob Lancaster is doing in Vancouver,” Cassandra said.</w:t>
-      </w:r>
-      <w:r>
-        <w:rPr>
-          <w:rFonts w:eastAsia="Times New Roman"/>
-        </w:rPr>
-        <w:t xml:space="preserve"> “We know the board is planning a purge, and it’s obvious that he’s here laying the groundwork for that, but what we don’t know is </w:t>
+        <w:t>If you think I know anything because of that, you’re wrong,</w:t>
+      </w:r>
+      <w:r>
+        <w:rPr>
+          <w:rFonts w:eastAsia="Times New Roman"/>
+        </w:rPr>
+        <w:t xml:space="preserve">” Akiko </w:t>
+      </w:r>
+      <w:r>
+        <w:rPr>
+          <w:rFonts w:eastAsia="Times New Roman"/>
+        </w:rPr>
+        <w:t>said</w:t>
+      </w:r>
+      <w:r>
+        <w:rPr>
+          <w:rFonts w:eastAsia="Times New Roman"/>
+        </w:rPr>
+        <w:t>, hoping her faux innocence was convincing.</w:t>
+      </w:r>
+    </w:p>
+    <w:p>
+      <w:pPr>
+        <w:rPr>
+          <w:rFonts w:eastAsia="Times New Roman"/>
+        </w:rPr>
+      </w:pPr>
+      <w:r>
+        <w:rPr>
+          <w:rFonts w:eastAsia="Times New Roman"/>
+        </w:rPr>
+        <w:t xml:space="preserve">“I don’t think you know anything </w:t>
       </w:r>
       <w:r>
         <w:rPr>
@@ -12648,71 +12612,71 @@
           <w:i/>
           <w:iCs/>
         </w:rPr>
-        <w:t>when</w:t>
-      </w:r>
-      <w:r>
-        <w:rPr>
-          <w:rFonts w:eastAsia="Times New Roman"/>
-        </w:rPr>
-        <w:t xml:space="preserve"> or </w:t>
-      </w:r>
+        <w:t>yet</w:t>
+      </w:r>
+      <w:r>
+        <w:rPr>
+          <w:rFonts w:eastAsia="Times New Roman"/>
+        </w:rPr>
+        <w:t xml:space="preserve">. Between the two of us, you’re in the best position to get close to him. He’s already come to you for information about the murder case, and he’ll </w:t>
+      </w:r>
+      <w:r>
+        <w:rPr>
+          <w:rFonts w:eastAsia="Times New Roman"/>
+        </w:rPr>
+        <w:lastRenderedPageBreak/>
+        <w:t>likely do so again. If he does, a</w:t>
+      </w:r>
+      <w:r>
+        <w:rPr>
+          <w:rFonts w:eastAsia="Times New Roman"/>
+        </w:rPr>
+        <w:t xml:space="preserve">ll I ask is that you tell me what he’s up to. Where he goes, who he talks to, any </w:t>
+      </w:r>
+      <w:r>
+        <w:rPr>
+          <w:rFonts w:eastAsia="Times New Roman"/>
+        </w:rPr>
+        <w:t>skeletons in his closet we might use to take him down</w:t>
+      </w:r>
+      <w:r>
+        <w:rPr>
+          <w:rFonts w:eastAsia="Times New Roman"/>
+        </w:rPr>
+        <w:t>.”</w:t>
+      </w:r>
+    </w:p>
+    <w:p>
+      <w:pPr>
+        <w:rPr>
+          <w:rFonts w:eastAsia="Times New Roman"/>
+        </w:rPr>
+      </w:pPr>
       <w:r>
         <w:rPr>
           <w:rFonts w:eastAsia="Times New Roman"/>
           <w:i/>
           <w:iCs/>
         </w:rPr>
-        <w:t>how</w:t>
-      </w:r>
-      <w:r>
-        <w:rPr>
-          <w:rFonts w:eastAsia="Times New Roman"/>
-        </w:rPr>
-        <w:t xml:space="preserve"> he’</w:t>
-      </w:r>
-      <w:r>
-        <w:rPr>
-          <w:rFonts w:eastAsia="Times New Roman"/>
-        </w:rPr>
-        <w:t xml:space="preserve">ll </w:t>
-      </w:r>
-      <w:r>
-        <w:rPr>
-          <w:rFonts w:eastAsia="Times New Roman"/>
-        </w:rPr>
-        <w:t>make his move.”</w:t>
-      </w:r>
-    </w:p>
-    <w:p>
-      <w:pPr>
-        <w:rPr>
-          <w:rFonts w:eastAsia="Times New Roman"/>
-        </w:rPr>
-      </w:pPr>
-      <w:r>
-        <w:rPr>
-          <w:rFonts w:eastAsia="Times New Roman"/>
-        </w:rPr>
-        <w:lastRenderedPageBreak/>
-        <w:t xml:space="preserve">“What makes you think </w:t>
-      </w:r>
-      <w:r>
-        <w:rPr>
-          <w:rFonts w:eastAsia="Times New Roman"/>
-        </w:rPr>
-        <w:t>I’m any more in the loop than you are</w:t>
-      </w:r>
-      <w:r>
-        <w:rPr>
-          <w:rFonts w:eastAsia="Times New Roman"/>
-        </w:rPr>
-        <w:t>?” Akiko asked</w:t>
-      </w:r>
-      <w:r>
-        <w:rPr>
-          <w:rFonts w:eastAsia="Times New Roman"/>
-        </w:rPr>
-        <w:t>, hoping her faux innocence was convincing.</w:t>
+        <w:t>All I ask</w:t>
+      </w:r>
+      <w:r>
+        <w:rPr>
+          <w:rFonts w:eastAsia="Times New Roman"/>
+        </w:rPr>
+        <w:t xml:space="preserve">, Cassandra had said. Akiko had the </w:t>
+      </w:r>
+      <w:r>
+        <w:rPr>
+          <w:rFonts w:eastAsia="Times New Roman"/>
+        </w:rPr>
+        <w:t>unpleasant</w:t>
+      </w:r>
+      <w:r>
+        <w:rPr>
+          <w:rFonts w:eastAsia="Times New Roman"/>
+        </w:rPr>
+        <w:t xml:space="preserve"> feeling that she had heard these words before, and they were just as much of an understatement now as they were then.</w:t>
       </w:r>
     </w:p>
     <w:p>
@@ -12731,7 +12695,175 @@
         <w:rPr>
           <w:rFonts w:eastAsia="Times New Roman"/>
         </w:rPr>
-        <w:t>He already came to you for information about the murder case, didn’t he? I don’t know what you told him, but I’m sure he plans to use it against us.</w:t>
+        <w:t>If I do this for you, I want something in exchange,” she sai</w:t>
+      </w:r>
+      <w:r>
+        <w:rPr>
+          <w:rFonts w:eastAsia="Times New Roman"/>
+        </w:rPr>
+        <w:t>d, fueled more by instinct than any kind of strategy.</w:t>
+      </w:r>
+      <w:r>
+        <w:rPr>
+          <w:rFonts w:eastAsia="Times New Roman"/>
+        </w:rPr>
+        <w:t xml:space="preserve"> </w:t>
+      </w:r>
+    </w:p>
+    <w:p>
+      <w:pPr>
+        <w:rPr>
+          <w:rFonts w:eastAsia="Times New Roman"/>
+        </w:rPr>
+      </w:pPr>
+      <w:r>
+        <w:rPr>
+          <w:rFonts w:eastAsia="Times New Roman"/>
+        </w:rPr>
+        <w:t>“A mercenary type</w:t>
+      </w:r>
+      <w:r>
+        <w:rPr>
+          <w:rFonts w:eastAsia="Times New Roman"/>
+        </w:rPr>
+        <w:t>, hm</w:t>
+      </w:r>
+      <w:r>
+        <w:rPr>
+          <w:rFonts w:eastAsia="Times New Roman"/>
+        </w:rPr>
+        <w:t>? Name your price.”</w:t>
+      </w:r>
+    </w:p>
+    <w:p>
+      <w:pPr>
+        <w:rPr>
+          <w:rFonts w:eastAsia="Times New Roman"/>
+        </w:rPr>
+      </w:pPr>
+      <w:r>
+        <w:rPr>
+          <w:rFonts w:eastAsia="Times New Roman"/>
+        </w:rPr>
+        <w:t>“I have a medical condition</w:t>
+      </w:r>
+      <w:r>
+        <w:rPr>
+          <w:rFonts w:eastAsia="Times New Roman"/>
+        </w:rPr>
+        <w:t>. Retrograde amnesia, or something close to it. Our company employs some of the best doctors in the world, so if I help you, I want them to find me a cure.”</w:t>
+      </w:r>
+    </w:p>
+    <w:p>
+      <w:pPr>
+        <w:rPr>
+          <w:rFonts w:eastAsia="Times New Roman"/>
+        </w:rPr>
+      </w:pPr>
+      <w:r>
+        <w:rPr>
+          <w:rFonts w:eastAsia="Times New Roman"/>
+        </w:rPr>
+        <w:t>“Easily done. You’ll have all the help we can provide.”</w:t>
+      </w:r>
+    </w:p>
+    <w:p>
+      <w:pPr>
+        <w:rPr>
+          <w:rFonts w:eastAsia="Times New Roman"/>
+        </w:rPr>
+      </w:pPr>
+      <w:r>
+        <w:rPr>
+          <w:rFonts w:eastAsia="Times New Roman"/>
+        </w:rPr>
+        <w:t xml:space="preserve">That Cassandra had not mentioned </w:t>
+      </w:r>
+      <w:r>
+        <w:rPr>
+          <w:rFonts w:eastAsia="Times New Roman"/>
+        </w:rPr>
+        <w:t xml:space="preserve">Project Mnemosyne </w:t>
+      </w:r>
+      <w:r>
+        <w:rPr>
+          <w:rFonts w:eastAsia="Times New Roman"/>
+        </w:rPr>
+        <w:t>meant that she either didn’t know about, or was unwilling to share its existence</w:t>
+      </w:r>
+      <w:r>
+        <w:rPr>
+          <w:rFonts w:eastAsia="Times New Roman"/>
+        </w:rPr>
+        <w:t>, but there was a chance that could be fixed in the future</w:t>
+      </w:r>
+      <w:r>
+        <w:rPr>
+          <w:rFonts w:eastAsia="Times New Roman"/>
+        </w:rPr>
+        <w:t xml:space="preserve">. </w:t>
+      </w:r>
+      <w:r>
+        <w:rPr>
+          <w:rFonts w:eastAsia="Times New Roman"/>
+        </w:rPr>
+        <w:t>Either way, Akiko had</w:t>
+      </w:r>
+      <w:r>
+        <w:rPr>
+          <w:rFonts w:eastAsia="Times New Roman"/>
+        </w:rPr>
+        <w:t xml:space="preserve"> offered a trade, and it had been accepted. There was no way to back out now. </w:t>
+      </w:r>
+    </w:p>
+    <w:p>
+      <w:pPr>
+        <w:rPr>
+          <w:rFonts w:eastAsia="Times New Roman"/>
+        </w:rPr>
+      </w:pPr>
+      <w:r>
+        <w:rPr>
+          <w:rFonts w:eastAsia="Times New Roman"/>
+        </w:rPr>
+        <w:t xml:space="preserve">“Then I guess we have a deal,” </w:t>
+      </w:r>
+      <w:r>
+        <w:rPr>
+          <w:rFonts w:eastAsia="Times New Roman"/>
+        </w:rPr>
+        <w:t>she</w:t>
+      </w:r>
+      <w:r>
+        <w:rPr>
+          <w:rFonts w:eastAsia="Times New Roman"/>
+        </w:rPr>
+        <w:t xml:space="preserve"> said.</w:t>
+      </w:r>
+    </w:p>
+    <w:p>
+      <w:pPr>
+        <w:rPr>
+          <w:rFonts w:eastAsia="Times New Roman"/>
+        </w:rPr>
+      </w:pPr>
+      <w:r>
+        <w:rPr>
+          <w:rFonts w:eastAsia="Times New Roman"/>
+        </w:rPr>
+        <w:t>“</w:t>
+      </w:r>
+      <w:r>
+        <w:rPr>
+          <w:rFonts w:eastAsia="Times New Roman"/>
+        </w:rPr>
+        <w:t>Splendid!</w:t>
+      </w:r>
+      <w:r>
+        <w:rPr>
+          <w:rFonts w:eastAsia="Times New Roman"/>
+        </w:rPr>
+        <w:t xml:space="preserve"> I’m really sorry to impose upon you, since I’m sure this isn’t the most comfortable position for you to be in, but, given the stakes, I’d be remiss not to try. You’ll have our full support, so if you need anything more, just ask.</w:t>
       </w:r>
       <w:r>
         <w:rPr>
@@ -12750,259 +12882,6 @@
         <w:rPr>
           <w:rFonts w:eastAsia="Times New Roman"/>
         </w:rPr>
-        <w:t>“You really think so?”</w:t>
-      </w:r>
-    </w:p>
-    <w:p>
-      <w:pPr>
-        <w:rPr>
-          <w:rFonts w:eastAsia="Times New Roman"/>
-        </w:rPr>
-      </w:pPr>
-      <w:r>
-        <w:rPr>
-          <w:rFonts w:eastAsia="Times New Roman"/>
-        </w:rPr>
-        <w:t>“I do. Fortunately, this gives us an opportunity – you have the perfect excuse to stay close to him, and he already trusts you. All I ask is that you keep an eye on him and tell me what he’s up to. Where he goes, who he talks to, any more questions he asks you personally. We can’t prepare a defense unless we know how he intends to attack.”</w:t>
-      </w:r>
-    </w:p>
-    <w:p>
-      <w:pPr>
-        <w:rPr>
-          <w:rFonts w:eastAsia="Times New Roman"/>
-        </w:rPr>
-      </w:pPr>
-      <w:r>
-        <w:rPr>
-          <w:rFonts w:eastAsia="Times New Roman"/>
-          <w:i/>
-          <w:iCs/>
-        </w:rPr>
-        <w:t>All I ask</w:t>
-      </w:r>
-      <w:r>
-        <w:rPr>
-          <w:rFonts w:eastAsia="Times New Roman"/>
-        </w:rPr>
-        <w:t xml:space="preserve">, Cassandra had said. Akiko had the </w:t>
-      </w:r>
-      <w:r>
-        <w:rPr>
-          <w:rFonts w:eastAsia="Times New Roman"/>
-        </w:rPr>
-        <w:t>unpleasant</w:t>
-      </w:r>
-      <w:r>
-        <w:rPr>
-          <w:rFonts w:eastAsia="Times New Roman"/>
-        </w:rPr>
-        <w:t xml:space="preserve"> feeling that she had heard these words before, and they were just as much of an understatement now as they were then.</w:t>
-      </w:r>
-    </w:p>
-    <w:p>
-      <w:pPr>
-        <w:rPr>
-          <w:rFonts w:eastAsia="Times New Roman"/>
-        </w:rPr>
-      </w:pPr>
-      <w:r>
-        <w:rPr>
-          <w:rFonts w:eastAsia="Times New Roman"/>
-        </w:rPr>
-        <w:t>“</w:t>
-      </w:r>
-      <w:r>
-        <w:rPr>
-          <w:rFonts w:eastAsia="Times New Roman"/>
-        </w:rPr>
-        <w:t>If I do this for you, I want something in exchange,” she sai</w:t>
-      </w:r>
-      <w:r>
-        <w:rPr>
-          <w:rFonts w:eastAsia="Times New Roman"/>
-        </w:rPr>
-        <w:t>d, fueled more by instinct than any kind of strategy.</w:t>
-      </w:r>
-      <w:r>
-        <w:rPr>
-          <w:rFonts w:eastAsia="Times New Roman"/>
-        </w:rPr>
-        <w:t xml:space="preserve"> </w:t>
-      </w:r>
-    </w:p>
-    <w:p>
-      <w:pPr>
-        <w:rPr>
-          <w:rFonts w:eastAsia="Times New Roman"/>
-        </w:rPr>
-      </w:pPr>
-      <w:r>
-        <w:rPr>
-          <w:rFonts w:eastAsia="Times New Roman"/>
-        </w:rPr>
-        <w:t>“A mercenary type</w:t>
-      </w:r>
-      <w:r>
-        <w:rPr>
-          <w:rFonts w:eastAsia="Times New Roman"/>
-        </w:rPr>
-        <w:t>, hm</w:t>
-      </w:r>
-      <w:r>
-        <w:rPr>
-          <w:rFonts w:eastAsia="Times New Roman"/>
-        </w:rPr>
-        <w:t>? Name your price.”</w:t>
-      </w:r>
-    </w:p>
-    <w:p>
-      <w:pPr>
-        <w:rPr>
-          <w:rFonts w:eastAsia="Times New Roman"/>
-        </w:rPr>
-      </w:pPr>
-      <w:r>
-        <w:rPr>
-          <w:rFonts w:eastAsia="Times New Roman"/>
-        </w:rPr>
-        <w:t>“I have a medical condition</w:t>
-      </w:r>
-      <w:r>
-        <w:rPr>
-          <w:rFonts w:eastAsia="Times New Roman"/>
-        </w:rPr>
-        <w:t>. Retrograde amnesia, or something close to it. Our company employs some of the best doctors in the world, so if I help you, I want them to find me a cure.”</w:t>
-      </w:r>
-    </w:p>
-    <w:p>
-      <w:pPr>
-        <w:rPr>
-          <w:rFonts w:eastAsia="Times New Roman"/>
-        </w:rPr>
-      </w:pPr>
-      <w:r>
-        <w:rPr>
-          <w:rFonts w:eastAsia="Times New Roman"/>
-        </w:rPr>
-        <w:t>“Easily done. You’ll have all the help we can provide.”</w:t>
-      </w:r>
-    </w:p>
-    <w:p>
-      <w:pPr>
-        <w:rPr>
-          <w:rFonts w:eastAsia="Times New Roman"/>
-        </w:rPr>
-      </w:pPr>
-      <w:r>
-        <w:rPr>
-          <w:rFonts w:eastAsia="Times New Roman"/>
-        </w:rPr>
-        <w:t xml:space="preserve">That Cassandra had not mentioned </w:t>
-      </w:r>
-      <w:r>
-        <w:rPr>
-          <w:rFonts w:eastAsia="Times New Roman"/>
-        </w:rPr>
-        <w:t xml:space="preserve">Project Mnemosyne </w:t>
-      </w:r>
-      <w:r>
-        <w:rPr>
-          <w:rFonts w:eastAsia="Times New Roman"/>
-        </w:rPr>
-        <w:t>meant that she either didn’t know about, or was unwilling to share its existence</w:t>
-      </w:r>
-      <w:r>
-        <w:rPr>
-          <w:rFonts w:eastAsia="Times New Roman"/>
-        </w:rPr>
-        <w:t>, but there was a chance that could be fixed in the future</w:t>
-      </w:r>
-      <w:r>
-        <w:rPr>
-          <w:rFonts w:eastAsia="Times New Roman"/>
-        </w:rPr>
-        <w:t xml:space="preserve">. </w:t>
-      </w:r>
-      <w:r>
-        <w:rPr>
-          <w:rFonts w:eastAsia="Times New Roman"/>
-        </w:rPr>
-        <w:t>Either way, Akiko had</w:t>
-      </w:r>
-      <w:r>
-        <w:rPr>
-          <w:rFonts w:eastAsia="Times New Roman"/>
-        </w:rPr>
-        <w:t xml:space="preserve"> offered a trade, and it had been accepted. There was no way to back out now. </w:t>
-      </w:r>
-    </w:p>
-    <w:p>
-      <w:pPr>
-        <w:rPr>
-          <w:rFonts w:eastAsia="Times New Roman"/>
-        </w:rPr>
-      </w:pPr>
-      <w:r>
-        <w:rPr>
-          <w:rFonts w:eastAsia="Times New Roman"/>
-        </w:rPr>
-        <w:t xml:space="preserve">“Then I guess we have a deal,” </w:t>
-      </w:r>
-      <w:r>
-        <w:rPr>
-          <w:rFonts w:eastAsia="Times New Roman"/>
-        </w:rPr>
-        <w:t>she</w:t>
-      </w:r>
-      <w:r>
-        <w:rPr>
-          <w:rFonts w:eastAsia="Times New Roman"/>
-        </w:rPr>
-        <w:t xml:space="preserve"> said.</w:t>
-      </w:r>
-    </w:p>
-    <w:p>
-      <w:pPr>
-        <w:rPr>
-          <w:rFonts w:eastAsia="Times New Roman"/>
-        </w:rPr>
-      </w:pPr>
-      <w:r>
-        <w:rPr>
-          <w:rFonts w:eastAsia="Times New Roman"/>
-        </w:rPr>
-        <w:t>“</w:t>
-      </w:r>
-      <w:r>
-        <w:rPr>
-          <w:rFonts w:eastAsia="Times New Roman"/>
-        </w:rPr>
-        <w:t>Splendid!</w:t>
-      </w:r>
-      <w:r>
-        <w:rPr>
-          <w:rFonts w:eastAsia="Times New Roman"/>
-        </w:rPr>
-        <w:t xml:space="preserve"> I’m really sorry to impose upon you, since I’m sure this isn’t the most comfortable position for you to be in, but, given the stakes, I’d be remiss not to try. You’ll have our full support, so if you need anything more, just ask.</w:t>
-      </w:r>
-      <w:r>
-        <w:rPr>
-          <w:rFonts w:eastAsia="Times New Roman"/>
-        </w:rPr>
-        <w:t>”</w:t>
-      </w:r>
-    </w:p>
-    <w:p>
-      <w:pPr>
-        <w:rPr>
-          <w:rFonts w:eastAsia="Times New Roman"/>
-        </w:rPr>
-      </w:pPr>
-      <w:r>
-        <w:rPr>
-          <w:rFonts w:eastAsia="Times New Roman"/>
-        </w:rPr>
-        <w:lastRenderedPageBreak/>
         <w:t xml:space="preserve">“What I need now is to talk about, like, literally anything else. I thought the trip to Seattle might be a little fun, but ever since we left for that stupid conference, I’ve been drowning in office politics that I </w:t>
       </w:r>
       <w:r>

--- a/Peregrine 2020.docx
+++ b/Peregrine 2020.docx
@@ -1699,15 +1699,7 @@
         <w:t>Speaking of, t</w:t>
       </w:r>
       <w:r>
-        <w:t xml:space="preserve">hat scent you’re wearing is </w:t>
-      </w:r>
-      <w:proofErr w:type="gramStart"/>
-      <w:r>
-        <w:t>real</w:t>
-      </w:r>
-      <w:proofErr w:type="gramEnd"/>
-      <w:r>
-        <w:t xml:space="preserve"> nice,” </w:t>
+        <w:t xml:space="preserve">hat scent you’re wearing is real nice,” </w:t>
       </w:r>
       <w:r>
         <w:t>she</w:t>
@@ -2813,13 +2805,8 @@
       <w:r>
         <w:t xml:space="preserve">? </w:t>
       </w:r>
-      <w:proofErr w:type="gramStart"/>
-      <w:r>
-        <w:t>Sure</w:t>
-      </w:r>
-      <w:proofErr w:type="gramEnd"/>
-      <w:r>
-        <w:t xml:space="preserve"> didn’t</w:t>
+      <w:r>
+        <w:t>Sure didn’t</w:t>
       </w:r>
       <w:r>
         <w:t xml:space="preserve"> expect to see you here.</w:t>
@@ -9566,21 +9553,7 @@
         <w:rPr>
           <w:rFonts w:eastAsia="Times New Roman"/>
         </w:rPr>
-        <w:t xml:space="preserve">“That so? It’s funny, </w:t>
-      </w:r>
-      <w:proofErr w:type="gramStart"/>
-      <w:r>
-        <w:rPr>
-          <w:rFonts w:eastAsia="Times New Roman"/>
-        </w:rPr>
-        <w:t>cause</w:t>
-      </w:r>
-      <w:proofErr w:type="gramEnd"/>
-      <w:r>
-        <w:rPr>
-          <w:rFonts w:eastAsia="Times New Roman"/>
-        </w:rPr>
-        <w:t xml:space="preserve"> I actually have something similar back at my place. Don’t even remember where I got it, but y’know, it was pretty, so I left it up.”</w:t>
+        <w:t>“That so? It’s funny, cause I actually have something similar back at my place. Don’t even remember where I got it, but y’know, it was pretty, so I left it up.”</w:t>
       </w:r>
     </w:p>
     <w:p>
@@ -10418,7 +10391,13 @@
         <w:rPr>
           <w:rFonts w:eastAsia="Times New Roman"/>
         </w:rPr>
-        <w:t xml:space="preserve"> been maintained through the usage of blackmail, bribery, and coercion</w:t>
+        <w:t xml:space="preserve"> been maintained through the usage of blackmail, </w:t>
+      </w:r>
+      <w:r>
+        <w:rPr>
+          <w:rFonts w:eastAsia="Times New Roman"/>
+        </w:rPr>
+        <w:t>and bribery, making any efforts to oppose us excessively costly</w:t>
       </w:r>
       <w:r>
         <w:rPr>
@@ -10426,14 +10405,12 @@
         </w:rPr>
         <w:t xml:space="preserve">. </w:t>
       </w:r>
-      <w:proofErr w:type="gramStart"/>
       <w:r>
         <w:rPr>
           <w:rFonts w:eastAsia="Times New Roman"/>
         </w:rPr>
         <w:t>However</w:t>
       </w:r>
-      <w:proofErr w:type="gramEnd"/>
       <w:r>
         <w:rPr>
           <w:rFonts w:eastAsia="Times New Roman"/>
@@ -10470,7 +10447,31 @@
         <w:rPr>
           <w:rFonts w:eastAsia="Times New Roman"/>
         </w:rPr>
-        <w:t xml:space="preserve">“It is simply a fact. </w:t>
+        <w:t>“</w:t>
+      </w:r>
+      <w:r>
+        <w:rPr>
+          <w:rFonts w:eastAsia="Times New Roman"/>
+        </w:rPr>
+        <w:t>I see no point in denying</w:t>
+      </w:r>
+      <w:r>
+        <w:rPr>
+          <w:rFonts w:eastAsia="Times New Roman"/>
+        </w:rPr>
+        <w:t xml:space="preserve"> </w:t>
+      </w:r>
+      <w:r>
+        <w:rPr>
+          <w:rFonts w:eastAsia="Times New Roman"/>
+        </w:rPr>
+        <w:t>the basic facts</w:t>
+      </w:r>
+      <w:r>
+        <w:rPr>
+          <w:rFonts w:eastAsia="Times New Roman"/>
+        </w:rPr>
+        <w:t xml:space="preserve">. </w:t>
       </w:r>
       <w:r>
         <w:rPr>
@@ -10482,32 +10483,157 @@
         <w:rPr>
           <w:rFonts w:eastAsia="Times New Roman"/>
         </w:rPr>
-        <w:t>here is a reason why Vancouver suffered no direct consequences from the MQ-50 incident.</w:t>
-      </w:r>
-      <w:r>
-        <w:rPr>
-          <w:rFonts w:eastAsia="Times New Roman"/>
-        </w:rPr>
-        <w:t xml:space="preserve"> In any case, that Jacob Lancaster is here now suggests that they have a way to circumvent our defenses and destroy us with little risk to themselves.”</w:t>
-      </w:r>
-    </w:p>
-    <w:p>
-      <w:pPr>
-        <w:rPr>
-          <w:rFonts w:eastAsia="Times New Roman"/>
-        </w:rPr>
-      </w:pPr>
-      <w:r>
-        <w:rPr>
-          <w:rFonts w:eastAsia="Times New Roman"/>
-        </w:rPr>
-        <w:t xml:space="preserve">“Like the Cold War, if </w:t>
-      </w:r>
-      <w:r>
-        <w:rPr>
-          <w:rFonts w:eastAsia="Times New Roman"/>
-        </w:rPr>
-        <w:t>one side could completely shield itself from nukes</w:t>
+        <w:t>h</w:t>
+      </w:r>
+      <w:r>
+        <w:rPr>
+          <w:rFonts w:eastAsia="Times New Roman"/>
+        </w:rPr>
+        <w:t>ere is, after all,</w:t>
+      </w:r>
+      <w:r>
+        <w:rPr>
+          <w:rFonts w:eastAsia="Times New Roman"/>
+        </w:rPr>
+        <w:t xml:space="preserve"> </w:t>
+      </w:r>
+      <w:r>
+        <w:rPr>
+          <w:rFonts w:eastAsia="Times New Roman"/>
+        </w:rPr>
+        <w:t>a reason why Vancouver suffered no direct consequences from the MQ-50 incident.</w:t>
+      </w:r>
+      <w:r>
+        <w:rPr>
+          <w:rFonts w:eastAsia="Times New Roman"/>
+        </w:rPr>
+        <w:t xml:space="preserve"> In any case, that Jacob Lancaster is here now suggests that the</w:t>
+      </w:r>
+      <w:r>
+        <w:rPr>
+          <w:rFonts w:eastAsia="Times New Roman"/>
+        </w:rPr>
+        <w:t xml:space="preserve">y have </w:t>
+      </w:r>
+      <w:r>
+        <w:rPr>
+          <w:rFonts w:eastAsia="Times New Roman"/>
+        </w:rPr>
+        <w:t>a way to render our countermeasures ineffective. An apt analogy might be the Cold War, if one side possessed a means to shield itself from nuclear attack.</w:t>
+      </w:r>
+      <w:r>
+        <w:rPr>
+          <w:rFonts w:eastAsia="Times New Roman"/>
+        </w:rPr>
+        <w:t>”</w:t>
+      </w:r>
+    </w:p>
+    <w:p>
+      <w:pPr>
+        <w:rPr>
+          <w:rFonts w:eastAsia="Times New Roman"/>
+        </w:rPr>
+      </w:pPr>
+      <w:r>
+        <w:rPr>
+          <w:rFonts w:eastAsia="Times New Roman"/>
+        </w:rPr>
+        <w:t xml:space="preserve">“Well, fortunately, we’re not playing with actual nukes,” Cassandra said. </w:t>
+      </w:r>
+    </w:p>
+    <w:p>
+      <w:pPr>
+        <w:rPr>
+          <w:rFonts w:eastAsia="Times New Roman"/>
+        </w:rPr>
+      </w:pPr>
+    </w:p>
+    <w:p>
+      <w:pPr>
+        <w:rPr>
+          <w:rFonts w:eastAsia="Times New Roman"/>
+        </w:rPr>
+      </w:pPr>
+    </w:p>
+    <w:p>
+      <w:pPr>
+        <w:rPr>
+          <w:rFonts w:eastAsia="Times New Roman"/>
+        </w:rPr>
+      </w:pPr>
+      <w:r>
+        <w:rPr>
+          <w:rFonts w:eastAsia="Times New Roman"/>
+        </w:rPr>
+        <w:t>“</w:t>
+      </w:r>
+      <w:r>
+        <w:rPr>
+          <w:rFonts w:eastAsia="Times New Roman"/>
+        </w:rPr>
+        <w:t xml:space="preserve">And </w:t>
+      </w:r>
+      <w:r>
+        <w:rPr>
+          <w:rFonts w:eastAsia="Times New Roman"/>
+        </w:rPr>
+        <w:t>who might that be</w:t>
+      </w:r>
+      <w:r>
+        <w:rPr>
+          <w:rFonts w:eastAsia="Times New Roman"/>
+        </w:rPr>
+        <w:t xml:space="preserve">?” Marcus asked. </w:t>
+      </w:r>
+    </w:p>
+    <w:p>
+      <w:pPr>
+        <w:rPr>
+          <w:rFonts w:eastAsia="Times New Roman"/>
+        </w:rPr>
+      </w:pPr>
+      <w:r>
+        <w:rPr>
+          <w:rFonts w:eastAsia="Times New Roman"/>
+        </w:rPr>
+        <w:t xml:space="preserve">“Akiko Miura, of course. Cassie’s been acting real sweet on her, buttering her up so that she’ll do us a </w:t>
+      </w:r>
+      <w:r>
+        <w:rPr>
+          <w:rFonts w:eastAsia="Times New Roman"/>
+        </w:rPr>
+        <w:t>solid</w:t>
+      </w:r>
+      <w:r>
+        <w:rPr>
+          <w:rFonts w:eastAsia="Times New Roman"/>
+        </w:rPr>
+        <w:t>,” Jackson said, beating Cassandra to her answer.</w:t>
+      </w:r>
+    </w:p>
+    <w:p>
+      <w:pPr>
+        <w:rPr>
+          <w:rFonts w:eastAsia="Times New Roman"/>
+        </w:rPr>
+      </w:pPr>
+      <w:r>
+        <w:rPr>
+          <w:rFonts w:eastAsia="Times New Roman"/>
+        </w:rPr>
+        <w:t xml:space="preserve">“One of Lancaster’s former disciples, but not all that </w:t>
+      </w:r>
+      <w:r>
+        <w:rPr>
+          <w:rFonts w:eastAsia="Times New Roman"/>
+        </w:rPr>
+        <w:t>loyal</w:t>
+      </w:r>
+      <w:r>
+        <w:rPr>
+          <w:rFonts w:eastAsia="Times New Roman"/>
+        </w:rPr>
+        <w:t xml:space="preserve"> to him</w:t>
       </w:r>
       <w:r>
         <w:rPr>
@@ -10519,56 +10645,37 @@
         <w:rPr>
           <w:rFonts w:eastAsia="Times New Roman"/>
         </w:rPr>
-        <w:t>”</w:t>
-      </w:r>
-      <w:r>
-        <w:rPr>
-          <w:rFonts w:eastAsia="Times New Roman"/>
-        </w:rPr>
-        <w:t xml:space="preserve"> Cassandra said.</w:t>
-      </w:r>
-    </w:p>
-    <w:p>
-      <w:pPr>
-        <w:rPr>
-          <w:rFonts w:eastAsia="Times New Roman"/>
-        </w:rPr>
-      </w:pPr>
-      <w:r>
-        <w:rPr>
-          <w:rFonts w:eastAsia="Times New Roman"/>
-        </w:rPr>
-        <w:t>“An apt analogy.</w:t>
-      </w:r>
-      <w:r>
-        <w:rPr>
-          <w:rFonts w:eastAsia="Times New Roman"/>
-        </w:rPr>
-        <w:t xml:space="preserve"> To continue it, we must now find a way to neutralize the enemy’s missiles without relying on our own.</w:t>
-      </w:r>
-      <w:r>
-        <w:rPr>
-          <w:rFonts w:eastAsia="Times New Roman"/>
-        </w:rPr>
-        <w:t xml:space="preserve"> </w:t>
-      </w:r>
-      <w:r>
-        <w:rPr>
-          <w:rFonts w:eastAsia="Times New Roman"/>
-        </w:rPr>
-        <w:t>Alternatively, we could</w:t>
-      </w:r>
-      <w:r>
-        <w:rPr>
-          <w:rFonts w:eastAsia="Times New Roman"/>
-        </w:rPr>
-        <w:t xml:space="preserve"> deprive them of their new countermeasure</w:t>
-      </w:r>
-      <w:r>
-        <w:rPr>
-          <w:rFonts w:eastAsia="Times New Roman"/>
-        </w:rPr>
-        <w:t>, provided we can discover its nature</w:t>
+        <w:t>” Cassandra replied.</w:t>
+      </w:r>
+      <w:r>
+        <w:rPr>
+          <w:rFonts w:eastAsia="Times New Roman"/>
+        </w:rPr>
+        <w:t xml:space="preserve"> </w:t>
+      </w:r>
+      <w:r>
+        <w:rPr>
+          <w:rFonts w:eastAsia="Times New Roman"/>
+        </w:rPr>
+        <w:t>“</w:t>
+      </w:r>
+      <w:r>
+        <w:rPr>
+          <w:rFonts w:eastAsia="Times New Roman"/>
+        </w:rPr>
+        <w:t xml:space="preserve">That, however, is just insurance for the </w:t>
+      </w:r>
+      <w:r>
+        <w:rPr>
+          <w:rFonts w:eastAsia="Times New Roman"/>
+        </w:rPr>
+        <w:t>next phase</w:t>
+      </w:r>
+      <w:r>
+        <w:rPr>
+          <w:rFonts w:eastAsia="Times New Roman"/>
+        </w:rPr>
+        <w:t xml:space="preserve"> of my plan</w:t>
       </w:r>
       <w:r>
         <w:rPr>
@@ -10580,183 +10687,26 @@
         <w:rPr>
           <w:rFonts w:eastAsia="Times New Roman"/>
         </w:rPr>
-        <w:t>”</w:t>
-      </w:r>
-    </w:p>
-    <w:p>
-      <w:pPr>
-        <w:rPr>
-          <w:rFonts w:eastAsia="Times New Roman"/>
-        </w:rPr>
-      </w:pPr>
-    </w:p>
-    <w:p>
-      <w:pPr>
-        <w:rPr>
-          <w:rFonts w:eastAsia="Times New Roman"/>
-        </w:rPr>
-      </w:pPr>
-    </w:p>
-    <w:p>
-      <w:pPr>
-        <w:rPr>
-          <w:rFonts w:eastAsia="Times New Roman"/>
-        </w:rPr>
-      </w:pPr>
-      <w:r>
-        <w:rPr>
-          <w:rFonts w:eastAsia="Times New Roman"/>
-        </w:rPr>
-        <w:t>“</w:t>
-      </w:r>
-      <w:r>
-        <w:rPr>
-          <w:rFonts w:eastAsia="Times New Roman"/>
-        </w:rPr>
-        <w:t xml:space="preserve">And </w:t>
-      </w:r>
-      <w:r>
-        <w:rPr>
-          <w:rFonts w:eastAsia="Times New Roman"/>
-        </w:rPr>
-        <w:t>who might that be</w:t>
-      </w:r>
-      <w:r>
-        <w:rPr>
-          <w:rFonts w:eastAsia="Times New Roman"/>
-        </w:rPr>
-        <w:t xml:space="preserve">?” Marcus asked. </w:t>
-      </w:r>
-    </w:p>
-    <w:p>
-      <w:pPr>
-        <w:rPr>
-          <w:rFonts w:eastAsia="Times New Roman"/>
-        </w:rPr>
-      </w:pPr>
-      <w:r>
-        <w:rPr>
-          <w:rFonts w:eastAsia="Times New Roman"/>
-        </w:rPr>
-        <w:t xml:space="preserve">“Akiko Miura, of course. Cassie’s been acting </w:t>
-      </w:r>
-      <w:proofErr w:type="gramStart"/>
-      <w:r>
-        <w:rPr>
-          <w:rFonts w:eastAsia="Times New Roman"/>
-        </w:rPr>
-        <w:t>real</w:t>
-      </w:r>
-      <w:proofErr w:type="gramEnd"/>
-      <w:r>
-        <w:rPr>
-          <w:rFonts w:eastAsia="Times New Roman"/>
-        </w:rPr>
-        <w:t xml:space="preserve"> sweet on her, buttering her up so that she’ll do us a </w:t>
-      </w:r>
-      <w:r>
-        <w:rPr>
-          <w:rFonts w:eastAsia="Times New Roman"/>
-        </w:rPr>
-        <w:t>solid</w:t>
-      </w:r>
-      <w:r>
-        <w:rPr>
-          <w:rFonts w:eastAsia="Times New Roman"/>
-        </w:rPr>
-        <w:t>,” Jackson said, beating Cassandra to her answer.</w:t>
-      </w:r>
-    </w:p>
-    <w:p>
-      <w:pPr>
-        <w:rPr>
-          <w:rFonts w:eastAsia="Times New Roman"/>
-        </w:rPr>
-      </w:pPr>
+        <w:t xml:space="preserve"> </w:t>
+      </w:r>
+      <w:r>
+        <w:rPr>
+          <w:rFonts w:eastAsia="Times New Roman"/>
+        </w:rPr>
+        <w:t>I’m sure I needn’t explain that</w:t>
+      </w:r>
+      <w:r>
+        <w:rPr>
+          <w:rFonts w:eastAsia="Times New Roman"/>
+        </w:rPr>
+        <w:t xml:space="preserve"> other branches are skittish about siding with us after the MQ-50 fallout, which is why we need </w:t>
+      </w:r>
       <w:r>
         <w:rPr>
           <w:rFonts w:eastAsia="Times New Roman"/>
         </w:rPr>
         <w:lastRenderedPageBreak/>
-        <w:t xml:space="preserve">“One of Lancaster’s former disciples, but not all that </w:t>
-      </w:r>
-      <w:r>
-        <w:rPr>
-          <w:rFonts w:eastAsia="Times New Roman"/>
-        </w:rPr>
-        <w:t>loyal</w:t>
-      </w:r>
-      <w:r>
-        <w:rPr>
-          <w:rFonts w:eastAsia="Times New Roman"/>
-        </w:rPr>
-        <w:t xml:space="preserve"> to him</w:t>
-      </w:r>
-      <w:r>
-        <w:rPr>
-          <w:rFonts w:eastAsia="Times New Roman"/>
-        </w:rPr>
-        <w:t>,</w:t>
-      </w:r>
-      <w:r>
-        <w:rPr>
-          <w:rFonts w:eastAsia="Times New Roman"/>
-        </w:rPr>
-        <w:t>” Cassandra replied.</w:t>
-      </w:r>
-      <w:r>
-        <w:rPr>
-          <w:rFonts w:eastAsia="Times New Roman"/>
-        </w:rPr>
-        <w:t xml:space="preserve"> </w:t>
-      </w:r>
-      <w:r>
-        <w:rPr>
-          <w:rFonts w:eastAsia="Times New Roman"/>
-        </w:rPr>
-        <w:t>“</w:t>
-      </w:r>
-      <w:r>
-        <w:rPr>
-          <w:rFonts w:eastAsia="Times New Roman"/>
-        </w:rPr>
-        <w:t xml:space="preserve">That, however, is just insurance for the </w:t>
-      </w:r>
-      <w:r>
-        <w:rPr>
-          <w:rFonts w:eastAsia="Times New Roman"/>
-        </w:rPr>
-        <w:t>next phase</w:t>
-      </w:r>
-      <w:r>
-        <w:rPr>
-          <w:rFonts w:eastAsia="Times New Roman"/>
-        </w:rPr>
-        <w:t xml:space="preserve"> of my plan</w:t>
-      </w:r>
-      <w:r>
-        <w:rPr>
-          <w:rFonts w:eastAsia="Times New Roman"/>
-        </w:rPr>
-        <w:t>.</w:t>
-      </w:r>
-      <w:r>
-        <w:rPr>
-          <w:rFonts w:eastAsia="Times New Roman"/>
-        </w:rPr>
-        <w:t xml:space="preserve"> </w:t>
-      </w:r>
-      <w:r>
-        <w:rPr>
-          <w:rFonts w:eastAsia="Times New Roman"/>
-        </w:rPr>
-        <w:t>I’m sure I needn’t explain that</w:t>
-      </w:r>
-      <w:r>
-        <w:rPr>
-          <w:rFonts w:eastAsia="Times New Roman"/>
-        </w:rPr>
-        <w:t xml:space="preserve"> other branches are skittish about siding with us after the MQ-50 fallout, which is why we need Montreal on our side. </w:t>
+        <w:t xml:space="preserve">Montreal on our side. </w:t>
       </w:r>
       <w:r>
         <w:rPr>
@@ -11193,69 +11143,69 @@
         <w:rPr>
           <w:rFonts w:eastAsia="Times New Roman"/>
         </w:rPr>
+        <w:t>“We need your opinion on the record either way,” Shufen said.</w:t>
+      </w:r>
+    </w:p>
+    <w:p>
+      <w:pPr>
+        <w:rPr>
+          <w:rFonts w:eastAsia="Times New Roman"/>
+        </w:rPr>
+      </w:pPr>
+      <w:r>
+        <w:rPr>
+          <w:rFonts w:eastAsia="Times New Roman"/>
+        </w:rPr>
+        <w:t>Xiang sighed and opened his eyes just long enough to roll them. “</w:t>
+      </w:r>
+      <w:r>
+        <w:rPr>
+          <w:rFonts w:eastAsia="Times New Roman"/>
+        </w:rPr>
+        <w:t>In that case, I vote yes</w:t>
+      </w:r>
+      <w:r>
+        <w:rPr>
+          <w:rFonts w:eastAsia="Times New Roman"/>
+        </w:rPr>
+        <w:t>,” he said.</w:t>
+      </w:r>
+      <w:r>
+        <w:rPr>
+          <w:rFonts w:eastAsia="Times New Roman"/>
+        </w:rPr>
+        <w:t xml:space="preserve"> “However, </w:t>
+      </w:r>
+      <w:r>
+        <w:rPr>
+          <w:rFonts w:eastAsia="Times New Roman"/>
+        </w:rPr>
+        <w:t xml:space="preserve">Cassandra shouldn’t handle this on her own. I </w:t>
+      </w:r>
+      <w:r>
+        <w:rPr>
+          <w:rFonts w:eastAsia="Times New Roman"/>
+        </w:rPr>
+        <w:t>want</w:t>
+      </w:r>
+      <w:r>
+        <w:rPr>
+          <w:rFonts w:eastAsia="Times New Roman"/>
+        </w:rPr>
+        <w:t xml:space="preserve"> to accompany her.”</w:t>
+      </w:r>
+    </w:p>
+    <w:p>
+      <w:pPr>
+        <w:rPr>
+          <w:rFonts w:eastAsia="Times New Roman"/>
+        </w:rPr>
+      </w:pPr>
+      <w:r>
+        <w:rPr>
+          <w:rFonts w:eastAsia="Times New Roman"/>
+        </w:rPr>
         <w:lastRenderedPageBreak/>
-        <w:t>“We need your opinion on the record either way,” Shufen said.</w:t>
-      </w:r>
-    </w:p>
-    <w:p>
-      <w:pPr>
-        <w:rPr>
-          <w:rFonts w:eastAsia="Times New Roman"/>
-        </w:rPr>
-      </w:pPr>
-      <w:r>
-        <w:rPr>
-          <w:rFonts w:eastAsia="Times New Roman"/>
-        </w:rPr>
-        <w:t>Xiang sighed and opened his eyes just long enough to roll them. “</w:t>
-      </w:r>
-      <w:r>
-        <w:rPr>
-          <w:rFonts w:eastAsia="Times New Roman"/>
-        </w:rPr>
-        <w:t>In that case, I vote yes</w:t>
-      </w:r>
-      <w:r>
-        <w:rPr>
-          <w:rFonts w:eastAsia="Times New Roman"/>
-        </w:rPr>
-        <w:t>,” he said.</w:t>
-      </w:r>
-      <w:r>
-        <w:rPr>
-          <w:rFonts w:eastAsia="Times New Roman"/>
-        </w:rPr>
-        <w:t xml:space="preserve"> “However, </w:t>
-      </w:r>
-      <w:r>
-        <w:rPr>
-          <w:rFonts w:eastAsia="Times New Roman"/>
-        </w:rPr>
-        <w:t xml:space="preserve">Cassandra shouldn’t handle this on her own. I </w:t>
-      </w:r>
-      <w:r>
-        <w:rPr>
-          <w:rFonts w:eastAsia="Times New Roman"/>
-        </w:rPr>
-        <w:t>want</w:t>
-      </w:r>
-      <w:r>
-        <w:rPr>
-          <w:rFonts w:eastAsia="Times New Roman"/>
-        </w:rPr>
-        <w:t xml:space="preserve"> to accompany her.”</w:t>
-      </w:r>
-    </w:p>
-    <w:p>
-      <w:pPr>
-        <w:rPr>
-          <w:rFonts w:eastAsia="Times New Roman"/>
-        </w:rPr>
-      </w:pPr>
-      <w:r>
-        <w:rPr>
-          <w:rFonts w:eastAsia="Times New Roman"/>
-        </w:rPr>
         <w:t>“You don’t trust me?” Cassandra asked.</w:t>
       </w:r>
     </w:p>
@@ -11947,33 +11897,33 @@
         <w:rPr>
           <w:rFonts w:eastAsia="Times New Roman"/>
         </w:rPr>
+        <w:t>“Water’s fine, thanks.”</w:t>
+      </w:r>
+    </w:p>
+    <w:p>
+      <w:pPr>
+        <w:rPr>
+          <w:rFonts w:eastAsia="Times New Roman"/>
+        </w:rPr>
+      </w:pPr>
+      <w:r>
+        <w:rPr>
+          <w:rFonts w:eastAsia="Times New Roman"/>
+        </w:rPr>
+        <w:t>“Excellent. Now, please, sit. I’ll get you a cup.”</w:t>
+      </w:r>
+    </w:p>
+    <w:p>
+      <w:pPr>
+        <w:rPr>
+          <w:rFonts w:eastAsia="Times New Roman"/>
+        </w:rPr>
+      </w:pPr>
+      <w:r>
+        <w:rPr>
+          <w:rFonts w:eastAsia="Times New Roman"/>
+        </w:rPr>
         <w:lastRenderedPageBreak/>
-        <w:t>“Water’s fine, thanks.”</w:t>
-      </w:r>
-    </w:p>
-    <w:p>
-      <w:pPr>
-        <w:rPr>
-          <w:rFonts w:eastAsia="Times New Roman"/>
-        </w:rPr>
-      </w:pPr>
-      <w:r>
-        <w:rPr>
-          <w:rFonts w:eastAsia="Times New Roman"/>
-        </w:rPr>
-        <w:t>“Excellent. Now, please, sit. I’ll get you a cup.”</w:t>
-      </w:r>
-    </w:p>
-    <w:p>
-      <w:pPr>
-        <w:rPr>
-          <w:rFonts w:eastAsia="Times New Roman"/>
-        </w:rPr>
-      </w:pPr>
-      <w:r>
-        <w:rPr>
-          <w:rFonts w:eastAsia="Times New Roman"/>
-        </w:rPr>
         <w:t>Her host had changed into a comfortable pair of shorts and a tank top after the meeting</w:t>
       </w:r>
       <w:r>
@@ -12421,74 +12371,74 @@
         <w:rPr>
           <w:rFonts w:eastAsia="Times New Roman"/>
         </w:rPr>
+        <w:t>“Mmhmm</w:t>
+      </w:r>
+      <w:r>
+        <w:rPr>
+          <w:rFonts w:eastAsia="Times New Roman"/>
+        </w:rPr>
+        <w:t>.</w:t>
+      </w:r>
+      <w:r>
+        <w:rPr>
+          <w:rFonts w:eastAsia="Times New Roman"/>
+        </w:rPr>
+        <w:t xml:space="preserve"> She</w:t>
+      </w:r>
+      <w:r>
+        <w:rPr>
+          <w:rFonts w:eastAsia="Times New Roman"/>
+        </w:rPr>
+        <w:t xml:space="preserve">’d </w:t>
+      </w:r>
+      <w:r>
+        <w:rPr>
+          <w:rFonts w:eastAsia="Times New Roman"/>
+        </w:rPr>
+        <w:t xml:space="preserve">come by my desk at work to drop off healthy snacks, since she knew I usually work through lunch, and she’d scold me if </w:t>
+      </w:r>
+      <w:r>
+        <w:rPr>
+          <w:rFonts w:eastAsia="Times New Roman"/>
+        </w:rPr>
+        <w:t>they were</w:t>
+      </w:r>
+      <w:r>
+        <w:rPr>
+          <w:rFonts w:eastAsia="Times New Roman"/>
+        </w:rPr>
+        <w:t xml:space="preserve"> still </w:t>
+      </w:r>
+      <w:r>
+        <w:rPr>
+          <w:rFonts w:eastAsia="Times New Roman"/>
+        </w:rPr>
+        <w:t>on my desk</w:t>
+      </w:r>
+      <w:r>
+        <w:rPr>
+          <w:rFonts w:eastAsia="Times New Roman"/>
+        </w:rPr>
+        <w:t xml:space="preserve"> at the end of the day.</w:t>
+      </w:r>
+      <w:r>
+        <w:rPr>
+          <w:rFonts w:eastAsia="Times New Roman"/>
+        </w:rPr>
+        <w:t xml:space="preserve"> We were coworkers, but we started dating before either of us was officially employed here, to get ahead of the obvious question.”</w:t>
+      </w:r>
+    </w:p>
+    <w:p>
+      <w:pPr>
+        <w:rPr>
+          <w:rFonts w:eastAsia="Times New Roman"/>
+        </w:rPr>
+      </w:pPr>
+      <w:r>
+        <w:rPr>
+          <w:rFonts w:eastAsia="Times New Roman"/>
+        </w:rPr>
         <w:lastRenderedPageBreak/>
-        <w:t>“Mmhmm</w:t>
-      </w:r>
-      <w:r>
-        <w:rPr>
-          <w:rFonts w:eastAsia="Times New Roman"/>
-        </w:rPr>
-        <w:t>.</w:t>
-      </w:r>
-      <w:r>
-        <w:rPr>
-          <w:rFonts w:eastAsia="Times New Roman"/>
-        </w:rPr>
-        <w:t xml:space="preserve"> She</w:t>
-      </w:r>
-      <w:r>
-        <w:rPr>
-          <w:rFonts w:eastAsia="Times New Roman"/>
-        </w:rPr>
-        <w:t xml:space="preserve">’d </w:t>
-      </w:r>
-      <w:r>
-        <w:rPr>
-          <w:rFonts w:eastAsia="Times New Roman"/>
-        </w:rPr>
-        <w:t xml:space="preserve">come by my desk at work to drop off healthy snacks, since she knew I usually work through lunch, and she’d scold me if </w:t>
-      </w:r>
-      <w:r>
-        <w:rPr>
-          <w:rFonts w:eastAsia="Times New Roman"/>
-        </w:rPr>
-        <w:t>they were</w:t>
-      </w:r>
-      <w:r>
-        <w:rPr>
-          <w:rFonts w:eastAsia="Times New Roman"/>
-        </w:rPr>
-        <w:t xml:space="preserve"> still </w:t>
-      </w:r>
-      <w:r>
-        <w:rPr>
-          <w:rFonts w:eastAsia="Times New Roman"/>
-        </w:rPr>
-        <w:t>on my desk</w:t>
-      </w:r>
-      <w:r>
-        <w:rPr>
-          <w:rFonts w:eastAsia="Times New Roman"/>
-        </w:rPr>
-        <w:t xml:space="preserve"> at the end of the day.</w:t>
-      </w:r>
-      <w:r>
-        <w:rPr>
-          <w:rFonts w:eastAsia="Times New Roman"/>
-        </w:rPr>
-        <w:t xml:space="preserve"> We were coworkers, but we started dating before either of us was officially employed here, to get ahead of the obvious question.”</w:t>
-      </w:r>
-    </w:p>
-    <w:p>
-      <w:pPr>
-        <w:rPr>
-          <w:rFonts w:eastAsia="Times New Roman"/>
-        </w:rPr>
-      </w:pPr>
-      <w:r>
-        <w:rPr>
-          <w:rFonts w:eastAsia="Times New Roman"/>
-        </w:rPr>
         <w:t xml:space="preserve">“Officially.” </w:t>
       </w:r>
     </w:p>
@@ -12619,21 +12569,7 @@
         <w:rPr>
           <w:rFonts w:eastAsia="Calibri"/>
         </w:rPr>
-        <w:t xml:space="preserve">That same delirium had already begun to set </w:t>
-      </w:r>
-      <w:proofErr w:type="gramStart"/>
-      <w:r>
-        <w:rPr>
-          <w:rFonts w:eastAsia="Calibri"/>
-        </w:rPr>
-        <w:t>in,</w:t>
-      </w:r>
-      <w:proofErr w:type="gramEnd"/>
-      <w:r>
-        <w:rPr>
-          <w:rFonts w:eastAsia="Calibri"/>
-        </w:rPr>
-        <w:t xml:space="preserve"> Akiko couldn’t help but notice</w:t>
+        <w:t>That same delirium had already begun to set in, Akiko couldn’t help but notice</w:t>
       </w:r>
       <w:r>
         <w:rPr>
@@ -12935,140 +12871,140 @@
         <w:rPr>
           <w:rFonts w:eastAsia="Times New Roman"/>
         </w:rPr>
+        <w:t>Cassandra’s lips tightened into what</w:t>
+      </w:r>
+      <w:r>
+        <w:rPr>
+          <w:rFonts w:eastAsia="Times New Roman"/>
+        </w:rPr>
+        <w:t xml:space="preserve"> almost</w:t>
+      </w:r>
+      <w:r>
+        <w:rPr>
+          <w:rFonts w:eastAsia="Times New Roman"/>
+        </w:rPr>
+        <w:t xml:space="preserve"> looked like a smile. “</w:t>
+      </w:r>
+      <w:r>
+        <w:rPr>
+          <w:rFonts w:eastAsia="Times New Roman"/>
+        </w:rPr>
+        <w:t>Happy doesn’t mean perfect</w:t>
+      </w:r>
+      <w:r>
+        <w:rPr>
+          <w:rFonts w:eastAsia="Times New Roman"/>
+        </w:rPr>
+        <w:t>,” she said. “</w:t>
+      </w:r>
+      <w:r>
+        <w:rPr>
+          <w:rFonts w:eastAsia="Times New Roman"/>
+        </w:rPr>
+        <w:t>What matters now is that I feel like I have a chance</w:t>
+      </w:r>
+      <w:r>
+        <w:rPr>
+          <w:rFonts w:eastAsia="Times New Roman"/>
+        </w:rPr>
+        <w:t>.</w:t>
+      </w:r>
+      <w:r>
+        <w:rPr>
+          <w:rFonts w:eastAsia="Times New Roman"/>
+        </w:rPr>
+        <w:t xml:space="preserve"> </w:t>
+      </w:r>
+      <w:r>
+        <w:rPr>
+          <w:rFonts w:eastAsia="Times New Roman"/>
+        </w:rPr>
+        <w:t>Speaking of which, t</w:t>
+      </w:r>
+      <w:r>
+        <w:rPr>
+          <w:rFonts w:eastAsia="Times New Roman"/>
+        </w:rPr>
+        <w:t>here</w:t>
+      </w:r>
+      <w:r>
+        <w:rPr>
+          <w:rFonts w:eastAsia="Times New Roman"/>
+        </w:rPr>
+        <w:t>’s</w:t>
+      </w:r>
+      <w:r>
+        <w:rPr>
+          <w:rFonts w:eastAsia="Times New Roman"/>
+        </w:rPr>
+        <w:t>…</w:t>
+      </w:r>
+      <w:r>
+        <w:rPr>
+          <w:rFonts w:eastAsia="Times New Roman"/>
+        </w:rPr>
+        <w:t xml:space="preserve">something important </w:t>
+      </w:r>
+      <w:r>
+        <w:rPr>
+          <w:rFonts w:eastAsia="Times New Roman"/>
+        </w:rPr>
+        <w:t>I</w:t>
+      </w:r>
+      <w:r>
+        <w:rPr>
+          <w:rFonts w:eastAsia="Times New Roman"/>
+        </w:rPr>
+        <w:t xml:space="preserve"> actually</w:t>
+      </w:r>
+      <w:r>
+        <w:rPr>
+          <w:rFonts w:eastAsia="Times New Roman"/>
+        </w:rPr>
+        <w:t xml:space="preserve"> wanted to ask you</w:t>
+      </w:r>
+      <w:r>
+        <w:rPr>
+          <w:rFonts w:eastAsia="Times New Roman"/>
+        </w:rPr>
+        <w:t>.</w:t>
+      </w:r>
+      <w:r>
+        <w:rPr>
+          <w:rFonts w:eastAsia="Times New Roman"/>
+        </w:rPr>
+        <w:t xml:space="preserve"> Not an order, you can say no and we’ll forget this ever happened</w:t>
+      </w:r>
+      <w:r>
+        <w:rPr>
+          <w:rFonts w:eastAsia="Times New Roman"/>
+        </w:rPr>
+        <w:t>.</w:t>
+      </w:r>
+      <w:r>
+        <w:rPr>
+          <w:rFonts w:eastAsia="Times New Roman"/>
+        </w:rPr>
+        <w:t>”</w:t>
+      </w:r>
+      <w:r>
+        <w:rPr>
+          <w:rFonts w:eastAsia="Times New Roman"/>
+        </w:rPr>
+        <w:t xml:space="preserve"> </w:t>
+      </w:r>
+    </w:p>
+    <w:p>
+      <w:pPr>
+        <w:rPr>
+          <w:rFonts w:eastAsia="Times New Roman"/>
+        </w:rPr>
+      </w:pPr>
+      <w:r>
+        <w:rPr>
+          <w:rFonts w:eastAsia="Times New Roman"/>
+        </w:rPr>
         <w:lastRenderedPageBreak/>
-        <w:t>Cassandra’s lips tightened into what</w:t>
-      </w:r>
-      <w:r>
-        <w:rPr>
-          <w:rFonts w:eastAsia="Times New Roman"/>
-        </w:rPr>
-        <w:t xml:space="preserve"> almost</w:t>
-      </w:r>
-      <w:r>
-        <w:rPr>
-          <w:rFonts w:eastAsia="Times New Roman"/>
-        </w:rPr>
-        <w:t xml:space="preserve"> looked like a smile. “</w:t>
-      </w:r>
-      <w:r>
-        <w:rPr>
-          <w:rFonts w:eastAsia="Times New Roman"/>
-        </w:rPr>
-        <w:t>Happy doesn’t mean perfect</w:t>
-      </w:r>
-      <w:r>
-        <w:rPr>
-          <w:rFonts w:eastAsia="Times New Roman"/>
-        </w:rPr>
-        <w:t>,” she said. “</w:t>
-      </w:r>
-      <w:r>
-        <w:rPr>
-          <w:rFonts w:eastAsia="Times New Roman"/>
-        </w:rPr>
-        <w:t>What matters now is that I feel like I have a chance</w:t>
-      </w:r>
-      <w:r>
-        <w:rPr>
-          <w:rFonts w:eastAsia="Times New Roman"/>
-        </w:rPr>
-        <w:t>.</w:t>
-      </w:r>
-      <w:r>
-        <w:rPr>
-          <w:rFonts w:eastAsia="Times New Roman"/>
-        </w:rPr>
-        <w:t xml:space="preserve"> </w:t>
-      </w:r>
-      <w:r>
-        <w:rPr>
-          <w:rFonts w:eastAsia="Times New Roman"/>
-        </w:rPr>
-        <w:t>Speaking of which, t</w:t>
-      </w:r>
-      <w:r>
-        <w:rPr>
-          <w:rFonts w:eastAsia="Times New Roman"/>
-        </w:rPr>
-        <w:t>here</w:t>
-      </w:r>
-      <w:r>
-        <w:rPr>
-          <w:rFonts w:eastAsia="Times New Roman"/>
-        </w:rPr>
-        <w:t>’s</w:t>
-      </w:r>
-      <w:r>
-        <w:rPr>
-          <w:rFonts w:eastAsia="Times New Roman"/>
-        </w:rPr>
-        <w:t>…</w:t>
-      </w:r>
-      <w:r>
-        <w:rPr>
-          <w:rFonts w:eastAsia="Times New Roman"/>
-        </w:rPr>
-        <w:t xml:space="preserve">something important </w:t>
-      </w:r>
-      <w:r>
-        <w:rPr>
-          <w:rFonts w:eastAsia="Times New Roman"/>
-        </w:rPr>
-        <w:t>I</w:t>
-      </w:r>
-      <w:r>
-        <w:rPr>
-          <w:rFonts w:eastAsia="Times New Roman"/>
-        </w:rPr>
-        <w:t xml:space="preserve"> actually</w:t>
-      </w:r>
-      <w:r>
-        <w:rPr>
-          <w:rFonts w:eastAsia="Times New Roman"/>
-        </w:rPr>
-        <w:t xml:space="preserve"> wanted to ask you</w:t>
-      </w:r>
-      <w:r>
-        <w:rPr>
-          <w:rFonts w:eastAsia="Times New Roman"/>
-        </w:rPr>
-        <w:t>.</w:t>
-      </w:r>
-      <w:r>
-        <w:rPr>
-          <w:rFonts w:eastAsia="Times New Roman"/>
-        </w:rPr>
-        <w:t xml:space="preserve"> Not an order, you can say no and we’ll forget this ever happened</w:t>
-      </w:r>
-      <w:r>
-        <w:rPr>
-          <w:rFonts w:eastAsia="Times New Roman"/>
-        </w:rPr>
-        <w:t>.</w:t>
-      </w:r>
-      <w:r>
-        <w:rPr>
-          <w:rFonts w:eastAsia="Times New Roman"/>
-        </w:rPr>
-        <w:t>”</w:t>
-      </w:r>
-      <w:r>
-        <w:rPr>
-          <w:rFonts w:eastAsia="Times New Roman"/>
-        </w:rPr>
-        <w:t xml:space="preserve"> </w:t>
-      </w:r>
-    </w:p>
-    <w:p>
-      <w:pPr>
-        <w:rPr>
-          <w:rFonts w:eastAsia="Times New Roman"/>
-        </w:rPr>
-      </w:pPr>
-      <w:r>
-        <w:rPr>
-          <w:rFonts w:eastAsia="Times New Roman"/>
-        </w:rPr>
         <w:t>“</w:t>
       </w:r>
       <w:r>
@@ -13520,100 +13456,100 @@
         <w:rPr>
           <w:rFonts w:eastAsia="Times New Roman"/>
         </w:rPr>
+        <w:t>As much as she didn’t want to get involved, Akiko couldn’t think of good reason to decline outside of her own self-interest</w:t>
+      </w:r>
+      <w:r>
+        <w:rPr>
+          <w:rFonts w:eastAsia="Times New Roman"/>
+        </w:rPr>
+        <w:t>.</w:t>
+      </w:r>
+      <w:r>
+        <w:rPr>
+          <w:rFonts w:eastAsia="Times New Roman"/>
+        </w:rPr>
+        <w:t xml:space="preserve"> </w:t>
+      </w:r>
+      <w:r>
+        <w:rPr>
+          <w:rFonts w:eastAsia="Times New Roman"/>
+        </w:rPr>
+        <w:t>That self-interest, at least,</w:t>
+      </w:r>
+      <w:r>
+        <w:rPr>
+          <w:rFonts w:eastAsia="Times New Roman"/>
+        </w:rPr>
+        <w:t xml:space="preserve"> gave her a chance to steer the conversation towards her own objective.</w:t>
+      </w:r>
+    </w:p>
+    <w:p>
+      <w:pPr>
+        <w:rPr>
+          <w:rFonts w:eastAsia="Times New Roman"/>
+        </w:rPr>
+      </w:pPr>
+      <w:r>
+        <w:rPr>
+          <w:rFonts w:eastAsia="Times New Roman"/>
+        </w:rPr>
+        <w:t>“</w:t>
+      </w:r>
+      <w:r>
+        <w:rPr>
+          <w:rFonts w:eastAsia="Times New Roman"/>
+        </w:rPr>
+        <w:t>If I do this for you, I want something in exchange</w:t>
+      </w:r>
+      <w:r>
+        <w:rPr>
+          <w:rFonts w:eastAsia="Times New Roman"/>
+        </w:rPr>
+        <w:t>.”</w:t>
+      </w:r>
+      <w:r>
+        <w:rPr>
+          <w:rFonts w:eastAsia="Times New Roman"/>
+        </w:rPr>
+        <w:t xml:space="preserve"> </w:t>
+      </w:r>
+    </w:p>
+    <w:p>
+      <w:pPr>
+        <w:rPr>
+          <w:rFonts w:eastAsia="Times New Roman"/>
+        </w:rPr>
+      </w:pPr>
+      <w:r>
+        <w:rPr>
+          <w:rFonts w:eastAsia="Times New Roman"/>
+        </w:rPr>
+        <w:t>“A mercenary type</w:t>
+      </w:r>
+      <w:r>
+        <w:rPr>
+          <w:rFonts w:eastAsia="Times New Roman"/>
+        </w:rPr>
+        <w:t>, hm</w:t>
+      </w:r>
+      <w:r>
+        <w:rPr>
+          <w:rFonts w:eastAsia="Times New Roman"/>
+        </w:rPr>
+        <w:t>? Name your price.”</w:t>
+      </w:r>
+    </w:p>
+    <w:p>
+      <w:pPr>
+        <w:rPr>
+          <w:rFonts w:eastAsia="Times New Roman"/>
+        </w:rPr>
+      </w:pPr>
+      <w:r>
+        <w:rPr>
+          <w:rFonts w:eastAsia="Times New Roman"/>
+        </w:rPr>
         <w:lastRenderedPageBreak/>
-        <w:t>As much as she didn’t want to get involved, Akiko couldn’t think of good reason to decline outside of her own self-interest</w:t>
-      </w:r>
-      <w:r>
-        <w:rPr>
-          <w:rFonts w:eastAsia="Times New Roman"/>
-        </w:rPr>
-        <w:t>.</w:t>
-      </w:r>
-      <w:r>
-        <w:rPr>
-          <w:rFonts w:eastAsia="Times New Roman"/>
-        </w:rPr>
-        <w:t xml:space="preserve"> </w:t>
-      </w:r>
-      <w:r>
-        <w:rPr>
-          <w:rFonts w:eastAsia="Times New Roman"/>
-        </w:rPr>
-        <w:t>That self-interest, at least,</w:t>
-      </w:r>
-      <w:r>
-        <w:rPr>
-          <w:rFonts w:eastAsia="Times New Roman"/>
-        </w:rPr>
-        <w:t xml:space="preserve"> gave her a chance to steer the conversation towards her own objective.</w:t>
-      </w:r>
-    </w:p>
-    <w:p>
-      <w:pPr>
-        <w:rPr>
-          <w:rFonts w:eastAsia="Times New Roman"/>
-        </w:rPr>
-      </w:pPr>
-      <w:r>
-        <w:rPr>
-          <w:rFonts w:eastAsia="Times New Roman"/>
-        </w:rPr>
-        <w:t>“</w:t>
-      </w:r>
-      <w:r>
-        <w:rPr>
-          <w:rFonts w:eastAsia="Times New Roman"/>
-        </w:rPr>
-        <w:t>If I do this for you, I want something in exchange</w:t>
-      </w:r>
-      <w:r>
-        <w:rPr>
-          <w:rFonts w:eastAsia="Times New Roman"/>
-        </w:rPr>
-        <w:t>.”</w:t>
-      </w:r>
-      <w:r>
-        <w:rPr>
-          <w:rFonts w:eastAsia="Times New Roman"/>
-        </w:rPr>
-        <w:t xml:space="preserve"> </w:t>
-      </w:r>
-    </w:p>
-    <w:p>
-      <w:pPr>
-        <w:rPr>
-          <w:rFonts w:eastAsia="Times New Roman"/>
-        </w:rPr>
-      </w:pPr>
-      <w:r>
-        <w:rPr>
-          <w:rFonts w:eastAsia="Times New Roman"/>
-        </w:rPr>
-        <w:t>“A mercenary type</w:t>
-      </w:r>
-      <w:r>
-        <w:rPr>
-          <w:rFonts w:eastAsia="Times New Roman"/>
-        </w:rPr>
-        <w:t>, hm</w:t>
-      </w:r>
-      <w:r>
-        <w:rPr>
-          <w:rFonts w:eastAsia="Times New Roman"/>
-        </w:rPr>
-        <w:t>? Name your price.”</w:t>
-      </w:r>
-    </w:p>
-    <w:p>
-      <w:pPr>
-        <w:rPr>
-          <w:rFonts w:eastAsia="Times New Roman"/>
-        </w:rPr>
-      </w:pPr>
-      <w:r>
-        <w:rPr>
-          <w:rFonts w:eastAsia="Times New Roman"/>
-        </w:rPr>
         <w:t>“I have a medical condition</w:t>
       </w:r>
       <w:r>
@@ -13899,14 +13835,7 @@
         <w:rPr>
           <w:rFonts w:eastAsia="Times New Roman"/>
         </w:rPr>
-        <w:t xml:space="preserve"> Then again, Akiko thought, she wasn’t sure if she had ever been on anyone’s side other than her own. Both agreements had </w:t>
-      </w:r>
-      <w:r>
-        <w:rPr>
-          <w:rFonts w:eastAsia="Times New Roman"/>
-        </w:rPr>
-        <w:lastRenderedPageBreak/>
-        <w:t>only been made in the hopes of fixing her own memory, so that she wouldn’t need that stupid little notebook anymore.</w:t>
+        <w:t xml:space="preserve"> Then again, Akiko thought, she wasn’t sure if she had ever been on anyone’s side other than her own. Both agreements had only been made in the hopes of fixing her own memory, so that she wouldn’t need that stupid little notebook anymore.</w:t>
       </w:r>
     </w:p>
     <w:p>
@@ -13942,6 +13871,7 @@
           <w:i/>
           <w:iCs/>
         </w:rPr>
+        <w:lastRenderedPageBreak/>
         <w:t>June 1</w:t>
       </w:r>
       <w:r>
@@ -14223,7 +14153,6 @@
         <w:rPr>
           <w:rFonts w:eastAsia="Times New Roman"/>
         </w:rPr>
-        <w:lastRenderedPageBreak/>
         <w:t>“I</w:t>
       </w:r>
       <w:r>
@@ -14300,6 +14229,7 @@
         <w:rPr>
           <w:rFonts w:eastAsia="Times New Roman"/>
         </w:rPr>
+        <w:lastRenderedPageBreak/>
         <w:t>“</w:t>
       </w:r>
       <w:r>

--- a/Peregrine 2020.docx
+++ b/Peregrine 2020.docx
@@ -1314,6 +1314,9 @@
         <w:t>, ready to tear us apart from the inside</w:t>
       </w:r>
       <w:r>
+        <w:t xml:space="preserve"> as soon as we give them a reason</w:t>
+      </w:r>
+      <w:r>
         <w:t>.</w:t>
       </w:r>
       <w:r>
@@ -9669,21 +9672,7 @@
         <w:rPr>
           <w:rFonts w:eastAsia="Times New Roman"/>
         </w:rPr>
-        <w:t xml:space="preserve">. Anyway, I can’t stick around much longer, </w:t>
-      </w:r>
-      <w:proofErr w:type="spellStart"/>
-      <w:r>
-        <w:rPr>
-          <w:rFonts w:eastAsia="Times New Roman"/>
-        </w:rPr>
-        <w:t>‘cause</w:t>
-      </w:r>
-      <w:proofErr w:type="spellEnd"/>
-      <w:r>
-        <w:rPr>
-          <w:rFonts w:eastAsia="Times New Roman"/>
-        </w:rPr>
-        <w:t xml:space="preserve"> the meeting will be starting shortly, but feel free to make yourself at home. Help yourself to the pantry or fridge if you’re hungry, and call me if you need anything, okay?”</w:t>
+        <w:t>. Anyway, I can’t stick around much longer, ‘cause the meeting will be starting shortly, but feel free to make yourself at home. Help yourself to the pantry or fridge if you’re hungry, and call me if you need anything, okay?”</w:t>
       </w:r>
     </w:p>
     <w:p>
@@ -10342,32 +10331,38 @@
         <w:rPr>
           <w:rFonts w:eastAsia="Times New Roman"/>
         </w:rPr>
-        <w:t>“We’re not going to sit around and do nothing.</w:t>
-      </w:r>
-    </w:p>
-    <w:p>
-      <w:pPr>
-        <w:rPr>
-          <w:rFonts w:eastAsia="Times New Roman"/>
-        </w:rPr>
-      </w:pPr>
-      <w:r>
-        <w:rPr>
-          <w:rFonts w:eastAsia="Times New Roman"/>
-        </w:rPr>
         <w:t>“</w:t>
       </w:r>
       <w:r>
         <w:rPr>
           <w:rFonts w:eastAsia="Times New Roman"/>
         </w:rPr>
-        <w:t>Mm. In that case,</w:t>
-      </w:r>
-      <w:r>
-        <w:rPr>
-          <w:rFonts w:eastAsia="Times New Roman"/>
-        </w:rPr>
-        <w:t xml:space="preserve"> we’ll need to move quickly,” Marcus said. “</w:t>
+        <w:t>The board already wants us dead. Appeasement is a joke of a strategy and you all know it.”</w:t>
+      </w:r>
+    </w:p>
+    <w:p>
+      <w:pPr>
+        <w:rPr>
+          <w:rFonts w:eastAsia="Times New Roman"/>
+        </w:rPr>
+      </w:pPr>
+      <w:r>
+        <w:rPr>
+          <w:rFonts w:eastAsia="Times New Roman"/>
+        </w:rPr>
+        <w:t>“</w:t>
+      </w:r>
+      <w:r>
+        <w:rPr>
+          <w:rFonts w:eastAsia="Times New Roman"/>
+        </w:rPr>
+        <w:t>I agree with Cassandra. Betraying one’s allies to placate one’s enemies has not, historically speaking, been a winning strategy</w:t>
+      </w:r>
+      <w:r>
+        <w:rPr>
+          <w:rFonts w:eastAsia="Times New Roman"/>
+        </w:rPr>
+        <w:t>,” Marcus said. “</w:t>
       </w:r>
       <w:r>
         <w:rPr>
@@ -10379,7 +10374,37 @@
         <w:rPr>
           <w:rFonts w:eastAsia="Times New Roman"/>
         </w:rPr>
-        <w:t>, peace between ourselves and the board has</w:t>
+        <w:t xml:space="preserve">, </w:t>
+      </w:r>
+      <w:r>
+        <w:rPr>
+          <w:rFonts w:eastAsia="Times New Roman"/>
+        </w:rPr>
+        <w:t>the branch campus’</w:t>
+      </w:r>
+      <w:r>
+        <w:rPr>
+          <w:rFonts w:eastAsia="Times New Roman"/>
+        </w:rPr>
+        <w:t xml:space="preserve"> </w:t>
+      </w:r>
+      <w:r>
+        <w:rPr>
+          <w:rFonts w:eastAsia="Times New Roman"/>
+        </w:rPr>
+        <w:t>autonomy</w:t>
+      </w:r>
+      <w:r>
+        <w:rPr>
+          <w:rFonts w:eastAsia="Times New Roman"/>
+        </w:rPr>
+        <w:t xml:space="preserve"> </w:t>
+      </w:r>
+      <w:r>
+        <w:rPr>
+          <w:rFonts w:eastAsia="Times New Roman"/>
+        </w:rPr>
+        <w:t>has</w:t>
       </w:r>
       <w:r>
         <w:rPr>
@@ -10391,13 +10416,19 @@
         <w:rPr>
           <w:rFonts w:eastAsia="Times New Roman"/>
         </w:rPr>
-        <w:t xml:space="preserve"> been maintained through the usage of blackmail, </w:t>
-      </w:r>
-      <w:r>
-        <w:rPr>
-          <w:rFonts w:eastAsia="Times New Roman"/>
-        </w:rPr>
-        <w:t>and bribery, making any efforts to oppose us excessively costly</w:t>
+        <w:t xml:space="preserve"> been maintained through the usage of blackmail </w:t>
+      </w:r>
+      <w:r>
+        <w:rPr>
+          <w:rFonts w:eastAsia="Times New Roman"/>
+        </w:rPr>
+        <w:t xml:space="preserve">and bribery, </w:t>
+      </w:r>
+      <w:r>
+        <w:rPr>
+          <w:rFonts w:eastAsia="Times New Roman"/>
+        </w:rPr>
+        <w:t>rather than genuine good will</w:t>
       </w:r>
       <w:r>
         <w:rPr>
@@ -10409,7 +10440,7 @@
         <w:rPr>
           <w:rFonts w:eastAsia="Times New Roman"/>
         </w:rPr>
-        <w:t>However</w:t>
+        <w:t>This</w:t>
       </w:r>
       <w:r>
         <w:rPr>
@@ -10434,7 +10465,25 @@
         <w:rPr>
           <w:rFonts w:eastAsia="Times New Roman"/>
         </w:rPr>
-        <w:t>“I’m surprised you can say that out loud,” Jackson laughed.</w:t>
+        <w:t xml:space="preserve">“I’m surprised you can say that out loud,” </w:t>
+      </w:r>
+      <w:r>
+        <w:rPr>
+          <w:rFonts w:eastAsia="Times New Roman"/>
+        </w:rPr>
+        <w:t>his son interrupted</w:t>
+      </w:r>
+      <w:r>
+        <w:rPr>
+          <w:rFonts w:eastAsia="Times New Roman"/>
+        </w:rPr>
+        <w:t xml:space="preserve"> with an irreverent chuckle</w:t>
+      </w:r>
+      <w:r>
+        <w:rPr>
+          <w:rFonts w:eastAsia="Times New Roman"/>
+        </w:rPr>
+        <w:t>.</w:t>
       </w:r>
     </w:p>
     <w:p>
@@ -10465,49 +10514,31 @@
         <w:rPr>
           <w:rFonts w:eastAsia="Times New Roman"/>
         </w:rPr>
-        <w:t>the basic facts</w:t>
-      </w:r>
-      <w:r>
-        <w:rPr>
-          <w:rFonts w:eastAsia="Times New Roman"/>
-        </w:rPr>
-        <w:t xml:space="preserve">. </w:t>
-      </w:r>
-      <w:r>
-        <w:rPr>
-          <w:rFonts w:eastAsia="Times New Roman"/>
-        </w:rPr>
-        <w:t>T</w:t>
-      </w:r>
-      <w:r>
-        <w:rPr>
-          <w:rFonts w:eastAsia="Times New Roman"/>
-        </w:rPr>
-        <w:t>h</w:t>
-      </w:r>
-      <w:r>
-        <w:rPr>
-          <w:rFonts w:eastAsia="Times New Roman"/>
-        </w:rPr>
-        <w:t>ere is, after all,</w:t>
-      </w:r>
-      <w:r>
-        <w:rPr>
-          <w:rFonts w:eastAsia="Times New Roman"/>
-        </w:rPr>
-        <w:t xml:space="preserve"> </w:t>
-      </w:r>
-      <w:r>
-        <w:rPr>
-          <w:rFonts w:eastAsia="Times New Roman"/>
-        </w:rPr>
-        <w:t>a reason why Vancouver suffered no direct consequences from the MQ-50 incident.</w:t>
-      </w:r>
-      <w:r>
-        <w:rPr>
-          <w:rFonts w:eastAsia="Times New Roman"/>
-        </w:rPr>
-        <w:t xml:space="preserve"> In any case, that Jacob Lancaster is here now suggests that the</w:t>
+        <w:t>basic facts</w:t>
+      </w:r>
+      <w:r>
+        <w:rPr>
+          <w:rFonts w:eastAsia="Times New Roman"/>
+        </w:rPr>
+        <w:t xml:space="preserve"> in front of those who already know them</w:t>
+      </w:r>
+      <w:r>
+        <w:rPr>
+          <w:rFonts w:eastAsia="Times New Roman"/>
+        </w:rPr>
+        <w:t xml:space="preserve">. In any case, that Jacob Lancaster </w:t>
+      </w:r>
+      <w:r>
+        <w:rPr>
+          <w:rFonts w:eastAsia="Times New Roman"/>
+        </w:rPr>
+        <w:t>is making his move</w:t>
+      </w:r>
+      <w:r>
+        <w:rPr>
+          <w:rFonts w:eastAsia="Times New Roman"/>
+        </w:rPr>
+        <w:t xml:space="preserve"> now suggests that the</w:t>
       </w:r>
       <w:r>
         <w:rPr>
@@ -10519,7 +10550,19 @@
         <w:rPr>
           <w:rFonts w:eastAsia="Times New Roman"/>
         </w:rPr>
-        <w:t>a way to render our countermeasures ineffective. An apt analogy might be the Cold War, if one side possessed a means to shield itself from nuclear attack.</w:t>
+        <w:t xml:space="preserve">a way to render our countermeasures ineffective. An apt analogy might be the Cold War, if one side </w:t>
+      </w:r>
+      <w:r>
+        <w:rPr>
+          <w:rFonts w:eastAsia="Times New Roman"/>
+        </w:rPr>
+        <w:t>obtained</w:t>
+      </w:r>
+      <w:r>
+        <w:rPr>
+          <w:rFonts w:eastAsia="Times New Roman"/>
+        </w:rPr>
+        <w:t xml:space="preserve"> a means to shield itself from nuclear attack.</w:t>
       </w:r>
       <w:r>
         <w:rPr>
@@ -10538,39 +10581,61 @@
         <w:rPr>
           <w:rFonts w:eastAsia="Times New Roman"/>
         </w:rPr>
-        <w:t xml:space="preserve">“Well, fortunately, we’re not playing with actual nukes,” Cassandra said. </w:t>
-      </w:r>
-    </w:p>
-    <w:p>
-      <w:pPr>
-        <w:rPr>
-          <w:rFonts w:eastAsia="Times New Roman"/>
-        </w:rPr>
-      </w:pPr>
-    </w:p>
-    <w:p>
-      <w:pPr>
-        <w:rPr>
-          <w:rFonts w:eastAsia="Times New Roman"/>
-        </w:rPr>
-      </w:pPr>
-    </w:p>
-    <w:p>
-      <w:pPr>
-        <w:rPr>
-          <w:rFonts w:eastAsia="Times New Roman"/>
-        </w:rPr>
-      </w:pPr>
-      <w:r>
-        <w:rPr>
-          <w:rFonts w:eastAsia="Times New Roman"/>
-        </w:rPr>
         <w:t>“</w:t>
       </w:r>
       <w:r>
         <w:rPr>
           <w:rFonts w:eastAsia="Times New Roman"/>
         </w:rPr>
+        <w:t xml:space="preserve">Right. </w:t>
+      </w:r>
+      <w:r>
+        <w:rPr>
+          <w:rFonts w:eastAsia="Times New Roman"/>
+        </w:rPr>
+        <w:t>Fortunately</w:t>
+      </w:r>
+      <w:r>
+        <w:rPr>
+          <w:rFonts w:eastAsia="Times New Roman"/>
+        </w:rPr>
+        <w:t>, we’re not playing with actual nukes,</w:t>
+      </w:r>
+      <w:r>
+        <w:rPr>
+          <w:rFonts w:eastAsia="Times New Roman"/>
+        </w:rPr>
+        <w:t xml:space="preserve"> but we still need to move quickly,</w:t>
+      </w:r>
+      <w:r>
+        <w:rPr>
+          <w:rFonts w:eastAsia="Times New Roman"/>
+        </w:rPr>
+        <w:t xml:space="preserve">” Cassandra said. </w:t>
+      </w:r>
+      <w:r>
+        <w:rPr>
+          <w:rFonts w:eastAsia="Times New Roman"/>
+        </w:rPr>
+        <w:t>“We have to figure out what’s emboldened them so, and come up with a new plan to circumvent it, meaning we need to keep a very close eye on Mr. Jacob Lancaster. I already have someone in mind to do exactly that.”</w:t>
+      </w:r>
+    </w:p>
+    <w:p>
+      <w:pPr>
+        <w:rPr>
+          <w:rFonts w:eastAsia="Times New Roman"/>
+        </w:rPr>
+      </w:pPr>
+      <w:r>
+        <w:rPr>
+          <w:rFonts w:eastAsia="Times New Roman"/>
+        </w:rPr>
+        <w:t>“</w:t>
+      </w:r>
+      <w:r>
+        <w:rPr>
+          <w:rFonts w:eastAsia="Times New Roman"/>
+        </w:rPr>
         <w:t xml:space="preserve">And </w:t>
       </w:r>
       <w:r>
@@ -10645,14 +10710,35 @@
         <w:rPr>
           <w:rFonts w:eastAsia="Times New Roman"/>
         </w:rPr>
-        <w:t>” Cassandra replied.</w:t>
-      </w:r>
-      <w:r>
-        <w:rPr>
-          <w:rFonts w:eastAsia="Times New Roman"/>
-        </w:rPr>
-        <w:t xml:space="preserve"> </w:t>
-      </w:r>
+        <w:t xml:space="preserve">” Cassandra </w:t>
+      </w:r>
+      <w:r>
+        <w:rPr>
+          <w:rFonts w:eastAsia="Times New Roman"/>
+        </w:rPr>
+        <w:t>explained. “She already has a direct line to the man, so, if we can convert her, that’s an easy win.”</w:t>
+      </w:r>
+    </w:p>
+    <w:p>
+      <w:pPr>
+        <w:rPr>
+          <w:rFonts w:eastAsia="Times New Roman"/>
+        </w:rPr>
+      </w:pPr>
+      <w:r>
+        <w:rPr>
+          <w:rFonts w:eastAsia="Times New Roman"/>
+        </w:rPr>
+        <w:lastRenderedPageBreak/>
+        <w:t>“Seems easier said than done, but I’ll defer to your judgement,” Shufen said.</w:t>
+      </w:r>
+    </w:p>
+    <w:p>
+      <w:pPr>
+        <w:rPr>
+          <w:rFonts w:eastAsia="Times New Roman"/>
+        </w:rPr>
+      </w:pPr>
       <w:r>
         <w:rPr>
           <w:rFonts w:eastAsia="Times New Roman"/>
@@ -10663,30 +10749,6 @@
         <w:rPr>
           <w:rFonts w:eastAsia="Times New Roman"/>
         </w:rPr>
-        <w:t xml:space="preserve">That, however, is just insurance for the </w:t>
-      </w:r>
-      <w:r>
-        <w:rPr>
-          <w:rFonts w:eastAsia="Times New Roman"/>
-        </w:rPr>
-        <w:t>next phase</w:t>
-      </w:r>
-      <w:r>
-        <w:rPr>
-          <w:rFonts w:eastAsia="Times New Roman"/>
-        </w:rPr>
-        <w:t xml:space="preserve"> of my plan</w:t>
-      </w:r>
-      <w:r>
-        <w:rPr>
-          <w:rFonts w:eastAsia="Times New Roman"/>
-        </w:rPr>
-        <w:t>.</w:t>
-      </w:r>
-      <w:r>
-        <w:rPr>
-          <w:rFonts w:eastAsia="Times New Roman"/>
-        </w:rPr>
         <w:t xml:space="preserve"> </w:t>
       </w:r>
       <w:r>
@@ -10699,14 +10761,7 @@
         <w:rPr>
           <w:rFonts w:eastAsia="Times New Roman"/>
         </w:rPr>
-        <w:t xml:space="preserve"> other branches are skittish about siding with us after the MQ-50 fallout, which is why we need </w:t>
-      </w:r>
-      <w:r>
-        <w:rPr>
-          <w:rFonts w:eastAsia="Times New Roman"/>
-        </w:rPr>
-        <w:lastRenderedPageBreak/>
-        <w:t xml:space="preserve">Montreal on our side. </w:t>
+        <w:t xml:space="preserve"> other branches are skittish about siding with us after the MQ-50 fallout, which is why we need Montreal on our side. </w:t>
       </w:r>
       <w:r>
         <w:rPr>
@@ -11030,21 +11085,7 @@
         <w:rPr>
           <w:rFonts w:eastAsia="Times New Roman"/>
         </w:rPr>
-        <w:t>“</w:t>
-      </w:r>
-      <w:proofErr w:type="spellStart"/>
-      <w:r>
-        <w:rPr>
-          <w:rFonts w:eastAsia="Times New Roman"/>
-        </w:rPr>
-        <w:t>Mmm</w:t>
-      </w:r>
-      <w:proofErr w:type="spellEnd"/>
-      <w:r>
-        <w:rPr>
-          <w:rFonts w:eastAsia="Times New Roman"/>
-        </w:rPr>
-        <w:t>. In that case, Administration supports it as well.</w:t>
+        <w:t>“Mmm. In that case, Administration supports it as well.</w:t>
       </w:r>
       <w:r>
         <w:rPr>
@@ -11156,6 +11197,7 @@
         <w:rPr>
           <w:rFonts w:eastAsia="Times New Roman"/>
         </w:rPr>
+        <w:lastRenderedPageBreak/>
         <w:t>Xiang sighed and opened his eyes just long enough to roll them. “</w:t>
       </w:r>
       <w:r>
@@ -11205,7 +11247,6 @@
         <w:rPr>
           <w:rFonts w:eastAsia="Times New Roman"/>
         </w:rPr>
-        <w:lastRenderedPageBreak/>
         <w:t>“You don’t trust me?” Cassandra asked.</w:t>
       </w:r>
     </w:p>
@@ -11803,21 +11844,7 @@
         <w:rPr>
           <w:rFonts w:eastAsia="Times New Roman"/>
         </w:rPr>
-        <w:t xml:space="preserve">really </w:t>
-      </w:r>
-      <w:proofErr w:type="spellStart"/>
-      <w:r>
-        <w:rPr>
-          <w:rFonts w:eastAsia="Times New Roman"/>
-        </w:rPr>
-        <w:t>freakin</w:t>
-      </w:r>
-      <w:proofErr w:type="spellEnd"/>
-      <w:r>
-        <w:rPr>
-          <w:rFonts w:eastAsia="Times New Roman"/>
-        </w:rPr>
-        <w:t>’ good</w:t>
+        <w:t>really freakin’ good</w:t>
       </w:r>
       <w:r>
         <w:rPr>
@@ -11910,6 +11937,7 @@
         <w:rPr>
           <w:rFonts w:eastAsia="Times New Roman"/>
         </w:rPr>
+        <w:lastRenderedPageBreak/>
         <w:t>“Excellent. Now, please, sit. I’ll get you a cup.”</w:t>
       </w:r>
     </w:p>
@@ -11923,503 +11951,509 @@
         <w:rPr>
           <w:rFonts w:eastAsia="Times New Roman"/>
         </w:rPr>
+        <w:t>Her host had changed into a comfortable pair of shorts and a tank top after the meeting</w:t>
+      </w:r>
+      <w:r>
+        <w:rPr>
+          <w:rFonts w:eastAsia="Times New Roman"/>
+        </w:rPr>
+        <w:t xml:space="preserve">. There was some temptation to admire her figure as she rummaged through the </w:t>
+      </w:r>
+      <w:r>
+        <w:rPr>
+          <w:rFonts w:eastAsia="Times New Roman"/>
+        </w:rPr>
+        <w:t xml:space="preserve">glassware </w:t>
+      </w:r>
+      <w:r>
+        <w:rPr>
+          <w:rFonts w:eastAsia="Times New Roman"/>
+        </w:rPr>
+        <w:t xml:space="preserve">cabinet, but </w:t>
+      </w:r>
+      <w:r>
+        <w:rPr>
+          <w:rFonts w:eastAsia="Times New Roman"/>
+        </w:rPr>
+        <w:t>Akiko</w:t>
+      </w:r>
+      <w:r>
+        <w:rPr>
+          <w:rFonts w:eastAsia="Times New Roman"/>
+        </w:rPr>
+        <w:t xml:space="preserve"> didn’t dare risk crossing a line with someone whom, she had to admit, she barely knew</w:t>
+      </w:r>
+      <w:r>
+        <w:rPr>
+          <w:rFonts w:eastAsia="Times New Roman"/>
+        </w:rPr>
+        <w:t>.</w:t>
+      </w:r>
+      <w:r>
+        <w:rPr>
+          <w:rFonts w:eastAsia="Times New Roman"/>
+        </w:rPr>
+        <w:t xml:space="preserve"> </w:t>
+      </w:r>
+    </w:p>
+    <w:p>
+      <w:pPr>
+        <w:rPr>
+          <w:rFonts w:eastAsia="Times New Roman"/>
+        </w:rPr>
+      </w:pPr>
+      <w:r>
+        <w:rPr>
+          <w:rFonts w:eastAsia="Times New Roman"/>
+        </w:rPr>
+        <w:t>She</w:t>
+      </w:r>
+      <w:r>
+        <w:rPr>
+          <w:rFonts w:eastAsia="Times New Roman"/>
+        </w:rPr>
+        <w:t xml:space="preserve"> was</w:t>
+      </w:r>
+      <w:r>
+        <w:rPr>
+          <w:rFonts w:eastAsia="Times New Roman"/>
+        </w:rPr>
+        <w:t>, however,</w:t>
+      </w:r>
+      <w:r>
+        <w:rPr>
+          <w:rFonts w:eastAsia="Times New Roman"/>
+        </w:rPr>
+        <w:t xml:space="preserve"> struck by just how thin </w:t>
+      </w:r>
+      <w:r>
+        <w:rPr>
+          <w:rFonts w:eastAsia="Times New Roman"/>
+        </w:rPr>
+        <w:t>Cassandra</w:t>
+      </w:r>
+      <w:r>
+        <w:rPr>
+          <w:rFonts w:eastAsia="Times New Roman"/>
+        </w:rPr>
+        <w:t xml:space="preserve"> was. While it hadn’t been apparent at first, </w:t>
+      </w:r>
+      <w:r>
+        <w:rPr>
+          <w:rFonts w:eastAsia="Times New Roman"/>
+        </w:rPr>
+        <w:t>the</w:t>
+      </w:r>
+      <w:r>
+        <w:rPr>
+          <w:rFonts w:eastAsia="Times New Roman"/>
+        </w:rPr>
+        <w:t xml:space="preserve"> more form-fitting outfit revealed a remarkably skinny body, bordering on malnourished. Akiko wondered for a moment if Cassandra had even once eaten a full meal in the short time they’d spent together, and quickly realized she hadn’t.</w:t>
+      </w:r>
+      <w:r>
+        <w:rPr>
+          <w:rFonts w:eastAsia="Times New Roman"/>
+        </w:rPr>
+        <w:t xml:space="preserve"> </w:t>
+      </w:r>
+      <w:r>
+        <w:rPr>
+          <w:rFonts w:eastAsia="Times New Roman"/>
+        </w:rPr>
+        <w:t>As if to prove the point</w:t>
+      </w:r>
+      <w:r>
+        <w:rPr>
+          <w:rFonts w:eastAsia="Times New Roman"/>
+        </w:rPr>
+        <w:t xml:space="preserve">, when her host sat down, she brought with her a </w:t>
+      </w:r>
+      <w:r>
+        <w:rPr>
+          <w:rFonts w:eastAsia="Times New Roman"/>
+        </w:rPr>
+        <w:t>bowl</w:t>
+      </w:r>
+      <w:r>
+        <w:rPr>
+          <w:rFonts w:eastAsia="Times New Roman"/>
+        </w:rPr>
+        <w:t xml:space="preserve"> whose contents barely qualified as a light snack. </w:t>
+      </w:r>
+    </w:p>
+    <w:p>
+      <w:pPr>
+        <w:rPr>
+          <w:rFonts w:eastAsia="Times New Roman"/>
+        </w:rPr>
+      </w:pPr>
+      <w:r>
+        <w:rPr>
+          <w:rFonts w:eastAsia="Times New Roman"/>
+        </w:rPr>
+        <w:t>“</w:t>
+      </w:r>
+      <w:r>
+        <w:rPr>
+          <w:rFonts w:eastAsia="Times New Roman"/>
+        </w:rPr>
+        <w:t>Christ</w:t>
+      </w:r>
+      <w:r>
+        <w:rPr>
+          <w:rFonts w:eastAsia="Times New Roman"/>
+        </w:rPr>
+        <w:t xml:space="preserve">, I know I asked for a big serving, </w:t>
+      </w:r>
+      <w:r>
+        <w:rPr>
+          <w:rFonts w:eastAsia="Times New Roman"/>
+        </w:rPr>
+        <w:t xml:space="preserve">but </w:t>
+      </w:r>
+      <w:r>
+        <w:rPr>
+          <w:rFonts w:eastAsia="Times New Roman"/>
+        </w:rPr>
+        <w:t xml:space="preserve">I didn’t mean for you to starve yourself. I’m happy to give you a bit more, if you want,” Akiko said. </w:t>
+      </w:r>
+    </w:p>
+    <w:p>
+      <w:pPr>
+        <w:rPr>
+          <w:rFonts w:eastAsia="Times New Roman"/>
+        </w:rPr>
+      </w:pPr>
+      <w:r>
+        <w:rPr>
+          <w:rFonts w:eastAsia="Times New Roman"/>
+        </w:rPr>
+        <w:t>“I’m quite alright, thank you. Meat fills me up quickly,” Cassandra replied.</w:t>
+      </w:r>
+      <w:r>
+        <w:rPr>
+          <w:rFonts w:eastAsia="Times New Roman"/>
+        </w:rPr>
+        <w:t xml:space="preserve"> “Every time I visit my brother’s restaurant, he tries to</w:t>
+      </w:r>
+      <w:r>
+        <w:rPr>
+          <w:rFonts w:eastAsia="Times New Roman"/>
+        </w:rPr>
+        <w:t xml:space="preserve"> fatten me up like </w:t>
+      </w:r>
+      <w:r>
+        <w:rPr>
+          <w:rFonts w:eastAsia="Times New Roman"/>
+        </w:rPr>
+        <w:t>he’s an</w:t>
+      </w:r>
+      <w:r>
+        <w:rPr>
+          <w:rFonts w:eastAsia="Times New Roman"/>
+        </w:rPr>
+        <w:t xml:space="preserve"> old grandma, but I’ve yet to give in.”</w:t>
+      </w:r>
+    </w:p>
+    <w:p>
+      <w:pPr>
+        <w:rPr>
+          <w:rFonts w:eastAsia="Times New Roman"/>
+        </w:rPr>
+      </w:pPr>
+      <w:r>
+        <w:rPr>
+          <w:rFonts w:eastAsia="Times New Roman"/>
+        </w:rPr>
+        <w:t>“</w:t>
+      </w:r>
+      <w:r>
+        <w:rPr>
+          <w:rFonts w:eastAsia="Times New Roman"/>
+        </w:rPr>
+        <w:t>Sure, but</w:t>
+      </w:r>
+      <w:r>
+        <w:rPr>
+          <w:rFonts w:eastAsia="Times New Roman"/>
+        </w:rPr>
+        <w:t xml:space="preserve"> I feel a little guilty coming over and eating all your food</w:t>
+      </w:r>
+      <w:r>
+        <w:rPr>
+          <w:rFonts w:eastAsia="Times New Roman"/>
+        </w:rPr>
+        <w:t xml:space="preserve"> while </w:t>
+      </w:r>
+      <w:r>
+        <w:rPr>
+          <w:rFonts w:eastAsia="Times New Roman"/>
+        </w:rPr>
+        <w:t>you’re making do with scraps</w:t>
+      </w:r>
+      <w:r>
+        <w:rPr>
+          <w:rFonts w:eastAsia="Times New Roman"/>
+        </w:rPr>
+        <w:t>, y’know?</w:t>
+      </w:r>
+      <w:r>
+        <w:rPr>
+          <w:rFonts w:eastAsia="Times New Roman"/>
+        </w:rPr>
+        <w:t>”</w:t>
+      </w:r>
+    </w:p>
+    <w:p>
+      <w:pPr>
+        <w:rPr>
+          <w:rFonts w:eastAsia="Times New Roman"/>
+        </w:rPr>
+      </w:pPr>
+      <w:r>
+        <w:rPr>
+          <w:rFonts w:eastAsia="Times New Roman"/>
+        </w:rPr>
+        <w:t>“</w:t>
+      </w:r>
+      <w:r>
+        <w:rPr>
+          <w:rFonts w:eastAsia="Times New Roman"/>
+        </w:rPr>
+        <w:t>If</w:t>
+      </w:r>
+      <w:r>
+        <w:rPr>
+          <w:rFonts w:eastAsia="Times New Roman"/>
+        </w:rPr>
+        <w:t xml:space="preserve"> I</w:t>
+      </w:r>
+      <w:r>
+        <w:rPr>
+          <w:rFonts w:eastAsia="Times New Roman"/>
+        </w:rPr>
+        <w:t xml:space="preserve"> wanted </w:t>
+      </w:r>
+      <w:r>
+        <w:rPr>
+          <w:rFonts w:eastAsia="Times New Roman"/>
+        </w:rPr>
+        <w:t>more for myself</w:t>
+      </w:r>
+      <w:r>
+        <w:rPr>
+          <w:rFonts w:eastAsia="Times New Roman"/>
+        </w:rPr>
+        <w:t xml:space="preserve">, I’d have made </w:t>
+      </w:r>
+      <w:r>
+        <w:rPr>
+          <w:rFonts w:eastAsia="Times New Roman"/>
+        </w:rPr>
+        <w:t>more</w:t>
+      </w:r>
+      <w:r>
+        <w:rPr>
+          <w:rFonts w:eastAsia="Times New Roman"/>
+        </w:rPr>
+        <w:t xml:space="preserve">. </w:t>
+      </w:r>
+      <w:r>
+        <w:rPr>
+          <w:rFonts w:eastAsia="Times New Roman"/>
+        </w:rPr>
+        <w:t xml:space="preserve">There’s no need to feel </w:t>
+      </w:r>
+      <w:r>
+        <w:rPr>
+          <w:rFonts w:eastAsia="Times New Roman"/>
+        </w:rPr>
+        <w:t>bad</w:t>
+      </w:r>
+      <w:r>
+        <w:rPr>
+          <w:rFonts w:eastAsia="Times New Roman"/>
+        </w:rPr>
+        <w:t>.”</w:t>
+      </w:r>
+    </w:p>
+    <w:p>
+      <w:pPr>
+        <w:rPr>
+          <w:rFonts w:eastAsia="Times New Roman"/>
+        </w:rPr>
+      </w:pPr>
+      <w:r>
+        <w:rPr>
+          <w:rFonts w:eastAsia="Times New Roman"/>
+        </w:rPr>
+        <w:t>Akiko’s eyes came to rest once more on the talisman hanging by the doorway. The gears in her head began to turn, assembling a picture of Cassandra’s past and presen</w:t>
+      </w:r>
+      <w:r>
+        <w:rPr>
+          <w:rFonts w:eastAsia="Times New Roman"/>
+        </w:rPr>
+        <w:t>t, but she had too few pieces to form a coherent picture. Anything at this point was pure speculation, with all the investigative rigor of a tabloid magazine.</w:t>
+      </w:r>
+    </w:p>
+    <w:p>
+      <w:pPr>
+        <w:rPr>
+          <w:rFonts w:eastAsia="Times New Roman"/>
+        </w:rPr>
+      </w:pPr>
+      <w:r>
+        <w:rPr>
+          <w:rFonts w:eastAsia="Times New Roman"/>
+        </w:rPr>
+        <w:t>"</w:t>
+      </w:r>
+      <w:r>
+        <w:rPr>
+          <w:rFonts w:eastAsia="Times New Roman"/>
+        </w:rPr>
+        <w:t>Zhiyi</w:t>
+      </w:r>
+      <w:r>
+        <w:rPr>
+          <w:rFonts w:eastAsia="Times New Roman"/>
+        </w:rPr>
+        <w:t xml:space="preserve"> also kept bugging me </w:t>
+      </w:r>
+      <w:r>
+        <w:rPr>
+          <w:rFonts w:eastAsia="Times New Roman"/>
+        </w:rPr>
+        <w:t>about my diet</w:t>
+      </w:r>
+      <w:r>
+        <w:rPr>
+          <w:rFonts w:eastAsia="Times New Roman"/>
+        </w:rPr>
+        <w:t>,” Cassandra said</w:t>
+      </w:r>
+      <w:r>
+        <w:rPr>
+          <w:rFonts w:eastAsia="Times New Roman"/>
+        </w:rPr>
+        <w:t xml:space="preserve">, tilting her head ever so slightly </w:t>
+      </w:r>
+      <w:r>
+        <w:rPr>
+          <w:rFonts w:eastAsia="Times New Roman"/>
+        </w:rPr>
+        <w:t>along</w:t>
+      </w:r>
+      <w:r>
+        <w:rPr>
+          <w:rFonts w:eastAsia="Times New Roman"/>
+        </w:rPr>
+        <w:t xml:space="preserve"> Akiko’s sightlines</w:t>
+      </w:r>
+      <w:r>
+        <w:rPr>
+          <w:rFonts w:eastAsia="Times New Roman"/>
+        </w:rPr>
+        <w:t xml:space="preserve">. “I swear she and </w:t>
+      </w:r>
+      <w:r>
+        <w:rPr>
+          <w:rFonts w:eastAsia="Times New Roman"/>
+        </w:rPr>
+        <w:t>Elias</w:t>
+      </w:r>
+      <w:r>
+        <w:rPr>
+          <w:rFonts w:eastAsia="Times New Roman"/>
+        </w:rPr>
+        <w:t xml:space="preserve"> were colluding.” </w:t>
+      </w:r>
+    </w:p>
+    <w:p>
+      <w:pPr>
+        <w:rPr>
+          <w:rFonts w:eastAsia="Times New Roman"/>
+        </w:rPr>
+      </w:pPr>
+      <w:r>
+        <w:rPr>
+          <w:rFonts w:eastAsia="Times New Roman"/>
+        </w:rPr>
+        <w:t>“Your girlfriend, I assume?” Akiko asked</w:t>
+      </w:r>
+      <w:r>
+        <w:rPr>
+          <w:rFonts w:eastAsia="Times New Roman"/>
+        </w:rPr>
+        <w:t>.</w:t>
+      </w:r>
+    </w:p>
+    <w:p>
+      <w:pPr>
+        <w:rPr>
+          <w:rFonts w:eastAsia="Times New Roman"/>
+        </w:rPr>
+      </w:pPr>
+      <w:r>
+        <w:rPr>
+          <w:rFonts w:eastAsia="Times New Roman"/>
+        </w:rPr>
+        <w:t>“Mmhmm</w:t>
+      </w:r>
+      <w:r>
+        <w:rPr>
+          <w:rFonts w:eastAsia="Times New Roman"/>
+        </w:rPr>
+        <w:t>.</w:t>
+      </w:r>
+      <w:r>
+        <w:rPr>
+          <w:rFonts w:eastAsia="Times New Roman"/>
+        </w:rPr>
+        <w:t xml:space="preserve"> She</w:t>
+      </w:r>
+      <w:r>
+        <w:rPr>
+          <w:rFonts w:eastAsia="Times New Roman"/>
+        </w:rPr>
+        <w:t xml:space="preserve">’d </w:t>
+      </w:r>
+      <w:r>
+        <w:rPr>
+          <w:rFonts w:eastAsia="Times New Roman"/>
+        </w:rPr>
+        <w:t xml:space="preserve">come by my desk at work to drop off healthy snacks, since she knew I usually work through lunch, and she’d scold me if </w:t>
+      </w:r>
+      <w:r>
+        <w:rPr>
+          <w:rFonts w:eastAsia="Times New Roman"/>
+        </w:rPr>
+        <w:t>they were</w:t>
+      </w:r>
+      <w:r>
+        <w:rPr>
+          <w:rFonts w:eastAsia="Times New Roman"/>
+        </w:rPr>
+        <w:t xml:space="preserve"> still </w:t>
+      </w:r>
+      <w:r>
+        <w:rPr>
+          <w:rFonts w:eastAsia="Times New Roman"/>
+        </w:rPr>
+        <w:t>on my desk</w:t>
+      </w:r>
+      <w:r>
+        <w:rPr>
+          <w:rFonts w:eastAsia="Times New Roman"/>
+        </w:rPr>
+        <w:t xml:space="preserve"> at the end of the </w:t>
+      </w:r>
+      <w:r>
+        <w:rPr>
+          <w:rFonts w:eastAsia="Times New Roman"/>
+        </w:rPr>
         <w:lastRenderedPageBreak/>
-        <w:t>Her host had changed into a comfortable pair of shorts and a tank top after the meeting</w:t>
-      </w:r>
-      <w:r>
-        <w:rPr>
-          <w:rFonts w:eastAsia="Times New Roman"/>
-        </w:rPr>
-        <w:t xml:space="preserve">. There was some temptation to admire her figure as she rummaged through the </w:t>
-      </w:r>
-      <w:r>
-        <w:rPr>
-          <w:rFonts w:eastAsia="Times New Roman"/>
-        </w:rPr>
-        <w:t xml:space="preserve">glassware </w:t>
-      </w:r>
-      <w:r>
-        <w:rPr>
-          <w:rFonts w:eastAsia="Times New Roman"/>
-        </w:rPr>
-        <w:t xml:space="preserve">cabinet, but </w:t>
-      </w:r>
-      <w:r>
-        <w:rPr>
-          <w:rFonts w:eastAsia="Times New Roman"/>
-        </w:rPr>
-        <w:t>Akiko</w:t>
-      </w:r>
-      <w:r>
-        <w:rPr>
-          <w:rFonts w:eastAsia="Times New Roman"/>
-        </w:rPr>
-        <w:t xml:space="preserve"> didn’t dare risk crossing a line with someone whom, she had to admit, she barely knew</w:t>
-      </w:r>
-      <w:r>
-        <w:rPr>
-          <w:rFonts w:eastAsia="Times New Roman"/>
-        </w:rPr>
-        <w:t>.</w:t>
-      </w:r>
-      <w:r>
-        <w:rPr>
-          <w:rFonts w:eastAsia="Times New Roman"/>
-        </w:rPr>
-        <w:t xml:space="preserve"> </w:t>
-      </w:r>
-    </w:p>
-    <w:p>
-      <w:pPr>
-        <w:rPr>
-          <w:rFonts w:eastAsia="Times New Roman"/>
-        </w:rPr>
-      </w:pPr>
-      <w:r>
-        <w:rPr>
-          <w:rFonts w:eastAsia="Times New Roman"/>
-        </w:rPr>
-        <w:t>She</w:t>
-      </w:r>
-      <w:r>
-        <w:rPr>
-          <w:rFonts w:eastAsia="Times New Roman"/>
-        </w:rPr>
-        <w:t xml:space="preserve"> was</w:t>
-      </w:r>
-      <w:r>
-        <w:rPr>
-          <w:rFonts w:eastAsia="Times New Roman"/>
-        </w:rPr>
-        <w:t>, however,</w:t>
-      </w:r>
-      <w:r>
-        <w:rPr>
-          <w:rFonts w:eastAsia="Times New Roman"/>
-        </w:rPr>
-        <w:t xml:space="preserve"> struck by just how thin </w:t>
-      </w:r>
-      <w:r>
-        <w:rPr>
-          <w:rFonts w:eastAsia="Times New Roman"/>
-        </w:rPr>
-        <w:t>Cassandra</w:t>
-      </w:r>
-      <w:r>
-        <w:rPr>
-          <w:rFonts w:eastAsia="Times New Roman"/>
-        </w:rPr>
-        <w:t xml:space="preserve"> was. While it hadn’t been apparent at first, </w:t>
-      </w:r>
-      <w:r>
-        <w:rPr>
-          <w:rFonts w:eastAsia="Times New Roman"/>
-        </w:rPr>
-        <w:t>the</w:t>
-      </w:r>
-      <w:r>
-        <w:rPr>
-          <w:rFonts w:eastAsia="Times New Roman"/>
-        </w:rPr>
-        <w:t xml:space="preserve"> more form-fitting outfit revealed a remarkably skinny body, bordering on malnourished. Akiko wondered for a moment if Cassandra had even once eaten a full meal in the short time they’d spent together, and quickly realized she hadn’t.</w:t>
-      </w:r>
-      <w:r>
-        <w:rPr>
-          <w:rFonts w:eastAsia="Times New Roman"/>
-        </w:rPr>
-        <w:t xml:space="preserve"> </w:t>
-      </w:r>
-      <w:r>
-        <w:rPr>
-          <w:rFonts w:eastAsia="Times New Roman"/>
-        </w:rPr>
-        <w:t>As if to prove the point</w:t>
-      </w:r>
-      <w:r>
-        <w:rPr>
-          <w:rFonts w:eastAsia="Times New Roman"/>
-        </w:rPr>
-        <w:t xml:space="preserve">, when her host sat down, she brought with her a </w:t>
-      </w:r>
-      <w:r>
-        <w:rPr>
-          <w:rFonts w:eastAsia="Times New Roman"/>
-        </w:rPr>
-        <w:t>bowl</w:t>
-      </w:r>
-      <w:r>
-        <w:rPr>
-          <w:rFonts w:eastAsia="Times New Roman"/>
-        </w:rPr>
-        <w:t xml:space="preserve"> whose contents barely qualified as a light snack. </w:t>
-      </w:r>
-    </w:p>
-    <w:p>
-      <w:pPr>
-        <w:rPr>
-          <w:rFonts w:eastAsia="Times New Roman"/>
-        </w:rPr>
-      </w:pPr>
-      <w:r>
-        <w:rPr>
-          <w:rFonts w:eastAsia="Times New Roman"/>
-        </w:rPr>
-        <w:t>“</w:t>
-      </w:r>
-      <w:r>
-        <w:rPr>
-          <w:rFonts w:eastAsia="Times New Roman"/>
-        </w:rPr>
-        <w:t>Christ</w:t>
-      </w:r>
-      <w:r>
-        <w:rPr>
-          <w:rFonts w:eastAsia="Times New Roman"/>
-        </w:rPr>
-        <w:t xml:space="preserve">, I know I asked for a big serving, </w:t>
-      </w:r>
-      <w:r>
-        <w:rPr>
-          <w:rFonts w:eastAsia="Times New Roman"/>
-        </w:rPr>
-        <w:t xml:space="preserve">but </w:t>
-      </w:r>
-      <w:r>
-        <w:rPr>
-          <w:rFonts w:eastAsia="Times New Roman"/>
-        </w:rPr>
-        <w:t xml:space="preserve">I didn’t mean for you to starve yourself. I’m happy to give you a bit more, if you want,” Akiko said. </w:t>
-      </w:r>
-    </w:p>
-    <w:p>
-      <w:pPr>
-        <w:rPr>
-          <w:rFonts w:eastAsia="Times New Roman"/>
-        </w:rPr>
-      </w:pPr>
-      <w:r>
-        <w:rPr>
-          <w:rFonts w:eastAsia="Times New Roman"/>
-        </w:rPr>
-        <w:t>“I’m quite alright, thank you. Meat fills me up quickly,” Cassandra replied.</w:t>
-      </w:r>
-      <w:r>
-        <w:rPr>
-          <w:rFonts w:eastAsia="Times New Roman"/>
-        </w:rPr>
-        <w:t xml:space="preserve"> “Every time I visit my brother’s restaurant, he tries to</w:t>
-      </w:r>
-      <w:r>
-        <w:rPr>
-          <w:rFonts w:eastAsia="Times New Roman"/>
-        </w:rPr>
-        <w:t xml:space="preserve"> fatten me up like </w:t>
-      </w:r>
-      <w:r>
-        <w:rPr>
-          <w:rFonts w:eastAsia="Times New Roman"/>
-        </w:rPr>
-        <w:t>he’s an</w:t>
-      </w:r>
-      <w:r>
-        <w:rPr>
-          <w:rFonts w:eastAsia="Times New Roman"/>
-        </w:rPr>
-        <w:t xml:space="preserve"> old grandma, but I’ve yet to give in.”</w:t>
-      </w:r>
-    </w:p>
-    <w:p>
-      <w:pPr>
-        <w:rPr>
-          <w:rFonts w:eastAsia="Times New Roman"/>
-        </w:rPr>
-      </w:pPr>
-      <w:r>
-        <w:rPr>
-          <w:rFonts w:eastAsia="Times New Roman"/>
-        </w:rPr>
-        <w:t>“</w:t>
-      </w:r>
-      <w:r>
-        <w:rPr>
-          <w:rFonts w:eastAsia="Times New Roman"/>
-        </w:rPr>
-        <w:t>Sure, but</w:t>
-      </w:r>
-      <w:r>
-        <w:rPr>
-          <w:rFonts w:eastAsia="Times New Roman"/>
-        </w:rPr>
-        <w:t xml:space="preserve"> I feel a little guilty coming over and eating all your food</w:t>
-      </w:r>
-      <w:r>
-        <w:rPr>
-          <w:rFonts w:eastAsia="Times New Roman"/>
-        </w:rPr>
-        <w:t xml:space="preserve"> while </w:t>
-      </w:r>
-      <w:r>
-        <w:rPr>
-          <w:rFonts w:eastAsia="Times New Roman"/>
-        </w:rPr>
-        <w:t>you’re making do with scraps</w:t>
-      </w:r>
-      <w:r>
-        <w:rPr>
-          <w:rFonts w:eastAsia="Times New Roman"/>
-        </w:rPr>
-        <w:t>, y’know?</w:t>
-      </w:r>
-      <w:r>
-        <w:rPr>
-          <w:rFonts w:eastAsia="Times New Roman"/>
-        </w:rPr>
-        <w:t>”</w:t>
-      </w:r>
-    </w:p>
-    <w:p>
-      <w:pPr>
-        <w:rPr>
-          <w:rFonts w:eastAsia="Times New Roman"/>
-        </w:rPr>
-      </w:pPr>
-      <w:r>
-        <w:rPr>
-          <w:rFonts w:eastAsia="Times New Roman"/>
-        </w:rPr>
-        <w:t>“</w:t>
-      </w:r>
-      <w:r>
-        <w:rPr>
-          <w:rFonts w:eastAsia="Times New Roman"/>
-        </w:rPr>
-        <w:t>If</w:t>
-      </w:r>
-      <w:r>
-        <w:rPr>
-          <w:rFonts w:eastAsia="Times New Roman"/>
-        </w:rPr>
-        <w:t xml:space="preserve"> I</w:t>
-      </w:r>
-      <w:r>
-        <w:rPr>
-          <w:rFonts w:eastAsia="Times New Roman"/>
-        </w:rPr>
-        <w:t xml:space="preserve"> wanted </w:t>
-      </w:r>
-      <w:r>
-        <w:rPr>
-          <w:rFonts w:eastAsia="Times New Roman"/>
-        </w:rPr>
-        <w:t>more for myself</w:t>
-      </w:r>
-      <w:r>
-        <w:rPr>
-          <w:rFonts w:eastAsia="Times New Roman"/>
-        </w:rPr>
-        <w:t xml:space="preserve">, I’d have made </w:t>
-      </w:r>
-      <w:r>
-        <w:rPr>
-          <w:rFonts w:eastAsia="Times New Roman"/>
-        </w:rPr>
-        <w:t>more</w:t>
-      </w:r>
-      <w:r>
-        <w:rPr>
-          <w:rFonts w:eastAsia="Times New Roman"/>
-        </w:rPr>
-        <w:t xml:space="preserve">. </w:t>
-      </w:r>
-      <w:r>
-        <w:rPr>
-          <w:rFonts w:eastAsia="Times New Roman"/>
-        </w:rPr>
-        <w:t xml:space="preserve">There’s no need to feel </w:t>
-      </w:r>
-      <w:r>
-        <w:rPr>
-          <w:rFonts w:eastAsia="Times New Roman"/>
-        </w:rPr>
-        <w:t>bad</w:t>
-      </w:r>
-      <w:r>
-        <w:rPr>
-          <w:rFonts w:eastAsia="Times New Roman"/>
-        </w:rPr>
-        <w:t>.”</w:t>
-      </w:r>
-    </w:p>
-    <w:p>
-      <w:pPr>
-        <w:rPr>
-          <w:rFonts w:eastAsia="Times New Roman"/>
-        </w:rPr>
-      </w:pPr>
-      <w:r>
-        <w:rPr>
-          <w:rFonts w:eastAsia="Times New Roman"/>
-        </w:rPr>
-        <w:t>Akiko’s eyes came to rest once more on the talisman hanging by the doorway. The gears in her head began to turn, assembling a picture of Cassandra’s past and presen</w:t>
-      </w:r>
-      <w:r>
-        <w:rPr>
-          <w:rFonts w:eastAsia="Times New Roman"/>
-        </w:rPr>
-        <w:t>t, but she had too few pieces to form a coherent picture. Anything at this point was pure speculation, with all the investigative rigor of a tabloid magazine.</w:t>
-      </w:r>
-    </w:p>
-    <w:p>
-      <w:pPr>
-        <w:rPr>
-          <w:rFonts w:eastAsia="Times New Roman"/>
-        </w:rPr>
-      </w:pPr>
-      <w:r>
-        <w:rPr>
-          <w:rFonts w:eastAsia="Times New Roman"/>
-        </w:rPr>
-        <w:t>"</w:t>
-      </w:r>
-      <w:r>
-        <w:rPr>
-          <w:rFonts w:eastAsia="Times New Roman"/>
-        </w:rPr>
-        <w:t>Zhiyi</w:t>
-      </w:r>
-      <w:r>
-        <w:rPr>
-          <w:rFonts w:eastAsia="Times New Roman"/>
-        </w:rPr>
-        <w:t xml:space="preserve"> also kept bugging me </w:t>
-      </w:r>
-      <w:r>
-        <w:rPr>
-          <w:rFonts w:eastAsia="Times New Roman"/>
-        </w:rPr>
-        <w:t>about my diet</w:t>
-      </w:r>
-      <w:r>
-        <w:rPr>
-          <w:rFonts w:eastAsia="Times New Roman"/>
-        </w:rPr>
-        <w:t>,” Cassandra said</w:t>
-      </w:r>
-      <w:r>
-        <w:rPr>
-          <w:rFonts w:eastAsia="Times New Roman"/>
-        </w:rPr>
-        <w:t xml:space="preserve">, tilting her head ever so slightly </w:t>
-      </w:r>
-      <w:r>
-        <w:rPr>
-          <w:rFonts w:eastAsia="Times New Roman"/>
-        </w:rPr>
-        <w:t>along</w:t>
-      </w:r>
-      <w:r>
-        <w:rPr>
-          <w:rFonts w:eastAsia="Times New Roman"/>
-        </w:rPr>
-        <w:t xml:space="preserve"> Akiko’s sightlines</w:t>
-      </w:r>
-      <w:r>
-        <w:rPr>
-          <w:rFonts w:eastAsia="Times New Roman"/>
-        </w:rPr>
-        <w:t xml:space="preserve">. “I swear she and </w:t>
-      </w:r>
-      <w:r>
-        <w:rPr>
-          <w:rFonts w:eastAsia="Times New Roman"/>
-        </w:rPr>
-        <w:t>Elias</w:t>
-      </w:r>
-      <w:r>
-        <w:rPr>
-          <w:rFonts w:eastAsia="Times New Roman"/>
-        </w:rPr>
-        <w:t xml:space="preserve"> were colluding.” </w:t>
-      </w:r>
-    </w:p>
-    <w:p>
-      <w:pPr>
-        <w:rPr>
-          <w:rFonts w:eastAsia="Times New Roman"/>
-        </w:rPr>
-      </w:pPr>
-      <w:r>
-        <w:rPr>
-          <w:rFonts w:eastAsia="Times New Roman"/>
-        </w:rPr>
-        <w:t>“Your girlfriend, I assume?” Akiko asked</w:t>
-      </w:r>
-      <w:r>
-        <w:rPr>
-          <w:rFonts w:eastAsia="Times New Roman"/>
-        </w:rPr>
-        <w:t>.</w:t>
-      </w:r>
-    </w:p>
-    <w:p>
-      <w:pPr>
-        <w:rPr>
-          <w:rFonts w:eastAsia="Times New Roman"/>
-        </w:rPr>
-      </w:pPr>
-      <w:r>
-        <w:rPr>
-          <w:rFonts w:eastAsia="Times New Roman"/>
-        </w:rPr>
-        <w:t>“Mmhmm</w:t>
-      </w:r>
-      <w:r>
-        <w:rPr>
-          <w:rFonts w:eastAsia="Times New Roman"/>
-        </w:rPr>
-        <w:t>.</w:t>
-      </w:r>
-      <w:r>
-        <w:rPr>
-          <w:rFonts w:eastAsia="Times New Roman"/>
-        </w:rPr>
-        <w:t xml:space="preserve"> She</w:t>
-      </w:r>
-      <w:r>
-        <w:rPr>
-          <w:rFonts w:eastAsia="Times New Roman"/>
-        </w:rPr>
-        <w:t xml:space="preserve">’d </w:t>
-      </w:r>
-      <w:r>
-        <w:rPr>
-          <w:rFonts w:eastAsia="Times New Roman"/>
-        </w:rPr>
-        <w:t xml:space="preserve">come by my desk at work to drop off healthy snacks, since she knew I usually work through lunch, and she’d scold me if </w:t>
-      </w:r>
-      <w:r>
-        <w:rPr>
-          <w:rFonts w:eastAsia="Times New Roman"/>
-        </w:rPr>
-        <w:t>they were</w:t>
-      </w:r>
-      <w:r>
-        <w:rPr>
-          <w:rFonts w:eastAsia="Times New Roman"/>
-        </w:rPr>
-        <w:t xml:space="preserve"> still </w:t>
-      </w:r>
-      <w:r>
-        <w:rPr>
-          <w:rFonts w:eastAsia="Times New Roman"/>
-        </w:rPr>
-        <w:t>on my desk</w:t>
-      </w:r>
-      <w:r>
-        <w:rPr>
-          <w:rFonts w:eastAsia="Times New Roman"/>
-        </w:rPr>
-        <w:t xml:space="preserve"> at the end of the day.</w:t>
+        <w:t>day.</w:t>
       </w:r>
       <w:r>
         <w:rPr>
@@ -12438,7 +12472,6 @@
         <w:rPr>
           <w:rFonts w:eastAsia="Times New Roman"/>
         </w:rPr>
-        <w:lastRenderedPageBreak/>
         <w:t xml:space="preserve">“Officially.” </w:t>
       </w:r>
     </w:p>
@@ -12919,7 +12952,14 @@
         <w:rPr>
           <w:rFonts w:eastAsia="Times New Roman"/>
         </w:rPr>
-        <w:t>Speaking of which, t</w:t>
+        <w:t xml:space="preserve">Speaking of which, </w:t>
+      </w:r>
+      <w:r>
+        <w:rPr>
+          <w:rFonts w:eastAsia="Times New Roman"/>
+        </w:rPr>
+        <w:lastRenderedPageBreak/>
+        <w:t>t</w:t>
       </w:r>
       <w:r>
         <w:rPr>
@@ -13004,7 +13044,6 @@
         <w:rPr>
           <w:rFonts w:eastAsia="Times New Roman"/>
         </w:rPr>
-        <w:lastRenderedPageBreak/>
         <w:t>“</w:t>
       </w:r>
       <w:r>
@@ -13524,6 +13563,7 @@
         <w:rPr>
           <w:rFonts w:eastAsia="Times New Roman"/>
         </w:rPr>
+        <w:lastRenderedPageBreak/>
         <w:t>“A mercenary type</w:t>
       </w:r>
       <w:r>
@@ -13549,7 +13589,6 @@
         <w:rPr>
           <w:rFonts w:eastAsia="Times New Roman"/>
         </w:rPr>
-        <w:lastRenderedPageBreak/>
         <w:t>“I have a medical condition</w:t>
       </w:r>
       <w:r>

--- a/Peregrine 2020.docx
+++ b/Peregrine 2020.docx
@@ -10356,7 +10356,19 @@
         <w:rPr>
           <w:rFonts w:eastAsia="Times New Roman"/>
         </w:rPr>
-        <w:t>I agree with Cassandra. Betraying one’s allies to placate one’s enemies has not, historically speaking, been a winning strategy</w:t>
+        <w:t xml:space="preserve">I agree with Cassandra. Betraying one’s allies to placate </w:t>
+      </w:r>
+      <w:r>
+        <w:rPr>
+          <w:rFonts w:eastAsia="Times New Roman"/>
+        </w:rPr>
+        <w:t xml:space="preserve">an enemy has not, </w:t>
+      </w:r>
+      <w:r>
+        <w:rPr>
+          <w:rFonts w:eastAsia="Times New Roman"/>
+        </w:rPr>
+        <w:t>historically speaking, been a winning strategy</w:t>
       </w:r>
       <w:r>
         <w:rPr>
@@ -10422,7 +10434,19 @@
         <w:rPr>
           <w:rFonts w:eastAsia="Times New Roman"/>
         </w:rPr>
-        <w:t xml:space="preserve">and bribery, </w:t>
+        <w:t>and bribery</w:t>
+      </w:r>
+      <w:r>
+        <w:rPr>
+          <w:rFonts w:eastAsia="Times New Roman"/>
+        </w:rPr>
+        <w:t>, and coercion</w:t>
+      </w:r>
+      <w:r>
+        <w:rPr>
+          <w:rFonts w:eastAsia="Times New Roman"/>
+        </w:rPr>
+        <w:t xml:space="preserve">, </w:t>
       </w:r>
       <w:r>
         <w:rPr>
@@ -10434,303 +10458,364 @@
         <w:rPr>
           <w:rFonts w:eastAsia="Times New Roman"/>
         </w:rPr>
+        <w:t>.</w:t>
+      </w:r>
+      <w:r>
+        <w:rPr>
+          <w:rFonts w:eastAsia="Times New Roman"/>
+        </w:rPr>
+        <w:t>”</w:t>
+      </w:r>
+    </w:p>
+    <w:p>
+      <w:pPr>
+        <w:rPr>
+          <w:rFonts w:eastAsia="Times New Roman"/>
+        </w:rPr>
+      </w:pPr>
+      <w:r>
+        <w:rPr>
+          <w:rFonts w:eastAsia="Times New Roman"/>
+        </w:rPr>
+        <w:t xml:space="preserve">“I’m surprised you can say that out loud,” </w:t>
+      </w:r>
+      <w:r>
+        <w:rPr>
+          <w:rFonts w:eastAsia="Times New Roman"/>
+        </w:rPr>
+        <w:t>his son interrupted</w:t>
+      </w:r>
+      <w:r>
+        <w:rPr>
+          <w:rFonts w:eastAsia="Times New Roman"/>
+        </w:rPr>
+        <w:t>.</w:t>
+      </w:r>
+    </w:p>
+    <w:p>
+      <w:pPr>
+        <w:rPr>
+          <w:rFonts w:eastAsia="Times New Roman"/>
+        </w:rPr>
+      </w:pPr>
+      <w:r>
+        <w:rPr>
+          <w:rFonts w:eastAsia="Times New Roman"/>
+        </w:rPr>
+        <w:t>“</w:t>
+      </w:r>
+      <w:r>
+        <w:rPr>
+          <w:rFonts w:eastAsia="Times New Roman"/>
+        </w:rPr>
+        <w:t>I see no point in denying</w:t>
+      </w:r>
+      <w:r>
+        <w:rPr>
+          <w:rFonts w:eastAsia="Times New Roman"/>
+        </w:rPr>
+        <w:t xml:space="preserve"> </w:t>
+      </w:r>
+      <w:r>
+        <w:rPr>
+          <w:rFonts w:eastAsia="Times New Roman"/>
+        </w:rPr>
+        <w:t>basic facts</w:t>
+      </w:r>
+      <w:r>
+        <w:rPr>
+          <w:rFonts w:eastAsia="Times New Roman"/>
+        </w:rPr>
+        <w:t xml:space="preserve"> in front of those who already know them</w:t>
+      </w:r>
+      <w:r>
+        <w:rPr>
+          <w:rFonts w:eastAsia="Times New Roman"/>
+        </w:rPr>
+        <w:t xml:space="preserve">. In any case, that Jacob Lancaster </w:t>
+      </w:r>
+      <w:r>
+        <w:rPr>
+          <w:rFonts w:eastAsia="Times New Roman"/>
+        </w:rPr>
+        <w:t>is making his move</w:t>
+      </w:r>
+      <w:r>
+        <w:rPr>
+          <w:rFonts w:eastAsia="Times New Roman"/>
+        </w:rPr>
+        <w:t xml:space="preserve"> now suggests that the</w:t>
+      </w:r>
+      <w:r>
+        <w:rPr>
+          <w:rFonts w:eastAsia="Times New Roman"/>
+        </w:rPr>
+        <w:t xml:space="preserve">y </w:t>
+      </w:r>
+      <w:r>
+        <w:rPr>
+          <w:rFonts w:eastAsia="Times New Roman"/>
+        </w:rPr>
+        <w:t>don’t think our usual tactics will be effective</w:t>
+      </w:r>
+      <w:r>
+        <w:rPr>
+          <w:rFonts w:eastAsia="Times New Roman"/>
+        </w:rPr>
+        <w:t xml:space="preserve">. An apt analogy might be the Cold War, if one side </w:t>
+      </w:r>
+      <w:r>
+        <w:rPr>
+          <w:rFonts w:eastAsia="Times New Roman"/>
+        </w:rPr>
+        <w:t>obtained</w:t>
+      </w:r>
+      <w:r>
+        <w:rPr>
+          <w:rFonts w:eastAsia="Times New Roman"/>
+        </w:rPr>
+        <w:t xml:space="preserve"> a means to shield itself from nuclear attack.</w:t>
+      </w:r>
+      <w:r>
+        <w:rPr>
+          <w:rFonts w:eastAsia="Times New Roman"/>
+        </w:rPr>
+        <w:t>”</w:t>
+      </w:r>
+    </w:p>
+    <w:p>
+      <w:pPr>
+        <w:rPr>
+          <w:rFonts w:eastAsia="Times New Roman"/>
+        </w:rPr>
+      </w:pPr>
+      <w:r>
+        <w:rPr>
+          <w:rFonts w:eastAsia="Times New Roman"/>
+        </w:rPr>
+        <w:t>“</w:t>
+      </w:r>
+      <w:r>
+        <w:rPr>
+          <w:rFonts w:eastAsia="Times New Roman"/>
+        </w:rPr>
+        <w:t xml:space="preserve">Right. </w:t>
+      </w:r>
+      <w:r>
+        <w:rPr>
+          <w:rFonts w:eastAsia="Times New Roman"/>
+        </w:rPr>
+        <w:t>Fortunately</w:t>
+      </w:r>
+      <w:r>
+        <w:rPr>
+          <w:rFonts w:eastAsia="Times New Roman"/>
+        </w:rPr>
+        <w:t>, we’re not playing with actual nukes,</w:t>
+      </w:r>
+      <w:r>
+        <w:rPr>
+          <w:rFonts w:eastAsia="Times New Roman"/>
+        </w:rPr>
+        <w:t xml:space="preserve"> but we still need to move quickly,</w:t>
+      </w:r>
+      <w:r>
+        <w:rPr>
+          <w:rFonts w:eastAsia="Times New Roman"/>
+        </w:rPr>
+        <w:t xml:space="preserve">” Cassandra said. </w:t>
+      </w:r>
+      <w:r>
+        <w:rPr>
+          <w:rFonts w:eastAsia="Times New Roman"/>
+        </w:rPr>
+        <w:t>“</w:t>
+      </w:r>
+      <w:r>
+        <w:rPr>
+          <w:rFonts w:eastAsia="Times New Roman"/>
+        </w:rPr>
+        <w:t>Starting by keeping</w:t>
+      </w:r>
+      <w:r>
+        <w:rPr>
+          <w:rFonts w:eastAsia="Times New Roman"/>
+        </w:rPr>
+        <w:t xml:space="preserve"> a very close eye on Mr. Jacob Lancaster. I already have someone in mind to do exactly that.”</w:t>
+      </w:r>
+    </w:p>
+    <w:p>
+      <w:pPr>
+        <w:rPr>
+          <w:rFonts w:eastAsia="Times New Roman"/>
+        </w:rPr>
+      </w:pPr>
+      <w:r>
+        <w:rPr>
+          <w:rFonts w:eastAsia="Times New Roman"/>
+        </w:rPr>
+        <w:t>“</w:t>
+      </w:r>
+      <w:r>
+        <w:rPr>
+          <w:rFonts w:eastAsia="Times New Roman"/>
+        </w:rPr>
+        <w:t xml:space="preserve">And </w:t>
+      </w:r>
+      <w:r>
+        <w:rPr>
+          <w:rFonts w:eastAsia="Times New Roman"/>
+        </w:rPr>
+        <w:t>who might that be</w:t>
+      </w:r>
+      <w:r>
+        <w:rPr>
+          <w:rFonts w:eastAsia="Times New Roman"/>
+        </w:rPr>
+        <w:t>?”</w:t>
+      </w:r>
+    </w:p>
+    <w:p>
+      <w:pPr>
+        <w:rPr>
+          <w:rFonts w:eastAsia="Times New Roman"/>
+        </w:rPr>
+      </w:pPr>
+      <w:r>
+        <w:rPr>
+          <w:rFonts w:eastAsia="Times New Roman"/>
+        </w:rPr>
+        <w:t xml:space="preserve">“Akiko Miura, of course. Cassie’s been acting real sweet on her, buttering her up so that she’ll do us a </w:t>
+      </w:r>
+      <w:r>
+        <w:rPr>
+          <w:rFonts w:eastAsia="Times New Roman"/>
+        </w:rPr>
+        <w:t>solid</w:t>
+      </w:r>
+      <w:r>
+        <w:rPr>
+          <w:rFonts w:eastAsia="Times New Roman"/>
+        </w:rPr>
+        <w:t>,” Jackson said, beating Cassandra to her answer.</w:t>
+      </w:r>
+    </w:p>
+    <w:p>
+      <w:pPr>
+        <w:rPr>
+          <w:rFonts w:eastAsia="Times New Roman"/>
+        </w:rPr>
+      </w:pPr>
+      <w:r>
+        <w:rPr>
+          <w:rFonts w:eastAsia="Times New Roman"/>
+        </w:rPr>
+        <w:t xml:space="preserve">“One of Lancaster’s former disciples, but not all that </w:t>
+      </w:r>
+      <w:r>
+        <w:rPr>
+          <w:rFonts w:eastAsia="Times New Roman"/>
+        </w:rPr>
+        <w:t>loyal</w:t>
+      </w:r>
+      <w:r>
+        <w:rPr>
+          <w:rFonts w:eastAsia="Times New Roman"/>
+        </w:rPr>
+        <w:t xml:space="preserve"> to him</w:t>
+      </w:r>
+      <w:r>
+        <w:rPr>
+          <w:rFonts w:eastAsia="Times New Roman"/>
+        </w:rPr>
+        <w:t>,</w:t>
+      </w:r>
+      <w:r>
+        <w:rPr>
+          <w:rFonts w:eastAsia="Times New Roman"/>
+        </w:rPr>
+        <w:t xml:space="preserve">” Cassandra </w:t>
+      </w:r>
+      <w:r>
+        <w:rPr>
+          <w:rFonts w:eastAsia="Times New Roman"/>
+        </w:rPr>
+        <w:t>explained. “She already has a direct line to the man, so, if we can convert her, that’s an easy win.”</w:t>
+      </w:r>
+    </w:p>
+    <w:p>
+      <w:pPr>
+        <w:rPr>
+          <w:rFonts w:eastAsia="Times New Roman"/>
+        </w:rPr>
+      </w:pPr>
+      <w:r>
+        <w:rPr>
+          <w:rFonts w:eastAsia="Times New Roman"/>
+        </w:rPr>
+        <w:t>“</w:t>
+      </w:r>
+      <w:r>
+        <w:rPr>
+          <w:rFonts w:eastAsia="Times New Roman"/>
+        </w:rPr>
+        <w:t>Seems risky. What if she’s more loyal to Lancaster than you think?</w:t>
+      </w:r>
+      <w:r>
+        <w:rPr>
+          <w:rFonts w:eastAsia="Times New Roman"/>
+        </w:rPr>
+        <w:t xml:space="preserve">” Shufen </w:t>
+      </w:r>
+      <w:r>
+        <w:rPr>
+          <w:rFonts w:eastAsia="Times New Roman"/>
+        </w:rPr>
+        <w:t>asked</w:t>
+      </w:r>
+      <w:r>
+        <w:rPr>
+          <w:rFonts w:eastAsia="Times New Roman"/>
+        </w:rPr>
+        <w:t>.</w:t>
+      </w:r>
+    </w:p>
+    <w:p>
+      <w:pPr>
+        <w:rPr>
+          <w:rFonts w:eastAsia="Times New Roman"/>
+        </w:rPr>
+      </w:pPr>
+      <w:r>
+        <w:rPr>
+          <w:rFonts w:eastAsia="Times New Roman"/>
+        </w:rPr>
+        <w:lastRenderedPageBreak/>
+        <w:t>“</w:t>
+      </w:r>
+      <w:r>
+        <w:rPr>
+          <w:rFonts w:eastAsia="Times New Roman"/>
+        </w:rPr>
+        <w:t>That’s not impossible</w:t>
+      </w:r>
+      <w:r>
+        <w:rPr>
+          <w:rFonts w:eastAsia="Times New Roman"/>
+        </w:rPr>
         <w:t xml:space="preserve">. </w:t>
       </w:r>
       <w:r>
         <w:rPr>
           <w:rFonts w:eastAsia="Times New Roman"/>
         </w:rPr>
-        <w:t>This</w:t>
-      </w:r>
-      <w:r>
-        <w:rPr>
-          <w:rFonts w:eastAsia="Times New Roman"/>
-        </w:rPr>
-        <w:t>…</w:t>
-      </w:r>
-      <w:r>
-        <w:rPr>
-          <w:rFonts w:eastAsia="Times New Roman"/>
-        </w:rPr>
-        <w:t>”</w:t>
-      </w:r>
-    </w:p>
-    <w:p>
-      <w:pPr>
-        <w:rPr>
-          <w:rFonts w:eastAsia="Times New Roman"/>
-        </w:rPr>
-      </w:pPr>
-      <w:r>
-        <w:rPr>
-          <w:rFonts w:eastAsia="Times New Roman"/>
-        </w:rPr>
-        <w:t xml:space="preserve">“I’m surprised you can say that out loud,” </w:t>
-      </w:r>
-      <w:r>
-        <w:rPr>
-          <w:rFonts w:eastAsia="Times New Roman"/>
-        </w:rPr>
-        <w:t>his son interrupted</w:t>
-      </w:r>
-      <w:r>
-        <w:rPr>
-          <w:rFonts w:eastAsia="Times New Roman"/>
-        </w:rPr>
-        <w:t xml:space="preserve"> with an irreverent chuckle</w:t>
-      </w:r>
-      <w:r>
-        <w:rPr>
-          <w:rFonts w:eastAsia="Times New Roman"/>
-        </w:rPr>
-        <w:t>.</w:t>
-      </w:r>
-    </w:p>
-    <w:p>
-      <w:pPr>
-        <w:rPr>
-          <w:rFonts w:eastAsia="Times New Roman"/>
-        </w:rPr>
-      </w:pPr>
-      <w:r>
-        <w:rPr>
-          <w:rFonts w:eastAsia="Times New Roman"/>
-        </w:rPr>
-        <w:t>“</w:t>
-      </w:r>
-      <w:r>
-        <w:rPr>
-          <w:rFonts w:eastAsia="Times New Roman"/>
-        </w:rPr>
-        <w:t>I see no point in denying</w:t>
-      </w:r>
-      <w:r>
-        <w:rPr>
-          <w:rFonts w:eastAsia="Times New Roman"/>
-        </w:rPr>
-        <w:t xml:space="preserve"> </w:t>
-      </w:r>
-      <w:r>
-        <w:rPr>
-          <w:rFonts w:eastAsia="Times New Roman"/>
-        </w:rPr>
-        <w:t>basic facts</w:t>
-      </w:r>
-      <w:r>
-        <w:rPr>
-          <w:rFonts w:eastAsia="Times New Roman"/>
-        </w:rPr>
-        <w:t xml:space="preserve"> in front of those who already know them</w:t>
-      </w:r>
-      <w:r>
-        <w:rPr>
-          <w:rFonts w:eastAsia="Times New Roman"/>
-        </w:rPr>
-        <w:t xml:space="preserve">. In any case, that Jacob Lancaster </w:t>
-      </w:r>
-      <w:r>
-        <w:rPr>
-          <w:rFonts w:eastAsia="Times New Roman"/>
-        </w:rPr>
-        <w:t>is making his move</w:t>
-      </w:r>
-      <w:r>
-        <w:rPr>
-          <w:rFonts w:eastAsia="Times New Roman"/>
-        </w:rPr>
-        <w:t xml:space="preserve"> now suggests that the</w:t>
-      </w:r>
-      <w:r>
-        <w:rPr>
-          <w:rFonts w:eastAsia="Times New Roman"/>
-        </w:rPr>
-        <w:t xml:space="preserve">y have </w:t>
-      </w:r>
-      <w:r>
-        <w:rPr>
-          <w:rFonts w:eastAsia="Times New Roman"/>
-        </w:rPr>
-        <w:t xml:space="preserve">a way to render our countermeasures ineffective. An apt analogy might be the Cold War, if one side </w:t>
-      </w:r>
-      <w:r>
-        <w:rPr>
-          <w:rFonts w:eastAsia="Times New Roman"/>
-        </w:rPr>
-        <w:t>obtained</w:t>
-      </w:r>
-      <w:r>
-        <w:rPr>
-          <w:rFonts w:eastAsia="Times New Roman"/>
-        </w:rPr>
-        <w:t xml:space="preserve"> a means to shield itself from nuclear attack.</w:t>
-      </w:r>
-      <w:r>
-        <w:rPr>
-          <w:rFonts w:eastAsia="Times New Roman"/>
-        </w:rPr>
-        <w:t>”</w:t>
-      </w:r>
-    </w:p>
-    <w:p>
-      <w:pPr>
-        <w:rPr>
-          <w:rFonts w:eastAsia="Times New Roman"/>
-        </w:rPr>
-      </w:pPr>
-      <w:r>
-        <w:rPr>
-          <w:rFonts w:eastAsia="Times New Roman"/>
-        </w:rPr>
-        <w:t>“</w:t>
-      </w:r>
-      <w:r>
-        <w:rPr>
-          <w:rFonts w:eastAsia="Times New Roman"/>
-        </w:rPr>
-        <w:t xml:space="preserve">Right. </w:t>
-      </w:r>
-      <w:r>
-        <w:rPr>
-          <w:rFonts w:eastAsia="Times New Roman"/>
-        </w:rPr>
-        <w:t>Fortunately</w:t>
-      </w:r>
-      <w:r>
-        <w:rPr>
-          <w:rFonts w:eastAsia="Times New Roman"/>
-        </w:rPr>
-        <w:t>, we’re not playing with actual nukes,</w:t>
-      </w:r>
-      <w:r>
-        <w:rPr>
-          <w:rFonts w:eastAsia="Times New Roman"/>
-        </w:rPr>
-        <w:t xml:space="preserve"> but we still need to move quickly,</w:t>
-      </w:r>
-      <w:r>
-        <w:rPr>
-          <w:rFonts w:eastAsia="Times New Roman"/>
-        </w:rPr>
-        <w:t xml:space="preserve">” Cassandra said. </w:t>
-      </w:r>
-      <w:r>
-        <w:rPr>
-          <w:rFonts w:eastAsia="Times New Roman"/>
-        </w:rPr>
-        <w:t>“We have to figure out what’s emboldened them so, and come up with a new plan to circumvent it, meaning we need to keep a very close eye on Mr. Jacob Lancaster. I already have someone in mind to do exactly that.”</w:t>
-      </w:r>
-    </w:p>
-    <w:p>
-      <w:pPr>
-        <w:rPr>
-          <w:rFonts w:eastAsia="Times New Roman"/>
-        </w:rPr>
-      </w:pPr>
-      <w:r>
-        <w:rPr>
-          <w:rFonts w:eastAsia="Times New Roman"/>
-        </w:rPr>
-        <w:t>“</w:t>
-      </w:r>
-      <w:r>
-        <w:rPr>
-          <w:rFonts w:eastAsia="Times New Roman"/>
-        </w:rPr>
-        <w:t xml:space="preserve">And </w:t>
-      </w:r>
-      <w:r>
-        <w:rPr>
-          <w:rFonts w:eastAsia="Times New Roman"/>
-        </w:rPr>
-        <w:t>who might that be</w:t>
-      </w:r>
-      <w:r>
-        <w:rPr>
-          <w:rFonts w:eastAsia="Times New Roman"/>
-        </w:rPr>
-        <w:t xml:space="preserve">?” Marcus asked. </w:t>
-      </w:r>
-    </w:p>
-    <w:p>
-      <w:pPr>
-        <w:rPr>
-          <w:rFonts w:eastAsia="Times New Roman"/>
-        </w:rPr>
-      </w:pPr>
-      <w:r>
-        <w:rPr>
-          <w:rFonts w:eastAsia="Times New Roman"/>
-        </w:rPr>
-        <w:t xml:space="preserve">“Akiko Miura, of course. Cassie’s been acting real sweet on her, buttering her up so that she’ll do us a </w:t>
-      </w:r>
-      <w:r>
-        <w:rPr>
-          <w:rFonts w:eastAsia="Times New Roman"/>
-        </w:rPr>
-        <w:t>solid</w:t>
-      </w:r>
-      <w:r>
-        <w:rPr>
-          <w:rFonts w:eastAsia="Times New Roman"/>
-        </w:rPr>
-        <w:t>,” Jackson said, beating Cassandra to her answer.</w:t>
-      </w:r>
-    </w:p>
-    <w:p>
-      <w:pPr>
-        <w:rPr>
-          <w:rFonts w:eastAsia="Times New Roman"/>
-        </w:rPr>
-      </w:pPr>
-      <w:r>
-        <w:rPr>
-          <w:rFonts w:eastAsia="Times New Roman"/>
-        </w:rPr>
-        <w:t xml:space="preserve">“One of Lancaster’s former disciples, but not all that </w:t>
-      </w:r>
-      <w:r>
-        <w:rPr>
-          <w:rFonts w:eastAsia="Times New Roman"/>
-        </w:rPr>
-        <w:t>loyal</w:t>
-      </w:r>
-      <w:r>
-        <w:rPr>
-          <w:rFonts w:eastAsia="Times New Roman"/>
-        </w:rPr>
-        <w:t xml:space="preserve"> to him</w:t>
-      </w:r>
-      <w:r>
-        <w:rPr>
-          <w:rFonts w:eastAsia="Times New Roman"/>
-        </w:rPr>
-        <w:t>,</w:t>
-      </w:r>
-      <w:r>
-        <w:rPr>
-          <w:rFonts w:eastAsia="Times New Roman"/>
-        </w:rPr>
-        <w:t xml:space="preserve">” Cassandra </w:t>
-      </w:r>
-      <w:r>
-        <w:rPr>
-          <w:rFonts w:eastAsia="Times New Roman"/>
-        </w:rPr>
-        <w:t>explained. “She already has a direct line to the man, so, if we can convert her, that’s an easy win.”</w:t>
-      </w:r>
-    </w:p>
-    <w:p>
-      <w:pPr>
-        <w:rPr>
-          <w:rFonts w:eastAsia="Times New Roman"/>
-        </w:rPr>
-      </w:pPr>
-      <w:r>
-        <w:rPr>
-          <w:rFonts w:eastAsia="Times New Roman"/>
-        </w:rPr>
-        <w:lastRenderedPageBreak/>
-        <w:t>“Seems easier said than done, but I’ll defer to your judgement,” Shufen said.</w:t>
+        <w:t>Naturally, I don’t plan to act on any information we get from her without verifying it first</w:t>
+      </w:r>
+      <w:r>
+        <w:rPr>
+          <w:rFonts w:eastAsia="Times New Roman"/>
+        </w:rPr>
+        <w:t>, but she’s also not gonna be our main line of defense, either.</w:t>
       </w:r>
     </w:p>
     <w:p>
@@ -11184,6 +11269,7 @@
         <w:rPr>
           <w:rFonts w:eastAsia="Times New Roman"/>
         </w:rPr>
+        <w:lastRenderedPageBreak/>
         <w:t>“We need your opinion on the record either way,” Shufen said.</w:t>
       </w:r>
     </w:p>
@@ -11197,7 +11283,6 @@
         <w:rPr>
           <w:rFonts w:eastAsia="Times New Roman"/>
         </w:rPr>
-        <w:lastRenderedPageBreak/>
         <w:t>Xiang sighed and opened his eyes just long enough to roll them. “</w:t>
       </w:r>
       <w:r>
@@ -11924,6 +12009,7 @@
         <w:rPr>
           <w:rFonts w:eastAsia="Times New Roman"/>
         </w:rPr>
+        <w:lastRenderedPageBreak/>
         <w:t>“Water’s fine, thanks.”</w:t>
       </w:r>
     </w:p>
@@ -11937,51 +12023,468 @@
         <w:rPr>
           <w:rFonts w:eastAsia="Times New Roman"/>
         </w:rPr>
+        <w:t>“Excellent. Now, please, sit. I’ll get you a cup.”</w:t>
+      </w:r>
+    </w:p>
+    <w:p>
+      <w:pPr>
+        <w:rPr>
+          <w:rFonts w:eastAsia="Times New Roman"/>
+        </w:rPr>
+      </w:pPr>
+      <w:r>
+        <w:rPr>
+          <w:rFonts w:eastAsia="Times New Roman"/>
+        </w:rPr>
+        <w:t>Her host had changed into a comfortable pair of shorts and a tank top after the meeting</w:t>
+      </w:r>
+      <w:r>
+        <w:rPr>
+          <w:rFonts w:eastAsia="Times New Roman"/>
+        </w:rPr>
+        <w:t xml:space="preserve">. There was some temptation to admire her figure as she rummaged through the </w:t>
+      </w:r>
+      <w:r>
+        <w:rPr>
+          <w:rFonts w:eastAsia="Times New Roman"/>
+        </w:rPr>
+        <w:t xml:space="preserve">glassware </w:t>
+      </w:r>
+      <w:r>
+        <w:rPr>
+          <w:rFonts w:eastAsia="Times New Roman"/>
+        </w:rPr>
+        <w:t xml:space="preserve">cabinet, but </w:t>
+      </w:r>
+      <w:r>
+        <w:rPr>
+          <w:rFonts w:eastAsia="Times New Roman"/>
+        </w:rPr>
+        <w:t>Akiko</w:t>
+      </w:r>
+      <w:r>
+        <w:rPr>
+          <w:rFonts w:eastAsia="Times New Roman"/>
+        </w:rPr>
+        <w:t xml:space="preserve"> didn’t dare risk crossing a line with someone whom, she had to admit, she barely knew</w:t>
+      </w:r>
+      <w:r>
+        <w:rPr>
+          <w:rFonts w:eastAsia="Times New Roman"/>
+        </w:rPr>
+        <w:t>.</w:t>
+      </w:r>
+      <w:r>
+        <w:rPr>
+          <w:rFonts w:eastAsia="Times New Roman"/>
+        </w:rPr>
+        <w:t xml:space="preserve"> </w:t>
+      </w:r>
+    </w:p>
+    <w:p>
+      <w:pPr>
+        <w:rPr>
+          <w:rFonts w:eastAsia="Times New Roman"/>
+        </w:rPr>
+      </w:pPr>
+      <w:r>
+        <w:rPr>
+          <w:rFonts w:eastAsia="Times New Roman"/>
+        </w:rPr>
+        <w:t>She</w:t>
+      </w:r>
+      <w:r>
+        <w:rPr>
+          <w:rFonts w:eastAsia="Times New Roman"/>
+        </w:rPr>
+        <w:t xml:space="preserve"> was</w:t>
+      </w:r>
+      <w:r>
+        <w:rPr>
+          <w:rFonts w:eastAsia="Times New Roman"/>
+        </w:rPr>
+        <w:t>, however,</w:t>
+      </w:r>
+      <w:r>
+        <w:rPr>
+          <w:rFonts w:eastAsia="Times New Roman"/>
+        </w:rPr>
+        <w:t xml:space="preserve"> struck by just how thin </w:t>
+      </w:r>
+      <w:r>
+        <w:rPr>
+          <w:rFonts w:eastAsia="Times New Roman"/>
+        </w:rPr>
+        <w:t>Cassandra</w:t>
+      </w:r>
+      <w:r>
+        <w:rPr>
+          <w:rFonts w:eastAsia="Times New Roman"/>
+        </w:rPr>
+        <w:t xml:space="preserve"> was. While it hadn’t been apparent at first, </w:t>
+      </w:r>
+      <w:r>
+        <w:rPr>
+          <w:rFonts w:eastAsia="Times New Roman"/>
+        </w:rPr>
+        <w:t>the</w:t>
+      </w:r>
+      <w:r>
+        <w:rPr>
+          <w:rFonts w:eastAsia="Times New Roman"/>
+        </w:rPr>
+        <w:t xml:space="preserve"> more form-fitting outfit revealed a remarkably skinny body, bordering on malnourished. Akiko wondered for a moment if Cassandra had even once eaten a full meal in the short time they’d spent together, and quickly realized she hadn’t.</w:t>
+      </w:r>
+      <w:r>
+        <w:rPr>
+          <w:rFonts w:eastAsia="Times New Roman"/>
+        </w:rPr>
+        <w:t xml:space="preserve"> </w:t>
+      </w:r>
+      <w:r>
+        <w:rPr>
+          <w:rFonts w:eastAsia="Times New Roman"/>
+        </w:rPr>
+        <w:t>As if to prove the point</w:t>
+      </w:r>
+      <w:r>
+        <w:rPr>
+          <w:rFonts w:eastAsia="Times New Roman"/>
+        </w:rPr>
+        <w:t xml:space="preserve">, when her host sat down, she brought with her a </w:t>
+      </w:r>
+      <w:r>
+        <w:rPr>
+          <w:rFonts w:eastAsia="Times New Roman"/>
+        </w:rPr>
+        <w:t>bowl</w:t>
+      </w:r>
+      <w:r>
+        <w:rPr>
+          <w:rFonts w:eastAsia="Times New Roman"/>
+        </w:rPr>
+        <w:t xml:space="preserve"> whose contents barely qualified as a light snack. </w:t>
+      </w:r>
+    </w:p>
+    <w:p>
+      <w:pPr>
+        <w:rPr>
+          <w:rFonts w:eastAsia="Times New Roman"/>
+        </w:rPr>
+      </w:pPr>
+      <w:r>
+        <w:rPr>
+          <w:rFonts w:eastAsia="Times New Roman"/>
+        </w:rPr>
+        <w:t>“</w:t>
+      </w:r>
+      <w:r>
+        <w:rPr>
+          <w:rFonts w:eastAsia="Times New Roman"/>
+        </w:rPr>
+        <w:t>Christ</w:t>
+      </w:r>
+      <w:r>
+        <w:rPr>
+          <w:rFonts w:eastAsia="Times New Roman"/>
+        </w:rPr>
+        <w:t xml:space="preserve">, I know I asked for a big serving, </w:t>
+      </w:r>
+      <w:r>
+        <w:rPr>
+          <w:rFonts w:eastAsia="Times New Roman"/>
+        </w:rPr>
+        <w:t xml:space="preserve">but </w:t>
+      </w:r>
+      <w:r>
+        <w:rPr>
+          <w:rFonts w:eastAsia="Times New Roman"/>
+        </w:rPr>
+        <w:t xml:space="preserve">I didn’t mean for you to starve yourself. I’m happy to give you a bit more, if you want,” Akiko said. </w:t>
+      </w:r>
+    </w:p>
+    <w:p>
+      <w:pPr>
+        <w:rPr>
+          <w:rFonts w:eastAsia="Times New Roman"/>
+        </w:rPr>
+      </w:pPr>
+      <w:r>
+        <w:rPr>
+          <w:rFonts w:eastAsia="Times New Roman"/>
+        </w:rPr>
+        <w:t>“I’m quite alright, thank you. Meat fills me up quickly,” Cassandra replied.</w:t>
+      </w:r>
+      <w:r>
+        <w:rPr>
+          <w:rFonts w:eastAsia="Times New Roman"/>
+        </w:rPr>
+        <w:t xml:space="preserve"> “Every time I visit my brother’s restaurant, he tries to</w:t>
+      </w:r>
+      <w:r>
+        <w:rPr>
+          <w:rFonts w:eastAsia="Times New Roman"/>
+        </w:rPr>
+        <w:t xml:space="preserve"> fatten me up like </w:t>
+      </w:r>
+      <w:r>
+        <w:rPr>
+          <w:rFonts w:eastAsia="Times New Roman"/>
+        </w:rPr>
+        <w:t>he’s an</w:t>
+      </w:r>
+      <w:r>
+        <w:rPr>
+          <w:rFonts w:eastAsia="Times New Roman"/>
+        </w:rPr>
+        <w:t xml:space="preserve"> old grandma, but I’ve yet to give in.”</w:t>
+      </w:r>
+    </w:p>
+    <w:p>
+      <w:pPr>
+        <w:rPr>
+          <w:rFonts w:eastAsia="Times New Roman"/>
+        </w:rPr>
+      </w:pPr>
+      <w:r>
+        <w:rPr>
+          <w:rFonts w:eastAsia="Times New Roman"/>
+        </w:rPr>
+        <w:t>“</w:t>
+      </w:r>
+      <w:r>
+        <w:rPr>
+          <w:rFonts w:eastAsia="Times New Roman"/>
+        </w:rPr>
+        <w:t>Sure, but</w:t>
+      </w:r>
+      <w:r>
+        <w:rPr>
+          <w:rFonts w:eastAsia="Times New Roman"/>
+        </w:rPr>
+        <w:t xml:space="preserve"> I feel a little guilty coming over and eating all your food</w:t>
+      </w:r>
+      <w:r>
+        <w:rPr>
+          <w:rFonts w:eastAsia="Times New Roman"/>
+        </w:rPr>
+        <w:t xml:space="preserve"> while </w:t>
+      </w:r>
+      <w:r>
+        <w:rPr>
+          <w:rFonts w:eastAsia="Times New Roman"/>
+        </w:rPr>
+        <w:t>you’re making do with scraps</w:t>
+      </w:r>
+      <w:r>
+        <w:rPr>
+          <w:rFonts w:eastAsia="Times New Roman"/>
+        </w:rPr>
+        <w:t>, y’know?</w:t>
+      </w:r>
+      <w:r>
+        <w:rPr>
+          <w:rFonts w:eastAsia="Times New Roman"/>
+        </w:rPr>
+        <w:t>”</w:t>
+      </w:r>
+    </w:p>
+    <w:p>
+      <w:pPr>
+        <w:rPr>
+          <w:rFonts w:eastAsia="Times New Roman"/>
+        </w:rPr>
+      </w:pPr>
+      <w:r>
+        <w:rPr>
+          <w:rFonts w:eastAsia="Times New Roman"/>
+        </w:rPr>
+        <w:t>“</w:t>
+      </w:r>
+      <w:r>
+        <w:rPr>
+          <w:rFonts w:eastAsia="Times New Roman"/>
+        </w:rPr>
+        <w:t>If</w:t>
+      </w:r>
+      <w:r>
+        <w:rPr>
+          <w:rFonts w:eastAsia="Times New Roman"/>
+        </w:rPr>
+        <w:t xml:space="preserve"> I</w:t>
+      </w:r>
+      <w:r>
+        <w:rPr>
+          <w:rFonts w:eastAsia="Times New Roman"/>
+        </w:rPr>
+        <w:t xml:space="preserve"> wanted </w:t>
+      </w:r>
+      <w:r>
+        <w:rPr>
+          <w:rFonts w:eastAsia="Times New Roman"/>
+        </w:rPr>
+        <w:t>more for myself</w:t>
+      </w:r>
+      <w:r>
+        <w:rPr>
+          <w:rFonts w:eastAsia="Times New Roman"/>
+        </w:rPr>
+        <w:t xml:space="preserve">, I’d have made </w:t>
+      </w:r>
+      <w:r>
+        <w:rPr>
+          <w:rFonts w:eastAsia="Times New Roman"/>
+        </w:rPr>
+        <w:t>more</w:t>
+      </w:r>
+      <w:r>
+        <w:rPr>
+          <w:rFonts w:eastAsia="Times New Roman"/>
+        </w:rPr>
+        <w:t xml:space="preserve">. </w:t>
+      </w:r>
+      <w:r>
+        <w:rPr>
+          <w:rFonts w:eastAsia="Times New Roman"/>
+        </w:rPr>
+        <w:t xml:space="preserve">There’s no need to feel </w:t>
+      </w:r>
+      <w:r>
+        <w:rPr>
+          <w:rFonts w:eastAsia="Times New Roman"/>
+        </w:rPr>
+        <w:t>bad</w:t>
+      </w:r>
+      <w:r>
+        <w:rPr>
+          <w:rFonts w:eastAsia="Times New Roman"/>
+        </w:rPr>
+        <w:t>.”</w:t>
+      </w:r>
+    </w:p>
+    <w:p>
+      <w:pPr>
+        <w:rPr>
+          <w:rFonts w:eastAsia="Times New Roman"/>
+        </w:rPr>
+      </w:pPr>
+      <w:r>
+        <w:rPr>
+          <w:rFonts w:eastAsia="Times New Roman"/>
+        </w:rPr>
+        <w:t>Akiko’s eyes came to rest once more on the talisman hanging by the doorway. The gears in her head began to turn, assembling a picture of Cassandra’s past and presen</w:t>
+      </w:r>
+      <w:r>
+        <w:rPr>
+          <w:rFonts w:eastAsia="Times New Roman"/>
+        </w:rPr>
+        <w:t>t, but she had too few pieces to form a coherent picture. Anything at this point was pure speculation, with all the investigative rigor of a tabloid magazine.</w:t>
+      </w:r>
+    </w:p>
+    <w:p>
+      <w:pPr>
+        <w:rPr>
+          <w:rFonts w:eastAsia="Times New Roman"/>
+        </w:rPr>
+      </w:pPr>
+      <w:r>
+        <w:rPr>
+          <w:rFonts w:eastAsia="Times New Roman"/>
+        </w:rPr>
+        <w:t>"</w:t>
+      </w:r>
+      <w:r>
+        <w:rPr>
+          <w:rFonts w:eastAsia="Times New Roman"/>
+        </w:rPr>
+        <w:t>Zhiyi</w:t>
+      </w:r>
+      <w:r>
+        <w:rPr>
+          <w:rFonts w:eastAsia="Times New Roman"/>
+        </w:rPr>
+        <w:t xml:space="preserve"> also kept bugging me </w:t>
+      </w:r>
+      <w:r>
+        <w:rPr>
+          <w:rFonts w:eastAsia="Times New Roman"/>
+        </w:rPr>
+        <w:t>about my diet</w:t>
+      </w:r>
+      <w:r>
+        <w:rPr>
+          <w:rFonts w:eastAsia="Times New Roman"/>
+        </w:rPr>
+        <w:t>,” Cassandra said</w:t>
+      </w:r>
+      <w:r>
+        <w:rPr>
+          <w:rFonts w:eastAsia="Times New Roman"/>
+        </w:rPr>
+        <w:t xml:space="preserve">, tilting her head ever so slightly </w:t>
+      </w:r>
+      <w:r>
+        <w:rPr>
+          <w:rFonts w:eastAsia="Times New Roman"/>
+        </w:rPr>
+        <w:t>along</w:t>
+      </w:r>
+      <w:r>
+        <w:rPr>
+          <w:rFonts w:eastAsia="Times New Roman"/>
+        </w:rPr>
+        <w:t xml:space="preserve"> Akiko’s sightlines</w:t>
+      </w:r>
+      <w:r>
+        <w:rPr>
+          <w:rFonts w:eastAsia="Times New Roman"/>
+        </w:rPr>
+        <w:t xml:space="preserve">. “I swear she and </w:t>
+      </w:r>
+      <w:r>
+        <w:rPr>
+          <w:rFonts w:eastAsia="Times New Roman"/>
+        </w:rPr>
+        <w:t>Elias</w:t>
+      </w:r>
+      <w:r>
+        <w:rPr>
+          <w:rFonts w:eastAsia="Times New Roman"/>
+        </w:rPr>
+        <w:t xml:space="preserve"> were colluding.” </w:t>
+      </w:r>
+    </w:p>
+    <w:p>
+      <w:pPr>
+        <w:rPr>
+          <w:rFonts w:eastAsia="Times New Roman"/>
+        </w:rPr>
+      </w:pPr>
+      <w:r>
+        <w:rPr>
+          <w:rFonts w:eastAsia="Times New Roman"/>
+        </w:rPr>
+        <w:t>“Your girlfriend, I assume?” Akiko asked</w:t>
+      </w:r>
+      <w:r>
+        <w:rPr>
+          <w:rFonts w:eastAsia="Times New Roman"/>
+        </w:rPr>
+        <w:t>.</w:t>
+      </w:r>
+    </w:p>
+    <w:p>
+      <w:pPr>
+        <w:rPr>
+          <w:rFonts w:eastAsia="Times New Roman"/>
+        </w:rPr>
+      </w:pPr>
+      <w:r>
+        <w:rPr>
+          <w:rFonts w:eastAsia="Times New Roman"/>
+        </w:rPr>
         <w:lastRenderedPageBreak/>
-        <w:t>“Excellent. Now, please, sit. I’ll get you a cup.”</w:t>
-      </w:r>
-    </w:p>
-    <w:p>
-      <w:pPr>
-        <w:rPr>
-          <w:rFonts w:eastAsia="Times New Roman"/>
-        </w:rPr>
-      </w:pPr>
-      <w:r>
-        <w:rPr>
-          <w:rFonts w:eastAsia="Times New Roman"/>
-        </w:rPr>
-        <w:t>Her host had changed into a comfortable pair of shorts and a tank top after the meeting</w:t>
-      </w:r>
-      <w:r>
-        <w:rPr>
-          <w:rFonts w:eastAsia="Times New Roman"/>
-        </w:rPr>
-        <w:t xml:space="preserve">. There was some temptation to admire her figure as she rummaged through the </w:t>
-      </w:r>
-      <w:r>
-        <w:rPr>
-          <w:rFonts w:eastAsia="Times New Roman"/>
-        </w:rPr>
-        <w:t xml:space="preserve">glassware </w:t>
-      </w:r>
-      <w:r>
-        <w:rPr>
-          <w:rFonts w:eastAsia="Times New Roman"/>
-        </w:rPr>
-        <w:t xml:space="preserve">cabinet, but </w:t>
-      </w:r>
-      <w:r>
-        <w:rPr>
-          <w:rFonts w:eastAsia="Times New Roman"/>
-        </w:rPr>
-        <w:t>Akiko</w:t>
-      </w:r>
-      <w:r>
-        <w:rPr>
-          <w:rFonts w:eastAsia="Times New Roman"/>
-        </w:rPr>
-        <w:t xml:space="preserve"> didn’t dare risk crossing a line with someone whom, she had to admit, she barely knew</w:t>
+        <w:t>“Mmhmm</w:t>
       </w:r>
       <w:r>
         <w:rPr>
@@ -11993,423 +12496,6 @@
         <w:rPr>
           <w:rFonts w:eastAsia="Times New Roman"/>
         </w:rPr>
-        <w:t xml:space="preserve"> </w:t>
-      </w:r>
-    </w:p>
-    <w:p>
-      <w:pPr>
-        <w:rPr>
-          <w:rFonts w:eastAsia="Times New Roman"/>
-        </w:rPr>
-      </w:pPr>
-      <w:r>
-        <w:rPr>
-          <w:rFonts w:eastAsia="Times New Roman"/>
-        </w:rPr>
-        <w:t>She</w:t>
-      </w:r>
-      <w:r>
-        <w:rPr>
-          <w:rFonts w:eastAsia="Times New Roman"/>
-        </w:rPr>
-        <w:t xml:space="preserve"> was</w:t>
-      </w:r>
-      <w:r>
-        <w:rPr>
-          <w:rFonts w:eastAsia="Times New Roman"/>
-        </w:rPr>
-        <w:t>, however,</w:t>
-      </w:r>
-      <w:r>
-        <w:rPr>
-          <w:rFonts w:eastAsia="Times New Roman"/>
-        </w:rPr>
-        <w:t xml:space="preserve"> struck by just how thin </w:t>
-      </w:r>
-      <w:r>
-        <w:rPr>
-          <w:rFonts w:eastAsia="Times New Roman"/>
-        </w:rPr>
-        <w:t>Cassandra</w:t>
-      </w:r>
-      <w:r>
-        <w:rPr>
-          <w:rFonts w:eastAsia="Times New Roman"/>
-        </w:rPr>
-        <w:t xml:space="preserve"> was. While it hadn’t been apparent at first, </w:t>
-      </w:r>
-      <w:r>
-        <w:rPr>
-          <w:rFonts w:eastAsia="Times New Roman"/>
-        </w:rPr>
-        <w:t>the</w:t>
-      </w:r>
-      <w:r>
-        <w:rPr>
-          <w:rFonts w:eastAsia="Times New Roman"/>
-        </w:rPr>
-        <w:t xml:space="preserve"> more form-fitting outfit revealed a remarkably skinny body, bordering on malnourished. Akiko wondered for a moment if Cassandra had even once eaten a full meal in the short time they’d spent together, and quickly realized she hadn’t.</w:t>
-      </w:r>
-      <w:r>
-        <w:rPr>
-          <w:rFonts w:eastAsia="Times New Roman"/>
-        </w:rPr>
-        <w:t xml:space="preserve"> </w:t>
-      </w:r>
-      <w:r>
-        <w:rPr>
-          <w:rFonts w:eastAsia="Times New Roman"/>
-        </w:rPr>
-        <w:t>As if to prove the point</w:t>
-      </w:r>
-      <w:r>
-        <w:rPr>
-          <w:rFonts w:eastAsia="Times New Roman"/>
-        </w:rPr>
-        <w:t xml:space="preserve">, when her host sat down, she brought with her a </w:t>
-      </w:r>
-      <w:r>
-        <w:rPr>
-          <w:rFonts w:eastAsia="Times New Roman"/>
-        </w:rPr>
-        <w:t>bowl</w:t>
-      </w:r>
-      <w:r>
-        <w:rPr>
-          <w:rFonts w:eastAsia="Times New Roman"/>
-        </w:rPr>
-        <w:t xml:space="preserve"> whose contents barely qualified as a light snack. </w:t>
-      </w:r>
-    </w:p>
-    <w:p>
-      <w:pPr>
-        <w:rPr>
-          <w:rFonts w:eastAsia="Times New Roman"/>
-        </w:rPr>
-      </w:pPr>
-      <w:r>
-        <w:rPr>
-          <w:rFonts w:eastAsia="Times New Roman"/>
-        </w:rPr>
-        <w:t>“</w:t>
-      </w:r>
-      <w:r>
-        <w:rPr>
-          <w:rFonts w:eastAsia="Times New Roman"/>
-        </w:rPr>
-        <w:t>Christ</w:t>
-      </w:r>
-      <w:r>
-        <w:rPr>
-          <w:rFonts w:eastAsia="Times New Roman"/>
-        </w:rPr>
-        <w:t xml:space="preserve">, I know I asked for a big serving, </w:t>
-      </w:r>
-      <w:r>
-        <w:rPr>
-          <w:rFonts w:eastAsia="Times New Roman"/>
-        </w:rPr>
-        <w:t xml:space="preserve">but </w:t>
-      </w:r>
-      <w:r>
-        <w:rPr>
-          <w:rFonts w:eastAsia="Times New Roman"/>
-        </w:rPr>
-        <w:t xml:space="preserve">I didn’t mean for you to starve yourself. I’m happy to give you a bit more, if you want,” Akiko said. </w:t>
-      </w:r>
-    </w:p>
-    <w:p>
-      <w:pPr>
-        <w:rPr>
-          <w:rFonts w:eastAsia="Times New Roman"/>
-        </w:rPr>
-      </w:pPr>
-      <w:r>
-        <w:rPr>
-          <w:rFonts w:eastAsia="Times New Roman"/>
-        </w:rPr>
-        <w:t>“I’m quite alright, thank you. Meat fills me up quickly,” Cassandra replied.</w:t>
-      </w:r>
-      <w:r>
-        <w:rPr>
-          <w:rFonts w:eastAsia="Times New Roman"/>
-        </w:rPr>
-        <w:t xml:space="preserve"> “Every time I visit my brother’s restaurant, he tries to</w:t>
-      </w:r>
-      <w:r>
-        <w:rPr>
-          <w:rFonts w:eastAsia="Times New Roman"/>
-        </w:rPr>
-        <w:t xml:space="preserve"> fatten me up like </w:t>
-      </w:r>
-      <w:r>
-        <w:rPr>
-          <w:rFonts w:eastAsia="Times New Roman"/>
-        </w:rPr>
-        <w:t>he’s an</w:t>
-      </w:r>
-      <w:r>
-        <w:rPr>
-          <w:rFonts w:eastAsia="Times New Roman"/>
-        </w:rPr>
-        <w:t xml:space="preserve"> old grandma, but I’ve yet to give in.”</w:t>
-      </w:r>
-    </w:p>
-    <w:p>
-      <w:pPr>
-        <w:rPr>
-          <w:rFonts w:eastAsia="Times New Roman"/>
-        </w:rPr>
-      </w:pPr>
-      <w:r>
-        <w:rPr>
-          <w:rFonts w:eastAsia="Times New Roman"/>
-        </w:rPr>
-        <w:t>“</w:t>
-      </w:r>
-      <w:r>
-        <w:rPr>
-          <w:rFonts w:eastAsia="Times New Roman"/>
-        </w:rPr>
-        <w:t>Sure, but</w:t>
-      </w:r>
-      <w:r>
-        <w:rPr>
-          <w:rFonts w:eastAsia="Times New Roman"/>
-        </w:rPr>
-        <w:t xml:space="preserve"> I feel a little guilty coming over and eating all your food</w:t>
-      </w:r>
-      <w:r>
-        <w:rPr>
-          <w:rFonts w:eastAsia="Times New Roman"/>
-        </w:rPr>
-        <w:t xml:space="preserve"> while </w:t>
-      </w:r>
-      <w:r>
-        <w:rPr>
-          <w:rFonts w:eastAsia="Times New Roman"/>
-        </w:rPr>
-        <w:t>you’re making do with scraps</w:t>
-      </w:r>
-      <w:r>
-        <w:rPr>
-          <w:rFonts w:eastAsia="Times New Roman"/>
-        </w:rPr>
-        <w:t>, y’know?</w:t>
-      </w:r>
-      <w:r>
-        <w:rPr>
-          <w:rFonts w:eastAsia="Times New Roman"/>
-        </w:rPr>
-        <w:t>”</w:t>
-      </w:r>
-    </w:p>
-    <w:p>
-      <w:pPr>
-        <w:rPr>
-          <w:rFonts w:eastAsia="Times New Roman"/>
-        </w:rPr>
-      </w:pPr>
-      <w:r>
-        <w:rPr>
-          <w:rFonts w:eastAsia="Times New Roman"/>
-        </w:rPr>
-        <w:t>“</w:t>
-      </w:r>
-      <w:r>
-        <w:rPr>
-          <w:rFonts w:eastAsia="Times New Roman"/>
-        </w:rPr>
-        <w:t>If</w:t>
-      </w:r>
-      <w:r>
-        <w:rPr>
-          <w:rFonts w:eastAsia="Times New Roman"/>
-        </w:rPr>
-        <w:t xml:space="preserve"> I</w:t>
-      </w:r>
-      <w:r>
-        <w:rPr>
-          <w:rFonts w:eastAsia="Times New Roman"/>
-        </w:rPr>
-        <w:t xml:space="preserve"> wanted </w:t>
-      </w:r>
-      <w:r>
-        <w:rPr>
-          <w:rFonts w:eastAsia="Times New Roman"/>
-        </w:rPr>
-        <w:t>more for myself</w:t>
-      </w:r>
-      <w:r>
-        <w:rPr>
-          <w:rFonts w:eastAsia="Times New Roman"/>
-        </w:rPr>
-        <w:t xml:space="preserve">, I’d have made </w:t>
-      </w:r>
-      <w:r>
-        <w:rPr>
-          <w:rFonts w:eastAsia="Times New Roman"/>
-        </w:rPr>
-        <w:t>more</w:t>
-      </w:r>
-      <w:r>
-        <w:rPr>
-          <w:rFonts w:eastAsia="Times New Roman"/>
-        </w:rPr>
-        <w:t xml:space="preserve">. </w:t>
-      </w:r>
-      <w:r>
-        <w:rPr>
-          <w:rFonts w:eastAsia="Times New Roman"/>
-        </w:rPr>
-        <w:t xml:space="preserve">There’s no need to feel </w:t>
-      </w:r>
-      <w:r>
-        <w:rPr>
-          <w:rFonts w:eastAsia="Times New Roman"/>
-        </w:rPr>
-        <w:t>bad</w:t>
-      </w:r>
-      <w:r>
-        <w:rPr>
-          <w:rFonts w:eastAsia="Times New Roman"/>
-        </w:rPr>
-        <w:t>.”</w:t>
-      </w:r>
-    </w:p>
-    <w:p>
-      <w:pPr>
-        <w:rPr>
-          <w:rFonts w:eastAsia="Times New Roman"/>
-        </w:rPr>
-      </w:pPr>
-      <w:r>
-        <w:rPr>
-          <w:rFonts w:eastAsia="Times New Roman"/>
-        </w:rPr>
-        <w:t>Akiko’s eyes came to rest once more on the talisman hanging by the doorway. The gears in her head began to turn, assembling a picture of Cassandra’s past and presen</w:t>
-      </w:r>
-      <w:r>
-        <w:rPr>
-          <w:rFonts w:eastAsia="Times New Roman"/>
-        </w:rPr>
-        <w:t>t, but she had too few pieces to form a coherent picture. Anything at this point was pure speculation, with all the investigative rigor of a tabloid magazine.</w:t>
-      </w:r>
-    </w:p>
-    <w:p>
-      <w:pPr>
-        <w:rPr>
-          <w:rFonts w:eastAsia="Times New Roman"/>
-        </w:rPr>
-      </w:pPr>
-      <w:r>
-        <w:rPr>
-          <w:rFonts w:eastAsia="Times New Roman"/>
-        </w:rPr>
-        <w:t>"</w:t>
-      </w:r>
-      <w:r>
-        <w:rPr>
-          <w:rFonts w:eastAsia="Times New Roman"/>
-        </w:rPr>
-        <w:t>Zhiyi</w:t>
-      </w:r>
-      <w:r>
-        <w:rPr>
-          <w:rFonts w:eastAsia="Times New Roman"/>
-        </w:rPr>
-        <w:t xml:space="preserve"> also kept bugging me </w:t>
-      </w:r>
-      <w:r>
-        <w:rPr>
-          <w:rFonts w:eastAsia="Times New Roman"/>
-        </w:rPr>
-        <w:t>about my diet</w:t>
-      </w:r>
-      <w:r>
-        <w:rPr>
-          <w:rFonts w:eastAsia="Times New Roman"/>
-        </w:rPr>
-        <w:t>,” Cassandra said</w:t>
-      </w:r>
-      <w:r>
-        <w:rPr>
-          <w:rFonts w:eastAsia="Times New Roman"/>
-        </w:rPr>
-        <w:t xml:space="preserve">, tilting her head ever so slightly </w:t>
-      </w:r>
-      <w:r>
-        <w:rPr>
-          <w:rFonts w:eastAsia="Times New Roman"/>
-        </w:rPr>
-        <w:t>along</w:t>
-      </w:r>
-      <w:r>
-        <w:rPr>
-          <w:rFonts w:eastAsia="Times New Roman"/>
-        </w:rPr>
-        <w:t xml:space="preserve"> Akiko’s sightlines</w:t>
-      </w:r>
-      <w:r>
-        <w:rPr>
-          <w:rFonts w:eastAsia="Times New Roman"/>
-        </w:rPr>
-        <w:t xml:space="preserve">. “I swear she and </w:t>
-      </w:r>
-      <w:r>
-        <w:rPr>
-          <w:rFonts w:eastAsia="Times New Roman"/>
-        </w:rPr>
-        <w:t>Elias</w:t>
-      </w:r>
-      <w:r>
-        <w:rPr>
-          <w:rFonts w:eastAsia="Times New Roman"/>
-        </w:rPr>
-        <w:t xml:space="preserve"> were colluding.” </w:t>
-      </w:r>
-    </w:p>
-    <w:p>
-      <w:pPr>
-        <w:rPr>
-          <w:rFonts w:eastAsia="Times New Roman"/>
-        </w:rPr>
-      </w:pPr>
-      <w:r>
-        <w:rPr>
-          <w:rFonts w:eastAsia="Times New Roman"/>
-        </w:rPr>
-        <w:t>“Your girlfriend, I assume?” Akiko asked</w:t>
-      </w:r>
-      <w:r>
-        <w:rPr>
-          <w:rFonts w:eastAsia="Times New Roman"/>
-        </w:rPr>
-        <w:t>.</w:t>
-      </w:r>
-    </w:p>
-    <w:p>
-      <w:pPr>
-        <w:rPr>
-          <w:rFonts w:eastAsia="Times New Roman"/>
-        </w:rPr>
-      </w:pPr>
-      <w:r>
-        <w:rPr>
-          <w:rFonts w:eastAsia="Times New Roman"/>
-        </w:rPr>
-        <w:t>“Mmhmm</w:t>
-      </w:r>
-      <w:r>
-        <w:rPr>
-          <w:rFonts w:eastAsia="Times New Roman"/>
-        </w:rPr>
-        <w:t>.</w:t>
-      </w:r>
-      <w:r>
-        <w:rPr>
-          <w:rFonts w:eastAsia="Times New Roman"/>
-        </w:rPr>
         <w:t xml:space="preserve"> She</w:t>
       </w:r>
       <w:r>
@@ -12446,14 +12532,7 @@
         <w:rPr>
           <w:rFonts w:eastAsia="Times New Roman"/>
         </w:rPr>
-        <w:t xml:space="preserve"> at the end of the </w:t>
-      </w:r>
-      <w:r>
-        <w:rPr>
-          <w:rFonts w:eastAsia="Times New Roman"/>
-        </w:rPr>
-        <w:lastRenderedPageBreak/>
-        <w:t>day.</w:t>
+        <w:t xml:space="preserve"> at the end of the day.</w:t>
       </w:r>
       <w:r>
         <w:rPr>
@@ -12904,6 +12983,7 @@
         <w:rPr>
           <w:rFonts w:eastAsia="Times New Roman"/>
         </w:rPr>
+        <w:lastRenderedPageBreak/>
         <w:t>Cassandra’s lips tightened into what</w:t>
       </w:r>
       <w:r>
@@ -12952,14 +13032,7 @@
         <w:rPr>
           <w:rFonts w:eastAsia="Times New Roman"/>
         </w:rPr>
-        <w:t xml:space="preserve">Speaking of which, </w:t>
-      </w:r>
-      <w:r>
-        <w:rPr>
-          <w:rFonts w:eastAsia="Times New Roman"/>
-        </w:rPr>
-        <w:lastRenderedPageBreak/>
-        <w:t>t</w:t>
+        <w:t>Speaking of which, t</w:t>
       </w:r>
       <w:r>
         <w:rPr>
@@ -13495,6 +13568,7 @@
         <w:rPr>
           <w:rFonts w:eastAsia="Times New Roman"/>
         </w:rPr>
+        <w:lastRenderedPageBreak/>
         <w:t>As much as she didn’t want to get involved, Akiko couldn’t think of good reason to decline outside of her own self-interest</w:t>
       </w:r>
       <w:r>
@@ -13563,7 +13637,6 @@
         <w:rPr>
           <w:rFonts w:eastAsia="Times New Roman"/>
         </w:rPr>
-        <w:lastRenderedPageBreak/>
         <w:t>“A mercenary type</w:t>
       </w:r>
       <w:r>
@@ -13874,7 +13947,14 @@
         <w:rPr>
           <w:rFonts w:eastAsia="Times New Roman"/>
         </w:rPr>
-        <w:t xml:space="preserve"> Then again, Akiko thought, she wasn’t sure if she had ever been on anyone’s side other than her own. Both agreements had only been made in the hopes of fixing her own memory, so that she wouldn’t need that stupid little notebook anymore.</w:t>
+        <w:t xml:space="preserve"> Then again, Akiko thought, she wasn’t sure if she had ever been on anyone’s side other than her own. Both agreements had </w:t>
+      </w:r>
+      <w:r>
+        <w:rPr>
+          <w:rFonts w:eastAsia="Times New Roman"/>
+        </w:rPr>
+        <w:lastRenderedPageBreak/>
+        <w:t>only been made in the hopes of fixing her own memory, so that she wouldn’t need that stupid little notebook anymore.</w:t>
       </w:r>
     </w:p>
     <w:p>
@@ -13910,7 +13990,6 @@
           <w:i/>
           <w:iCs/>
         </w:rPr>
-        <w:lastRenderedPageBreak/>
         <w:t>June 1</w:t>
       </w:r>
       <w:r>
@@ -14192,6 +14271,7 @@
         <w:rPr>
           <w:rFonts w:eastAsia="Times New Roman"/>
         </w:rPr>
+        <w:lastRenderedPageBreak/>
         <w:t>“I</w:t>
       </w:r>
       <w:r>
@@ -14268,7 +14348,6 @@
         <w:rPr>
           <w:rFonts w:eastAsia="Times New Roman"/>
         </w:rPr>
-        <w:lastRenderedPageBreak/>
         <w:t>“</w:t>
       </w:r>
       <w:r>

--- a/Peregrine 2020.docx
+++ b/Peregrine 2020.docx
@@ -10368,7 +10368,13 @@
         <w:rPr>
           <w:rFonts w:eastAsia="Times New Roman"/>
         </w:rPr>
-        <w:t>historically speaking, been a winning strategy</w:t>
+        <w:t xml:space="preserve">historically speaking, been a winning </w:t>
+      </w:r>
+      <w:r>
+        <w:rPr>
+          <w:rFonts w:eastAsia="Times New Roman"/>
+        </w:rPr>
+        <w:t>move</w:t>
       </w:r>
       <w:r>
         <w:rPr>
@@ -10617,7 +10623,19 @@
         <w:rPr>
           <w:rFonts w:eastAsia="Times New Roman"/>
         </w:rPr>
-        <w:t xml:space="preserve"> but we still need to move quickly,</w:t>
+        <w:t xml:space="preserve"> but we still need </w:t>
+      </w:r>
+      <w:r>
+        <w:rPr>
+          <w:rFonts w:eastAsia="Times New Roman"/>
+        </w:rPr>
+        <w:t>be on guard</w:t>
+      </w:r>
+      <w:r>
+        <w:rPr>
+          <w:rFonts w:eastAsia="Times New Roman"/>
+        </w:rPr>
+        <w:t>,</w:t>
       </w:r>
       <w:r>
         <w:rPr>

--- a/Peregrine 2020.docx
+++ b/Peregrine 2020.docx
@@ -615,9 +615,6 @@
       <w:r>
         <w:t xml:space="preserve"> </w:t>
       </w:r>
-      <w:r>
-        <w:t>Even the doctors with whom she worked could offer no assistance, save for a half-joking suggestion that she seek treatment for retrograde amnesia.</w:t>
-      </w:r>
     </w:p>
     <w:p>
       <w:r>
@@ -1032,495 +1029,498 @@
         <w:t xml:space="preserve"> it</w:t>
       </w:r>
       <w:r>
-        <w:t xml:space="preserve"> threatened to </w:t>
-      </w:r>
+        <w:t xml:space="preserve"> threatened to smother</w:t>
+      </w:r>
+      <w:r>
+        <w:t xml:space="preserve"> her</w:t>
+      </w:r>
+      <w:r>
+        <w:t xml:space="preserve"> petite frame</w:t>
+      </w:r>
+      <w:r>
+        <w:t xml:space="preserve">, </w:t>
+      </w:r>
+      <w:r>
+        <w:t>and</w:t>
+      </w:r>
+      <w:r>
+        <w:t xml:space="preserve"> </w:t>
+      </w:r>
+      <w:r>
+        <w:t xml:space="preserve">to </w:t>
+      </w:r>
+      <w:r>
+        <w:t>endure</w:t>
+      </w:r>
+      <w:r>
+        <w:t xml:space="preserve"> the odor of travelers </w:t>
+      </w:r>
+      <w:r>
+        <w:t xml:space="preserve">who’d been in transit for far too long. </w:t>
+      </w:r>
+    </w:p>
+    <w:p>
       <w:r>
         <w:lastRenderedPageBreak/>
-        <w:t>smother</w:t>
-      </w:r>
-      <w:r>
-        <w:t xml:space="preserve"> her</w:t>
-      </w:r>
-      <w:r>
-        <w:t xml:space="preserve"> petite frame</w:t>
+        <w:t xml:space="preserve">Akiko was </w:t>
+      </w:r>
+      <w:r>
+        <w:t>sweating</w:t>
+      </w:r>
+      <w:r>
+        <w:t xml:space="preserve"> through her </w:t>
+      </w:r>
+      <w:r>
+        <w:t>coat</w:t>
+      </w:r>
+      <w:r>
+        <w:t xml:space="preserve"> </w:t>
+      </w:r>
+      <w:r>
+        <w:t xml:space="preserve">by the time she </w:t>
+      </w:r>
+      <w:r>
+        <w:t>joined</w:t>
+      </w:r>
+      <w:r>
+        <w:t xml:space="preserve"> </w:t>
+      </w:r>
+      <w:r>
+        <w:t>Dr. Marcus Fairchild</w:t>
+      </w:r>
+      <w:r>
+        <w:t xml:space="preserve"> </w:t>
+      </w:r>
+      <w:r>
+        <w:t>and the two strangers at his side</w:t>
+      </w:r>
+      <w:r>
+        <w:t xml:space="preserve">. </w:t>
+      </w:r>
+      <w:r>
+        <w:t>He</w:t>
+      </w:r>
+      <w:r>
+        <w:t xml:space="preserve"> </w:t>
+      </w:r>
+      <w:r>
+        <w:t xml:space="preserve">too </w:t>
+      </w:r>
+      <w:r>
+        <w:t>was a mess</w:t>
+      </w:r>
+      <w:r>
+        <w:t>, one who bore little resemblance to the esteemed researcher</w:t>
+      </w:r>
+      <w:r>
+        <w:t xml:space="preserve"> sh</w:t>
+      </w:r>
+      <w:r>
+        <w:t>e saw in old photographs</w:t>
+      </w:r>
+      <w:r>
+        <w:t>.</w:t>
+      </w:r>
+      <w:r>
+        <w:t xml:space="preserve"> </w:t>
+      </w:r>
+      <w:r>
+        <w:t>His skin was pallid, t</w:t>
+      </w:r>
+      <w:r>
+        <w:t>he grey hair on his head</w:t>
+      </w:r>
+      <w:r>
+        <w:t xml:space="preserve"> </w:t>
+      </w:r>
+      <w:r>
+        <w:t>had begun to thin</w:t>
+      </w:r>
+      <w:r>
+        <w:t xml:space="preserve">, and there were deep bags underneath his eyes, as if he hadn’t gotten so much as a minute of sleep in the years since they’d </w:t>
+      </w:r>
+      <w:r>
+        <w:t>first met</w:t>
+      </w:r>
+      <w:r>
+        <w:t>.</w:t>
+      </w:r>
+    </w:p>
+    <w:p>
+      <w:r>
+        <w:t>“</w:t>
+      </w:r>
+      <w:r>
+        <w:t>Good</w:t>
+      </w:r>
+      <w:r>
+        <w:t xml:space="preserve"> to see you, </w:t>
+      </w:r>
+      <w:r>
+        <w:t>Doctor</w:t>
+      </w:r>
+      <w:r>
+        <w:t xml:space="preserve">. </w:t>
+      </w:r>
+      <w:r>
+        <w:t>Sorry</w:t>
+      </w:r>
+      <w:r>
+        <w:t xml:space="preserve"> for being late,</w:t>
+      </w:r>
+      <w:r>
+        <w:t xml:space="preserve">” </w:t>
+      </w:r>
+      <w:r>
+        <w:t>she</w:t>
+      </w:r>
+      <w:r>
+        <w:t xml:space="preserve"> said, </w:t>
+      </w:r>
+      <w:r>
+        <w:t>bowing</w:t>
+      </w:r>
+      <w:r>
+        <w:t xml:space="preserve"> in deference</w:t>
+      </w:r>
+      <w:r>
+        <w:t xml:space="preserve"> to a man that didn’t look like he deserved it.</w:t>
+      </w:r>
+    </w:p>
+    <w:p>
+      <w:r>
+        <w:t>Marcus</w:t>
+      </w:r>
+      <w:r>
+        <w:t xml:space="preserve"> didn’t even turn </w:t>
+      </w:r>
+      <w:r>
+        <w:t>around</w:t>
+      </w:r>
+      <w:r>
+        <w:t xml:space="preserve">. </w:t>
+      </w:r>
+      <w:r>
+        <w:t>“</w:t>
+      </w:r>
+      <w:r>
+        <w:t>All</w:t>
+      </w:r>
+      <w:r>
+        <w:t xml:space="preserve"> of us are behind schedule</w:t>
+      </w:r>
+      <w:r>
+        <w:t xml:space="preserve">,” he </w:t>
+      </w:r>
+      <w:r>
+        <w:t>grumbled</w:t>
+      </w:r>
+      <w:r>
+        <w:t>.</w:t>
+      </w:r>
+      <w:r>
+        <w:t xml:space="preserve"> </w:t>
+      </w:r>
+      <w:r>
+        <w:t>“</w:t>
+      </w:r>
+      <w:r>
+        <w:t xml:space="preserve">I can hardly blame a child for her lack of punctuality when even </w:t>
+      </w:r>
+      <w:r>
+        <w:t>our</w:t>
+      </w:r>
+      <w:r>
+        <w:t xml:space="preserve"> </w:t>
+      </w:r>
+      <w:r>
+        <w:t>executives</w:t>
+      </w:r>
+      <w:r>
+        <w:t xml:space="preserve"> are being waylaid by </w:t>
+      </w:r>
+      <w:r>
+        <w:t>hired</w:t>
+      </w:r>
+      <w:r>
+        <w:t xml:space="preserve"> thugs</w:t>
+      </w:r>
+      <w:r>
+        <w:t xml:space="preserve"> at every opportunity</w:t>
+      </w:r>
+      <w:r>
+        <w:t>.”</w:t>
+      </w:r>
+    </w:p>
+    <w:p>
+      <w:r>
+        <w:t xml:space="preserve">Akiko wanted to remind him that she was twenty-seven years old, but </w:t>
+      </w:r>
+      <w:r>
+        <w:t xml:space="preserve">she </w:t>
+      </w:r>
+      <w:r>
+        <w:t>begrudgingly bit her tongue.</w:t>
+      </w:r>
+      <w:r>
+        <w:t xml:space="preserve"> “</w:t>
+      </w:r>
+      <w:r>
+        <w:t>What do you mean?</w:t>
+      </w:r>
+      <w:r>
+        <w:t xml:space="preserve"> Did the cops </w:t>
+      </w:r>
+      <w:r>
+        <w:t>grill you about the murder, or something</w:t>
+      </w:r>
+      <w:r>
+        <w:t>?</w:t>
+      </w:r>
+      <w:r>
+        <w:t>” she asked.</w:t>
+      </w:r>
+    </w:p>
+    <w:p>
+      <w:r>
+        <w:t>“</w:t>
+      </w:r>
+      <w:r>
+        <w:t>Not the police</w:t>
+      </w:r>
+      <w:r>
+        <w:t xml:space="preserve">. </w:t>
+      </w:r>
+      <w:r>
+        <w:t>My associates and I</w:t>
+      </w:r>
+      <w:r>
+        <w:t xml:space="preserve"> were held up by Railway Security</w:t>
+      </w:r>
+      <w:r>
+        <w:t xml:space="preserve">,” Marcus </w:t>
+      </w:r>
+      <w:r>
+        <w:t>said</w:t>
+      </w:r>
+      <w:r>
+        <w:t>, gesturing towards the two women at his side. “</w:t>
+      </w:r>
+      <w:r>
+        <w:t>They c</w:t>
+      </w:r>
+      <w:r>
+        <w:t xml:space="preserve">laimed they needed to be </w:t>
+      </w:r>
+      <w:r>
+        <w:t>especially</w:t>
+      </w:r>
+      <w:r>
+        <w:t xml:space="preserve"> thorough</w:t>
+      </w:r>
+      <w:r>
+        <w:t>,</w:t>
+      </w:r>
+      <w:r>
+        <w:t xml:space="preserve"> </w:t>
+      </w:r>
+      <w:r>
+        <w:t>in light of</w:t>
+      </w:r>
+      <w:r>
+        <w:t xml:space="preserve"> the recent incident</w:t>
+      </w:r>
+      <w:r>
+        <w:t xml:space="preserve">. </w:t>
+      </w:r>
+      <w:r>
+        <w:t>Considering the close relationship between them and our board of directors, t</w:t>
+      </w:r>
+      <w:r>
+        <w:t xml:space="preserve">here is a high probability this harassment is retaliation for </w:t>
+      </w:r>
+      <w:r>
+        <w:t>unionizing</w:t>
+      </w:r>
+      <w:r>
+        <w:t>.”</w:t>
+      </w:r>
+    </w:p>
+    <w:p>
+      <w:r>
+        <w:t xml:space="preserve">“Which is why I </w:t>
+      </w:r>
+      <w:r>
+        <w:t>wanted to delay until things cool down, but neither you nor Sun Xiang seemed inclined to listen to me</w:t>
+      </w:r>
+      <w:r>
+        <w:t>,</w:t>
+      </w:r>
+      <w:r>
+        <w:t xml:space="preserve">” the older of his two companions replied. </w:t>
+      </w:r>
+    </w:p>
+    <w:p>
+      <w:r>
+        <w:t>“</w:t>
+      </w:r>
+      <w:r>
+        <w:t xml:space="preserve">I concurred with his assessment. </w:t>
+      </w:r>
+      <w:r>
+        <w:t xml:space="preserve">The longer we wait, the </w:t>
+      </w:r>
+      <w:r>
+        <w:t xml:space="preserve">more </w:t>
+      </w:r>
+      <w:r>
+        <w:t>the</w:t>
+      </w:r>
+      <w:r>
+        <w:t xml:space="preserve"> </w:t>
+      </w:r>
+      <w:r>
+        <w:t>board</w:t>
+      </w:r>
+      <w:r>
+        <w:t xml:space="preserve"> tightens its grip</w:t>
+      </w:r>
+      <w:r>
+        <w:t>.”</w:t>
+      </w:r>
+    </w:p>
+    <w:p>
+      <w:r>
+        <w:t xml:space="preserve">“It’s cute that you think </w:t>
+      </w:r>
+      <w:r>
+        <w:t xml:space="preserve">this will </w:t>
+      </w:r>
+      <w:r>
+        <w:t>help</w:t>
+      </w:r>
+      <w:r>
+        <w:t>.</w:t>
+      </w:r>
+      <w:r>
+        <w:t xml:space="preserve"> </w:t>
+      </w:r>
+      <w:r>
+        <w:t xml:space="preserve">We already know the board has spies in our </w:t>
+      </w:r>
+      <w:r>
+        <w:t>subordinate</w:t>
+      </w:r>
+      <w:r>
+        <w:t xml:space="preserve"> offices, and it wouldn’t surprise me if they’ve infiltrated the Cloud Garden, too</w:t>
+      </w:r>
+      <w:r>
+        <w:t>, ready to tear us apart from the inside</w:t>
+      </w:r>
+      <w:r>
+        <w:t xml:space="preserve"> </w:t>
+      </w:r>
+      <w:r>
+        <w:t>now that we’ve given them a reason</w:t>
+      </w:r>
+      <w:r>
+        <w:t>.</w:t>
+      </w:r>
+      <w:r>
+        <w:t>”</w:t>
+      </w:r>
+    </w:p>
+    <w:p>
+      <w:r>
+        <w:t>Though the conversation was well above Akiko’s pay grade,</w:t>
+      </w:r>
+      <w:r>
+        <w:t xml:space="preserve"> </w:t>
+      </w:r>
+      <w:r>
+        <w:t>she was curious about the two strangers</w:t>
+      </w:r>
+      <w:r>
+        <w:t xml:space="preserve">. </w:t>
+      </w:r>
+      <w:r>
+        <w:t>Their accents made it clear they</w:t>
+      </w:r>
+      <w:r>
+        <w:t xml:space="preserve"> </w:t>
+      </w:r>
+      <w:r>
+        <w:t>were</w:t>
+      </w:r>
+      <w:r>
+        <w:t xml:space="preserve"> of </w:t>
+      </w:r>
+      <w:r>
+        <w:t xml:space="preserve">northern </w:t>
+      </w:r>
+      <w:r>
+        <w:t xml:space="preserve">Chinese </w:t>
+      </w:r>
+      <w:r>
+        <w:t>descent</w:t>
       </w:r>
       <w:r>
         <w:t xml:space="preserve">, </w:t>
       </w:r>
       <w:r>
-        <w:t>and</w:t>
+        <w:t xml:space="preserve">and </w:t>
+      </w:r>
+      <w:r>
+        <w:t>their</w:t>
       </w:r>
       <w:r>
         <w:t xml:space="preserve"> </w:t>
       </w:r>
       <w:r>
-        <w:t xml:space="preserve">to </w:t>
-      </w:r>
-      <w:r>
-        <w:t>endure</w:t>
-      </w:r>
-      <w:r>
-        <w:t xml:space="preserve"> the odor of travelers </w:t>
-      </w:r>
-      <w:r>
-        <w:t xml:space="preserve">who’d been in transit for far too long. </w:t>
-      </w:r>
-    </w:p>
-    <w:p>
-      <w:r>
-        <w:t xml:space="preserve">Akiko was </w:t>
-      </w:r>
-      <w:r>
-        <w:t>sweating</w:t>
-      </w:r>
-      <w:r>
-        <w:t xml:space="preserve"> through her </w:t>
-      </w:r>
-      <w:r>
-        <w:t>coat</w:t>
-      </w:r>
-      <w:r>
-        <w:t xml:space="preserve"> </w:t>
-      </w:r>
-      <w:r>
-        <w:t xml:space="preserve">by the time she </w:t>
-      </w:r>
-      <w:r>
-        <w:t>joined</w:t>
-      </w:r>
-      <w:r>
-        <w:t xml:space="preserve"> </w:t>
-      </w:r>
-      <w:r>
-        <w:t>Dr. Marcus Fairchild</w:t>
-      </w:r>
-      <w:r>
-        <w:t xml:space="preserve"> </w:t>
-      </w:r>
-      <w:r>
-        <w:t>and the two strangers at his side</w:t>
+        <w:t>sharp</w:t>
+      </w:r>
+      <w:r>
+        <w:t xml:space="preserve"> features </w:t>
+      </w:r>
+      <w:r>
+        <w:t xml:space="preserve">were </w:t>
+      </w:r>
+      <w:r>
+        <w:t xml:space="preserve">so similar </w:t>
+      </w:r>
+      <w:r>
+        <w:t xml:space="preserve">that </w:t>
+      </w:r>
+      <w:r>
+        <w:t>there was no doubt</w:t>
+      </w:r>
+      <w:r>
+        <w:t xml:space="preserve"> they were</w:t>
+      </w:r>
+      <w:r>
+        <w:t xml:space="preserve"> mother and daughter</w:t>
       </w:r>
       <w:r>
         <w:t xml:space="preserve">. </w:t>
       </w:r>
       <w:r>
-        <w:t>He</w:t>
-      </w:r>
-      <w:r>
-        <w:t xml:space="preserve"> </w:t>
-      </w:r>
-      <w:r>
-        <w:t xml:space="preserve">too </w:t>
-      </w:r>
-      <w:r>
-        <w:t>was a mess</w:t>
-      </w:r>
-      <w:r>
-        <w:t>, one who bore little resemblance to the esteemed researcher</w:t>
-      </w:r>
-      <w:r>
-        <w:t xml:space="preserve"> sh</w:t>
-      </w:r>
-      <w:r>
-        <w:t>e saw in old photographs</w:t>
-      </w:r>
-      <w:r>
-        <w:t>.</w:t>
-      </w:r>
-      <w:r>
-        <w:t xml:space="preserve"> </w:t>
-      </w:r>
-      <w:r>
-        <w:t>His skin was pallid, t</w:t>
-      </w:r>
-      <w:r>
-        <w:t>he grey hair on his head</w:t>
-      </w:r>
-      <w:r>
-        <w:t xml:space="preserve"> </w:t>
-      </w:r>
-      <w:r>
-        <w:t>had begun to thin</w:t>
-      </w:r>
-      <w:r>
-        <w:t xml:space="preserve">, and there were deep bags underneath his eyes, as if he hadn’t gotten so much as a minute of sleep in the years since they’d </w:t>
-      </w:r>
-      <w:r>
-        <w:t>first met</w:t>
-      </w:r>
-      <w:r>
-        <w:t>.</w:t>
-      </w:r>
-    </w:p>
-    <w:p>
-      <w:r>
-        <w:t>“</w:t>
-      </w:r>
-      <w:r>
-        <w:t>Good</w:t>
-      </w:r>
-      <w:r>
-        <w:t xml:space="preserve"> to see you, </w:t>
-      </w:r>
-      <w:r>
-        <w:t>Doctor</w:t>
-      </w:r>
-      <w:r>
-        <w:t xml:space="preserve">. </w:t>
-      </w:r>
-      <w:r>
-        <w:t>Sorry</w:t>
-      </w:r>
-      <w:r>
-        <w:t xml:space="preserve"> for being late,</w:t>
-      </w:r>
-      <w:r>
-        <w:t xml:space="preserve">” Akiko said, </w:t>
-      </w:r>
-      <w:r>
-        <w:t>bowing</w:t>
-      </w:r>
-      <w:r>
-        <w:t xml:space="preserve"> in deference</w:t>
-      </w:r>
-      <w:r>
-        <w:t xml:space="preserve"> to a man that didn’t look like he deserved it.</w:t>
-      </w:r>
-    </w:p>
-    <w:p>
-      <w:r>
-        <w:t>Marcus</w:t>
-      </w:r>
-      <w:r>
-        <w:t xml:space="preserve"> didn’t even turn </w:t>
-      </w:r>
-      <w:r>
-        <w:t>around</w:t>
-      </w:r>
-      <w:r>
-        <w:t xml:space="preserve">. </w:t>
-      </w:r>
-      <w:r>
-        <w:t>“</w:t>
-      </w:r>
-      <w:r>
-        <w:t>All</w:t>
-      </w:r>
-      <w:r>
-        <w:t xml:space="preserve"> of us are behind schedule</w:t>
-      </w:r>
-      <w:r>
-        <w:t xml:space="preserve">,” he </w:t>
-      </w:r>
-      <w:r>
-        <w:t>grumbled</w:t>
-      </w:r>
-      <w:r>
-        <w:t>.</w:t>
-      </w:r>
-      <w:r>
-        <w:t xml:space="preserve"> </w:t>
-      </w:r>
-      <w:r>
-        <w:t>“</w:t>
-      </w:r>
-      <w:r>
-        <w:t xml:space="preserve">I can hardly blame a child for her lack of punctuality when even </w:t>
-      </w:r>
-      <w:r>
-        <w:t>our</w:t>
-      </w:r>
-      <w:r>
-        <w:t xml:space="preserve"> </w:t>
-      </w:r>
-      <w:r>
-        <w:t>executives</w:t>
-      </w:r>
-      <w:r>
-        <w:t xml:space="preserve"> are being waylaid by </w:t>
-      </w:r>
-      <w:r>
-        <w:t>hired</w:t>
-      </w:r>
-      <w:r>
-        <w:t xml:space="preserve"> thugs</w:t>
-      </w:r>
-      <w:r>
-        <w:t xml:space="preserve"> at every opportunity</w:t>
-      </w:r>
-      <w:r>
-        <w:t>.”</w:t>
-      </w:r>
-    </w:p>
-    <w:p>
-      <w:r>
-        <w:t xml:space="preserve">Akiko wanted to remind him that she was twenty-seven years old, but </w:t>
-      </w:r>
-      <w:r>
-        <w:t xml:space="preserve">she </w:t>
-      </w:r>
-      <w:r>
-        <w:t>begrudgingly bit her tongue.</w:t>
-      </w:r>
-      <w:r>
-        <w:t xml:space="preserve"> “</w:t>
-      </w:r>
-      <w:r>
-        <w:t>What do you mean?</w:t>
-      </w:r>
-      <w:r>
-        <w:t xml:space="preserve"> Did the cops </w:t>
-      </w:r>
-      <w:r>
-        <w:t>grill you about the murder, or something</w:t>
-      </w:r>
-      <w:r>
-        <w:t>?</w:t>
-      </w:r>
-      <w:r>
-        <w:t>” she asked.</w:t>
-      </w:r>
-    </w:p>
-    <w:p>
-      <w:r>
-        <w:t>“</w:t>
-      </w:r>
-      <w:r>
-        <w:t>No</w:t>
-      </w:r>
-      <w:r>
-        <w:t xml:space="preserve">. </w:t>
-      </w:r>
-      <w:r>
-        <w:t>My associates and I</w:t>
-      </w:r>
-      <w:r>
-        <w:t xml:space="preserve"> were held up by Railway Security</w:t>
-      </w:r>
-      <w:r>
-        <w:t xml:space="preserve">,” Marcus </w:t>
-      </w:r>
-      <w:r>
-        <w:t>said</w:t>
-      </w:r>
-      <w:r>
-        <w:t>, gesturing towards the two women at his side. “</w:t>
-      </w:r>
-      <w:r>
-        <w:t>They c</w:t>
-      </w:r>
-      <w:r>
-        <w:t xml:space="preserve">laimed they needed to be </w:t>
-      </w:r>
-      <w:r>
-        <w:t>especially</w:t>
-      </w:r>
-      <w:r>
-        <w:t xml:space="preserve"> thorough</w:t>
-      </w:r>
-      <w:r>
-        <w:t>,</w:t>
-      </w:r>
-      <w:r>
-        <w:t xml:space="preserve"> </w:t>
-      </w:r>
-      <w:r>
-        <w:t>in light of</w:t>
-      </w:r>
-      <w:r>
-        <w:t xml:space="preserve"> the recent incident</w:t>
-      </w:r>
-      <w:r>
-        <w:t xml:space="preserve">. </w:t>
-      </w:r>
-      <w:r>
-        <w:t>Considering the close relationship between them and our board of directors, t</w:t>
-      </w:r>
-      <w:r>
-        <w:t xml:space="preserve">here is a high probability this harassment is retaliation for </w:t>
-      </w:r>
-      <w:r>
-        <w:t>unionizing</w:t>
-      </w:r>
-      <w:r>
-        <w:t>.”</w:t>
-      </w:r>
-    </w:p>
-    <w:p>
-      <w:r>
-        <w:t xml:space="preserve">“Which is why I </w:t>
-      </w:r>
-      <w:r>
-        <w:t>wanted to delay until things cool down, but neither you nor Sun Xiang seemed inclined to listen to me</w:t>
-      </w:r>
-      <w:r>
-        <w:t>,</w:t>
-      </w:r>
-      <w:r>
-        <w:t xml:space="preserve">” the older of his two companions replied. </w:t>
-      </w:r>
-    </w:p>
-    <w:p>
-      <w:r>
-        <w:t>“</w:t>
-      </w:r>
-      <w:r>
-        <w:t xml:space="preserve">I concurred with his assessment. </w:t>
-      </w:r>
-      <w:r>
-        <w:t xml:space="preserve">The longer we wait, the </w:t>
-      </w:r>
-      <w:r>
-        <w:t xml:space="preserve">more </w:t>
-      </w:r>
-      <w:r>
-        <w:t>the</w:t>
-      </w:r>
-      <w:r>
-        <w:t xml:space="preserve"> </w:t>
-      </w:r>
-      <w:r>
-        <w:t>board</w:t>
-      </w:r>
-      <w:r>
-        <w:t xml:space="preserve"> tightens its grip</w:t>
-      </w:r>
-      <w:r>
-        <w:t>.”</w:t>
-      </w:r>
-    </w:p>
-    <w:p>
-      <w:r>
-        <w:t xml:space="preserve">“It’s cute that you think </w:t>
-      </w:r>
-      <w:r>
-        <w:t xml:space="preserve">this will </w:t>
-      </w:r>
-      <w:r>
-        <w:t>help</w:t>
-      </w:r>
-      <w:r>
-        <w:t>.</w:t>
-      </w:r>
-      <w:r>
-        <w:t xml:space="preserve"> </w:t>
-      </w:r>
-      <w:r>
-        <w:t xml:space="preserve">We already know the board has spies in our </w:t>
-      </w:r>
-      <w:r>
-        <w:t>subordinate</w:t>
-      </w:r>
-      <w:r>
-        <w:t xml:space="preserve"> offices, and it wouldn’t surprise me if they’ve infiltrated the Cloud Garden, too</w:t>
-      </w:r>
-      <w:r>
-        <w:t>, ready to tear us apart from the inside</w:t>
-      </w:r>
-      <w:r>
-        <w:t xml:space="preserve"> </w:t>
-      </w:r>
-      <w:r>
-        <w:t>now that we’ve given them a reason</w:t>
-      </w:r>
-      <w:r>
-        <w:t>.</w:t>
-      </w:r>
-      <w:r>
-        <w:t>”</w:t>
-      </w:r>
-    </w:p>
-    <w:p>
-      <w:r>
-        <w:t>Though the conversation was well above Akiko’s pay grade,</w:t>
-      </w:r>
-      <w:r>
-        <w:t xml:space="preserve"> </w:t>
-      </w:r>
-      <w:r>
-        <w:t>she was curious about the two strangers</w:t>
-      </w:r>
-      <w:r>
-        <w:t xml:space="preserve">. </w:t>
-      </w:r>
-      <w:r>
-        <w:t>Their accents made it clear they</w:t>
-      </w:r>
-      <w:r>
-        <w:t xml:space="preserve"> </w:t>
-      </w:r>
-      <w:r>
-        <w:t>were</w:t>
-      </w:r>
-      <w:r>
-        <w:t xml:space="preserve"> of </w:t>
-      </w:r>
-      <w:r>
-        <w:t xml:space="preserve">northern </w:t>
-      </w:r>
-      <w:r>
-        <w:t xml:space="preserve">Chinese </w:t>
-      </w:r>
-      <w:r>
-        <w:t>descent</w:t>
-      </w:r>
-      <w:r>
-        <w:t xml:space="preserve">, </w:t>
-      </w:r>
-      <w:r>
-        <w:t xml:space="preserve">and </w:t>
-      </w:r>
-      <w:r>
-        <w:t>their</w:t>
-      </w:r>
-      <w:r>
-        <w:t xml:space="preserve"> </w:t>
-      </w:r>
-      <w:r>
-        <w:t>sharp</w:t>
-      </w:r>
-      <w:r>
-        <w:t xml:space="preserve"> </w:t>
+        <w:t xml:space="preserve">The younger of the two, </w:t>
+      </w:r>
+      <w:r>
+        <w:t xml:space="preserve">probably close to </w:t>
+      </w:r>
+      <w:r>
+        <w:t>Akiko’s</w:t>
+      </w:r>
+      <w:r>
+        <w:t xml:space="preserve"> own age</w:t>
+      </w:r>
+      <w:r>
+        <w:t xml:space="preserve">, seemed more interested in the apple she’d brought </w:t>
       </w:r>
       <w:r>
         <w:lastRenderedPageBreak/>
-        <w:t xml:space="preserve">features </w:t>
-      </w:r>
-      <w:r>
-        <w:t xml:space="preserve">were </w:t>
-      </w:r>
-      <w:r>
-        <w:t xml:space="preserve">so similar </w:t>
-      </w:r>
-      <w:r>
-        <w:t xml:space="preserve">that </w:t>
-      </w:r>
-      <w:r>
-        <w:t>there was no doubt</w:t>
-      </w:r>
-      <w:r>
-        <w:t xml:space="preserve"> they were</w:t>
-      </w:r>
-      <w:r>
-        <w:t xml:space="preserve"> mother and daughter</w:t>
-      </w:r>
-      <w:r>
-        <w:t xml:space="preserve">. </w:t>
-      </w:r>
-      <w:r>
-        <w:t xml:space="preserve">The younger of the two, </w:t>
-      </w:r>
-      <w:r>
-        <w:t xml:space="preserve">probably close to </w:t>
-      </w:r>
-      <w:r>
-        <w:t>Akiko’s</w:t>
-      </w:r>
-      <w:r>
-        <w:t xml:space="preserve"> own age</w:t>
-      </w:r>
-      <w:r>
-        <w:t>, seemed more interested in the apple she’d brought as a snack than in the conversation</w:t>
+        <w:t>as a snack than in the conversation</w:t>
       </w:r>
       <w:r>
         <w:t>, tossing it to herself over and over.</w:t>
@@ -1845,35 +1845,61 @@
     </w:p>
     <w:p>
       <w:r>
+        <w:t>Cassandra smiled. “</w:t>
+      </w:r>
+      <w:r>
+        <w:t>I’m glad to hear that</w:t>
+      </w:r>
+      <w:r>
+        <w:t>,” she said.</w:t>
+      </w:r>
+      <w:r>
+        <w:t xml:space="preserve"> </w:t>
+      </w:r>
+      <w:r>
+        <w:t xml:space="preserve">“My mother </w:t>
+      </w:r>
+      <w:r>
+        <w:t xml:space="preserve">would have </w:t>
+      </w:r>
+      <w:r>
+        <w:t>been less than pleased</w:t>
+      </w:r>
+      <w:r>
+        <w:t xml:space="preserve"> if I didn’t make a good impression </w:t>
+      </w:r>
+      <w:r>
+        <w:t>at such a prestigious event</w:t>
+      </w:r>
+      <w:r>
+        <w:t>.”</w:t>
+      </w:r>
+    </w:p>
+    <w:p>
+      <w:r>
         <w:lastRenderedPageBreak/>
-        <w:t>Cassandra smiled. “</w:t>
-      </w:r>
-      <w:r>
-        <w:t>I’m glad to hear that</w:t>
-      </w:r>
-      <w:r>
-        <w:t>,” she said.</w:t>
+        <w:t>“</w:t>
+      </w:r>
+      <w:r>
+        <w:t>Will</w:t>
+      </w:r>
+      <w:r>
+        <w:t xml:space="preserve"> you</w:t>
+      </w:r>
+      <w:r>
+        <w:t xml:space="preserve"> guys</w:t>
       </w:r>
       <w:r>
         <w:t xml:space="preserve"> </w:t>
       </w:r>
       <w:r>
-        <w:t xml:space="preserve">“My mother </w:t>
-      </w:r>
-      <w:r>
-        <w:t xml:space="preserve">would have </w:t>
-      </w:r>
-      <w:r>
-        <w:t>been less than pleased</w:t>
-      </w:r>
-      <w:r>
-        <w:t xml:space="preserve"> if I didn’t make a good impression </w:t>
-      </w:r>
-      <w:r>
-        <w:t>at such a prestigious event</w:t>
-      </w:r>
-      <w:r>
-        <w:t>.”</w:t>
+        <w:t>present</w:t>
+      </w:r>
+      <w:r>
+        <w:t xml:space="preserve"> anything</w:t>
+      </w:r>
+      <w:r>
+        <w:t>?”</w:t>
       </w:r>
     </w:p>
     <w:p>
@@ -1881,33 +1907,13 @@
         <w:t>“</w:t>
       </w:r>
       <w:r>
-        <w:t>Will</w:t>
-      </w:r>
-      <w:r>
-        <w:t xml:space="preserve"> you</w:t>
-      </w:r>
-      <w:r>
-        <w:t xml:space="preserve"> guys</w:t>
-      </w:r>
-      <w:r>
-        <w:t xml:space="preserve"> </w:t>
-      </w:r>
-      <w:r>
-        <w:t>present</w:t>
-      </w:r>
-      <w:r>
-        <w:t xml:space="preserve"> anything</w:t>
-      </w:r>
-      <w:r>
-        <w:t>?”</w:t>
-      </w:r>
-    </w:p>
-    <w:p>
-      <w:r>
-        <w:t>“</w:t>
-      </w:r>
-      <w:r>
-        <w:t>I will be discussing a paper I published.</w:t>
+        <w:t>I</w:t>
+      </w:r>
+      <w:r>
+        <w:t xml:space="preserve">’ll </w:t>
+      </w:r>
+      <w:r>
+        <w:t>be discussing a paper I published.</w:t>
       </w:r>
       <w:r>
         <w:t>” Marcus said. “</w:t>
@@ -2087,7 +2093,13 @@
     </w:p>
     <w:p>
       <w:r>
-        <w:t>As the train sped away from the city, Akiko made her way to the observation deck, from which she could watch her hometown disappear</w:t>
+        <w:t xml:space="preserve">As the train sped away from the city, Akiko </w:t>
+      </w:r>
+      <w:r>
+        <w:t>climbed the stairs to their car’s</w:t>
+      </w:r>
+      <w:r>
+        <w:t xml:space="preserve"> observation deck, from which she could watch her hometown disappear</w:t>
       </w:r>
       <w:r>
         <w:t xml:space="preserve">. </w:t>
@@ -2231,24 +2243,24 @@
     </w:p>
     <w:p>
       <w:r>
+        <w:t>“I’m a nepo baby, pure and simple</w:t>
+      </w:r>
+      <w:r>
+        <w:t>,</w:t>
+      </w:r>
+      <w:r>
+        <w:t>”</w:t>
+      </w:r>
+      <w:r>
+        <w:t xml:space="preserve"> Cassandra replied.</w:t>
+      </w:r>
+      <w:r>
+        <w:t xml:space="preserve"> </w:t>
+      </w:r>
+    </w:p>
+    <w:p>
+      <w:r>
         <w:lastRenderedPageBreak/>
-        <w:t>“I’m a nepo baby, pure and simple</w:t>
-      </w:r>
-      <w:r>
-        <w:t>,</w:t>
-      </w:r>
-      <w:r>
-        <w:t>”</w:t>
-      </w:r>
-      <w:r>
-        <w:t xml:space="preserve"> Cassandra replied.</w:t>
-      </w:r>
-      <w:r>
-        <w:t xml:space="preserve"> </w:t>
-      </w:r>
-    </w:p>
-    <w:p>
-      <w:r>
         <w:t xml:space="preserve">The bluntness of her answer caught Akiko off guard, and she struggled to formulate a response. </w:t>
       </w:r>
     </w:p>
@@ -2553,12 +2565,12 @@
     </w:p>
     <w:p>
       <w:r>
+        <w:t>“Did it work?”</w:t>
+      </w:r>
+    </w:p>
+    <w:p>
+      <w:r>
         <w:lastRenderedPageBreak/>
-        <w:t>“Did it work?”</w:t>
-      </w:r>
-    </w:p>
-    <w:p>
-      <w:r>
         <w:t>“</w:t>
       </w:r>
       <w:r>
@@ -2702,7 +2714,19 @@
         <w:t>too</w:t>
       </w:r>
       <w:r>
-        <w:t xml:space="preserve"> the rapid but smooth deceleration of the train. Before long, the factory and the surrounding environs were completely static, the train having come to a rest nowhere near a station. </w:t>
+        <w:t xml:space="preserve"> noticed</w:t>
+      </w:r>
+      <w:r>
+        <w:t xml:space="preserve"> the</w:t>
+      </w:r>
+      <w:r>
+        <w:t>ir</w:t>
+      </w:r>
+      <w:r>
+        <w:t xml:space="preserve"> rapid but smooth deceleration. Before long, the factory and the surrounding environs were completely static, the train having come to a rest nowhere near a station. </w:t>
+      </w:r>
+      <w:r>
+        <w:t>A procession of white sedans and what looked like a Humvee were parked on the dilapidated road running parallel to the track.</w:t>
       </w:r>
     </w:p>
     <w:p>
@@ -2721,6 +2745,11 @@
     <w:p>
       <w:r>
         <w:t>“Stay here. I’ll be right back. Don’t talk to anyone you don’t recognize, you hear me?”</w:t>
+      </w:r>
+    </w:p>
+    <w:p>
+      <w:r>
+        <w:t>Before Akiko could protest, Cassandra was gone, leaving her alone on the observation deck. There was some shouting from downstairs that she couldn’t make out, and then silence.</w:t>
       </w:r>
     </w:p>
     <w:p>
@@ -2742,7 +2771,6 @@
           <w:i/>
           <w:iCs/>
         </w:rPr>
-        <w:lastRenderedPageBreak/>
         <w:t>Feb</w:t>
       </w:r>
       <w:r>
@@ -3100,6 +3128,7 @@
     </w:p>
     <w:p>
       <w:r>
+        <w:lastRenderedPageBreak/>
         <w:t>“</w:t>
       </w:r>
       <w:r>
@@ -3118,11 +3147,7 @@
         <w:t xml:space="preserve"> “</w:t>
       </w:r>
       <w:r>
-        <w:t xml:space="preserve">Shufen Hao had blood on </w:t>
-      </w:r>
-      <w:r>
-        <w:lastRenderedPageBreak/>
-        <w:t xml:space="preserve">her hands even before this, did you know that? I’m sure her daughter has spun you all kinds of tales to make her sound righteous, </w:t>
+        <w:t xml:space="preserve">Shufen Hao had blood on her hands even before this, did you know that? I’m sure her daughter has spun you all kinds of tales to make her sound righteous, </w:t>
       </w:r>
       <w:r>
         <w:t xml:space="preserve">and she probably even believes them, but I intend to expose the truth. </w:t>
@@ -3363,6 +3388,7 @@
     </w:p>
     <w:p>
       <w:r>
+        <w:lastRenderedPageBreak/>
         <w:t xml:space="preserve">“No one violated your rights, I can assure you that much. </w:t>
       </w:r>
       <w:r>
@@ -3395,7 +3421,6 @@
     </w:p>
     <w:p>
       <w:r>
-        <w:lastRenderedPageBreak/>
         <w:t xml:space="preserve">Akiko sighed, unable to dispute his characterization. </w:t>
       </w:r>
       <w:r>
@@ -3616,6 +3641,7 @@
     </w:p>
     <w:p>
       <w:r>
+        <w:lastRenderedPageBreak/>
         <w:t>“</w:t>
       </w:r>
       <w:r>
@@ -3630,7 +3656,6 @@
     </w:p>
     <w:p>
       <w:r>
-        <w:lastRenderedPageBreak/>
         <w:t>“</w:t>
       </w:r>
       <w:r>
